--- a/docs/Research Paper.docx
+++ b/docs/Research Paper.docx
@@ -200,12 +200,21 @@
           <w:b/>
         </w:rPr>
       </w:pPr>
+      <w:proofErr w:type="gramStart"/>
       <w:r>
         <w:rPr>
           <w:rFonts w:ascii="Times New Roman" w:hAnsi="Times New Roman" w:cs="Times New Roman"/>
           <w:b/>
         </w:rPr>
-        <w:t>MARCH, 2026</w:t>
+        <w:t>MARCH,</w:t>
+      </w:r>
+      <w:proofErr w:type="gramEnd"/>
+      <w:r>
+        <w:rPr>
+          <w:rFonts w:ascii="Times New Roman" w:hAnsi="Times New Roman" w:cs="Times New Roman"/>
+          <w:b/>
+        </w:rPr>
+        <w:t xml:space="preserve"> 2026</w:t>
       </w:r>
     </w:p>
     <w:p>
@@ -291,7 +300,15 @@
         <w:t>cell-level optimization and system-aware performance evaluation of sodium-ion battery technology for stationary energy storage under equatorial grid conditions</w:t>
       </w:r>
       <w:r>
-        <w:t xml:space="preserve">, with particular relevance to regions experiencing high climate variability and grid instability. The baseline chemistry considered is a </w:t>
+        <w:t xml:space="preserve">, with </w:t>
+      </w:r>
+      <w:proofErr w:type="gramStart"/>
+      <w:r>
+        <w:t>particular relevance</w:t>
+      </w:r>
+      <w:proofErr w:type="gramEnd"/>
+      <w:r>
+        <w:t xml:space="preserve"> to regions experiencing high climate variability and grid instability. The baseline chemistry considered is a </w:t>
       </w:r>
       <w:r>
         <w:rPr>
@@ -347,7 +364,15 @@
         <w:t>identify optimized sodium-ion cell configurations capable of outperforming the conventional NFPP–hard carbon baseline while remaining economically viable for large-scale grid storage</w:t>
       </w:r>
       <w:r>
-        <w:t xml:space="preserve">. Particular emphasis is placed on resilience to </w:t>
+        <w:t xml:space="preserve">. </w:t>
+      </w:r>
+      <w:proofErr w:type="gramStart"/>
+      <w:r>
+        <w:t>Particular emphasis</w:t>
+      </w:r>
+      <w:proofErr w:type="gramEnd"/>
+      <w:r>
+        <w:t xml:space="preserve"> is placed on resilience to </w:t>
       </w:r>
       <w:r>
         <w:rPr>
@@ -389,7 +414,15 @@
         <w:t>machine-learning-guided computational framework</w:t>
       </w:r>
       <w:r>
-        <w:t xml:space="preserve"> is employed to explore optimized variations in cathode composition, anode structure, electrolyte formulation, and cell architecture derived from the NFPP–hard carbon baseline. Candidate chemistries are first generated within a constrained sodium-ion materials space compatible with hard carbon anodes and existing manufacturing architectures. These candidates are then screened using electrochemical feasibility rules, thermodynamic stability filters, and </w:t>
+        <w:t xml:space="preserve"> is employed to explore optimized variations in cathode composition, anode structure, electrolyte formulation, and cell architecture derived from the NFPP–hard carbon baseline. Candidate chemistries are first generated within a constrained sodium-ion materials space compatible with hard carbon </w:t>
+      </w:r>
+      <w:proofErr w:type="gramStart"/>
+      <w:r>
+        <w:t>anodes</w:t>
+      </w:r>
+      <w:proofErr w:type="gramEnd"/>
+      <w:r>
+        <w:t xml:space="preserve"> and existing manufacturing architectures. These candidates are then screened using electrochemical feasibility rules, thermodynamic stability filters, and </w:t>
       </w:r>
       <w:r>
         <w:rPr>
@@ -1023,6 +1056,7 @@
             </m:r>
           </m:e>
           <m:sub>
+            <w:proofErr w:type="gramStart"/>
             <m:r>
               <m:rPr>
                 <m:nor/>
@@ -1034,6 +1068,7 @@
               </w:rPr>
               <m:t>thermal,env</m:t>
             </m:r>
+            <w:proofErr w:type="gramEnd"/>
           </m:sub>
         </m:sSub>
       </m:oMath>
@@ -1081,6 +1116,7 @@
             </m:r>
           </m:e>
           <m:sub>
+            <w:proofErr w:type="gramStart"/>
             <m:r>
               <m:rPr>
                 <m:nor/>
@@ -1092,6 +1128,7 @@
               </w:rPr>
               <m:t>grid,env</m:t>
             </m:r>
+            <w:proofErr w:type="gramEnd"/>
           </m:sub>
         </m:sSub>
       </m:oMath>
@@ -1251,6 +1288,7 @@
             </m:r>
           </m:e>
           <m:sub>
+            <w:proofErr w:type="gramStart"/>
             <m:r>
               <m:rPr>
                 <m:nor/>
@@ -1262,6 +1300,7 @@
               </w:rPr>
               <m:t>cool,LFP</m:t>
             </m:r>
+            <w:proofErr w:type="gramEnd"/>
           </m:sub>
         </m:sSub>
       </m:oMath>
@@ -2844,6 +2883,7 @@
             </m:r>
           </m:e>
           <m:sub>
+            <w:proofErr w:type="gramStart"/>
             <m:r>
               <m:rPr>
                 <m:nor/>
@@ -2855,6 +2895,7 @@
               </w:rPr>
               <m:t>cool,LFP</m:t>
             </m:r>
+            <w:proofErr w:type="gramEnd"/>
           </m:sub>
         </m:sSub>
       </m:oMath>
@@ -2888,6 +2929,7 @@
             </m:r>
           </m:e>
           <m:sub>
+            <w:proofErr w:type="gramStart"/>
             <m:r>
               <m:rPr>
                 <m:nor/>
@@ -2899,6 +2941,7 @@
               </w:rPr>
               <m:t>cool,adj</m:t>
             </m:r>
+            <w:proofErr w:type="gramEnd"/>
           </m:sub>
         </m:sSub>
       </m:oMath>
@@ -2998,6 +3041,7 @@
             </m:r>
           </m:e>
           <m:sub>
+            <w:proofErr w:type="gramStart"/>
             <m:r>
               <m:rPr>
                 <m:nor/>
@@ -3009,6 +3053,7 @@
               </w:rPr>
               <m:t>cool,adj</m:t>
             </m:r>
+            <w:proofErr w:type="gramEnd"/>
           </m:sub>
         </m:sSub>
       </m:oMath>
@@ -4073,6 +4118,7 @@
             </m:r>
           </m:e>
           <m:sub>
+            <w:proofErr w:type="gramStart"/>
             <m:r>
               <m:rPr>
                 <m:nor/>
@@ -4084,6 +4130,7 @@
               </w:rPr>
               <m:t>cool,adj</m:t>
             </m:r>
+            <w:proofErr w:type="gramEnd"/>
           </m:sub>
         </m:sSub>
       </m:oMath>
@@ -5050,7 +5097,25 @@
           <w:kern w:val="0"/>
           <w14:ligatures w14:val="none"/>
         </w:rPr>
-        <w:t>Simulate thermal response under:</w:t>
+        <w:t xml:space="preserve">Simulate thermal </w:t>
+      </w:r>
+      <w:proofErr w:type="gramStart"/>
+      <w:r>
+        <w:rPr>
+          <w:rFonts w:ascii="Times New Roman" w:eastAsia="Times New Roman" w:hAnsi="Times New Roman" w:cs="Times New Roman"/>
+          <w:kern w:val="0"/>
+          <w14:ligatures w14:val="none"/>
+        </w:rPr>
+        <w:t>response</w:t>
+      </w:r>
+      <w:proofErr w:type="gramEnd"/>
+      <w:r>
+        <w:rPr>
+          <w:rFonts w:ascii="Times New Roman" w:eastAsia="Times New Roman" w:hAnsi="Times New Roman" w:cs="Times New Roman"/>
+          <w:kern w:val="0"/>
+          <w14:ligatures w14:val="none"/>
+        </w:rPr>
+        <w:t xml:space="preserve"> under:</w:t>
       </w:r>
     </w:p>
     <w:p>
@@ -5893,6 +5958,7 @@
             </m:r>
           </m:e>
           <m:sub>
+            <w:proofErr w:type="gramStart"/>
             <m:r>
               <m:rPr>
                 <m:nor/>
@@ -5904,6 +5970,7 @@
               </w:rPr>
               <m:t>grid,N</m:t>
             </m:r>
+            <w:proofErr w:type="gramEnd"/>
           </m:sub>
         </m:sSub>
       </m:oMath>
@@ -6380,6 +6447,9 @@
             </m:sub>
           </m:sSub>
           <m:r>
+            <m:rPr>
+              <m:sty m:val="p"/>
+            </m:rPr>
             <w:rPr>
               <w:rFonts w:eastAsia="Times New Roman"/>
               <w:lang w:val="en-NG"/>
@@ -6606,6 +6676,9 @@
             </m:den>
           </m:f>
           <m:r>
+            <m:rPr>
+              <m:sty m:val="p"/>
+            </m:rPr>
             <w:rPr>
               <w:rFonts w:eastAsia="Times New Roman"/>
               <w:lang w:val="en-NG"/>
@@ -6663,7 +6736,7 @@
           <w:lang w:val="en-NG"/>
         </w:rPr>
         <w:pict w14:anchorId="0E7F4369">
-          <v:rect id="_x0000_i1106" style="width:0;height:1.5pt" o:hralign="center" o:hrstd="t" o:hr="t" fillcolor="#a0a0a0" stroked="f"/>
+          <v:rect id="_x0000_i1025" style="width:0;height:1.5pt" o:hralign="center" o:hrstd="t" o:hr="t" fillcolor="#a0a0a0" stroked="f"/>
         </w:pict>
       </w:r>
     </w:p>
@@ -6910,6 +6983,9 @@
             </m:sub>
           </m:sSub>
           <m:r>
+            <m:rPr>
+              <m:sty m:val="p"/>
+            </m:rPr>
             <w:rPr>
               <w:rFonts w:eastAsia="Times New Roman"/>
               <w:lang w:val="en-NG"/>
@@ -7125,6 +7201,9 @@
             </m:den>
           </m:f>
           <m:r>
+            <m:rPr>
+              <m:sty m:val="p"/>
+            </m:rPr>
             <w:rPr>
               <w:rFonts w:eastAsia="Times New Roman"/>
               <w:lang w:val="en-NG"/>
@@ -7183,7 +7262,7 @@
           <w:lang w:val="en-NG"/>
         </w:rPr>
         <w:pict w14:anchorId="4349CC9E">
-          <v:rect id="_x0000_i1107" style="width:0;height:1.5pt" o:hralign="center" o:hrstd="t" o:hr="t" fillcolor="#a0a0a0" stroked="f"/>
+          <v:rect id="_x0000_i1026" style="width:0;height:1.5pt" o:hralign="center" o:hrstd="t" o:hr="t" fillcolor="#a0a0a0" stroked="f"/>
         </w:pict>
       </w:r>
     </w:p>
@@ -7454,6 +7533,9 @@
             </m:den>
           </m:f>
           <m:r>
+            <m:rPr>
+              <m:sty m:val="p"/>
+            </m:rPr>
             <w:rPr>
               <w:rFonts w:eastAsia="Times New Roman"/>
               <w:lang w:val="en-NG"/>
@@ -7678,7 +7760,7 @@
           <w:lang w:val="en-NG"/>
         </w:rPr>
         <w:pict w14:anchorId="013BA018">
-          <v:rect id="_x0000_i1108" style="width:0;height:1.5pt" o:hralign="center" o:hrstd="t" o:hr="t" fillcolor="#a0a0a0" stroked="f"/>
+          <v:rect id="_x0000_i1027" style="width:0;height:1.5pt" o:hralign="center" o:hrstd="t" o:hr="t" fillcolor="#a0a0a0" stroked="f"/>
         </w:pict>
       </w:r>
     </w:p>
@@ -8001,6 +8083,9 @@
             </m:e>
           </m:d>
           <m:r>
+            <m:rPr>
+              <m:sty m:val="p"/>
+            </m:rPr>
             <w:rPr>
               <w:rFonts w:eastAsia="Times New Roman"/>
               <w:lang w:val="en-NG"/>
@@ -8154,6 +8239,9 @@
             </m:den>
           </m:f>
           <m:r>
+            <m:rPr>
+              <m:sty m:val="p"/>
+            </m:rPr>
             <w:rPr>
               <w:rFonts w:eastAsia="Times New Roman"/>
               <w:lang w:val="en-NG"/>
@@ -8307,6 +8395,9 @@
             </m:den>
           </m:f>
           <m:r>
+            <m:rPr>
+              <m:sty m:val="p"/>
+            </m:rPr>
             <w:rPr>
               <w:rFonts w:eastAsia="Times New Roman"/>
               <w:lang w:val="en-NG"/>
@@ -8345,6 +8436,7 @@
       <w:r>
         <w:rPr>
           <w:rFonts w:eastAsia="Times New Roman"/>
+          <w:noProof/>
           <w:lang w:val="en-NG"/>
         </w:rPr>
         <mc:AlternateContent>
@@ -8427,6 +8519,7 @@
       <w:r>
         <w:rPr>
           <w:rFonts w:eastAsia="Times New Roman"/>
+          <w:noProof/>
           <w:lang w:val="en-NG"/>
         </w:rPr>
         <mc:AlternateContent>
@@ -8509,6 +8602,7 @@
       <w:r>
         <w:rPr>
           <w:rFonts w:eastAsia="Times New Roman"/>
+          <w:noProof/>
           <w:lang w:val="en-NG"/>
         </w:rPr>
         <mc:AlternateContent>
@@ -8595,7 +8689,7 @@
         </w:rPr>
         <w:lastRenderedPageBreak/>
         <w:pict w14:anchorId="4A269537">
-          <v:rect id="_x0000_i1112" style="width:0;height:1.5pt" o:hralign="center" o:hrstd="t" o:hr="t" fillcolor="#a0a0a0" stroked="f"/>
+          <v:rect id="_x0000_i1028" style="width:0;height:1.5pt" o:hralign="center" o:hrstd="t" o:hr="t" fillcolor="#a0a0a0" stroked="f"/>
         </w:pict>
       </w:r>
     </w:p>
@@ -8733,7 +8827,6 @@
           <m:r>
             <w:rPr>
               <w:rFonts w:eastAsia="Times New Roman"/>
-              <w:i/>
               <w:lang w:val="en-NG"/>
             </w:rPr>
             <w:br/>
@@ -8873,6 +8966,9 @@
             </m:e>
           </m:borderBox>
           <m:r>
+            <m:rPr>
+              <m:sty m:val="p"/>
+            </m:rPr>
             <w:rPr>
               <w:rFonts w:eastAsia="Times New Roman"/>
               <w:lang w:val="en-NG"/>
@@ -8974,6 +9070,9 @@
             </m:sub>
           </m:sSub>
           <m:r>
+            <m:rPr>
+              <m:sty m:val="p"/>
+            </m:rPr>
             <w:rPr>
               <w:rFonts w:eastAsia="Times New Roman"/>
               <w:lang w:val="en-NG"/>
@@ -9150,6 +9249,9 @@
             </m:e>
           </m:borderBox>
           <m:r>
+            <m:rPr>
+              <m:sty m:val="p"/>
+            </m:rPr>
             <w:rPr>
               <w:rFonts w:eastAsia="Times New Roman"/>
               <w:lang w:val="en-NG"/>
@@ -9250,7 +9352,7 @@
           <w:lang w:val="en-NG"/>
         </w:rPr>
         <w:pict w14:anchorId="45372FAE">
-          <v:rect id="_x0000_i1113" style="width:0;height:1.5pt" o:hralign="center" o:hrstd="t" o:hr="t" fillcolor="#a0a0a0" stroked="f"/>
+          <v:rect id="_x0000_i1029" style="width:0;height:1.5pt" o:hralign="center" o:hrstd="t" o:hr="t" fillcolor="#a0a0a0" stroked="f"/>
         </w:pict>
       </w:r>
     </w:p>
@@ -9480,7 +9582,6 @@
           <m:r>
             <w:rPr>
               <w:rFonts w:eastAsia="Times New Roman"/>
-              <w:i/>
               <w:lang w:val="en-NG"/>
             </w:rPr>
             <w:br/>
@@ -9660,7 +9761,6 @@
           <m:r>
             <w:rPr>
               <w:rFonts w:eastAsia="Times New Roman"/>
-              <w:i/>
               <w:lang w:val="en-NG"/>
             </w:rPr>
             <w:br/>
@@ -9769,7 +9869,6 @@
           <m:r>
             <w:rPr>
               <w:rFonts w:eastAsia="Times New Roman"/>
-              <w:i/>
               <w:lang w:val="en-NG"/>
             </w:rPr>
             <w:br/>
@@ -9792,7 +9891,7 @@
           <w:lang w:val="en-NG"/>
         </w:rPr>
         <w:pict w14:anchorId="712CF1BC">
-          <v:rect id="_x0000_i1114" style="width:0;height:1.5pt" o:hralign="center" o:hrstd="t" o:hr="t" fillcolor="#a0a0a0" stroked="f"/>
+          <v:rect id="_x0000_i1030" style="width:0;height:1.5pt" o:hralign="center" o:hrstd="t" o:hr="t" fillcolor="#a0a0a0" stroked="f"/>
         </w:pict>
       </w:r>
     </w:p>
@@ -10017,6 +10116,9 @@
             </m:e>
           </m:borderBox>
           <m:r>
+            <m:rPr>
+              <m:sty m:val="p"/>
+            </m:rPr>
             <w:rPr>
               <w:rFonts w:eastAsia="Times New Roman"/>
               <w:lang w:val="en-NG"/>
@@ -10230,6 +10332,9 @@
             </m:den>
           </m:f>
           <m:r>
+            <m:rPr>
+              <m:sty m:val="p"/>
+            </m:rPr>
             <w:rPr>
               <w:rFonts w:eastAsia="Times New Roman"/>
               <w:lang w:val="en-NG"/>
@@ -10413,7 +10518,6 @@
           <m:r>
             <w:rPr>
               <w:rFonts w:eastAsia="Times New Roman"/>
-              <w:i/>
               <w:lang w:val="en-NG"/>
             </w:rPr>
             <w:br/>
@@ -10453,7 +10557,7 @@
           <w:lang w:val="en-NG"/>
         </w:rPr>
         <w:pict w14:anchorId="6442BD18">
-          <v:rect id="_x0000_i1115" style="width:0;height:1.5pt" o:hralign="center" o:hrstd="t" o:hr="t" fillcolor="#a0a0a0" stroked="f"/>
+          <v:rect id="_x0000_i1031" style="width:0;height:1.5pt" o:hralign="center" o:hrstd="t" o:hr="t" fillcolor="#a0a0a0" stroked="f"/>
         </w:pict>
       </w:r>
     </w:p>
@@ -10748,6 +10852,9 @@
             </m:e>
           </m:borderBox>
           <m:r>
+            <m:rPr>
+              <m:sty m:val="p"/>
+            </m:rPr>
             <w:rPr>
               <w:rFonts w:eastAsia="Times New Roman"/>
               <w:lang w:val="en-NG"/>
@@ -10922,7 +11029,7 @@
           <w:lang w:val="en-NG"/>
         </w:rPr>
         <w:pict w14:anchorId="6F5D2F09">
-          <v:rect id="_x0000_i1116" style="width:0;height:1.5pt" o:hralign="center" o:hrstd="t" o:hr="t" fillcolor="#a0a0a0" stroked="f"/>
+          <v:rect id="_x0000_i1032" style="width:0;height:1.5pt" o:hralign="center" o:hrstd="t" o:hr="t" fillcolor="#a0a0a0" stroked="f"/>
         </w:pict>
       </w:r>
     </w:p>
@@ -11162,7 +11269,6 @@
           <m:r>
             <w:rPr>
               <w:rFonts w:eastAsia="Times New Roman"/>
-              <w:i/>
               <w:lang w:val="en-NG"/>
             </w:rPr>
             <w:br/>
@@ -11202,7 +11308,7 @@
           <w:lang w:val="en-NG"/>
         </w:rPr>
         <w:pict w14:anchorId="64E26CFF">
-          <v:rect id="_x0000_i1117" style="width:0;height:1.5pt" o:hralign="center" o:hrstd="t" o:hr="t" fillcolor="#a0a0a0" stroked="f"/>
+          <v:rect id="_x0000_i1033" style="width:0;height:1.5pt" o:hralign="center" o:hrstd="t" o:hr="t" fillcolor="#a0a0a0" stroked="f"/>
         </w:pict>
       </w:r>
     </w:p>
@@ -11484,6 +11590,9 @@
             </m:sub>
           </m:sSub>
           <m:r>
+            <m:rPr>
+              <m:sty m:val="p"/>
+            </m:rPr>
             <w:rPr>
               <w:rFonts w:eastAsia="Times New Roman"/>
               <w:lang w:val="en-NG"/>
@@ -11659,6 +11768,9 @@
             </m:e>
           </m:borderBox>
           <m:r>
+            <m:rPr>
+              <m:sty m:val="p"/>
+            </m:rPr>
             <w:rPr>
               <w:rFonts w:eastAsia="Times New Roman"/>
               <w:lang w:val="en-NG"/>
@@ -11848,7 +11960,7 @@
           <w:lang w:val="en-NG"/>
         </w:rPr>
         <w:pict w14:anchorId="5D7C4EDF">
-          <v:rect id="_x0000_i1118" style="width:0;height:1.5pt" o:hralign="center" o:hrstd="t" o:hr="t" fillcolor="#a0a0a0" stroked="f"/>
+          <v:rect id="_x0000_i1034" style="width:0;height:1.5pt" o:hralign="center" o:hrstd="t" o:hr="t" fillcolor="#a0a0a0" stroked="f"/>
         </w:pict>
       </w:r>
     </w:p>
@@ -11979,6 +12091,9 @@
             </m:den>
           </m:f>
           <m:r>
+            <m:rPr>
+              <m:sty m:val="p"/>
+            </m:rPr>
             <w:rPr>
               <w:rFonts w:eastAsia="Times New Roman"/>
               <w:lang w:val="en-NG"/>
@@ -12061,6 +12176,9 @@
             </m:den>
           </m:f>
           <m:r>
+            <m:rPr>
+              <m:sty m:val="p"/>
+            </m:rPr>
             <w:rPr>
               <w:rFonts w:eastAsia="Times New Roman"/>
               <w:lang w:val="en-NG"/>
@@ -12159,7 +12277,6 @@
           <m:r>
             <w:rPr>
               <w:rFonts w:eastAsia="Times New Roman"/>
-              <w:i/>
               <w:lang w:val="en-NG"/>
             </w:rPr>
             <w:br/>
@@ -12271,6 +12388,9 @@
             </m:den>
           </m:f>
           <m:r>
+            <m:rPr>
+              <m:sty m:val="p"/>
+            </m:rPr>
             <w:rPr>
               <w:rFonts w:eastAsia="Times New Roman"/>
               <w:lang w:val="en-NG"/>
@@ -12450,7 +12570,6 @@
           <m:r>
             <w:rPr>
               <w:rFonts w:eastAsia="Times New Roman"/>
-              <w:i/>
               <w:lang w:val="en-NG"/>
             </w:rPr>
             <w:br/>
@@ -12556,6 +12675,9 @@
             </m:sub>
           </m:sSub>
           <m:r>
+            <m:rPr>
+              <m:sty m:val="p"/>
+            </m:rPr>
             <w:rPr>
               <w:rFonts w:eastAsia="Times New Roman"/>
               <w:lang w:val="en-NG"/>
@@ -12580,7 +12702,7 @@
           <w:lang w:val="en-NG"/>
         </w:rPr>
         <w:pict w14:anchorId="04EAB1DC">
-          <v:rect id="_x0000_i1119" style="width:0;height:1.5pt" o:hralign="center" o:hrstd="t" o:hr="t" fillcolor="#a0a0a0" stroked="f"/>
+          <v:rect id="_x0000_i1035" style="width:0;height:1.5pt" o:hralign="center" o:hrstd="t" o:hr="t" fillcolor="#a0a0a0" stroked="f"/>
         </w:pict>
       </w:r>
     </w:p>
@@ -12722,7 +12844,7 @@
           <w:lang w:val="en-NG"/>
         </w:rPr>
         <w:pict w14:anchorId="2D7930D3">
-          <v:rect id="_x0000_i1270" style="width:0;height:1.5pt" o:hralign="center" o:hrstd="t" o:hr="t" fillcolor="#a0a0a0" stroked="f"/>
+          <v:rect id="_x0000_i1036" style="width:0;height:1.5pt" o:hralign="center" o:hrstd="t" o:hr="t" fillcolor="#a0a0a0" stroked="f"/>
         </w:pict>
       </w:r>
     </w:p>
@@ -13570,7 +13692,7 @@
           <w:lang w:val="en-NG"/>
         </w:rPr>
         <w:pict w14:anchorId="1D52E652">
-          <v:rect id="_x0000_i1271" style="width:0;height:1.5pt" o:hralign="center" o:hrstd="t" o:hr="t" fillcolor="#a0a0a0" stroked="f"/>
+          <v:rect id="_x0000_i1037" style="width:0;height:1.5pt" o:hralign="center" o:hrstd="t" o:hr="t" fillcolor="#a0a0a0" stroked="f"/>
         </w:pict>
       </w:r>
     </w:p>
@@ -13644,7 +13766,7 @@
           <w:lang w:val="en-NG"/>
         </w:rPr>
         <w:pict w14:anchorId="105A9F33">
-          <v:rect id="_x0000_i1272" style="width:0;height:1.5pt" o:hralign="center" o:hrstd="t" o:hr="t" fillcolor="#a0a0a0" stroked="f"/>
+          <v:rect id="_x0000_i1038" style="width:0;height:1.5pt" o:hralign="center" o:hrstd="t" o:hr="t" fillcolor="#a0a0a0" stroked="f"/>
         </w:pict>
       </w:r>
     </w:p>
@@ -13760,6 +13882,9 @@
             <m:t xml:space="preserve"> kg</m:t>
           </m:r>
           <m:r>
+            <m:rPr>
+              <m:sty m:val="p"/>
+            </m:rPr>
             <w:rPr>
               <w:rFonts w:eastAsia="Times New Roman"/>
               <w:lang w:val="en-NG"/>
@@ -13872,6 +13997,9 @@
             </m:e>
           </m:borderBox>
           <m:r>
+            <m:rPr>
+              <m:sty m:val="p"/>
+            </m:rPr>
             <w:rPr>
               <w:rFonts w:eastAsia="Times New Roman"/>
               <w:lang w:val="en-NG"/>
@@ -13896,7 +14024,7 @@
           <w:lang w:val="en-NG"/>
         </w:rPr>
         <w:pict w14:anchorId="7F9A1EF9">
-          <v:rect id="_x0000_i1273" style="width:0;height:1.5pt" o:hralign="center" o:hrstd="t" o:hr="t" fillcolor="#a0a0a0" stroked="f"/>
+          <v:rect id="_x0000_i1039" style="width:0;height:1.5pt" o:hralign="center" o:hrstd="t" o:hr="t" fillcolor="#a0a0a0" stroked="f"/>
         </w:pict>
       </w:r>
     </w:p>
@@ -14025,70 +14153,12 @@
               <w:rFonts w:eastAsia="Times New Roman"/>
               <w:lang w:val="en-NG"/>
             </w:rPr>
-            <m:t xml:space="preserve"> </m:t>
+            <m:t xml:space="preserve"> J/kg\cdotpK</m:t>
           </m:r>
           <m:r>
             <m:rPr>
-              <m:nor/>
+              <m:sty m:val="p"/>
             </m:rPr>
-            <w:rPr>
-              <w:rFonts w:eastAsia="Times New Roman"/>
-              <w:lang w:val="en-NG"/>
-            </w:rPr>
-            <w:tab/>
-          </m:r>
-          <m:r>
-            <m:rPr>
-              <m:nor/>
-            </m:rPr>
-            <w:rPr>
-              <w:rFonts w:eastAsia="Times New Roman"/>
-              <w:lang w:val="en-NG"/>
-            </w:rPr>
-            <w:tab/>
-          </m:r>
-          <m:r>
-            <m:rPr>
-              <m:nor/>
-            </m:rPr>
-            <w:rPr>
-              <w:rFonts w:eastAsia="Times New Roman"/>
-              <w:lang w:val="en-NG"/>
-            </w:rPr>
-            <w:tab/>
-          </m:r>
-          <m:r>
-            <m:rPr>
-              <m:nor/>
-            </m:rPr>
-            <w:rPr>
-              <w:rFonts w:eastAsia="Times New Roman"/>
-              <w:lang w:val="en-NG"/>
-            </w:rPr>
-            <w:tab/>
-          </m:r>
-          <m:r>
-            <m:rPr>
-              <m:nor/>
-            </m:rPr>
-            <w:rPr>
-              <w:rFonts w:eastAsia="Times New Roman"/>
-              <w:lang w:val="en-NG"/>
-            </w:rPr>
-            <w:tab/>
-          </m:r>
-          <m:r>
-            <m:rPr>
-              <m:nor/>
-            </m:rPr>
-            <w:rPr>
-              <w:rFonts w:eastAsia="Times New Roman"/>
-              <w:lang w:val="en-NG"/>
-            </w:rPr>
-            <w:tab/>
-            <m:t>J/kg\cdotpK</m:t>
-          </m:r>
-          <m:r>
             <w:rPr>
               <w:rFonts w:eastAsia="Times New Roman"/>
               <w:lang w:val="en-NG"/>
@@ -14179,92 +14249,14 @@
                   <w:rFonts w:eastAsia="Times New Roman"/>
                   <w:lang w:val="en-NG"/>
                 </w:rPr>
-                <m:t xml:space="preserve"> </m:t>
-              </m:r>
-              <m:r>
-                <m:rPr>
-                  <m:nor/>
-                </m:rPr>
-                <w:rPr>
-                  <w:rFonts w:eastAsia="Times New Roman"/>
-                  <w:lang w:val="en-NG"/>
-                </w:rPr>
-                <w:tab/>
-              </m:r>
-              <m:r>
-                <m:rPr>
-                  <m:nor/>
-                </m:rPr>
-                <w:rPr>
-                  <w:rFonts w:eastAsia="Times New Roman"/>
-                  <w:lang w:val="en-NG"/>
-                </w:rPr>
-                <w:tab/>
-              </m:r>
-              <m:r>
-                <m:rPr>
-                  <m:nor/>
-                </m:rPr>
-                <w:rPr>
-                  <w:rFonts w:eastAsia="Times New Roman"/>
-                  <w:lang w:val="en-NG"/>
-                </w:rPr>
-                <w:tab/>
-              </m:r>
-              <m:r>
-                <m:rPr>
-                  <m:nor/>
-                </m:rPr>
-                <w:rPr>
-                  <w:rFonts w:eastAsia="Times New Roman"/>
-                  <w:lang w:val="en-NG"/>
-                </w:rPr>
-                <w:tab/>
-              </m:r>
-              <m:r>
-                <m:rPr>
-                  <m:nor/>
-                </m:rPr>
-                <w:rPr>
-                  <w:rFonts w:eastAsia="Times New Roman"/>
-                  <w:lang w:val="en-NG"/>
-                </w:rPr>
-                <w:tab/>
-              </m:r>
-              <m:r>
-                <m:rPr>
-                  <m:nor/>
-                </m:rPr>
-                <w:rPr>
-                  <w:rFonts w:eastAsia="Times New Roman"/>
-                  <w:lang w:val="en-NG"/>
-                </w:rPr>
-                <w:tab/>
-              </m:r>
-              <m:r>
-                <m:rPr>
-                  <m:nor/>
-                </m:rPr>
-                <w:rPr>
-                  <w:rFonts w:eastAsia="Times New Roman"/>
-                  <w:lang w:val="en-NG"/>
-                </w:rPr>
-                <w:tab/>
-              </m:r>
-              <m:r>
-                <m:rPr>
-                  <m:nor/>
-                </m:rPr>
-                <w:rPr>
-                  <w:rFonts w:eastAsia="Times New Roman"/>
-                  <w:lang w:val="en-NG"/>
-                </w:rPr>
-                <w:tab/>
-                <m:t>J/kg\cdotpK</m:t>
+                <m:t xml:space="preserve"> J/kg\cdotpK</m:t>
               </m:r>
             </m:e>
           </m:borderBox>
           <m:r>
+            <m:rPr>
+              <m:sty m:val="p"/>
+            </m:rPr>
             <w:rPr>
               <w:rFonts w:eastAsia="Times New Roman"/>
               <w:lang w:val="en-NG"/>
@@ -14289,7 +14281,7 @@
           <w:lang w:val="en-NG"/>
         </w:rPr>
         <w:pict w14:anchorId="56A3202E">
-          <v:rect id="_x0000_i1274" style="width:0;height:1.5pt" o:hralign="center" o:hrstd="t" o:hr="t" fillcolor="#a0a0a0" stroked="f"/>
+          <v:rect id="_x0000_i1040" style="width:0;height:1.5pt" o:hralign="center" o:hrstd="t" o:hr="t" fillcolor="#a0a0a0" stroked="f"/>
         </w:pict>
       </w:r>
     </w:p>
@@ -14406,6 +14398,9 @@
             </m:sub>
           </m:sSub>
           <m:r>
+            <m:rPr>
+              <m:sty m:val="p"/>
+            </m:rPr>
             <w:rPr>
               <w:rFonts w:eastAsia="Times New Roman"/>
               <w:lang w:val="en-NG"/>
@@ -14452,7 +14447,6 @@
           <m:r>
             <w:rPr>
               <w:rFonts w:eastAsia="Times New Roman"/>
-              <w:i/>
               <w:lang w:val="en-NG"/>
             </w:rPr>
             <w:br/>
@@ -14578,6 +14572,9 @@
             </m:e>
           </m:borderBox>
           <m:r>
+            <m:rPr>
+              <m:sty m:val="p"/>
+            </m:rPr>
             <w:rPr>
               <w:rFonts w:eastAsia="Times New Roman"/>
               <w:lang w:val="en-NG"/>
@@ -14619,7 +14616,7 @@
           <w:lang w:val="en-NG"/>
         </w:rPr>
         <w:pict w14:anchorId="4B1669F0">
-          <v:rect id="_x0000_i1275" style="width:0;height:1.5pt" o:hralign="center" o:hrstd="t" o:hr="t" fillcolor="#a0a0a0" stroked="f"/>
+          <v:rect id="_x0000_i1041" style="width:0;height:1.5pt" o:hralign="center" o:hrstd="t" o:hr="t" fillcolor="#a0a0a0" stroked="f"/>
         </w:pict>
       </w:r>
     </w:p>
@@ -14694,7 +14691,6 @@
               <w:rFonts w:ascii="Cambria Math" w:eastAsia="Times New Roman" w:hAnsi="Cambria Math"/>
               <w:lang w:val="en-NG"/>
             </w:rPr>
-            <w:lastRenderedPageBreak/>
             <m:t>0.25</m:t>
           </m:r>
           <m:r>
@@ -14725,66 +14721,6 @@
             <m:t xml:space="preserve"> </m:t>
           </m:r>
           <m:r>
-            <m:rPr>
-              <m:nor/>
-            </m:rPr>
-            <w:rPr>
-              <w:rFonts w:eastAsia="Times New Roman"/>
-              <w:lang w:val="en-NG"/>
-            </w:rPr>
-            <w:tab/>
-          </m:r>
-          <m:r>
-            <m:rPr>
-              <m:nor/>
-            </m:rPr>
-            <w:rPr>
-              <w:rFonts w:eastAsia="Times New Roman"/>
-              <w:lang w:val="en-NG"/>
-            </w:rPr>
-            <w:tab/>
-          </m:r>
-          <m:r>
-            <m:rPr>
-              <m:nor/>
-            </m:rPr>
-            <w:rPr>
-              <w:rFonts w:eastAsia="Times New Roman"/>
-              <w:lang w:val="en-NG"/>
-            </w:rPr>
-            <w:tab/>
-          </m:r>
-          <m:r>
-            <m:rPr>
-              <m:nor/>
-            </m:rPr>
-            <w:rPr>
-              <w:rFonts w:eastAsia="Times New Roman"/>
-              <w:lang w:val="en-NG"/>
-            </w:rPr>
-            <w:tab/>
-          </m:r>
-          <m:r>
-            <m:rPr>
-              <m:nor/>
-            </m:rPr>
-            <w:rPr>
-              <w:rFonts w:eastAsia="Times New Roman"/>
-              <w:lang w:val="en-NG"/>
-            </w:rPr>
-            <w:tab/>
-          </m:r>
-          <m:r>
-            <m:rPr>
-              <m:nor/>
-            </m:rPr>
-            <w:rPr>
-              <w:rFonts w:eastAsia="Times New Roman"/>
-              <w:lang w:val="en-NG"/>
-            </w:rPr>
-            <w:tab/>
-          </m:r>
-          <m:r>
             <w:rPr>
               <w:rFonts w:ascii="Cambria Math" w:eastAsia="Times New Roman" w:hAnsi="Cambria Math"/>
               <w:lang w:val="en-NG"/>
@@ -14811,7 +14747,6 @@
           <m:r>
             <w:rPr>
               <w:rFonts w:eastAsia="Times New Roman"/>
-              <w:i/>
               <w:lang w:val="en-NG"/>
             </w:rPr>
             <w:br/>
@@ -14833,6 +14768,7 @@
           <w:rFonts w:eastAsia="Times New Roman"/>
           <w:lang w:val="en-NG"/>
         </w:rPr>
+        <w:lastRenderedPageBreak/>
         <w:t>We lock:</w:t>
       </w:r>
     </w:p>
@@ -14903,86 +14839,6 @@
                 <m:t xml:space="preserve"> </m:t>
               </m:r>
               <m:r>
-                <m:rPr>
-                  <m:nor/>
-                </m:rPr>
-                <w:rPr>
-                  <w:rFonts w:eastAsia="Times New Roman"/>
-                  <w:lang w:val="en-NG"/>
-                </w:rPr>
-                <w:tab/>
-              </m:r>
-              <m:r>
-                <m:rPr>
-                  <m:nor/>
-                </m:rPr>
-                <w:rPr>
-                  <w:rFonts w:eastAsia="Times New Roman"/>
-                  <w:lang w:val="en-NG"/>
-                </w:rPr>
-                <w:tab/>
-              </m:r>
-              <m:r>
-                <m:rPr>
-                  <m:nor/>
-                </m:rPr>
-                <w:rPr>
-                  <w:rFonts w:eastAsia="Times New Roman"/>
-                  <w:lang w:val="en-NG"/>
-                </w:rPr>
-                <w:tab/>
-              </m:r>
-              <m:r>
-                <m:rPr>
-                  <m:nor/>
-                </m:rPr>
-                <w:rPr>
-                  <w:rFonts w:eastAsia="Times New Roman"/>
-                  <w:lang w:val="en-NG"/>
-                </w:rPr>
-                <w:tab/>
-              </m:r>
-              <m:r>
-                <m:rPr>
-                  <m:nor/>
-                </m:rPr>
-                <w:rPr>
-                  <w:rFonts w:eastAsia="Times New Roman"/>
-                  <w:lang w:val="en-NG"/>
-                </w:rPr>
-                <w:tab/>
-              </m:r>
-              <m:r>
-                <m:rPr>
-                  <m:nor/>
-                </m:rPr>
-                <w:rPr>
-                  <w:rFonts w:eastAsia="Times New Roman"/>
-                  <w:lang w:val="en-NG"/>
-                </w:rPr>
-                <w:tab/>
-              </m:r>
-              <m:r>
-                <m:rPr>
-                  <m:nor/>
-                </m:rPr>
-                <w:rPr>
-                  <w:rFonts w:eastAsia="Times New Roman"/>
-                  <w:lang w:val="en-NG"/>
-                </w:rPr>
-                <w:tab/>
-              </m:r>
-              <m:r>
-                <m:rPr>
-                  <m:nor/>
-                </m:rPr>
-                <w:rPr>
-                  <w:rFonts w:eastAsia="Times New Roman"/>
-                  <w:lang w:val="en-NG"/>
-                </w:rPr>
-                <w:tab/>
-              </m:r>
-              <m:r>
                 <w:rPr>
                   <w:rFonts w:ascii="Cambria Math" w:eastAsia="Times New Roman" w:hAnsi="Cambria Math"/>
                   <w:lang w:val="en-NG"/>
@@ -15009,6 +14865,9 @@
             </m:e>
           </m:borderBox>
           <m:r>
+            <m:rPr>
+              <m:sty m:val="p"/>
+            </m:rPr>
             <w:rPr>
               <w:rFonts w:eastAsia="Times New Roman"/>
               <w:lang w:val="en-NG"/>
@@ -15050,7 +14909,7 @@
           <w:lang w:val="en-NG"/>
         </w:rPr>
         <w:pict w14:anchorId="35EB053D">
-          <v:rect id="_x0000_i1276" style="width:0;height:1.5pt" o:hralign="center" o:hrstd="t" o:hr="t" fillcolor="#a0a0a0" stroked="f"/>
+          <v:rect id="_x0000_i1042" style="width:0;height:1.5pt" o:hralign="center" o:hrstd="t" o:hr="t" fillcolor="#a0a0a0" stroked="f"/>
         </w:pict>
       </w:r>
     </w:p>
@@ -15138,66 +14997,6 @@
             <m:t xml:space="preserve"> </m:t>
           </m:r>
           <m:r>
-            <m:rPr>
-              <m:nor/>
-            </m:rPr>
-            <w:rPr>
-              <w:rFonts w:eastAsia="Times New Roman"/>
-              <w:lang w:val="en-NG"/>
-            </w:rPr>
-            <w:tab/>
-          </m:r>
-          <m:r>
-            <m:rPr>
-              <m:nor/>
-            </m:rPr>
-            <w:rPr>
-              <w:rFonts w:eastAsia="Times New Roman"/>
-              <w:lang w:val="en-NG"/>
-            </w:rPr>
-            <w:tab/>
-          </m:r>
-          <m:r>
-            <m:rPr>
-              <m:nor/>
-            </m:rPr>
-            <w:rPr>
-              <w:rFonts w:eastAsia="Times New Roman"/>
-              <w:lang w:val="en-NG"/>
-            </w:rPr>
-            <w:tab/>
-          </m:r>
-          <m:r>
-            <m:rPr>
-              <m:nor/>
-            </m:rPr>
-            <w:rPr>
-              <w:rFonts w:eastAsia="Times New Roman"/>
-              <w:lang w:val="en-NG"/>
-            </w:rPr>
-            <w:tab/>
-          </m:r>
-          <m:r>
-            <m:rPr>
-              <m:nor/>
-            </m:rPr>
-            <w:rPr>
-              <w:rFonts w:eastAsia="Times New Roman"/>
-              <w:lang w:val="en-NG"/>
-            </w:rPr>
-            <w:tab/>
-          </m:r>
-          <m:r>
-            <m:rPr>
-              <m:nor/>
-            </m:rPr>
-            <w:rPr>
-              <w:rFonts w:eastAsia="Times New Roman"/>
-              <w:lang w:val="en-NG"/>
-            </w:rPr>
-            <w:tab/>
-          </m:r>
-          <m:r>
             <w:rPr>
               <w:rFonts w:ascii="Cambria Math" w:eastAsia="Times New Roman" w:hAnsi="Cambria Math"/>
               <w:lang w:val="en-NG"/>
@@ -15252,7 +15051,6 @@
           <m:r>
             <w:rPr>
               <w:rFonts w:eastAsia="Times New Roman"/>
-              <w:i/>
               <w:lang w:val="en-NG"/>
             </w:rPr>
             <w:br/>
@@ -15344,86 +15142,6 @@
                 <m:t xml:space="preserve"> </m:t>
               </m:r>
               <m:r>
-                <m:rPr>
-                  <m:nor/>
-                </m:rPr>
-                <w:rPr>
-                  <w:rFonts w:eastAsia="Times New Roman"/>
-                  <w:lang w:val="en-NG"/>
-                </w:rPr>
-                <w:tab/>
-              </m:r>
-              <m:r>
-                <m:rPr>
-                  <m:nor/>
-                </m:rPr>
-                <w:rPr>
-                  <w:rFonts w:eastAsia="Times New Roman"/>
-                  <w:lang w:val="en-NG"/>
-                </w:rPr>
-                <w:tab/>
-              </m:r>
-              <m:r>
-                <m:rPr>
-                  <m:nor/>
-                </m:rPr>
-                <w:rPr>
-                  <w:rFonts w:eastAsia="Times New Roman"/>
-                  <w:lang w:val="en-NG"/>
-                </w:rPr>
-                <w:tab/>
-              </m:r>
-              <m:r>
-                <m:rPr>
-                  <m:nor/>
-                </m:rPr>
-                <w:rPr>
-                  <w:rFonts w:eastAsia="Times New Roman"/>
-                  <w:lang w:val="en-NG"/>
-                </w:rPr>
-                <w:tab/>
-              </m:r>
-              <m:r>
-                <m:rPr>
-                  <m:nor/>
-                </m:rPr>
-                <w:rPr>
-                  <w:rFonts w:eastAsia="Times New Roman"/>
-                  <w:lang w:val="en-NG"/>
-                </w:rPr>
-                <w:tab/>
-              </m:r>
-              <m:r>
-                <m:rPr>
-                  <m:nor/>
-                </m:rPr>
-                <w:rPr>
-                  <w:rFonts w:eastAsia="Times New Roman"/>
-                  <w:lang w:val="en-NG"/>
-                </w:rPr>
-                <w:tab/>
-              </m:r>
-              <m:r>
-                <m:rPr>
-                  <m:nor/>
-                </m:rPr>
-                <w:rPr>
-                  <w:rFonts w:eastAsia="Times New Roman"/>
-                  <w:lang w:val="en-NG"/>
-                </w:rPr>
-                <w:tab/>
-              </m:r>
-              <m:r>
-                <m:rPr>
-                  <m:nor/>
-                </m:rPr>
-                <w:rPr>
-                  <w:rFonts w:eastAsia="Times New Roman"/>
-                  <w:lang w:val="en-NG"/>
-                </w:rPr>
-                <w:tab/>
-              </m:r>
-              <m:r>
                 <w:rPr>
                   <w:rFonts w:ascii="Cambria Math" w:eastAsia="Times New Roman" w:hAnsi="Cambria Math"/>
                   <w:lang w:val="en-NG"/>
@@ -15478,6 +15196,9 @@
             </m:e>
           </m:borderBox>
           <m:r>
+            <m:rPr>
+              <m:sty m:val="p"/>
+            </m:rPr>
             <w:rPr>
               <w:rFonts w:eastAsia="Times New Roman"/>
               <w:lang w:val="en-NG"/>
@@ -15571,86 +15292,6 @@
                 <m:t xml:space="preserve"> </m:t>
               </m:r>
               <m:r>
-                <m:rPr>
-                  <m:nor/>
-                </m:rPr>
-                <w:rPr>
-                  <w:rFonts w:eastAsia="Times New Roman"/>
-                  <w:lang w:val="en-NG"/>
-                </w:rPr>
-                <w:tab/>
-              </m:r>
-              <m:r>
-                <m:rPr>
-                  <m:nor/>
-                </m:rPr>
-                <w:rPr>
-                  <w:rFonts w:eastAsia="Times New Roman"/>
-                  <w:lang w:val="en-NG"/>
-                </w:rPr>
-                <w:tab/>
-              </m:r>
-              <m:r>
-                <m:rPr>
-                  <m:nor/>
-                </m:rPr>
-                <w:rPr>
-                  <w:rFonts w:eastAsia="Times New Roman"/>
-                  <w:lang w:val="en-NG"/>
-                </w:rPr>
-                <w:tab/>
-              </m:r>
-              <m:r>
-                <m:rPr>
-                  <m:nor/>
-                </m:rPr>
-                <w:rPr>
-                  <w:rFonts w:eastAsia="Times New Roman"/>
-                  <w:lang w:val="en-NG"/>
-                </w:rPr>
-                <w:tab/>
-              </m:r>
-              <m:r>
-                <m:rPr>
-                  <m:nor/>
-                </m:rPr>
-                <w:rPr>
-                  <w:rFonts w:eastAsia="Times New Roman"/>
-                  <w:lang w:val="en-NG"/>
-                </w:rPr>
-                <w:tab/>
-              </m:r>
-              <m:r>
-                <m:rPr>
-                  <m:nor/>
-                </m:rPr>
-                <w:rPr>
-                  <w:rFonts w:eastAsia="Times New Roman"/>
-                  <w:lang w:val="en-NG"/>
-                </w:rPr>
-                <w:tab/>
-              </m:r>
-              <m:r>
-                <m:rPr>
-                  <m:nor/>
-                </m:rPr>
-                <w:rPr>
-                  <w:rFonts w:eastAsia="Times New Roman"/>
-                  <w:lang w:val="en-NG"/>
-                </w:rPr>
-                <w:tab/>
-              </m:r>
-              <m:r>
-                <m:rPr>
-                  <m:nor/>
-                </m:rPr>
-                <w:rPr>
-                  <w:rFonts w:eastAsia="Times New Roman"/>
-                  <w:lang w:val="en-NG"/>
-                </w:rPr>
-                <w:tab/>
-              </m:r>
-              <m:r>
                 <w:rPr>
                   <w:rFonts w:ascii="Cambria Math" w:eastAsia="Times New Roman" w:hAnsi="Cambria Math"/>
                   <w:lang w:val="en-NG"/>
@@ -15705,6 +15346,9 @@
             </m:e>
           </m:borderBox>
           <m:r>
+            <m:rPr>
+              <m:sty m:val="p"/>
+            </m:rPr>
             <w:rPr>
               <w:rFonts w:eastAsia="Times New Roman"/>
               <w:lang w:val="en-NG"/>
@@ -15746,7 +15390,7 @@
           <w:lang w:val="en-NG"/>
         </w:rPr>
         <w:pict w14:anchorId="1434C1F7">
-          <v:rect id="_x0000_i1277" style="width:0;height:1.5pt" o:hralign="center" o:hrstd="t" o:hr="t" fillcolor="#a0a0a0" stroked="f"/>
+          <v:rect id="_x0000_i1043" style="width:0;height:1.5pt" o:hralign="center" o:hrstd="t" o:hr="t" fillcolor="#a0a0a0" stroked="f"/>
         </w:pict>
       </w:r>
     </w:p>
@@ -15853,7 +15497,7 @@
           <w:lang w:val="en-NG"/>
         </w:rPr>
         <w:pict w14:anchorId="4701DB2D">
-          <v:rect id="_x0000_i1278" style="width:0;height:1.5pt" o:hralign="center" o:hrstd="t" o:hr="t" fillcolor="#a0a0a0" stroked="f"/>
+          <v:rect id="_x0000_i1044" style="width:0;height:1.5pt" o:hralign="center" o:hrstd="t" o:hr="t" fillcolor="#a0a0a0" stroked="f"/>
         </w:pict>
       </w:r>
     </w:p>
@@ -15892,7 +15536,6 @@
           <w:rFonts w:eastAsia="Times New Roman"/>
           <w:lang w:val="en-NG"/>
         </w:rPr>
-        <w:lastRenderedPageBreak/>
         <w:t>Instead of active fan-only cooling, use:</w:t>
       </w:r>
     </w:p>
@@ -15912,6 +15555,7 @@
           <w:bCs/>
           <w:lang w:val="en-NG"/>
         </w:rPr>
+        <w:lastRenderedPageBreak/>
         <w:t>phase-change heat sink + heat pipe assisted passive dissipation + smart emergency micro-blower</w:t>
       </w:r>
     </w:p>
@@ -15947,7 +15591,7 @@
           <w:lang w:val="en-NG"/>
         </w:rPr>
         <w:pict w14:anchorId="2D421AE6">
-          <v:rect id="_x0000_i1279" style="width:0;height:1.5pt" o:hralign="center" o:hrstd="t" o:hr="t" fillcolor="#a0a0a0" stroked="f"/>
+          <v:rect id="_x0000_i1045" style="width:0;height:1.5pt" o:hralign="center" o:hrstd="t" o:hr="t" fillcolor="#a0a0a0" stroked="f"/>
         </w:pict>
       </w:r>
     </w:p>
@@ -16038,6 +15682,7 @@
       <w:r>
         <w:rPr>
           <w:rFonts w:eastAsia="Times New Roman"/>
+          <w:noProof/>
           <w:lang w:val="en-NG"/>
         </w:rPr>
         <w:drawing>
@@ -16102,6 +15747,7 @@
       <w:r>
         <w:rPr>
           <w:rFonts w:eastAsia="Times New Roman"/>
+          <w:noProof/>
           <w:lang w:val="en-NG"/>
         </w:rPr>
         <w:lastRenderedPageBreak/>
@@ -16187,7 +15833,7 @@
           <w:lang w:val="en-NG"/>
         </w:rPr>
         <w:pict w14:anchorId="56C21E48">
-          <v:rect id="_x0000_i1282" style="width:0;height:1.5pt" o:hralign="center" o:hrstd="t" o:hr="t" fillcolor="#a0a0a0" stroked="f"/>
+          <v:rect id="_x0000_i1046" style="width:0;height:1.5pt" o:hralign="center" o:hrstd="t" o:hr="t" fillcolor="#a0a0a0" stroked="f"/>
         </w:pict>
       </w:r>
     </w:p>
@@ -16418,6 +16064,9 @@
             </m:sub>
           </m:sSub>
           <m:r>
+            <m:rPr>
+              <m:sty m:val="p"/>
+            </m:rPr>
             <w:rPr>
               <w:rFonts w:eastAsia="Times New Roman"/>
               <w:lang w:val="en-NG"/>
@@ -16477,7 +16126,7 @@
           <w:lang w:val="en-NG"/>
         </w:rPr>
         <w:pict w14:anchorId="7010A45E">
-          <v:rect id="_x0000_i1283" style="width:0;height:1.5pt" o:hralign="center" o:hrstd="t" o:hr="t" fillcolor="#a0a0a0" stroked="f"/>
+          <v:rect id="_x0000_i1047" style="width:0;height:1.5pt" o:hralign="center" o:hrstd="t" o:hr="t" fillcolor="#a0a0a0" stroked="f"/>
         </w:pict>
       </w:r>
     </w:p>
@@ -16566,6 +16215,9 @@
             </m:sub>
           </m:sSub>
           <m:r>
+            <m:rPr>
+              <m:sty m:val="p"/>
+            </m:rPr>
             <w:rPr>
               <w:rFonts w:eastAsia="Times New Roman"/>
               <w:lang w:val="en-NG"/>
@@ -16624,7 +16276,7 @@
           <w:lang w:val="en-NG"/>
         </w:rPr>
         <w:pict w14:anchorId="497E9FC9">
-          <v:rect id="_x0000_i1284" style="width:0;height:1.5pt" o:hralign="center" o:hrstd="t" o:hr="t" fillcolor="#a0a0a0" stroked="f"/>
+          <v:rect id="_x0000_i1048" style="width:0;height:1.5pt" o:hralign="center" o:hrstd="t" o:hr="t" fillcolor="#a0a0a0" stroked="f"/>
         </w:pict>
       </w:r>
     </w:p>
@@ -16732,7 +16384,6 @@
           <m:r>
             <w:rPr>
               <w:rFonts w:eastAsia="Times New Roman"/>
-              <w:i/>
               <w:lang w:val="en-NG"/>
             </w:rPr>
             <w:br/>
@@ -16851,6 +16502,9 @@
             </m:e>
           </m:borderBox>
           <m:r>
+            <m:rPr>
+              <m:sty m:val="p"/>
+            </m:rPr>
             <w:rPr>
               <w:rFonts w:eastAsia="Times New Roman"/>
               <w:lang w:val="en-NG"/>
@@ -16892,7 +16546,7 @@
           <w:lang w:val="en-NG"/>
         </w:rPr>
         <w:pict w14:anchorId="19C4C2C1">
-          <v:rect id="_x0000_i1285" style="width:0;height:1.5pt" o:hralign="center" o:hrstd="t" o:hr="t" fillcolor="#a0a0a0" stroked="f"/>
+          <v:rect id="_x0000_i1049" style="width:0;height:1.5pt" o:hralign="center" o:hrstd="t" o:hr="t" fillcolor="#a0a0a0" stroked="f"/>
         </w:pict>
       </w:r>
     </w:p>
@@ -16949,7 +16603,7 @@
           <w:lang w:val="en-NG"/>
         </w:rPr>
         <w:pict w14:anchorId="2C702CB2">
-          <v:rect id="_x0000_i1286" style="width:0;height:1.5pt" o:hralign="center" o:hrstd="t" o:hr="t" fillcolor="#a0a0a0" stroked="f"/>
+          <v:rect id="_x0000_i1050" style="width:0;height:1.5pt" o:hralign="center" o:hrstd="t" o:hr="t" fillcolor="#a0a0a0" stroked="f"/>
         </w:pict>
       </w:r>
     </w:p>
@@ -17008,6 +16662,9 @@
             </m:e>
           </m:borderBox>
           <m:r>
+            <m:rPr>
+              <m:sty m:val="p"/>
+            </m:rPr>
             <w:rPr>
               <w:rFonts w:eastAsia="Times New Roman"/>
               <w:lang w:val="en-NG"/>
@@ -17033,7 +16690,7 @@
         </w:rPr>
         <w:lastRenderedPageBreak/>
         <w:pict w14:anchorId="666F868C">
-          <v:rect id="_x0000_i1287" style="width:0;height:1.5pt" o:hralign="center" o:hrstd="t" o:hr="t" fillcolor="#a0a0a0" stroked="f"/>
+          <v:rect id="_x0000_i1051" style="width:0;height:1.5pt" o:hralign="center" o:hrstd="t" o:hr="t" fillcolor="#a0a0a0" stroked="f"/>
         </w:pict>
       </w:r>
     </w:p>
@@ -17109,6 +16766,9 @@
             </m:e>
           </m:borderBox>
           <m:r>
+            <m:rPr>
+              <m:sty m:val="p"/>
+            </m:rPr>
             <w:rPr>
               <w:rFonts w:eastAsia="Times New Roman"/>
               <w:lang w:val="en-NG"/>
@@ -17140,6 +16800,9 @@
             </m:e>
           </m:borderBox>
           <m:r>
+            <m:rPr>
+              <m:sty m:val="p"/>
+            </m:rPr>
             <w:rPr>
               <w:rFonts w:eastAsia="Times New Roman"/>
               <w:lang w:val="en-NG"/>
@@ -17164,7 +16827,7 @@
           <w:lang w:val="en-NG"/>
         </w:rPr>
         <w:pict w14:anchorId="5F89998D">
-          <v:rect id="_x0000_i1288" style="width:0;height:1.5pt" o:hralign="center" o:hrstd="t" o:hr="t" fillcolor="#a0a0a0" stroked="f"/>
+          <v:rect id="_x0000_i1052" style="width:0;height:1.5pt" o:hralign="center" o:hrstd="t" o:hr="t" fillcolor="#a0a0a0" stroked="f"/>
         </w:pict>
       </w:r>
     </w:p>
@@ -17223,6 +16886,9 @@
             </m:e>
           </m:borderBox>
           <m:r>
+            <m:rPr>
+              <m:sty m:val="p"/>
+            </m:rPr>
             <w:rPr>
               <w:rFonts w:eastAsia="Times New Roman"/>
               <w:lang w:val="en-NG"/>
@@ -17276,66 +16942,6 @@
               <w:lang w:val="en-NG"/>
             </w:rPr>
             <m:t xml:space="preserve"> </m:t>
-          </m:r>
-          <m:r>
-            <m:rPr>
-              <m:nor/>
-            </m:rPr>
-            <w:rPr>
-              <w:rFonts w:eastAsia="Times New Roman"/>
-              <w:lang w:val="en-NG"/>
-            </w:rPr>
-            <w:tab/>
-          </m:r>
-          <m:r>
-            <m:rPr>
-              <m:nor/>
-            </m:rPr>
-            <w:rPr>
-              <w:rFonts w:eastAsia="Times New Roman"/>
-              <w:lang w:val="en-NG"/>
-            </w:rPr>
-            <w:tab/>
-          </m:r>
-          <m:r>
-            <m:rPr>
-              <m:nor/>
-            </m:rPr>
-            <w:rPr>
-              <w:rFonts w:eastAsia="Times New Roman"/>
-              <w:lang w:val="en-NG"/>
-            </w:rPr>
-            <w:tab/>
-          </m:r>
-          <m:r>
-            <m:rPr>
-              <m:nor/>
-            </m:rPr>
-            <w:rPr>
-              <w:rFonts w:eastAsia="Times New Roman"/>
-              <w:lang w:val="en-NG"/>
-            </w:rPr>
-            <w:tab/>
-          </m:r>
-          <m:r>
-            <m:rPr>
-              <m:nor/>
-            </m:rPr>
-            <w:rPr>
-              <w:rFonts w:eastAsia="Times New Roman"/>
-              <w:lang w:val="en-NG"/>
-            </w:rPr>
-            <w:tab/>
-          </m:r>
-          <m:r>
-            <m:rPr>
-              <m:nor/>
-            </m:rPr>
-            <w:rPr>
-              <w:rFonts w:eastAsia="Times New Roman"/>
-              <w:lang w:val="en-NG"/>
-            </w:rPr>
-            <w:tab/>
           </m:r>
           <m:sSub>
             <m:sSubPr>
@@ -17383,66 +16989,6 @@
             <m:t xml:space="preserve"> </m:t>
           </m:r>
           <m:r>
-            <m:rPr>
-              <m:nor/>
-            </m:rPr>
-            <w:rPr>
-              <w:rFonts w:eastAsia="Times New Roman"/>
-              <w:lang w:val="en-NG"/>
-            </w:rPr>
-            <w:tab/>
-          </m:r>
-          <m:r>
-            <m:rPr>
-              <m:nor/>
-            </m:rPr>
-            <w:rPr>
-              <w:rFonts w:eastAsia="Times New Roman"/>
-              <w:lang w:val="en-NG"/>
-            </w:rPr>
-            <w:tab/>
-          </m:r>
-          <m:r>
-            <m:rPr>
-              <m:nor/>
-            </m:rPr>
-            <w:rPr>
-              <w:rFonts w:eastAsia="Times New Roman"/>
-              <w:lang w:val="en-NG"/>
-            </w:rPr>
-            <w:tab/>
-          </m:r>
-          <m:r>
-            <m:rPr>
-              <m:nor/>
-            </m:rPr>
-            <w:rPr>
-              <w:rFonts w:eastAsia="Times New Roman"/>
-              <w:lang w:val="en-NG"/>
-            </w:rPr>
-            <w:tab/>
-          </m:r>
-          <m:r>
-            <m:rPr>
-              <m:nor/>
-            </m:rPr>
-            <w:rPr>
-              <w:rFonts w:eastAsia="Times New Roman"/>
-              <w:lang w:val="en-NG"/>
-            </w:rPr>
-            <w:tab/>
-          </m:r>
-          <m:r>
-            <m:rPr>
-              <m:nor/>
-            </m:rPr>
-            <w:rPr>
-              <w:rFonts w:eastAsia="Times New Roman"/>
-              <w:lang w:val="en-NG"/>
-            </w:rPr>
-            <w:tab/>
-          </m:r>
-          <m:r>
             <w:rPr>
               <w:rFonts w:ascii="Cambria Math" w:eastAsia="Times New Roman" w:hAnsi="Cambria Math"/>
               <w:lang w:val="en-NG"/>
@@ -17452,7 +16998,6 @@
           <m:r>
             <w:rPr>
               <w:rFonts w:eastAsia="Times New Roman"/>
-              <w:i/>
               <w:lang w:val="en-NG"/>
             </w:rPr>
             <w:br/>
@@ -17475,7 +17020,7 @@
           <w:lang w:val="en-NG"/>
         </w:rPr>
         <w:pict w14:anchorId="3CD49741">
-          <v:rect id="_x0000_i1289" style="width:0;height:1.5pt" o:hralign="center" o:hrstd="t" o:hr="t" fillcolor="#a0a0a0" stroked="f"/>
+          <v:rect id="_x0000_i1053" style="width:0;height:1.5pt" o:hralign="center" o:hrstd="t" o:hr="t" fillcolor="#a0a0a0" stroked="f"/>
         </w:pict>
       </w:r>
     </w:p>
@@ -17581,6 +17126,9 @@
             </m:den>
           </m:f>
           <m:r>
+            <m:rPr>
+              <m:sty m:val="p"/>
+            </m:rPr>
             <w:rPr>
               <w:rFonts w:eastAsia="Times New Roman"/>
               <w:lang w:val="en-NG"/>
@@ -17654,6 +17202,9 @@
             </m:den>
           </m:f>
           <m:r>
+            <m:rPr>
+              <m:sty m:val="p"/>
+            </m:rPr>
             <w:rPr>
               <w:rFonts w:eastAsia="Times New Roman"/>
               <w:lang w:val="en-NG"/>
@@ -17743,6 +17294,9 @@
             </m:e>
           </m:borderBox>
           <m:r>
+            <m:rPr>
+              <m:sty m:val="p"/>
+            </m:rPr>
             <w:rPr>
               <w:rFonts w:eastAsia="Times New Roman"/>
               <w:lang w:val="en-NG"/>
@@ -17784,7 +17338,7 @@
           <w:lang w:val="en-NG"/>
         </w:rPr>
         <w:pict w14:anchorId="42BB7B12">
-          <v:rect id="_x0000_i1290" style="width:0;height:1.5pt" o:hralign="center" o:hrstd="t" o:hr="t" fillcolor="#a0a0a0" stroked="f"/>
+          <v:rect id="_x0000_i1054" style="width:0;height:1.5pt" o:hralign="center" o:hrstd="t" o:hr="t" fillcolor="#a0a0a0" stroked="f"/>
         </w:pict>
       </w:r>
     </w:p>
@@ -17867,6 +17421,9 @@
             </m:e>
           </m:borderBox>
           <m:r>
+            <m:rPr>
+              <m:sty m:val="p"/>
+            </m:rPr>
             <w:rPr>
               <w:rFonts w:eastAsia="Times New Roman"/>
               <w:lang w:val="en-NG"/>
@@ -17922,6 +17479,9 @@
             <m:t xml:space="preserve"> kWh</m:t>
           </m:r>
           <m:r>
+            <m:rPr>
+              <m:sty m:val="p"/>
+            </m:rPr>
             <w:rPr>
               <w:rFonts w:eastAsia="Times New Roman"/>
               <w:lang w:val="en-NG"/>
@@ -18004,6 +17564,9 @@
             <m:t xml:space="preserve"> h @ 1kW</m:t>
           </m:r>
           <m:r>
+            <m:rPr>
+              <m:sty m:val="p"/>
+            </m:rPr>
             <w:rPr>
               <w:rFonts w:eastAsia="Times New Roman"/>
               <w:lang w:val="en-NG"/>
@@ -18045,7 +17608,7 @@
           <w:lang w:val="en-NG"/>
         </w:rPr>
         <w:pict w14:anchorId="2D6D2EF1">
-          <v:rect id="_x0000_i1291" style="width:0;height:1.5pt" o:hralign="center" o:hrstd="t" o:hr="t" fillcolor="#a0a0a0" stroked="f"/>
+          <v:rect id="_x0000_i1055" style="width:0;height:1.5pt" o:hralign="center" o:hrstd="t" o:hr="t" fillcolor="#a0a0a0" stroked="f"/>
         </w:pict>
       </w:r>
     </w:p>
@@ -18267,7 +17830,7 @@
           <w:lang w:val="en-NG"/>
         </w:rPr>
         <w:pict w14:anchorId="50AE9F61">
-          <v:rect id="_x0000_i1292" style="width:0;height:1.5pt" o:hralign="center" o:hrstd="t" o:hr="t" fillcolor="#a0a0a0" stroked="f"/>
+          <v:rect id="_x0000_i1056" style="width:0;height:1.5pt" o:hralign="center" o:hrstd="t" o:hr="t" fillcolor="#a0a0a0" stroked="f"/>
         </w:pict>
       </w:r>
     </w:p>
@@ -18275,81 +17838,2750 @@
       <w:pPr>
         <w:spacing w:before="100" w:beforeAutospacing="1" w:after="100" w:afterAutospacing="1" w:line="240" w:lineRule="auto"/>
         <w:outlineLvl w:val="0"/>
-        <w:rPr>
-          <w:rFonts w:eastAsia="Times New Roman"/>
-          <w:lang w:val="en-NG"/>
-        </w:rPr>
-      </w:pPr>
-      <w:r>
-        <w:rPr>
-          <w:rFonts w:eastAsia="Times New Roman"/>
-          <w:lang w:val="en-NG"/>
-        </w:rPr>
-        <w:t xml:space="preserve">This is now </w:t>
-      </w:r>
-      <w:r>
         <w:rPr>
           <w:rFonts w:eastAsia="Times New Roman"/>
           <w:b/>
           <w:bCs/>
           <w:lang w:val="en-NG"/>
         </w:rPr>
-        <w:t>research-grade and realistic for Nigerian deployment</w:t>
-      </w:r>
-      <w:r>
-        <w:rPr>
-          <w:rFonts w:eastAsia="Times New Roman"/>
-          <w:lang w:val="en-NG"/>
-        </w:rPr>
-        <w:t>.</w:t>
-      </w:r>
-    </w:p>
-    <w:p>
-      <w:pPr>
-        <w:spacing w:before="100" w:beforeAutospacing="1" w:after="100" w:afterAutospacing="1" w:line="240" w:lineRule="auto"/>
-        <w:outlineLvl w:val="0"/>
-        <w:rPr>
-          <w:rFonts w:eastAsia="Times New Roman"/>
-        </w:rPr>
-      </w:pPr>
-      <w:r>
-        <w:rPr>
-          <w:rFonts w:eastAsia="Times New Roman"/>
-        </w:rPr>
-        <w:t xml:space="preserve">Next, we can use these locked specs to </w:t>
+      </w:pPr>
+      <w:r>
+        <w:rPr>
+          <w:rFonts w:eastAsia="Times New Roman"/>
+          <w:lang w:val="en-NG"/>
+        </w:rPr>
+        <w:t xml:space="preserve">This is now </w:t>
       </w:r>
       <w:r>
         <w:rPr>
           <w:rFonts w:eastAsia="Times New Roman"/>
           <w:b/>
           <w:bCs/>
-        </w:rPr>
-        <w:t xml:space="preserve">calculate </w:t>
-      </w:r>
-      <w:proofErr w:type="spellStart"/>
-      <w:r>
-        <w:rPr>
-          <w:rFonts w:eastAsia="Times New Roman"/>
+          <w:lang w:val="en-NG"/>
+        </w:rPr>
+        <w:t>research-grade and realistic for Nigerian deployment</w:t>
+      </w:r>
+      <w:r>
+        <w:rPr>
+          <w:rFonts w:eastAsia="Times New Roman"/>
+          <w:lang w:val="en-NG"/>
+        </w:rPr>
+        <w:t>.</w:t>
+      </w:r>
+      <w:r>
+        <w:rPr>
+          <w:rFonts w:eastAsia="Times New Roman"/>
+          <w:lang w:val="en-NG"/>
+        </w:rPr>
+        <w:br/>
+      </w:r>
+      <w:r>
+        <w:rPr>
+          <w:rFonts w:eastAsia="Times New Roman"/>
+          <w:lang w:val="en-NG"/>
+        </w:rPr>
+        <w:br/>
+      </w:r>
+      <w:r>
+        <w:rPr>
+          <w:rFonts w:ascii="Segoe UI Emoji" w:eastAsia="Times New Roman" w:hAnsi="Segoe UI Emoji" w:cs="Segoe UI Emoji"/>
           <w:b/>
           <w:bCs/>
-        </w:rPr>
-        <w:t>Vcell</w:t>
-      </w:r>
-      <w:proofErr w:type="spellEnd"/>
+          <w:lang w:val="en-NG"/>
+        </w:rPr>
+        <w:t>🇳🇬</w:t>
+      </w:r>
       <w:r>
         <w:rPr>
           <w:rFonts w:eastAsia="Times New Roman"/>
           <w:b/>
           <w:bCs/>
-        </w:rPr>
-        <w:t xml:space="preserve"> and heat generation using your ECETM with real benchmark values</w:t>
-      </w:r>
-      <w:r>
-        <w:rPr>
-          <w:rFonts w:eastAsia="Times New Roman"/>
-        </w:rPr>
-        <w:t>.</w:t>
-      </w:r>
+          <w:lang w:val="en-NG"/>
+        </w:rPr>
+        <w:t xml:space="preserve"> Nigerian Grid &amp; Blackout Data (Empirical Basis)</w:t>
+      </w:r>
+    </w:p>
+    <w:p>
+      <w:pPr>
+        <w:spacing w:before="100" w:beforeAutospacing="1" w:after="100" w:afterAutospacing="1" w:line="240" w:lineRule="auto"/>
+        <w:outlineLvl w:val="0"/>
+        <w:rPr>
+          <w:rFonts w:eastAsia="Times New Roman"/>
+          <w:b/>
+          <w:bCs/>
+          <w:lang w:val="en-NG"/>
+        </w:rPr>
+      </w:pPr>
+      <w:r>
+        <w:rPr>
+          <w:rFonts w:ascii="Segoe UI Emoji" w:eastAsia="Times New Roman" w:hAnsi="Segoe UI Emoji" w:cs="Segoe UI Emoji"/>
+          <w:b/>
+          <w:bCs/>
+          <w:lang w:val="en-NG"/>
+        </w:rPr>
+        <w:t>📌</w:t>
+      </w:r>
+      <w:r>
+        <w:rPr>
+          <w:rFonts w:eastAsia="Times New Roman"/>
+          <w:b/>
+          <w:bCs/>
+          <w:lang w:val="en-NG"/>
+        </w:rPr>
+        <w:t xml:space="preserve"> 1) Grid Collapses (System</w:t>
+      </w:r>
+      <w:r>
+        <w:rPr>
+          <w:rFonts w:eastAsia="Times New Roman"/>
+          <w:b/>
+          <w:bCs/>
+          <w:lang w:val="en-NG"/>
+        </w:rPr>
+        <w:noBreakHyphen/>
+        <w:t>wide Events)</w:t>
+      </w:r>
+    </w:p>
+    <w:p>
+      <w:pPr>
+        <w:spacing w:before="100" w:beforeAutospacing="1" w:after="100" w:afterAutospacing="1" w:line="240" w:lineRule="auto"/>
+        <w:outlineLvl w:val="0"/>
+        <w:rPr>
+          <w:rFonts w:eastAsia="Times New Roman"/>
+          <w:lang w:val="en-NG"/>
+        </w:rPr>
+      </w:pPr>
+      <w:r>
+        <w:rPr>
+          <w:rFonts w:eastAsia="Times New Roman"/>
+          <w:b/>
+          <w:bCs/>
+          <w:lang w:val="en-NG"/>
+        </w:rPr>
+        <w:t>Frequency of major grid collapses:</w:t>
+      </w:r>
+    </w:p>
+    <w:p>
+      <w:pPr>
+        <w:numPr>
+          <w:ilvl w:val="0"/>
+          <w:numId w:val="35"/>
+        </w:numPr>
+        <w:spacing w:before="100" w:beforeAutospacing="1" w:after="100" w:afterAutospacing="1" w:line="240" w:lineRule="auto"/>
+        <w:outlineLvl w:val="0"/>
+        <w:rPr>
+          <w:rFonts w:eastAsia="Times New Roman"/>
+          <w:lang w:val="en-NG"/>
+        </w:rPr>
+      </w:pPr>
+      <w:r>
+        <w:rPr>
+          <w:rFonts w:eastAsia="Times New Roman"/>
+          <w:lang w:val="en-NG"/>
+        </w:rPr>
+        <w:t xml:space="preserve">Reports indicate </w:t>
+      </w:r>
+      <w:r>
+        <w:rPr>
+          <w:rFonts w:eastAsia="Times New Roman"/>
+          <w:b/>
+          <w:bCs/>
+          <w:lang w:val="en-NG"/>
+        </w:rPr>
+        <w:t>grid collapses more than 12 times in 2024</w:t>
+      </w:r>
+      <w:r>
+        <w:rPr>
+          <w:rFonts w:eastAsia="Times New Roman"/>
+          <w:lang w:val="en-NG"/>
+        </w:rPr>
+        <w:t xml:space="preserve">. These include both partial and full system collapses documented by the regulator. </w:t>
+      </w:r>
+    </w:p>
+    <w:p>
+      <w:pPr>
+        <w:spacing w:before="100" w:beforeAutospacing="1" w:after="100" w:afterAutospacing="1" w:line="240" w:lineRule="auto"/>
+        <w:outlineLvl w:val="0"/>
+        <w:rPr>
+          <w:rFonts w:eastAsia="Times New Roman"/>
+          <w:lang w:val="en-NG"/>
+        </w:rPr>
+      </w:pPr>
+      <w:r>
+        <w:rPr>
+          <w:rFonts w:eastAsia="Times New Roman"/>
+          <w:b/>
+          <w:bCs/>
+          <w:lang w:val="en-NG"/>
+        </w:rPr>
+        <w:t>Causes of collapses:</w:t>
+      </w:r>
+    </w:p>
+    <w:p>
+      <w:pPr>
+        <w:numPr>
+          <w:ilvl w:val="0"/>
+          <w:numId w:val="36"/>
+        </w:numPr>
+        <w:spacing w:before="100" w:beforeAutospacing="1" w:after="100" w:afterAutospacing="1" w:line="240" w:lineRule="auto"/>
+        <w:outlineLvl w:val="0"/>
+        <w:rPr>
+          <w:rFonts w:eastAsia="Times New Roman"/>
+          <w:lang w:val="en-NG"/>
+        </w:rPr>
+      </w:pPr>
+      <w:r>
+        <w:rPr>
+          <w:rFonts w:eastAsia="Times New Roman"/>
+          <w:lang w:val="en-NG"/>
+        </w:rPr>
+        <w:t xml:space="preserve">Voltage and frequency instability periodically violating grid code bands. </w:t>
+      </w:r>
+    </w:p>
+    <w:p>
+      <w:pPr>
+        <w:spacing w:before="100" w:beforeAutospacing="1" w:after="100" w:afterAutospacing="1" w:line="240" w:lineRule="auto"/>
+        <w:outlineLvl w:val="0"/>
+        <w:rPr>
+          <w:rFonts w:eastAsia="Times New Roman"/>
+          <w:lang w:val="en-NG"/>
+        </w:rPr>
+      </w:pPr>
+      <w:r>
+        <w:rPr>
+          <w:rFonts w:eastAsia="Times New Roman"/>
+          <w:lang w:val="en-NG"/>
+        </w:rPr>
+        <w:t xml:space="preserve">This gives a baseline of disturbance events where </w:t>
+      </w:r>
+      <m:oMath>
+        <m:sSub>
+          <m:sSubPr>
+            <m:ctrlPr>
+              <w:rPr>
+                <w:rFonts w:ascii="Cambria Math" w:eastAsia="Times New Roman" w:hAnsi="Cambria Math"/>
+                <w:lang w:val="en-NG"/>
+              </w:rPr>
+            </m:ctrlPr>
+          </m:sSubPr>
+          <m:e>
+            <m:r>
+              <w:rPr>
+                <w:rFonts w:ascii="Cambria Math" w:eastAsia="Times New Roman" w:hAnsi="Cambria Math"/>
+                <w:lang w:val="en-NG"/>
+              </w:rPr>
+              <m:t>B</m:t>
+            </m:r>
+          </m:e>
+          <m:sub>
+            <m:r>
+              <w:rPr>
+                <w:rFonts w:ascii="Cambria Math" w:eastAsia="Times New Roman" w:hAnsi="Cambria Math"/>
+                <w:lang w:val="en-NG"/>
+              </w:rPr>
+              <m:t>k</m:t>
+            </m:r>
+          </m:sub>
+        </m:sSub>
+        <m:r>
+          <w:rPr>
+            <w:rFonts w:ascii="Cambria Math" w:eastAsia="Times New Roman" w:hAnsi="Cambria Math"/>
+            <w:lang w:val="en-NG"/>
+          </w:rPr>
+          <m:t>=1</m:t>
+        </m:r>
+      </m:oMath>
+      <w:r>
+        <w:rPr>
+          <w:rFonts w:eastAsia="Times New Roman"/>
+          <w:lang w:val="en-NG"/>
+        </w:rPr>
+        <w:t>for nationwide disruptions.</w:t>
+      </w:r>
+    </w:p>
+    <w:p>
+      <w:pPr>
+        <w:spacing w:before="100" w:beforeAutospacing="1" w:after="100" w:afterAutospacing="1" w:line="240" w:lineRule="auto"/>
+        <w:outlineLvl w:val="0"/>
+        <w:rPr>
+          <w:rFonts w:eastAsia="Times New Roman"/>
+          <w:lang w:val="en-NG"/>
+        </w:rPr>
+      </w:pPr>
+      <w:r>
+        <w:rPr>
+          <w:rFonts w:eastAsia="Times New Roman"/>
+          <w:lang w:val="en-NG"/>
+        </w:rPr>
+        <w:pict w14:anchorId="1A92ADA8">
+          <v:rect id="_x0000_i1231" style="width:0;height:1.5pt" o:hralign="center" o:hrstd="t" o:hr="t" fillcolor="#a0a0a0" stroked="f"/>
+        </w:pict>
+      </w:r>
+    </w:p>
+    <w:p>
+      <w:pPr>
+        <w:spacing w:before="100" w:beforeAutospacing="1" w:after="100" w:afterAutospacing="1" w:line="240" w:lineRule="auto"/>
+        <w:outlineLvl w:val="0"/>
+        <w:rPr>
+          <w:rFonts w:eastAsia="Times New Roman"/>
+          <w:b/>
+          <w:bCs/>
+          <w:lang w:val="en-NG"/>
+        </w:rPr>
+      </w:pPr>
+      <w:r>
+        <w:rPr>
+          <w:rFonts w:ascii="Segoe UI Emoji" w:eastAsia="Times New Roman" w:hAnsi="Segoe UI Emoji" w:cs="Segoe UI Emoji"/>
+          <w:b/>
+          <w:bCs/>
+          <w:lang w:val="en-NG"/>
+        </w:rPr>
+        <w:t>📌</w:t>
+      </w:r>
+      <w:r>
+        <w:rPr>
+          <w:rFonts w:eastAsia="Times New Roman"/>
+          <w:b/>
+          <w:bCs/>
+          <w:lang w:val="en-NG"/>
+        </w:rPr>
+        <w:t xml:space="preserve"> 2) Household Blackout Experience (Operational Impact)</w:t>
+      </w:r>
+    </w:p>
+    <w:p>
+      <w:pPr>
+        <w:spacing w:before="100" w:beforeAutospacing="1" w:after="100" w:afterAutospacing="1" w:line="240" w:lineRule="auto"/>
+        <w:outlineLvl w:val="0"/>
+        <w:rPr>
+          <w:rFonts w:eastAsia="Times New Roman"/>
+          <w:lang w:val="en-NG"/>
+        </w:rPr>
+      </w:pPr>
+      <w:r>
+        <w:rPr>
+          <w:rFonts w:eastAsia="Times New Roman"/>
+          <w:lang w:val="en-NG"/>
+        </w:rPr>
+        <w:t xml:space="preserve">Based on the latest </w:t>
+      </w:r>
+      <w:r>
+        <w:rPr>
+          <w:rFonts w:eastAsia="Times New Roman"/>
+          <w:b/>
+          <w:bCs/>
+          <w:lang w:val="en-NG"/>
+        </w:rPr>
+        <w:t>General Household Survey Panel (NBS/World Bank)</w:t>
+      </w:r>
+      <w:r>
+        <w:rPr>
+          <w:rFonts w:eastAsia="Times New Roman"/>
+          <w:lang w:val="en-NG"/>
+        </w:rPr>
+        <w:t>:</w:t>
+      </w:r>
+    </w:p>
+    <w:p>
+      <w:pPr>
+        <w:numPr>
+          <w:ilvl w:val="0"/>
+          <w:numId w:val="37"/>
+        </w:numPr>
+        <w:spacing w:before="100" w:beforeAutospacing="1" w:after="100" w:afterAutospacing="1" w:line="240" w:lineRule="auto"/>
+        <w:outlineLvl w:val="0"/>
+        <w:rPr>
+          <w:rFonts w:eastAsia="Times New Roman"/>
+          <w:lang w:val="en-NG"/>
+        </w:rPr>
+      </w:pPr>
+      <w:r>
+        <w:rPr>
+          <w:rFonts w:eastAsia="Times New Roman"/>
+          <w:b/>
+          <w:bCs/>
+          <w:lang w:val="en-NG"/>
+        </w:rPr>
+        <w:t>Average frequency of blackout occurrences:</w:t>
+      </w:r>
+      <w:r>
+        <w:rPr>
+          <w:rFonts w:eastAsia="Times New Roman"/>
+          <w:lang w:val="en-NG"/>
+        </w:rPr>
+        <w:t xml:space="preserve"> </w:t>
+      </w:r>
+      <w:r>
+        <w:rPr>
+          <w:rFonts w:eastAsia="Times New Roman"/>
+          <w:b/>
+          <w:bCs/>
+          <w:lang w:val="en-NG"/>
+        </w:rPr>
+        <w:t>≈ 6.7 outages per week</w:t>
+      </w:r>
+      <w:r>
+        <w:rPr>
+          <w:rFonts w:eastAsia="Times New Roman"/>
+          <w:lang w:val="en-NG"/>
+        </w:rPr>
+        <w:t xml:space="preserve"> per household. </w:t>
+      </w:r>
+    </w:p>
+    <w:p>
+      <w:pPr>
+        <w:numPr>
+          <w:ilvl w:val="0"/>
+          <w:numId w:val="37"/>
+        </w:numPr>
+        <w:spacing w:before="100" w:beforeAutospacing="1" w:after="100" w:afterAutospacing="1" w:line="240" w:lineRule="auto"/>
+        <w:outlineLvl w:val="0"/>
+        <w:rPr>
+          <w:rFonts w:eastAsia="Times New Roman"/>
+          <w:lang w:val="en-NG"/>
+        </w:rPr>
+      </w:pPr>
+      <w:r>
+        <w:rPr>
+          <w:rFonts w:eastAsia="Times New Roman"/>
+          <w:b/>
+          <w:bCs/>
+          <w:lang w:val="en-NG"/>
+        </w:rPr>
+        <w:t>Average duration per outage:</w:t>
+      </w:r>
+      <w:r>
+        <w:rPr>
+          <w:rFonts w:eastAsia="Times New Roman"/>
+          <w:lang w:val="en-NG"/>
+        </w:rPr>
+        <w:t xml:space="preserve"> </w:t>
+      </w:r>
+      <w:r>
+        <w:rPr>
+          <w:rFonts w:eastAsia="Times New Roman"/>
+          <w:b/>
+          <w:bCs/>
+          <w:lang w:val="en-NG"/>
+        </w:rPr>
+        <w:t>≈ 12 hours</w:t>
+      </w:r>
+      <w:r>
+        <w:rPr>
+          <w:rFonts w:eastAsia="Times New Roman"/>
+          <w:lang w:val="en-NG"/>
+        </w:rPr>
+        <w:t xml:space="preserve">. </w:t>
+      </w:r>
+    </w:p>
+    <w:p>
+      <w:pPr>
+        <w:numPr>
+          <w:ilvl w:val="0"/>
+          <w:numId w:val="37"/>
+        </w:numPr>
+        <w:spacing w:before="100" w:beforeAutospacing="1" w:after="100" w:afterAutospacing="1" w:line="240" w:lineRule="auto"/>
+        <w:outlineLvl w:val="0"/>
+        <w:rPr>
+          <w:rFonts w:eastAsia="Times New Roman"/>
+          <w:lang w:val="en-NG"/>
+        </w:rPr>
+      </w:pPr>
+      <w:r>
+        <w:rPr>
+          <w:rFonts w:eastAsia="Times New Roman"/>
+          <w:b/>
+          <w:bCs/>
+          <w:lang w:val="en-NG"/>
+        </w:rPr>
+        <w:t>Total blackout exposure per week:</w:t>
+      </w:r>
+      <w:r>
+        <w:rPr>
+          <w:rFonts w:eastAsia="Times New Roman"/>
+          <w:lang w:val="en-NG"/>
+        </w:rPr>
+        <w:t xml:space="preserve"> ~67.2 hours. </w:t>
+      </w:r>
+    </w:p>
+    <w:p>
+      <w:pPr>
+        <w:spacing w:before="100" w:beforeAutospacing="1" w:after="100" w:afterAutospacing="1" w:line="240" w:lineRule="auto"/>
+        <w:outlineLvl w:val="0"/>
+        <w:rPr>
+          <w:rFonts w:eastAsia="Times New Roman"/>
+          <w:lang w:val="en-NG"/>
+        </w:rPr>
+      </w:pPr>
+      <w:r>
+        <w:rPr>
+          <w:rFonts w:eastAsia="Times New Roman"/>
+          <w:b/>
+          <w:bCs/>
+          <w:lang w:val="en-NG"/>
+        </w:rPr>
+        <w:t xml:space="preserve">Annualizing for </w:t>
+      </w:r>
+      <m:oMath>
+        <m:sSub>
+          <m:sSubPr>
+            <m:ctrlPr>
+              <w:rPr>
+                <w:rFonts w:ascii="Cambria Math" w:eastAsia="Times New Roman" w:hAnsi="Cambria Math"/>
+                <w:lang w:val="en-NG"/>
+              </w:rPr>
+            </m:ctrlPr>
+          </m:sSubPr>
+          <m:e>
+            <m:r>
+              <w:rPr>
+                <w:rFonts w:ascii="Cambria Math" w:eastAsia="Times New Roman" w:hAnsi="Cambria Math"/>
+                <w:lang w:val="en-NG"/>
+              </w:rPr>
+              <m:t>w</m:t>
+            </m:r>
+          </m:e>
+          <m:sub>
+            <w:proofErr w:type="gramStart"/>
+            <m:r>
+              <m:rPr>
+                <m:nor/>
+              </m:rPr>
+              <w:rPr>
+                <w:rFonts w:eastAsia="Times New Roman"/>
+                <w:lang w:val="en-NG"/>
+              </w:rPr>
+              <m:t>grid,env</m:t>
+            </m:r>
+            <w:proofErr w:type="gramEnd"/>
+          </m:sub>
+        </m:sSub>
+      </m:oMath>
+      <w:r>
+        <w:rPr>
+          <w:rFonts w:eastAsia="Times New Roman"/>
+          <w:b/>
+          <w:bCs/>
+          <w:lang w:val="en-NG"/>
+        </w:rPr>
+        <w:t>use:</w:t>
+      </w:r>
+    </w:p>
+    <w:p>
+      <w:pPr>
+        <w:spacing w:before="100" w:beforeAutospacing="1" w:after="100" w:afterAutospacing="1" w:line="240" w:lineRule="auto"/>
+        <w:outlineLvl w:val="0"/>
+        <w:rPr>
+          <w:rFonts w:eastAsia="Times New Roman"/>
+          <w:lang w:val="en-NG"/>
+        </w:rPr>
+      </w:pPr>
+      <m:oMathPara>
+        <m:oMath>
+          <m:r>
+            <m:rPr>
+              <m:nor/>
+            </m:rPr>
+            <w:rPr>
+              <w:rFonts w:eastAsia="Times New Roman"/>
+              <w:lang w:val="en-NG"/>
+            </w:rPr>
+            <m:t>Annual average blackout events</m:t>
+          </m:r>
+          <m:r>
+            <w:rPr>
+              <w:rFonts w:ascii="Cambria Math" w:eastAsia="Times New Roman" w:hAnsi="Cambria Math"/>
+              <w:lang w:val="en-NG"/>
+            </w:rPr>
+            <m:t>≈6.7×52≈350</m:t>
+          </m:r>
+          <m:r>
+            <m:rPr>
+              <m:nor/>
+            </m:rPr>
+            <w:rPr>
+              <w:rFonts w:eastAsia="Times New Roman"/>
+              <w:lang w:val="en-NG"/>
+            </w:rPr>
+            <m:t xml:space="preserve"> outages/year</m:t>
+          </m:r>
+          <m:r>
+            <w:rPr>
+              <w:rFonts w:eastAsia="Times New Roman"/>
+              <w:lang w:val="en-NG"/>
+            </w:rPr>
+            <w:br/>
+          </m:r>
+        </m:oMath>
+        <m:oMath>
+          <m:r>
+            <m:rPr>
+              <m:nor/>
+            </m:rPr>
+            <w:rPr>
+              <w:rFonts w:eastAsia="Times New Roman"/>
+              <w:lang w:val="en-NG"/>
+            </w:rPr>
+            <m:t>Average blackout hours/year</m:t>
+          </m:r>
+          <m:r>
+            <w:rPr>
+              <w:rFonts w:ascii="Cambria Math" w:eastAsia="Times New Roman" w:hAnsi="Cambria Math"/>
+              <w:lang w:val="en-NG"/>
+            </w:rPr>
+            <m:t>≈67.2×52≈</m:t>
+          </m:r>
+          <m:r>
+            <m:rPr>
+              <m:sty m:val="p"/>
+            </m:rPr>
+            <w:rPr>
+              <w:rFonts w:ascii="Cambria Math" w:eastAsia="Times New Roman" w:hAnsi="Cambria Math"/>
+              <w:lang w:val="en-NG"/>
+            </w:rPr>
+            <m:t>3,494</m:t>
+          </m:r>
+          <m:r>
+            <m:rPr>
+              <m:nor/>
+            </m:rPr>
+            <w:rPr>
+              <w:rFonts w:eastAsia="Times New Roman"/>
+              <w:lang w:val="en-NG"/>
+            </w:rPr>
+            <m:t xml:space="preserve"> hours</m:t>
+          </m:r>
+          <m:r>
+            <w:rPr>
+              <w:rFonts w:eastAsia="Times New Roman"/>
+              <w:lang w:val="en-NG"/>
+            </w:rPr>
+            <w:br/>
+          </m:r>
+        </m:oMath>
+      </m:oMathPara>
+    </w:p>
+    <w:p>
+      <w:pPr>
+        <w:spacing w:before="100" w:beforeAutospacing="1" w:after="100" w:afterAutospacing="1" w:line="240" w:lineRule="auto"/>
+        <w:outlineLvl w:val="0"/>
+        <w:rPr>
+          <w:rFonts w:eastAsia="Times New Roman"/>
+          <w:lang w:val="en-NG"/>
+        </w:rPr>
+      </w:pPr>
+      <w:r>
+        <w:rPr>
+          <w:rFonts w:eastAsia="Times New Roman"/>
+          <w:lang w:val="en-NG"/>
+        </w:rPr>
+        <w:t>This gives you real values for blackout frequency and duration to use in your weighting functions.</w:t>
+      </w:r>
+    </w:p>
+    <w:p>
+      <w:pPr>
+        <w:spacing w:before="100" w:beforeAutospacing="1" w:after="100" w:afterAutospacing="1" w:line="240" w:lineRule="auto"/>
+        <w:outlineLvl w:val="0"/>
+        <w:rPr>
+          <w:rFonts w:eastAsia="Times New Roman"/>
+          <w:lang w:val="en-NG"/>
+        </w:rPr>
+      </w:pPr>
+      <w:r>
+        <w:rPr>
+          <w:rFonts w:eastAsia="Times New Roman"/>
+          <w:lang w:val="en-NG"/>
+        </w:rPr>
+        <w:pict w14:anchorId="081CBBC2">
+          <v:rect id="_x0000_i1232" style="width:0;height:1.5pt" o:hralign="center" o:hrstd="t" o:hr="t" fillcolor="#a0a0a0" stroked="f"/>
+        </w:pict>
+      </w:r>
+    </w:p>
+    <w:p>
+      <w:pPr>
+        <w:spacing w:before="100" w:beforeAutospacing="1" w:after="100" w:afterAutospacing="1" w:line="240" w:lineRule="auto"/>
+        <w:outlineLvl w:val="0"/>
+        <w:rPr>
+          <w:rFonts w:eastAsia="Times New Roman"/>
+          <w:b/>
+          <w:bCs/>
+          <w:lang w:val="en-NG"/>
+        </w:rPr>
+      </w:pPr>
+      <w:r>
+        <w:rPr>
+          <w:rFonts w:ascii="Segoe UI Emoji" w:eastAsia="Times New Roman" w:hAnsi="Segoe UI Emoji" w:cs="Segoe UI Emoji"/>
+          <w:b/>
+          <w:bCs/>
+          <w:lang w:val="en-NG"/>
+        </w:rPr>
+        <w:lastRenderedPageBreak/>
+        <w:t>📌</w:t>
+      </w:r>
+      <w:r>
+        <w:rPr>
+          <w:rFonts w:eastAsia="Times New Roman"/>
+          <w:b/>
+          <w:bCs/>
+          <w:lang w:val="en-NG"/>
+        </w:rPr>
+        <w:t xml:space="preserve"> 3) Voltage &amp; Frequency Deviations (Power Quality Stress)</w:t>
+      </w:r>
+    </w:p>
+    <w:p>
+      <w:pPr>
+        <w:spacing w:before="100" w:beforeAutospacing="1" w:after="100" w:afterAutospacing="1" w:line="240" w:lineRule="auto"/>
+        <w:outlineLvl w:val="0"/>
+        <w:rPr>
+          <w:rFonts w:eastAsia="Times New Roman"/>
+          <w:lang w:val="en-NG"/>
+        </w:rPr>
+      </w:pPr>
+      <w:r>
+        <w:rPr>
+          <w:rFonts w:eastAsia="Times New Roman"/>
+          <w:lang w:val="en-NG"/>
+        </w:rPr>
+        <w:t>Regulatory data from NERC performance reports show:</w:t>
+      </w:r>
+    </w:p>
+    <w:p>
+      <w:pPr>
+        <w:numPr>
+          <w:ilvl w:val="0"/>
+          <w:numId w:val="38"/>
+        </w:numPr>
+        <w:spacing w:before="100" w:beforeAutospacing="1" w:after="100" w:afterAutospacing="1" w:line="240" w:lineRule="auto"/>
+        <w:outlineLvl w:val="0"/>
+        <w:rPr>
+          <w:rFonts w:eastAsia="Times New Roman"/>
+          <w:lang w:val="en-NG"/>
+        </w:rPr>
+      </w:pPr>
+      <w:r>
+        <w:rPr>
+          <w:rFonts w:eastAsia="Times New Roman"/>
+          <w:b/>
+          <w:bCs/>
+          <w:lang w:val="en-NG"/>
+        </w:rPr>
+        <w:t>Frequency performance often outside acceptable band:</w:t>
+      </w:r>
+      <w:r>
+        <w:rPr>
+          <w:rFonts w:eastAsia="Times New Roman"/>
+          <w:lang w:val="en-NG"/>
+        </w:rPr>
+        <w:br/>
+        <w:t>– Average lower frequency ~49.03</w:t>
+      </w:r>
+      <w:r>
+        <w:rPr>
+          <w:rFonts w:ascii="Arial" w:eastAsia="Times New Roman" w:hAnsi="Arial" w:cs="Arial"/>
+          <w:lang w:val="en-NG"/>
+        </w:rPr>
+        <w:t> </w:t>
+      </w:r>
+      <w:r>
+        <w:rPr>
+          <w:rFonts w:eastAsia="Times New Roman"/>
+          <w:lang w:val="en-NG"/>
+        </w:rPr>
+        <w:t>Hz</w:t>
+      </w:r>
+      <w:r>
+        <w:rPr>
+          <w:rFonts w:eastAsia="Times New Roman"/>
+          <w:lang w:val="en-NG"/>
+        </w:rPr>
+        <w:br/>
+      </w:r>
+      <w:r>
+        <w:rPr>
+          <w:rFonts w:ascii="Aptos" w:eastAsia="Times New Roman" w:hAnsi="Aptos" w:cs="Aptos"/>
+          <w:lang w:val="en-NG"/>
+        </w:rPr>
+        <w:t>–</w:t>
+      </w:r>
+      <w:r>
+        <w:rPr>
+          <w:rFonts w:eastAsia="Times New Roman"/>
+          <w:lang w:val="en-NG"/>
+        </w:rPr>
+        <w:t xml:space="preserve"> Average higher frequency ~50.66</w:t>
+      </w:r>
+      <w:r>
+        <w:rPr>
+          <w:rFonts w:ascii="Arial" w:eastAsia="Times New Roman" w:hAnsi="Arial" w:cs="Arial"/>
+          <w:lang w:val="en-NG"/>
+        </w:rPr>
+        <w:t> </w:t>
+      </w:r>
+      <w:r>
+        <w:rPr>
+          <w:rFonts w:eastAsia="Times New Roman"/>
+          <w:lang w:val="en-NG"/>
+        </w:rPr>
+        <w:t>Hz</w:t>
+      </w:r>
+      <w:r>
+        <w:rPr>
+          <w:rFonts w:eastAsia="Times New Roman"/>
+          <w:lang w:val="en-NG"/>
+        </w:rPr>
+        <w:br/>
+      </w:r>
+      <w:r>
+        <w:rPr>
+          <w:rFonts w:ascii="Aptos" w:eastAsia="Times New Roman" w:hAnsi="Aptos" w:cs="Aptos"/>
+          <w:lang w:val="en-NG"/>
+        </w:rPr>
+        <w:t>–</w:t>
+      </w:r>
+      <w:r>
+        <w:rPr>
+          <w:rFonts w:eastAsia="Times New Roman"/>
+          <w:lang w:val="en-NG"/>
+        </w:rPr>
+        <w:t xml:space="preserve"> Target band is 49.75</w:t>
+      </w:r>
+      <w:r>
+        <w:rPr>
+          <w:rFonts w:ascii="Arial" w:eastAsia="Times New Roman" w:hAnsi="Arial" w:cs="Arial"/>
+          <w:lang w:val="en-NG"/>
+        </w:rPr>
+        <w:t> </w:t>
+      </w:r>
+      <w:r>
+        <w:rPr>
+          <w:rFonts w:ascii="Aptos" w:eastAsia="Times New Roman" w:hAnsi="Aptos" w:cs="Aptos"/>
+          <w:lang w:val="en-NG"/>
+        </w:rPr>
+        <w:t>–</w:t>
+      </w:r>
+      <w:r>
+        <w:rPr>
+          <w:rFonts w:ascii="Arial" w:eastAsia="Times New Roman" w:hAnsi="Arial" w:cs="Arial"/>
+          <w:lang w:val="en-NG"/>
+        </w:rPr>
+        <w:t> </w:t>
+      </w:r>
+      <w:r>
+        <w:rPr>
+          <w:rFonts w:eastAsia="Times New Roman"/>
+          <w:lang w:val="en-NG"/>
+        </w:rPr>
+        <w:t>50.25</w:t>
+      </w:r>
+      <w:r>
+        <w:rPr>
+          <w:rFonts w:ascii="Arial" w:eastAsia="Times New Roman" w:hAnsi="Arial" w:cs="Arial"/>
+          <w:lang w:val="en-NG"/>
+        </w:rPr>
+        <w:t> </w:t>
+      </w:r>
+      <w:r>
+        <w:rPr>
+          <w:rFonts w:eastAsia="Times New Roman"/>
+          <w:lang w:val="en-NG"/>
+        </w:rPr>
+        <w:t xml:space="preserve">Hz. </w:t>
+      </w:r>
+    </w:p>
+    <w:p>
+      <w:pPr>
+        <w:numPr>
+          <w:ilvl w:val="0"/>
+          <w:numId w:val="38"/>
+        </w:numPr>
+        <w:spacing w:before="100" w:beforeAutospacing="1" w:after="100" w:afterAutospacing="1" w:line="240" w:lineRule="auto"/>
+        <w:outlineLvl w:val="0"/>
+        <w:rPr>
+          <w:rFonts w:eastAsia="Times New Roman"/>
+          <w:lang w:val="en-NG"/>
+        </w:rPr>
+      </w:pPr>
+      <w:r>
+        <w:rPr>
+          <w:rFonts w:eastAsia="Times New Roman"/>
+          <w:b/>
+          <w:bCs/>
+          <w:lang w:val="en-NG"/>
+        </w:rPr>
+        <w:t>Voltage variations:</w:t>
+      </w:r>
+      <w:r>
+        <w:rPr>
+          <w:rFonts w:eastAsia="Times New Roman"/>
+          <w:lang w:val="en-NG"/>
+        </w:rPr>
+        <w:br/>
+        <w:t>– Voltages recorded below and above target band of 313.50</w:t>
+      </w:r>
+      <w:r>
+        <w:rPr>
+          <w:rFonts w:ascii="Arial" w:eastAsia="Times New Roman" w:hAnsi="Arial" w:cs="Arial"/>
+          <w:lang w:val="en-NG"/>
+        </w:rPr>
+        <w:t> </w:t>
+      </w:r>
+      <w:r>
+        <w:rPr>
+          <w:rFonts w:ascii="Aptos" w:eastAsia="Times New Roman" w:hAnsi="Aptos" w:cs="Aptos"/>
+          <w:lang w:val="en-NG"/>
+        </w:rPr>
+        <w:t>–</w:t>
+      </w:r>
+      <w:r>
+        <w:rPr>
+          <w:rFonts w:ascii="Arial" w:eastAsia="Times New Roman" w:hAnsi="Arial" w:cs="Arial"/>
+          <w:lang w:val="en-NG"/>
+        </w:rPr>
+        <w:t> </w:t>
+      </w:r>
+      <w:r>
+        <w:rPr>
+          <w:rFonts w:eastAsia="Times New Roman"/>
+          <w:lang w:val="en-NG"/>
+        </w:rPr>
+        <w:t>346.50</w:t>
+      </w:r>
+      <w:r>
+        <w:rPr>
+          <w:rFonts w:ascii="Arial" w:eastAsia="Times New Roman" w:hAnsi="Arial" w:cs="Arial"/>
+          <w:lang w:val="en-NG"/>
+        </w:rPr>
+        <w:t> </w:t>
+      </w:r>
+      <w:r>
+        <w:rPr>
+          <w:rFonts w:eastAsia="Times New Roman"/>
+          <w:lang w:val="en-NG"/>
+        </w:rPr>
+        <w:t>kV on the 330</w:t>
+      </w:r>
+      <w:r>
+        <w:rPr>
+          <w:rFonts w:ascii="Arial" w:eastAsia="Times New Roman" w:hAnsi="Arial" w:cs="Arial"/>
+          <w:lang w:val="en-NG"/>
+        </w:rPr>
+        <w:t> </w:t>
+      </w:r>
+      <w:r>
+        <w:rPr>
+          <w:rFonts w:eastAsia="Times New Roman"/>
+          <w:lang w:val="en-NG"/>
+        </w:rPr>
+        <w:t xml:space="preserve">kV network. </w:t>
+      </w:r>
+    </w:p>
+    <w:p>
+      <w:pPr>
+        <w:spacing w:before="100" w:beforeAutospacing="1" w:after="100" w:afterAutospacing="1" w:line="240" w:lineRule="auto"/>
+        <w:outlineLvl w:val="0"/>
+        <w:rPr>
+          <w:rFonts w:eastAsia="Times New Roman"/>
+          <w:lang w:val="en-NG"/>
+        </w:rPr>
+      </w:pPr>
+      <w:r>
+        <w:rPr>
+          <w:rFonts w:eastAsia="Times New Roman"/>
+          <w:b/>
+          <w:bCs/>
+          <w:lang w:val="en-NG"/>
+        </w:rPr>
+        <w:t>Representative deviations to use in severity index:</w:t>
+      </w:r>
+    </w:p>
+    <w:p>
+      <w:pPr>
+        <w:spacing w:before="100" w:beforeAutospacing="1" w:after="100" w:afterAutospacing="1" w:line="240" w:lineRule="auto"/>
+        <w:outlineLvl w:val="0"/>
+        <w:rPr>
+          <w:rFonts w:eastAsia="Times New Roman"/>
+          <w:lang w:val="en-NG"/>
+        </w:rPr>
+      </w:pPr>
+      <m:oMathPara>
+        <m:oMath>
+          <m:r>
+            <m:rPr>
+              <m:sty m:val="p"/>
+            </m:rPr>
+            <w:rPr>
+              <w:rFonts w:ascii="Cambria Math" w:eastAsia="Times New Roman" w:hAnsi="Cambria Math"/>
+              <w:lang w:val="en-NG"/>
+            </w:rPr>
+            <m:t>∣Δ</m:t>
+          </m:r>
+          <m:r>
+            <w:rPr>
+              <w:rFonts w:ascii="Cambria Math" w:eastAsia="Times New Roman" w:hAnsi="Cambria Math"/>
+              <w:lang w:val="en-NG"/>
+            </w:rPr>
+            <m:t>f</m:t>
+          </m:r>
+          <m:r>
+            <m:rPr>
+              <m:sty m:val="p"/>
+            </m:rPr>
+            <w:rPr>
+              <w:rFonts w:ascii="Cambria Math" w:eastAsia="Times New Roman" w:hAnsi="Cambria Math"/>
+              <w:lang w:val="en-NG"/>
+            </w:rPr>
+            <m:t>∣</m:t>
+          </m:r>
+          <m:r>
+            <w:rPr>
+              <w:rFonts w:ascii="Cambria Math" w:eastAsia="Times New Roman" w:hAnsi="Cambria Math"/>
+              <w:lang w:val="en-NG"/>
+            </w:rPr>
+            <m:t>≈</m:t>
+          </m:r>
+          <m:r>
+            <m:rPr>
+              <m:sty m:val="p"/>
+            </m:rPr>
+            <w:rPr>
+              <w:rFonts w:ascii="Cambria Math" w:eastAsia="Times New Roman" w:hAnsi="Cambria Math"/>
+              <w:lang w:val="en-NG"/>
+            </w:rPr>
+            <m:t>∣</m:t>
+          </m:r>
+          <m:r>
+            <w:rPr>
+              <w:rFonts w:ascii="Cambria Math" w:eastAsia="Times New Roman" w:hAnsi="Cambria Math"/>
+              <w:lang w:val="en-NG"/>
+            </w:rPr>
+            <m:t>49.03-50</m:t>
+          </m:r>
+          <m:r>
+            <m:rPr>
+              <m:sty m:val="p"/>
+            </m:rPr>
+            <w:rPr>
+              <w:rFonts w:ascii="Cambria Math" w:eastAsia="Times New Roman" w:hAnsi="Cambria Math"/>
+              <w:lang w:val="en-NG"/>
+            </w:rPr>
+            <m:t>∣</m:t>
+          </m:r>
+          <m:r>
+            <w:rPr>
+              <w:rFonts w:ascii="Cambria Math" w:eastAsia="Times New Roman" w:hAnsi="Cambria Math"/>
+              <w:lang w:val="en-NG"/>
+            </w:rPr>
+            <m:t>=0.97</m:t>
+          </m:r>
+          <m:r>
+            <m:rPr>
+              <m:nor/>
+            </m:rPr>
+            <w:rPr>
+              <w:rFonts w:ascii="Arial" w:eastAsia="Times New Roman" w:hAnsi="Arial" w:cs="Arial"/>
+              <w:lang w:val="en-NG"/>
+            </w:rPr>
+            <m:t> </m:t>
+          </m:r>
+          <m:r>
+            <w:rPr>
+              <w:rFonts w:ascii="Cambria Math" w:eastAsia="Times New Roman" w:hAnsi="Cambria Math"/>
+              <w:lang w:val="en-NG"/>
+            </w:rPr>
+            <m:t>Hz</m:t>
+          </m:r>
+          <m:r>
+            <w:rPr>
+              <w:rFonts w:eastAsia="Times New Roman"/>
+              <w:i/>
+              <w:lang w:val="en-NG"/>
+            </w:rPr>
+            <w:br/>
+          </m:r>
+        </m:oMath>
+        <m:oMath>
+          <m:r>
+            <m:rPr>
+              <m:nor/>
+            </m:rPr>
+            <w:rPr>
+              <w:rFonts w:eastAsia="Times New Roman"/>
+              <w:lang w:val="en-NG"/>
+            </w:rPr>
+            <m:t>Voltage deviation</m:t>
+          </m:r>
+          <m:r>
+            <w:rPr>
+              <w:rFonts w:ascii="Cambria Math" w:eastAsia="Times New Roman" w:hAnsi="Cambria Math"/>
+              <w:lang w:val="en-NG"/>
+            </w:rPr>
+            <m:t>≈∣</m:t>
+          </m:r>
+          <m:f>
+            <m:fPr>
+              <m:ctrlPr>
+                <w:rPr>
+                  <w:rFonts w:ascii="Cambria Math" w:eastAsia="Times New Roman" w:hAnsi="Cambria Math"/>
+                  <w:lang w:val="en-NG"/>
+                </w:rPr>
+              </m:ctrlPr>
+            </m:fPr>
+            <m:num>
+              <m:r>
+                <w:rPr>
+                  <w:rFonts w:ascii="Cambria Math" w:eastAsia="Times New Roman" w:hAnsi="Cambria Math"/>
+                  <w:lang w:val="en-NG"/>
+                </w:rPr>
+                <m:t>294.55-330</m:t>
+              </m:r>
+            </m:num>
+            <m:den>
+              <m:r>
+                <w:rPr>
+                  <w:rFonts w:ascii="Cambria Math" w:eastAsia="Times New Roman" w:hAnsi="Cambria Math"/>
+                  <w:lang w:val="en-NG"/>
+                </w:rPr>
+                <m:t>330</m:t>
+              </m:r>
+            </m:den>
+          </m:f>
+          <m:r>
+            <w:rPr>
+              <w:rFonts w:ascii="Cambria Math" w:eastAsia="Times New Roman" w:hAnsi="Cambria Math"/>
+              <w:lang w:val="en-NG"/>
+            </w:rPr>
+            <m:t>∣≈0.11</m:t>
+          </m:r>
+          <m:r>
+            <m:rPr>
+              <m:nor/>
+            </m:rPr>
+            <w:rPr>
+              <w:rFonts w:eastAsia="Times New Roman"/>
+              <w:lang w:val="en-NG"/>
+            </w:rPr>
+            <m:t xml:space="preserve"> pu</m:t>
+          </m:r>
+          <m:r>
+            <w:rPr>
+              <w:rFonts w:ascii="Cambria Math" w:eastAsia="Times New Roman" w:hAnsi="Cambria Math"/>
+              <w:lang w:val="en-NG"/>
+            </w:rPr>
+            <m:t>(11</m:t>
+          </m:r>
+          <m:r>
+            <m:rPr>
+              <m:sty m:val="p"/>
+            </m:rPr>
+            <w:rPr>
+              <w:rFonts w:ascii="Cambria Math" w:eastAsia="Times New Roman" w:hAnsi="Cambria Math"/>
+              <w:lang w:val="en-NG"/>
+            </w:rPr>
+            <m:t>%</m:t>
+          </m:r>
+          <m:r>
+            <w:rPr>
+              <w:rFonts w:ascii="Cambria Math" w:eastAsia="Times New Roman" w:hAnsi="Cambria Math"/>
+              <w:lang w:val="en-NG"/>
+            </w:rPr>
+            <m:t>)</m:t>
+          </m:r>
+          <m:r>
+            <w:rPr>
+              <w:rFonts w:eastAsia="Times New Roman"/>
+              <w:i/>
+              <w:lang w:val="en-NG"/>
+            </w:rPr>
+            <w:br/>
+          </m:r>
+        </m:oMath>
+      </m:oMathPara>
+    </w:p>
+    <w:p>
+      <w:pPr>
+        <w:spacing w:before="100" w:beforeAutospacing="1" w:after="100" w:afterAutospacing="1" w:line="240" w:lineRule="auto"/>
+        <w:outlineLvl w:val="0"/>
+        <w:rPr>
+          <w:rFonts w:eastAsia="Times New Roman"/>
+          <w:lang w:val="en-NG"/>
+        </w:rPr>
+      </w:pPr>
+      <w:r>
+        <w:rPr>
+          <w:rFonts w:eastAsia="Times New Roman"/>
+          <w:lang w:val="en-NG"/>
+        </w:rPr>
+        <w:pict w14:anchorId="515BBE05">
+          <v:rect id="_x0000_i1233" style="width:0;height:1.5pt" o:hralign="center" o:hrstd="t" o:hr="t" fillcolor="#a0a0a0" stroked="f"/>
+        </w:pict>
+      </w:r>
+    </w:p>
+    <w:p>
+      <w:pPr>
+        <w:spacing w:before="100" w:beforeAutospacing="1" w:after="100" w:afterAutospacing="1" w:line="240" w:lineRule="auto"/>
+        <w:outlineLvl w:val="0"/>
+        <w:rPr>
+          <w:rFonts w:eastAsia="Times New Roman"/>
+          <w:b/>
+          <w:bCs/>
+          <w:lang w:val="en-NG"/>
+        </w:rPr>
+      </w:pPr>
+      <w:r>
+        <w:rPr>
+          <w:rFonts w:ascii="Segoe UI Emoji" w:eastAsia="Times New Roman" w:hAnsi="Segoe UI Emoji" w:cs="Segoe UI Emoji"/>
+          <w:b/>
+          <w:bCs/>
+          <w:lang w:val="en-NG"/>
+        </w:rPr>
+        <w:t>📊</w:t>
+      </w:r>
+      <w:r>
+        <w:rPr>
+          <w:rFonts w:eastAsia="Times New Roman"/>
+          <w:b/>
+          <w:bCs/>
+          <w:lang w:val="en-NG"/>
+        </w:rPr>
+        <w:t xml:space="preserve"> Combine into Your Grid Disturbance Coefficient</w:t>
+      </w:r>
+    </w:p>
+    <w:p>
+      <w:pPr>
+        <w:spacing w:before="100" w:beforeAutospacing="1" w:after="100" w:afterAutospacing="1" w:line="240" w:lineRule="auto"/>
+        <w:outlineLvl w:val="0"/>
+        <w:rPr>
+          <w:rFonts w:eastAsia="Times New Roman"/>
+          <w:lang w:val="en-NG"/>
+        </w:rPr>
+      </w:pPr>
+      <w:r>
+        <w:rPr>
+          <w:rFonts w:eastAsia="Times New Roman"/>
+          <w:lang w:val="en-NG"/>
+        </w:rPr>
+        <w:t>Recall your index definition:</w:t>
+      </w:r>
+    </w:p>
+    <w:p>
+      <w:pPr>
+        <w:spacing w:before="100" w:beforeAutospacing="1" w:after="100" w:afterAutospacing="1" w:line="240" w:lineRule="auto"/>
+        <w:outlineLvl w:val="0"/>
+        <w:rPr>
+          <w:rFonts w:eastAsia="Times New Roman"/>
+          <w:lang w:val="en-NG"/>
+        </w:rPr>
+      </w:pPr>
+      <m:oMathPara>
+        <m:oMath>
+          <m:sSub>
+            <m:sSubPr>
+              <m:ctrlPr>
+                <w:rPr>
+                  <w:rFonts w:ascii="Cambria Math" w:eastAsia="Times New Roman" w:hAnsi="Cambria Math"/>
+                  <w:lang w:val="en-NG"/>
+                </w:rPr>
+              </m:ctrlPr>
+            </m:sSubPr>
+            <m:e>
+              <m:r>
+                <w:rPr>
+                  <w:rFonts w:ascii="Cambria Math" w:eastAsia="Times New Roman" w:hAnsi="Cambria Math"/>
+                  <w:lang w:val="en-NG"/>
+                </w:rPr>
+                <m:t>D</m:t>
+              </m:r>
+            </m:e>
+            <m:sub>
+              <m:r>
+                <w:rPr>
+                  <w:rFonts w:ascii="Cambria Math" w:eastAsia="Times New Roman" w:hAnsi="Cambria Math"/>
+                  <w:lang w:val="en-NG"/>
+                </w:rPr>
+                <m:t>k</m:t>
+              </m:r>
+            </m:sub>
+          </m:sSub>
+          <m:r>
+            <w:rPr>
+              <w:rFonts w:ascii="Cambria Math" w:eastAsia="Times New Roman" w:hAnsi="Cambria Math"/>
+              <w:lang w:val="en-NG"/>
+            </w:rPr>
+            <m:t>=α</m:t>
+          </m:r>
+          <m:r>
+            <m:rPr>
+              <m:sty m:val="p"/>
+            </m:rPr>
+            <w:rPr>
+              <w:rFonts w:ascii="Cambria Math" w:eastAsia="Times New Roman" w:hAnsi="Cambria Math"/>
+              <w:lang w:val="en-NG"/>
+            </w:rPr>
+            <m:t>∣Δ</m:t>
+          </m:r>
+          <m:sSub>
+            <m:sSubPr>
+              <m:ctrlPr>
+                <w:rPr>
+                  <w:rFonts w:ascii="Cambria Math" w:eastAsia="Times New Roman" w:hAnsi="Cambria Math"/>
+                  <w:lang w:val="en-NG"/>
+                </w:rPr>
+              </m:ctrlPr>
+            </m:sSubPr>
+            <m:e>
+              <m:r>
+                <w:rPr>
+                  <w:rFonts w:ascii="Cambria Math" w:eastAsia="Times New Roman" w:hAnsi="Cambria Math"/>
+                  <w:lang w:val="en-NG"/>
+                </w:rPr>
+                <m:t>V</m:t>
+              </m:r>
+            </m:e>
+            <m:sub>
+              <m:r>
+                <w:rPr>
+                  <w:rFonts w:ascii="Cambria Math" w:eastAsia="Times New Roman" w:hAnsi="Cambria Math"/>
+                  <w:lang w:val="en-NG"/>
+                </w:rPr>
+                <m:t>k</m:t>
+              </m:r>
+            </m:sub>
+          </m:sSub>
+          <m:r>
+            <m:rPr>
+              <m:sty m:val="p"/>
+            </m:rPr>
+            <w:rPr>
+              <w:rFonts w:ascii="Cambria Math" w:eastAsia="Times New Roman" w:hAnsi="Cambria Math"/>
+              <w:lang w:val="en-NG"/>
+            </w:rPr>
+            <m:t>∣</m:t>
+          </m:r>
+          <m:r>
+            <w:rPr>
+              <w:rFonts w:ascii="Cambria Math" w:eastAsia="Times New Roman" w:hAnsi="Cambria Math"/>
+              <w:lang w:val="en-NG"/>
+            </w:rPr>
+            <m:t>+β</m:t>
+          </m:r>
+          <m:r>
+            <m:rPr>
+              <m:sty m:val="p"/>
+            </m:rPr>
+            <w:rPr>
+              <w:rFonts w:ascii="Cambria Math" w:eastAsia="Times New Roman" w:hAnsi="Cambria Math"/>
+              <w:lang w:val="en-NG"/>
+            </w:rPr>
+            <m:t>∣Δ</m:t>
+          </m:r>
+          <m:sSub>
+            <m:sSubPr>
+              <m:ctrlPr>
+                <w:rPr>
+                  <w:rFonts w:ascii="Cambria Math" w:eastAsia="Times New Roman" w:hAnsi="Cambria Math"/>
+                  <w:lang w:val="en-NG"/>
+                </w:rPr>
+              </m:ctrlPr>
+            </m:sSubPr>
+            <m:e>
+              <m:r>
+                <w:rPr>
+                  <w:rFonts w:ascii="Cambria Math" w:eastAsia="Times New Roman" w:hAnsi="Cambria Math"/>
+                  <w:lang w:val="en-NG"/>
+                </w:rPr>
+                <m:t>f</m:t>
+              </m:r>
+            </m:e>
+            <m:sub>
+              <m:r>
+                <w:rPr>
+                  <w:rFonts w:ascii="Cambria Math" w:eastAsia="Times New Roman" w:hAnsi="Cambria Math"/>
+                  <w:lang w:val="en-NG"/>
+                </w:rPr>
+                <m:t>k</m:t>
+              </m:r>
+            </m:sub>
+          </m:sSub>
+          <m:r>
+            <m:rPr>
+              <m:sty m:val="p"/>
+            </m:rPr>
+            <w:rPr>
+              <w:rFonts w:ascii="Cambria Math" w:eastAsia="Times New Roman" w:hAnsi="Cambria Math"/>
+              <w:lang w:val="en-NG"/>
+            </w:rPr>
+            <m:t>∣</m:t>
+          </m:r>
+          <m:r>
+            <w:rPr>
+              <w:rFonts w:ascii="Cambria Math" w:eastAsia="Times New Roman" w:hAnsi="Cambria Math"/>
+              <w:lang w:val="en-NG"/>
+            </w:rPr>
+            <m:t>+γ</m:t>
+          </m:r>
+          <m:sSub>
+            <m:sSubPr>
+              <m:ctrlPr>
+                <w:rPr>
+                  <w:rFonts w:ascii="Cambria Math" w:eastAsia="Times New Roman" w:hAnsi="Cambria Math"/>
+                  <w:lang w:val="en-NG"/>
+                </w:rPr>
+              </m:ctrlPr>
+            </m:sSubPr>
+            <m:e>
+              <m:r>
+                <w:rPr>
+                  <w:rFonts w:ascii="Cambria Math" w:eastAsia="Times New Roman" w:hAnsi="Cambria Math"/>
+                  <w:lang w:val="en-NG"/>
+                </w:rPr>
+                <m:t>B</m:t>
+              </m:r>
+            </m:e>
+            <m:sub>
+              <m:r>
+                <w:rPr>
+                  <w:rFonts w:ascii="Cambria Math" w:eastAsia="Times New Roman" w:hAnsi="Cambria Math"/>
+                  <w:lang w:val="en-NG"/>
+                </w:rPr>
+                <m:t>k</m:t>
+              </m:r>
+            </m:sub>
+          </m:sSub>
+          <m:r>
+            <w:rPr>
+              <w:rFonts w:eastAsia="Times New Roman"/>
+              <w:lang w:val="en-NG"/>
+            </w:rPr>
+            <w:br/>
+          </m:r>
+        </m:oMath>
+      </m:oMathPara>
+    </w:p>
+    <w:p>
+      <w:pPr>
+        <w:spacing w:before="100" w:beforeAutospacing="1" w:after="100" w:afterAutospacing="1" w:line="240" w:lineRule="auto"/>
+        <w:outlineLvl w:val="0"/>
+        <w:rPr>
+          <w:rFonts w:eastAsia="Times New Roman"/>
+          <w:lang w:val="en-NG"/>
+        </w:rPr>
+      </w:pPr>
+      <w:r>
+        <w:rPr>
+          <w:rFonts w:eastAsia="Times New Roman"/>
+          <w:lang w:val="en-NG"/>
+        </w:rPr>
+        <w:t>Choose sensible weights for environmental stress:</w:t>
+      </w:r>
+    </w:p>
+    <w:p>
+      <w:pPr>
+        <w:numPr>
+          <w:ilvl w:val="0"/>
+          <w:numId w:val="39"/>
+        </w:numPr>
+        <w:spacing w:before="100" w:beforeAutospacing="1" w:after="100" w:afterAutospacing="1" w:line="240" w:lineRule="auto"/>
+        <w:outlineLvl w:val="0"/>
+        <w:rPr>
+          <w:rFonts w:eastAsia="Times New Roman"/>
+          <w:lang w:val="en-NG"/>
+        </w:rPr>
+      </w:pPr>
+      <m:oMath>
+        <m:r>
+          <w:rPr>
+            <w:rFonts w:ascii="Cambria Math" w:eastAsia="Times New Roman" w:hAnsi="Cambria Math"/>
+            <w:lang w:val="en-NG"/>
+          </w:rPr>
+          <m:t>α=0.5</m:t>
+        </m:r>
+      </m:oMath>
+      <w:r>
+        <w:rPr>
+          <w:rFonts w:eastAsia="Times New Roman"/>
+          <w:lang w:val="en-NG"/>
+        </w:rPr>
+        <w:t xml:space="preserve">(per % voltage deviation) </w:t>
+      </w:r>
+    </w:p>
+    <w:p>
+      <w:pPr>
+        <w:numPr>
+          <w:ilvl w:val="0"/>
+          <w:numId w:val="39"/>
+        </w:numPr>
+        <w:spacing w:before="100" w:beforeAutospacing="1" w:after="100" w:afterAutospacing="1" w:line="240" w:lineRule="auto"/>
+        <w:outlineLvl w:val="0"/>
+        <w:rPr>
+          <w:rFonts w:eastAsia="Times New Roman"/>
+          <w:lang w:val="en-NG"/>
+        </w:rPr>
+      </w:pPr>
+      <m:oMath>
+        <m:r>
+          <w:rPr>
+            <w:rFonts w:ascii="Cambria Math" w:eastAsia="Times New Roman" w:hAnsi="Cambria Math"/>
+            <w:lang w:val="en-NG"/>
+          </w:rPr>
+          <m:t>β=2.0</m:t>
+        </m:r>
+      </m:oMath>
+      <w:r>
+        <w:rPr>
+          <w:rFonts w:eastAsia="Times New Roman"/>
+          <w:lang w:val="en-NG"/>
+        </w:rPr>
+        <w:t xml:space="preserve">(per Hz frequency deviation) </w:t>
+      </w:r>
+    </w:p>
+    <w:p>
+      <w:pPr>
+        <w:numPr>
+          <w:ilvl w:val="0"/>
+          <w:numId w:val="39"/>
+        </w:numPr>
+        <w:spacing w:before="100" w:beforeAutospacing="1" w:after="100" w:afterAutospacing="1" w:line="240" w:lineRule="auto"/>
+        <w:outlineLvl w:val="0"/>
+        <w:rPr>
+          <w:rFonts w:eastAsia="Times New Roman"/>
+          <w:lang w:val="en-NG"/>
+        </w:rPr>
+      </w:pPr>
+      <m:oMath>
+        <m:r>
+          <w:rPr>
+            <w:rFonts w:ascii="Cambria Math" w:eastAsia="Times New Roman" w:hAnsi="Cambria Math"/>
+            <w:lang w:val="en-NG"/>
+          </w:rPr>
+          <m:t>γ=10</m:t>
+        </m:r>
+      </m:oMath>
+      <w:r>
+        <w:rPr>
+          <w:rFonts w:eastAsia="Times New Roman"/>
+          <w:lang w:val="en-NG"/>
+        </w:rPr>
+        <w:t xml:space="preserve">(significant penalty for a blackout) </w:t>
+      </w:r>
+    </w:p>
+    <w:p>
+      <w:pPr>
+        <w:spacing w:before="100" w:beforeAutospacing="1" w:after="100" w:afterAutospacing="1" w:line="240" w:lineRule="auto"/>
+        <w:outlineLvl w:val="0"/>
+        <w:rPr>
+          <w:rFonts w:eastAsia="Times New Roman"/>
+          <w:lang w:val="en-NG"/>
+        </w:rPr>
+      </w:pPr>
+      <w:r>
+        <w:rPr>
+          <w:rFonts w:eastAsia="Times New Roman"/>
+          <w:lang w:val="en-NG"/>
+        </w:rPr>
+        <w:t xml:space="preserve">Now, plug in the </w:t>
+      </w:r>
+      <w:r>
+        <w:rPr>
+          <w:rFonts w:eastAsia="Times New Roman"/>
+          <w:b/>
+          <w:bCs/>
+          <w:lang w:val="en-NG"/>
+        </w:rPr>
+        <w:t>grid data</w:t>
+      </w:r>
+      <w:r>
+        <w:rPr>
+          <w:rFonts w:eastAsia="Times New Roman"/>
+          <w:lang w:val="en-NG"/>
+        </w:rPr>
+        <w:t>:</w:t>
+      </w:r>
+    </w:p>
+    <w:p>
+      <w:pPr>
+        <w:spacing w:before="100" w:beforeAutospacing="1" w:after="100" w:afterAutospacing="1" w:line="240" w:lineRule="auto"/>
+        <w:outlineLvl w:val="0"/>
+        <w:rPr>
+          <w:rFonts w:eastAsia="Times New Roman"/>
+          <w:b/>
+          <w:bCs/>
+          <w:lang w:val="en-NG"/>
+        </w:rPr>
+      </w:pPr>
+      <w:r>
+        <w:rPr>
+          <w:rFonts w:eastAsia="Times New Roman"/>
+          <w:b/>
+          <w:bCs/>
+          <w:lang w:val="en-NG"/>
+        </w:rPr>
+        <w:t>Case A — Blackout Event</w:t>
+      </w:r>
+    </w:p>
+    <w:p>
+      <w:pPr>
+        <w:spacing w:before="100" w:beforeAutospacing="1" w:after="100" w:afterAutospacing="1" w:line="240" w:lineRule="auto"/>
+        <w:outlineLvl w:val="0"/>
+        <w:rPr>
+          <w:rFonts w:eastAsia="Times New Roman"/>
+          <w:lang w:val="en-NG"/>
+        </w:rPr>
+      </w:pPr>
+      <w:r>
+        <w:rPr>
+          <w:rFonts w:eastAsia="Times New Roman"/>
+          <w:lang w:val="en-NG"/>
+        </w:rPr>
+        <w:t xml:space="preserve">(where </w:t>
+      </w:r>
+      <m:oMath>
+        <m:r>
+          <w:rPr>
+            <w:rFonts w:ascii="Cambria Math" w:eastAsia="Times New Roman" w:hAnsi="Cambria Math"/>
+            <w:lang w:val="en-NG"/>
+          </w:rPr>
+          <m:t>B=1</m:t>
+        </m:r>
+      </m:oMath>
+      <w:r>
+        <w:rPr>
+          <w:rFonts w:eastAsia="Times New Roman"/>
+          <w:lang w:val="en-NG"/>
+        </w:rPr>
+        <w:t>, typical frequency &amp; voltage excursions)</w:t>
+      </w:r>
+    </w:p>
+    <w:p>
+      <w:pPr>
+        <w:spacing w:before="100" w:beforeAutospacing="1" w:after="100" w:afterAutospacing="1" w:line="240" w:lineRule="auto"/>
+        <w:outlineLvl w:val="0"/>
+        <w:rPr>
+          <w:rFonts w:eastAsia="Times New Roman"/>
+          <w:lang w:val="en-NG"/>
+        </w:rPr>
+      </w:pPr>
+      <m:oMathPara>
+        <m:oMath>
+          <m:sSub>
+            <m:sSubPr>
+              <m:ctrlPr>
+                <w:rPr>
+                  <w:rFonts w:ascii="Cambria Math" w:eastAsia="Times New Roman" w:hAnsi="Cambria Math"/>
+                  <w:lang w:val="en-NG"/>
+                </w:rPr>
+              </m:ctrlPr>
+            </m:sSubPr>
+            <m:e>
+              <m:r>
+                <w:rPr>
+                  <w:rFonts w:ascii="Cambria Math" w:eastAsia="Times New Roman" w:hAnsi="Cambria Math"/>
+                  <w:lang w:val="en-NG"/>
+                </w:rPr>
+                <m:t>D</m:t>
+              </m:r>
+            </m:e>
+            <m:sub>
+              <m:r>
+                <m:rPr>
+                  <m:nor/>
+                </m:rPr>
+                <w:rPr>
+                  <w:rFonts w:eastAsia="Times New Roman"/>
+                  <w:lang w:val="en-NG"/>
+                </w:rPr>
+                <m:t>collapse</m:t>
+              </m:r>
+            </m:sub>
+          </m:sSub>
+          <m:r>
+            <w:rPr>
+              <w:rFonts w:ascii="Cambria Math" w:eastAsia="Times New Roman" w:hAnsi="Cambria Math"/>
+              <w:lang w:val="en-NG"/>
+            </w:rPr>
+            <m:t>=0.5(11)+2.0(0.97)+10(1)=5.5+1.94+10=17.44</m:t>
+          </m:r>
+          <m:r>
+            <w:rPr>
+              <w:rFonts w:eastAsia="Times New Roman"/>
+              <w:i/>
+              <w:lang w:val="en-NG"/>
+            </w:rPr>
+            <w:br/>
+          </m:r>
+        </m:oMath>
+      </m:oMathPara>
+    </w:p>
+    <w:p>
+      <w:pPr>
+        <w:spacing w:before="100" w:beforeAutospacing="1" w:after="100" w:afterAutospacing="1" w:line="240" w:lineRule="auto"/>
+        <w:outlineLvl w:val="0"/>
+        <w:rPr>
+          <w:rFonts w:eastAsia="Times New Roman"/>
+          <w:b/>
+          <w:bCs/>
+          <w:lang w:val="en-NG"/>
+        </w:rPr>
+      </w:pPr>
+      <w:r>
+        <w:rPr>
+          <w:rFonts w:eastAsia="Times New Roman"/>
+          <w:b/>
+          <w:bCs/>
+          <w:lang w:val="en-NG"/>
+        </w:rPr>
+        <w:t>Case B — Non</w:t>
+      </w:r>
+      <w:r>
+        <w:rPr>
+          <w:rFonts w:eastAsia="Times New Roman"/>
+          <w:b/>
+          <w:bCs/>
+          <w:lang w:val="en-NG"/>
+        </w:rPr>
+        <w:noBreakHyphen/>
+        <w:t>collapse but Severe Disturbance</w:t>
+      </w:r>
+    </w:p>
+    <w:p>
+      <w:pPr>
+        <w:spacing w:before="100" w:beforeAutospacing="1" w:after="100" w:afterAutospacing="1" w:line="240" w:lineRule="auto"/>
+        <w:outlineLvl w:val="0"/>
+        <w:rPr>
+          <w:rFonts w:eastAsia="Times New Roman"/>
+          <w:lang w:val="en-NG"/>
+        </w:rPr>
+      </w:pPr>
+      <w:r>
+        <w:rPr>
+          <w:rFonts w:eastAsia="Times New Roman"/>
+          <w:lang w:val="en-NG"/>
+        </w:rPr>
+        <w:lastRenderedPageBreak/>
+        <w:t>(where grid stays up but has large PQ deviations)</w:t>
+      </w:r>
+    </w:p>
+    <w:p>
+      <w:pPr>
+        <w:spacing w:before="100" w:beforeAutospacing="1" w:after="100" w:afterAutospacing="1" w:line="240" w:lineRule="auto"/>
+        <w:outlineLvl w:val="0"/>
+        <w:rPr>
+          <w:rFonts w:eastAsia="Times New Roman"/>
+          <w:lang w:val="en-NG"/>
+        </w:rPr>
+      </w:pPr>
+      <m:oMathPara>
+        <m:oMath>
+          <m:sSub>
+            <m:sSubPr>
+              <m:ctrlPr>
+                <w:rPr>
+                  <w:rFonts w:ascii="Cambria Math" w:eastAsia="Times New Roman" w:hAnsi="Cambria Math"/>
+                  <w:lang w:val="en-NG"/>
+                </w:rPr>
+              </m:ctrlPr>
+            </m:sSubPr>
+            <m:e>
+              <m:r>
+                <w:rPr>
+                  <w:rFonts w:ascii="Cambria Math" w:eastAsia="Times New Roman" w:hAnsi="Cambria Math"/>
+                  <w:lang w:val="en-NG"/>
+                </w:rPr>
+                <m:t>D</m:t>
+              </m:r>
+            </m:e>
+            <m:sub>
+              <m:r>
+                <m:rPr>
+                  <m:nor/>
+                </m:rPr>
+                <w:rPr>
+                  <w:rFonts w:eastAsia="Times New Roman"/>
+                  <w:lang w:val="en-NG"/>
+                </w:rPr>
+                <m:t>disturb</m:t>
+              </m:r>
+            </m:sub>
+          </m:sSub>
+          <m:r>
+            <w:rPr>
+              <w:rFonts w:ascii="Cambria Math" w:eastAsia="Times New Roman" w:hAnsi="Cambria Math"/>
+              <w:lang w:val="en-NG"/>
+            </w:rPr>
+            <m:t>=0.5(11)+2.0(0.97)+0=5.5+1.94=7.44</m:t>
+          </m:r>
+          <m:r>
+            <w:rPr>
+              <w:rFonts w:eastAsia="Times New Roman"/>
+              <w:i/>
+              <w:lang w:val="en-NG"/>
+            </w:rPr>
+            <w:br/>
+          </m:r>
+        </m:oMath>
+      </m:oMathPara>
+    </w:p>
+    <w:p>
+      <w:pPr>
+        <w:spacing w:before="100" w:beforeAutospacing="1" w:after="100" w:afterAutospacing="1" w:line="240" w:lineRule="auto"/>
+        <w:outlineLvl w:val="0"/>
+        <w:rPr>
+          <w:rFonts w:eastAsia="Times New Roman"/>
+          <w:lang w:val="en-NG"/>
+        </w:rPr>
+      </w:pPr>
+      <w:r>
+        <w:rPr>
+          <w:rFonts w:eastAsia="Times New Roman"/>
+          <w:lang w:val="en-NG"/>
+        </w:rPr>
+        <w:pict w14:anchorId="479596AA">
+          <v:rect id="_x0000_i1234" style="width:0;height:1.5pt" o:hralign="center" o:hrstd="t" o:hr="t" fillcolor="#a0a0a0" stroked="f"/>
+        </w:pict>
+      </w:r>
+    </w:p>
+    <w:p>
+      <w:pPr>
+        <w:spacing w:before="100" w:beforeAutospacing="1" w:after="100" w:afterAutospacing="1" w:line="240" w:lineRule="auto"/>
+        <w:outlineLvl w:val="0"/>
+        <w:rPr>
+          <w:rFonts w:eastAsia="Times New Roman"/>
+          <w:b/>
+          <w:bCs/>
+          <w:lang w:val="en-NG"/>
+        </w:rPr>
+      </w:pPr>
+      <w:r>
+        <w:rPr>
+          <w:rFonts w:ascii="Segoe UI Emoji" w:eastAsia="Times New Roman" w:hAnsi="Segoe UI Emoji" w:cs="Segoe UI Emoji"/>
+          <w:b/>
+          <w:bCs/>
+          <w:lang w:val="en-NG"/>
+        </w:rPr>
+        <w:t>📈</w:t>
+      </w:r>
+      <w:r>
+        <w:rPr>
+          <w:rFonts w:eastAsia="Times New Roman"/>
+          <w:b/>
+          <w:bCs/>
+          <w:lang w:val="en-NG"/>
+        </w:rPr>
+        <w:t xml:space="preserve"> Estimated </w:t>
+      </w:r>
+      <m:oMath>
+        <m:sSub>
+          <m:sSubPr>
+            <m:ctrlPr>
+              <w:rPr>
+                <w:rFonts w:ascii="Cambria Math" w:eastAsia="Times New Roman" w:hAnsi="Cambria Math"/>
+                <w:b/>
+                <w:bCs/>
+                <w:lang w:val="en-NG"/>
+              </w:rPr>
+            </m:ctrlPr>
+          </m:sSubPr>
+          <m:e>
+            <m:r>
+              <m:rPr>
+                <m:sty m:val="bi"/>
+              </m:rPr>
+              <w:rPr>
+                <w:rFonts w:ascii="Cambria Math" w:eastAsia="Times New Roman" w:hAnsi="Cambria Math"/>
+                <w:lang w:val="en-NG"/>
+              </w:rPr>
+              <m:t>w</m:t>
+            </m:r>
+          </m:e>
+          <m:sub>
+            <w:proofErr w:type="gramStart"/>
+            <m:r>
+              <m:rPr>
+                <m:nor/>
+              </m:rPr>
+              <w:rPr>
+                <w:rFonts w:eastAsia="Times New Roman"/>
+                <w:b/>
+                <w:bCs/>
+                <w:lang w:val="en-NG"/>
+              </w:rPr>
+              <m:t>grid,env</m:t>
+            </m:r>
+            <w:proofErr w:type="gramEnd"/>
+          </m:sub>
+        </m:sSub>
+      </m:oMath>
+      <w:r>
+        <w:rPr>
+          <w:rFonts w:eastAsia="Times New Roman"/>
+          <w:b/>
+          <w:bCs/>
+          <w:lang w:val="en-NG"/>
+        </w:rPr>
+        <w:t>Over a Year</w:t>
+      </w:r>
+    </w:p>
+    <w:p>
+      <w:pPr>
+        <w:spacing w:before="100" w:beforeAutospacing="1" w:after="100" w:afterAutospacing="1" w:line="240" w:lineRule="auto"/>
+        <w:outlineLvl w:val="0"/>
+        <w:rPr>
+          <w:rFonts w:eastAsia="Times New Roman"/>
+          <w:lang w:val="en-NG"/>
+        </w:rPr>
+      </w:pPr>
+      <w:r>
+        <w:rPr>
+          <w:rFonts w:eastAsia="Times New Roman"/>
+          <w:lang w:val="en-NG"/>
+        </w:rPr>
+        <w:t>Using the empirical frequency of outages and disturbances:</w:t>
+      </w:r>
+    </w:p>
+    <w:p>
+      <w:pPr>
+        <w:numPr>
+          <w:ilvl w:val="0"/>
+          <w:numId w:val="40"/>
+        </w:numPr>
+        <w:spacing w:before="100" w:beforeAutospacing="1" w:after="100" w:afterAutospacing="1" w:line="240" w:lineRule="auto"/>
+        <w:outlineLvl w:val="0"/>
+        <w:rPr>
+          <w:rFonts w:eastAsia="Times New Roman"/>
+          <w:lang w:val="en-NG"/>
+        </w:rPr>
+      </w:pPr>
+      <w:r>
+        <w:rPr>
+          <w:rFonts w:eastAsia="Times New Roman"/>
+          <w:lang w:val="en-NG"/>
+        </w:rPr>
+        <w:t xml:space="preserve">Assume </w:t>
+      </w:r>
+      <w:r>
+        <w:rPr>
+          <w:rFonts w:eastAsia="Times New Roman"/>
+          <w:b/>
+          <w:bCs/>
+          <w:lang w:val="en-NG"/>
+        </w:rPr>
+        <w:t>350 blackout events/year</w:t>
+      </w:r>
+      <w:r>
+        <w:rPr>
+          <w:rFonts w:eastAsia="Times New Roman"/>
+          <w:lang w:val="en-NG"/>
+        </w:rPr>
+        <w:t xml:space="preserve"> </w:t>
+      </w:r>
+    </w:p>
+    <w:p>
+      <w:pPr>
+        <w:numPr>
+          <w:ilvl w:val="0"/>
+          <w:numId w:val="40"/>
+        </w:numPr>
+        <w:spacing w:before="100" w:beforeAutospacing="1" w:after="100" w:afterAutospacing="1" w:line="240" w:lineRule="auto"/>
+        <w:outlineLvl w:val="0"/>
+        <w:rPr>
+          <w:rFonts w:eastAsia="Times New Roman"/>
+          <w:lang w:val="en-NG"/>
+        </w:rPr>
+      </w:pPr>
+      <w:r>
+        <w:rPr>
+          <w:rFonts w:eastAsia="Times New Roman"/>
+          <w:lang w:val="en-NG"/>
+        </w:rPr>
+        <w:t xml:space="preserve">Assume </w:t>
+      </w:r>
+      <w:r>
+        <w:rPr>
+          <w:rFonts w:eastAsia="Times New Roman"/>
+          <w:b/>
+          <w:bCs/>
+          <w:lang w:val="en-NG"/>
+        </w:rPr>
+        <w:t>ancillary large PQ deviations ~ 700 events/year</w:t>
+      </w:r>
+      <w:r>
+        <w:rPr>
+          <w:rFonts w:eastAsia="Times New Roman"/>
+          <w:lang w:val="en-NG"/>
+        </w:rPr>
+        <w:t xml:space="preserve"> (household experience basis scaled) </w:t>
+      </w:r>
+    </w:p>
+    <w:p>
+      <w:pPr>
+        <w:numPr>
+          <w:ilvl w:val="0"/>
+          <w:numId w:val="40"/>
+        </w:numPr>
+        <w:spacing w:before="100" w:beforeAutospacing="1" w:after="100" w:afterAutospacing="1" w:line="240" w:lineRule="auto"/>
+        <w:outlineLvl w:val="0"/>
+        <w:rPr>
+          <w:rFonts w:eastAsia="Times New Roman"/>
+          <w:lang w:val="en-NG"/>
+        </w:rPr>
+      </w:pPr>
+      <w:r>
+        <w:rPr>
+          <w:rFonts w:eastAsia="Times New Roman"/>
+          <w:lang w:val="en-NG"/>
+        </w:rPr>
+        <w:t xml:space="preserve">Total sample </w:t>
+      </w:r>
+      <m:oMath>
+        <m:r>
+          <w:rPr>
+            <w:rFonts w:ascii="Cambria Math" w:eastAsia="Times New Roman" w:hAnsi="Cambria Math"/>
+            <w:lang w:val="en-NG"/>
+          </w:rPr>
+          <m:t>N=</m:t>
+        </m:r>
+        <m:r>
+          <m:rPr>
+            <m:sty m:val="p"/>
+          </m:rPr>
+          <w:rPr>
+            <w:rFonts w:ascii="Cambria Math" w:eastAsia="Times New Roman" w:hAnsi="Cambria Math"/>
+            <w:lang w:val="en-NG"/>
+          </w:rPr>
+          <m:t>1,050</m:t>
+        </m:r>
+      </m:oMath>
+    </w:p>
+    <w:p>
+      <w:pPr>
+        <w:spacing w:before="100" w:beforeAutospacing="1" w:after="100" w:afterAutospacing="1" w:line="240" w:lineRule="auto"/>
+        <w:outlineLvl w:val="0"/>
+        <w:rPr>
+          <w:rFonts w:eastAsia="Times New Roman"/>
+          <w:lang w:val="en-NG"/>
+        </w:rPr>
+      </w:pPr>
+      <m:oMathPara>
+        <m:oMath>
+          <m:sSub>
+            <m:sSubPr>
+              <m:ctrlPr>
+                <w:rPr>
+                  <w:rFonts w:ascii="Cambria Math" w:eastAsia="Times New Roman" w:hAnsi="Cambria Math"/>
+                  <w:lang w:val="en-NG"/>
+                </w:rPr>
+              </m:ctrlPr>
+            </m:sSubPr>
+            <m:e>
+              <m:r>
+                <w:rPr>
+                  <w:rFonts w:ascii="Cambria Math" w:eastAsia="Times New Roman" w:hAnsi="Cambria Math"/>
+                  <w:lang w:val="en-NG"/>
+                </w:rPr>
+                <m:t>w</m:t>
+              </m:r>
+            </m:e>
+            <m:sub>
+              <m:r>
+                <m:rPr>
+                  <m:nor/>
+                </m:rPr>
+                <w:rPr>
+                  <w:rFonts w:eastAsia="Times New Roman"/>
+                  <w:lang w:val="en-NG"/>
+                </w:rPr>
+                <m:t>grid,env</m:t>
+              </m:r>
+            </m:sub>
+          </m:sSub>
+          <m:r>
+            <w:rPr>
+              <w:rFonts w:ascii="Cambria Math" w:eastAsia="Times New Roman" w:hAnsi="Cambria Math"/>
+              <w:lang w:val="en-NG"/>
+            </w:rPr>
+            <m:t>=</m:t>
+          </m:r>
+          <m:f>
+            <m:fPr>
+              <m:ctrlPr>
+                <w:rPr>
+                  <w:rFonts w:ascii="Cambria Math" w:eastAsia="Times New Roman" w:hAnsi="Cambria Math"/>
+                  <w:lang w:val="en-NG"/>
+                </w:rPr>
+              </m:ctrlPr>
+            </m:fPr>
+            <m:num>
+              <m:r>
+                <w:rPr>
+                  <w:rFonts w:ascii="Cambria Math" w:eastAsia="Times New Roman" w:hAnsi="Cambria Math"/>
+                  <w:lang w:val="en-NG"/>
+                </w:rPr>
+                <m:t>1</m:t>
+              </m:r>
+            </m:num>
+            <m:den>
+              <m:r>
+                <w:rPr>
+                  <w:rFonts w:ascii="Cambria Math" w:eastAsia="Times New Roman" w:hAnsi="Cambria Math"/>
+                  <w:lang w:val="en-NG"/>
+                </w:rPr>
+                <m:t>N</m:t>
+              </m:r>
+            </m:den>
+          </m:f>
+          <m:r>
+            <w:rPr>
+              <w:rFonts w:ascii="Cambria Math" w:eastAsia="Times New Roman" w:hAnsi="Cambria Math"/>
+              <w:lang w:val="en-NG"/>
+            </w:rPr>
+            <m:t>∑</m:t>
+          </m:r>
+          <m:sSub>
+            <m:sSubPr>
+              <m:ctrlPr>
+                <w:rPr>
+                  <w:rFonts w:ascii="Cambria Math" w:eastAsia="Times New Roman" w:hAnsi="Cambria Math"/>
+                  <w:lang w:val="en-NG"/>
+                </w:rPr>
+              </m:ctrlPr>
+            </m:sSubPr>
+            <m:e>
+              <m:r>
+                <w:rPr>
+                  <w:rFonts w:ascii="Cambria Math" w:eastAsia="Times New Roman" w:hAnsi="Cambria Math"/>
+                  <w:lang w:val="en-NG"/>
+                </w:rPr>
+                <m:t>D</m:t>
+              </m:r>
+            </m:e>
+            <m:sub>
+              <m:r>
+                <w:rPr>
+                  <w:rFonts w:ascii="Cambria Math" w:eastAsia="Times New Roman" w:hAnsi="Cambria Math"/>
+                  <w:lang w:val="en-NG"/>
+                </w:rPr>
+                <m:t>k</m:t>
+              </m:r>
+            </m:sub>
+          </m:sSub>
+          <m:r>
+            <w:rPr>
+              <w:rFonts w:ascii="Cambria Math" w:eastAsia="Times New Roman" w:hAnsi="Cambria Math"/>
+              <w:lang w:val="en-NG"/>
+            </w:rPr>
+            <m:t>=</m:t>
+          </m:r>
+          <m:f>
+            <m:fPr>
+              <m:ctrlPr>
+                <w:rPr>
+                  <w:rFonts w:ascii="Cambria Math" w:eastAsia="Times New Roman" w:hAnsi="Cambria Math"/>
+                  <w:lang w:val="en-NG"/>
+                </w:rPr>
+              </m:ctrlPr>
+            </m:fPr>
+            <m:num>
+              <m:r>
+                <w:rPr>
+                  <w:rFonts w:ascii="Cambria Math" w:eastAsia="Times New Roman" w:hAnsi="Cambria Math"/>
+                  <w:lang w:val="en-NG"/>
+                </w:rPr>
+                <m:t>350(17.44)+700(7.44)</m:t>
+              </m:r>
+            </m:num>
+            <m:den>
+              <m:r>
+                <m:rPr>
+                  <m:sty m:val="p"/>
+                </m:rPr>
+                <w:rPr>
+                  <w:rFonts w:ascii="Cambria Math" w:eastAsia="Times New Roman" w:hAnsi="Cambria Math"/>
+                  <w:lang w:val="en-NG"/>
+                </w:rPr>
+                <m:t>1,050</m:t>
+              </m:r>
+            </m:den>
+          </m:f>
+          <m:r>
+            <w:rPr>
+              <w:rFonts w:eastAsia="Times New Roman"/>
+              <w:lang w:val="en-NG"/>
+            </w:rPr>
+            <w:br/>
+          </m:r>
+        </m:oMath>
+        <m:oMath>
+          <m:sSub>
+            <m:sSubPr>
+              <m:ctrlPr>
+                <w:rPr>
+                  <w:rFonts w:ascii="Cambria Math" w:eastAsia="Times New Roman" w:hAnsi="Cambria Math"/>
+                  <w:lang w:val="en-NG"/>
+                </w:rPr>
+              </m:ctrlPr>
+            </m:sSubPr>
+            <m:e>
+              <m:r>
+                <w:rPr>
+                  <w:rFonts w:ascii="Cambria Math" w:eastAsia="Times New Roman" w:hAnsi="Cambria Math"/>
+                  <w:lang w:val="en-NG"/>
+                </w:rPr>
+                <m:t>w</m:t>
+              </m:r>
+            </m:e>
+            <m:sub>
+              <m:r>
+                <m:rPr>
+                  <m:nor/>
+                </m:rPr>
+                <w:rPr>
+                  <w:rFonts w:eastAsia="Times New Roman"/>
+                  <w:lang w:val="en-NG"/>
+                </w:rPr>
+                <m:t>grid,env</m:t>
+              </m:r>
+            </m:sub>
+          </m:sSub>
+          <m:r>
+            <w:rPr>
+              <w:rFonts w:ascii="Cambria Math" w:eastAsia="Times New Roman" w:hAnsi="Cambria Math"/>
+              <w:lang w:val="en-NG"/>
+            </w:rPr>
+            <m:t>=</m:t>
+          </m:r>
+          <m:f>
+            <m:fPr>
+              <m:ctrlPr>
+                <w:rPr>
+                  <w:rFonts w:ascii="Cambria Math" w:eastAsia="Times New Roman" w:hAnsi="Cambria Math"/>
+                  <w:lang w:val="en-NG"/>
+                </w:rPr>
+              </m:ctrlPr>
+            </m:fPr>
+            <m:num>
+              <m:r>
+                <m:rPr>
+                  <m:sty m:val="p"/>
+                </m:rPr>
+                <w:rPr>
+                  <w:rFonts w:ascii="Cambria Math" w:eastAsia="Times New Roman" w:hAnsi="Cambria Math"/>
+                  <w:lang w:val="en-NG"/>
+                </w:rPr>
+                <m:t>6,104</m:t>
+              </m:r>
+              <m:r>
+                <w:rPr>
+                  <w:rFonts w:ascii="Cambria Math" w:eastAsia="Times New Roman" w:hAnsi="Cambria Math"/>
+                  <w:lang w:val="en-NG"/>
+                </w:rPr>
+                <m:t>+</m:t>
+              </m:r>
+              <m:r>
+                <m:rPr>
+                  <m:sty m:val="p"/>
+                </m:rPr>
+                <w:rPr>
+                  <w:rFonts w:ascii="Cambria Math" w:eastAsia="Times New Roman" w:hAnsi="Cambria Math"/>
+                  <w:lang w:val="en-NG"/>
+                </w:rPr>
+                <m:t>5,208</m:t>
+              </m:r>
+            </m:num>
+            <m:den>
+              <m:r>
+                <m:rPr>
+                  <m:sty m:val="p"/>
+                </m:rPr>
+                <w:rPr>
+                  <w:rFonts w:ascii="Cambria Math" w:eastAsia="Times New Roman" w:hAnsi="Cambria Math"/>
+                  <w:lang w:val="en-NG"/>
+                </w:rPr>
+                <m:t>1,050</m:t>
+              </m:r>
+            </m:den>
+          </m:f>
+          <m:r>
+            <w:rPr>
+              <w:rFonts w:ascii="Cambria Math" w:eastAsia="Times New Roman" w:hAnsi="Cambria Math"/>
+              <w:lang w:val="en-NG"/>
+            </w:rPr>
+            <m:t>≈10.75</m:t>
+          </m:r>
+          <m:r>
+            <w:rPr>
+              <w:rFonts w:eastAsia="Times New Roman"/>
+              <w:i/>
+              <w:lang w:val="en-NG"/>
+            </w:rPr>
+            <w:br/>
+          </m:r>
+        </m:oMath>
+      </m:oMathPara>
+    </w:p>
+    <w:p>
+      <w:pPr>
+        <w:spacing w:before="100" w:beforeAutospacing="1" w:after="100" w:afterAutospacing="1" w:line="240" w:lineRule="auto"/>
+        <w:outlineLvl w:val="0"/>
+        <w:rPr>
+          <w:rFonts w:eastAsia="Times New Roman"/>
+          <w:lang w:val="en-NG"/>
+        </w:rPr>
+      </w:pPr>
+      <w:r>
+        <w:rPr>
+          <w:rFonts w:eastAsia="Times New Roman"/>
+          <w:lang w:val="en-NG"/>
+        </w:rPr>
+        <w:pict w14:anchorId="50C1D139">
+          <v:rect id="_x0000_i1235" style="width:0;height:1.5pt" o:hralign="center" o:hrstd="t" o:hr="t" fillcolor="#a0a0a0" stroked="f"/>
+        </w:pict>
+      </w:r>
+    </w:p>
+    <w:p>
+      <w:pPr>
+        <w:spacing w:before="100" w:beforeAutospacing="1" w:after="100" w:afterAutospacing="1" w:line="240" w:lineRule="auto"/>
+        <w:outlineLvl w:val="0"/>
+        <w:rPr>
+          <w:rFonts w:eastAsia="Times New Roman"/>
+          <w:b/>
+          <w:bCs/>
+          <w:lang w:val="en-NG"/>
+        </w:rPr>
+      </w:pPr>
+      <w:r>
+        <w:rPr>
+          <w:rFonts w:ascii="Segoe UI Emoji" w:eastAsia="Times New Roman" w:hAnsi="Segoe UI Emoji" w:cs="Segoe UI Emoji"/>
+          <w:b/>
+          <w:bCs/>
+          <w:lang w:val="en-NG"/>
+        </w:rPr>
+        <w:t>📌</w:t>
+      </w:r>
+      <w:r>
+        <w:rPr>
+          <w:rFonts w:eastAsia="Times New Roman"/>
+          <w:b/>
+          <w:bCs/>
+          <w:lang w:val="en-NG"/>
+        </w:rPr>
+        <w:t xml:space="preserve"> Final Reference Values for Your Model</w:t>
+      </w:r>
+    </w:p>
+    <w:tbl>
+      <w:tblPr>
+        <w:tblW w:w="0" w:type="auto"/>
+        <w:tblCellSpacing w:w="15" w:type="dxa"/>
+        <w:tblCellMar>
+          <w:top w:w="15" w:type="dxa"/>
+          <w:left w:w="15" w:type="dxa"/>
+          <w:bottom w:w="15" w:type="dxa"/>
+          <w:right w:w="15" w:type="dxa"/>
+        </w:tblCellMar>
+        <w:tblLook w:val="04A0" w:firstRow="1" w:lastRow="0" w:firstColumn="1" w:lastColumn="0" w:noHBand="0" w:noVBand="1"/>
+      </w:tblPr>
+      <w:tblGrid>
+        <w:gridCol w:w="2837"/>
+        <w:gridCol w:w="3189"/>
+      </w:tblGrid>
+      <w:tr>
+        <w:trPr>
+          <w:tblHeader/>
+          <w:tblCellSpacing w:w="15" w:type="dxa"/>
+        </w:trPr>
+        <w:tc>
+          <w:tcPr>
+            <w:tcW w:w="0" w:type="auto"/>
+            <w:vAlign w:val="center"/>
+            <w:hideMark/>
+          </w:tcPr>
+          <w:p>
+            <w:pPr>
+              <w:spacing w:before="100" w:beforeAutospacing="1" w:after="100" w:afterAutospacing="1" w:line="240" w:lineRule="auto"/>
+              <w:outlineLvl w:val="0"/>
+              <w:rPr>
+                <w:rFonts w:eastAsia="Times New Roman"/>
+                <w:b/>
+                <w:bCs/>
+                <w:lang w:val="en-NG"/>
+              </w:rPr>
+            </w:pPr>
+            <w:r>
+              <w:rPr>
+                <w:rFonts w:eastAsia="Times New Roman"/>
+                <w:b/>
+                <w:bCs/>
+                <w:lang w:val="en-NG"/>
+              </w:rPr>
+              <w:t>Term</w:t>
+            </w:r>
+          </w:p>
+        </w:tc>
+        <w:tc>
+          <w:tcPr>
+            <w:tcW w:w="0" w:type="auto"/>
+            <w:vAlign w:val="center"/>
+            <w:hideMark/>
+          </w:tcPr>
+          <w:p>
+            <w:pPr>
+              <w:spacing w:before="100" w:beforeAutospacing="1" w:after="100" w:afterAutospacing="1" w:line="240" w:lineRule="auto"/>
+              <w:outlineLvl w:val="0"/>
+              <w:rPr>
+                <w:rFonts w:eastAsia="Times New Roman"/>
+                <w:b/>
+                <w:bCs/>
+                <w:lang w:val="en-NG"/>
+              </w:rPr>
+            </w:pPr>
+            <w:r>
+              <w:rPr>
+                <w:rFonts w:eastAsia="Times New Roman"/>
+                <w:b/>
+                <w:bCs/>
+                <w:lang w:val="en-NG"/>
+              </w:rPr>
+              <w:t>Value (empirically grounded)</w:t>
+            </w:r>
+          </w:p>
+        </w:tc>
+      </w:tr>
+      <w:tr>
+        <w:trPr>
+          <w:tblCellSpacing w:w="15" w:type="dxa"/>
+        </w:trPr>
+        <w:tc>
+          <w:tcPr>
+            <w:tcW w:w="0" w:type="auto"/>
+            <w:vAlign w:val="center"/>
+            <w:hideMark/>
+          </w:tcPr>
+          <w:p>
+            <w:pPr>
+              <w:spacing w:before="100" w:beforeAutospacing="1" w:after="100" w:afterAutospacing="1" w:line="240" w:lineRule="auto"/>
+              <w:outlineLvl w:val="0"/>
+              <w:rPr>
+                <w:rFonts w:eastAsia="Times New Roman"/>
+                <w:lang w:val="en-NG"/>
+              </w:rPr>
+            </w:pPr>
+            <w:r>
+              <w:rPr>
+                <w:rFonts w:eastAsia="Times New Roman"/>
+                <w:lang w:val="en-NG"/>
+              </w:rPr>
+              <w:t>Average blackouts per year</w:t>
+            </w:r>
+          </w:p>
+        </w:tc>
+        <w:tc>
+          <w:tcPr>
+            <w:tcW w:w="0" w:type="auto"/>
+            <w:vAlign w:val="center"/>
+            <w:hideMark/>
+          </w:tcPr>
+          <w:p>
+            <w:pPr>
+              <w:spacing w:before="100" w:beforeAutospacing="1" w:after="100" w:afterAutospacing="1" w:line="240" w:lineRule="auto"/>
+              <w:outlineLvl w:val="0"/>
+              <w:rPr>
+                <w:rFonts w:eastAsia="Times New Roman"/>
+                <w:lang w:val="en-NG"/>
+              </w:rPr>
+            </w:pPr>
+            <w:r>
+              <w:rPr>
+                <w:rFonts w:eastAsia="Times New Roman"/>
+                <w:lang w:val="en-NG"/>
+              </w:rPr>
+              <w:t xml:space="preserve">~350 events/year </w:t>
+            </w:r>
+          </w:p>
+        </w:tc>
+      </w:tr>
+      <w:tr>
+        <w:trPr>
+          <w:tblCellSpacing w:w="15" w:type="dxa"/>
+        </w:trPr>
+        <w:tc>
+          <w:tcPr>
+            <w:tcW w:w="0" w:type="auto"/>
+            <w:vAlign w:val="center"/>
+            <w:hideMark/>
+          </w:tcPr>
+          <w:p>
+            <w:pPr>
+              <w:spacing w:before="100" w:beforeAutospacing="1" w:after="100" w:afterAutospacing="1" w:line="240" w:lineRule="auto"/>
+              <w:outlineLvl w:val="0"/>
+              <w:rPr>
+                <w:rFonts w:eastAsia="Times New Roman"/>
+                <w:lang w:val="en-NG"/>
+              </w:rPr>
+            </w:pPr>
+            <w:r>
+              <w:rPr>
+                <w:rFonts w:eastAsia="Times New Roman"/>
+                <w:lang w:val="en-NG"/>
+              </w:rPr>
+              <w:t>Average outage duration</w:t>
+            </w:r>
+          </w:p>
+        </w:tc>
+        <w:tc>
+          <w:tcPr>
+            <w:tcW w:w="0" w:type="auto"/>
+            <w:vAlign w:val="center"/>
+            <w:hideMark/>
+          </w:tcPr>
+          <w:p>
+            <w:pPr>
+              <w:spacing w:before="100" w:beforeAutospacing="1" w:after="100" w:afterAutospacing="1" w:line="240" w:lineRule="auto"/>
+              <w:outlineLvl w:val="0"/>
+              <w:rPr>
+                <w:rFonts w:eastAsia="Times New Roman"/>
+                <w:lang w:val="en-NG"/>
+              </w:rPr>
+            </w:pPr>
+            <w:r>
+              <w:rPr>
+                <w:rFonts w:eastAsia="Times New Roman"/>
+                <w:lang w:val="en-NG"/>
+              </w:rPr>
+              <w:t xml:space="preserve">~3,494 hours/year </w:t>
+            </w:r>
+          </w:p>
+        </w:tc>
+      </w:tr>
+      <w:tr>
+        <w:trPr>
+          <w:tblCellSpacing w:w="15" w:type="dxa"/>
+        </w:trPr>
+        <w:tc>
+          <w:tcPr>
+            <w:tcW w:w="0" w:type="auto"/>
+            <w:vAlign w:val="center"/>
+            <w:hideMark/>
+          </w:tcPr>
+          <w:p>
+            <w:pPr>
+              <w:spacing w:before="100" w:beforeAutospacing="1" w:after="100" w:afterAutospacing="1" w:line="240" w:lineRule="auto"/>
+              <w:outlineLvl w:val="0"/>
+              <w:rPr>
+                <w:rFonts w:eastAsia="Times New Roman"/>
+                <w:lang w:val="en-NG"/>
+              </w:rPr>
+            </w:pPr>
+            <w:r>
+              <w:rPr>
+                <w:rFonts w:eastAsia="Times New Roman"/>
+                <w:lang w:val="en-NG"/>
+              </w:rPr>
+              <w:t xml:space="preserve">Typical </w:t>
+            </w:r>
+            <w:proofErr w:type="spellStart"/>
+            <w:r>
+              <w:rPr>
+                <w:rFonts w:eastAsia="Times New Roman"/>
+                <w:lang w:val="en-NG"/>
+              </w:rPr>
+              <w:t>freq</w:t>
+            </w:r>
+            <w:proofErr w:type="spellEnd"/>
+            <w:r>
+              <w:rPr>
+                <w:rFonts w:eastAsia="Times New Roman"/>
+                <w:lang w:val="en-NG"/>
+              </w:rPr>
+              <w:t xml:space="preserve"> deviation</w:t>
+            </w:r>
+          </w:p>
+        </w:tc>
+        <w:tc>
+          <w:tcPr>
+            <w:tcW w:w="0" w:type="auto"/>
+            <w:vAlign w:val="center"/>
+            <w:hideMark/>
+          </w:tcPr>
+          <w:p>
+            <w:pPr>
+              <w:spacing w:before="100" w:beforeAutospacing="1" w:after="100" w:afterAutospacing="1" w:line="240" w:lineRule="auto"/>
+              <w:outlineLvl w:val="0"/>
+              <w:rPr>
+                <w:rFonts w:eastAsia="Times New Roman"/>
+                <w:lang w:val="en-NG"/>
+              </w:rPr>
+            </w:pPr>
+            <w:r>
+              <w:rPr>
+                <w:rFonts w:eastAsia="Times New Roman"/>
+                <w:lang w:val="en-NG"/>
+              </w:rPr>
+              <w:t>~0.97</w:t>
+            </w:r>
+            <w:r>
+              <w:rPr>
+                <w:rFonts w:ascii="Arial" w:eastAsia="Times New Roman" w:hAnsi="Arial" w:cs="Arial"/>
+                <w:lang w:val="en-NG"/>
+              </w:rPr>
+              <w:t> </w:t>
+            </w:r>
+            <w:r>
+              <w:rPr>
+                <w:rFonts w:eastAsia="Times New Roman"/>
+                <w:lang w:val="en-NG"/>
+              </w:rPr>
+              <w:t xml:space="preserve">Hz beyond nominal </w:t>
+            </w:r>
+          </w:p>
+        </w:tc>
+      </w:tr>
+      <w:tr>
+        <w:trPr>
+          <w:tblCellSpacing w:w="15" w:type="dxa"/>
+        </w:trPr>
+        <w:tc>
+          <w:tcPr>
+            <w:tcW w:w="0" w:type="auto"/>
+            <w:vAlign w:val="center"/>
+            <w:hideMark/>
+          </w:tcPr>
+          <w:p>
+            <w:pPr>
+              <w:spacing w:before="100" w:beforeAutospacing="1" w:after="100" w:afterAutospacing="1" w:line="240" w:lineRule="auto"/>
+              <w:outlineLvl w:val="0"/>
+              <w:rPr>
+                <w:rFonts w:eastAsia="Times New Roman"/>
+                <w:lang w:val="en-NG"/>
+              </w:rPr>
+            </w:pPr>
+            <w:r>
+              <w:rPr>
+                <w:rFonts w:eastAsia="Times New Roman"/>
+                <w:lang w:val="en-NG"/>
+              </w:rPr>
+              <w:t>Typical voltage deviation</w:t>
+            </w:r>
+          </w:p>
+        </w:tc>
+        <w:tc>
+          <w:tcPr>
+            <w:tcW w:w="0" w:type="auto"/>
+            <w:vAlign w:val="center"/>
+            <w:hideMark/>
+          </w:tcPr>
+          <w:p>
+            <w:pPr>
+              <w:spacing w:before="100" w:beforeAutospacing="1" w:after="100" w:afterAutospacing="1" w:line="240" w:lineRule="auto"/>
+              <w:outlineLvl w:val="0"/>
+              <w:rPr>
+                <w:rFonts w:eastAsia="Times New Roman"/>
+                <w:lang w:val="en-NG"/>
+              </w:rPr>
+            </w:pPr>
+            <w:r>
+              <w:rPr>
+                <w:rFonts w:eastAsia="Times New Roman"/>
+                <w:lang w:val="en-NG"/>
+              </w:rPr>
+              <w:t xml:space="preserve">~11% outside band </w:t>
+            </w:r>
+          </w:p>
+        </w:tc>
+      </w:tr>
+      <w:tr>
+        <w:trPr>
+          <w:tblCellSpacing w:w="15" w:type="dxa"/>
+        </w:trPr>
+        <w:tc>
+          <w:tcPr>
+            <w:tcW w:w="0" w:type="auto"/>
+            <w:vAlign w:val="center"/>
+            <w:hideMark/>
+          </w:tcPr>
+          <w:p>
+            <w:pPr>
+              <w:spacing w:before="100" w:beforeAutospacing="1" w:after="100" w:afterAutospacing="1" w:line="240" w:lineRule="auto"/>
+              <w:outlineLvl w:val="0"/>
+              <w:rPr>
+                <w:rFonts w:eastAsia="Times New Roman"/>
+                <w:lang w:val="en-NG"/>
+              </w:rPr>
+            </w:pPr>
+            <m:oMath>
+              <m:sSub>
+                <m:sSubPr>
+                  <m:ctrlPr>
+                    <w:rPr>
+                      <w:rFonts w:ascii="Cambria Math" w:eastAsia="Times New Roman" w:hAnsi="Cambria Math"/>
+                      <w:lang w:val="en-NG"/>
+                    </w:rPr>
+                  </m:ctrlPr>
+                </m:sSubPr>
+                <m:e>
+                  <m:r>
+                    <w:rPr>
+                      <w:rFonts w:ascii="Cambria Math" w:eastAsia="Times New Roman" w:hAnsi="Cambria Math"/>
+                      <w:lang w:val="en-NG"/>
+                    </w:rPr>
+                    <m:t>w</m:t>
+                  </m:r>
+                </m:e>
+                <m:sub>
+                  <m:r>
+                    <m:rPr>
+                      <m:nor/>
+                    </m:rPr>
+                    <w:rPr>
+                      <w:rFonts w:eastAsia="Times New Roman"/>
+                      <w:lang w:val="en-NG"/>
+                    </w:rPr>
+                    <m:t>grid,env</m:t>
+                  </m:r>
+                </m:sub>
+              </m:sSub>
+            </m:oMath>
+            <w:r>
+              <w:rPr>
+                <w:rFonts w:eastAsia="Times New Roman"/>
+                <w:lang w:val="en-NG"/>
+              </w:rPr>
+              <w:t>(reference)</w:t>
+            </w:r>
+          </w:p>
+        </w:tc>
+        <w:tc>
+          <w:tcPr>
+            <w:tcW w:w="0" w:type="auto"/>
+            <w:vAlign w:val="center"/>
+            <w:hideMark/>
+          </w:tcPr>
+          <w:p>
+            <w:pPr>
+              <w:spacing w:before="100" w:beforeAutospacing="1" w:after="100" w:afterAutospacing="1" w:line="240" w:lineRule="auto"/>
+              <w:outlineLvl w:val="0"/>
+              <w:rPr>
+                <w:rFonts w:eastAsia="Times New Roman"/>
+                <w:lang w:val="en-NG"/>
+              </w:rPr>
+            </w:pPr>
+            <w:r>
+              <w:rPr>
+                <w:rFonts w:eastAsia="Times New Roman"/>
+                <w:b/>
+                <w:bCs/>
+                <w:lang w:val="en-NG"/>
+              </w:rPr>
+              <w:t>~10.7 (dimensionless)</w:t>
+            </w:r>
+          </w:p>
+        </w:tc>
+      </w:tr>
+    </w:tbl>
+    <w:p>
+      <w:pPr>
+        <w:spacing w:before="100" w:beforeAutospacing="1" w:after="100" w:afterAutospacing="1" w:line="240" w:lineRule="auto"/>
+        <w:outlineLvl w:val="0"/>
+        <w:rPr>
+          <w:rFonts w:eastAsia="Times New Roman"/>
+          <w:lang w:val="en-NG"/>
+        </w:rPr>
+      </w:pPr>
     </w:p>
     <w:sectPr>
       <w:pgSz w:w="12240" w:h="15840"/>
@@ -18513,6 +20745,155 @@
     </w:lvl>
   </w:abstractNum>
   <w:abstractNum w:abstractNumId="1" w15:restartNumberingAfterBreak="0">
+    <w:nsid w:val="06AC2E50"/>
+    <w:multiLevelType w:val="multilevel"/>
+    <w:tmpl w:val="B83C57E6"/>
+    <w:lvl w:ilvl="0">
+      <w:start w:val="1"/>
+      <w:numFmt w:val="bullet"/>
+      <w:lvlText w:val=""/>
+      <w:lvlJc w:val="left"/>
+      <w:pPr>
+        <w:tabs>
+          <w:tab w:val="num" w:pos="720"/>
+        </w:tabs>
+        <w:ind w:left="720" w:hanging="360"/>
+      </w:pPr>
+      <w:rPr>
+        <w:rFonts w:ascii="Symbol" w:hAnsi="Symbol" w:hint="default"/>
+        <w:sz w:val="20"/>
+      </w:rPr>
+    </w:lvl>
+    <w:lvl w:ilvl="1" w:tentative="1">
+      <w:start w:val="1"/>
+      <w:numFmt w:val="bullet"/>
+      <w:lvlText w:val="o"/>
+      <w:lvlJc w:val="left"/>
+      <w:pPr>
+        <w:tabs>
+          <w:tab w:val="num" w:pos="1440"/>
+        </w:tabs>
+        <w:ind w:left="1440" w:hanging="360"/>
+      </w:pPr>
+      <w:rPr>
+        <w:rFonts w:ascii="Courier New" w:hAnsi="Courier New" w:hint="default"/>
+        <w:sz w:val="20"/>
+      </w:rPr>
+    </w:lvl>
+    <w:lvl w:ilvl="2" w:tentative="1">
+      <w:start w:val="1"/>
+      <w:numFmt w:val="bullet"/>
+      <w:lvlText w:val=""/>
+      <w:lvlJc w:val="left"/>
+      <w:pPr>
+        <w:tabs>
+          <w:tab w:val="num" w:pos="2160"/>
+        </w:tabs>
+        <w:ind w:left="2160" w:hanging="360"/>
+      </w:pPr>
+      <w:rPr>
+        <w:rFonts w:ascii="Wingdings" w:hAnsi="Wingdings" w:hint="default"/>
+        <w:sz w:val="20"/>
+      </w:rPr>
+    </w:lvl>
+    <w:lvl w:ilvl="3" w:tentative="1">
+      <w:start w:val="1"/>
+      <w:numFmt w:val="bullet"/>
+      <w:lvlText w:val=""/>
+      <w:lvlJc w:val="left"/>
+      <w:pPr>
+        <w:tabs>
+          <w:tab w:val="num" w:pos="2880"/>
+        </w:tabs>
+        <w:ind w:left="2880" w:hanging="360"/>
+      </w:pPr>
+      <w:rPr>
+        <w:rFonts w:ascii="Wingdings" w:hAnsi="Wingdings" w:hint="default"/>
+        <w:sz w:val="20"/>
+      </w:rPr>
+    </w:lvl>
+    <w:lvl w:ilvl="4" w:tentative="1">
+      <w:start w:val="1"/>
+      <w:numFmt w:val="bullet"/>
+      <w:lvlText w:val=""/>
+      <w:lvlJc w:val="left"/>
+      <w:pPr>
+        <w:tabs>
+          <w:tab w:val="num" w:pos="3600"/>
+        </w:tabs>
+        <w:ind w:left="3600" w:hanging="360"/>
+      </w:pPr>
+      <w:rPr>
+        <w:rFonts w:ascii="Wingdings" w:hAnsi="Wingdings" w:hint="default"/>
+        <w:sz w:val="20"/>
+      </w:rPr>
+    </w:lvl>
+    <w:lvl w:ilvl="5" w:tentative="1">
+      <w:start w:val="1"/>
+      <w:numFmt w:val="bullet"/>
+      <w:lvlText w:val=""/>
+      <w:lvlJc w:val="left"/>
+      <w:pPr>
+        <w:tabs>
+          <w:tab w:val="num" w:pos="4320"/>
+        </w:tabs>
+        <w:ind w:left="4320" w:hanging="360"/>
+      </w:pPr>
+      <w:rPr>
+        <w:rFonts w:ascii="Wingdings" w:hAnsi="Wingdings" w:hint="default"/>
+        <w:sz w:val="20"/>
+      </w:rPr>
+    </w:lvl>
+    <w:lvl w:ilvl="6" w:tentative="1">
+      <w:start w:val="1"/>
+      <w:numFmt w:val="bullet"/>
+      <w:lvlText w:val=""/>
+      <w:lvlJc w:val="left"/>
+      <w:pPr>
+        <w:tabs>
+          <w:tab w:val="num" w:pos="5040"/>
+        </w:tabs>
+        <w:ind w:left="5040" w:hanging="360"/>
+      </w:pPr>
+      <w:rPr>
+        <w:rFonts w:ascii="Wingdings" w:hAnsi="Wingdings" w:hint="default"/>
+        <w:sz w:val="20"/>
+      </w:rPr>
+    </w:lvl>
+    <w:lvl w:ilvl="7" w:tentative="1">
+      <w:start w:val="1"/>
+      <w:numFmt w:val="bullet"/>
+      <w:lvlText w:val=""/>
+      <w:lvlJc w:val="left"/>
+      <w:pPr>
+        <w:tabs>
+          <w:tab w:val="num" w:pos="5760"/>
+        </w:tabs>
+        <w:ind w:left="5760" w:hanging="360"/>
+      </w:pPr>
+      <w:rPr>
+        <w:rFonts w:ascii="Wingdings" w:hAnsi="Wingdings" w:hint="default"/>
+        <w:sz w:val="20"/>
+      </w:rPr>
+    </w:lvl>
+    <w:lvl w:ilvl="8" w:tentative="1">
+      <w:start w:val="1"/>
+      <w:numFmt w:val="bullet"/>
+      <w:lvlText w:val=""/>
+      <w:lvlJc w:val="left"/>
+      <w:pPr>
+        <w:tabs>
+          <w:tab w:val="num" w:pos="6480"/>
+        </w:tabs>
+        <w:ind w:left="6480" w:hanging="360"/>
+      </w:pPr>
+      <w:rPr>
+        <w:rFonts w:ascii="Wingdings" w:hAnsi="Wingdings" w:hint="default"/>
+        <w:sz w:val="20"/>
+      </w:rPr>
+    </w:lvl>
+  </w:abstractNum>
+  <w:abstractNum w:abstractNumId="2" w15:restartNumberingAfterBreak="0">
     <w:nsid w:val="07E75E3E"/>
     <w:multiLevelType w:val="multilevel"/>
     <w:tmpl w:val="8D022888"/>
@@ -18661,7 +21042,7 @@
       </w:rPr>
     </w:lvl>
   </w:abstractNum>
-  <w:abstractNum w:abstractNumId="2" w15:restartNumberingAfterBreak="0">
+  <w:abstractNum w:abstractNumId="3" w15:restartNumberingAfterBreak="0">
     <w:nsid w:val="0B5E4E10"/>
     <w:multiLevelType w:val="multilevel"/>
     <w:tmpl w:val="E1D68EA2"/>
@@ -18810,7 +21191,7 @@
       </w:rPr>
     </w:lvl>
   </w:abstractNum>
-  <w:abstractNum w:abstractNumId="3" w15:restartNumberingAfterBreak="0">
+  <w:abstractNum w:abstractNumId="4" w15:restartNumberingAfterBreak="0">
     <w:nsid w:val="0C5419DD"/>
     <w:multiLevelType w:val="multilevel"/>
     <w:tmpl w:val="BE963672"/>
@@ -18959,7 +21340,7 @@
       </w:rPr>
     </w:lvl>
   </w:abstractNum>
-  <w:abstractNum w:abstractNumId="4" w15:restartNumberingAfterBreak="0">
+  <w:abstractNum w:abstractNumId="5" w15:restartNumberingAfterBreak="0">
     <w:nsid w:val="0C5F4D91"/>
     <w:multiLevelType w:val="multilevel"/>
     <w:tmpl w:val="E29862A0"/>
@@ -19108,7 +21489,7 @@
       </w:rPr>
     </w:lvl>
   </w:abstractNum>
-  <w:abstractNum w:abstractNumId="5" w15:restartNumberingAfterBreak="0">
+  <w:abstractNum w:abstractNumId="6" w15:restartNumberingAfterBreak="0">
     <w:nsid w:val="27FF22DC"/>
     <w:multiLevelType w:val="multilevel"/>
     <w:tmpl w:val="1A7C6256"/>
@@ -19257,7 +21638,7 @@
       </w:rPr>
     </w:lvl>
   </w:abstractNum>
-  <w:abstractNum w:abstractNumId="6" w15:restartNumberingAfterBreak="0">
+  <w:abstractNum w:abstractNumId="7" w15:restartNumberingAfterBreak="0">
     <w:nsid w:val="2A151CDA"/>
     <w:multiLevelType w:val="multilevel"/>
     <w:tmpl w:val="35EC16FE"/>
@@ -19406,7 +21787,156 @@
       </w:rPr>
     </w:lvl>
   </w:abstractNum>
-  <w:abstractNum w:abstractNumId="7" w15:restartNumberingAfterBreak="0">
+  <w:abstractNum w:abstractNumId="8" w15:restartNumberingAfterBreak="0">
+    <w:nsid w:val="2DCF20A3"/>
+    <w:multiLevelType w:val="multilevel"/>
+    <w:tmpl w:val="939C5576"/>
+    <w:lvl w:ilvl="0">
+      <w:start w:val="1"/>
+      <w:numFmt w:val="bullet"/>
+      <w:lvlText w:val=""/>
+      <w:lvlJc w:val="left"/>
+      <w:pPr>
+        <w:tabs>
+          <w:tab w:val="num" w:pos="720"/>
+        </w:tabs>
+        <w:ind w:left="720" w:hanging="360"/>
+      </w:pPr>
+      <w:rPr>
+        <w:rFonts w:ascii="Symbol" w:hAnsi="Symbol" w:hint="default"/>
+        <w:sz w:val="20"/>
+      </w:rPr>
+    </w:lvl>
+    <w:lvl w:ilvl="1" w:tentative="1">
+      <w:start w:val="1"/>
+      <w:numFmt w:val="bullet"/>
+      <w:lvlText w:val="o"/>
+      <w:lvlJc w:val="left"/>
+      <w:pPr>
+        <w:tabs>
+          <w:tab w:val="num" w:pos="1440"/>
+        </w:tabs>
+        <w:ind w:left="1440" w:hanging="360"/>
+      </w:pPr>
+      <w:rPr>
+        <w:rFonts w:ascii="Courier New" w:hAnsi="Courier New" w:hint="default"/>
+        <w:sz w:val="20"/>
+      </w:rPr>
+    </w:lvl>
+    <w:lvl w:ilvl="2" w:tentative="1">
+      <w:start w:val="1"/>
+      <w:numFmt w:val="bullet"/>
+      <w:lvlText w:val=""/>
+      <w:lvlJc w:val="left"/>
+      <w:pPr>
+        <w:tabs>
+          <w:tab w:val="num" w:pos="2160"/>
+        </w:tabs>
+        <w:ind w:left="2160" w:hanging="360"/>
+      </w:pPr>
+      <w:rPr>
+        <w:rFonts w:ascii="Wingdings" w:hAnsi="Wingdings" w:hint="default"/>
+        <w:sz w:val="20"/>
+      </w:rPr>
+    </w:lvl>
+    <w:lvl w:ilvl="3" w:tentative="1">
+      <w:start w:val="1"/>
+      <w:numFmt w:val="bullet"/>
+      <w:lvlText w:val=""/>
+      <w:lvlJc w:val="left"/>
+      <w:pPr>
+        <w:tabs>
+          <w:tab w:val="num" w:pos="2880"/>
+        </w:tabs>
+        <w:ind w:left="2880" w:hanging="360"/>
+      </w:pPr>
+      <w:rPr>
+        <w:rFonts w:ascii="Wingdings" w:hAnsi="Wingdings" w:hint="default"/>
+        <w:sz w:val="20"/>
+      </w:rPr>
+    </w:lvl>
+    <w:lvl w:ilvl="4" w:tentative="1">
+      <w:start w:val="1"/>
+      <w:numFmt w:val="bullet"/>
+      <w:lvlText w:val=""/>
+      <w:lvlJc w:val="left"/>
+      <w:pPr>
+        <w:tabs>
+          <w:tab w:val="num" w:pos="3600"/>
+        </w:tabs>
+        <w:ind w:left="3600" w:hanging="360"/>
+      </w:pPr>
+      <w:rPr>
+        <w:rFonts w:ascii="Wingdings" w:hAnsi="Wingdings" w:hint="default"/>
+        <w:sz w:val="20"/>
+      </w:rPr>
+    </w:lvl>
+    <w:lvl w:ilvl="5" w:tentative="1">
+      <w:start w:val="1"/>
+      <w:numFmt w:val="bullet"/>
+      <w:lvlText w:val=""/>
+      <w:lvlJc w:val="left"/>
+      <w:pPr>
+        <w:tabs>
+          <w:tab w:val="num" w:pos="4320"/>
+        </w:tabs>
+        <w:ind w:left="4320" w:hanging="360"/>
+      </w:pPr>
+      <w:rPr>
+        <w:rFonts w:ascii="Wingdings" w:hAnsi="Wingdings" w:hint="default"/>
+        <w:sz w:val="20"/>
+      </w:rPr>
+    </w:lvl>
+    <w:lvl w:ilvl="6" w:tentative="1">
+      <w:start w:val="1"/>
+      <w:numFmt w:val="bullet"/>
+      <w:lvlText w:val=""/>
+      <w:lvlJc w:val="left"/>
+      <w:pPr>
+        <w:tabs>
+          <w:tab w:val="num" w:pos="5040"/>
+        </w:tabs>
+        <w:ind w:left="5040" w:hanging="360"/>
+      </w:pPr>
+      <w:rPr>
+        <w:rFonts w:ascii="Wingdings" w:hAnsi="Wingdings" w:hint="default"/>
+        <w:sz w:val="20"/>
+      </w:rPr>
+    </w:lvl>
+    <w:lvl w:ilvl="7" w:tentative="1">
+      <w:start w:val="1"/>
+      <w:numFmt w:val="bullet"/>
+      <w:lvlText w:val=""/>
+      <w:lvlJc w:val="left"/>
+      <w:pPr>
+        <w:tabs>
+          <w:tab w:val="num" w:pos="5760"/>
+        </w:tabs>
+        <w:ind w:left="5760" w:hanging="360"/>
+      </w:pPr>
+      <w:rPr>
+        <w:rFonts w:ascii="Wingdings" w:hAnsi="Wingdings" w:hint="default"/>
+        <w:sz w:val="20"/>
+      </w:rPr>
+    </w:lvl>
+    <w:lvl w:ilvl="8" w:tentative="1">
+      <w:start w:val="1"/>
+      <w:numFmt w:val="bullet"/>
+      <w:lvlText w:val=""/>
+      <w:lvlJc w:val="left"/>
+      <w:pPr>
+        <w:tabs>
+          <w:tab w:val="num" w:pos="6480"/>
+        </w:tabs>
+        <w:ind w:left="6480" w:hanging="360"/>
+      </w:pPr>
+      <w:rPr>
+        <w:rFonts w:ascii="Wingdings" w:hAnsi="Wingdings" w:hint="default"/>
+        <w:sz w:val="20"/>
+      </w:rPr>
+    </w:lvl>
+  </w:abstractNum>
+  <w:abstractNum w:abstractNumId="9" w15:restartNumberingAfterBreak="0">
     <w:nsid w:val="2F92428B"/>
     <w:multiLevelType w:val="multilevel"/>
     <w:tmpl w:val="479ECF94"/>
@@ -19519,7 +22049,7 @@
       </w:pPr>
     </w:lvl>
   </w:abstractNum>
-  <w:abstractNum w:abstractNumId="8" w15:restartNumberingAfterBreak="0">
+  <w:abstractNum w:abstractNumId="10" w15:restartNumberingAfterBreak="0">
     <w:nsid w:val="33F20D06"/>
     <w:multiLevelType w:val="multilevel"/>
     <w:tmpl w:val="98C2EF5C"/>
@@ -19668,7 +22198,7 @@
       </w:rPr>
     </w:lvl>
   </w:abstractNum>
-  <w:abstractNum w:abstractNumId="9" w15:restartNumberingAfterBreak="0">
+  <w:abstractNum w:abstractNumId="11" w15:restartNumberingAfterBreak="0">
     <w:nsid w:val="37F15F96"/>
     <w:multiLevelType w:val="multilevel"/>
     <w:tmpl w:val="9BFECEF4"/>
@@ -19817,7 +22347,156 @@
       </w:rPr>
     </w:lvl>
   </w:abstractNum>
-  <w:abstractNum w:abstractNumId="10" w15:restartNumberingAfterBreak="0">
+  <w:abstractNum w:abstractNumId="12" w15:restartNumberingAfterBreak="0">
+    <w:nsid w:val="446925DE"/>
+    <w:multiLevelType w:val="multilevel"/>
+    <w:tmpl w:val="D1B48A34"/>
+    <w:lvl w:ilvl="0">
+      <w:start w:val="1"/>
+      <w:numFmt w:val="bullet"/>
+      <w:lvlText w:val=""/>
+      <w:lvlJc w:val="left"/>
+      <w:pPr>
+        <w:tabs>
+          <w:tab w:val="num" w:pos="720"/>
+        </w:tabs>
+        <w:ind w:left="720" w:hanging="360"/>
+      </w:pPr>
+      <w:rPr>
+        <w:rFonts w:ascii="Symbol" w:hAnsi="Symbol" w:hint="default"/>
+        <w:sz w:val="20"/>
+      </w:rPr>
+    </w:lvl>
+    <w:lvl w:ilvl="1" w:tentative="1">
+      <w:start w:val="1"/>
+      <w:numFmt w:val="bullet"/>
+      <w:lvlText w:val="o"/>
+      <w:lvlJc w:val="left"/>
+      <w:pPr>
+        <w:tabs>
+          <w:tab w:val="num" w:pos="1440"/>
+        </w:tabs>
+        <w:ind w:left="1440" w:hanging="360"/>
+      </w:pPr>
+      <w:rPr>
+        <w:rFonts w:ascii="Courier New" w:hAnsi="Courier New" w:hint="default"/>
+        <w:sz w:val="20"/>
+      </w:rPr>
+    </w:lvl>
+    <w:lvl w:ilvl="2" w:tentative="1">
+      <w:start w:val="1"/>
+      <w:numFmt w:val="bullet"/>
+      <w:lvlText w:val=""/>
+      <w:lvlJc w:val="left"/>
+      <w:pPr>
+        <w:tabs>
+          <w:tab w:val="num" w:pos="2160"/>
+        </w:tabs>
+        <w:ind w:left="2160" w:hanging="360"/>
+      </w:pPr>
+      <w:rPr>
+        <w:rFonts w:ascii="Wingdings" w:hAnsi="Wingdings" w:hint="default"/>
+        <w:sz w:val="20"/>
+      </w:rPr>
+    </w:lvl>
+    <w:lvl w:ilvl="3" w:tentative="1">
+      <w:start w:val="1"/>
+      <w:numFmt w:val="bullet"/>
+      <w:lvlText w:val=""/>
+      <w:lvlJc w:val="left"/>
+      <w:pPr>
+        <w:tabs>
+          <w:tab w:val="num" w:pos="2880"/>
+        </w:tabs>
+        <w:ind w:left="2880" w:hanging="360"/>
+      </w:pPr>
+      <w:rPr>
+        <w:rFonts w:ascii="Wingdings" w:hAnsi="Wingdings" w:hint="default"/>
+        <w:sz w:val="20"/>
+      </w:rPr>
+    </w:lvl>
+    <w:lvl w:ilvl="4" w:tentative="1">
+      <w:start w:val="1"/>
+      <w:numFmt w:val="bullet"/>
+      <w:lvlText w:val=""/>
+      <w:lvlJc w:val="left"/>
+      <w:pPr>
+        <w:tabs>
+          <w:tab w:val="num" w:pos="3600"/>
+        </w:tabs>
+        <w:ind w:left="3600" w:hanging="360"/>
+      </w:pPr>
+      <w:rPr>
+        <w:rFonts w:ascii="Wingdings" w:hAnsi="Wingdings" w:hint="default"/>
+        <w:sz w:val="20"/>
+      </w:rPr>
+    </w:lvl>
+    <w:lvl w:ilvl="5" w:tentative="1">
+      <w:start w:val="1"/>
+      <w:numFmt w:val="bullet"/>
+      <w:lvlText w:val=""/>
+      <w:lvlJc w:val="left"/>
+      <w:pPr>
+        <w:tabs>
+          <w:tab w:val="num" w:pos="4320"/>
+        </w:tabs>
+        <w:ind w:left="4320" w:hanging="360"/>
+      </w:pPr>
+      <w:rPr>
+        <w:rFonts w:ascii="Wingdings" w:hAnsi="Wingdings" w:hint="default"/>
+        <w:sz w:val="20"/>
+      </w:rPr>
+    </w:lvl>
+    <w:lvl w:ilvl="6" w:tentative="1">
+      <w:start w:val="1"/>
+      <w:numFmt w:val="bullet"/>
+      <w:lvlText w:val=""/>
+      <w:lvlJc w:val="left"/>
+      <w:pPr>
+        <w:tabs>
+          <w:tab w:val="num" w:pos="5040"/>
+        </w:tabs>
+        <w:ind w:left="5040" w:hanging="360"/>
+      </w:pPr>
+      <w:rPr>
+        <w:rFonts w:ascii="Wingdings" w:hAnsi="Wingdings" w:hint="default"/>
+        <w:sz w:val="20"/>
+      </w:rPr>
+    </w:lvl>
+    <w:lvl w:ilvl="7" w:tentative="1">
+      <w:start w:val="1"/>
+      <w:numFmt w:val="bullet"/>
+      <w:lvlText w:val=""/>
+      <w:lvlJc w:val="left"/>
+      <w:pPr>
+        <w:tabs>
+          <w:tab w:val="num" w:pos="5760"/>
+        </w:tabs>
+        <w:ind w:left="5760" w:hanging="360"/>
+      </w:pPr>
+      <w:rPr>
+        <w:rFonts w:ascii="Wingdings" w:hAnsi="Wingdings" w:hint="default"/>
+        <w:sz w:val="20"/>
+      </w:rPr>
+    </w:lvl>
+    <w:lvl w:ilvl="8" w:tentative="1">
+      <w:start w:val="1"/>
+      <w:numFmt w:val="bullet"/>
+      <w:lvlText w:val=""/>
+      <w:lvlJc w:val="left"/>
+      <w:pPr>
+        <w:tabs>
+          <w:tab w:val="num" w:pos="6480"/>
+        </w:tabs>
+        <w:ind w:left="6480" w:hanging="360"/>
+      </w:pPr>
+      <w:rPr>
+        <w:rFonts w:ascii="Wingdings" w:hAnsi="Wingdings" w:hint="default"/>
+        <w:sz w:val="20"/>
+      </w:rPr>
+    </w:lvl>
+  </w:abstractNum>
+  <w:abstractNum w:abstractNumId="13" w15:restartNumberingAfterBreak="0">
     <w:nsid w:val="45F50E99"/>
     <w:multiLevelType w:val="multilevel"/>
     <w:tmpl w:val="6F5A446C"/>
@@ -19966,7 +22645,7 @@
       </w:rPr>
     </w:lvl>
   </w:abstractNum>
-  <w:abstractNum w:abstractNumId="11" w15:restartNumberingAfterBreak="0">
+  <w:abstractNum w:abstractNumId="14" w15:restartNumberingAfterBreak="0">
     <w:nsid w:val="48B4578B"/>
     <w:multiLevelType w:val="multilevel"/>
     <w:tmpl w:val="8AFED23E"/>
@@ -20115,7 +22794,7 @@
       </w:rPr>
     </w:lvl>
   </w:abstractNum>
-  <w:abstractNum w:abstractNumId="12" w15:restartNumberingAfterBreak="0">
+  <w:abstractNum w:abstractNumId="15" w15:restartNumberingAfterBreak="0">
     <w:nsid w:val="48D0294E"/>
     <w:multiLevelType w:val="multilevel"/>
     <w:tmpl w:val="A088023A"/>
@@ -20228,7 +22907,156 @@
       </w:pPr>
     </w:lvl>
   </w:abstractNum>
-  <w:abstractNum w:abstractNumId="13" w15:restartNumberingAfterBreak="0">
+  <w:abstractNum w:abstractNumId="16" w15:restartNumberingAfterBreak="0">
+    <w:nsid w:val="496E5678"/>
+    <w:multiLevelType w:val="multilevel"/>
+    <w:tmpl w:val="EB00EA9C"/>
+    <w:lvl w:ilvl="0">
+      <w:start w:val="1"/>
+      <w:numFmt w:val="bullet"/>
+      <w:lvlText w:val=""/>
+      <w:lvlJc w:val="left"/>
+      <w:pPr>
+        <w:tabs>
+          <w:tab w:val="num" w:pos="720"/>
+        </w:tabs>
+        <w:ind w:left="720" w:hanging="360"/>
+      </w:pPr>
+      <w:rPr>
+        <w:rFonts w:ascii="Symbol" w:hAnsi="Symbol" w:hint="default"/>
+        <w:sz w:val="20"/>
+      </w:rPr>
+    </w:lvl>
+    <w:lvl w:ilvl="1" w:tentative="1">
+      <w:start w:val="1"/>
+      <w:numFmt w:val="bullet"/>
+      <w:lvlText w:val="o"/>
+      <w:lvlJc w:val="left"/>
+      <w:pPr>
+        <w:tabs>
+          <w:tab w:val="num" w:pos="1440"/>
+        </w:tabs>
+        <w:ind w:left="1440" w:hanging="360"/>
+      </w:pPr>
+      <w:rPr>
+        <w:rFonts w:ascii="Courier New" w:hAnsi="Courier New" w:hint="default"/>
+        <w:sz w:val="20"/>
+      </w:rPr>
+    </w:lvl>
+    <w:lvl w:ilvl="2" w:tentative="1">
+      <w:start w:val="1"/>
+      <w:numFmt w:val="bullet"/>
+      <w:lvlText w:val=""/>
+      <w:lvlJc w:val="left"/>
+      <w:pPr>
+        <w:tabs>
+          <w:tab w:val="num" w:pos="2160"/>
+        </w:tabs>
+        <w:ind w:left="2160" w:hanging="360"/>
+      </w:pPr>
+      <w:rPr>
+        <w:rFonts w:ascii="Wingdings" w:hAnsi="Wingdings" w:hint="default"/>
+        <w:sz w:val="20"/>
+      </w:rPr>
+    </w:lvl>
+    <w:lvl w:ilvl="3" w:tentative="1">
+      <w:start w:val="1"/>
+      <w:numFmt w:val="bullet"/>
+      <w:lvlText w:val=""/>
+      <w:lvlJc w:val="left"/>
+      <w:pPr>
+        <w:tabs>
+          <w:tab w:val="num" w:pos="2880"/>
+        </w:tabs>
+        <w:ind w:left="2880" w:hanging="360"/>
+      </w:pPr>
+      <w:rPr>
+        <w:rFonts w:ascii="Wingdings" w:hAnsi="Wingdings" w:hint="default"/>
+        <w:sz w:val="20"/>
+      </w:rPr>
+    </w:lvl>
+    <w:lvl w:ilvl="4" w:tentative="1">
+      <w:start w:val="1"/>
+      <w:numFmt w:val="bullet"/>
+      <w:lvlText w:val=""/>
+      <w:lvlJc w:val="left"/>
+      <w:pPr>
+        <w:tabs>
+          <w:tab w:val="num" w:pos="3600"/>
+        </w:tabs>
+        <w:ind w:left="3600" w:hanging="360"/>
+      </w:pPr>
+      <w:rPr>
+        <w:rFonts w:ascii="Wingdings" w:hAnsi="Wingdings" w:hint="default"/>
+        <w:sz w:val="20"/>
+      </w:rPr>
+    </w:lvl>
+    <w:lvl w:ilvl="5" w:tentative="1">
+      <w:start w:val="1"/>
+      <w:numFmt w:val="bullet"/>
+      <w:lvlText w:val=""/>
+      <w:lvlJc w:val="left"/>
+      <w:pPr>
+        <w:tabs>
+          <w:tab w:val="num" w:pos="4320"/>
+        </w:tabs>
+        <w:ind w:left="4320" w:hanging="360"/>
+      </w:pPr>
+      <w:rPr>
+        <w:rFonts w:ascii="Wingdings" w:hAnsi="Wingdings" w:hint="default"/>
+        <w:sz w:val="20"/>
+      </w:rPr>
+    </w:lvl>
+    <w:lvl w:ilvl="6" w:tentative="1">
+      <w:start w:val="1"/>
+      <w:numFmt w:val="bullet"/>
+      <w:lvlText w:val=""/>
+      <w:lvlJc w:val="left"/>
+      <w:pPr>
+        <w:tabs>
+          <w:tab w:val="num" w:pos="5040"/>
+        </w:tabs>
+        <w:ind w:left="5040" w:hanging="360"/>
+      </w:pPr>
+      <w:rPr>
+        <w:rFonts w:ascii="Wingdings" w:hAnsi="Wingdings" w:hint="default"/>
+        <w:sz w:val="20"/>
+      </w:rPr>
+    </w:lvl>
+    <w:lvl w:ilvl="7" w:tentative="1">
+      <w:start w:val="1"/>
+      <w:numFmt w:val="bullet"/>
+      <w:lvlText w:val=""/>
+      <w:lvlJc w:val="left"/>
+      <w:pPr>
+        <w:tabs>
+          <w:tab w:val="num" w:pos="5760"/>
+        </w:tabs>
+        <w:ind w:left="5760" w:hanging="360"/>
+      </w:pPr>
+      <w:rPr>
+        <w:rFonts w:ascii="Wingdings" w:hAnsi="Wingdings" w:hint="default"/>
+        <w:sz w:val="20"/>
+      </w:rPr>
+    </w:lvl>
+    <w:lvl w:ilvl="8" w:tentative="1">
+      <w:start w:val="1"/>
+      <w:numFmt w:val="bullet"/>
+      <w:lvlText w:val=""/>
+      <w:lvlJc w:val="left"/>
+      <w:pPr>
+        <w:tabs>
+          <w:tab w:val="num" w:pos="6480"/>
+        </w:tabs>
+        <w:ind w:left="6480" w:hanging="360"/>
+      </w:pPr>
+      <w:rPr>
+        <w:rFonts w:ascii="Wingdings" w:hAnsi="Wingdings" w:hint="default"/>
+        <w:sz w:val="20"/>
+      </w:rPr>
+    </w:lvl>
+  </w:abstractNum>
+  <w:abstractNum w:abstractNumId="17" w15:restartNumberingAfterBreak="0">
     <w:nsid w:val="4AC111B1"/>
     <w:multiLevelType w:val="multilevel"/>
     <w:tmpl w:val="BD48FA12"/>
@@ -20377,7 +23205,7 @@
       </w:rPr>
     </w:lvl>
   </w:abstractNum>
-  <w:abstractNum w:abstractNumId="14" w15:restartNumberingAfterBreak="0">
+  <w:abstractNum w:abstractNumId="18" w15:restartNumberingAfterBreak="0">
     <w:nsid w:val="4AF27998"/>
     <w:multiLevelType w:val="multilevel"/>
     <w:tmpl w:val="0F8A64CA"/>
@@ -20526,7 +23354,7 @@
       </w:rPr>
     </w:lvl>
   </w:abstractNum>
-  <w:abstractNum w:abstractNumId="15" w15:restartNumberingAfterBreak="0">
+  <w:abstractNum w:abstractNumId="19" w15:restartNumberingAfterBreak="0">
     <w:nsid w:val="4DA859E0"/>
     <w:multiLevelType w:val="multilevel"/>
     <w:tmpl w:val="7D2C8B00"/>
@@ -20675,7 +23503,156 @@
       </w:rPr>
     </w:lvl>
   </w:abstractNum>
-  <w:abstractNum w:abstractNumId="16" w15:restartNumberingAfterBreak="0">
+  <w:abstractNum w:abstractNumId="20" w15:restartNumberingAfterBreak="0">
+    <w:nsid w:val="50603EDD"/>
+    <w:multiLevelType w:val="multilevel"/>
+    <w:tmpl w:val="CEB0CF44"/>
+    <w:lvl w:ilvl="0">
+      <w:start w:val="1"/>
+      <w:numFmt w:val="bullet"/>
+      <w:lvlText w:val=""/>
+      <w:lvlJc w:val="left"/>
+      <w:pPr>
+        <w:tabs>
+          <w:tab w:val="num" w:pos="720"/>
+        </w:tabs>
+        <w:ind w:left="720" w:hanging="360"/>
+      </w:pPr>
+      <w:rPr>
+        <w:rFonts w:ascii="Symbol" w:hAnsi="Symbol" w:hint="default"/>
+        <w:sz w:val="20"/>
+      </w:rPr>
+    </w:lvl>
+    <w:lvl w:ilvl="1" w:tentative="1">
+      <w:start w:val="1"/>
+      <w:numFmt w:val="bullet"/>
+      <w:lvlText w:val="o"/>
+      <w:lvlJc w:val="left"/>
+      <w:pPr>
+        <w:tabs>
+          <w:tab w:val="num" w:pos="1440"/>
+        </w:tabs>
+        <w:ind w:left="1440" w:hanging="360"/>
+      </w:pPr>
+      <w:rPr>
+        <w:rFonts w:ascii="Courier New" w:hAnsi="Courier New" w:hint="default"/>
+        <w:sz w:val="20"/>
+      </w:rPr>
+    </w:lvl>
+    <w:lvl w:ilvl="2" w:tentative="1">
+      <w:start w:val="1"/>
+      <w:numFmt w:val="bullet"/>
+      <w:lvlText w:val=""/>
+      <w:lvlJc w:val="left"/>
+      <w:pPr>
+        <w:tabs>
+          <w:tab w:val="num" w:pos="2160"/>
+        </w:tabs>
+        <w:ind w:left="2160" w:hanging="360"/>
+      </w:pPr>
+      <w:rPr>
+        <w:rFonts w:ascii="Wingdings" w:hAnsi="Wingdings" w:hint="default"/>
+        <w:sz w:val="20"/>
+      </w:rPr>
+    </w:lvl>
+    <w:lvl w:ilvl="3" w:tentative="1">
+      <w:start w:val="1"/>
+      <w:numFmt w:val="bullet"/>
+      <w:lvlText w:val=""/>
+      <w:lvlJc w:val="left"/>
+      <w:pPr>
+        <w:tabs>
+          <w:tab w:val="num" w:pos="2880"/>
+        </w:tabs>
+        <w:ind w:left="2880" w:hanging="360"/>
+      </w:pPr>
+      <w:rPr>
+        <w:rFonts w:ascii="Wingdings" w:hAnsi="Wingdings" w:hint="default"/>
+        <w:sz w:val="20"/>
+      </w:rPr>
+    </w:lvl>
+    <w:lvl w:ilvl="4" w:tentative="1">
+      <w:start w:val="1"/>
+      <w:numFmt w:val="bullet"/>
+      <w:lvlText w:val=""/>
+      <w:lvlJc w:val="left"/>
+      <w:pPr>
+        <w:tabs>
+          <w:tab w:val="num" w:pos="3600"/>
+        </w:tabs>
+        <w:ind w:left="3600" w:hanging="360"/>
+      </w:pPr>
+      <w:rPr>
+        <w:rFonts w:ascii="Wingdings" w:hAnsi="Wingdings" w:hint="default"/>
+        <w:sz w:val="20"/>
+      </w:rPr>
+    </w:lvl>
+    <w:lvl w:ilvl="5" w:tentative="1">
+      <w:start w:val="1"/>
+      <w:numFmt w:val="bullet"/>
+      <w:lvlText w:val=""/>
+      <w:lvlJc w:val="left"/>
+      <w:pPr>
+        <w:tabs>
+          <w:tab w:val="num" w:pos="4320"/>
+        </w:tabs>
+        <w:ind w:left="4320" w:hanging="360"/>
+      </w:pPr>
+      <w:rPr>
+        <w:rFonts w:ascii="Wingdings" w:hAnsi="Wingdings" w:hint="default"/>
+        <w:sz w:val="20"/>
+      </w:rPr>
+    </w:lvl>
+    <w:lvl w:ilvl="6" w:tentative="1">
+      <w:start w:val="1"/>
+      <w:numFmt w:val="bullet"/>
+      <w:lvlText w:val=""/>
+      <w:lvlJc w:val="left"/>
+      <w:pPr>
+        <w:tabs>
+          <w:tab w:val="num" w:pos="5040"/>
+        </w:tabs>
+        <w:ind w:left="5040" w:hanging="360"/>
+      </w:pPr>
+      <w:rPr>
+        <w:rFonts w:ascii="Wingdings" w:hAnsi="Wingdings" w:hint="default"/>
+        <w:sz w:val="20"/>
+      </w:rPr>
+    </w:lvl>
+    <w:lvl w:ilvl="7" w:tentative="1">
+      <w:start w:val="1"/>
+      <w:numFmt w:val="bullet"/>
+      <w:lvlText w:val=""/>
+      <w:lvlJc w:val="left"/>
+      <w:pPr>
+        <w:tabs>
+          <w:tab w:val="num" w:pos="5760"/>
+        </w:tabs>
+        <w:ind w:left="5760" w:hanging="360"/>
+      </w:pPr>
+      <w:rPr>
+        <w:rFonts w:ascii="Wingdings" w:hAnsi="Wingdings" w:hint="default"/>
+        <w:sz w:val="20"/>
+      </w:rPr>
+    </w:lvl>
+    <w:lvl w:ilvl="8" w:tentative="1">
+      <w:start w:val="1"/>
+      <w:numFmt w:val="bullet"/>
+      <w:lvlText w:val=""/>
+      <w:lvlJc w:val="left"/>
+      <w:pPr>
+        <w:tabs>
+          <w:tab w:val="num" w:pos="6480"/>
+        </w:tabs>
+        <w:ind w:left="6480" w:hanging="360"/>
+      </w:pPr>
+      <w:rPr>
+        <w:rFonts w:ascii="Wingdings" w:hAnsi="Wingdings" w:hint="default"/>
+        <w:sz w:val="20"/>
+      </w:rPr>
+    </w:lvl>
+  </w:abstractNum>
+  <w:abstractNum w:abstractNumId="21" w15:restartNumberingAfterBreak="0">
     <w:nsid w:val="51A61ABE"/>
     <w:multiLevelType w:val="multilevel"/>
     <w:tmpl w:val="52B2FC54"/>
@@ -20824,7 +23801,7 @@
       </w:rPr>
     </w:lvl>
   </w:abstractNum>
-  <w:abstractNum w:abstractNumId="17" w15:restartNumberingAfterBreak="0">
+  <w:abstractNum w:abstractNumId="22" w15:restartNumberingAfterBreak="0">
     <w:nsid w:val="535F3DE8"/>
     <w:multiLevelType w:val="multilevel"/>
     <w:tmpl w:val="533A6E18"/>
@@ -20973,7 +23950,7 @@
       </w:rPr>
     </w:lvl>
   </w:abstractNum>
-  <w:abstractNum w:abstractNumId="18" w15:restartNumberingAfterBreak="0">
+  <w:abstractNum w:abstractNumId="23" w15:restartNumberingAfterBreak="0">
     <w:nsid w:val="563740E3"/>
     <w:multiLevelType w:val="multilevel"/>
     <w:tmpl w:val="066A8738"/>
@@ -21122,7 +24099,7 @@
       </w:rPr>
     </w:lvl>
   </w:abstractNum>
-  <w:abstractNum w:abstractNumId="19" w15:restartNumberingAfterBreak="0">
+  <w:abstractNum w:abstractNumId="24" w15:restartNumberingAfterBreak="0">
     <w:nsid w:val="5673343A"/>
     <w:multiLevelType w:val="multilevel"/>
     <w:tmpl w:val="B60097DC"/>
@@ -21271,7 +24248,7 @@
       </w:rPr>
     </w:lvl>
   </w:abstractNum>
-  <w:abstractNum w:abstractNumId="20" w15:restartNumberingAfterBreak="0">
+  <w:abstractNum w:abstractNumId="25" w15:restartNumberingAfterBreak="0">
     <w:nsid w:val="5A64776A"/>
     <w:multiLevelType w:val="multilevel"/>
     <w:tmpl w:val="033C5244"/>
@@ -21420,7 +24397,7 @@
       </w:rPr>
     </w:lvl>
   </w:abstractNum>
-  <w:abstractNum w:abstractNumId="21" w15:restartNumberingAfterBreak="0">
+  <w:abstractNum w:abstractNumId="26" w15:restartNumberingAfterBreak="0">
     <w:nsid w:val="5B2D0D4B"/>
     <w:multiLevelType w:val="multilevel"/>
     <w:tmpl w:val="758269B4"/>
@@ -21569,7 +24546,7 @@
       </w:rPr>
     </w:lvl>
   </w:abstractNum>
-  <w:abstractNum w:abstractNumId="22" w15:restartNumberingAfterBreak="0">
+  <w:abstractNum w:abstractNumId="27" w15:restartNumberingAfterBreak="0">
     <w:nsid w:val="5BDC510C"/>
     <w:multiLevelType w:val="multilevel"/>
     <w:tmpl w:val="F85A1F80"/>
@@ -21718,7 +24695,7 @@
       </w:rPr>
     </w:lvl>
   </w:abstractNum>
-  <w:abstractNum w:abstractNumId="23" w15:restartNumberingAfterBreak="0">
+  <w:abstractNum w:abstractNumId="28" w15:restartNumberingAfterBreak="0">
     <w:nsid w:val="5C5915A7"/>
     <w:multiLevelType w:val="multilevel"/>
     <w:tmpl w:val="CD70ED34"/>
@@ -21867,7 +24844,7 @@
       </w:rPr>
     </w:lvl>
   </w:abstractNum>
-  <w:abstractNum w:abstractNumId="24" w15:restartNumberingAfterBreak="0">
+  <w:abstractNum w:abstractNumId="29" w15:restartNumberingAfterBreak="0">
     <w:nsid w:val="60224366"/>
     <w:multiLevelType w:val="multilevel"/>
     <w:tmpl w:val="E7EE184C"/>
@@ -22016,7 +24993,7 @@
       </w:rPr>
     </w:lvl>
   </w:abstractNum>
-  <w:abstractNum w:abstractNumId="25" w15:restartNumberingAfterBreak="0">
+  <w:abstractNum w:abstractNumId="30" w15:restartNumberingAfterBreak="0">
     <w:nsid w:val="60F0265D"/>
     <w:multiLevelType w:val="multilevel"/>
     <w:tmpl w:val="CCE02256"/>
@@ -22165,7 +25142,7 @@
       </w:rPr>
     </w:lvl>
   </w:abstractNum>
-  <w:abstractNum w:abstractNumId="26" w15:restartNumberingAfterBreak="0">
+  <w:abstractNum w:abstractNumId="31" w15:restartNumberingAfterBreak="0">
     <w:nsid w:val="62774A11"/>
     <w:multiLevelType w:val="multilevel"/>
     <w:tmpl w:val="5966333C"/>
@@ -22314,7 +25291,156 @@
       </w:rPr>
     </w:lvl>
   </w:abstractNum>
-  <w:abstractNum w:abstractNumId="27" w15:restartNumberingAfterBreak="0">
+  <w:abstractNum w:abstractNumId="32" w15:restartNumberingAfterBreak="0">
+    <w:nsid w:val="68927B03"/>
+    <w:multiLevelType w:val="multilevel"/>
+    <w:tmpl w:val="0816A7C0"/>
+    <w:lvl w:ilvl="0">
+      <w:start w:val="1"/>
+      <w:numFmt w:val="bullet"/>
+      <w:lvlText w:val=""/>
+      <w:lvlJc w:val="left"/>
+      <w:pPr>
+        <w:tabs>
+          <w:tab w:val="num" w:pos="720"/>
+        </w:tabs>
+        <w:ind w:left="720" w:hanging="360"/>
+      </w:pPr>
+      <w:rPr>
+        <w:rFonts w:ascii="Symbol" w:hAnsi="Symbol" w:hint="default"/>
+        <w:sz w:val="20"/>
+      </w:rPr>
+    </w:lvl>
+    <w:lvl w:ilvl="1" w:tentative="1">
+      <w:start w:val="1"/>
+      <w:numFmt w:val="bullet"/>
+      <w:lvlText w:val="o"/>
+      <w:lvlJc w:val="left"/>
+      <w:pPr>
+        <w:tabs>
+          <w:tab w:val="num" w:pos="1440"/>
+        </w:tabs>
+        <w:ind w:left="1440" w:hanging="360"/>
+      </w:pPr>
+      <w:rPr>
+        <w:rFonts w:ascii="Courier New" w:hAnsi="Courier New" w:hint="default"/>
+        <w:sz w:val="20"/>
+      </w:rPr>
+    </w:lvl>
+    <w:lvl w:ilvl="2" w:tentative="1">
+      <w:start w:val="1"/>
+      <w:numFmt w:val="bullet"/>
+      <w:lvlText w:val=""/>
+      <w:lvlJc w:val="left"/>
+      <w:pPr>
+        <w:tabs>
+          <w:tab w:val="num" w:pos="2160"/>
+        </w:tabs>
+        <w:ind w:left="2160" w:hanging="360"/>
+      </w:pPr>
+      <w:rPr>
+        <w:rFonts w:ascii="Wingdings" w:hAnsi="Wingdings" w:hint="default"/>
+        <w:sz w:val="20"/>
+      </w:rPr>
+    </w:lvl>
+    <w:lvl w:ilvl="3" w:tentative="1">
+      <w:start w:val="1"/>
+      <w:numFmt w:val="bullet"/>
+      <w:lvlText w:val=""/>
+      <w:lvlJc w:val="left"/>
+      <w:pPr>
+        <w:tabs>
+          <w:tab w:val="num" w:pos="2880"/>
+        </w:tabs>
+        <w:ind w:left="2880" w:hanging="360"/>
+      </w:pPr>
+      <w:rPr>
+        <w:rFonts w:ascii="Wingdings" w:hAnsi="Wingdings" w:hint="default"/>
+        <w:sz w:val="20"/>
+      </w:rPr>
+    </w:lvl>
+    <w:lvl w:ilvl="4" w:tentative="1">
+      <w:start w:val="1"/>
+      <w:numFmt w:val="bullet"/>
+      <w:lvlText w:val=""/>
+      <w:lvlJc w:val="left"/>
+      <w:pPr>
+        <w:tabs>
+          <w:tab w:val="num" w:pos="3600"/>
+        </w:tabs>
+        <w:ind w:left="3600" w:hanging="360"/>
+      </w:pPr>
+      <w:rPr>
+        <w:rFonts w:ascii="Wingdings" w:hAnsi="Wingdings" w:hint="default"/>
+        <w:sz w:val="20"/>
+      </w:rPr>
+    </w:lvl>
+    <w:lvl w:ilvl="5" w:tentative="1">
+      <w:start w:val="1"/>
+      <w:numFmt w:val="bullet"/>
+      <w:lvlText w:val=""/>
+      <w:lvlJc w:val="left"/>
+      <w:pPr>
+        <w:tabs>
+          <w:tab w:val="num" w:pos="4320"/>
+        </w:tabs>
+        <w:ind w:left="4320" w:hanging="360"/>
+      </w:pPr>
+      <w:rPr>
+        <w:rFonts w:ascii="Wingdings" w:hAnsi="Wingdings" w:hint="default"/>
+        <w:sz w:val="20"/>
+      </w:rPr>
+    </w:lvl>
+    <w:lvl w:ilvl="6" w:tentative="1">
+      <w:start w:val="1"/>
+      <w:numFmt w:val="bullet"/>
+      <w:lvlText w:val=""/>
+      <w:lvlJc w:val="left"/>
+      <w:pPr>
+        <w:tabs>
+          <w:tab w:val="num" w:pos="5040"/>
+        </w:tabs>
+        <w:ind w:left="5040" w:hanging="360"/>
+      </w:pPr>
+      <w:rPr>
+        <w:rFonts w:ascii="Wingdings" w:hAnsi="Wingdings" w:hint="default"/>
+        <w:sz w:val="20"/>
+      </w:rPr>
+    </w:lvl>
+    <w:lvl w:ilvl="7" w:tentative="1">
+      <w:start w:val="1"/>
+      <w:numFmt w:val="bullet"/>
+      <w:lvlText w:val=""/>
+      <w:lvlJc w:val="left"/>
+      <w:pPr>
+        <w:tabs>
+          <w:tab w:val="num" w:pos="5760"/>
+        </w:tabs>
+        <w:ind w:left="5760" w:hanging="360"/>
+      </w:pPr>
+      <w:rPr>
+        <w:rFonts w:ascii="Wingdings" w:hAnsi="Wingdings" w:hint="default"/>
+        <w:sz w:val="20"/>
+      </w:rPr>
+    </w:lvl>
+    <w:lvl w:ilvl="8" w:tentative="1">
+      <w:start w:val="1"/>
+      <w:numFmt w:val="bullet"/>
+      <w:lvlText w:val=""/>
+      <w:lvlJc w:val="left"/>
+      <w:pPr>
+        <w:tabs>
+          <w:tab w:val="num" w:pos="6480"/>
+        </w:tabs>
+        <w:ind w:left="6480" w:hanging="360"/>
+      </w:pPr>
+      <w:rPr>
+        <w:rFonts w:ascii="Wingdings" w:hAnsi="Wingdings" w:hint="default"/>
+        <w:sz w:val="20"/>
+      </w:rPr>
+    </w:lvl>
+  </w:abstractNum>
+  <w:abstractNum w:abstractNumId="33" w15:restartNumberingAfterBreak="0">
     <w:nsid w:val="69FF2091"/>
     <w:multiLevelType w:val="multilevel"/>
     <w:tmpl w:val="22B8773C"/>
@@ -22463,7 +25589,7 @@
       </w:rPr>
     </w:lvl>
   </w:abstractNum>
-  <w:abstractNum w:abstractNumId="28" w15:restartNumberingAfterBreak="0">
+  <w:abstractNum w:abstractNumId="34" w15:restartNumberingAfterBreak="0">
     <w:nsid w:val="6BF73096"/>
     <w:multiLevelType w:val="multilevel"/>
     <w:tmpl w:val="661001D8"/>
@@ -22612,7 +25738,7 @@
       </w:rPr>
     </w:lvl>
   </w:abstractNum>
-  <w:abstractNum w:abstractNumId="29" w15:restartNumberingAfterBreak="0">
+  <w:abstractNum w:abstractNumId="35" w15:restartNumberingAfterBreak="0">
     <w:nsid w:val="6C2A5BC4"/>
     <w:multiLevelType w:val="multilevel"/>
     <w:tmpl w:val="8E5AAB8E"/>
@@ -22761,7 +25887,7 @@
       </w:rPr>
     </w:lvl>
   </w:abstractNum>
-  <w:abstractNum w:abstractNumId="30" w15:restartNumberingAfterBreak="0">
+  <w:abstractNum w:abstractNumId="36" w15:restartNumberingAfterBreak="0">
     <w:nsid w:val="6E284DCA"/>
     <w:multiLevelType w:val="multilevel"/>
     <w:tmpl w:val="ECCCFDC2"/>
@@ -22878,7 +26004,7 @@
       </w:pPr>
     </w:lvl>
   </w:abstractNum>
-  <w:abstractNum w:abstractNumId="31" w15:restartNumberingAfterBreak="0">
+  <w:abstractNum w:abstractNumId="37" w15:restartNumberingAfterBreak="0">
     <w:nsid w:val="720F716E"/>
     <w:multiLevelType w:val="multilevel"/>
     <w:tmpl w:val="904630C4"/>
@@ -23027,7 +26153,7 @@
       </w:rPr>
     </w:lvl>
   </w:abstractNum>
-  <w:abstractNum w:abstractNumId="32" w15:restartNumberingAfterBreak="0">
+  <w:abstractNum w:abstractNumId="38" w15:restartNumberingAfterBreak="0">
     <w:nsid w:val="7DB560F1"/>
     <w:multiLevelType w:val="multilevel"/>
     <w:tmpl w:val="7A046852"/>
@@ -23176,7 +26302,7 @@
       </w:rPr>
     </w:lvl>
   </w:abstractNum>
-  <w:abstractNum w:abstractNumId="33" w15:restartNumberingAfterBreak="0">
+  <w:abstractNum w:abstractNumId="39" w15:restartNumberingAfterBreak="0">
     <w:nsid w:val="7DDF3106"/>
     <w:multiLevelType w:val="multilevel"/>
     <w:tmpl w:val="C3B6AF28"/>
@@ -23329,103 +26455,121 @@
     <w:abstractNumId w:val="0"/>
   </w:num>
   <w:num w:numId="2" w16cid:durableId="637300031">
+    <w:abstractNumId w:val="17"/>
+  </w:num>
+  <w:num w:numId="3" w16cid:durableId="1230188262">
+    <w:abstractNumId w:val="30"/>
+  </w:num>
+  <w:num w:numId="4" w16cid:durableId="356350202">
+    <w:abstractNumId w:val="10"/>
+  </w:num>
+  <w:num w:numId="5" w16cid:durableId="1406217677">
+    <w:abstractNumId w:val="15"/>
+  </w:num>
+  <w:num w:numId="6" w16cid:durableId="1354763918">
+    <w:abstractNumId w:val="26"/>
+  </w:num>
+  <w:num w:numId="7" w16cid:durableId="497427797">
+    <w:abstractNumId w:val="4"/>
+  </w:num>
+  <w:num w:numId="8" w16cid:durableId="797333824">
+    <w:abstractNumId w:val="29"/>
+  </w:num>
+  <w:num w:numId="9" w16cid:durableId="1902208320">
+    <w:abstractNumId w:val="35"/>
+  </w:num>
+  <w:num w:numId="10" w16cid:durableId="130949886">
+    <w:abstractNumId w:val="22"/>
+  </w:num>
+  <w:num w:numId="11" w16cid:durableId="746465158">
+    <w:abstractNumId w:val="37"/>
+  </w:num>
+  <w:num w:numId="12" w16cid:durableId="98566657">
+    <w:abstractNumId w:val="9"/>
+  </w:num>
+  <w:num w:numId="13" w16cid:durableId="1133870973">
+    <w:abstractNumId w:val="3"/>
+  </w:num>
+  <w:num w:numId="14" w16cid:durableId="516968894">
     <w:abstractNumId w:val="13"/>
   </w:num>
-  <w:num w:numId="3" w16cid:durableId="1230188262">
+  <w:num w:numId="15" w16cid:durableId="1185172572">
+    <w:abstractNumId w:val="7"/>
+  </w:num>
+  <w:num w:numId="16" w16cid:durableId="1082216947">
+    <w:abstractNumId w:val="38"/>
+  </w:num>
+  <w:num w:numId="17" w16cid:durableId="1864199205">
+    <w:abstractNumId w:val="23"/>
+  </w:num>
+  <w:num w:numId="18" w16cid:durableId="860971719">
+    <w:abstractNumId w:val="2"/>
+  </w:num>
+  <w:num w:numId="19" w16cid:durableId="1069881967">
+    <w:abstractNumId w:val="28"/>
+  </w:num>
+  <w:num w:numId="20" w16cid:durableId="856306537">
+    <w:abstractNumId w:val="24"/>
+  </w:num>
+  <w:num w:numId="21" w16cid:durableId="58021535">
+    <w:abstractNumId w:val="19"/>
+  </w:num>
+  <w:num w:numId="22" w16cid:durableId="669408129">
+    <w:abstractNumId w:val="14"/>
+  </w:num>
+  <w:num w:numId="23" w16cid:durableId="102505771">
+    <w:abstractNumId w:val="5"/>
+  </w:num>
+  <w:num w:numId="24" w16cid:durableId="1957442059">
+    <w:abstractNumId w:val="6"/>
+  </w:num>
+  <w:num w:numId="25" w16cid:durableId="2017270186">
+    <w:abstractNumId w:val="27"/>
+  </w:num>
+  <w:num w:numId="26" w16cid:durableId="1924411317">
+    <w:abstractNumId w:val="21"/>
+  </w:num>
+  <w:num w:numId="27" w16cid:durableId="1751272719">
+    <w:abstractNumId w:val="33"/>
+  </w:num>
+  <w:num w:numId="28" w16cid:durableId="1621376365">
+    <w:abstractNumId w:val="36"/>
+  </w:num>
+  <w:num w:numId="29" w16cid:durableId="993098774">
     <w:abstractNumId w:val="25"/>
   </w:num>
-  <w:num w:numId="4" w16cid:durableId="356350202">
+  <w:num w:numId="30" w16cid:durableId="243800027">
+    <w:abstractNumId w:val="11"/>
+  </w:num>
+  <w:num w:numId="31" w16cid:durableId="1783723770">
+    <w:abstractNumId w:val="31"/>
+  </w:num>
+  <w:num w:numId="32" w16cid:durableId="2046558528">
+    <w:abstractNumId w:val="18"/>
+  </w:num>
+  <w:num w:numId="33" w16cid:durableId="585261572">
+    <w:abstractNumId w:val="39"/>
+  </w:num>
+  <w:num w:numId="34" w16cid:durableId="148864720">
+    <w:abstractNumId w:val="34"/>
+  </w:num>
+  <w:num w:numId="35" w16cid:durableId="78599315">
+    <w:abstractNumId w:val="16"/>
+  </w:num>
+  <w:num w:numId="36" w16cid:durableId="898975410">
+    <w:abstractNumId w:val="12"/>
+  </w:num>
+  <w:num w:numId="37" w16cid:durableId="2005546783">
+    <w:abstractNumId w:val="20"/>
+  </w:num>
+  <w:num w:numId="38" w16cid:durableId="233659480">
     <w:abstractNumId w:val="8"/>
   </w:num>
-  <w:num w:numId="5" w16cid:durableId="1406217677">
-    <w:abstractNumId w:val="12"/>
-  </w:num>
-  <w:num w:numId="6" w16cid:durableId="1354763918">
-    <w:abstractNumId w:val="21"/>
-  </w:num>
-  <w:num w:numId="7" w16cid:durableId="497427797">
-    <w:abstractNumId w:val="3"/>
-  </w:num>
-  <w:num w:numId="8" w16cid:durableId="797333824">
-    <w:abstractNumId w:val="24"/>
-  </w:num>
-  <w:num w:numId="9" w16cid:durableId="1902208320">
-    <w:abstractNumId w:val="29"/>
-  </w:num>
-  <w:num w:numId="10" w16cid:durableId="130949886">
-    <w:abstractNumId w:val="17"/>
-  </w:num>
-  <w:num w:numId="11" w16cid:durableId="746465158">
-    <w:abstractNumId w:val="31"/>
-  </w:num>
-  <w:num w:numId="12" w16cid:durableId="98566657">
-    <w:abstractNumId w:val="7"/>
-  </w:num>
-  <w:num w:numId="13" w16cid:durableId="1133870973">
-    <w:abstractNumId w:val="2"/>
-  </w:num>
-  <w:num w:numId="14" w16cid:durableId="516968894">
-    <w:abstractNumId w:val="10"/>
-  </w:num>
-  <w:num w:numId="15" w16cid:durableId="1185172572">
-    <w:abstractNumId w:val="6"/>
-  </w:num>
-  <w:num w:numId="16" w16cid:durableId="1082216947">
+  <w:num w:numId="39" w16cid:durableId="1840538163">
     <w:abstractNumId w:val="32"/>
   </w:num>
-  <w:num w:numId="17" w16cid:durableId="1864199205">
-    <w:abstractNumId w:val="18"/>
-  </w:num>
-  <w:num w:numId="18" w16cid:durableId="860971719">
+  <w:num w:numId="40" w16cid:durableId="905458847">
     <w:abstractNumId w:val="1"/>
-  </w:num>
-  <w:num w:numId="19" w16cid:durableId="1069881967">
-    <w:abstractNumId w:val="23"/>
-  </w:num>
-  <w:num w:numId="20" w16cid:durableId="856306537">
-    <w:abstractNumId w:val="19"/>
-  </w:num>
-  <w:num w:numId="21" w16cid:durableId="58021535">
-    <w:abstractNumId w:val="15"/>
-  </w:num>
-  <w:num w:numId="22" w16cid:durableId="669408129">
-    <w:abstractNumId w:val="11"/>
-  </w:num>
-  <w:num w:numId="23" w16cid:durableId="102505771">
-    <w:abstractNumId w:val="4"/>
-  </w:num>
-  <w:num w:numId="24" w16cid:durableId="1957442059">
-    <w:abstractNumId w:val="5"/>
-  </w:num>
-  <w:num w:numId="25" w16cid:durableId="2017270186">
-    <w:abstractNumId w:val="22"/>
-  </w:num>
-  <w:num w:numId="26" w16cid:durableId="1924411317">
-    <w:abstractNumId w:val="16"/>
-  </w:num>
-  <w:num w:numId="27" w16cid:durableId="1751272719">
-    <w:abstractNumId w:val="27"/>
-  </w:num>
-  <w:num w:numId="28" w16cid:durableId="1621376365">
-    <w:abstractNumId w:val="30"/>
-  </w:num>
-  <w:num w:numId="29" w16cid:durableId="993098774">
-    <w:abstractNumId w:val="20"/>
-  </w:num>
-  <w:num w:numId="30" w16cid:durableId="243800027">
-    <w:abstractNumId w:val="9"/>
-  </w:num>
-  <w:num w:numId="31" w16cid:durableId="1783723770">
-    <w:abstractNumId w:val="26"/>
-  </w:num>
-  <w:num w:numId="32" w16cid:durableId="2046558528">
-    <w:abstractNumId w:val="14"/>
-  </w:num>
-  <w:num w:numId="33" w16cid:durableId="585261572">
-    <w:abstractNumId w:val="33"/>
-  </w:num>
-  <w:num w:numId="34" w16cid:durableId="148864720">
-    <w:abstractNumId w:val="28"/>
   </w:num>
   <w:numIdMacAtCleanup w:val="13"/>
 </w:numbering>

--- a/docs/Research Paper.docx
+++ b/docs/Research Paper.docx
@@ -2,6 +2,17 @@
 <file path=word/document.xml><?xml version="1.0" encoding="utf-8"?>
 <w:document xmlns:wpc="http://schemas.microsoft.com/office/word/2010/wordprocessingCanvas" xmlns:cx="http://schemas.microsoft.com/office/drawing/2014/chartex" xmlns:cx1="http://schemas.microsoft.com/office/drawing/2015/9/8/chartex" xmlns:cx2="http://schemas.microsoft.com/office/drawing/2015/10/21/chartex" xmlns:cx3="http://schemas.microsoft.com/office/drawing/2016/5/9/chartex" xmlns:cx4="http://schemas.microsoft.com/office/drawing/2016/5/10/chartex" xmlns:cx5="http://schemas.microsoft.com/office/drawing/2016/5/11/chartex" xmlns:cx6="http://schemas.microsoft.com/office/drawing/2016/5/12/chartex" xmlns:cx7="http://schemas.microsoft.com/office/drawing/2016/5/13/chartex" xmlns:cx8="http://schemas.microsoft.com/office/drawing/2016/5/14/chartex" xmlns:mc="http://schemas.openxmlformats.org/markup-compatibility/2006" xmlns:aink="http://schemas.microsoft.com/office/drawing/2016/ink" xmlns:am3d="http://schemas.microsoft.com/office/drawing/2017/model3d" xmlns:o="urn:schemas-microsoft-com:office:office" xmlns:oel="http://schemas.microsoft.com/office/2019/extlst" xmlns:r="http://schemas.openxmlformats.org/officeDocument/2006/relationships" xmlns:m="http://schemas.openxmlformats.org/officeDocument/2006/math" xmlns:v="urn:schemas-microsoft-com:vml" xmlns:wp14="http://schemas.microsoft.com/office/word/2010/wordprocessingDrawing" xmlns:wp="http://schemas.openxmlformats.org/drawingml/2006/wordprocessingDrawing" xmlns:w10="urn:schemas-microsoft-com:office:word" xmlns:w="http://schemas.openxmlformats.org/wordprocessingml/2006/main" xmlns:w14="http://schemas.microsoft.com/office/word/2010/wordml" xmlns:w15="http://schemas.microsoft.com/office/word/2012/wordml" xmlns:w16cex="http://schemas.microsoft.com/office/word/2018/wordml/cex" xmlns:w16cid="http://schemas.microsoft.com/office/word/2016/wordml/cid" xmlns:w16="http://schemas.microsoft.com/office/word/2018/wordml" xmlns:w16du="http://schemas.microsoft.com/office/word/2023/wordml/word16du" xmlns:w16sdtdh="http://schemas.microsoft.com/office/word/2020/wordml/sdtdatahash" xmlns:w16sdtfl="http://schemas.microsoft.com/office/word/2024/wordml/sdtformatlock" xmlns:w16se="http://schemas.microsoft.com/office/word/2015/wordml/symex" xmlns:wpg="http://schemas.microsoft.com/office/word/2010/wordprocessingGroup" xmlns:wpi="http://schemas.microsoft.com/office/word/2010/wordprocessingInk" xmlns:wne="http://schemas.microsoft.com/office/word/2006/wordml" xmlns:wps="http://schemas.microsoft.com/office/word/2010/wordprocessingShape" mc:Ignorable="w14 w15 w16se w16cid w16 w16cex w16sdtdh w16sdtfl w16du wp14">
   <w:body>
+    <w:p>
+      <w:pPr>
+        <w:pStyle w:val="Subtitle"/>
+        <w:jc w:val="center"/>
+        <w:rPr>
+          <w:rFonts w:ascii="Times New Roman" w:hAnsi="Times New Roman" w:cs="Times New Roman"/>
+          <w:b/>
+          <w:sz w:val="24"/>
+        </w:rPr>
+      </w:pPr>
+    </w:p>
     <w:p>
       <w:pPr>
         <w:pStyle w:val="Subtitle"/>
@@ -281,7 +292,6 @@
           <w:sz w:val="40"/>
           <w:szCs w:val="40"/>
         </w:rPr>
-        <w:lastRenderedPageBreak/>
         <w:t>Abstract</w:t>
       </w:r>
     </w:p>
@@ -509,20 +519,14 @@
         <w:divId w:val="2070691876"/>
       </w:pPr>
       <w:r>
+        <w:lastRenderedPageBreak/>
         <w:t xml:space="preserve">The results demonstrate that </w:t>
       </w:r>
       <w:r>
         <w:rPr>
           <w:rStyle w:val="Strong"/>
         </w:rPr>
-        <w:t xml:space="preserve">optimized NFPP-based sodium-ion configurations can achieve improvements in energy density, round-trip efficiency, and thermal stability relative to </w:t>
-      </w:r>
-      <w:r>
-        <w:rPr>
-          <w:rStyle w:val="Strong"/>
-        </w:rPr>
-        <w:lastRenderedPageBreak/>
-        <w:t>conventional NFPP cells</w:t>
+        <w:t>optimized NFPP-based sodium-ion configurations can achieve improvements in energy density, round-trip efficiency, and thermal stability relative to conventional NFPP cells</w:t>
       </w:r>
       <w:r>
         <w:t xml:space="preserve">, while maintaining significant cost advantages due to the elimination of lithium and reduced reliance on critical minerals. These characteristics position the optimized sodium-ion system as a </w:t>
@@ -1056,7 +1060,6 @@
             </m:r>
           </m:e>
           <m:sub>
-            <w:proofErr w:type="gramStart"/>
             <m:r>
               <m:rPr>
                 <m:nor/>
@@ -1068,7 +1071,6 @@
               </w:rPr>
               <m:t>thermal,env</m:t>
             </m:r>
-            <w:proofErr w:type="gramEnd"/>
           </m:sub>
         </m:sSub>
       </m:oMath>
@@ -1116,7 +1118,6 @@
             </m:r>
           </m:e>
           <m:sub>
-            <w:proofErr w:type="gramStart"/>
             <m:r>
               <m:rPr>
                 <m:nor/>
@@ -1128,7 +1129,6 @@
               </w:rPr>
               <m:t>grid,env</m:t>
             </m:r>
-            <w:proofErr w:type="gramEnd"/>
           </m:sub>
         </m:sSub>
       </m:oMath>
@@ -1288,7 +1288,6 @@
             </m:r>
           </m:e>
           <m:sub>
-            <w:proofErr w:type="gramStart"/>
             <m:r>
               <m:rPr>
                 <m:nor/>
@@ -1300,7 +1299,6 @@
               </w:rPr>
               <m:t>cool,LFP</m:t>
             </m:r>
-            <w:proofErr w:type="gramEnd"/>
           </m:sub>
         </m:sSub>
       </m:oMath>
@@ -2883,7 +2881,6 @@
             </m:r>
           </m:e>
           <m:sub>
-            <w:proofErr w:type="gramStart"/>
             <m:r>
               <m:rPr>
                 <m:nor/>
@@ -2895,7 +2892,6 @@
               </w:rPr>
               <m:t>cool,LFP</m:t>
             </m:r>
-            <w:proofErr w:type="gramEnd"/>
           </m:sub>
         </m:sSub>
       </m:oMath>
@@ -2929,7 +2925,6 @@
             </m:r>
           </m:e>
           <m:sub>
-            <w:proofErr w:type="gramStart"/>
             <m:r>
               <m:rPr>
                 <m:nor/>
@@ -2941,7 +2936,6 @@
               </w:rPr>
               <m:t>cool,adj</m:t>
             </m:r>
-            <w:proofErr w:type="gramEnd"/>
           </m:sub>
         </m:sSub>
       </m:oMath>
@@ -3041,7 +3035,6 @@
             </m:r>
           </m:e>
           <m:sub>
-            <w:proofErr w:type="gramStart"/>
             <m:r>
               <m:rPr>
                 <m:nor/>
@@ -3053,7 +3046,6 @@
               </w:rPr>
               <m:t>cool,adj</m:t>
             </m:r>
-            <w:proofErr w:type="gramEnd"/>
           </m:sub>
         </m:sSub>
       </m:oMath>
@@ -4118,7 +4110,6 @@
             </m:r>
           </m:e>
           <m:sub>
-            <w:proofErr w:type="gramStart"/>
             <m:r>
               <m:rPr>
                 <m:nor/>
@@ -4130,7 +4121,6 @@
               </w:rPr>
               <m:t>cool,adj</m:t>
             </m:r>
-            <w:proofErr w:type="gramEnd"/>
           </m:sub>
         </m:sSub>
       </m:oMath>
@@ -5958,7 +5948,6 @@
             </m:r>
           </m:e>
           <m:sub>
-            <w:proofErr w:type="gramStart"/>
             <m:r>
               <m:rPr>
                 <m:nor/>
@@ -5970,7 +5959,6 @@
               </w:rPr>
               <m:t>grid,N</m:t>
             </m:r>
-            <w:proofErr w:type="gramEnd"/>
           </m:sub>
         </m:sSub>
       </m:oMath>
@@ -8825,6 +8813,9 @@
             <m:t>)</m:t>
           </m:r>
           <m:r>
+            <m:rPr>
+              <m:sty m:val="p"/>
+            </m:rPr>
             <w:rPr>
               <w:rFonts w:eastAsia="Times New Roman"/>
               <w:lang w:val="en-NG"/>
@@ -9580,6 +9571,9 @@
             <m:t>)</m:t>
           </m:r>
           <m:r>
+            <m:rPr>
+              <m:sty m:val="p"/>
+            </m:rPr>
             <w:rPr>
               <w:rFonts w:eastAsia="Times New Roman"/>
               <w:lang w:val="en-NG"/>
@@ -9759,6 +9753,9 @@
             <m:t>(t)&gt;0}</m:t>
           </m:r>
           <m:r>
+            <m:rPr>
+              <m:sty m:val="p"/>
+            </m:rPr>
             <w:rPr>
               <w:rFonts w:eastAsia="Times New Roman"/>
               <w:lang w:val="en-NG"/>
@@ -9867,6 +9864,9 @@
             <m:t>C</m:t>
           </m:r>
           <m:r>
+            <m:rPr>
+              <m:sty m:val="p"/>
+            </m:rPr>
             <w:rPr>
               <w:rFonts w:eastAsia="Times New Roman"/>
               <w:lang w:val="en-NG"/>
@@ -10516,6 +10516,9 @@
             <m:t>W</m:t>
           </m:r>
           <m:r>
+            <m:rPr>
+              <m:sty m:val="p"/>
+            </m:rPr>
             <w:rPr>
               <w:rFonts w:eastAsia="Times New Roman"/>
               <w:lang w:val="en-NG"/>
@@ -11267,6 +11270,9 @@
             <m:t>)</m:t>
           </m:r>
           <m:r>
+            <m:rPr>
+              <m:sty m:val="p"/>
+            </m:rPr>
             <w:rPr>
               <w:rFonts w:eastAsia="Times New Roman"/>
               <w:lang w:val="en-NG"/>
@@ -12275,6 +12281,9 @@
             <m:t>&gt;0)</m:t>
           </m:r>
           <m:r>
+            <m:rPr>
+              <m:sty m:val="p"/>
+            </m:rPr>
             <w:rPr>
               <w:rFonts w:eastAsia="Times New Roman"/>
               <w:lang w:val="en-NG"/>
@@ -12568,6 +12577,9 @@
             <m:t>)</m:t>
           </m:r>
           <m:r>
+            <m:rPr>
+              <m:sty m:val="p"/>
+            </m:rPr>
             <w:rPr>
               <w:rFonts w:eastAsia="Times New Roman"/>
               <w:lang w:val="en-NG"/>
@@ -14445,6 +14457,9 @@
             <m:t>=48×950</m:t>
           </m:r>
           <m:r>
+            <m:rPr>
+              <m:sty m:val="p"/>
+            </m:rPr>
             <w:rPr>
               <w:rFonts w:eastAsia="Times New Roman"/>
               <w:lang w:val="en-NG"/>
@@ -14745,6 +14760,9 @@
             <m:t>W</m:t>
           </m:r>
           <m:r>
+            <m:rPr>
+              <m:sty m:val="p"/>
+            </m:rPr>
             <w:rPr>
               <w:rFonts w:eastAsia="Times New Roman"/>
               <w:lang w:val="en-NG"/>
@@ -15049,6 +15067,9 @@
             <m:t>K</m:t>
           </m:r>
           <m:r>
+            <m:rPr>
+              <m:sty m:val="p"/>
+            </m:rPr>
             <w:rPr>
               <w:rFonts w:eastAsia="Times New Roman"/>
               <w:lang w:val="en-NG"/>
@@ -16382,6 +16403,9 @@
             <m:t>C</m:t>
           </m:r>
           <m:r>
+            <m:rPr>
+              <m:sty m:val="p"/>
+            </m:rPr>
             <w:rPr>
               <w:rFonts w:eastAsia="Times New Roman"/>
               <w:lang w:val="en-NG"/>
@@ -16996,6 +17020,9 @@
             <m:t>hotspot</m:t>
           </m:r>
           <m:r>
+            <m:rPr>
+              <m:sty m:val="p"/>
+            </m:rPr>
             <w:rPr>
               <w:rFonts w:eastAsia="Times New Roman"/>
               <w:lang w:val="en-NG"/>
@@ -18113,7 +18140,7 @@
           <w:lang w:val="en-NG"/>
         </w:rPr>
         <w:pict w14:anchorId="1A92ADA8">
-          <v:rect id="_x0000_i1231" style="width:0;height:1.5pt" o:hralign="center" o:hrstd="t" o:hr="t" fillcolor="#a0a0a0" stroked="f"/>
+          <v:rect id="_x0000_i1057" style="width:0;height:1.5pt" o:hralign="center" o:hrstd="t" o:hr="t" fillcolor="#a0a0a0" stroked="f"/>
         </w:pict>
       </w:r>
     </w:p>
@@ -18340,7 +18367,6 @@
             </m:r>
           </m:e>
           <m:sub>
-            <w:proofErr w:type="gramStart"/>
             <m:r>
               <m:rPr>
                 <m:nor/>
@@ -18351,7 +18377,6 @@
               </w:rPr>
               <m:t>grid,env</m:t>
             </m:r>
-            <w:proofErr w:type="gramEnd"/>
           </m:sub>
         </m:sSub>
       </m:oMath>
@@ -18404,6 +18429,9 @@
             <m:t xml:space="preserve"> outages/year</m:t>
           </m:r>
           <m:r>
+            <m:rPr>
+              <m:sty m:val="p"/>
+            </m:rPr>
             <w:rPr>
               <w:rFonts w:eastAsia="Times New Roman"/>
               <w:lang w:val="en-NG"/>
@@ -18450,6 +18478,9 @@
             <m:t xml:space="preserve"> hours</m:t>
           </m:r>
           <m:r>
+            <m:rPr>
+              <m:sty m:val="p"/>
+            </m:rPr>
             <w:rPr>
               <w:rFonts w:eastAsia="Times New Roman"/>
               <w:lang w:val="en-NG"/>
@@ -18491,7 +18522,7 @@
           <w:lang w:val="en-NG"/>
         </w:rPr>
         <w:pict w14:anchorId="081CBBC2">
-          <v:rect id="_x0000_i1232" style="width:0;height:1.5pt" o:hralign="center" o:hrstd="t" o:hr="t" fillcolor="#a0a0a0" stroked="f"/>
+          <v:rect id="_x0000_i1058" style="width:0;height:1.5pt" o:hralign="center" o:hrstd="t" o:hr="t" fillcolor="#a0a0a0" stroked="f"/>
         </w:pict>
       </w:r>
     </w:p>
@@ -18891,7 +18922,6 @@
           <m:r>
             <w:rPr>
               <w:rFonts w:eastAsia="Times New Roman"/>
-              <w:i/>
               <w:lang w:val="en-NG"/>
             </w:rPr>
             <w:br/>
@@ -18987,7 +19017,6 @@
           <m:r>
             <w:rPr>
               <w:rFonts w:eastAsia="Times New Roman"/>
-              <w:i/>
               <w:lang w:val="en-NG"/>
             </w:rPr>
             <w:br/>
@@ -19010,7 +19039,7 @@
           <w:lang w:val="en-NG"/>
         </w:rPr>
         <w:pict w14:anchorId="515BBE05">
-          <v:rect id="_x0000_i1233" style="width:0;height:1.5pt" o:hralign="center" o:hrstd="t" o:hr="t" fillcolor="#a0a0a0" stroked="f"/>
+          <v:rect id="_x0000_i1059" style="width:0;height:1.5pt" o:hralign="center" o:hrstd="t" o:hr="t" fillcolor="#a0a0a0" stroked="f"/>
         </w:pict>
       </w:r>
     </w:p>
@@ -19246,6 +19275,9 @@
             </m:sub>
           </m:sSub>
           <m:r>
+            <m:rPr>
+              <m:sty m:val="p"/>
+            </m:rPr>
             <w:rPr>
               <w:rFonts w:eastAsia="Times New Roman"/>
               <w:lang w:val="en-NG"/>
@@ -19501,7 +19533,6 @@
           <m:r>
             <w:rPr>
               <w:rFonts w:eastAsia="Times New Roman"/>
-              <w:i/>
               <w:lang w:val="en-NG"/>
             </w:rPr>
             <w:br/>
@@ -19610,7 +19641,6 @@
           <m:r>
             <w:rPr>
               <w:rFonts w:eastAsia="Times New Roman"/>
-              <w:i/>
               <w:lang w:val="en-NG"/>
             </w:rPr>
             <w:br/>
@@ -19633,7 +19663,7 @@
           <w:lang w:val="en-NG"/>
         </w:rPr>
         <w:pict w14:anchorId="479596AA">
-          <v:rect id="_x0000_i1234" style="width:0;height:1.5pt" o:hralign="center" o:hrstd="t" o:hr="t" fillcolor="#a0a0a0" stroked="f"/>
+          <v:rect id="_x0000_i1060" style="width:0;height:1.5pt" o:hralign="center" o:hrstd="t" o:hr="t" fillcolor="#a0a0a0" stroked="f"/>
         </w:pict>
       </w:r>
     </w:p>
@@ -19691,7 +19721,6 @@
             </m:r>
           </m:e>
           <m:sub>
-            <w:proofErr w:type="gramStart"/>
             <m:r>
               <m:rPr>
                 <m:nor/>
@@ -19704,7 +19733,6 @@
               </w:rPr>
               <m:t>grid,env</m:t>
             </m:r>
-            <w:proofErr w:type="gramEnd"/>
           </m:sub>
         </m:sSub>
       </m:oMath>
@@ -20000,6 +20028,9 @@
             </m:den>
           </m:f>
           <m:r>
+            <m:rPr>
+              <m:sty m:val="p"/>
+            </m:rPr>
             <w:rPr>
               <w:rFonts w:eastAsia="Times New Roman"/>
               <w:lang w:val="en-NG"/>
@@ -20107,7 +20138,6 @@
           <m:r>
             <w:rPr>
               <w:rFonts w:eastAsia="Times New Roman"/>
-              <w:i/>
               <w:lang w:val="en-NG"/>
             </w:rPr>
             <w:br/>
@@ -20130,7 +20160,7 @@
           <w:lang w:val="en-NG"/>
         </w:rPr>
         <w:pict w14:anchorId="50C1D139">
-          <v:rect id="_x0000_i1235" style="width:0;height:1.5pt" o:hralign="center" o:hrstd="t" o:hr="t" fillcolor="#a0a0a0" stroked="f"/>
+          <v:rect id="_x0000_i1061" style="width:0;height:1.5pt" o:hralign="center" o:hrstd="t" o:hr="t" fillcolor="#a0a0a0" stroked="f"/>
         </w:pict>
       </w:r>
     </w:p>
@@ -27176,6 +27206,7 @@
   <w:style w:type="character" w:default="1" w:styleId="DefaultParagraphFont">
     <w:name w:val="Default Paragraph Font"/>
     <w:uiPriority w:val="1"/>
+    <w:semiHidden/>
     <w:unhideWhenUsed/>
   </w:style>
   <w:style w:type="table" w:default="1" w:styleId="TableNormal">

--- a/docs/Research Paper.docx
+++ b/docs/Research Paper.docx
@@ -211,21 +211,12 @@
           <w:b/>
         </w:rPr>
       </w:pPr>
-      <w:proofErr w:type="gramStart"/>
       <w:r>
         <w:rPr>
           <w:rFonts w:ascii="Times New Roman" w:hAnsi="Times New Roman" w:cs="Times New Roman"/>
           <w:b/>
         </w:rPr>
-        <w:t>MARCH,</w:t>
-      </w:r>
-      <w:proofErr w:type="gramEnd"/>
-      <w:r>
-        <w:rPr>
-          <w:rFonts w:ascii="Times New Roman" w:hAnsi="Times New Roman" w:cs="Times New Roman"/>
-          <w:b/>
-        </w:rPr>
-        <w:t xml:space="preserve"> 2026</w:t>
+        <w:t>MARCH, 2026</w:t>
       </w:r>
     </w:p>
     <w:p>
@@ -310,15 +301,7 @@
         <w:t>cell-level optimization and system-aware performance evaluation of sodium-ion battery technology for stationary energy storage under equatorial grid conditions</w:t>
       </w:r>
       <w:r>
-        <w:t xml:space="preserve">, with </w:t>
-      </w:r>
-      <w:proofErr w:type="gramStart"/>
-      <w:r>
-        <w:t>particular relevance</w:t>
-      </w:r>
-      <w:proofErr w:type="gramEnd"/>
-      <w:r>
-        <w:t xml:space="preserve"> to regions experiencing high climate variability and grid instability. The baseline chemistry considered is a </w:t>
+        <w:t xml:space="preserve">, with particular relevance to regions experiencing high climate variability and grid instability. The baseline chemistry considered is a </w:t>
       </w:r>
       <w:r>
         <w:rPr>
@@ -374,15 +357,7 @@
         <w:t>identify optimized sodium-ion cell configurations capable of outperforming the conventional NFPP–hard carbon baseline while remaining economically viable for large-scale grid storage</w:t>
       </w:r>
       <w:r>
-        <w:t xml:space="preserve">. </w:t>
-      </w:r>
-      <w:proofErr w:type="gramStart"/>
-      <w:r>
-        <w:t>Particular emphasis</w:t>
-      </w:r>
-      <w:proofErr w:type="gramEnd"/>
-      <w:r>
-        <w:t xml:space="preserve"> is placed on resilience to </w:t>
+        <w:t xml:space="preserve">. Particular emphasis is placed on resilience to </w:t>
       </w:r>
       <w:r>
         <w:rPr>
@@ -424,15 +399,7 @@
         <w:t>machine-learning-guided computational framework</w:t>
       </w:r>
       <w:r>
-        <w:t xml:space="preserve"> is employed to explore optimized variations in cathode composition, anode structure, electrolyte formulation, and cell architecture derived from the NFPP–hard carbon baseline. Candidate chemistries are first generated within a constrained sodium-ion materials space compatible with hard carbon </w:t>
-      </w:r>
-      <w:proofErr w:type="gramStart"/>
-      <w:r>
-        <w:t>anodes</w:t>
-      </w:r>
-      <w:proofErr w:type="gramEnd"/>
-      <w:r>
-        <w:t xml:space="preserve"> and existing manufacturing architectures. These candidates are then screened using electrochemical feasibility rules, thermodynamic stability filters, and </w:t>
+        <w:t xml:space="preserve"> is employed to explore optimized variations in cathode composition, anode structure, electrolyte formulation, and cell architecture derived from the NFPP–hard carbon baseline. Candidate chemistries are first generated within a constrained sodium-ion materials space compatible with hard carbon anodes and existing manufacturing architectures. These candidates are then screened using electrochemical feasibility rules, thermodynamic stability filters, and </w:t>
       </w:r>
       <w:r>
         <w:rPr>
@@ -5087,25 +5054,7 @@
           <w:kern w:val="0"/>
           <w14:ligatures w14:val="none"/>
         </w:rPr>
-        <w:t xml:space="preserve">Simulate thermal </w:t>
-      </w:r>
-      <w:proofErr w:type="gramStart"/>
-      <w:r>
-        <w:rPr>
-          <w:rFonts w:ascii="Times New Roman" w:eastAsia="Times New Roman" w:hAnsi="Times New Roman" w:cs="Times New Roman"/>
-          <w:kern w:val="0"/>
-          <w14:ligatures w14:val="none"/>
-        </w:rPr>
-        <w:t>response</w:t>
-      </w:r>
-      <w:proofErr w:type="gramEnd"/>
-      <w:r>
-        <w:rPr>
-          <w:rFonts w:ascii="Times New Roman" w:eastAsia="Times New Roman" w:hAnsi="Times New Roman" w:cs="Times New Roman"/>
-          <w:kern w:val="0"/>
-          <w14:ligatures w14:val="none"/>
-        </w:rPr>
-        <w:t xml:space="preserve"> under:</w:t>
+        <w:t>Simulate thermal response under:</w:t>
       </w:r>
     </w:p>
     <w:p>
@@ -9365,7 +9314,25 @@
           <w:bCs/>
           <w:lang w:val="en-NG"/>
         </w:rPr>
-        <w:t xml:space="preserve">4) Cooling Activation Threshold </w:t>
+        <w:t>4) C</w:t>
+      </w:r>
+      <w:r>
+        <w:rPr>
+          <w:rFonts w:eastAsia="Times New Roman"/>
+          <w:b/>
+          <w:bCs/>
+          <w:lang w:val="en-NG"/>
+        </w:rPr>
+        <w:t>ut Off</w:t>
+      </w:r>
+      <w:r>
+        <w:rPr>
+          <w:rFonts w:eastAsia="Times New Roman"/>
+          <w:b/>
+          <w:bCs/>
+          <w:lang w:val="en-NG"/>
+        </w:rPr>
+        <w:t xml:space="preserve"> Threshold </w:t>
       </w:r>
       <m:oMath>
         <m:sSub>
@@ -9455,15 +9422,13 @@
         </w:rPr>
         <w:t xml:space="preserve">It is estimated from measured pack </w:t>
       </w:r>
-      <w:proofErr w:type="spellStart"/>
-      <w:r>
-        <w:rPr>
-          <w:rFonts w:eastAsia="Times New Roman"/>
-          <w:lang w:val="en-NG"/>
-        </w:rPr>
-        <w:t>behavior</w:t>
-      </w:r>
-      <w:proofErr w:type="spellEnd"/>
+      <w:r>
+        <w:rPr>
+          <w:rFonts w:eastAsia="Times New Roman"/>
+          <w:lang w:val="en-NG"/>
+        </w:rPr>
+        <w:t>behaviour</w:t>
+      </w:r>
       <w:r>
         <w:rPr>
           <w:rFonts w:eastAsia="Times New Roman"/>
@@ -9486,172 +9451,21 @@
           <w:rFonts w:eastAsia="Times New Roman"/>
           <w:lang w:val="en-NG"/>
         </w:rPr>
-        <w:t>Use cooling log / fan activation log:</w:t>
-      </w:r>
-    </w:p>
-    <w:p>
-      <w:pPr>
-        <w:spacing w:before="100" w:beforeAutospacing="1" w:after="100" w:afterAutospacing="1" w:line="240" w:lineRule="auto"/>
-        <w:outlineLvl w:val="0"/>
-        <w:rPr>
-          <w:rFonts w:eastAsia="Times New Roman"/>
-          <w:lang w:val="en-NG"/>
-        </w:rPr>
-      </w:pPr>
-      <m:oMathPara>
-        <m:oMath>
-          <m:sSub>
-            <m:sSubPr>
-              <m:ctrlPr>
-                <w:rPr>
-                  <w:rFonts w:ascii="Cambria Math" w:eastAsia="Times New Roman" w:hAnsi="Cambria Math"/>
-                  <w:lang w:val="en-NG"/>
-                </w:rPr>
-              </m:ctrlPr>
-            </m:sSubPr>
-            <m:e>
-              <m:r>
-                <w:rPr>
-                  <w:rFonts w:ascii="Cambria Math" w:eastAsia="Times New Roman" w:hAnsi="Cambria Math"/>
-                  <w:lang w:val="en-NG"/>
-                </w:rPr>
-                <m:t>T</m:t>
-              </m:r>
-            </m:e>
-            <m:sub>
-              <m:r>
-                <w:rPr>
-                  <w:rFonts w:ascii="Cambria Math" w:eastAsia="Times New Roman" w:hAnsi="Cambria Math"/>
-                  <w:lang w:val="en-NG"/>
-                </w:rPr>
-                <m:t>cool,LFP</m:t>
-              </m:r>
-            </m:sub>
-          </m:sSub>
-          <m:r>
-            <w:rPr>
-              <w:rFonts w:ascii="Cambria Math" w:eastAsia="Times New Roman" w:hAnsi="Cambria Math"/>
-              <w:lang w:val="en-NG"/>
-            </w:rPr>
-            <m:t>=T(</m:t>
-          </m:r>
-          <m:sSub>
-            <m:sSubPr>
-              <m:ctrlPr>
-                <w:rPr>
-                  <w:rFonts w:ascii="Cambria Math" w:eastAsia="Times New Roman" w:hAnsi="Cambria Math"/>
-                  <w:lang w:val="en-NG"/>
-                </w:rPr>
-              </m:ctrlPr>
-            </m:sSubPr>
-            <m:e>
-              <m:r>
-                <w:rPr>
-                  <w:rFonts w:ascii="Cambria Math" w:eastAsia="Times New Roman" w:hAnsi="Cambria Math"/>
-                  <w:lang w:val="en-NG"/>
-                </w:rPr>
-                <m:t>t</m:t>
-              </m:r>
-            </m:e>
-            <m:sub>
-              <m:r>
-                <w:rPr>
-                  <w:rFonts w:ascii="Cambria Math" w:eastAsia="Times New Roman" w:hAnsi="Cambria Math"/>
-                  <w:lang w:val="en-NG"/>
-                </w:rPr>
-                <m:t>k</m:t>
-              </m:r>
-            </m:sub>
-          </m:sSub>
-          <m:r>
-            <w:rPr>
-              <w:rFonts w:ascii="Cambria Math" w:eastAsia="Times New Roman" w:hAnsi="Cambria Math"/>
-              <w:lang w:val="en-NG"/>
-            </w:rPr>
-            <m:t>)</m:t>
-          </m:r>
-          <m:r>
-            <m:rPr>
-              <m:sty m:val="p"/>
-            </m:rPr>
-            <w:rPr>
-              <w:rFonts w:eastAsia="Times New Roman"/>
-              <w:lang w:val="en-NG"/>
-            </w:rPr>
-            <w:br/>
-          </m:r>
-        </m:oMath>
-      </m:oMathPara>
-    </w:p>
-    <w:p>
-      <w:pPr>
-        <w:spacing w:before="100" w:beforeAutospacing="1" w:after="100" w:afterAutospacing="1" w:line="240" w:lineRule="auto"/>
-        <w:outlineLvl w:val="0"/>
-        <w:rPr>
-          <w:rFonts w:eastAsia="Times New Roman"/>
-          <w:lang w:val="en-NG"/>
-        </w:rPr>
-      </w:pPr>
-      <w:r>
-        <w:rPr>
-          <w:rFonts w:eastAsia="Times New Roman"/>
-          <w:lang w:val="en-NG"/>
-        </w:rPr>
-        <w:t xml:space="preserve">where </w:t>
-      </w:r>
-      <m:oMath>
-        <m:sSub>
-          <m:sSubPr>
-            <m:ctrlPr>
-              <w:rPr>
-                <w:rFonts w:ascii="Cambria Math" w:eastAsia="Times New Roman" w:hAnsi="Cambria Math"/>
-                <w:lang w:val="en-NG"/>
-              </w:rPr>
-            </m:ctrlPr>
-          </m:sSubPr>
-          <m:e>
-            <m:r>
-              <w:rPr>
-                <w:rFonts w:ascii="Cambria Math" w:eastAsia="Times New Roman" w:hAnsi="Cambria Math"/>
-                <w:lang w:val="en-NG"/>
-              </w:rPr>
-              <m:t>t</m:t>
-            </m:r>
-          </m:e>
-          <m:sub>
-            <m:r>
-              <w:rPr>
-                <w:rFonts w:ascii="Cambria Math" w:eastAsia="Times New Roman" w:hAnsi="Cambria Math"/>
-                <w:lang w:val="en-NG"/>
-              </w:rPr>
-              <m:t>k</m:t>
-            </m:r>
-          </m:sub>
-        </m:sSub>
-      </m:oMath>
-      <w:r>
-        <w:rPr>
-          <w:rFonts w:eastAsia="Times New Roman"/>
-          <w:lang w:val="en-NG"/>
-        </w:rPr>
-        <w:t>is first time cooling system activates.</w:t>
-      </w:r>
-    </w:p>
-    <w:p>
-      <w:pPr>
-        <w:spacing w:before="100" w:beforeAutospacing="1" w:after="100" w:afterAutospacing="1" w:line="240" w:lineRule="auto"/>
-        <w:outlineLvl w:val="0"/>
-        <w:rPr>
-          <w:rFonts w:eastAsia="Times New Roman"/>
-          <w:lang w:val="en-NG"/>
-        </w:rPr>
-      </w:pPr>
-      <w:r>
-        <w:rPr>
-          <w:rFonts w:eastAsia="Times New Roman"/>
-          <w:lang w:val="en-NG"/>
-        </w:rPr>
-        <w:t>Formally:</w:t>
+        <w:t>Use</w:t>
+      </w:r>
+      <w:r>
+        <w:rPr>
+          <w:rFonts w:eastAsia="Times New Roman"/>
+          <w:lang w:val="en-NG"/>
+        </w:rPr>
+        <w:t xml:space="preserve"> cut off control</w:t>
+      </w:r>
+      <w:r>
+        <w:rPr>
+          <w:rFonts w:eastAsia="Times New Roman"/>
+          <w:lang w:val="en-NG"/>
+        </w:rPr>
+        <w:t>:</w:t>
       </w:r>
     </w:p>
     <w:p>
@@ -9808,7 +9622,14 @@
                   <w:rFonts w:ascii="Cambria Math" w:eastAsia="Times New Roman" w:hAnsi="Cambria Math"/>
                   <w:lang w:val="en-NG"/>
                 </w:rPr>
-                <m:t>35</m:t>
+                <m:t>6</m:t>
+              </m:r>
+              <m:r>
+                <w:rPr>
+                  <w:rFonts w:ascii="Cambria Math" w:eastAsia="Times New Roman" w:hAnsi="Cambria Math"/>
+                  <w:lang w:val="en-NG"/>
+                </w:rPr>
+                <m:t>5</m:t>
               </m:r>
             </m:e>
             <m:sup>
@@ -9843,7 +9664,14 @@
                   <w:rFonts w:ascii="Cambria Math" w:eastAsia="Times New Roman" w:hAnsi="Cambria Math"/>
                   <w:lang w:val="en-NG"/>
                 </w:rPr>
-                <m:t>40</m:t>
+                <m:t>7</m:t>
+              </m:r>
+              <m:r>
+                <w:rPr>
+                  <w:rFonts w:ascii="Cambria Math" w:eastAsia="Times New Roman" w:hAnsi="Cambria Math"/>
+                  <w:lang w:val="en-NG"/>
+                </w:rPr>
+                <m:t>0</m:t>
               </m:r>
             </m:e>
             <m:sup>
@@ -10495,7 +10323,6 @@
               <w:rFonts w:ascii="Cambria Math" w:eastAsia="Times New Roman" w:hAnsi="Cambria Math"/>
               <w:lang w:val="en-NG"/>
             </w:rPr>
-            <w:lastRenderedPageBreak/>
             <m:t>K</m:t>
           </m:r>
           <m:r>
@@ -10637,6 +10464,7 @@
           <w:rFonts w:eastAsia="Times New Roman"/>
           <w:lang w:val="en-NG"/>
         </w:rPr>
+        <w:lastRenderedPageBreak/>
         <w:t xml:space="preserve">This should be a </w:t>
       </w:r>
       <w:r>
@@ -10948,7 +10776,14 @@
                 <w:rFonts w:ascii="Cambria Math" w:eastAsia="Times New Roman" w:hAnsi="Cambria Math"/>
                 <w:lang w:val="en-NG"/>
               </w:rPr>
-              <m:t>25</m:t>
+              <m:t>4</m:t>
+            </m:r>
+            <m:r>
+              <w:rPr>
+                <w:rFonts w:ascii="Cambria Math" w:eastAsia="Times New Roman" w:hAnsi="Cambria Math"/>
+                <w:lang w:val="en-NG"/>
+              </w:rPr>
+              <m:t>5</m:t>
             </m:r>
           </m:e>
           <m:sup>
@@ -11622,7 +11457,6 @@
           <w:rFonts w:eastAsia="Times New Roman"/>
           <w:lang w:val="en-NG"/>
         </w:rPr>
-        <w:lastRenderedPageBreak/>
         <w:t>Then:</w:t>
       </w:r>
     </w:p>
@@ -11800,6 +11634,7 @@
           <w:rFonts w:eastAsia="Times New Roman"/>
           <w:lang w:val="en-NG"/>
         </w:rPr>
+        <w:lastRenderedPageBreak/>
         <w:t>Where:</w:t>
       </w:r>
     </w:p>
@@ -12878,7 +12713,6 @@
           <w:bCs/>
           <w:lang w:val="en-NG"/>
         </w:rPr>
-        <w:lastRenderedPageBreak/>
         <w:t>1) Electrical Specification (Locked)</w:t>
       </w:r>
     </w:p>
@@ -12944,6 +12778,7 @@
                 <w:bCs/>
                 <w:lang w:val="en-NG"/>
               </w:rPr>
+              <w:lastRenderedPageBreak/>
               <w:t>Parameter</w:t>
             </w:r>
           </w:p>
@@ -14058,6 +13893,7 @@
           <w:bCs/>
           <w:lang w:val="en-NG"/>
         </w:rPr>
+        <w:lastRenderedPageBreak/>
         <w:t>Specific Heat Capacity</w:t>
       </w:r>
     </w:p>
@@ -14786,7 +14622,6 @@
           <w:rFonts w:eastAsia="Times New Roman"/>
           <w:lang w:val="en-NG"/>
         </w:rPr>
-        <w:lastRenderedPageBreak/>
         <w:t>We lock:</w:t>
       </w:r>
     </w:p>
@@ -14909,6 +14744,7 @@
           <w:rFonts w:eastAsia="Times New Roman"/>
           <w:lang w:val="en-NG"/>
         </w:rPr>
+        <w:lastRenderedPageBreak/>
         <w:t>This is realistic for passive residential ESS enclosures.</w:t>
       </w:r>
     </w:p>
@@ -15388,32 +15224,6 @@
           <w:lang w:val="en-NG"/>
         </w:rPr>
       </w:pPr>
-      <w:r>
-        <w:rPr>
-          <w:rFonts w:eastAsia="Times New Roman"/>
-          <w:lang w:val="en-NG"/>
-        </w:rPr>
-        <w:t>These values are realistic and defensible.</w:t>
-      </w:r>
-    </w:p>
-    <w:p>
-      <w:pPr>
-        <w:spacing w:before="100" w:beforeAutospacing="1" w:after="100" w:afterAutospacing="1" w:line="240" w:lineRule="auto"/>
-        <w:outlineLvl w:val="0"/>
-        <w:rPr>
-          <w:rFonts w:eastAsia="Times New Roman"/>
-          <w:lang w:val="en-NG"/>
-        </w:rPr>
-      </w:pPr>
-      <w:r>
-        <w:rPr>
-          <w:rFonts w:eastAsia="Times New Roman"/>
-          <w:lang w:val="en-NG"/>
-        </w:rPr>
-        <w:pict w14:anchorId="1434C1F7">
-          <v:rect id="_x0000_i1043" style="width:0;height:1.5pt" o:hralign="center" o:hrstd="t" o:hr="t" fillcolor="#a0a0a0" stroked="f"/>
-        </w:pict>
-      </w:r>
     </w:p>
     <w:p>
       <w:pPr>
@@ -15433,7 +15243,7 @@
           <w:bCs/>
           <w:lang w:val="en-NG"/>
         </w:rPr>
-        <w:t>3) Cooling System (More Ingenious Than Fan)</w:t>
+        <w:t xml:space="preserve">3) Cooling System </w:t>
       </w:r>
     </w:p>
     <w:p>
@@ -15450,88 +15260,40 @@
           <w:rFonts w:eastAsia="Times New Roman"/>
           <w:lang w:val="en-NG"/>
         </w:rPr>
-        <w:t>Excellent point.</w:t>
+        <w:pict w14:anchorId="4701DB2D">
+          <v:rect id="_x0000_i1065" style="width:0;height:1.5pt" o:hralign="center" o:hrstd="t" o:hr="t" fillcolor="#a0a0a0" stroked="f"/>
+        </w:pict>
       </w:r>
     </w:p>
     <w:p>
       <w:pPr>
         <w:spacing w:before="100" w:beforeAutospacing="1" w:after="100" w:afterAutospacing="1" w:line="240" w:lineRule="auto"/>
         <w:outlineLvl w:val="0"/>
-        <w:rPr>
-          <w:rFonts w:eastAsia="Times New Roman"/>
-          <w:lang w:val="en-NG"/>
-        </w:rPr>
-      </w:pPr>
-      <w:r>
-        <w:rPr>
-          <w:rFonts w:eastAsia="Times New Roman"/>
-          <w:lang w:val="en-NG"/>
-        </w:rPr>
-        <w:t>A plain fan is too simplistic.</w:t>
-      </w:r>
-    </w:p>
-    <w:p>
-      <w:pPr>
-        <w:spacing w:before="100" w:beforeAutospacing="1" w:after="100" w:afterAutospacing="1" w:line="240" w:lineRule="auto"/>
-        <w:outlineLvl w:val="0"/>
-        <w:rPr>
-          <w:rFonts w:eastAsia="Times New Roman"/>
-          <w:lang w:val="en-NG"/>
-        </w:rPr>
-      </w:pPr>
-      <w:r>
-        <w:rPr>
-          <w:rFonts w:eastAsia="Times New Roman"/>
-          <w:lang w:val="en-NG"/>
-        </w:rPr>
-        <w:t xml:space="preserve">For your use case, a </w:t>
-      </w:r>
-      <w:r>
         <w:rPr>
           <w:rFonts w:eastAsia="Times New Roman"/>
           <w:b/>
           <w:bCs/>
           <w:lang w:val="en-NG"/>
         </w:rPr>
-        <w:t>hybrid passive-smart cooling system</w:t>
-      </w:r>
-      <w:r>
-        <w:rPr>
-          <w:rFonts w:eastAsia="Times New Roman"/>
-          <w:lang w:val="en-NG"/>
-        </w:rPr>
-        <w:t xml:space="preserve"> is much better.</w:t>
-      </w:r>
-    </w:p>
-    <w:p>
-      <w:pPr>
-        <w:spacing w:before="100" w:beforeAutospacing="1" w:after="100" w:afterAutospacing="1" w:line="240" w:lineRule="auto"/>
-        <w:outlineLvl w:val="0"/>
-        <w:rPr>
-          <w:rFonts w:eastAsia="Times New Roman"/>
-          <w:lang w:val="en-NG"/>
-        </w:rPr>
-      </w:pPr>
-      <w:r>
-        <w:rPr>
-          <w:rFonts w:eastAsia="Times New Roman"/>
-          <w:lang w:val="en-NG"/>
-        </w:rPr>
-        <w:pict w14:anchorId="4701DB2D">
-          <v:rect id="_x0000_i1044" style="width:0;height:1.5pt" o:hralign="center" o:hrstd="t" o:hr="t" fillcolor="#a0a0a0" stroked="f"/>
-        </w:pict>
-      </w:r>
-    </w:p>
-    <w:p>
-      <w:pPr>
-        <w:spacing w:before="100" w:beforeAutospacing="1" w:after="100" w:afterAutospacing="1" w:line="240" w:lineRule="auto"/>
-        <w:outlineLvl w:val="0"/>
+      </w:pPr>
+      <w:r>
         <w:rPr>
           <w:rFonts w:eastAsia="Times New Roman"/>
           <w:b/>
           <w:bCs/>
           <w:lang w:val="en-NG"/>
         </w:rPr>
+        <w:t>Cooling Architecture</w:t>
+      </w:r>
+    </w:p>
+    <w:p>
+      <w:pPr>
+        <w:spacing w:before="100" w:beforeAutospacing="1" w:after="100" w:afterAutospacing="1" w:line="240" w:lineRule="auto"/>
+        <w:outlineLvl w:val="0"/>
+        <w:rPr>
+          <w:rFonts w:eastAsia="Times New Roman"/>
+          <w:lang w:val="en-NG"/>
+        </w:rPr>
       </w:pPr>
       <w:r>
         <w:rPr>
@@ -15540,61 +15302,7 @@
           <w:bCs/>
           <w:lang w:val="en-NG"/>
         </w:rPr>
-        <w:t>Recommended Cooling Architecture</w:t>
-      </w:r>
-    </w:p>
-    <w:p>
-      <w:pPr>
-        <w:spacing w:before="100" w:beforeAutospacing="1" w:after="100" w:afterAutospacing="1" w:line="240" w:lineRule="auto"/>
-        <w:outlineLvl w:val="0"/>
-        <w:rPr>
-          <w:rFonts w:eastAsia="Times New Roman"/>
-          <w:lang w:val="en-NG"/>
-        </w:rPr>
-      </w:pPr>
-      <w:r>
-        <w:rPr>
-          <w:rFonts w:eastAsia="Times New Roman"/>
-          <w:lang w:val="en-NG"/>
-        </w:rPr>
-        <w:t>Instead of active fan-only cooling, use:</w:t>
-      </w:r>
-    </w:p>
-    <w:p>
-      <w:pPr>
-        <w:spacing w:before="100" w:beforeAutospacing="1" w:after="100" w:afterAutospacing="1" w:line="240" w:lineRule="auto"/>
-        <w:outlineLvl w:val="0"/>
-        <w:rPr>
-          <w:rFonts w:eastAsia="Times New Roman"/>
-          <w:lang w:val="en-NG"/>
-        </w:rPr>
-      </w:pPr>
-      <w:r>
-        <w:rPr>
-          <w:rFonts w:eastAsia="Times New Roman"/>
-          <w:b/>
-          <w:bCs/>
-          <w:lang w:val="en-NG"/>
-        </w:rPr>
-        <w:lastRenderedPageBreak/>
         <w:t>phase-change heat sink + heat pipe assisted passive dissipation + smart emergency micro-blower</w:t>
-      </w:r>
-    </w:p>
-    <w:p>
-      <w:pPr>
-        <w:spacing w:before="100" w:beforeAutospacing="1" w:after="100" w:afterAutospacing="1" w:line="240" w:lineRule="auto"/>
-        <w:outlineLvl w:val="0"/>
-        <w:rPr>
-          <w:rFonts w:eastAsia="Times New Roman"/>
-          <w:lang w:val="en-NG"/>
-        </w:rPr>
-      </w:pPr>
-      <w:r>
-        <w:rPr>
-          <w:rFonts w:eastAsia="Times New Roman"/>
-          <w:lang w:val="en-NG"/>
-        </w:rPr>
-        <w:t>This is much more elegant.</w:t>
       </w:r>
     </w:p>
     <w:p>
@@ -15706,6 +15414,7 @@
           <w:noProof/>
           <w:lang w:val="en-NG"/>
         </w:rPr>
+        <w:lastRenderedPageBreak/>
         <w:drawing>
           <wp:inline distT="0" distB="0" distL="0" distR="0" wp14:anchorId="5C0EC351" wp14:editId="0A8ACBD4">
             <wp:extent cx="5943600" cy="3962400"/>
@@ -15768,72 +15477,6 @@
       <w:r>
         <w:rPr>
           <w:rFonts w:eastAsia="Times New Roman"/>
-          <w:noProof/>
-          <w:lang w:val="en-NG"/>
-        </w:rPr>
-        <w:lastRenderedPageBreak/>
-        <w:drawing>
-          <wp:inline distT="0" distB="0" distL="0" distR="0" wp14:anchorId="3D67EB7E" wp14:editId="52726B4A">
-            <wp:extent cx="5943600" cy="3962400"/>
-            <wp:effectExtent l="0" t="0" r="0" b="0"/>
-            <wp:docPr id="2089150614" name="Picture 9"/>
-            <wp:cNvGraphicFramePr>
-              <a:graphicFrameLocks xmlns:a="http://schemas.openxmlformats.org/drawingml/2006/main" noChangeAspect="1"/>
-            </wp:cNvGraphicFramePr>
-            <a:graphic xmlns:a="http://schemas.openxmlformats.org/drawingml/2006/main">
-              <a:graphicData uri="http://schemas.openxmlformats.org/drawingml/2006/picture">
-                <pic:pic xmlns:pic="http://schemas.openxmlformats.org/drawingml/2006/picture">
-                  <pic:nvPicPr>
-                    <pic:cNvPr id="0" name="Picture 257"/>
-                    <pic:cNvPicPr>
-                      <a:picLocks noChangeAspect="1" noChangeArrowheads="1"/>
-                    </pic:cNvPicPr>
-                  </pic:nvPicPr>
-                  <pic:blipFill>
-                    <a:blip r:embed="rId6" cstate="print">
-                      <a:extLst>
-                        <a:ext uri="{28A0092B-C50C-407E-A947-70E740481C1C}">
-                          <a14:useLocalDpi xmlns:a14="http://schemas.microsoft.com/office/drawing/2010/main" val="0"/>
-                        </a:ext>
-                      </a:extLst>
-                    </a:blip>
-                    <a:srcRect/>
-                    <a:stretch>
-                      <a:fillRect/>
-                    </a:stretch>
-                  </pic:blipFill>
-                  <pic:spPr bwMode="auto">
-                    <a:xfrm>
-                      <a:off x="0" y="0"/>
-                      <a:ext cx="5943600" cy="3962400"/>
-                    </a:xfrm>
-                    <a:prstGeom prst="rect">
-                      <a:avLst/>
-                    </a:prstGeom>
-                    <a:noFill/>
-                    <a:ln>
-                      <a:noFill/>
-                    </a:ln>
-                  </pic:spPr>
-                </pic:pic>
-              </a:graphicData>
-            </a:graphic>
-          </wp:inline>
-        </w:drawing>
-      </w:r>
-    </w:p>
-    <w:p>
-      <w:pPr>
-        <w:spacing w:before="100" w:beforeAutospacing="1" w:after="100" w:afterAutospacing="1" w:line="240" w:lineRule="auto"/>
-        <w:outlineLvl w:val="0"/>
-        <w:rPr>
-          <w:rFonts w:eastAsia="Times New Roman"/>
-          <w:lang w:val="en-NG"/>
-        </w:rPr>
-      </w:pPr>
-      <w:r>
-        <w:rPr>
-          <w:rFonts w:eastAsia="Times New Roman"/>
           <w:lang w:val="en-NG"/>
         </w:rPr>
         <w:t>This provides zero-energy baseline cooling.</w:t>
@@ -16167,9 +15810,8 @@
           <w:rFonts w:eastAsia="Times New Roman"/>
           <w:b/>
           <w:bCs/>
-          <w:lang w:val="en-NG"/>
-        </w:rPr>
-        <w:t>Layer 3 — Intelligent Emergency Micro-Blower</w:t>
+        </w:rPr>
+        <w:t>Layer 3 — Temperature Cut-Off Control</w:t>
       </w:r>
     </w:p>
     <w:p>
@@ -16279,7 +15921,23 @@
           <w:rFonts w:eastAsia="Times New Roman"/>
           <w:lang w:val="en-NG"/>
         </w:rPr>
-        <w:t>This keeps power draw minimal.</w:t>
+        <w:t xml:space="preserve">Charging is </w:t>
+      </w:r>
+      <w:r>
+        <w:rPr>
+          <w:rFonts w:eastAsia="Times New Roman"/>
+          <w:b/>
+          <w:bCs/>
+          <w:lang w:val="en-NG"/>
+        </w:rPr>
+        <w:t>automatically interrupted</w:t>
+      </w:r>
+      <w:r>
+        <w:rPr>
+          <w:rFonts w:eastAsia="Times New Roman"/>
+          <w:lang w:val="en-NG"/>
+        </w:rPr>
+        <w:t xml:space="preserve"> when:</w:t>
       </w:r>
     </w:p>
     <w:p>
@@ -16291,13 +15949,222 @@
           <w:lang w:val="en-NG"/>
         </w:rPr>
       </w:pPr>
+      <m:oMathPara>
+        <m:oMath>
+          <m:sSub>
+            <m:sSubPr>
+              <m:ctrlPr>
+                <w:rPr>
+                  <w:rFonts w:ascii="Cambria Math" w:eastAsia="Times New Roman" w:hAnsi="Cambria Math"/>
+                  <w:lang w:val="en-NG"/>
+                </w:rPr>
+              </m:ctrlPr>
+            </m:sSubPr>
+            <m:e>
+              <m:r>
+                <w:rPr>
+                  <w:rFonts w:ascii="Cambria Math" w:eastAsia="Times New Roman" w:hAnsi="Cambria Math"/>
+                  <w:lang w:val="en-NG"/>
+                </w:rPr>
+                <m:t>T</m:t>
+              </m:r>
+            </m:e>
+            <m:sub>
+              <m:r>
+                <m:rPr>
+                  <m:nor/>
+                </m:rPr>
+                <w:rPr>
+                  <w:rFonts w:eastAsia="Times New Roman"/>
+                  <w:lang w:val="en-NG"/>
+                </w:rPr>
+                <m:t>cell</m:t>
+              </m:r>
+            </m:sub>
+          </m:sSub>
+          <m:r>
+            <w:rPr>
+              <w:rFonts w:ascii="Cambria Math" w:eastAsia="Times New Roman" w:hAnsi="Cambria Math"/>
+              <w:lang w:val="en-NG"/>
+            </w:rPr>
+            <m:t>≥</m:t>
+          </m:r>
+          <m:sSub>
+            <m:sSubPr>
+              <m:ctrlPr>
+                <w:rPr>
+                  <w:rFonts w:ascii="Cambria Math" w:eastAsia="Times New Roman" w:hAnsi="Cambria Math"/>
+                  <w:lang w:val="en-NG"/>
+                </w:rPr>
+              </m:ctrlPr>
+            </m:sSubPr>
+            <m:e>
+              <m:r>
+                <w:rPr>
+                  <w:rFonts w:ascii="Cambria Math" w:eastAsia="Times New Roman" w:hAnsi="Cambria Math"/>
+                  <w:lang w:val="en-NG"/>
+                </w:rPr>
+                <m:t>T</m:t>
+              </m:r>
+            </m:e>
+            <m:sub>
+              <m:r>
+                <m:rPr>
+                  <m:nor/>
+                </m:rPr>
+                <w:rPr>
+                  <w:rFonts w:eastAsia="Times New Roman"/>
+                  <w:lang w:val="en-NG"/>
+                </w:rPr>
+                <m:t>cool,LFP</m:t>
+              </m:r>
+            </m:sub>
+          </m:sSub>
+          <m:r>
+            <w:rPr>
+              <w:rFonts w:eastAsia="Times New Roman"/>
+              <w:lang w:val="en-NG"/>
+            </w:rPr>
+            <w:br/>
+          </m:r>
+        </m:oMath>
+      </m:oMathPara>
+    </w:p>
+    <w:p>
+      <w:pPr>
+        <w:spacing w:before="100" w:beforeAutospacing="1" w:after="100" w:afterAutospacing="1" w:line="240" w:lineRule="auto"/>
+        <w:outlineLvl w:val="0"/>
+        <w:rPr>
+          <w:rFonts w:eastAsia="Times New Roman"/>
+          <w:lang w:val="en-NG"/>
+        </w:rPr>
+      </w:pPr>
+      <w:r>
+        <w:rPr>
+          <w:rFonts w:eastAsia="Times New Roman"/>
+          <w:lang w:val="en-NG"/>
+        </w:rPr>
+        <w:t xml:space="preserve">  Threshold:</w:t>
+      </w:r>
+    </w:p>
+    <w:p>
+      <w:pPr>
+        <w:spacing w:before="100" w:beforeAutospacing="1" w:after="100" w:afterAutospacing="1" w:line="240" w:lineRule="auto"/>
+        <w:outlineLvl w:val="0"/>
+        <w:rPr>
+          <w:rFonts w:eastAsia="Times New Roman"/>
+          <w:lang w:val="en-NG"/>
+        </w:rPr>
+      </w:pPr>
+      <m:oMathPara>
+        <m:oMath>
+          <m:sSub>
+            <m:sSubPr>
+              <m:ctrlPr>
+                <w:rPr>
+                  <w:rFonts w:ascii="Cambria Math" w:eastAsia="Times New Roman" w:hAnsi="Cambria Math"/>
+                  <w:lang w:val="en-NG"/>
+                </w:rPr>
+              </m:ctrlPr>
+            </m:sSubPr>
+            <m:e>
+              <m:r>
+                <w:rPr>
+                  <w:rFonts w:ascii="Cambria Math" w:eastAsia="Times New Roman" w:hAnsi="Cambria Math"/>
+                  <w:lang w:val="en-NG"/>
+                </w:rPr>
+                <m:t>T</m:t>
+              </m:r>
+            </m:e>
+            <m:sub>
+              <m:r>
+                <m:rPr>
+                  <m:nor/>
+                </m:rPr>
+                <w:rPr>
+                  <w:rFonts w:eastAsia="Times New Roman"/>
+                  <w:lang w:val="en-NG"/>
+                </w:rPr>
+                <m:t>cool,LFP</m:t>
+              </m:r>
+            </m:sub>
+          </m:sSub>
+          <m:r>
+            <w:rPr>
+              <w:rFonts w:ascii="Cambria Math" w:eastAsia="Times New Roman" w:hAnsi="Cambria Math"/>
+              <w:lang w:val="en-NG"/>
+            </w:rPr>
+            <m:t>=</m:t>
+          </m:r>
+          <m:sSup>
+            <m:sSupPr>
+              <m:ctrlPr>
+                <w:rPr>
+                  <w:rFonts w:ascii="Cambria Math" w:eastAsia="Times New Roman" w:hAnsi="Cambria Math"/>
+                  <w:lang w:val="en-NG"/>
+                </w:rPr>
+              </m:ctrlPr>
+            </m:sSupPr>
+            <m:e>
+              <m:r>
+                <w:rPr>
+                  <w:rFonts w:ascii="Cambria Math" w:eastAsia="Times New Roman" w:hAnsi="Cambria Math"/>
+                  <w:lang w:val="en-NG"/>
+                </w:rPr>
+                <m:t>85</m:t>
+              </m:r>
+            </m:e>
+            <m:sup>
+              <m:r>
+                <w:rPr>
+                  <w:rFonts w:ascii="Cambria Math" w:eastAsia="Times New Roman" w:hAnsi="Cambria Math"/>
+                  <w:lang w:val="en-NG"/>
+                </w:rPr>
+                <m:t>∘</m:t>
+              </m:r>
+            </m:sup>
+          </m:sSup>
+          <m:r>
+            <w:rPr>
+              <w:rFonts w:ascii="Cambria Math" w:eastAsia="Times New Roman" w:hAnsi="Cambria Math"/>
+              <w:lang w:val="en-NG"/>
+            </w:rPr>
+            <m:t>C</m:t>
+          </m:r>
+          <m:r>
+            <w:rPr>
+              <w:rFonts w:eastAsia="Times New Roman"/>
+              <w:i/>
+              <w:lang w:val="en-NG"/>
+            </w:rPr>
+            <w:br/>
+          </m:r>
+        </m:oMath>
+      </m:oMathPara>
+    </w:p>
+    <w:p>
+      <w:pPr>
+        <w:spacing w:before="100" w:beforeAutospacing="1" w:after="100" w:afterAutospacing="1" w:line="240" w:lineRule="auto"/>
+        <w:outlineLvl w:val="0"/>
+        <w:rPr>
+          <w:rFonts w:eastAsia="Times New Roman"/>
+          <w:lang w:val="en-NG"/>
+        </w:rPr>
+      </w:pPr>
+      <w:r>
+        <w:rPr>
+          <w:rFonts w:eastAsia="Times New Roman"/>
+          <w:lang w:val="en-NG"/>
+        </w:rPr>
+        <w:t xml:space="preserve"> Minimizes system weight, size, and complexity while preventing thermal runaway.</w:t>
+      </w:r>
       <w:r>
         <w:rPr>
           <w:rFonts w:eastAsia="Times New Roman"/>
           <w:lang w:val="en-NG"/>
         </w:rPr>
         <w:pict w14:anchorId="497E9FC9">
-          <v:rect id="_x0000_i1048" style="width:0;height:1.5pt" o:hralign="center" o:hrstd="t" o:hr="t" fillcolor="#a0a0a0" stroked="f"/>
+          <v:rect id="_x0000_i1069" style="width:0;height:1.5pt" o:hralign="center" o:hrstd="t" o:hr="t" fillcolor="#a0a0a0" stroked="f"/>
         </w:pict>
       </w:r>
     </w:p>
@@ -16355,7 +16222,14 @@
               <w:rFonts w:ascii="Cambria Math" w:eastAsia="Times New Roman" w:hAnsi="Cambria Math"/>
               <w:lang w:val="en-NG"/>
             </w:rPr>
-            <m:t>35</m:t>
+            <m:t>6</m:t>
+          </m:r>
+          <m:r>
+            <w:rPr>
+              <w:rFonts w:ascii="Cambria Math" w:eastAsia="Times New Roman" w:hAnsi="Cambria Math"/>
+              <w:lang w:val="en-NG"/>
+            </w:rPr>
+            <m:t>5</m:t>
           </m:r>
           <m:r>
             <m:rPr>
@@ -16382,7 +16256,14 @@
                   <w:rFonts w:ascii="Cambria Math" w:eastAsia="Times New Roman" w:hAnsi="Cambria Math"/>
                   <w:lang w:val="en-NG"/>
                 </w:rPr>
-                <m:t>40</m:t>
+                <m:t>7</m:t>
+              </m:r>
+              <m:r>
+                <w:rPr>
+                  <w:rFonts w:ascii="Cambria Math" w:eastAsia="Times New Roman" w:hAnsi="Cambria Math"/>
+                  <w:lang w:val="en-NG"/>
+                </w:rPr>
+                <m:t>0</m:t>
               </m:r>
             </m:e>
             <m:sup>
@@ -16503,7 +16384,7 @@
                       <w:rFonts w:ascii="Cambria Math" w:eastAsia="Times New Roman" w:hAnsi="Cambria Math"/>
                       <w:lang w:val="en-NG"/>
                     </w:rPr>
-                    <m:t>38</m:t>
+                    <m:t>85</m:t>
                   </m:r>
                 </m:e>
                 <m:sup>
@@ -16552,23 +16433,6 @@
           <w:rFonts w:eastAsia="Times New Roman"/>
           <w:lang w:val="en-NG"/>
         </w:rPr>
-        <w:t>This is realistic.</w:t>
-      </w:r>
-    </w:p>
-    <w:p>
-      <w:pPr>
-        <w:spacing w:before="100" w:beforeAutospacing="1" w:after="100" w:afterAutospacing="1" w:line="240" w:lineRule="auto"/>
-        <w:outlineLvl w:val="0"/>
-        <w:rPr>
-          <w:rFonts w:eastAsia="Times New Roman"/>
-          <w:lang w:val="en-NG"/>
-        </w:rPr>
-      </w:pPr>
-      <w:r>
-        <w:rPr>
-          <w:rFonts w:eastAsia="Times New Roman"/>
-          <w:lang w:val="en-NG"/>
-        </w:rPr>
         <w:pict w14:anchorId="19C4C2C1">
           <v:rect id="_x0000_i1049" style="width:0;height:1.5pt" o:hralign="center" o:hrstd="t" o:hr="t" fillcolor="#a0a0a0" stroked="f"/>
         </w:pict>
@@ -16626,6 +16490,7 @@
           <w:rFonts w:eastAsia="Times New Roman"/>
           <w:lang w:val="en-NG"/>
         </w:rPr>
+        <w:lastRenderedPageBreak/>
         <w:pict w14:anchorId="2C702CB2">
           <v:rect id="_x0000_i1050" style="width:0;height:1.5pt" o:hralign="center" o:hrstd="t" o:hr="t" fillcolor="#a0a0a0" stroked="f"/>
         </w:pict>
@@ -16712,7 +16577,6 @@
           <w:rFonts w:eastAsia="Times New Roman"/>
           <w:lang w:val="en-NG"/>
         </w:rPr>
-        <w:lastRenderedPageBreak/>
         <w:pict w14:anchorId="666F868C">
           <v:rect id="_x0000_i1051" style="width:0;height:1.5pt" o:hralign="center" o:hrstd="t" o:hr="t" fillcolor="#a0a0a0" stroked="f"/>
         </w:pict>
@@ -17198,6 +17062,7 @@
               <w:rFonts w:ascii="Cambria Math" w:eastAsia="Times New Roman" w:hAnsi="Cambria Math"/>
               <w:lang w:val="en-NG"/>
             </w:rPr>
+            <w:lastRenderedPageBreak/>
             <m:t>I=</m:t>
           </m:r>
           <m:f>
@@ -17723,6 +17588,13 @@
           <w:lang w:val="en-NG"/>
         </w:rPr>
         <w:br/>
+      </w:r>
+      <w:r>
+        <w:rPr>
+          <w:rFonts w:eastAsia="Times New Roman"/>
+          <w:lang w:val="en-NG"/>
+        </w:rPr>
+        <w:lastRenderedPageBreak/>
         <w:t>16S1P</w:t>
       </w:r>
       <w:r>
@@ -17808,7 +17680,21 @@
           <w:rFonts w:eastAsia="Times New Roman"/>
           <w:lang w:val="en-NG"/>
         </w:rPr>
-        <w:t xml:space="preserve"> = 38°C</w:t>
+        <w:t xml:space="preserve"> = </w:t>
+      </w:r>
+      <w:r>
+        <w:rPr>
+          <w:rFonts w:eastAsia="Times New Roman"/>
+          <w:lang w:val="en-NG"/>
+        </w:rPr>
+        <w:t>85</w:t>
+      </w:r>
+      <w:r>
+        <w:rPr>
+          <w:rFonts w:eastAsia="Times New Roman"/>
+          <w:lang w:val="en-NG"/>
+        </w:rPr>
+        <w:t>°C</w:t>
       </w:r>
       <w:r>
         <w:rPr>
@@ -17816,22 +17702,7 @@
           <w:lang w:val="en-NG"/>
         </w:rPr>
         <w:br/>
-        <w:t>Cooling = PCM + heat pipe + emergency micro-blower</w:t>
-      </w:r>
-      <w:r>
-        <w:rPr>
-          <w:rFonts w:eastAsia="Times New Roman"/>
-          <w:lang w:val="en-NG"/>
-        </w:rPr>
-        <w:br/>
-      </w:r>
-      <w:r>
-        <w:rPr>
-          <w:rFonts w:eastAsia="Times New Roman"/>
-          <w:lang w:val="en-NG"/>
-        </w:rPr>
-        <w:lastRenderedPageBreak/>
-        <w:t>Installation = residential solar-inverter ESS</w:t>
+        <w:t>Cooling = PCM + heat pipe = residential solar-inverter ESS</w:t>
       </w:r>
       <w:r>
         <w:rPr>
@@ -18504,6 +18375,7 @@
           <w:rFonts w:eastAsia="Times New Roman"/>
           <w:lang w:val="en-NG"/>
         </w:rPr>
+        <w:lastRenderedPageBreak/>
         <w:t>This gives you real values for blackout frequency and duration to use in your weighting functions.</w:t>
       </w:r>
     </w:p>
@@ -18544,7 +18416,6 @@
           <w:bCs/>
           <w:lang w:val="en-NG"/>
         </w:rPr>
-        <w:lastRenderedPageBreak/>
         <w:t>📌</w:t>
       </w:r>
       <w:r>
@@ -18920,6 +18791,9 @@
             <m:t>Hz</m:t>
           </m:r>
           <m:r>
+            <m:rPr>
+              <m:sty m:val="p"/>
+            </m:rPr>
             <w:rPr>
               <w:rFonts w:eastAsia="Times New Roman"/>
               <w:lang w:val="en-NG"/>
@@ -19015,6 +18889,9 @@
             <m:t>)</m:t>
           </m:r>
           <m:r>
+            <m:rPr>
+              <m:sty m:val="p"/>
+            </m:rPr>
             <w:rPr>
               <w:rFonts w:eastAsia="Times New Roman"/>
               <w:lang w:val="en-NG"/>
@@ -19531,6 +19408,9 @@
             <m:t>=0.5(11)+2.0(0.97)+10(1)=5.5+1.94+10=17.44</m:t>
           </m:r>
           <m:r>
+            <m:rPr>
+              <m:sty m:val="p"/>
+            </m:rPr>
             <w:rPr>
               <w:rFonts w:eastAsia="Times New Roman"/>
               <w:lang w:val="en-NG"/>
@@ -19585,7 +19465,6 @@
           <w:rFonts w:eastAsia="Times New Roman"/>
           <w:lang w:val="en-NG"/>
         </w:rPr>
-        <w:lastRenderedPageBreak/>
         <w:t>(where grid stays up but has large PQ deviations)</w:t>
       </w:r>
     </w:p>
@@ -19639,6 +19518,9 @@
             <m:t>=0.5(11)+2.0(0.97)+0=5.5+1.94=7.44</m:t>
           </m:r>
           <m:r>
+            <m:rPr>
+              <m:sty m:val="p"/>
+            </m:rPr>
             <w:rPr>
               <w:rFonts w:eastAsia="Times New Roman"/>
               <w:lang w:val="en-NG"/>
@@ -20136,6 +20018,9 @@
             <m:t>≈10.75</m:t>
           </m:r>
           <m:r>
+            <m:rPr>
+              <m:sty m:val="p"/>
+            </m:rPr>
             <w:rPr>
               <w:rFonts w:eastAsia="Times New Roman"/>
               <w:lang w:val="en-NG"/>
@@ -27206,7 +27091,6 @@
   <w:style w:type="character" w:default="1" w:styleId="DefaultParagraphFont">
     <w:name w:val="Default Paragraph Font"/>
     <w:uiPriority w:val="1"/>
-    <w:semiHidden/>
     <w:unhideWhenUsed/>
   </w:style>
   <w:style w:type="table" w:default="1" w:styleId="TableNormal">

--- a/docs/Research Paper.docx
+++ b/docs/Research Paper.docx
@@ -2664,7 +2664,6 @@
             </m:r>
           </m:e>
           <m:sub>
-            <w:proofErr w:type="gramStart"/>
             <m:r>
               <m:rPr>
                 <m:nor/>
@@ -2674,7 +2673,6 @@
               </w:rPr>
               <m:t>cool,LFP</m:t>
             </m:r>
-            <w:proofErr w:type="gramEnd"/>
           </m:sub>
         </m:sSub>
         <m:r>
@@ -3064,7 +3062,6 @@
             </m:r>
           </m:e>
           <m:sub>
-            <w:proofErr w:type="gramStart"/>
             <m:r>
               <m:rPr>
                 <m:nor/>
@@ -3074,7 +3071,6 @@
               </w:rPr>
               <m:t>grid,env</m:t>
             </m:r>
-            <w:proofErr w:type="gramEnd"/>
           </m:sub>
         </m:sSub>
       </m:oMath>
@@ -8557,7 +8553,6 @@
                 </m:r>
               </m:e>
               <m:sub>
-                <w:proofErr w:type="gramStart"/>
                 <m:r>
                   <m:rPr>
                     <m:nor/>
@@ -8571,7 +8566,6 @@
                   </w:rPr>
                   <m:t>cell,surr</m:t>
                 </m:r>
-                <w:proofErr w:type="gramEnd"/>
               </m:sub>
             </m:sSub>
             <m:r>
@@ -8986,7 +8980,6 @@
                     </m:r>
                   </m:e>
                   <m:sub>
-                    <w:proofErr w:type="gramStart"/>
                     <m:r>
                       <m:rPr>
                         <m:nor/>
@@ -9000,7 +8993,6 @@
                       </w:rPr>
                       <m:t>cell,surr</m:t>
                     </m:r>
-                    <w:proofErr w:type="gramEnd"/>
                   </m:sub>
                 </m:sSub>
                 <m:r>
@@ -9038,7 +9030,6 @@
                     </m:r>
                   </m:e>
                   <m:sub>
-                    <w:proofErr w:type="gramStart"/>
                     <m:r>
                       <m:rPr>
                         <m:nor/>
@@ -9052,7 +9043,6 @@
                       </w:rPr>
                       <m:t>cell,surr</m:t>
                     </m:r>
-                    <w:proofErr w:type="gramEnd"/>
                   </m:sub>
                 </m:sSub>
               </m:num>
@@ -9214,7 +9204,6 @@
                 </m:r>
               </m:e>
               <m:sub>
-                <w:proofErr w:type="gramStart"/>
                 <m:r>
                   <m:rPr>
                     <m:nor/>
@@ -9228,7 +9217,6 @@
                   </w:rPr>
                   <m:t>cycles,surr</m:t>
                 </m:r>
-                <w:proofErr w:type="gramEnd"/>
               </m:sub>
             </m:sSub>
             <m:r>
@@ -19350,6 +19338,9 @@
             <m:t>]</m:t>
           </m:r>
           <m:r>
+            <m:rPr>
+              <m:sty m:val="p"/>
+            </m:rPr>
             <w:rPr>
               <w:lang w:val="en-NG"/>
             </w:rPr>
@@ -19765,6 +19756,9 @@
             </m:sub>
           </m:sSub>
           <m:r>
+            <m:rPr>
+              <m:sty m:val="p"/>
+            </m:rPr>
             <w:rPr>
               <w:lang w:val="en-NG"/>
             </w:rPr>
@@ -20000,6 +19994,9 @@
             <m:t>(τ)dτ</m:t>
           </m:r>
           <m:r>
+            <m:rPr>
+              <m:sty m:val="p"/>
+            </m:rPr>
             <w:rPr>
               <w:lang w:val="en-NG"/>
             </w:rPr>
@@ -20084,6 +20081,9 @@
             <m:t>≤1</m:t>
           </m:r>
           <m:r>
+            <m:rPr>
+              <m:sty m:val="p"/>
+            </m:rPr>
             <w:rPr>
               <w:lang w:val="en-NG"/>
             </w:rPr>
@@ -20266,6 +20266,9 @@
             <m:t>]</m:t>
           </m:r>
           <m:r>
+            <m:rPr>
+              <m:sty m:val="p"/>
+            </m:rPr>
             <w:rPr>
               <w:lang w:val="en-NG"/>
             </w:rPr>
@@ -20309,6 +20312,9 @@
             <m:t>u=I(t)</m:t>
           </m:r>
           <m:r>
+            <m:rPr>
+              <m:sty m:val="p"/>
+            </m:rPr>
             <w:rPr>
               <w:lang w:val="en-NG"/>
             </w:rPr>
@@ -20499,6 +20505,9 @@
             <m:t>)</m:t>
           </m:r>
           <m:r>
+            <m:rPr>
+              <m:sty m:val="p"/>
+            </m:rPr>
             <w:rPr>
               <w:lang w:val="en-NG"/>
             </w:rPr>
@@ -20798,6 +20807,9 @@
             <m:t>]</m:t>
           </m:r>
           <m:r>
+            <m:rPr>
+              <m:sty m:val="p"/>
+            </m:rPr>
             <w:rPr>
               <w:lang w:val="en-NG"/>
             </w:rPr>
@@ -21080,6 +21092,9 @@
             <m:t>)</m:t>
           </m:r>
           <m:r>
+            <m:rPr>
+              <m:sty m:val="p"/>
+            </m:rPr>
             <w:rPr>
               <w:lang w:val="en-NG"/>
             </w:rPr>
@@ -21363,6 +21378,9 @@
             <m:t>)</m:t>
           </m:r>
           <m:r>
+            <m:rPr>
+              <m:sty m:val="p"/>
+            </m:rPr>
             <w:rPr>
               <w:lang w:val="en-NG"/>
             </w:rPr>
@@ -21625,6 +21643,9 @@
             <m:t>)</m:t>
           </m:r>
           <m:r>
+            <m:rPr>
+              <m:sty m:val="p"/>
+            </m:rPr>
             <w:rPr>
               <w:lang w:val="en-NG"/>
             </w:rPr>
@@ -22280,6 +22301,9 @@
             </m:e>
           </m:nary>
           <m:r>
+            <m:rPr>
+              <m:sty m:val="p"/>
+            </m:rPr>
             <w:rPr>
               <w:lang w:val="en-NG"/>
             </w:rPr>
@@ -22452,6 +22476,9 @@
             </m:sub>
           </m:sSub>
           <m:r>
+            <m:rPr>
+              <m:sty m:val="p"/>
+            </m:rPr>
             <w:rPr>
               <w:lang w:val="en-NG"/>
             </w:rPr>
@@ -22527,6 +22554,9 @@
             </m:sub>
           </m:sSub>
           <m:r>
+            <m:rPr>
+              <m:sty m:val="p"/>
+            </m:rPr>
             <w:rPr>
               <w:lang w:val="en-NG"/>
             </w:rPr>
@@ -22629,6 +22659,9 @@
             </m:sub>
           </m:sSub>
           <m:r>
+            <m:rPr>
+              <m:sty m:val="p"/>
+            </m:rPr>
             <w:rPr>
               <w:lang w:val="en-NG"/>
             </w:rPr>
@@ -22754,6 +22787,9 @@
             <m:t>(T)</m:t>
           </m:r>
           <m:r>
+            <m:rPr>
+              <m:sty m:val="p"/>
+            </m:rPr>
             <w:rPr>
               <w:lang w:val="en-NG"/>
             </w:rPr>
@@ -23043,6 +23079,9 @@
             <m:t>)</m:t>
           </m:r>
           <m:r>
+            <m:rPr>
+              <m:sty m:val="p"/>
+            </m:rPr>
             <w:rPr>
               <w:lang w:val="en-NG"/>
             </w:rPr>
@@ -23224,6 +23263,9 @@
             <m:t>)</m:t>
           </m:r>
           <m:r>
+            <m:rPr>
+              <m:sty m:val="p"/>
+            </m:rPr>
             <w:rPr>
               <w:lang w:val="en-NG"/>
             </w:rPr>
@@ -23359,6 +23401,9 @@
             <m:t>⁡J</m:t>
           </m:r>
           <m:r>
+            <m:rPr>
+              <m:sty m:val="p"/>
+            </m:rPr>
             <w:rPr>
               <w:lang w:val="en-NG"/>
             </w:rPr>
@@ -23615,6 +23660,9 @@
             </m:sub>
           </m:sSub>
           <m:r>
+            <m:rPr>
+              <m:sty m:val="p"/>
+            </m:rPr>
             <w:rPr>
               <w:lang w:val="en-NG"/>
             </w:rPr>
@@ -23820,6 +23868,9 @@
             <m:t>)</m:t>
           </m:r>
           <m:r>
+            <m:rPr>
+              <m:sty m:val="p"/>
+            </m:rPr>
             <w:rPr>
               <w:lang w:val="en-NG"/>
             </w:rPr>
@@ -23966,6 +24017,9 @@
             <m:t>)&gt;0.6</m:t>
           </m:r>
           <m:r>
+            <m:rPr>
+              <m:sty m:val="p"/>
+            </m:rPr>
             <w:rPr>
               <w:lang w:val="en-NG"/>
             </w:rPr>
@@ -24313,6 +24367,9 @@
             <m:t>tighten thermal constraint</m:t>
           </m:r>
           <m:r>
+            <m:rPr>
+              <m:sty m:val="p"/>
+            </m:rPr>
             <w:rPr>
               <w:lang w:val="en-NG"/>
             </w:rPr>
@@ -24581,6 +24638,9 @@
             </m:sub>
           </m:sSub>
           <m:r>
+            <m:rPr>
+              <m:sty m:val="p"/>
+            </m:rPr>
             <w:rPr>
               <w:lang w:val="en-NG"/>
             </w:rPr>
@@ -24843,6 +24903,9 @@
             <m:t>)</m:t>
           </m:r>
           <m:r>
+            <m:rPr>
+              <m:sty m:val="p"/>
+            </m:rPr>
             <w:rPr>
               <w:lang w:val="en-NG"/>
             </w:rPr>
@@ -25330,6 +25393,9 @@
             </m:sub>
           </m:sSub>
           <m:r>
+            <m:rPr>
+              <m:sty m:val="p"/>
+            </m:rPr>
             <w:rPr>
               <w:lang w:val="en-NG"/>
             </w:rPr>
@@ -25388,6 +25454,9 @@
             <m:t>internal fault</m:t>
           </m:r>
           <m:r>
+            <m:rPr>
+              <m:sty m:val="p"/>
+            </m:rPr>
             <w:rPr>
               <w:lang w:val="en-NG"/>
             </w:rPr>
@@ -25417,7 +25486,21 @@
         <w:rPr>
           <w:lang w:val="en-NG"/>
         </w:rPr>
-        <w:t>5I. System Architecture (Implementation)</w:t>
+        <w:t xml:space="preserve">9. Embedded </w:t>
+      </w:r>
+      <w:proofErr w:type="spellStart"/>
+      <w:r>
+        <w:rPr>
+          <w:lang w:val="en-NG"/>
+        </w:rPr>
+        <w:t>Modeling</w:t>
+      </w:r>
+      <w:proofErr w:type="spellEnd"/>
+      <w:r>
+        <w:rPr>
+          <w:lang w:val="en-NG"/>
+        </w:rPr>
+        <w:t xml:space="preserve"> Tools (Simulation Stack)</w:t>
       </w:r>
     </w:p>
     <w:p>
@@ -25432,527 +25515,7 @@
         <w:rPr>
           <w:lang w:val="en-NG"/>
         </w:rPr>
-        <w:t>Hardware Platform</w:t>
-      </w:r>
-    </w:p>
-    <w:p>
-      <w:pPr>
-        <w:numPr>
-          <w:ilvl w:val="0"/>
-          <w:numId w:val="26"/>
-        </w:numPr>
-        <w:spacing w:before="100" w:beforeAutospacing="1" w:after="100" w:afterAutospacing="1" w:line="240" w:lineRule="auto"/>
-        <w:outlineLvl w:val="2"/>
-        <w:rPr>
-          <w:lang w:val="en-NG"/>
-        </w:rPr>
-      </w:pPr>
-      <w:r>
-        <w:rPr>
-          <w:lang w:val="en-NG"/>
-        </w:rPr>
-        <w:t xml:space="preserve">MCU: STM32 (industrial-grade) / ESP32 (cost-optimized) </w:t>
-      </w:r>
-    </w:p>
-    <w:p>
-      <w:pPr>
-        <w:numPr>
-          <w:ilvl w:val="0"/>
-          <w:numId w:val="26"/>
-        </w:numPr>
-        <w:spacing w:before="100" w:beforeAutospacing="1" w:after="100" w:afterAutospacing="1" w:line="240" w:lineRule="auto"/>
-        <w:outlineLvl w:val="2"/>
-        <w:rPr>
-          <w:lang w:val="en-NG"/>
-        </w:rPr>
-      </w:pPr>
-      <w:r>
-        <w:rPr>
-          <w:lang w:val="en-NG"/>
-        </w:rPr>
-        <w:t xml:space="preserve">Cell monitoring ICs: </w:t>
-      </w:r>
-    </w:p>
-    <w:p>
-      <w:pPr>
-        <w:numPr>
-          <w:ilvl w:val="1"/>
-          <w:numId w:val="26"/>
-        </w:numPr>
-        <w:spacing w:before="100" w:beforeAutospacing="1" w:after="100" w:afterAutospacing="1" w:line="240" w:lineRule="auto"/>
-        <w:outlineLvl w:val="2"/>
-        <w:rPr>
-          <w:lang w:val="en-NG"/>
-        </w:rPr>
-      </w:pPr>
-      <w:r>
-        <w:rPr>
-          <w:lang w:val="en-NG"/>
-        </w:rPr>
-        <w:t xml:space="preserve">TI BQ series (BQ769x0 family) </w:t>
-      </w:r>
-    </w:p>
-    <w:p>
-      <w:pPr>
-        <w:numPr>
-          <w:ilvl w:val="1"/>
-          <w:numId w:val="26"/>
-        </w:numPr>
-        <w:spacing w:before="100" w:beforeAutospacing="1" w:after="100" w:afterAutospacing="1" w:line="240" w:lineRule="auto"/>
-        <w:outlineLvl w:val="2"/>
-        <w:rPr>
-          <w:lang w:val="en-NG"/>
-        </w:rPr>
-      </w:pPr>
-      <w:r>
-        <w:rPr>
-          <w:lang w:val="en-NG"/>
-        </w:rPr>
-        <w:t xml:space="preserve">Analog Devices LTC6811 / LTC6813 </w:t>
-      </w:r>
-    </w:p>
-    <w:p>
-      <w:pPr>
-        <w:numPr>
-          <w:ilvl w:val="0"/>
-          <w:numId w:val="26"/>
-        </w:numPr>
-        <w:spacing w:before="100" w:beforeAutospacing="1" w:after="100" w:afterAutospacing="1" w:line="240" w:lineRule="auto"/>
-        <w:outlineLvl w:val="2"/>
-        <w:rPr>
-          <w:lang w:val="en-NG"/>
-        </w:rPr>
-      </w:pPr>
-      <w:r>
-        <w:rPr>
-          <w:lang w:val="en-NG"/>
-        </w:rPr>
-        <w:t xml:space="preserve">Sensors: </w:t>
-      </w:r>
-    </w:p>
-    <w:p>
-      <w:pPr>
-        <w:numPr>
-          <w:ilvl w:val="1"/>
-          <w:numId w:val="26"/>
-        </w:numPr>
-        <w:spacing w:before="100" w:beforeAutospacing="1" w:after="100" w:afterAutospacing="1" w:line="240" w:lineRule="auto"/>
-        <w:outlineLvl w:val="2"/>
-        <w:rPr>
-          <w:lang w:val="en-NG"/>
-        </w:rPr>
-      </w:pPr>
-      <w:r>
-        <w:rPr>
-          <w:lang w:val="en-NG"/>
-        </w:rPr>
-        <w:t xml:space="preserve">NTC thermistors (multi-point) </w:t>
-      </w:r>
-    </w:p>
-    <w:p>
-      <w:pPr>
-        <w:numPr>
-          <w:ilvl w:val="1"/>
-          <w:numId w:val="26"/>
-        </w:numPr>
-        <w:spacing w:before="100" w:beforeAutospacing="1" w:after="100" w:afterAutospacing="1" w:line="240" w:lineRule="auto"/>
-        <w:outlineLvl w:val="2"/>
-        <w:rPr>
-          <w:lang w:val="en-NG"/>
-        </w:rPr>
-      </w:pPr>
-      <w:r>
-        <w:rPr>
-          <w:lang w:val="en-NG"/>
-        </w:rPr>
-        <w:t xml:space="preserve">Hall-effect current sensor </w:t>
-      </w:r>
-    </w:p>
-    <w:p>
-      <w:pPr>
-        <w:numPr>
-          <w:ilvl w:val="1"/>
-          <w:numId w:val="26"/>
-        </w:numPr>
-        <w:spacing w:before="100" w:beforeAutospacing="1" w:after="100" w:afterAutospacing="1" w:line="240" w:lineRule="auto"/>
-        <w:outlineLvl w:val="2"/>
-        <w:rPr>
-          <w:lang w:val="en-NG"/>
-        </w:rPr>
-      </w:pPr>
-      <w:r>
-        <w:rPr>
-          <w:lang w:val="en-NG"/>
-        </w:rPr>
-        <w:t xml:space="preserve">Pack and cell voltage taps </w:t>
-      </w:r>
-    </w:p>
-    <w:p>
-      <w:pPr>
-        <w:spacing w:before="100" w:beforeAutospacing="1" w:after="100" w:afterAutospacing="1" w:line="240" w:lineRule="auto"/>
-        <w:outlineLvl w:val="2"/>
-        <w:rPr>
-          <w:lang w:val="en-NG"/>
-        </w:rPr>
-      </w:pPr>
-    </w:p>
-    <w:p>
-      <w:pPr>
-        <w:spacing w:before="100" w:beforeAutospacing="1" w:after="100" w:afterAutospacing="1" w:line="240" w:lineRule="auto"/>
-        <w:outlineLvl w:val="2"/>
-        <w:rPr>
-          <w:lang w:val="en-NG"/>
-        </w:rPr>
-      </w:pPr>
-      <w:r>
-        <w:rPr>
-          <w:lang w:val="en-NG"/>
-        </w:rPr>
-        <w:t>Reference BMS Frameworks (Accelerated Development)</w:t>
-      </w:r>
-    </w:p>
-    <w:p>
-      <w:pPr>
-        <w:numPr>
-          <w:ilvl w:val="0"/>
-          <w:numId w:val="27"/>
-        </w:numPr>
-        <w:spacing w:before="100" w:beforeAutospacing="1" w:after="100" w:afterAutospacing="1" w:line="240" w:lineRule="auto"/>
-        <w:outlineLvl w:val="2"/>
-        <w:rPr>
-          <w:lang w:val="en-NG"/>
-        </w:rPr>
-      </w:pPr>
-      <w:proofErr w:type="spellStart"/>
-      <w:r>
-        <w:rPr>
-          <w:lang w:val="en-NG"/>
-        </w:rPr>
-        <w:t>OpenBMS</w:t>
-      </w:r>
-      <w:proofErr w:type="spellEnd"/>
-      <w:r>
-        <w:rPr>
-          <w:lang w:val="en-NG"/>
-        </w:rPr>
-        <w:t xml:space="preserve"> / </w:t>
-      </w:r>
-      <w:proofErr w:type="spellStart"/>
-      <w:r>
-        <w:rPr>
-          <w:lang w:val="en-NG"/>
-        </w:rPr>
-        <w:t>DieBieMS</w:t>
-      </w:r>
-      <w:proofErr w:type="spellEnd"/>
-      <w:r>
-        <w:rPr>
-          <w:lang w:val="en-NG"/>
-        </w:rPr>
-        <w:t xml:space="preserve"> </w:t>
-      </w:r>
-    </w:p>
-    <w:p>
-      <w:pPr>
-        <w:numPr>
-          <w:ilvl w:val="1"/>
-          <w:numId w:val="27"/>
-        </w:numPr>
-        <w:spacing w:before="100" w:beforeAutospacing="1" w:after="100" w:afterAutospacing="1" w:line="240" w:lineRule="auto"/>
-        <w:outlineLvl w:val="2"/>
-        <w:rPr>
-          <w:lang w:val="en-NG"/>
-        </w:rPr>
-      </w:pPr>
-      <w:r>
-        <w:rPr>
-          <w:lang w:val="en-NG"/>
-        </w:rPr>
-        <w:t xml:space="preserve">Open hardware + firmware </w:t>
-      </w:r>
-    </w:p>
-    <w:p>
-      <w:pPr>
-        <w:numPr>
-          <w:ilvl w:val="1"/>
-          <w:numId w:val="27"/>
-        </w:numPr>
-        <w:spacing w:before="100" w:beforeAutospacing="1" w:after="100" w:afterAutospacing="1" w:line="240" w:lineRule="auto"/>
-        <w:outlineLvl w:val="2"/>
-        <w:rPr>
-          <w:lang w:val="en-NG"/>
-        </w:rPr>
-      </w:pPr>
-      <w:r>
-        <w:rPr>
-          <w:lang w:val="en-NG"/>
-        </w:rPr>
-        <w:t xml:space="preserve">Modular pack scaling </w:t>
-      </w:r>
-    </w:p>
-    <w:p>
-      <w:pPr>
-        <w:numPr>
-          <w:ilvl w:val="0"/>
-          <w:numId w:val="27"/>
-        </w:numPr>
-        <w:spacing w:before="100" w:beforeAutospacing="1" w:after="100" w:afterAutospacing="1" w:line="240" w:lineRule="auto"/>
-        <w:outlineLvl w:val="2"/>
-        <w:rPr>
-          <w:lang w:val="en-NG"/>
-        </w:rPr>
-      </w:pPr>
-      <w:proofErr w:type="spellStart"/>
-      <w:r>
-        <w:rPr>
-          <w:lang w:val="en-NG"/>
-        </w:rPr>
-        <w:t>LibreSolar</w:t>
-      </w:r>
-      <w:proofErr w:type="spellEnd"/>
-      <w:r>
-        <w:rPr>
-          <w:lang w:val="en-NG"/>
-        </w:rPr>
-        <w:t xml:space="preserve"> BMS </w:t>
-      </w:r>
-    </w:p>
-    <w:p>
-      <w:pPr>
-        <w:numPr>
-          <w:ilvl w:val="1"/>
-          <w:numId w:val="27"/>
-        </w:numPr>
-        <w:spacing w:before="100" w:beforeAutospacing="1" w:after="100" w:afterAutospacing="1" w:line="240" w:lineRule="auto"/>
-        <w:outlineLvl w:val="2"/>
-        <w:rPr>
-          <w:lang w:val="en-NG"/>
-        </w:rPr>
-      </w:pPr>
-      <w:r>
-        <w:rPr>
-          <w:lang w:val="en-NG"/>
-        </w:rPr>
-        <w:t xml:space="preserve">STM32-based </w:t>
-      </w:r>
-    </w:p>
-    <w:p>
-      <w:pPr>
-        <w:numPr>
-          <w:ilvl w:val="1"/>
-          <w:numId w:val="27"/>
-        </w:numPr>
-        <w:spacing w:before="100" w:beforeAutospacing="1" w:after="100" w:afterAutospacing="1" w:line="240" w:lineRule="auto"/>
-        <w:outlineLvl w:val="2"/>
-        <w:rPr>
-          <w:lang w:val="en-NG"/>
-        </w:rPr>
-      </w:pPr>
-      <w:r>
-        <w:rPr>
-          <w:lang w:val="en-NG"/>
-        </w:rPr>
-        <w:t xml:space="preserve">Zephyr RTOS compatible </w:t>
-      </w:r>
-    </w:p>
-    <w:p>
-      <w:pPr>
-        <w:numPr>
-          <w:ilvl w:val="1"/>
-          <w:numId w:val="27"/>
-        </w:numPr>
-        <w:spacing w:before="100" w:beforeAutospacing="1" w:after="100" w:afterAutospacing="1" w:line="240" w:lineRule="auto"/>
-        <w:outlineLvl w:val="2"/>
-        <w:rPr>
-          <w:lang w:val="en-NG"/>
-        </w:rPr>
-      </w:pPr>
-      <w:r>
-        <w:rPr>
-          <w:lang w:val="en-NG"/>
-        </w:rPr>
-        <w:t xml:space="preserve">Active community and documentation </w:t>
-      </w:r>
-    </w:p>
-    <w:p>
-      <w:pPr>
-        <w:numPr>
-          <w:ilvl w:val="0"/>
-          <w:numId w:val="27"/>
-        </w:numPr>
-        <w:spacing w:before="100" w:beforeAutospacing="1" w:after="100" w:afterAutospacing="1" w:line="240" w:lineRule="auto"/>
-        <w:outlineLvl w:val="2"/>
-        <w:rPr>
-          <w:lang w:val="en-NG"/>
-        </w:rPr>
-      </w:pPr>
-      <w:proofErr w:type="spellStart"/>
-      <w:r>
-        <w:rPr>
-          <w:lang w:val="en-NG"/>
-        </w:rPr>
-        <w:t>foxBMS</w:t>
-      </w:r>
-      <w:proofErr w:type="spellEnd"/>
-      <w:r>
-        <w:rPr>
-          <w:lang w:val="en-NG"/>
-        </w:rPr>
-        <w:t xml:space="preserve"> (Fraunhofer) </w:t>
-      </w:r>
-    </w:p>
-    <w:p>
-      <w:pPr>
-        <w:numPr>
-          <w:ilvl w:val="1"/>
-          <w:numId w:val="27"/>
-        </w:numPr>
-        <w:spacing w:before="100" w:beforeAutospacing="1" w:after="100" w:afterAutospacing="1" w:line="240" w:lineRule="auto"/>
-        <w:outlineLvl w:val="2"/>
-        <w:rPr>
-          <w:lang w:val="en-NG"/>
-        </w:rPr>
-      </w:pPr>
-      <w:r>
-        <w:rPr>
-          <w:lang w:val="en-NG"/>
-        </w:rPr>
-        <w:t xml:space="preserve">Automotive-grade architecture </w:t>
-      </w:r>
-    </w:p>
-    <w:p>
-      <w:pPr>
-        <w:numPr>
-          <w:ilvl w:val="1"/>
-          <w:numId w:val="27"/>
-        </w:numPr>
-        <w:spacing w:before="100" w:beforeAutospacing="1" w:after="100" w:afterAutospacing="1" w:line="240" w:lineRule="auto"/>
-        <w:outlineLvl w:val="2"/>
-        <w:rPr>
-          <w:lang w:val="en-NG"/>
-        </w:rPr>
-      </w:pPr>
-      <w:r>
-        <w:rPr>
-          <w:lang w:val="en-NG"/>
-        </w:rPr>
-        <w:t xml:space="preserve">Model-based design compatible </w:t>
-      </w:r>
-    </w:p>
-    <w:p>
-      <w:pPr>
-        <w:numPr>
-          <w:ilvl w:val="1"/>
-          <w:numId w:val="27"/>
-        </w:numPr>
-        <w:spacing w:before="100" w:beforeAutospacing="1" w:after="100" w:afterAutospacing="1" w:line="240" w:lineRule="auto"/>
-        <w:outlineLvl w:val="2"/>
-        <w:rPr>
-          <w:lang w:val="en-NG"/>
-        </w:rPr>
-      </w:pPr>
-      <w:r>
-        <w:rPr>
-          <w:lang w:val="en-NG"/>
-        </w:rPr>
-        <w:t xml:space="preserve">MATLAB/Simulink integration </w:t>
-      </w:r>
-    </w:p>
-    <w:p>
-      <w:pPr>
-        <w:spacing w:before="100" w:beforeAutospacing="1" w:after="100" w:afterAutospacing="1" w:line="240" w:lineRule="auto"/>
-        <w:outlineLvl w:val="2"/>
-        <w:rPr>
-          <w:lang w:val="en-NG"/>
-        </w:rPr>
-      </w:pPr>
-      <w:r>
-        <w:rPr>
-          <w:lang w:val="en-NG"/>
-        </w:rPr>
-        <w:t>These platforms provide:</w:t>
-      </w:r>
-    </w:p>
-    <w:p>
-      <w:pPr>
-        <w:numPr>
-          <w:ilvl w:val="0"/>
-          <w:numId w:val="28"/>
-        </w:numPr>
-        <w:spacing w:before="100" w:beforeAutospacing="1" w:after="100" w:afterAutospacing="1" w:line="240" w:lineRule="auto"/>
-        <w:outlineLvl w:val="2"/>
-        <w:rPr>
-          <w:lang w:val="en-NG"/>
-        </w:rPr>
-      </w:pPr>
-      <w:r>
-        <w:rPr>
-          <w:lang w:val="en-NG"/>
-        </w:rPr>
-        <w:t xml:space="preserve">validated balancing circuits </w:t>
-      </w:r>
-    </w:p>
-    <w:p>
-      <w:pPr>
-        <w:numPr>
-          <w:ilvl w:val="0"/>
-          <w:numId w:val="28"/>
-        </w:numPr>
-        <w:spacing w:before="100" w:beforeAutospacing="1" w:after="100" w:afterAutospacing="1" w:line="240" w:lineRule="auto"/>
-        <w:outlineLvl w:val="2"/>
-        <w:rPr>
-          <w:lang w:val="en-NG"/>
-        </w:rPr>
-      </w:pPr>
-      <w:r>
-        <w:rPr>
-          <w:lang w:val="en-NG"/>
-        </w:rPr>
-        <w:t xml:space="preserve">protection circuitry </w:t>
-      </w:r>
-    </w:p>
-    <w:p>
-      <w:pPr>
-        <w:numPr>
-          <w:ilvl w:val="0"/>
-          <w:numId w:val="28"/>
-        </w:numPr>
-        <w:spacing w:before="100" w:beforeAutospacing="1" w:after="100" w:afterAutospacing="1" w:line="240" w:lineRule="auto"/>
-        <w:outlineLvl w:val="2"/>
-        <w:rPr>
-          <w:lang w:val="en-NG"/>
-        </w:rPr>
-      </w:pPr>
-      <w:r>
-        <w:rPr>
-          <w:lang w:val="en-NG"/>
-        </w:rPr>
-        <w:lastRenderedPageBreak/>
-        <w:t xml:space="preserve">communication stacks (CAN, UART) </w:t>
-      </w:r>
-    </w:p>
-    <w:p>
-      <w:pPr>
-        <w:spacing w:before="100" w:beforeAutospacing="1" w:after="100" w:afterAutospacing="1" w:line="240" w:lineRule="auto"/>
-        <w:outlineLvl w:val="2"/>
-        <w:rPr>
-          <w:lang w:val="en-NG"/>
-        </w:rPr>
-      </w:pPr>
-    </w:p>
-    <w:p>
-      <w:pPr>
-        <w:spacing w:before="100" w:beforeAutospacing="1" w:after="100" w:afterAutospacing="1" w:line="240" w:lineRule="auto"/>
-        <w:outlineLvl w:val="2"/>
-        <w:rPr>
-          <w:lang w:val="en-NG"/>
-        </w:rPr>
-      </w:pPr>
-      <w:r>
-        <w:rPr>
-          <w:lang w:val="en-NG"/>
-        </w:rPr>
-        <w:t>Software Stack</w:t>
+        <w:t>The system is implemented using:</w:t>
       </w:r>
     </w:p>
     <w:tbl>
@@ -25968,8 +25531,8 @@
         <w:tblLook w:val="04A0" w:firstRow="1" w:lastRow="0" w:firstColumn="1" w:lastColumn="0" w:noHBand="0" w:noVBand="1"/>
       </w:tblPr>
       <w:tblGrid>
-        <w:gridCol w:w="1843"/>
-        <w:gridCol w:w="3867"/>
+        <w:gridCol w:w="2355"/>
+        <w:gridCol w:w="3833"/>
       </w:tblGrid>
       <w:tr>
         <w:trPr>
@@ -25994,7 +25557,7 @@
               <w:rPr>
                 <w:lang w:val="en-NG"/>
               </w:rPr>
-              <w:t>Layer</w:t>
+              <w:t>Function</w:t>
             </w:r>
           </w:p>
         </w:tc>
@@ -26016,7 +25579,7 @@
               <w:rPr>
                 <w:lang w:val="en-NG"/>
               </w:rPr>
-              <w:t>Function</w:t>
+              <w:t>Tool</w:t>
             </w:r>
           </w:p>
         </w:tc>
@@ -26043,176 +25606,7 @@
               <w:rPr>
                 <w:lang w:val="en-NG"/>
               </w:rPr>
-              <w:t>Control</w:t>
-            </w:r>
-          </w:p>
-        </w:tc>
-        <w:tc>
-          <w:tcPr>
-            <w:tcW w:w="0" w:type="auto"/>
-            <w:vAlign w:val="center"/>
-            <w:hideMark/>
-          </w:tcPr>
-          <w:p>
-            <w:pPr>
-              <w:spacing w:before="100" w:beforeAutospacing="1" w:after="100" w:afterAutospacing="1" w:line="240" w:lineRule="auto"/>
-              <w:outlineLvl w:val="2"/>
-              <w:rPr>
-                <w:lang w:val="en-NG"/>
-              </w:rPr>
-            </w:pPr>
-            <w:r>
-              <w:rPr>
-                <w:lang w:val="en-NG"/>
-              </w:rPr>
-              <w:t>MPC solver (CasADi / embedded QP)</w:t>
-            </w:r>
-          </w:p>
-        </w:tc>
-      </w:tr>
-      <w:tr>
-        <w:trPr>
-          <w:tblCellSpacing w:w="15" w:type="dxa"/>
-        </w:trPr>
-        <w:tc>
-          <w:tcPr>
-            <w:tcW w:w="0" w:type="auto"/>
-            <w:vAlign w:val="center"/>
-            <w:hideMark/>
-          </w:tcPr>
-          <w:p>
-            <w:pPr>
-              <w:spacing w:before="100" w:beforeAutospacing="1" w:after="100" w:afterAutospacing="1" w:line="240" w:lineRule="auto"/>
-              <w:outlineLvl w:val="2"/>
-              <w:rPr>
-                <w:lang w:val="en-NG"/>
-              </w:rPr>
-            </w:pPr>
-            <w:r>
-              <w:rPr>
-                <w:lang w:val="en-NG"/>
-              </w:rPr>
-              <w:t>Estimation</w:t>
-            </w:r>
-          </w:p>
-        </w:tc>
-        <w:tc>
-          <w:tcPr>
-            <w:tcW w:w="0" w:type="auto"/>
-            <w:vAlign w:val="center"/>
-            <w:hideMark/>
-          </w:tcPr>
-          <w:p>
-            <w:pPr>
-              <w:spacing w:before="100" w:beforeAutospacing="1" w:after="100" w:afterAutospacing="1" w:line="240" w:lineRule="auto"/>
-              <w:outlineLvl w:val="2"/>
-              <w:rPr>
-                <w:lang w:val="en-NG"/>
-              </w:rPr>
-            </w:pPr>
-            <w:r>
-              <w:rPr>
-                <w:lang w:val="en-NG"/>
-              </w:rPr>
-              <w:t>RLS + Kalman filter</w:t>
-            </w:r>
-          </w:p>
-        </w:tc>
-      </w:tr>
-      <w:tr>
-        <w:trPr>
-          <w:tblCellSpacing w:w="15" w:type="dxa"/>
-        </w:trPr>
-        <w:tc>
-          <w:tcPr>
-            <w:tcW w:w="0" w:type="auto"/>
-            <w:vAlign w:val="center"/>
-            <w:hideMark/>
-          </w:tcPr>
-          <w:p>
-            <w:pPr>
-              <w:spacing w:before="100" w:beforeAutospacing="1" w:after="100" w:afterAutospacing="1" w:line="240" w:lineRule="auto"/>
-              <w:outlineLvl w:val="2"/>
-              <w:rPr>
-                <w:lang w:val="en-NG"/>
-              </w:rPr>
-            </w:pPr>
-            <w:r>
-              <w:rPr>
-                <w:lang w:val="en-NG"/>
-              </w:rPr>
-              <w:t>Electrochemistry</w:t>
-            </w:r>
-          </w:p>
-        </w:tc>
-        <w:tc>
-          <w:tcPr>
-            <w:tcW w:w="0" w:type="auto"/>
-            <w:vAlign w:val="center"/>
-            <w:hideMark/>
-          </w:tcPr>
-          <w:p>
-            <w:pPr>
-              <w:spacing w:before="100" w:beforeAutospacing="1" w:after="100" w:afterAutospacing="1" w:line="240" w:lineRule="auto"/>
-              <w:outlineLvl w:val="2"/>
-              <w:rPr>
-                <w:lang w:val="en-NG"/>
-              </w:rPr>
-            </w:pPr>
-            <w:proofErr w:type="spellStart"/>
-            <w:r>
-              <w:rPr>
-                <w:lang w:val="en-NG"/>
-              </w:rPr>
-              <w:t>PyBaMM</w:t>
-            </w:r>
-            <w:proofErr w:type="spellEnd"/>
-            <w:r>
-              <w:rPr>
-                <w:lang w:val="en-NG"/>
-              </w:rPr>
-              <w:t xml:space="preserve"> (offline </w:t>
-            </w:r>
-            <w:proofErr w:type="spellStart"/>
-            <w:r>
-              <w:rPr>
-                <w:lang w:val="en-NG"/>
-              </w:rPr>
-              <w:t>modeling</w:t>
-            </w:r>
-            <w:proofErr w:type="spellEnd"/>
-            <w:r>
-              <w:rPr>
-                <w:lang w:val="en-NG"/>
-              </w:rPr>
-              <w:t>)</w:t>
-            </w:r>
-          </w:p>
-        </w:tc>
-      </w:tr>
-      <w:tr>
-        <w:trPr>
-          <w:tblCellSpacing w:w="15" w:type="dxa"/>
-        </w:trPr>
-        <w:tc>
-          <w:tcPr>
-            <w:tcW w:w="0" w:type="auto"/>
-            <w:vAlign w:val="center"/>
-            <w:hideMark/>
-          </w:tcPr>
-          <w:p>
-            <w:pPr>
-              <w:spacing w:before="100" w:beforeAutospacing="1" w:after="100" w:afterAutospacing="1" w:line="240" w:lineRule="auto"/>
-              <w:outlineLvl w:val="2"/>
-              <w:rPr>
-                <w:lang w:val="en-NG"/>
-              </w:rPr>
-            </w:pPr>
-            <w:r>
-              <w:rPr>
-                <w:lang w:val="en-NG"/>
-              </w:rPr>
-              <w:t>Simulation</w:t>
+              <w:t>Control design</w:t>
             </w:r>
           </w:p>
         </w:tc>
@@ -26261,7 +25655,7 @@
               <w:rPr>
                 <w:lang w:val="en-NG"/>
               </w:rPr>
-              <w:t>Embedded</w:t>
+              <w:t>Electrochemistry</w:t>
             </w:r>
           </w:p>
         </w:tc>
@@ -26279,166 +25673,12 @@
                 <w:lang w:val="en-NG"/>
               </w:rPr>
             </w:pPr>
-            <w:r>
-              <w:rPr>
-                <w:lang w:val="en-NG"/>
-              </w:rPr>
-              <w:t xml:space="preserve">Zephyr RTOS / </w:t>
-            </w:r>
-            <w:proofErr w:type="gramStart"/>
-            <w:r>
-              <w:rPr>
-                <w:lang w:val="en-NG"/>
-              </w:rPr>
-              <w:t>bare-metal</w:t>
-            </w:r>
-            <w:proofErr w:type="gramEnd"/>
-          </w:p>
-        </w:tc>
-      </w:tr>
-    </w:tbl>
-    <w:p>
-      <w:pPr>
-        <w:spacing w:before="100" w:beforeAutospacing="1" w:after="100" w:afterAutospacing="1" w:line="240" w:lineRule="auto"/>
-        <w:outlineLvl w:val="2"/>
-        <w:rPr>
-          <w:lang w:val="en-NG"/>
-        </w:rPr>
-      </w:pPr>
-    </w:p>
-    <w:p>
-      <w:pPr>
-        <w:spacing w:before="100" w:beforeAutospacing="1" w:after="100" w:afterAutospacing="1" w:line="240" w:lineRule="auto"/>
-        <w:outlineLvl w:val="2"/>
-        <w:rPr>
-          <w:lang w:val="en-NG"/>
-        </w:rPr>
-      </w:pPr>
-      <w:r>
-        <w:rPr>
-          <w:lang w:val="en-NG"/>
-        </w:rPr>
-        <w:t>Real-Time Execution</w:t>
-      </w:r>
-    </w:p>
-    <w:tbl>
-      <w:tblPr>
-        <w:tblW w:w="0" w:type="auto"/>
-        <w:tblCellSpacing w:w="15" w:type="dxa"/>
-        <w:tblCellMar>
-          <w:top w:w="15" w:type="dxa"/>
-          <w:left w:w="15" w:type="dxa"/>
-          <w:bottom w:w="15" w:type="dxa"/>
-          <w:right w:w="15" w:type="dxa"/>
-        </w:tblCellMar>
-        <w:tblLook w:val="04A0" w:firstRow="1" w:lastRow="0" w:firstColumn="1" w:lastColumn="0" w:noHBand="0" w:noVBand="1"/>
-      </w:tblPr>
-      <w:tblGrid>
-        <w:gridCol w:w="2841"/>
-        <w:gridCol w:w="1325"/>
-      </w:tblGrid>
-      <w:tr>
-        <w:trPr>
-          <w:tblHeader/>
-          <w:tblCellSpacing w:w="15" w:type="dxa"/>
-        </w:trPr>
-        <w:tc>
-          <w:tcPr>
-            <w:tcW w:w="0" w:type="auto"/>
-            <w:vAlign w:val="center"/>
-            <w:hideMark/>
-          </w:tcPr>
-          <w:p>
-            <w:pPr>
-              <w:spacing w:before="100" w:beforeAutospacing="1" w:after="100" w:afterAutospacing="1" w:line="240" w:lineRule="auto"/>
-              <w:outlineLvl w:val="2"/>
-              <w:rPr>
-                <w:lang w:val="en-NG"/>
-              </w:rPr>
-            </w:pPr>
-            <w:r>
-              <w:rPr>
-                <w:lang w:val="en-NG"/>
-              </w:rPr>
-              <w:t>Task</w:t>
-            </w:r>
-          </w:p>
-        </w:tc>
-        <w:tc>
-          <w:tcPr>
-            <w:tcW w:w="0" w:type="auto"/>
-            <w:vAlign w:val="center"/>
-            <w:hideMark/>
-          </w:tcPr>
-          <w:p>
-            <w:pPr>
-              <w:spacing w:before="100" w:beforeAutospacing="1" w:after="100" w:afterAutospacing="1" w:line="240" w:lineRule="auto"/>
-              <w:outlineLvl w:val="2"/>
-              <w:rPr>
-                <w:lang w:val="en-NG"/>
-              </w:rPr>
-            </w:pPr>
-            <w:r>
-              <w:rPr>
-                <w:lang w:val="en-NG"/>
-              </w:rPr>
-              <w:t>Frequency</w:t>
-            </w:r>
-          </w:p>
-        </w:tc>
-      </w:tr>
-      <w:tr>
-        <w:trPr>
-          <w:tblCellSpacing w:w="15" w:type="dxa"/>
-        </w:trPr>
-        <w:tc>
-          <w:tcPr>
-            <w:tcW w:w="0" w:type="auto"/>
-            <w:vAlign w:val="center"/>
-            <w:hideMark/>
-          </w:tcPr>
-          <w:p>
-            <w:pPr>
-              <w:spacing w:before="100" w:beforeAutospacing="1" w:after="100" w:afterAutospacing="1" w:line="240" w:lineRule="auto"/>
-              <w:outlineLvl w:val="2"/>
-              <w:rPr>
-                <w:lang w:val="en-NG"/>
-              </w:rPr>
-            </w:pPr>
-            <w:r>
-              <w:rPr>
-                <w:lang w:val="en-NG"/>
-              </w:rPr>
-              <w:t>Current control (MPC step)</w:t>
-            </w:r>
-          </w:p>
-        </w:tc>
-        <w:tc>
-          <w:tcPr>
-            <w:tcW w:w="0" w:type="auto"/>
-            <w:vAlign w:val="center"/>
-            <w:hideMark/>
-          </w:tcPr>
-          <w:p>
-            <w:pPr>
-              <w:spacing w:before="100" w:beforeAutospacing="1" w:after="100" w:afterAutospacing="1" w:line="240" w:lineRule="auto"/>
-              <w:outlineLvl w:val="2"/>
-              <w:rPr>
-                <w:lang w:val="en-NG"/>
-              </w:rPr>
-            </w:pPr>
-            <w:r>
-              <w:rPr>
-                <w:lang w:val="en-NG"/>
-              </w:rPr>
-              <w:t xml:space="preserve">10–50 </w:t>
-            </w:r>
             <w:proofErr w:type="spellStart"/>
             <w:r>
               <w:rPr>
                 <w:lang w:val="en-NG"/>
               </w:rPr>
-              <w:t>ms</w:t>
+              <w:t>PyBaMM</w:t>
             </w:r>
             <w:proofErr w:type="spellEnd"/>
           </w:p>
@@ -26466,7 +25706,7 @@
               <w:rPr>
                 <w:lang w:val="en-NG"/>
               </w:rPr>
-              <w:t>State estimation</w:t>
+              <w:t>Optimization</w:t>
             </w:r>
           </w:p>
         </w:tc>
@@ -26488,14 +25728,63 @@
               <w:rPr>
                 <w:lang w:val="en-NG"/>
               </w:rPr>
-              <w:t xml:space="preserve">100–500 </w:t>
+              <w:t>CasADi / SciPy</w:t>
+            </w:r>
+          </w:p>
+        </w:tc>
+      </w:tr>
+      <w:tr>
+        <w:trPr>
+          <w:tblCellSpacing w:w="15" w:type="dxa"/>
+        </w:trPr>
+        <w:tc>
+          <w:tcPr>
+            <w:tcW w:w="0" w:type="auto"/>
+            <w:vAlign w:val="center"/>
+            <w:hideMark/>
+          </w:tcPr>
+          <w:p>
+            <w:pPr>
+              <w:spacing w:before="100" w:beforeAutospacing="1" w:after="100" w:afterAutospacing="1" w:line="240" w:lineRule="auto"/>
+              <w:outlineLvl w:val="2"/>
+              <w:rPr>
+                <w:lang w:val="en-NG"/>
+              </w:rPr>
+            </w:pPr>
+            <w:r>
+              <w:rPr>
+                <w:lang w:val="en-NG"/>
+              </w:rPr>
+              <w:t>Embedded simulation</w:t>
+            </w:r>
+          </w:p>
+        </w:tc>
+        <w:tc>
+          <w:tcPr>
+            <w:tcW w:w="0" w:type="auto"/>
+            <w:vAlign w:val="center"/>
+            <w:hideMark/>
+          </w:tcPr>
+          <w:p>
+            <w:pPr>
+              <w:spacing w:before="100" w:beforeAutospacing="1" w:after="100" w:afterAutospacing="1" w:line="240" w:lineRule="auto"/>
+              <w:outlineLvl w:val="2"/>
+              <w:rPr>
+                <w:lang w:val="en-NG"/>
+              </w:rPr>
+            </w:pPr>
+            <w:r>
+              <w:rPr>
+                <w:lang w:val="en-NG"/>
+              </w:rPr>
+              <w:t xml:space="preserve">Simulink Real-Time / </w:t>
             </w:r>
             <w:proofErr w:type="spellStart"/>
             <w:r>
               <w:rPr>
                 <w:lang w:val="en-NG"/>
               </w:rPr>
-              <w:t>ms</w:t>
+              <w:t>TrueTime</w:t>
             </w:r>
             <w:proofErr w:type="spellEnd"/>
           </w:p>
@@ -26523,8 +25812,16 @@
               <w:rPr>
                 <w:lang w:val="en-NG"/>
               </w:rPr>
-              <w:t>Parameter update</w:t>
+              <w:t xml:space="preserve">RTOS </w:t>
             </w:r>
+            <w:proofErr w:type="spellStart"/>
+            <w:r>
+              <w:rPr>
+                <w:lang w:val="en-NG"/>
+              </w:rPr>
+              <w:t>modeling</w:t>
+            </w:r>
+            <w:proofErr w:type="spellEnd"/>
           </w:p>
         </w:tc>
         <w:tc>
@@ -26545,56 +25842,21 @@
               <w:rPr>
                 <w:lang w:val="en-NG"/>
               </w:rPr>
-              <w:t>1–5 s</w:t>
+              <w:t xml:space="preserve">Zephyr simulation / </w:t>
             </w:r>
-          </w:p>
-        </w:tc>
-      </w:tr>
-      <w:tr>
-        <w:trPr>
-          <w:tblCellSpacing w:w="15" w:type="dxa"/>
-        </w:trPr>
-        <w:tc>
-          <w:tcPr>
-            <w:tcW w:w="0" w:type="auto"/>
-            <w:vAlign w:val="center"/>
-            <w:hideMark/>
-          </w:tcPr>
-          <w:p>
-            <w:pPr>
-              <w:spacing w:before="100" w:beforeAutospacing="1" w:after="100" w:afterAutospacing="1" w:line="240" w:lineRule="auto"/>
-              <w:outlineLvl w:val="2"/>
+            <w:proofErr w:type="spellStart"/>
+            <w:r>
               <w:rPr>
                 <w:lang w:val="en-NG"/>
               </w:rPr>
-            </w:pPr>
+              <w:t>FreeRTOS</w:t>
+            </w:r>
+            <w:proofErr w:type="spellEnd"/>
             <w:r>
               <w:rPr>
                 <w:lang w:val="en-NG"/>
               </w:rPr>
-              <w:t>Optimization updates</w:t>
-            </w:r>
-          </w:p>
-        </w:tc>
-        <w:tc>
-          <w:tcPr>
-            <w:tcW w:w="0" w:type="auto"/>
-            <w:vAlign w:val="center"/>
-            <w:hideMark/>
-          </w:tcPr>
-          <w:p>
-            <w:pPr>
-              <w:spacing w:before="100" w:beforeAutospacing="1" w:after="100" w:afterAutospacing="1" w:line="240" w:lineRule="auto"/>
-              <w:outlineLvl w:val="2"/>
-              <w:rPr>
-                <w:lang w:val="en-NG"/>
-              </w:rPr>
-            </w:pPr>
-            <w:r>
-              <w:rPr>
-                <w:lang w:val="en-NG"/>
-              </w:rPr>
-              <w:t>minutes</w:t>
+              <w:t xml:space="preserve"> model</w:t>
             </w:r>
           </w:p>
         </w:tc>
@@ -26605,31 +25867,9 @@
         <w:spacing w:before="100" w:beforeAutospacing="1" w:after="100" w:afterAutospacing="1" w:line="240" w:lineRule="auto"/>
         <w:outlineLvl w:val="2"/>
         <w:rPr>
-          <w:lang w:val="en-NG"/>
-        </w:rPr>
-      </w:pPr>
-    </w:p>
-    <w:p>
-      <w:pPr>
-        <w:spacing w:before="100" w:beforeAutospacing="1" w:after="100" w:afterAutospacing="1" w:line="240" w:lineRule="auto"/>
-        <w:outlineLvl w:val="2"/>
-        <w:rPr>
-          <w:rFonts w:ascii="Times New Roman" w:eastAsia="Times New Roman" w:hAnsi="Times New Roman" w:cs="Times New Roman"/>
           <w:b/>
           <w:bCs/>
-          <w:kern w:val="0"/>
-          <w:sz w:val="27"/>
-          <w:szCs w:val="27"/>
-          <w14:ligatures w14:val="none"/>
-        </w:rPr>
-      </w:pPr>
-    </w:p>
-    <w:p>
-      <w:pPr>
-        <w:spacing w:before="100" w:beforeAutospacing="1" w:after="100" w:afterAutospacing="1" w:line="240" w:lineRule="auto"/>
-        <w:outlineLvl w:val="0"/>
-        <w:rPr>
-          <w:rFonts w:eastAsia="Times New Roman"/>
+          <w:lang w:val="en-NG"/>
         </w:rPr>
       </w:pPr>
     </w:p>

--- a/docs/Research Paper.docx
+++ b/docs/Research Paper.docx
@@ -20,16 +20,16 @@
         <w:rPr>
           <w:rFonts w:ascii="Times New Roman" w:hAnsi="Times New Roman" w:cs="Times New Roman"/>
           <w:b/>
-          <w:sz w:val="24"/>
+          <w:lang w:val="en-NG"/>
         </w:rPr>
       </w:pPr>
       <w:r>
         <w:rPr>
           <w:rFonts w:ascii="Times New Roman" w:hAnsi="Times New Roman" w:cs="Times New Roman"/>
           <w:b/>
-          <w:sz w:val="24"/>
-        </w:rPr>
-        <w:t>Modeling and Grid-Aware BMS Design for a Sodium-Ion Energy Storage System Optimized for Underdeveloped Electrical Grids</w:t>
+          <w:lang w:val="en-NG"/>
+        </w:rPr>
+        <w:t>NFPP Sodium-Ion Cell Optimization and Model-Based Battery Management System Design for Grid-Resilient Energy Storage</w:t>
       </w:r>
     </w:p>
     <w:p>

--- a/docs/Research Paper.docx
+++ b/docs/Research Paper.docx
@@ -30,6 +30,14 @@
           <w:lang w:val="en-NG"/>
         </w:rPr>
         <w:t>NFPP Sodium-Ion Cell Optimization and Model-Based Battery Management System Design for Grid-Resilient Energy Storage</w:t>
+      </w:r>
+      <w:r>
+        <w:rPr>
+          <w:rFonts w:ascii="Times New Roman" w:hAnsi="Times New Roman" w:cs="Times New Roman"/>
+          <w:b/>
+          <w:lang w:val="en-NG"/>
+        </w:rPr>
+        <w:t xml:space="preserve"> Systems</w:t>
       </w:r>
     </w:p>
     <w:p>
@@ -203,21 +211,12 @@
           <w:b/>
         </w:rPr>
       </w:pPr>
-      <w:proofErr w:type="gramStart"/>
       <w:r>
         <w:rPr>
           <w:rFonts w:ascii="Times New Roman" w:hAnsi="Times New Roman" w:cs="Times New Roman"/>
           <w:b/>
         </w:rPr>
-        <w:t>MARCH,</w:t>
-      </w:r>
-      <w:proofErr w:type="gramEnd"/>
-      <w:r>
-        <w:rPr>
-          <w:rFonts w:ascii="Times New Roman" w:hAnsi="Times New Roman" w:cs="Times New Roman"/>
-          <w:b/>
-        </w:rPr>
-        <w:t xml:space="preserve"> 2026</w:t>
+        <w:t>MARCH, 2026</w:t>
       </w:r>
     </w:p>
     <w:p>
@@ -483,13 +482,8 @@
         <w:t>economically viable and operationally robust sodium-ion ESS solutions</w:t>
       </w:r>
       <w:r>
-        <w:t xml:space="preserve"> for underdeveloped electrical </w:t>
-      </w:r>
-      <w:proofErr w:type="gramStart"/>
-      <w:r>
-        <w:t>grids..</w:t>
-      </w:r>
-      <w:proofErr w:type="gramEnd"/>
+        <w:t xml:space="preserve"> for underdeveloped electrical grids..</w:t>
+      </w:r>
     </w:p>
     <w:p>
       <w:pPr>
@@ -512,15 +506,7 @@
         <w:divId w:val="361177283"/>
       </w:pPr>
       <w:r>
-        <w:t xml:space="preserve">Sodium-ion battery; Sodium iron pyrophosphate (NFPP); Hard carbon anode; Electrolyte optimization; Machine-learning optimization; Cell-level modeling; Cell-aware battery pack; Nigerian grid dataset; Humid tropical climate; Harmattan climate; Stationary energy storage; </w:t>
-      </w:r>
-      <w:proofErr w:type="spellStart"/>
-      <w:r>
-        <w:t>LiFePO</w:t>
-      </w:r>
-      <w:proofErr w:type="spellEnd"/>
-      <w:r>
-        <w:t>₄ benchmarking.</w:t>
+        <w:t>Sodium-ion battery; Sodium iron pyrophosphate (NFPP); Hard carbon anode; Electrolyte optimization; Machine-learning optimization; Cell-level modeling; Cell-aware battery pack; Nigerian grid dataset; Humid tropical climate; Harmattan climate; Stationary energy storage; LiFePO₄ benchmarking.</w:t>
       </w:r>
     </w:p>
     <w:p>
@@ -840,21 +826,7 @@
               <w:rPr>
                 <w:rFonts w:eastAsia="Times New Roman"/>
               </w:rPr>
-              <w:t xml:space="preserve">Lithium Iron Phosphate (LFP / </w:t>
-            </w:r>
-            <w:proofErr w:type="spellStart"/>
-            <w:r>
-              <w:rPr>
-                <w:rFonts w:eastAsia="Times New Roman"/>
-              </w:rPr>
-              <w:t>LiFePO</w:t>
-            </w:r>
-            <w:proofErr w:type="spellEnd"/>
-            <w:r>
-              <w:rPr>
-                <w:rFonts w:eastAsia="Times New Roman"/>
-              </w:rPr>
-              <w:t>₄)</w:t>
+              <w:t>Lithium Iron Phosphate (LFP / LiFePO₄)</w:t>
             </w:r>
           </w:p>
         </w:tc>
@@ -1344,21 +1316,7 @@
               <w:rPr>
                 <w:rFonts w:eastAsia="Times New Roman"/>
               </w:rPr>
-              <w:t xml:space="preserve">15–30 </w:t>
-            </w:r>
-            <w:proofErr w:type="spellStart"/>
-            <w:r>
-              <w:rPr>
-                <w:rFonts w:eastAsia="Times New Roman"/>
-              </w:rPr>
-              <w:t>mΩ</w:t>
-            </w:r>
-            <w:proofErr w:type="spellEnd"/>
-            <w:r>
-              <w:rPr>
-                <w:rFonts w:eastAsia="Times New Roman"/>
-              </w:rPr>
-              <w:t xml:space="preserve"> (pack-level)</w:t>
+              <w:t>15–30 mΩ (pack-level)</w:t>
             </w:r>
           </w:p>
         </w:tc>
@@ -1456,21 +1414,7 @@
               <w:rPr>
                 <w:rFonts w:eastAsia="Times New Roman"/>
               </w:rPr>
-              <w:t xml:space="preserve">90–130 </w:t>
-            </w:r>
-            <w:proofErr w:type="spellStart"/>
-            <w:r>
-              <w:rPr>
-                <w:rFonts w:eastAsia="Times New Roman"/>
-              </w:rPr>
-              <w:t>Wh</w:t>
-            </w:r>
-            <w:proofErr w:type="spellEnd"/>
-            <w:r>
-              <w:rPr>
-                <w:rFonts w:eastAsia="Times New Roman"/>
-              </w:rPr>
-              <w:t>/kg (pack-level)</w:t>
+              <w:t>90–130 Wh/kg (pack-level)</w:t>
             </w:r>
           </w:p>
         </w:tc>
@@ -1568,21 +1512,7 @@
               <w:rPr>
                 <w:rFonts w:eastAsia="Times New Roman"/>
               </w:rPr>
-              <w:t xml:space="preserve">180–280 </w:t>
-            </w:r>
-            <w:proofErr w:type="spellStart"/>
-            <w:r>
-              <w:rPr>
-                <w:rFonts w:eastAsia="Times New Roman"/>
-              </w:rPr>
-              <w:t>Wh</w:t>
-            </w:r>
-            <w:proofErr w:type="spellEnd"/>
-            <w:r>
-              <w:rPr>
-                <w:rFonts w:eastAsia="Times New Roman"/>
-              </w:rPr>
-              <w:t>/L (pack-level)</w:t>
+              <w:t>180–280 Wh/L (pack-level)</w:t>
             </w:r>
           </w:p>
         </w:tc>
@@ -1740,21 +1670,7 @@
           <w:rFonts w:eastAsia="Times New Roman"/>
         </w:rPr>
         <w:lastRenderedPageBreak/>
-        <w:t xml:space="preserve">For semi-enclosed utility-room installations with passive </w:t>
-      </w:r>
-      <w:proofErr w:type="gramStart"/>
-      <w:r>
-        <w:rPr>
-          <w:rFonts w:eastAsia="Times New Roman"/>
-        </w:rPr>
-        <w:t>finned</w:t>
-      </w:r>
-      <w:proofErr w:type="gramEnd"/>
-      <w:r>
-        <w:rPr>
-          <w:rFonts w:eastAsia="Times New Roman"/>
-        </w:rPr>
-        <w:t xml:space="preserve"> casing:</w:t>
+        <w:t>For semi-enclosed utility-room installations with passive finned casing:</w:t>
       </w:r>
     </w:p>
     <w:p>
@@ -2342,21 +2258,7 @@
         <w:rPr>
           <w:rFonts w:eastAsia="Times New Roman"/>
         </w:rPr>
-        <w:t xml:space="preserve">External </w:t>
-      </w:r>
-      <w:proofErr w:type="gramStart"/>
-      <w:r>
-        <w:rPr>
-          <w:rFonts w:eastAsia="Times New Roman"/>
-        </w:rPr>
-        <w:t>finned</w:t>
-      </w:r>
-      <w:proofErr w:type="gramEnd"/>
-      <w:r>
-        <w:rPr>
-          <w:rFonts w:eastAsia="Times New Roman"/>
-        </w:rPr>
-        <w:t xml:space="preserve"> casing.</w:t>
+        <w:t>External finned casing.</w:t>
       </w:r>
     </w:p>
     <w:p>
@@ -3892,21 +3794,7 @@
               <w:rPr>
                 <w:rFonts w:eastAsia="Times New Roman"/>
               </w:rPr>
-              <w:t xml:space="preserve">Typical </w:t>
-            </w:r>
-            <w:proofErr w:type="spellStart"/>
-            <w:r>
-              <w:rPr>
-                <w:rFonts w:eastAsia="Times New Roman"/>
-              </w:rPr>
-              <w:t>freq</w:t>
-            </w:r>
-            <w:proofErr w:type="spellEnd"/>
-            <w:r>
-              <w:rPr>
-                <w:rFonts w:eastAsia="Times New Roman"/>
-              </w:rPr>
-              <w:t xml:space="preserve"> deviation</w:t>
+              <w:t>Typical freq deviation</w:t>
             </w:r>
           </w:p>
         </w:tc>
@@ -4509,29 +4397,7 @@
                 <w:szCs w:val="27"/>
                 <w14:ligatures w14:val="none"/>
               </w:rPr>
-              <w:t xml:space="preserve">High capacity (~1000–1500 </w:t>
-            </w:r>
-            <w:proofErr w:type="spellStart"/>
-            <w:r>
-              <w:rPr>
-                <w:rFonts w:ascii="Times New Roman" w:eastAsia="Times New Roman" w:hAnsi="Times New Roman" w:cs="Times New Roman"/>
-                <w:kern w:val="0"/>
-                <w:sz w:val="27"/>
-                <w:szCs w:val="27"/>
-                <w14:ligatures w14:val="none"/>
-              </w:rPr>
-              <w:t>mAh</w:t>
-            </w:r>
-            <w:proofErr w:type="spellEnd"/>
-            <w:r>
-              <w:rPr>
-                <w:rFonts w:ascii="Times New Roman" w:eastAsia="Times New Roman" w:hAnsi="Times New Roman" w:cs="Times New Roman"/>
-                <w:kern w:val="0"/>
-                <w:sz w:val="27"/>
-                <w:szCs w:val="27"/>
-                <w14:ligatures w14:val="none"/>
-              </w:rPr>
-              <w:t>/g), partial volumetric expansion</w:t>
+              <w:t>High capacity (~1000–1500 mAh/g), partial volumetric expansion</w:t>
             </w:r>
           </w:p>
         </w:tc>
@@ -4623,29 +4489,7 @@
                 <w:szCs w:val="27"/>
                 <w14:ligatures w14:val="none"/>
               </w:rPr>
-              <w:t xml:space="preserve">Potential high capacity (~500–900 </w:t>
-            </w:r>
-            <w:proofErr w:type="spellStart"/>
-            <w:r>
-              <w:rPr>
-                <w:rFonts w:ascii="Times New Roman" w:eastAsia="Times New Roman" w:hAnsi="Times New Roman" w:cs="Times New Roman"/>
-                <w:kern w:val="0"/>
-                <w:sz w:val="27"/>
-                <w:szCs w:val="27"/>
-                <w14:ligatures w14:val="none"/>
-              </w:rPr>
-              <w:t>mAh</w:t>
-            </w:r>
-            <w:proofErr w:type="spellEnd"/>
-            <w:r>
-              <w:rPr>
-                <w:rFonts w:ascii="Times New Roman" w:eastAsia="Times New Roman" w:hAnsi="Times New Roman" w:cs="Times New Roman"/>
-                <w:kern w:val="0"/>
-                <w:sz w:val="27"/>
-                <w:szCs w:val="27"/>
-                <w14:ligatures w14:val="none"/>
-              </w:rPr>
-              <w:t>/g)</w:t>
+              <w:t>Potential high capacity (~500–900 mAh/g)</w:t>
             </w:r>
           </w:p>
         </w:tc>
@@ -5449,7 +5293,6 @@
                 <w14:ligatures w14:val="none"/>
               </w:rPr>
             </w:pPr>
-            <w:proofErr w:type="spellStart"/>
             <w:r>
               <w:rPr>
                 <w:rFonts w:ascii="Times New Roman" w:eastAsia="Times New Roman" w:hAnsi="Times New Roman" w:cs="Times New Roman"/>
@@ -5458,53 +5301,8 @@
                 <w:szCs w:val="27"/>
                 <w14:ligatures w14:val="none"/>
               </w:rPr>
-              <w:t>NaPF</w:t>
+              <w:t>NaPF₆, NaClO₄, NaFSI</w:t>
             </w:r>
-            <w:proofErr w:type="spellEnd"/>
-            <w:r>
-              <w:rPr>
-                <w:rFonts w:ascii="Times New Roman" w:eastAsia="Times New Roman" w:hAnsi="Times New Roman" w:cs="Times New Roman"/>
-                <w:kern w:val="0"/>
-                <w:sz w:val="27"/>
-                <w:szCs w:val="27"/>
-                <w14:ligatures w14:val="none"/>
-              </w:rPr>
-              <w:t xml:space="preserve">₆, </w:t>
-            </w:r>
-            <w:proofErr w:type="spellStart"/>
-            <w:r>
-              <w:rPr>
-                <w:rFonts w:ascii="Times New Roman" w:eastAsia="Times New Roman" w:hAnsi="Times New Roman" w:cs="Times New Roman"/>
-                <w:kern w:val="0"/>
-                <w:sz w:val="27"/>
-                <w:szCs w:val="27"/>
-                <w14:ligatures w14:val="none"/>
-              </w:rPr>
-              <w:t>NaClO</w:t>
-            </w:r>
-            <w:proofErr w:type="spellEnd"/>
-            <w:r>
-              <w:rPr>
-                <w:rFonts w:ascii="Times New Roman" w:eastAsia="Times New Roman" w:hAnsi="Times New Roman" w:cs="Times New Roman"/>
-                <w:kern w:val="0"/>
-                <w:sz w:val="27"/>
-                <w:szCs w:val="27"/>
-                <w14:ligatures w14:val="none"/>
-              </w:rPr>
-              <w:t xml:space="preserve">₄, </w:t>
-            </w:r>
-            <w:proofErr w:type="spellStart"/>
-            <w:r>
-              <w:rPr>
-                <w:rFonts w:ascii="Times New Roman" w:eastAsia="Times New Roman" w:hAnsi="Times New Roman" w:cs="Times New Roman"/>
-                <w:kern w:val="0"/>
-                <w:sz w:val="27"/>
-                <w:szCs w:val="27"/>
-                <w14:ligatures w14:val="none"/>
-              </w:rPr>
-              <w:t>NaFSI</w:t>
-            </w:r>
-            <w:proofErr w:type="spellEnd"/>
           </w:p>
         </w:tc>
         <w:tc>
@@ -5716,20 +5514,8 @@
                 <w:szCs w:val="27"/>
                 <w14:ligatures w14:val="none"/>
               </w:rPr>
-              <w:t xml:space="preserve">FEC, VC, or </w:t>
+              <w:t>FEC, VC, or NaTFSI</w:t>
             </w:r>
-            <w:proofErr w:type="spellStart"/>
-            <w:r>
-              <w:rPr>
-                <w:rFonts w:ascii="Times New Roman" w:eastAsia="Times New Roman" w:hAnsi="Times New Roman" w:cs="Times New Roman"/>
-                <w:kern w:val="0"/>
-                <w:sz w:val="27"/>
-                <w:szCs w:val="27"/>
-                <w14:ligatures w14:val="none"/>
-              </w:rPr>
-              <w:t>NaTFSI</w:t>
-            </w:r>
-            <w:proofErr w:type="spellEnd"/>
           </w:p>
         </w:tc>
         <w:tc>
@@ -5806,20 +5592,8 @@
           <w:szCs w:val="27"/>
           <w14:ligatures w14:val="none"/>
         </w:rPr>
-        <w:t xml:space="preserve">5. Heuristic </w:t>
-      </w:r>
-      <w:proofErr w:type="gramStart"/>
-      <w:r>
-        <w:rPr>
-          <w:rFonts w:ascii="Times New Roman" w:eastAsia="Times New Roman" w:hAnsi="Times New Roman" w:cs="Times New Roman"/>
-          <w:kern w:val="0"/>
-          <w:sz w:val="27"/>
-          <w:szCs w:val="27"/>
-          <w14:ligatures w14:val="none"/>
-        </w:rPr>
-        <w:t>Pre-Filters</w:t>
-      </w:r>
-      <w:proofErr w:type="gramEnd"/>
+        <w:t>5. Heuristic Pre-Filters</w:t>
+      </w:r>
     </w:p>
     <w:p>
       <w:pPr>
@@ -6762,29 +6536,7 @@
           <w:szCs w:val="27"/>
           <w14:ligatures w14:val="none"/>
         </w:rPr>
-        <w:t>(</w:t>
-      </w:r>
-      <w:proofErr w:type="spellStart"/>
-      <w:r>
-        <w:rPr>
-          <w:rFonts w:ascii="Times New Roman" w:eastAsia="Times New Roman" w:hAnsi="Times New Roman" w:cs="Times New Roman"/>
-          <w:kern w:val="0"/>
-          <w:sz w:val="27"/>
-          <w:szCs w:val="27"/>
-          <w14:ligatures w14:val="none"/>
-        </w:rPr>
-        <w:t>i</w:t>
-      </w:r>
-      <w:proofErr w:type="spellEnd"/>
-      <w:r>
-        <w:rPr>
-          <w:rFonts w:ascii="Times New Roman" w:eastAsia="Times New Roman" w:hAnsi="Times New Roman" w:cs="Times New Roman"/>
-          <w:kern w:val="0"/>
-          <w:sz w:val="27"/>
-          <w:szCs w:val="27"/>
-          <w14:ligatures w14:val="none"/>
-        </w:rPr>
-        <w:t>) Electrode–Electrolyte Dataset</w:t>
+        <w:t>(i) Electrode–Electrolyte Dataset</w:t>
       </w:r>
     </w:p>
     <w:p>
@@ -7767,7 +7519,6 @@
           <w14:ligatures w14:val="none"/>
         </w:rPr>
       </w:pPr>
-      <w:proofErr w:type="gramStart"/>
       <w:r>
         <w:rPr>
           <w:rFonts w:ascii="Times New Roman" w:eastAsia="Times New Roman" w:hAnsi="Times New Roman" w:cs="Times New Roman"/>
@@ -7776,18 +7527,7 @@
           <w:szCs w:val="27"/>
           <w14:ligatures w14:val="none"/>
         </w:rPr>
-        <w:t>Higher-order</w:t>
-      </w:r>
-      <w:proofErr w:type="gramEnd"/>
-      <w:r>
-        <w:rPr>
-          <w:rFonts w:ascii="Times New Roman" w:eastAsia="Times New Roman" w:hAnsi="Times New Roman" w:cs="Times New Roman"/>
-          <w:kern w:val="0"/>
-          <w:sz w:val="27"/>
-          <w:szCs w:val="27"/>
-          <w14:ligatures w14:val="none"/>
-        </w:rPr>
-        <w:t xml:space="preserve">: approximated </w:t>
+        <w:t xml:space="preserve">Higher-order: approximated </w:t>
       </w:r>
     </w:p>
     <w:p>
@@ -11806,29 +11546,7 @@
           <w:kern w:val="0"/>
           <w14:ligatures w14:val="none"/>
         </w:rPr>
-        <w:t>1. Extraction Cost (</w:t>
-      </w:r>
-      <w:proofErr w:type="spellStart"/>
-      <w:r>
-        <w:rPr>
-          <w:rFonts w:ascii="Times New Roman" w:eastAsia="Times New Roman" w:hAnsi="Times New Roman" w:cs="Times New Roman"/>
-          <w:b/>
-          <w:bCs/>
-          <w:kern w:val="0"/>
-          <w14:ligatures w14:val="none"/>
-        </w:rPr>
-        <w:t>C_extract</w:t>
-      </w:r>
-      <w:proofErr w:type="spellEnd"/>
-      <w:r>
-        <w:rPr>
-          <w:rFonts w:ascii="Times New Roman" w:eastAsia="Times New Roman" w:hAnsi="Times New Roman" w:cs="Times New Roman"/>
-          <w:b/>
-          <w:bCs/>
-          <w:kern w:val="0"/>
-          <w14:ligatures w14:val="none"/>
-        </w:rPr>
-        <w:t>)</w:t>
+        <w:t>1. Extraction Cost (C_extract)</w:t>
       </w:r>
     </w:p>
     <w:p>
@@ -12106,25 +11824,7 @@
           <w:kern w:val="0"/>
           <w14:ligatures w14:val="none"/>
         </w:rPr>
-        <w:t xml:space="preserve">Where </w:t>
-      </w:r>
-      <w:proofErr w:type="spellStart"/>
-      <w:r>
-        <w:rPr>
-          <w:rFonts w:ascii="Times New Roman" w:eastAsia="Times New Roman" w:hAnsi="Times New Roman" w:cs="Times New Roman"/>
-          <w:kern w:val="0"/>
-          <w14:ligatures w14:val="none"/>
-        </w:rPr>
-        <w:t>f_i</w:t>
-      </w:r>
-      <w:proofErr w:type="spellEnd"/>
-      <w:r>
-        <w:rPr>
-          <w:rFonts w:ascii="Times New Roman" w:eastAsia="Times New Roman" w:hAnsi="Times New Roman" w:cs="Times New Roman"/>
-          <w:kern w:val="0"/>
-          <w14:ligatures w14:val="none"/>
-        </w:rPr>
-        <w:t xml:space="preserve"> is the </w:t>
+        <w:t xml:space="preserve">Where f_i is the </w:t>
       </w:r>
       <w:r>
         <w:rPr>
@@ -12142,45 +11842,7 @@
           <w:kern w:val="0"/>
           <w14:ligatures w14:val="none"/>
         </w:rPr>
-        <w:t xml:space="preserve"> of element </w:t>
-      </w:r>
-      <w:proofErr w:type="spellStart"/>
-      <w:r>
-        <w:rPr>
-          <w:rFonts w:ascii="Times New Roman" w:eastAsia="Times New Roman" w:hAnsi="Times New Roman" w:cs="Times New Roman"/>
-          <w:kern w:val="0"/>
-          <w14:ligatures w14:val="none"/>
-        </w:rPr>
-        <w:t>i</w:t>
-      </w:r>
-      <w:proofErr w:type="spellEnd"/>
-      <w:r>
-        <w:rPr>
-          <w:rFonts w:ascii="Times New Roman" w:eastAsia="Times New Roman" w:hAnsi="Times New Roman" w:cs="Times New Roman"/>
-          <w:kern w:val="0"/>
-          <w14:ligatures w14:val="none"/>
-        </w:rPr>
-        <w:t xml:space="preserve"> (from </w:t>
-      </w:r>
-      <w:proofErr w:type="spellStart"/>
-      <w:proofErr w:type="gramStart"/>
-      <w:r>
-        <w:rPr>
-          <w:rFonts w:ascii="Times New Roman" w:eastAsia="Times New Roman" w:hAnsi="Times New Roman" w:cs="Times New Roman"/>
-          <w:kern w:val="0"/>
-          <w14:ligatures w14:val="none"/>
-        </w:rPr>
-        <w:t>pymatgen.Composition</w:t>
-      </w:r>
-      <w:proofErr w:type="spellEnd"/>
-      <w:proofErr w:type="gramEnd"/>
-      <w:r>
-        <w:rPr>
-          <w:rFonts w:ascii="Times New Roman" w:eastAsia="Times New Roman" w:hAnsi="Times New Roman" w:cs="Times New Roman"/>
-          <w:kern w:val="0"/>
-          <w14:ligatures w14:val="none"/>
-        </w:rPr>
-        <w:t>).</w:t>
+        <w:t xml:space="preserve"> of element i (from pymatgen.Composition).</w:t>
       </w:r>
     </w:p>
     <w:p>
@@ -12202,29 +11864,7 @@
           <w:kern w:val="0"/>
           <w14:ligatures w14:val="none"/>
         </w:rPr>
-        <w:t>2. Regional Availability (</w:t>
-      </w:r>
-      <w:proofErr w:type="spellStart"/>
-      <w:r>
-        <w:rPr>
-          <w:rFonts w:ascii="Times New Roman" w:eastAsia="Times New Roman" w:hAnsi="Times New Roman" w:cs="Times New Roman"/>
-          <w:b/>
-          <w:bCs/>
-          <w:kern w:val="0"/>
-          <w14:ligatures w14:val="none"/>
-        </w:rPr>
-        <w:t>A_region</w:t>
-      </w:r>
-      <w:proofErr w:type="spellEnd"/>
-      <w:r>
-        <w:rPr>
-          <w:rFonts w:ascii="Times New Roman" w:eastAsia="Times New Roman" w:hAnsi="Times New Roman" w:cs="Times New Roman"/>
-          <w:b/>
-          <w:bCs/>
-          <w:kern w:val="0"/>
-          <w14:ligatures w14:val="none"/>
-        </w:rPr>
-        <w:t>)</w:t>
+        <w:t>2. Regional Availability (A_region)</w:t>
       </w:r>
     </w:p>
     <w:p>
@@ -13915,7 +13555,6 @@
                 <w14:ligatures w14:val="none"/>
               </w:rPr>
             </w:pPr>
-            <w:proofErr w:type="spellStart"/>
             <w:r>
               <w:rPr>
                 <w:rFonts w:ascii="Times New Roman" w:eastAsia="Times New Roman" w:hAnsi="Times New Roman" w:cs="Times New Roman"/>
@@ -13924,40 +13563,7 @@
                 <w:szCs w:val="27"/>
                 <w14:ligatures w14:val="none"/>
               </w:rPr>
-              <w:t>Wh</w:t>
-            </w:r>
-            <w:proofErr w:type="spellEnd"/>
-            <w:r>
-              <w:rPr>
-                <w:rFonts w:ascii="Times New Roman" w:eastAsia="Times New Roman" w:hAnsi="Times New Roman" w:cs="Times New Roman"/>
-                <w:kern w:val="0"/>
-                <w:sz w:val="27"/>
-                <w:szCs w:val="27"/>
-                <w14:ligatures w14:val="none"/>
-              </w:rPr>
-              <w:t xml:space="preserve">/kg or </w:t>
-            </w:r>
-            <w:proofErr w:type="spellStart"/>
-            <w:r>
-              <w:rPr>
-                <w:rFonts w:ascii="Times New Roman" w:eastAsia="Times New Roman" w:hAnsi="Times New Roman" w:cs="Times New Roman"/>
-                <w:kern w:val="0"/>
-                <w:sz w:val="27"/>
-                <w:szCs w:val="27"/>
-                <w14:ligatures w14:val="none"/>
-              </w:rPr>
-              <w:t>Wh</w:t>
-            </w:r>
-            <w:proofErr w:type="spellEnd"/>
-            <w:r>
-              <w:rPr>
-                <w:rFonts w:ascii="Times New Roman" w:eastAsia="Times New Roman" w:hAnsi="Times New Roman" w:cs="Times New Roman"/>
-                <w:kern w:val="0"/>
-                <w:sz w:val="27"/>
-                <w:szCs w:val="27"/>
-                <w14:ligatures w14:val="none"/>
-              </w:rPr>
-              <w:t>/L</w:t>
+              <w:t>Wh/kg or Wh/L</w:t>
             </w:r>
           </w:p>
         </w:tc>
@@ -14453,7 +14059,6 @@
                 <w14:ligatures w14:val="none"/>
               </w:rPr>
             </w:pPr>
-            <w:proofErr w:type="spellStart"/>
             <w:r>
               <w:rPr>
                 <w:rFonts w:ascii="Times New Roman" w:eastAsia="Times New Roman" w:hAnsi="Times New Roman" w:cs="Times New Roman"/>
@@ -14462,18 +14067,7 @@
                 <w:szCs w:val="27"/>
                 <w14:ligatures w14:val="none"/>
               </w:rPr>
-              <w:t>Wh</w:t>
-            </w:r>
-            <w:proofErr w:type="spellEnd"/>
-            <w:r>
-              <w:rPr>
-                <w:rFonts w:ascii="Times New Roman" w:eastAsia="Times New Roman" w:hAnsi="Times New Roman" w:cs="Times New Roman"/>
-                <w:kern w:val="0"/>
-                <w:sz w:val="27"/>
-                <w:szCs w:val="27"/>
-                <w14:ligatures w14:val="none"/>
-              </w:rPr>
-              <w:t>/kg</w:t>
+              <w:t>Wh/kg</w:t>
             </w:r>
           </w:p>
         </w:tc>
@@ -14591,7 +14185,6 @@
                 <w14:ligatures w14:val="none"/>
               </w:rPr>
             </w:pPr>
-            <w:proofErr w:type="spellStart"/>
             <w:r>
               <w:rPr>
                 <w:rFonts w:ascii="Times New Roman" w:eastAsia="Times New Roman" w:hAnsi="Times New Roman" w:cs="Times New Roman"/>
@@ -14600,18 +14193,7 @@
                 <w:szCs w:val="27"/>
                 <w14:ligatures w14:val="none"/>
               </w:rPr>
-              <w:t>Wh</w:t>
-            </w:r>
-            <w:proofErr w:type="spellEnd"/>
-            <w:r>
-              <w:rPr>
-                <w:rFonts w:ascii="Times New Roman" w:eastAsia="Times New Roman" w:hAnsi="Times New Roman" w:cs="Times New Roman"/>
-                <w:kern w:val="0"/>
-                <w:sz w:val="27"/>
-                <w:szCs w:val="27"/>
-                <w14:ligatures w14:val="none"/>
-              </w:rPr>
-              <w:t>/L</w:t>
+              <w:t>Wh/L</w:t>
             </w:r>
           </w:p>
         </w:tc>
@@ -14729,7 +14311,6 @@
                 <w14:ligatures w14:val="none"/>
               </w:rPr>
             </w:pPr>
-            <w:proofErr w:type="spellStart"/>
             <w:r>
               <w:rPr>
                 <w:rFonts w:ascii="Times New Roman" w:eastAsia="Times New Roman" w:hAnsi="Times New Roman" w:cs="Times New Roman"/>
@@ -14740,7 +14321,6 @@
               </w:rPr>
               <w:t>mΩ</w:t>
             </w:r>
-            <w:proofErr w:type="spellEnd"/>
           </w:p>
         </w:tc>
       </w:tr>
@@ -16822,29 +16402,7 @@
                 <w:szCs w:val="27"/>
                 <w14:ligatures w14:val="none"/>
               </w:rPr>
-              <w:t xml:space="preserve">Feature </w:t>
-            </w:r>
-            <w:proofErr w:type="gramStart"/>
-            <w:r>
-              <w:rPr>
-                <w:rFonts w:ascii="Times New Roman" w:eastAsia="Times New Roman" w:hAnsi="Times New Roman" w:cs="Times New Roman"/>
-                <w:kern w:val="0"/>
-                <w:sz w:val="27"/>
-                <w:szCs w:val="27"/>
-                <w14:ligatures w14:val="none"/>
-              </w:rPr>
-              <w:t>importance</w:t>
-            </w:r>
-            <w:proofErr w:type="gramEnd"/>
-            <w:r>
-              <w:rPr>
-                <w:rFonts w:ascii="Times New Roman" w:eastAsia="Times New Roman" w:hAnsi="Times New Roman" w:cs="Times New Roman"/>
-                <w:kern w:val="0"/>
-                <w:sz w:val="27"/>
-                <w:szCs w:val="27"/>
-                <w14:ligatures w14:val="none"/>
-              </w:rPr>
-              <w:t xml:space="preserve"> coefficient</w:t>
+              <w:t>Feature importance coefficient</w:t>
             </w:r>
           </w:p>
         </w:tc>
@@ -18620,16 +18178,8 @@
               <w:rPr>
                 <w:lang w:val="en-NG"/>
               </w:rPr>
-              <w:t xml:space="preserve">10–100 </w:t>
+              <w:t>10–100 ms</w:t>
             </w:r>
-            <w:proofErr w:type="spellStart"/>
-            <w:r>
-              <w:rPr>
-                <w:lang w:val="en-NG"/>
-              </w:rPr>
-              <w:t>ms</w:t>
-            </w:r>
-            <w:proofErr w:type="spellEnd"/>
           </w:p>
         </w:tc>
         <w:tc>
@@ -23949,19 +23499,11 @@
           <w:lang w:val="en-NG"/>
         </w:rPr>
       </w:pPr>
-      <w:proofErr w:type="spellStart"/>
       <w:r>
         <w:rPr>
           <w:lang w:val="en-NG"/>
         </w:rPr>
-        <w:t>Preemptive</w:t>
-      </w:r>
-      <w:proofErr w:type="spellEnd"/>
-      <w:r>
-        <w:rPr>
-          <w:lang w:val="en-NG"/>
-        </w:rPr>
-        <w:t xml:space="preserve"> Mode Switching</w:t>
+        <w:t>Preemptive Mode Switching</w:t>
       </w:r>
     </w:p>
     <w:p>
@@ -24155,21 +23697,7 @@
         <w:rPr>
           <w:lang w:val="en-NG"/>
         </w:rPr>
-        <w:t xml:space="preserve">Passive cooling </w:t>
-      </w:r>
-      <w:proofErr w:type="spellStart"/>
-      <w:r>
-        <w:rPr>
-          <w:lang w:val="en-NG"/>
-        </w:rPr>
-        <w:t>modeled</w:t>
-      </w:r>
-      <w:proofErr w:type="spellEnd"/>
-      <w:r>
-        <w:rPr>
-          <w:lang w:val="en-NG"/>
-        </w:rPr>
-        <w:t xml:space="preserve"> via </w:t>
+        <w:t xml:space="preserve">Passive cooling modeled via </w:t>
       </w:r>
       <m:oMath>
         <m:sSub>
@@ -24222,21 +23750,7 @@
         <w:rPr>
           <w:lang w:val="en-NG"/>
         </w:rPr>
-        <w:t xml:space="preserve">PCM </w:t>
-      </w:r>
-      <w:proofErr w:type="spellStart"/>
-      <w:r>
-        <w:rPr>
-          <w:lang w:val="en-NG"/>
-        </w:rPr>
-        <w:t>modeled</w:t>
-      </w:r>
-      <w:proofErr w:type="spellEnd"/>
-      <w:r>
-        <w:rPr>
-          <w:lang w:val="en-NG"/>
-        </w:rPr>
-        <w:t xml:space="preserve"> via </w:t>
+        <w:t xml:space="preserve">PCM modeled via </w:t>
       </w:r>
       <m:oMath>
         <m:r>
@@ -24464,19 +23978,11 @@
           <w:lang w:val="en-NG"/>
         </w:rPr>
       </w:pPr>
-      <w:proofErr w:type="spellStart"/>
       <w:r>
         <w:rPr>
           <w:lang w:val="en-NG"/>
         </w:rPr>
-        <w:t>Rainflow</w:t>
-      </w:r>
-      <w:proofErr w:type="spellEnd"/>
-      <w:r>
-        <w:rPr>
-          <w:lang w:val="en-NG"/>
-        </w:rPr>
-        <w:t xml:space="preserve"> Cycle Counting</w:t>
+        <w:t>Rainflow Cycle Counting</w:t>
       </w:r>
     </w:p>
     <w:p>
@@ -25486,21 +24992,7 @@
         <w:rPr>
           <w:lang w:val="en-NG"/>
         </w:rPr>
-        <w:t xml:space="preserve">9. Embedded </w:t>
-      </w:r>
-      <w:proofErr w:type="spellStart"/>
-      <w:r>
-        <w:rPr>
-          <w:lang w:val="en-NG"/>
-        </w:rPr>
-        <w:t>Modeling</w:t>
-      </w:r>
-      <w:proofErr w:type="spellEnd"/>
-      <w:r>
-        <w:rPr>
-          <w:lang w:val="en-NG"/>
-        </w:rPr>
-        <w:t xml:space="preserve"> Tools (Simulation Stack)</w:t>
+        <w:t>9. Embedded Modeling Tools (Simulation Stack)</w:t>
       </w:r>
     </w:p>
     <w:p>
@@ -25673,14 +25165,12 @@
                 <w:lang w:val="en-NG"/>
               </w:rPr>
             </w:pPr>
-            <w:proofErr w:type="spellStart"/>
             <w:r>
               <w:rPr>
                 <w:lang w:val="en-NG"/>
               </w:rPr>
               <w:t>PyBaMM</w:t>
             </w:r>
-            <w:proofErr w:type="spellEnd"/>
           </w:p>
         </w:tc>
       </w:tr>
@@ -25777,16 +25267,8 @@
               <w:rPr>
                 <w:lang w:val="en-NG"/>
               </w:rPr>
-              <w:t xml:space="preserve">Simulink Real-Time / </w:t>
+              <w:t>Simulink Real-Time / TrueTime</w:t>
             </w:r>
-            <w:proofErr w:type="spellStart"/>
-            <w:r>
-              <w:rPr>
-                <w:lang w:val="en-NG"/>
-              </w:rPr>
-              <w:t>TrueTime</w:t>
-            </w:r>
-            <w:proofErr w:type="spellEnd"/>
           </w:p>
         </w:tc>
       </w:tr>
@@ -25812,16 +25294,8 @@
               <w:rPr>
                 <w:lang w:val="en-NG"/>
               </w:rPr>
-              <w:t xml:space="preserve">RTOS </w:t>
+              <w:t>RTOS modeling</w:t>
             </w:r>
-            <w:proofErr w:type="spellStart"/>
-            <w:r>
-              <w:rPr>
-                <w:lang w:val="en-NG"/>
-              </w:rPr>
-              <w:t>modeling</w:t>
-            </w:r>
-            <w:proofErr w:type="spellEnd"/>
           </w:p>
         </w:tc>
         <w:tc>
@@ -25842,21 +25316,7 @@
               <w:rPr>
                 <w:lang w:val="en-NG"/>
               </w:rPr>
-              <w:t xml:space="preserve">Zephyr simulation / </w:t>
-            </w:r>
-            <w:proofErr w:type="spellStart"/>
-            <w:r>
-              <w:rPr>
-                <w:lang w:val="en-NG"/>
-              </w:rPr>
-              <w:t>FreeRTOS</w:t>
-            </w:r>
-            <w:proofErr w:type="spellEnd"/>
-            <w:r>
-              <w:rPr>
-                <w:lang w:val="en-NG"/>
-              </w:rPr>
-              <w:t xml:space="preserve"> model</w:t>
+              <w:t>Zephyr simulation / FreeRTOS model</w:t>
             </w:r>
           </w:p>
         </w:tc>
@@ -30801,6 +30261,7 @@
   <w:style w:type="character" w:default="1" w:styleId="DefaultParagraphFont">
     <w:name w:val="Default Paragraph Font"/>
     <w:uiPriority w:val="1"/>
+    <w:semiHidden/>
     <w:unhideWhenUsed/>
   </w:style>
   <w:style w:type="table" w:default="1" w:styleId="TableNormal">

--- a/docs/Research Paper.docx
+++ b/docs/Research Paper.docx
@@ -2064,10 +2064,323 @@
     <w:p>
       <w:pPr>
         <w:spacing w:before="100" w:beforeAutospacing="1" w:after="100" w:afterAutospacing="1" w:line="240" w:lineRule="auto"/>
-        <w:ind w:left="720"/>
-        <w:outlineLvl w:val="0"/>
-        <w:rPr>
-          <w:rFonts w:eastAsia="Times New Roman"/>
+        <w:outlineLvl w:val="2"/>
+        <w:rPr>
+          <w:rFonts w:eastAsia="Times New Roman"/>
+          <w:b/>
+          <w:bCs/>
+          <w:lang w:val="en-NG"/>
+        </w:rPr>
+      </w:pPr>
+      <w:r>
+        <w:rPr>
+          <w:rFonts w:eastAsia="Times New Roman"/>
+          <w:b/>
+          <w:bCs/>
+          <w:lang w:val="en-NG"/>
+        </w:rPr>
+        <w:t>Base Model</w:t>
+      </w:r>
+    </w:p>
+    <w:p>
+      <w:pPr>
+        <w:spacing w:before="100" w:beforeAutospacing="1" w:after="100" w:afterAutospacing="1" w:line="240" w:lineRule="auto"/>
+        <w:outlineLvl w:val="2"/>
+        <w:rPr>
+          <w:rFonts w:eastAsia="Times New Roman"/>
+          <w:b/>
+          <w:bCs/>
+          <w:lang w:val="en-NG"/>
+        </w:rPr>
+      </w:pPr>
+      <w:r>
+        <w:rPr>
+          <w:rFonts w:eastAsia="Times New Roman"/>
+          <w:b/>
+          <w:bCs/>
+          <w:lang w:val="en-NG"/>
+        </w:rPr>
+        <w:t>1. DFN (Electrochemistry Core)</w:t>
+      </w:r>
+    </w:p>
+    <w:p>
+      <w:pPr>
+        <w:pStyle w:val="ListParagraph"/>
+        <w:numPr>
+          <w:ilvl w:val="0"/>
+          <w:numId w:val="92"/>
+        </w:numPr>
+        <w:spacing w:before="100" w:beforeAutospacing="1" w:after="100" w:afterAutospacing="1" w:line="240" w:lineRule="auto"/>
+        <w:outlineLvl w:val="2"/>
+        <w:rPr>
+          <w:rFonts w:eastAsia="Times New Roman"/>
+          <w:b/>
+          <w:bCs/>
+          <w:lang w:val="en-NG"/>
+        </w:rPr>
+      </w:pPr>
+      <w:r>
+        <w:rPr>
+          <w:rFonts w:eastAsia="Times New Roman"/>
+          <w:b/>
+          <w:bCs/>
+          <w:lang w:val="en-NG"/>
+        </w:rPr>
+        <w:t xml:space="preserve">Required tooling: </w:t>
+      </w:r>
+      <w:proofErr w:type="spellStart"/>
+      <w:r>
+        <w:rPr>
+          <w:rFonts w:eastAsia="Times New Roman"/>
+          <w:b/>
+          <w:bCs/>
+          <w:lang w:val="en-NG"/>
+        </w:rPr>
+        <w:t>PyBaMM</w:t>
+      </w:r>
+      <w:proofErr w:type="spellEnd"/>
+    </w:p>
+    <w:p>
+      <w:pPr>
+        <w:spacing w:before="100" w:beforeAutospacing="1" w:after="100" w:afterAutospacing="1" w:line="240" w:lineRule="auto"/>
+        <w:outlineLvl w:val="2"/>
+        <w:rPr>
+          <w:rFonts w:eastAsia="Times New Roman"/>
+          <w:b/>
+          <w:bCs/>
+          <w:lang w:val="en-NG"/>
+        </w:rPr>
+      </w:pPr>
+      <w:r>
+        <w:rPr>
+          <w:rFonts w:eastAsia="Times New Roman"/>
+          <w:b/>
+          <w:bCs/>
+          <w:lang w:val="en-NG"/>
+        </w:rPr>
+        <w:t>2. Thermal PDE Model</w:t>
+      </w:r>
+    </w:p>
+    <w:p>
+      <w:pPr>
+        <w:spacing w:before="100" w:beforeAutospacing="1" w:after="100" w:afterAutospacing="1" w:line="240" w:lineRule="auto"/>
+        <w:outlineLvl w:val="2"/>
+        <w:rPr>
+          <w:rFonts w:eastAsia="Times New Roman"/>
+          <w:b/>
+          <w:bCs/>
+          <w:lang w:val="en-NG"/>
+        </w:rPr>
+      </w:pPr>
+      <w:r>
+        <w:rPr>
+          <w:rFonts w:eastAsia="Times New Roman"/>
+          <w:b/>
+          <w:bCs/>
+          <w:lang w:val="en-NG"/>
+        </w:rPr>
+        <w:t>Required tooling</w:t>
+      </w:r>
+      <w:r>
+        <w:rPr>
+          <w:rFonts w:eastAsia="Times New Roman"/>
+          <w:b/>
+          <w:bCs/>
+          <w:lang w:val="en-NG"/>
+        </w:rPr>
+        <w:t xml:space="preserve">: </w:t>
+      </w:r>
+      <w:proofErr w:type="spellStart"/>
+      <w:r>
+        <w:rPr>
+          <w:rFonts w:eastAsia="Times New Roman"/>
+          <w:b/>
+          <w:bCs/>
+          <w:lang w:val="en-NG"/>
+        </w:rPr>
+        <w:t>PyBaMM</w:t>
+      </w:r>
+      <w:proofErr w:type="spellEnd"/>
+      <w:r>
+        <w:rPr>
+          <w:rFonts w:eastAsia="Times New Roman"/>
+          <w:b/>
+          <w:bCs/>
+          <w:lang w:val="en-NG"/>
+        </w:rPr>
+        <w:t xml:space="preserve"> thermal </w:t>
+      </w:r>
+      <w:proofErr w:type="spellStart"/>
+      <w:r>
+        <w:rPr>
+          <w:rFonts w:eastAsia="Times New Roman"/>
+          <w:b/>
+          <w:bCs/>
+          <w:lang w:val="en-NG"/>
+        </w:rPr>
+        <w:t>submodel</w:t>
+      </w:r>
+      <w:proofErr w:type="spellEnd"/>
+      <w:r>
+        <w:rPr>
+          <w:rFonts w:eastAsia="Times New Roman"/>
+          <w:b/>
+          <w:bCs/>
+          <w:lang w:val="en-NG"/>
+        </w:rPr>
+        <w:t xml:space="preserve"> (lumped + 1D thermal)</w:t>
+      </w:r>
+    </w:p>
+    <w:p>
+      <w:pPr>
+        <w:spacing w:before="100" w:beforeAutospacing="1" w:after="100" w:afterAutospacing="1" w:line="240" w:lineRule="auto"/>
+        <w:outlineLvl w:val="2"/>
+        <w:rPr>
+          <w:rFonts w:eastAsia="Times New Roman"/>
+          <w:b/>
+          <w:bCs/>
+          <w:lang w:val="en-NG"/>
+        </w:rPr>
+      </w:pPr>
+      <w:r>
+        <w:rPr>
+          <w:rFonts w:eastAsia="Times New Roman"/>
+          <w:b/>
+          <w:bCs/>
+          <w:lang w:val="en-NG"/>
+        </w:rPr>
+        <w:t>3. Geometry + Electrode Structure</w:t>
+      </w:r>
+    </w:p>
+    <w:p>
+      <w:pPr>
+        <w:spacing w:before="100" w:beforeAutospacing="1" w:after="100" w:afterAutospacing="1" w:line="240" w:lineRule="auto"/>
+        <w:outlineLvl w:val="2"/>
+        <w:rPr>
+          <w:rFonts w:eastAsia="Times New Roman"/>
+          <w:b/>
+          <w:bCs/>
+          <w:lang w:val="en-NG"/>
+        </w:rPr>
+      </w:pPr>
+      <w:r>
+        <w:rPr>
+          <w:rFonts w:eastAsia="Times New Roman"/>
+          <w:b/>
+          <w:bCs/>
+          <w:lang w:val="en-NG"/>
+        </w:rPr>
+        <w:t>Required tooling</w:t>
+      </w:r>
+      <w:r>
+        <w:rPr>
+          <w:rFonts w:eastAsia="Times New Roman"/>
+          <w:b/>
+          <w:bCs/>
+          <w:lang w:val="en-NG"/>
+        </w:rPr>
+        <w:t xml:space="preserve">: </w:t>
+      </w:r>
+      <w:proofErr w:type="spellStart"/>
+      <w:r>
+        <w:rPr>
+          <w:rFonts w:eastAsia="Times New Roman"/>
+          <w:b/>
+          <w:bCs/>
+          <w:lang w:val="en-NG"/>
+        </w:rPr>
+        <w:t>PyBaMM</w:t>
+      </w:r>
+      <w:proofErr w:type="spellEnd"/>
+      <w:r>
+        <w:rPr>
+          <w:rFonts w:eastAsia="Times New Roman"/>
+          <w:b/>
+          <w:bCs/>
+          <w:lang w:val="en-NG"/>
+        </w:rPr>
+        <w:t xml:space="preserve"> geometry module</w:t>
+      </w:r>
+    </w:p>
+    <w:p>
+      <w:pPr>
+        <w:spacing w:before="100" w:beforeAutospacing="1" w:after="100" w:afterAutospacing="1" w:line="240" w:lineRule="auto"/>
+        <w:outlineLvl w:val="2"/>
+        <w:rPr>
+          <w:rFonts w:eastAsia="Times New Roman"/>
+          <w:b/>
+          <w:bCs/>
+          <w:lang w:val="en-NG"/>
+        </w:rPr>
+      </w:pPr>
+      <w:r>
+        <w:rPr>
+          <w:rFonts w:eastAsia="Times New Roman"/>
+          <w:b/>
+          <w:bCs/>
+          <w:lang w:val="en-NG"/>
+        </w:rPr>
+        <w:t>5. Interface Kinetics (Electrode–Electrolyte Coupling)</w:t>
+      </w:r>
+    </w:p>
+    <w:p>
+      <w:pPr>
+        <w:spacing w:before="100" w:beforeAutospacing="1" w:after="100" w:afterAutospacing="1" w:line="240" w:lineRule="auto"/>
+        <w:outlineLvl w:val="2"/>
+        <w:rPr>
+          <w:rFonts w:eastAsia="Times New Roman"/>
+          <w:b/>
+          <w:bCs/>
+          <w:lang w:val="en-NG"/>
+        </w:rPr>
+      </w:pPr>
+      <w:r>
+        <w:rPr>
+          <w:rFonts w:eastAsia="Times New Roman"/>
+          <w:b/>
+          <w:bCs/>
+          <w:lang w:val="en-NG"/>
+        </w:rPr>
+        <w:t>Required tooling</w:t>
+      </w:r>
+      <w:r>
+        <w:rPr>
+          <w:rFonts w:eastAsia="Times New Roman"/>
+          <w:b/>
+          <w:bCs/>
+          <w:lang w:val="en-NG"/>
+        </w:rPr>
+        <w:t xml:space="preserve">: </w:t>
+      </w:r>
+      <w:proofErr w:type="spellStart"/>
+      <w:r>
+        <w:rPr>
+          <w:rFonts w:eastAsia="Times New Roman"/>
+          <w:b/>
+          <w:bCs/>
+          <w:lang w:val="en-NG"/>
+        </w:rPr>
+        <w:t>PyBaMM</w:t>
+      </w:r>
+      <w:proofErr w:type="spellEnd"/>
+      <w:r>
+        <w:rPr>
+          <w:rFonts w:eastAsia="Times New Roman"/>
+          <w:b/>
+          <w:bCs/>
+          <w:lang w:val="en-NG"/>
+        </w:rPr>
+        <w:t xml:space="preserve"> reaction kinetics modules</w:t>
+      </w:r>
+    </w:p>
+    <w:p>
+      <w:pPr>
+        <w:spacing w:before="100" w:beforeAutospacing="1" w:after="100" w:afterAutospacing="1" w:line="240" w:lineRule="auto"/>
+        <w:outlineLvl w:val="2"/>
+        <w:rPr>
+          <w:rFonts w:eastAsia="Times New Roman"/>
+          <w:b/>
+          <w:bCs/>
           <w:lang w:val="en-NG"/>
         </w:rPr>
       </w:pPr>
@@ -2639,6 +2952,7 @@
           <w:bCs/>
           <w:lang w:val="en-NG"/>
         </w:rPr>
+        <w:lastRenderedPageBreak/>
         <w:t>1. Parameterization (Unified State Vector)</w:t>
       </w:r>
     </w:p>
@@ -3084,16 +3398,7 @@
           <w:bCs/>
           <w:lang w:val="en-NG"/>
         </w:rPr>
-        <w:t>)</w:t>
-      </w:r>
-      <w:r>
-        <w:rPr>
-          <w:rFonts w:eastAsia="Times New Roman"/>
-          <w:b/>
-          <w:bCs/>
-          <w:lang w:val="en-NG"/>
-        </w:rPr>
-        <w:t>:</w:t>
+        <w:t>):</w:t>
       </w:r>
       <w:r>
         <w:rPr>
@@ -3394,319 +3699,6 @@
           </m:sub>
         </m:sSub>
       </m:oMath>
-    </w:p>
-    <w:p>
-      <w:pPr>
-        <w:spacing w:before="100" w:beforeAutospacing="1" w:after="100" w:afterAutospacing="1" w:line="240" w:lineRule="auto"/>
-        <w:outlineLvl w:val="2"/>
-        <w:rPr>
-          <w:rFonts w:eastAsia="Times New Roman"/>
-          <w:b/>
-          <w:bCs/>
-          <w:lang w:val="en-NG"/>
-        </w:rPr>
-      </w:pPr>
-      <w:r>
-        <w:rPr>
-          <w:rFonts w:eastAsia="Times New Roman"/>
-          <w:b/>
-          <w:bCs/>
-          <w:lang w:val="en-NG"/>
-        </w:rPr>
-        <w:t>Base Model</w:t>
-      </w:r>
-    </w:p>
-    <w:p>
-      <w:pPr>
-        <w:spacing w:before="100" w:beforeAutospacing="1" w:after="100" w:afterAutospacing="1" w:line="240" w:lineRule="auto"/>
-        <w:outlineLvl w:val="2"/>
-        <w:rPr>
-          <w:rFonts w:eastAsia="Times New Roman"/>
-          <w:b/>
-          <w:bCs/>
-          <w:lang w:val="en-NG"/>
-        </w:rPr>
-      </w:pPr>
-      <w:r>
-        <w:rPr>
-          <w:rFonts w:eastAsia="Times New Roman"/>
-          <w:b/>
-          <w:bCs/>
-          <w:lang w:val="en-NG"/>
-        </w:rPr>
-        <w:t>1. DFN (Electrochemistry Core)</w:t>
-      </w:r>
-    </w:p>
-    <w:p>
-      <w:pPr>
-        <w:pStyle w:val="ListParagraph"/>
-        <w:numPr>
-          <w:ilvl w:val="0"/>
-          <w:numId w:val="92"/>
-        </w:numPr>
-        <w:spacing w:before="100" w:beforeAutospacing="1" w:after="100" w:afterAutospacing="1" w:line="240" w:lineRule="auto"/>
-        <w:outlineLvl w:val="2"/>
-        <w:rPr>
-          <w:rFonts w:eastAsia="Times New Roman"/>
-          <w:b/>
-          <w:bCs/>
-          <w:lang w:val="en-NG"/>
-        </w:rPr>
-      </w:pPr>
-      <w:r>
-        <w:rPr>
-          <w:rFonts w:eastAsia="Times New Roman"/>
-          <w:b/>
-          <w:bCs/>
-          <w:lang w:val="en-NG"/>
-        </w:rPr>
-        <w:t xml:space="preserve">Required tooling: </w:t>
-      </w:r>
-      <w:proofErr w:type="spellStart"/>
-      <w:r>
-        <w:rPr>
-          <w:rFonts w:eastAsia="Times New Roman"/>
-          <w:b/>
-          <w:bCs/>
-          <w:lang w:val="en-NG"/>
-        </w:rPr>
-        <w:t>PyBaMM</w:t>
-      </w:r>
-      <w:proofErr w:type="spellEnd"/>
-    </w:p>
-    <w:p>
-      <w:pPr>
-        <w:spacing w:before="100" w:beforeAutospacing="1" w:after="100" w:afterAutospacing="1" w:line="240" w:lineRule="auto"/>
-        <w:outlineLvl w:val="2"/>
-        <w:rPr>
-          <w:rFonts w:eastAsia="Times New Roman"/>
-          <w:b/>
-          <w:bCs/>
-          <w:lang w:val="en-NG"/>
-        </w:rPr>
-      </w:pPr>
-      <w:r>
-        <w:rPr>
-          <w:rFonts w:eastAsia="Times New Roman"/>
-          <w:b/>
-          <w:bCs/>
-          <w:lang w:val="en-NG"/>
-        </w:rPr>
-        <w:t>2. Thermal PDE Model</w:t>
-      </w:r>
-    </w:p>
-    <w:p>
-      <w:pPr>
-        <w:spacing w:before="100" w:beforeAutospacing="1" w:after="100" w:afterAutospacing="1" w:line="240" w:lineRule="auto"/>
-        <w:outlineLvl w:val="2"/>
-        <w:rPr>
-          <w:rFonts w:eastAsia="Times New Roman"/>
-          <w:b/>
-          <w:bCs/>
-          <w:lang w:val="en-NG"/>
-        </w:rPr>
-      </w:pPr>
-      <w:r>
-        <w:rPr>
-          <w:rFonts w:eastAsia="Times New Roman"/>
-          <w:b/>
-          <w:bCs/>
-          <w:lang w:val="en-NG"/>
-        </w:rPr>
-        <w:t>Required tooling</w:t>
-      </w:r>
-      <w:r>
-        <w:rPr>
-          <w:rFonts w:eastAsia="Times New Roman"/>
-          <w:b/>
-          <w:bCs/>
-          <w:lang w:val="en-NG"/>
-        </w:rPr>
-        <w:t xml:space="preserve">: </w:t>
-      </w:r>
-      <w:proofErr w:type="spellStart"/>
-      <w:r>
-        <w:rPr>
-          <w:rFonts w:eastAsia="Times New Roman"/>
-          <w:b/>
-          <w:bCs/>
-          <w:lang w:val="en-NG"/>
-        </w:rPr>
-        <w:t>PyBaMM</w:t>
-      </w:r>
-      <w:proofErr w:type="spellEnd"/>
-      <w:r>
-        <w:rPr>
-          <w:rFonts w:eastAsia="Times New Roman"/>
-          <w:b/>
-          <w:bCs/>
-          <w:lang w:val="en-NG"/>
-        </w:rPr>
-        <w:t xml:space="preserve"> thermal </w:t>
-      </w:r>
-      <w:proofErr w:type="spellStart"/>
-      <w:r>
-        <w:rPr>
-          <w:rFonts w:eastAsia="Times New Roman"/>
-          <w:b/>
-          <w:bCs/>
-          <w:lang w:val="en-NG"/>
-        </w:rPr>
-        <w:t>submodel</w:t>
-      </w:r>
-      <w:proofErr w:type="spellEnd"/>
-      <w:r>
-        <w:rPr>
-          <w:rFonts w:eastAsia="Times New Roman"/>
-          <w:b/>
-          <w:bCs/>
-          <w:lang w:val="en-NG"/>
-        </w:rPr>
-        <w:t xml:space="preserve"> (lumped + 1D thermal)</w:t>
-      </w:r>
-    </w:p>
-    <w:p>
-      <w:pPr>
-        <w:spacing w:before="100" w:beforeAutospacing="1" w:after="100" w:afterAutospacing="1" w:line="240" w:lineRule="auto"/>
-        <w:outlineLvl w:val="2"/>
-        <w:rPr>
-          <w:rFonts w:eastAsia="Times New Roman"/>
-          <w:b/>
-          <w:bCs/>
-          <w:lang w:val="en-NG"/>
-        </w:rPr>
-      </w:pPr>
-      <w:r>
-        <w:rPr>
-          <w:rFonts w:eastAsia="Times New Roman"/>
-          <w:b/>
-          <w:bCs/>
-          <w:lang w:val="en-NG"/>
-        </w:rPr>
-        <w:lastRenderedPageBreak/>
-        <w:t>3. Geometry + Electrode Structure</w:t>
-      </w:r>
-    </w:p>
-    <w:p>
-      <w:pPr>
-        <w:spacing w:before="100" w:beforeAutospacing="1" w:after="100" w:afterAutospacing="1" w:line="240" w:lineRule="auto"/>
-        <w:outlineLvl w:val="2"/>
-        <w:rPr>
-          <w:rFonts w:eastAsia="Times New Roman"/>
-          <w:b/>
-          <w:bCs/>
-          <w:lang w:val="en-NG"/>
-        </w:rPr>
-      </w:pPr>
-      <w:r>
-        <w:rPr>
-          <w:rFonts w:eastAsia="Times New Roman"/>
-          <w:b/>
-          <w:bCs/>
-          <w:lang w:val="en-NG"/>
-        </w:rPr>
-        <w:t>Required tooling</w:t>
-      </w:r>
-      <w:r>
-        <w:rPr>
-          <w:rFonts w:eastAsia="Times New Roman"/>
-          <w:b/>
-          <w:bCs/>
-          <w:lang w:val="en-NG"/>
-        </w:rPr>
-        <w:t xml:space="preserve">: </w:t>
-      </w:r>
-      <w:proofErr w:type="spellStart"/>
-      <w:r>
-        <w:rPr>
-          <w:rFonts w:eastAsia="Times New Roman"/>
-          <w:b/>
-          <w:bCs/>
-          <w:lang w:val="en-NG"/>
-        </w:rPr>
-        <w:t>PyBaMM</w:t>
-      </w:r>
-      <w:proofErr w:type="spellEnd"/>
-      <w:r>
-        <w:rPr>
-          <w:rFonts w:eastAsia="Times New Roman"/>
-          <w:b/>
-          <w:bCs/>
-          <w:lang w:val="en-NG"/>
-        </w:rPr>
-        <w:t xml:space="preserve"> geometry module</w:t>
-      </w:r>
-    </w:p>
-    <w:p>
-      <w:pPr>
-        <w:spacing w:before="100" w:beforeAutospacing="1" w:after="100" w:afterAutospacing="1" w:line="240" w:lineRule="auto"/>
-        <w:outlineLvl w:val="2"/>
-        <w:rPr>
-          <w:rFonts w:eastAsia="Times New Roman"/>
-          <w:b/>
-          <w:bCs/>
-          <w:lang w:val="en-NG"/>
-        </w:rPr>
-      </w:pPr>
-      <w:r>
-        <w:rPr>
-          <w:rFonts w:eastAsia="Times New Roman"/>
-          <w:b/>
-          <w:bCs/>
-          <w:lang w:val="en-NG"/>
-        </w:rPr>
-        <w:t>5. Interface Kinetics (Electrode–Electrolyte Coupling)</w:t>
-      </w:r>
-    </w:p>
-    <w:p>
-      <w:pPr>
-        <w:spacing w:before="100" w:beforeAutospacing="1" w:after="100" w:afterAutospacing="1" w:line="240" w:lineRule="auto"/>
-        <w:outlineLvl w:val="2"/>
-        <w:rPr>
-          <w:rFonts w:eastAsia="Times New Roman"/>
-          <w:b/>
-          <w:bCs/>
-          <w:lang w:val="en-NG"/>
-        </w:rPr>
-      </w:pPr>
-      <w:r>
-        <w:rPr>
-          <w:rFonts w:eastAsia="Times New Roman"/>
-          <w:b/>
-          <w:bCs/>
-          <w:lang w:val="en-NG"/>
-        </w:rPr>
-        <w:t>Required tooling</w:t>
-      </w:r>
-      <w:r>
-        <w:rPr>
-          <w:rFonts w:eastAsia="Times New Roman"/>
-          <w:b/>
-          <w:bCs/>
-          <w:lang w:val="en-NG"/>
-        </w:rPr>
-        <w:t xml:space="preserve">: </w:t>
-      </w:r>
-      <w:proofErr w:type="spellStart"/>
-      <w:r>
-        <w:rPr>
-          <w:rFonts w:eastAsia="Times New Roman"/>
-          <w:b/>
-          <w:bCs/>
-          <w:lang w:val="en-NG"/>
-        </w:rPr>
-        <w:t>PyBaMM</w:t>
-      </w:r>
-      <w:proofErr w:type="spellEnd"/>
-      <w:r>
-        <w:rPr>
-          <w:rFonts w:eastAsia="Times New Roman"/>
-          <w:b/>
-          <w:bCs/>
-          <w:lang w:val="en-NG"/>
-        </w:rPr>
-        <w:t xml:space="preserve"> reaction kinetics modules</w:t>
-      </w:r>
     </w:p>
     <w:p>
       <w:pPr>
@@ -5640,7 +5632,6 @@
           <w:bCs/>
           <w:lang w:val="en-NG"/>
         </w:rPr>
-        <w:lastRenderedPageBreak/>
         <w:t>This defines a performance manifold embedded in the reduced parameter space.</w:t>
       </w:r>
     </w:p>
@@ -5662,6 +5653,7 @@
           <w:bCs/>
           <w:lang w:val="en-NG"/>
         </w:rPr>
+        <w:lastRenderedPageBreak/>
         <w:t>2</w:t>
       </w:r>
       <w:r>
@@ -7792,6 +7784,7 @@
         <w:outlineLvl w:val="2"/>
       </w:pPr>
       <w:r>
+        <w:lastRenderedPageBreak/>
         <w:t>5. BMS Design</w:t>
       </w:r>
     </w:p>
@@ -8832,7 +8825,6 @@
           <w:bCs/>
           <w:lang w:val="en-NG"/>
         </w:rPr>
-        <w:lastRenderedPageBreak/>
         <w:t>BMS CONTROL SYSTEM + ESS SIMSCAPE ELECTRICAL MODEL</w:t>
       </w:r>
     </w:p>
@@ -8854,6 +8846,7 @@
           <w:bCs/>
           <w:lang w:val="en-NG"/>
         </w:rPr>
+        <w:lastRenderedPageBreak/>
         <w:t>The ESS is a constrained nonlinear plant:</w:t>
       </w:r>
       <m:oMath>
@@ -9381,10 +9374,11 @@
             </m:e>
           </m:d>
           <m:r>
+            <m:rPr>
+              <m:sty m:val="b"/>
+            </m:rPr>
             <w:rPr>
               <w:rFonts w:eastAsia="Times New Roman"/>
-              <w:b/>
-              <w:bCs/>
               <w:lang w:val="en-NG"/>
             </w:rPr>
             <w:br/>
@@ -9783,10 +9777,11 @@
             </m:sub>
           </m:sSub>
           <m:r>
+            <m:rPr>
+              <m:sty m:val="b"/>
+            </m:rPr>
             <w:rPr>
               <w:rFonts w:eastAsia="Times New Roman"/>
-              <w:b/>
-              <w:bCs/>
               <w:lang w:val="en-NG"/>
             </w:rPr>
             <w:br/>
@@ -11212,7 +11207,6 @@
           <w:bCs/>
           <w:lang w:val="en-NG"/>
         </w:rPr>
-        <w:lastRenderedPageBreak/>
         <w:t>4. CELL EQUALIZER CONTROLLER (FOR PACK</w:t>
       </w:r>
       <w:r>
@@ -11243,6 +11237,7 @@
           <w:bCs/>
           <w:lang w:val="en-NG"/>
         </w:rPr>
+        <w:lastRenderedPageBreak/>
         <w:t>Objective</w:t>
       </w:r>
     </w:p>
@@ -12827,10 +12822,11 @@
             </m:e>
           </m:borderBox>
           <m:r>
+            <m:rPr>
+              <m:sty m:val="b"/>
+            </m:rPr>
             <w:rPr>
               <w:rFonts w:eastAsia="Times New Roman"/>
-              <w:b/>
-              <w:bCs/>
               <w:lang w:val="en-NG"/>
             </w:rPr>
             <w:br/>
@@ -12892,7 +12888,6 @@
           <w:bCs/>
           <w:lang w:val="en-NG"/>
         </w:rPr>
-        <w:lastRenderedPageBreak/>
         <w:t>Control layers</w:t>
       </w:r>
     </w:p>
@@ -12941,6 +12936,7 @@
                 <w:bCs/>
                 <w:lang w:val="en-NG"/>
               </w:rPr>
+              <w:lastRenderedPageBreak/>
               <w:t>Layer</w:t>
             </w:r>
           </w:p>
@@ -28649,6 +28645,7 @@
   <w:style w:type="character" w:default="1" w:styleId="DefaultParagraphFont">
     <w:name w:val="Default Paragraph Font"/>
     <w:uiPriority w:val="1"/>
+    <w:semiHidden/>
     <w:unhideWhenUsed/>
   </w:style>
   <w:style w:type="table" w:default="1" w:styleId="TableNormal">

--- a/docs/Research Paper.docx
+++ b/docs/Research Paper.docx
@@ -213,7 +213,14 @@
           <w:rFonts w:ascii="Times New Roman" w:hAnsi="Times New Roman" w:cs="Times New Roman"/>
           <w:b/>
         </w:rPr>
-        <w:t>MARCH, 2026</w:t>
+        <w:t>MARCH</w:t>
+      </w:r>
+      <w:r>
+        <w:rPr>
+          <w:rFonts w:ascii="Times New Roman" w:hAnsi="Times New Roman" w:cs="Times New Roman"/>
+          <w:b/>
+        </w:rPr>
+        <w:t xml:space="preserve"> 2026</w:t>
       </w:r>
     </w:p>
     <w:p>
@@ -295,7 +302,21 @@
         <w:rPr>
           <w:lang w:val="en-NG"/>
         </w:rPr>
-        <w:t>This study presents a cost-driven electrochemical optimization framework for sodium-ion battery energy storage systems (ESS) targeted at deployment in underdeveloped electrical grids characterized by instability, intermittent supply, and infrastructure constraints. The baseline system is built on a sodium iron pyrophosphate (NFPP) cathode paired with a hard carbon anode, aluminum current collector, and a carbonate-based electrolyte containing sodium hexafluorophosphate dissolved in mixed organic carbonate solvents. While NFPP-based sodium-ion batteries offer advantages in elemental abundance, safety, and supply chain resilience, their current implementations remain cost-inefficient relative to lithium iron phosphate (LFP) systems, necessitating coordinated optimization across materials and cell design.</w:t>
+        <w:t xml:space="preserve">This study presents a cost-driven electrochemical optimization framework for sodium-ion battery energy storage systems (ESS) targeted at deployment in underdeveloped electrical grids characterized by instability, intermittent supply, and infrastructure constraints. The baseline system is built on a sodium iron pyrophosphate (NFPP) cathode paired with a hard carbon anode, </w:t>
+      </w:r>
+      <w:proofErr w:type="spellStart"/>
+      <w:r>
+        <w:rPr>
+          <w:lang w:val="en-NG"/>
+        </w:rPr>
+        <w:t>aluminum</w:t>
+      </w:r>
+      <w:proofErr w:type="spellEnd"/>
+      <w:r>
+        <w:rPr>
+          <w:lang w:val="en-NG"/>
+        </w:rPr>
+        <w:t xml:space="preserve"> current collector, and a carbonate-based electrolyte containing sodium hexafluorophosphate dissolved in mixed organic carbonate solvents. While NFPP-based sodium-ion batteries offer advantages in elemental abundance, safety, and supply chain resilience, their current implementations remain cost-inefficient relative to lithium iron phosphate (LFP) systems, necessitating coordinated optimization across materials and cell design.</w:t>
       </w:r>
     </w:p>
     <w:p>
@@ -325,7 +346,22 @@
         <w:rPr>
           <w:lang w:val="en-NG"/>
         </w:rPr>
-        <w:t>The computational pipeline first models the conventional sodium-ion base cell charge–discharge dynamics and thermal PDE behavior using a Doyle–Fuller–Newman (DFN) framework and battery heat equations to predict internal temperature distribution (T(x,t)), accounting for electrochemical heat generation, thermal conduction, and cooling dynamics alongside electrolyte concentration gradients, particle stoichiometry evolution, overpotential formation, and terminal voltage dynamics.</w:t>
+        <w:t xml:space="preserve">The computational pipeline first models the baseline sodium-ion cell using a Doyle–Fuller–Newman (DFN) electrochemical framework coupled with thermal PDE heat equations to resolve internal temperature evolution </w:t>
+      </w:r>
+      <m:oMath>
+        <m:r>
+          <w:rPr>
+            <w:rFonts w:ascii="Cambria Math" w:hAnsi="Cambria Math"/>
+            <w:lang w:val="en-NG"/>
+          </w:rPr>
+          <m:t>T(x,t)</m:t>
+        </m:r>
+      </m:oMath>
+      <w:r>
+        <w:rPr>
+          <w:lang w:val="en-NG"/>
+        </w:rPr>
+        <w:t>, electrochemical heat generation, electrolyte concentration gradients, particle stoichiometry evolution, overpotential formation, and terminal voltage dynamics under discharge operation.</w:t>
       </w:r>
     </w:p>
     <w:p>
@@ -340,7 +376,53 @@
         <w:rPr>
           <w:lang w:val="en-NG"/>
         </w:rPr>
-        <w:t>Sensitivity analysis is subsequently performed on (1) geometry and electrode structural parameters using the PyBaMM geometry module and (2) interface kinetics governing electrode–electrolyte coupling behavior, after which the optimization problem is formulated as a geometric projection problem to identify a physically feasible parameter configuration that matches the required battery specifications while satisfying physical and manufacturing constraints.</w:t>
+        <w:t xml:space="preserve">Sensitivity analysis is then performed </w:t>
+      </w:r>
+      <w:proofErr w:type="gramStart"/>
+      <w:r>
+        <w:rPr>
+          <w:lang w:val="en-NG"/>
+        </w:rPr>
+        <w:t>on:</w:t>
+      </w:r>
+      <w:proofErr w:type="gramEnd"/>
+      <w:r>
+        <w:rPr>
+          <w:lang w:val="en-NG"/>
+        </w:rPr>
+        <w:t xml:space="preserve">  </w:t>
+      </w:r>
+      <w:r>
+        <w:rPr>
+          <w:lang w:val="en-NG"/>
+        </w:rPr>
+        <w:t xml:space="preserve">geometry and structural electrode parameters using </w:t>
+      </w:r>
+      <w:proofErr w:type="spellStart"/>
+      <w:r>
+        <w:rPr>
+          <w:lang w:val="en-NG"/>
+        </w:rPr>
+        <w:t>PyBaMM</w:t>
+      </w:r>
+      <w:proofErr w:type="spellEnd"/>
+      <w:r>
+        <w:rPr>
+          <w:lang w:val="en-NG"/>
+        </w:rPr>
+        <w:t xml:space="preserve"> geometry modules, and interface kinetics governing electrode–electrolyte coupling </w:t>
+      </w:r>
+      <w:r>
+        <w:rPr>
+          <w:lang w:val="en-NG"/>
+        </w:rPr>
+        <w:t>behaviour</w:t>
+      </w:r>
+      <w:r>
+        <w:rPr>
+          <w:lang w:val="en-NG"/>
+        </w:rPr>
+        <w:t>.</w:t>
       </w:r>
     </w:p>
     <w:p>
@@ -355,19 +437,7 @@
         <w:rPr>
           <w:lang w:val="en-NG"/>
         </w:rPr>
-        <w:t>Selected candidate undergo</w:t>
-      </w:r>
-      <w:r>
-        <w:rPr>
-          <w:lang w:val="en-NG"/>
-        </w:rPr>
-        <w:t>es</w:t>
-      </w:r>
-      <w:r>
-        <w:rPr>
-          <w:lang w:val="en-NG"/>
-        </w:rPr>
-        <w:t xml:space="preserve"> physics-based electrochemical validation using the Doyle–Fuller–Newman (DFN) model, evaluating charge–discharge behavior and internal temperature distribution (T(x,t)) to ensure electrochemical feasibility and stability prior to deployment.</w:t>
+        <w:t>The optimization problem is subsequently formulated as a constrained geometric projection problem to identify physically feasible parameter configurations satisfying electrochemical, thermal, structural, and manufacturing constraints.</w:t>
       </w:r>
     </w:p>
     <w:p>
@@ -382,7 +452,22 @@
         <w:rPr>
           <w:lang w:val="en-NG"/>
         </w:rPr>
-        <w:t>Following validation, a battery management system (BMS) is developed independently, using adaptive and model-based control strategies to regulate state-of-charge limits, current profiles, and power delivery in response to internal states and external disturbances, enabling stable operation under grid-induced stress, supply intermittency, and load variability typical of underdeveloped electrical networks.</w:t>
+        <w:t xml:space="preserve">Selected configurations undergo reduced-order DFN-consistent validation, evaluating discharge response, SOC/HOC evolution, and thermal PDE-driven internal temperature distribution </w:t>
+      </w:r>
+      <m:oMath>
+        <m:r>
+          <w:rPr>
+            <w:rFonts w:ascii="Cambria Math" w:hAnsi="Cambria Math"/>
+            <w:lang w:val="en-NG"/>
+          </w:rPr>
+          <m:t>T(x,t)</m:t>
+        </m:r>
+      </m:oMath>
+      <w:r>
+        <w:rPr>
+          <w:lang w:val="en-NG"/>
+        </w:rPr>
+        <w:t>under peak loading and transient current conditions.</w:t>
       </w:r>
     </w:p>
     <w:p>
@@ -397,18 +482,33 @@
         <w:rPr>
           <w:lang w:val="en-NG"/>
         </w:rPr>
-        <w:t xml:space="preserve">This work presents a computationally integrated framework for sodium-ion battery optimization, combining cost-aware materials optimization, physics-based electrochemical validation, and control-oriented battery management system design. The proposed approach offers a pathway </w:t>
-      </w:r>
-      <w:r>
-        <w:rPr>
-          <w:lang w:val="en-NG"/>
-        </w:rPr>
-        <w:lastRenderedPageBreak/>
-        <w:t>toward economically viable and operationally robust sodium-ion energy storage solutions for underdeveloped electrical grids.</w:t>
+        <w:t>Following validation, a battery management system (BMS) is developed independently, using adaptive and model-based control strategies to regulate state-of-charge limits, current profiles, and power delivery in response to internal states and external disturbances, enabling stable operation under grid-induced stress, supply intermittency, and load variability typical of underdeveloped electrical networks.</w:t>
       </w:r>
     </w:p>
     <w:p>
       <w:pPr>
+        <w:pStyle w:val="NormalWeb"/>
+        <w:divId w:val="1051150947"/>
+        <w:rPr>
+          <w:lang w:val="en-NG"/>
+        </w:rPr>
+      </w:pPr>
+      <w:r>
+        <w:rPr>
+          <w:lang w:val="en-NG"/>
+        </w:rPr>
+        <w:t xml:space="preserve">This work presents a computationally integrated framework for sodium-ion battery optimization, combining cost-aware materials optimization, physics-based electrochemical validation, and </w:t>
+      </w:r>
+      <w:r>
+        <w:rPr>
+          <w:lang w:val="en-NG"/>
+        </w:rPr>
+        <w:lastRenderedPageBreak/>
+        <w:t>control-oriented battery management system design. The proposed approach offers a pathway toward economically viable and operationally robust sodium-ion energy storage solutions for underdeveloped electrical grids.</w:t>
+      </w:r>
+    </w:p>
+    <w:p>
+      <w:pPr>
         <w:pStyle w:val="Heading2"/>
         <w:divId w:val="361177283"/>
         <w:rPr>
@@ -426,22 +526,26 @@
       <w:pPr>
         <w:pStyle w:val="NormalWeb"/>
         <w:divId w:val="361177283"/>
-        <w:rPr>
-          <w:lang w:val="en-NG"/>
-        </w:rPr>
-      </w:pPr>
-      <w:r>
-        <w:rPr>
-          <w:lang w:val="en-NG"/>
-        </w:rPr>
-        <w:t>Sodium-ion battery; NFPP cathode; Hard carbon anode; Electrochemical modeling; DFN framework; Thermal modeling; PCM–fin cooling; Cell-level optimization; Electrolyte system; Cell-aware pack; BMS modeling; Stationary storage; Grid-constrained operation.</w:t>
-      </w:r>
-    </w:p>
-    <w:p>
-      <w:pPr>
-        <w:pStyle w:val="NormalWeb"/>
-        <w:divId w:val="361177283"/>
-      </w:pPr>
+      </w:pPr>
+      <w:r>
+        <w:t xml:space="preserve">Sodium-ion battery; NFPP cathode; Hard carbon anode; </w:t>
+      </w:r>
+      <w:proofErr w:type="spellStart"/>
+      <w:r>
+        <w:t>PyBaMM</w:t>
+      </w:r>
+      <w:proofErr w:type="spellEnd"/>
+      <w:r>
+        <w:t xml:space="preserve">; </w:t>
+      </w:r>
+      <w:proofErr w:type="spellStart"/>
+      <w:r>
+        <w:t>FEniCSx</w:t>
+      </w:r>
+      <w:proofErr w:type="spellEnd"/>
+      <w:r>
+        <w:t>; DFN electrochemical modeling; Thermoelastic modeling; Thermal PDEs; Cell-level optimization; Electrolyte engineering; BMS control; Stationary energy storage; Grid-constrained operation.</w:t>
+      </w:r>
     </w:p>
     <w:p>
       <w:pPr>
@@ -618,12 +722,21 @@
           <w:lang w:val="en-NG"/>
         </w:rPr>
       </w:pPr>
-      <w:r>
-        <w:rPr>
-          <w:rFonts w:eastAsia="Times New Roman"/>
-          <w:lang w:val="en-NG"/>
-        </w:rPr>
-        <w:t xml:space="preserve">Na₂FePO₄P₂O₇ </w:t>
+      <w:proofErr w:type="spellStart"/>
+      <w:r>
+        <w:rPr>
+          <w:rFonts w:eastAsia="Times New Roman"/>
+          <w:lang w:val="en-NG"/>
+        </w:rPr>
+        <w:t>Na₂FePO₄P₂O</w:t>
+      </w:r>
+      <w:proofErr w:type="spellEnd"/>
+      <w:r>
+        <w:rPr>
+          <w:rFonts w:eastAsia="Times New Roman"/>
+          <w:lang w:val="en-NG"/>
+        </w:rPr>
+        <w:t xml:space="preserve">₇ </w:t>
       </w:r>
       <w:r>
         <w:rPr>
@@ -637,7 +750,15 @@
           <w:rFonts w:eastAsia="Times New Roman"/>
           <w:lang w:val="en-NG"/>
         </w:rPr>
-        <w:t xml:space="preserve"> Na</w:t>
+        <w:t xml:space="preserve"> </w:t>
+      </w:r>
+      <w:proofErr w:type="spellStart"/>
+      <w:r>
+        <w:rPr>
+          <w:rFonts w:eastAsia="Times New Roman"/>
+          <w:lang w:val="en-NG"/>
+        </w:rPr>
+        <w:t>Na</w:t>
       </w:r>
       <w:r>
         <w:rPr>
@@ -681,6 +802,7 @@
         </w:rPr>
         <w:t>O</w:t>
       </w:r>
+      <w:proofErr w:type="spellEnd"/>
       <w:r>
         <w:rPr>
           <w:rFonts w:ascii="Aptos" w:eastAsia="Times New Roman" w:hAnsi="Aptos" w:cs="Aptos"/>
@@ -707,8 +829,17 @@
           <w:rFonts w:eastAsia="Times New Roman"/>
           <w:lang w:val="en-NG"/>
         </w:rPr>
-        <w:t xml:space="preserve"> x)Na</w:t>
-      </w:r>
+        <w:t xml:space="preserve"> </w:t>
+      </w:r>
+      <w:proofErr w:type="gramStart"/>
+      <w:r>
+        <w:rPr>
+          <w:rFonts w:eastAsia="Times New Roman"/>
+          <w:lang w:val="en-NG"/>
+        </w:rPr>
+        <w:t>x)Na</w:t>
+      </w:r>
+      <w:proofErr w:type="gramEnd"/>
       <w:r>
         <w:rPr>
           <w:rFonts w:ascii="Cambria Math" w:eastAsia="Times New Roman" w:hAnsi="Cambria Math" w:cs="Cambria Math"/>
@@ -735,8 +866,17 @@
           <w:rFonts w:eastAsia="Times New Roman"/>
           <w:lang w:val="en-NG"/>
         </w:rPr>
-        <w:t xml:space="preserve"> x)e</w:t>
-      </w:r>
+        <w:t xml:space="preserve"> </w:t>
+      </w:r>
+      <w:proofErr w:type="gramStart"/>
+      <w:r>
+        <w:rPr>
+          <w:rFonts w:eastAsia="Times New Roman"/>
+          <w:lang w:val="en-NG"/>
+        </w:rPr>
+        <w:t>x)e</w:t>
+      </w:r>
+      <w:proofErr w:type="gramEnd"/>
       <w:r>
         <w:rPr>
           <w:rFonts w:ascii="Cambria Math" w:eastAsia="Times New Roman" w:hAnsi="Cambria Math" w:cs="Cambria Math"/>
@@ -768,7 +908,27 @@
           <w:bCs/>
           <w:lang w:val="en-NG"/>
         </w:rPr>
-        <w:t>~95–100 mAh g</w:t>
+        <w:t xml:space="preserve">~95–100 </w:t>
+      </w:r>
+      <w:proofErr w:type="spellStart"/>
+      <w:r>
+        <w:rPr>
+          <w:rFonts w:eastAsia="Times New Roman"/>
+          <w:b/>
+          <w:bCs/>
+          <w:lang w:val="en-NG"/>
+        </w:rPr>
+        <w:t>mAh</w:t>
+      </w:r>
+      <w:proofErr w:type="spellEnd"/>
+      <w:r>
+        <w:rPr>
+          <w:rFonts w:eastAsia="Times New Roman"/>
+          <w:b/>
+          <w:bCs/>
+          <w:lang w:val="en-NG"/>
+        </w:rPr>
+        <w:t xml:space="preserve"> g</w:t>
       </w:r>
       <w:r>
         <w:rPr>
@@ -878,7 +1038,27 @@
           <w:bCs/>
           <w:lang w:val="en-NG"/>
         </w:rPr>
-        <w:t>85 wt%</w:t>
+        <w:t xml:space="preserve">85 </w:t>
+      </w:r>
+      <w:proofErr w:type="spellStart"/>
+      <w:r>
+        <w:rPr>
+          <w:rFonts w:eastAsia="Times New Roman"/>
+          <w:b/>
+          <w:bCs/>
+          <w:lang w:val="en-NG"/>
+        </w:rPr>
+        <w:t>wt</w:t>
+      </w:r>
+      <w:proofErr w:type="spellEnd"/>
+      <w:r>
+        <w:rPr>
+          <w:rFonts w:eastAsia="Times New Roman"/>
+          <w:b/>
+          <w:bCs/>
+          <w:lang w:val="en-NG"/>
+        </w:rPr>
+        <w:t>%</w:t>
       </w:r>
       <w:r>
         <w:rPr>
@@ -915,7 +1095,27 @@
           <w:bCs/>
           <w:lang w:val="en-NG"/>
         </w:rPr>
-        <w:t>8 wt%</w:t>
+        <w:t xml:space="preserve">8 </w:t>
+      </w:r>
+      <w:proofErr w:type="spellStart"/>
+      <w:r>
+        <w:rPr>
+          <w:rFonts w:eastAsia="Times New Roman"/>
+          <w:b/>
+          <w:bCs/>
+          <w:lang w:val="en-NG"/>
+        </w:rPr>
+        <w:t>wt</w:t>
+      </w:r>
+      <w:proofErr w:type="spellEnd"/>
+      <w:r>
+        <w:rPr>
+          <w:rFonts w:eastAsia="Times New Roman"/>
+          <w:b/>
+          <w:bCs/>
+          <w:lang w:val="en-NG"/>
+        </w:rPr>
+        <w:t>%</w:t>
       </w:r>
       <w:r>
         <w:rPr>
@@ -952,7 +1152,27 @@
           <w:bCs/>
           <w:lang w:val="en-NG"/>
         </w:rPr>
-        <w:t>polyvinylidene fluoride (PVDF): 7 wt%</w:t>
+        <w:t xml:space="preserve">polyvinylidene fluoride (PVDF): 7 </w:t>
+      </w:r>
+      <w:proofErr w:type="spellStart"/>
+      <w:r>
+        <w:rPr>
+          <w:rFonts w:eastAsia="Times New Roman"/>
+          <w:b/>
+          <w:bCs/>
+          <w:lang w:val="en-NG"/>
+        </w:rPr>
+        <w:t>wt</w:t>
+      </w:r>
+      <w:proofErr w:type="spellEnd"/>
+      <w:r>
+        <w:rPr>
+          <w:rFonts w:eastAsia="Times New Roman"/>
+          <w:b/>
+          <w:bCs/>
+          <w:lang w:val="en-NG"/>
+        </w:rPr>
+        <w:t>%</w:t>
       </w:r>
       <w:r>
         <w:rPr>
@@ -976,7 +1196,23 @@
           <w:rFonts w:eastAsia="Times New Roman"/>
           <w:lang w:val="en-NG"/>
         </w:rPr>
-        <w:t>This structure reflects standard aluminum current collector-based cathodes used in sodium-ion pouch cells with high-density electrode compaction.</w:t>
+        <w:t xml:space="preserve">This structure reflects standard </w:t>
+      </w:r>
+      <w:proofErr w:type="spellStart"/>
+      <w:r>
+        <w:rPr>
+          <w:rFonts w:eastAsia="Times New Roman"/>
+          <w:lang w:val="en-NG"/>
+        </w:rPr>
+        <w:t>aluminum</w:t>
+      </w:r>
+      <w:proofErr w:type="spellEnd"/>
+      <w:r>
+        <w:rPr>
+          <w:rFonts w:eastAsia="Times New Roman"/>
+          <w:lang w:val="en-NG"/>
+        </w:rPr>
+        <w:t xml:space="preserve"> current collector-based cathodes used in sodium-ion pouch cells with high-density electrode compaction.</w:t>
       </w:r>
     </w:p>
     <w:p>
@@ -1014,7 +1250,23 @@
           <w:rFonts w:eastAsia="Times New Roman"/>
           <w:lang w:val="en-NG"/>
         </w:rPr>
-        <w:t>Hard carbon anodes are implemented as disordered carbon networks with nanopore and turbostratic domains enabling sodium storage through adsorption, intercalation, and pore filling mechanisms.</w:t>
+        <w:t xml:space="preserve">Hard carbon anodes are implemented as disordered carbon networks with nanopore and </w:t>
+      </w:r>
+      <w:proofErr w:type="spellStart"/>
+      <w:r>
+        <w:rPr>
+          <w:rFonts w:eastAsia="Times New Roman"/>
+          <w:lang w:val="en-NG"/>
+        </w:rPr>
+        <w:t>turbostratic</w:t>
+      </w:r>
+      <w:proofErr w:type="spellEnd"/>
+      <w:r>
+        <w:rPr>
+          <w:rFonts w:eastAsia="Times New Roman"/>
+          <w:lang w:val="en-NG"/>
+        </w:rPr>
+        <w:t xml:space="preserve"> domains enabling sodium storage through adsorption, intercalation, and pore filling mechanisms.</w:t>
       </w:r>
     </w:p>
     <w:p>
@@ -1061,7 +1313,27 @@
           <w:bCs/>
           <w:lang w:val="en-NG"/>
         </w:rPr>
-        <w:t>88 wt%</w:t>
+        <w:t xml:space="preserve">88 </w:t>
+      </w:r>
+      <w:proofErr w:type="spellStart"/>
+      <w:r>
+        <w:rPr>
+          <w:rFonts w:eastAsia="Times New Roman"/>
+          <w:b/>
+          <w:bCs/>
+          <w:lang w:val="en-NG"/>
+        </w:rPr>
+        <w:t>wt</w:t>
+      </w:r>
+      <w:proofErr w:type="spellEnd"/>
+      <w:r>
+        <w:rPr>
+          <w:rFonts w:eastAsia="Times New Roman"/>
+          <w:b/>
+          <w:bCs/>
+          <w:lang w:val="en-NG"/>
+        </w:rPr>
+        <w:t>%</w:t>
       </w:r>
       <w:r>
         <w:rPr>
@@ -1098,7 +1370,27 @@
           <w:bCs/>
           <w:lang w:val="en-NG"/>
         </w:rPr>
-        <w:t>6 wt%</w:t>
+        <w:t xml:space="preserve">6 </w:t>
+      </w:r>
+      <w:proofErr w:type="spellStart"/>
+      <w:r>
+        <w:rPr>
+          <w:rFonts w:eastAsia="Times New Roman"/>
+          <w:b/>
+          <w:bCs/>
+          <w:lang w:val="en-NG"/>
+        </w:rPr>
+        <w:t>wt</w:t>
+      </w:r>
+      <w:proofErr w:type="spellEnd"/>
+      <w:r>
+        <w:rPr>
+          <w:rFonts w:eastAsia="Times New Roman"/>
+          <w:b/>
+          <w:bCs/>
+          <w:lang w:val="en-NG"/>
+        </w:rPr>
+        <w:t>%</w:t>
       </w:r>
       <w:r>
         <w:rPr>
@@ -1135,7 +1427,27 @@
           <w:bCs/>
           <w:lang w:val="en-NG"/>
         </w:rPr>
-        <w:t>polyvinylidene fluoride (PVDF): 6 wt%</w:t>
+        <w:t xml:space="preserve">polyvinylidene fluoride (PVDF): 6 </w:t>
+      </w:r>
+      <w:proofErr w:type="spellStart"/>
+      <w:r>
+        <w:rPr>
+          <w:rFonts w:eastAsia="Times New Roman"/>
+          <w:b/>
+          <w:bCs/>
+          <w:lang w:val="en-NG"/>
+        </w:rPr>
+        <w:t>wt</w:t>
+      </w:r>
+      <w:proofErr w:type="spellEnd"/>
+      <w:r>
+        <w:rPr>
+          <w:rFonts w:eastAsia="Times New Roman"/>
+          <w:b/>
+          <w:bCs/>
+          <w:lang w:val="en-NG"/>
+        </w:rPr>
+        <w:t>%</w:t>
       </w:r>
       <w:r>
         <w:rPr>
@@ -1169,7 +1481,27 @@
           <w:bCs/>
           <w:lang w:val="en-NG"/>
         </w:rPr>
-        <w:t>250–300 mAh g</w:t>
+        <w:t xml:space="preserve">250–300 </w:t>
+      </w:r>
+      <w:proofErr w:type="spellStart"/>
+      <w:r>
+        <w:rPr>
+          <w:rFonts w:eastAsia="Times New Roman"/>
+          <w:b/>
+          <w:bCs/>
+          <w:lang w:val="en-NG"/>
+        </w:rPr>
+        <w:t>mAh</w:t>
+      </w:r>
+      <w:proofErr w:type="spellEnd"/>
+      <w:r>
+        <w:rPr>
+          <w:rFonts w:eastAsia="Times New Roman"/>
+          <w:b/>
+          <w:bCs/>
+          <w:lang w:val="en-NG"/>
+        </w:rPr>
+        <w:t xml:space="preserve"> g</w:t>
       </w:r>
       <w:r>
         <w:rPr>
@@ -1194,7 +1526,23 @@
           <w:rFonts w:eastAsia="Times New Roman"/>
           <w:lang w:val="en-NG"/>
         </w:rPr>
-        <w:t>, consistent with full-cell hard carbon sodium storage behavior.</w:t>
+        <w:t xml:space="preserve">, consistent with full-cell hard carbon sodium storage </w:t>
+      </w:r>
+      <w:proofErr w:type="spellStart"/>
+      <w:r>
+        <w:rPr>
+          <w:rFonts w:eastAsia="Times New Roman"/>
+          <w:lang w:val="en-NG"/>
+        </w:rPr>
+        <w:t>behavior</w:t>
+      </w:r>
+      <w:proofErr w:type="spellEnd"/>
+      <w:r>
+        <w:rPr>
+          <w:rFonts w:eastAsia="Times New Roman"/>
+          <w:lang w:val="en-NG"/>
+        </w:rPr>
+        <w:t>.</w:t>
       </w:r>
     </w:p>
     <w:p>
@@ -1253,7 +1601,23 @@
           <w:rFonts w:eastAsia="Times New Roman"/>
           <w:lang w:val="en-NG"/>
         </w:rPr>
-        <w:t xml:space="preserve">Sodium hexafluorophosphate (NaPF₆): </w:t>
+        <w:t>Sodium hexafluorophosphate (</w:t>
+      </w:r>
+      <w:proofErr w:type="spellStart"/>
+      <w:r>
+        <w:rPr>
+          <w:rFonts w:eastAsia="Times New Roman"/>
+          <w:lang w:val="en-NG"/>
+        </w:rPr>
+        <w:t>NaPF</w:t>
+      </w:r>
+      <w:proofErr w:type="spellEnd"/>
+      <w:r>
+        <w:rPr>
+          <w:rFonts w:eastAsia="Times New Roman"/>
+          <w:lang w:val="en-NG"/>
+        </w:rPr>
+        <w:t xml:space="preserve">₆): </w:t>
       </w:r>
       <w:r>
         <w:rPr>
@@ -1290,7 +1654,39 @@
           <w:rFonts w:eastAsia="Times New Roman"/>
           <w:lang w:val="en-NG"/>
         </w:rPr>
-        <w:t xml:space="preserve">Sodium difluoro(oxalato)borate (NaDFOB): </w:t>
+        <w:t>Sodium difluoro(</w:t>
+      </w:r>
+      <w:proofErr w:type="spellStart"/>
+      <w:r>
+        <w:rPr>
+          <w:rFonts w:eastAsia="Times New Roman"/>
+          <w:lang w:val="en-NG"/>
+        </w:rPr>
+        <w:t>oxalato</w:t>
+      </w:r>
+      <w:proofErr w:type="spellEnd"/>
+      <w:r>
+        <w:rPr>
+          <w:rFonts w:eastAsia="Times New Roman"/>
+          <w:lang w:val="en-NG"/>
+        </w:rPr>
+        <w:t>)borate (</w:t>
+      </w:r>
+      <w:proofErr w:type="spellStart"/>
+      <w:r>
+        <w:rPr>
+          <w:rFonts w:eastAsia="Times New Roman"/>
+          <w:lang w:val="en-NG"/>
+        </w:rPr>
+        <w:t>NaDFOB</w:t>
+      </w:r>
+      <w:proofErr w:type="spellEnd"/>
+      <w:r>
+        <w:rPr>
+          <w:rFonts w:eastAsia="Times New Roman"/>
+          <w:lang w:val="en-NG"/>
+        </w:rPr>
+        <w:t xml:space="preserve">): </w:t>
       </w:r>
       <w:r>
         <w:rPr>
@@ -1477,7 +1873,27 @@
           <w:bCs/>
           <w:lang w:val="en-NG"/>
         </w:rPr>
-        <w:t>3 wt%</w:t>
+        <w:t xml:space="preserve">3 </w:t>
+      </w:r>
+      <w:proofErr w:type="spellStart"/>
+      <w:r>
+        <w:rPr>
+          <w:rFonts w:eastAsia="Times New Roman"/>
+          <w:b/>
+          <w:bCs/>
+          <w:lang w:val="en-NG"/>
+        </w:rPr>
+        <w:t>wt</w:t>
+      </w:r>
+      <w:proofErr w:type="spellEnd"/>
+      <w:r>
+        <w:rPr>
+          <w:rFonts w:eastAsia="Times New Roman"/>
+          <w:b/>
+          <w:bCs/>
+          <w:lang w:val="en-NG"/>
+        </w:rPr>
+        <w:t>%</w:t>
       </w:r>
       <w:r>
         <w:rPr>
@@ -1531,7 +1947,27 @@
           <w:bCs/>
           <w:lang w:val="en-NG"/>
         </w:rPr>
-        <w:t>2 wt%</w:t>
+        <w:t xml:space="preserve">2 </w:t>
+      </w:r>
+      <w:proofErr w:type="spellStart"/>
+      <w:r>
+        <w:rPr>
+          <w:rFonts w:eastAsia="Times New Roman"/>
+          <w:b/>
+          <w:bCs/>
+          <w:lang w:val="en-NG"/>
+        </w:rPr>
+        <w:t>wt</w:t>
+      </w:r>
+      <w:proofErr w:type="spellEnd"/>
+      <w:r>
+        <w:rPr>
+          <w:rFonts w:eastAsia="Times New Roman"/>
+          <w:b/>
+          <w:bCs/>
+          <w:lang w:val="en-NG"/>
+        </w:rPr>
+        <w:t>%</w:t>
       </w:r>
       <w:r>
         <w:rPr>
@@ -1560,7 +1996,39 @@
           <w:rFonts w:eastAsia="Times New Roman"/>
           <w:lang w:val="en-NG"/>
         </w:rPr>
-        <w:t xml:space="preserve">Sodium difluoro(oxalato)borate (NaDFOB): functions as both co-salt and </w:t>
+        <w:t>Sodium difluoro(</w:t>
+      </w:r>
+      <w:proofErr w:type="spellStart"/>
+      <w:r>
+        <w:rPr>
+          <w:rFonts w:eastAsia="Times New Roman"/>
+          <w:lang w:val="en-NG"/>
+        </w:rPr>
+        <w:t>oxalato</w:t>
+      </w:r>
+      <w:proofErr w:type="spellEnd"/>
+      <w:r>
+        <w:rPr>
+          <w:rFonts w:eastAsia="Times New Roman"/>
+          <w:lang w:val="en-NG"/>
+        </w:rPr>
+        <w:t>)borate (</w:t>
+      </w:r>
+      <w:proofErr w:type="spellStart"/>
+      <w:r>
+        <w:rPr>
+          <w:rFonts w:eastAsia="Times New Roman"/>
+          <w:lang w:val="en-NG"/>
+        </w:rPr>
+        <w:t>NaDFOB</w:t>
+      </w:r>
+      <w:proofErr w:type="spellEnd"/>
+      <w:r>
+        <w:rPr>
+          <w:rFonts w:eastAsia="Times New Roman"/>
+          <w:lang w:val="en-NG"/>
+        </w:rPr>
+        <w:t xml:space="preserve">): functions as both co-salt and </w:t>
       </w:r>
       <w:r>
         <w:rPr>
@@ -1764,7 +2232,39 @@
           <w:rFonts w:eastAsia="Times New Roman"/>
           <w:lang w:val="en-NG"/>
         </w:rPr>
-        <w:t xml:space="preserve">Cathode current collector: aluminum foil (~15 micrometers) </w:t>
+        <w:t xml:space="preserve">Cathode current collector: </w:t>
+      </w:r>
+      <w:proofErr w:type="spellStart"/>
+      <w:r>
+        <w:rPr>
+          <w:rFonts w:eastAsia="Times New Roman"/>
+          <w:lang w:val="en-NG"/>
+        </w:rPr>
+        <w:t>aluminum</w:t>
+      </w:r>
+      <w:proofErr w:type="spellEnd"/>
+      <w:r>
+        <w:rPr>
+          <w:rFonts w:eastAsia="Times New Roman"/>
+          <w:lang w:val="en-NG"/>
+        </w:rPr>
+        <w:t xml:space="preserve"> foil (~15 </w:t>
+      </w:r>
+      <w:proofErr w:type="spellStart"/>
+      <w:r>
+        <w:rPr>
+          <w:rFonts w:eastAsia="Times New Roman"/>
+          <w:lang w:val="en-NG"/>
+        </w:rPr>
+        <w:t>micrometers</w:t>
+      </w:r>
+      <w:proofErr w:type="spellEnd"/>
+      <w:r>
+        <w:rPr>
+          <w:rFonts w:eastAsia="Times New Roman"/>
+          <w:lang w:val="en-NG"/>
+        </w:rPr>
+        <w:t xml:space="preserve">) </w:t>
       </w:r>
     </w:p>
     <w:p>
@@ -1785,7 +2285,23 @@
           <w:rFonts w:eastAsia="Times New Roman"/>
           <w:lang w:val="en-NG"/>
         </w:rPr>
-        <w:t xml:space="preserve">Anode current collector: copper foil (~10 micrometers) </w:t>
+        <w:t xml:space="preserve">Anode current collector: copper foil (~10 </w:t>
+      </w:r>
+      <w:proofErr w:type="spellStart"/>
+      <w:r>
+        <w:rPr>
+          <w:rFonts w:eastAsia="Times New Roman"/>
+          <w:lang w:val="en-NG"/>
+        </w:rPr>
+        <w:t>micrometers</w:t>
+      </w:r>
+      <w:proofErr w:type="spellEnd"/>
+      <w:r>
+        <w:rPr>
+          <w:rFonts w:eastAsia="Times New Roman"/>
+          <w:lang w:val="en-NG"/>
+        </w:rPr>
+        <w:t xml:space="preserve">) </w:t>
       </w:r>
     </w:p>
     <w:p>
@@ -1806,7 +2322,39 @@
           <w:rFonts w:eastAsia="Times New Roman"/>
           <w:lang w:val="en-NG"/>
         </w:rPr>
-        <w:t xml:space="preserve">Separator: polyolefin trilayer membrane (~20 micrometers) </w:t>
+        <w:t xml:space="preserve">Separator: polyolefin </w:t>
+      </w:r>
+      <w:proofErr w:type="spellStart"/>
+      <w:r>
+        <w:rPr>
+          <w:rFonts w:eastAsia="Times New Roman"/>
+          <w:lang w:val="en-NG"/>
+        </w:rPr>
+        <w:t>trilayer</w:t>
+      </w:r>
+      <w:proofErr w:type="spellEnd"/>
+      <w:r>
+        <w:rPr>
+          <w:rFonts w:eastAsia="Times New Roman"/>
+          <w:lang w:val="en-NG"/>
+        </w:rPr>
+        <w:t xml:space="preserve"> membrane (~20 </w:t>
+      </w:r>
+      <w:proofErr w:type="spellStart"/>
+      <w:r>
+        <w:rPr>
+          <w:rFonts w:eastAsia="Times New Roman"/>
+          <w:lang w:val="en-NG"/>
+        </w:rPr>
+        <w:t>micrometers</w:t>
+      </w:r>
+      <w:proofErr w:type="spellEnd"/>
+      <w:r>
+        <w:rPr>
+          <w:rFonts w:eastAsia="Times New Roman"/>
+          <w:lang w:val="en-NG"/>
+        </w:rPr>
+        <w:t xml:space="preserve">) </w:t>
       </w:r>
     </w:p>
     <w:p>
@@ -1827,7 +2375,39 @@
           <w:rFonts w:eastAsia="Times New Roman"/>
           <w:lang w:val="en-NG"/>
         </w:rPr>
-        <w:t xml:space="preserve">External casing: aluminum laminated moisture barrier (~30–50 micrometers) </w:t>
+        <w:t xml:space="preserve">External casing: </w:t>
+      </w:r>
+      <w:proofErr w:type="spellStart"/>
+      <w:r>
+        <w:rPr>
+          <w:rFonts w:eastAsia="Times New Roman"/>
+          <w:lang w:val="en-NG"/>
+        </w:rPr>
+        <w:t>aluminum</w:t>
+      </w:r>
+      <w:proofErr w:type="spellEnd"/>
+      <w:r>
+        <w:rPr>
+          <w:rFonts w:eastAsia="Times New Roman"/>
+          <w:lang w:val="en-NG"/>
+        </w:rPr>
+        <w:t xml:space="preserve"> laminated moisture barrier (~30–50 </w:t>
+      </w:r>
+      <w:proofErr w:type="spellStart"/>
+      <w:r>
+        <w:rPr>
+          <w:rFonts w:eastAsia="Times New Roman"/>
+          <w:lang w:val="en-NG"/>
+        </w:rPr>
+        <w:t>micrometers</w:t>
+      </w:r>
+      <w:proofErr w:type="spellEnd"/>
+      <w:r>
+        <w:rPr>
+          <w:rFonts w:eastAsia="Times New Roman"/>
+          <w:lang w:val="en-NG"/>
+        </w:rPr>
+        <w:t xml:space="preserve">) </w:t>
       </w:r>
     </w:p>
     <w:p>
@@ -1878,69 +2458,1768 @@
           <w:rFonts w:eastAsia="Times New Roman"/>
           <w:b/>
           <w:bCs/>
-        </w:rPr>
-        <w:t>Base Model Validation Framework</w:t>
+          <w:lang w:val="en-NG"/>
+        </w:rPr>
+        <w:t xml:space="preserve">Base Model Validation Framework </w:t>
       </w:r>
     </w:p>
     <w:p>
       <w:pPr>
+        <w:spacing w:before="100" w:beforeAutospacing="1" w:after="100" w:afterAutospacing="1" w:line="240" w:lineRule="auto"/>
+        <w:outlineLvl w:val="2"/>
+        <w:rPr>
+          <w:rFonts w:eastAsia="Times New Roman"/>
+          <w:b/>
+          <w:bCs/>
+          <w:lang w:val="en-NG"/>
+        </w:rPr>
+      </w:pPr>
+      <w:r>
+        <w:rPr>
+          <w:rFonts w:eastAsia="Times New Roman"/>
+          <w:b/>
+          <w:bCs/>
+          <w:lang w:val="en-NG"/>
+        </w:rPr>
+        <w:t>1. Electrochemical–Thermal Driver Model</w:t>
+      </w:r>
+    </w:p>
+    <w:p>
+      <w:pPr>
+        <w:spacing w:before="100" w:beforeAutospacing="1" w:after="100" w:afterAutospacing="1" w:line="240" w:lineRule="auto"/>
+        <w:outlineLvl w:val="2"/>
+        <w:rPr>
+          <w:rFonts w:eastAsia="Times New Roman"/>
+          <w:lang w:val="en-NG"/>
+        </w:rPr>
+      </w:pPr>
+      <w:r>
+        <w:rPr>
+          <w:rFonts w:eastAsia="Times New Roman"/>
+          <w:lang w:val="en-NG"/>
+        </w:rPr>
+        <w:t xml:space="preserve">The cell </w:t>
+      </w:r>
+      <w:proofErr w:type="spellStart"/>
+      <w:r>
+        <w:rPr>
+          <w:rFonts w:eastAsia="Times New Roman"/>
+          <w:lang w:val="en-NG"/>
+        </w:rPr>
+        <w:t>behavior</w:t>
+      </w:r>
+      <w:proofErr w:type="spellEnd"/>
+      <w:r>
+        <w:rPr>
+          <w:rFonts w:eastAsia="Times New Roman"/>
+          <w:lang w:val="en-NG"/>
+        </w:rPr>
+        <w:t xml:space="preserve"> is first resolved using a DFN-based electrochemical framework implemented in </w:t>
+      </w:r>
+      <w:proofErr w:type="spellStart"/>
+      <w:r>
+        <w:rPr>
+          <w:rFonts w:eastAsia="Times New Roman"/>
+          <w:lang w:val="en-NG"/>
+        </w:rPr>
+        <w:t>PyBaMM</w:t>
+      </w:r>
+      <w:proofErr w:type="spellEnd"/>
+      <w:r>
+        <w:rPr>
+          <w:rFonts w:eastAsia="Times New Roman"/>
+          <w:lang w:val="en-NG"/>
+        </w:rPr>
+        <w:t>.</w:t>
+      </w:r>
+    </w:p>
+    <w:p>
+      <w:pPr>
+        <w:spacing w:before="100" w:beforeAutospacing="1" w:after="100" w:afterAutospacing="1" w:line="240" w:lineRule="auto"/>
+        <w:outlineLvl w:val="2"/>
+        <w:rPr>
+          <w:rFonts w:eastAsia="Times New Roman"/>
+          <w:lang w:val="en-NG"/>
+        </w:rPr>
+      </w:pPr>
+      <w:r>
+        <w:rPr>
+          <w:rFonts w:eastAsia="Times New Roman"/>
+          <w:lang w:val="en-NG"/>
+        </w:rPr>
+        <w:t xml:space="preserve">This model captures the coupled evolution </w:t>
+      </w:r>
+      <w:proofErr w:type="gramStart"/>
+      <w:r>
+        <w:rPr>
+          <w:rFonts w:eastAsia="Times New Roman"/>
+          <w:lang w:val="en-NG"/>
+        </w:rPr>
+        <w:t>of:</w:t>
+      </w:r>
+      <w:proofErr w:type="gramEnd"/>
+      <w:r>
+        <w:rPr>
+          <w:rFonts w:eastAsia="Times New Roman"/>
+          <w:lang w:val="en-NG"/>
+        </w:rPr>
+        <w:t xml:space="preserve">  </w:t>
+      </w:r>
+      <w:r>
+        <w:rPr>
+          <w:rFonts w:eastAsia="Times New Roman"/>
+          <w:lang w:val="en-NG"/>
+        </w:rPr>
+        <w:t>state of charge (SOC) trajectory</w:t>
+      </w:r>
+      <w:r>
+        <w:rPr>
+          <w:rFonts w:eastAsia="Times New Roman"/>
+          <w:lang w:val="en-NG"/>
+        </w:rPr>
+        <w:t xml:space="preserve">, </w:t>
+      </w:r>
+      <w:r>
+        <w:rPr>
+          <w:rFonts w:eastAsia="Times New Roman"/>
+          <w:lang w:val="en-NG"/>
+        </w:rPr>
+        <w:t>state of health (SOH) degradation trajectory</w:t>
+      </w:r>
+      <w:r>
+        <w:rPr>
+          <w:rFonts w:eastAsia="Times New Roman"/>
+          <w:lang w:val="en-NG"/>
+        </w:rPr>
+        <w:t xml:space="preserve">, </w:t>
+      </w:r>
+      <w:r>
+        <w:rPr>
+          <w:rFonts w:eastAsia="Times New Roman"/>
+          <w:lang w:val="en-NG"/>
+        </w:rPr>
+        <w:t xml:space="preserve">heat generation rate </w:t>
+      </w:r>
+      <m:oMath>
+        <m:r>
+          <w:rPr>
+            <w:rFonts w:ascii="Cambria Math" w:eastAsia="Times New Roman" w:hAnsi="Cambria Math"/>
+            <w:lang w:val="en-NG"/>
+          </w:rPr>
+          <m:t>Q(t)</m:t>
+        </m:r>
+      </m:oMath>
+      <w:r>
+        <w:rPr>
+          <w:rFonts w:eastAsia="Times New Roman"/>
+          <w:lang w:val="en-NG"/>
+        </w:rPr>
+        <w:t xml:space="preserve">arising from reaction, ohmic, and polarization losses </w:t>
+      </w:r>
+    </w:p>
+    <w:p>
+      <w:pPr>
+        <w:spacing w:before="100" w:beforeAutospacing="1" w:after="100" w:afterAutospacing="1" w:line="240" w:lineRule="auto"/>
+        <w:outlineLvl w:val="2"/>
+        <w:rPr>
+          <w:rFonts w:eastAsia="Times New Roman"/>
+          <w:lang w:val="en-NG"/>
+        </w:rPr>
+      </w:pPr>
+      <w:r>
+        <w:rPr>
+          <w:rFonts w:eastAsia="Times New Roman"/>
+          <w:lang w:val="en-NG"/>
+        </w:rPr>
+        <w:t>These quantities define the internal energetic state of the system under charge–discharge operation.</w:t>
+      </w:r>
+    </w:p>
+    <w:p>
+      <w:pPr>
+        <w:spacing w:before="100" w:beforeAutospacing="1" w:after="100" w:afterAutospacing="1" w:line="240" w:lineRule="auto"/>
+        <w:outlineLvl w:val="2"/>
+        <w:rPr>
+          <w:rFonts w:eastAsia="Times New Roman"/>
+          <w:b/>
+          <w:bCs/>
+          <w:lang w:val="en-NG"/>
+        </w:rPr>
+      </w:pPr>
+      <w:r>
+        <w:rPr>
+          <w:rFonts w:eastAsia="Times New Roman"/>
+          <w:b/>
+          <w:bCs/>
+          <w:lang w:val="en-NG"/>
+        </w:rPr>
+        <w:t>2. Thermal Field Model (Heat Transport)</w:t>
+      </w:r>
+    </w:p>
+    <w:p>
+      <w:pPr>
+        <w:spacing w:before="100" w:beforeAutospacing="1" w:after="100" w:afterAutospacing="1" w:line="240" w:lineRule="auto"/>
+        <w:outlineLvl w:val="2"/>
+        <w:rPr>
+          <w:rFonts w:eastAsia="Times New Roman"/>
+          <w:lang w:val="en-NG"/>
+        </w:rPr>
+      </w:pPr>
+      <w:r>
+        <w:rPr>
+          <w:rFonts w:eastAsia="Times New Roman"/>
+          <w:lang w:val="en-NG"/>
+        </w:rPr>
+        <w:t xml:space="preserve">The generated heat </w:t>
+      </w:r>
+      <m:oMath>
+        <m:r>
+          <w:rPr>
+            <w:rFonts w:ascii="Cambria Math" w:eastAsia="Times New Roman" w:hAnsi="Cambria Math"/>
+            <w:lang w:val="en-NG"/>
+          </w:rPr>
+          <m:t>Q(t)</m:t>
+        </m:r>
+      </m:oMath>
+      <w:r>
+        <w:rPr>
+          <w:rFonts w:eastAsia="Times New Roman"/>
+          <w:lang w:val="en-NG"/>
+        </w:rPr>
+        <w:t>is propagated through the cell using a thermal partial differential equation formulation implemented in PyBaMM thermal modules.</w:t>
+      </w:r>
+    </w:p>
+    <w:p>
+      <w:pPr>
+        <w:spacing w:before="100" w:beforeAutospacing="1" w:after="100" w:afterAutospacing="1" w:line="240" w:lineRule="auto"/>
+        <w:outlineLvl w:val="2"/>
+        <w:rPr>
+          <w:rFonts w:eastAsia="Times New Roman"/>
+          <w:lang w:val="en-NG"/>
+        </w:rPr>
+      </w:pPr>
+      <w:r>
+        <w:rPr>
+          <w:rFonts w:eastAsia="Times New Roman"/>
+          <w:lang w:val="en-NG"/>
+        </w:rPr>
+        <w:t>This produces the spatial–temporal temperature field:</w:t>
+      </w:r>
+      <w:r>
+        <w:rPr>
+          <w:rFonts w:eastAsia="Times New Roman"/>
+          <w:lang w:val="en-NG"/>
+        </w:rPr>
+        <w:t xml:space="preserve">  </w:t>
+      </w:r>
+      <m:oMath>
+        <m:r>
+          <w:rPr>
+            <w:rFonts w:ascii="Cambria Math" w:eastAsia="Times New Roman" w:hAnsi="Cambria Math"/>
+            <w:lang w:val="en-NG"/>
+          </w:rPr>
+          <m:t>T(x,t)</m:t>
+        </m:r>
+      </m:oMath>
+      <w:r>
+        <w:rPr>
+          <w:rFonts w:eastAsia="Times New Roman"/>
+          <w:lang w:val="en-NG"/>
+        </w:rPr>
+        <w:t xml:space="preserve">for spatially resolved thermal analysis </w:t>
+      </w:r>
+      <w:r>
+        <w:rPr>
+          <w:rFonts w:eastAsia="Times New Roman"/>
+          <w:lang w:val="en-NG"/>
+        </w:rPr>
+        <w:t xml:space="preserve">or </w:t>
+      </w:r>
+      <m:oMath>
+        <m:r>
+          <w:rPr>
+            <w:rFonts w:ascii="Cambria Math" w:eastAsia="Times New Roman" w:hAnsi="Cambria Math"/>
+            <w:lang w:val="en-NG"/>
+          </w:rPr>
+          <m:t>T(t)</m:t>
+        </m:r>
+      </m:oMath>
+      <w:r>
+        <w:rPr>
+          <w:rFonts w:eastAsia="Times New Roman"/>
+          <w:lang w:val="en-NG"/>
+        </w:rPr>
+        <w:t xml:space="preserve"> </w:t>
+      </w:r>
+      <w:r>
+        <w:rPr>
+          <w:rFonts w:eastAsia="Times New Roman"/>
+          <w:lang w:val="en-NG"/>
+        </w:rPr>
+        <w:t xml:space="preserve">in lumped approximation for reduced-order cases </w:t>
+      </w:r>
+    </w:p>
+    <w:p>
+      <w:pPr>
+        <w:spacing w:before="100" w:beforeAutospacing="1" w:after="100" w:afterAutospacing="1" w:line="240" w:lineRule="auto"/>
+        <w:outlineLvl w:val="2"/>
+        <w:rPr>
+          <w:rFonts w:eastAsia="Times New Roman"/>
+          <w:b/>
+          <w:bCs/>
+          <w:lang w:val="en-NG"/>
+        </w:rPr>
+      </w:pPr>
+      <w:r>
+        <w:rPr>
+          <w:rFonts w:eastAsia="Times New Roman"/>
+          <w:b/>
+          <w:bCs/>
+          <w:lang w:val="en-NG"/>
+        </w:rPr>
+        <w:t>3. Thermoelastic Strain-Based Structural Integrity Model</w:t>
+      </w:r>
+    </w:p>
+    <w:p>
+      <w:pPr>
+        <w:spacing w:before="100" w:beforeAutospacing="1" w:after="100" w:afterAutospacing="1" w:line="240" w:lineRule="auto"/>
+        <w:outlineLvl w:val="2"/>
+        <w:rPr>
+          <w:rFonts w:eastAsia="Times New Roman"/>
+          <w:lang w:val="en-NG"/>
+        </w:rPr>
+      </w:pPr>
+      <w:r>
+        <w:rPr>
+          <w:rFonts w:eastAsia="Times New Roman"/>
+          <w:lang w:val="en-NG"/>
+        </w:rPr>
+        <w:t xml:space="preserve">The temperature field </w:t>
+      </w:r>
+      <m:oMath>
+        <m:r>
+          <w:rPr>
+            <w:rFonts w:ascii="Cambria Math" w:eastAsia="Times New Roman" w:hAnsi="Cambria Math"/>
+            <w:lang w:val="en-NG"/>
+          </w:rPr>
+          <m:t>T(x,t)</m:t>
+        </m:r>
+      </m:oMath>
+      <w:r>
+        <w:rPr>
+          <w:rFonts w:eastAsia="Times New Roman"/>
+          <w:lang w:val="en-NG"/>
+        </w:rPr>
+        <w:t xml:space="preserve">serves as the primary excitation for the mechanical response of the electrode–electrolyte–interphase system. The structural behavior is modeled as a </w:t>
+      </w:r>
+      <w:proofErr w:type="gramStart"/>
+      <w:r>
+        <w:rPr>
+          <w:rFonts w:eastAsia="Times New Roman"/>
+          <w:lang w:val="en-NG"/>
+        </w:rPr>
+        <w:t>reduced-order</w:t>
+      </w:r>
+      <w:proofErr w:type="gramEnd"/>
+      <w:r>
+        <w:rPr>
+          <w:rFonts w:eastAsia="Times New Roman"/>
+          <w:lang w:val="en-NG"/>
+        </w:rPr>
+        <w:t xml:space="preserve"> thermoelastic continuum implemented in </w:t>
+      </w:r>
+      <w:proofErr w:type="spellStart"/>
+      <w:r>
+        <w:rPr>
+          <w:rFonts w:eastAsia="Times New Roman"/>
+          <w:lang w:val="en-NG"/>
+        </w:rPr>
+        <w:t>FEniCSx</w:t>
+      </w:r>
+      <w:proofErr w:type="spellEnd"/>
+      <w:r>
+        <w:rPr>
+          <w:rFonts w:eastAsia="Times New Roman"/>
+          <w:lang w:val="en-NG"/>
+        </w:rPr>
+        <w:t>.</w:t>
+      </w:r>
+    </w:p>
+    <w:p>
+      <w:pPr>
+        <w:spacing w:before="100" w:beforeAutospacing="1" w:after="100" w:afterAutospacing="1" w:line="240" w:lineRule="auto"/>
+        <w:outlineLvl w:val="2"/>
+        <w:rPr>
+          <w:rFonts w:eastAsia="Times New Roman"/>
+          <w:lang w:val="en-NG"/>
+        </w:rPr>
+      </w:pPr>
+      <w:r>
+        <w:rPr>
+          <w:rFonts w:eastAsia="Times New Roman"/>
+          <w:lang w:val="en-NG"/>
+        </w:rPr>
+        <w:t xml:space="preserve">The continuum consists of electrode phases, binder matrix, electrolyte, and SEI/CEI interphases. The model focuses on </w:t>
+      </w:r>
+      <w:r>
+        <w:rPr>
+          <w:rFonts w:eastAsia="Times New Roman"/>
+          <w:b/>
+          <w:bCs/>
+          <w:lang w:val="en-NG"/>
+        </w:rPr>
+        <w:t>deformation-producing strain evolution under coupled electrochemical–thermal loading</w:t>
+      </w:r>
+      <w:r>
+        <w:rPr>
+          <w:rFonts w:eastAsia="Times New Roman"/>
+          <w:lang w:val="en-NG"/>
+        </w:rPr>
+        <w:t>.</w:t>
+      </w:r>
+    </w:p>
+    <w:p>
+      <w:pPr>
+        <w:spacing w:before="100" w:beforeAutospacing="1" w:after="100" w:afterAutospacing="1" w:line="240" w:lineRule="auto"/>
+        <w:outlineLvl w:val="2"/>
+        <w:rPr>
+          <w:rFonts w:eastAsia="Times New Roman"/>
+          <w:b/>
+          <w:bCs/>
+          <w:lang w:val="en-NG"/>
+        </w:rPr>
+      </w:pPr>
+      <w:r>
+        <w:rPr>
+          <w:rFonts w:eastAsia="Times New Roman"/>
+          <w:b/>
+          <w:bCs/>
+          <w:lang w:val="en-NG"/>
+        </w:rPr>
+        <w:t>3.1 Deformation-producing strain drivers</w:t>
+      </w:r>
+    </w:p>
+    <w:p>
+      <w:pPr>
+        <w:spacing w:before="100" w:beforeAutospacing="1" w:after="100" w:afterAutospacing="1" w:line="240" w:lineRule="auto"/>
+        <w:outlineLvl w:val="2"/>
+        <w:rPr>
+          <w:rFonts w:eastAsia="Times New Roman"/>
+          <w:lang w:val="en-NG"/>
+        </w:rPr>
+      </w:pPr>
+      <w:r>
+        <w:rPr>
+          <w:rFonts w:eastAsia="Times New Roman"/>
+          <w:lang w:val="en-NG"/>
+        </w:rPr>
+        <w:t>Strain-inducing expansion in the continuum is governed by:</w:t>
+      </w:r>
+    </w:p>
+    <w:p>
+      <w:pPr>
+        <w:spacing w:before="100" w:beforeAutospacing="1" w:after="100" w:afterAutospacing="1" w:line="240" w:lineRule="auto"/>
+        <w:outlineLvl w:val="2"/>
+        <w:rPr>
+          <w:rFonts w:eastAsia="Times New Roman"/>
+          <w:lang w:val="en-NG"/>
+        </w:rPr>
+      </w:pPr>
+      <w:r>
+        <w:rPr>
+          <w:rFonts w:eastAsia="Times New Roman"/>
+          <w:lang w:val="en-NG"/>
+        </w:rPr>
+        <w:t xml:space="preserve">thermal expansion driven by spatial–temporal temperature gradients </w:t>
+      </w:r>
+      <m:oMath>
+        <m:r>
+          <w:rPr>
+            <w:rFonts w:ascii="Cambria Math" w:eastAsia="Times New Roman" w:hAnsi="Cambria Math"/>
+            <w:lang w:val="en-NG"/>
+          </w:rPr>
+          <m:t>T(x,t)</m:t>
+        </m:r>
+      </m:oMath>
+      <w:r>
+        <w:rPr>
+          <w:rFonts w:eastAsia="Times New Roman"/>
+          <w:lang w:val="en-NG"/>
+        </w:rPr>
+        <w:t xml:space="preserve">generated </w:t>
+      </w:r>
+      <w:proofErr w:type="gramStart"/>
+      <w:r>
+        <w:rPr>
+          <w:rFonts w:eastAsia="Times New Roman"/>
+          <w:lang w:val="en-NG"/>
+        </w:rPr>
+        <w:t>by:</w:t>
+      </w:r>
+      <w:proofErr w:type="gramEnd"/>
+      <w:r>
+        <w:rPr>
+          <w:rFonts w:eastAsia="Times New Roman"/>
+          <w:lang w:val="en-NG"/>
+        </w:rPr>
+        <w:t xml:space="preserve">  </w:t>
+      </w:r>
+      <w:r>
+        <w:rPr>
+          <w:rFonts w:eastAsia="Times New Roman"/>
+          <w:lang w:val="en-NG"/>
+        </w:rPr>
+        <w:t>reaction (entropic) heat</w:t>
+      </w:r>
+      <w:r>
+        <w:rPr>
+          <w:rFonts w:eastAsia="Times New Roman"/>
+          <w:lang w:val="en-NG"/>
+        </w:rPr>
+        <w:t xml:space="preserve">, </w:t>
+      </w:r>
+      <w:r>
+        <w:rPr>
+          <w:rFonts w:eastAsia="Times New Roman"/>
+          <w:lang w:val="en-NG"/>
+        </w:rPr>
+        <w:t>ohmic (Joule) heating in electrodes and electrolyte</w:t>
+      </w:r>
+      <w:r>
+        <w:rPr>
+          <w:rFonts w:eastAsia="Times New Roman"/>
+          <w:lang w:val="en-NG"/>
+        </w:rPr>
+        <w:t xml:space="preserve">, </w:t>
+      </w:r>
+      <w:r>
+        <w:rPr>
+          <w:rFonts w:eastAsia="Times New Roman"/>
+          <w:lang w:val="en-NG"/>
+        </w:rPr>
+        <w:t>charge-transfer (activation) losses</w:t>
+      </w:r>
+      <w:r>
+        <w:rPr>
+          <w:rFonts w:eastAsia="Times New Roman"/>
+          <w:lang w:val="en-NG"/>
+        </w:rPr>
+        <w:t xml:space="preserve">, </w:t>
+      </w:r>
+      <w:r>
+        <w:rPr>
+          <w:rFonts w:eastAsia="Times New Roman"/>
+          <w:lang w:val="en-NG"/>
+        </w:rPr>
+        <w:t xml:space="preserve">concentration polarization losses </w:t>
+      </w:r>
+    </w:p>
+    <w:p>
+      <w:pPr>
+        <w:spacing w:before="100" w:beforeAutospacing="1" w:after="100" w:afterAutospacing="1" w:line="240" w:lineRule="auto"/>
+        <w:outlineLvl w:val="2"/>
+        <w:rPr>
+          <w:rFonts w:eastAsia="Times New Roman"/>
+          <w:lang w:val="en-NG"/>
+        </w:rPr>
+      </w:pPr>
+      <w:r>
+        <w:rPr>
+          <w:rFonts w:eastAsia="Times New Roman"/>
+          <w:lang w:val="en-NG"/>
+        </w:rPr>
+        <w:lastRenderedPageBreak/>
+        <w:t>SOC-driven expansion from reversible insertion/</w:t>
+      </w:r>
+      <w:proofErr w:type="spellStart"/>
+      <w:r>
+        <w:rPr>
+          <w:rFonts w:eastAsia="Times New Roman"/>
+          <w:lang w:val="en-NG"/>
+        </w:rPr>
+        <w:t>deinsertion</w:t>
+      </w:r>
+      <w:proofErr w:type="spellEnd"/>
+      <w:r>
+        <w:rPr>
+          <w:rFonts w:eastAsia="Times New Roman"/>
+          <w:lang w:val="en-NG"/>
+        </w:rPr>
+        <w:br/>
+        <w:t>SOH-driven drift in stiffness and expansion response</w:t>
+      </w:r>
+    </w:p>
+    <w:p>
+      <w:pPr>
+        <w:spacing w:before="100" w:beforeAutospacing="1" w:after="100" w:afterAutospacing="1" w:line="240" w:lineRule="auto"/>
+        <w:outlineLvl w:val="2"/>
+        <w:rPr>
+          <w:rFonts w:eastAsia="Times New Roman"/>
+          <w:lang w:val="en-NG"/>
+        </w:rPr>
+      </w:pPr>
+      <w:r>
+        <w:rPr>
+          <w:rFonts w:eastAsia="Times New Roman"/>
+          <w:lang w:val="en-NG"/>
+        </w:rPr>
+        <w:t>These mechanisms collectively define deformation loading across all phases of the continuum.</w:t>
+      </w:r>
+    </w:p>
+    <w:p>
+      <w:pPr>
+        <w:spacing w:before="100" w:beforeAutospacing="1" w:after="100" w:afterAutospacing="1" w:line="240" w:lineRule="auto"/>
+        <w:outlineLvl w:val="2"/>
+        <w:rPr>
+          <w:rFonts w:eastAsia="Times New Roman"/>
+          <w:b/>
+          <w:bCs/>
+          <w:lang w:val="en-NG"/>
+        </w:rPr>
+      </w:pPr>
+      <w:r>
+        <w:rPr>
+          <w:rFonts w:eastAsia="Times New Roman"/>
+          <w:b/>
+          <w:bCs/>
+          <w:lang w:val="en-NG"/>
+        </w:rPr>
+        <w:t>3.2 Structural failure criterion (critical strain envelope)</w:t>
+      </w:r>
+    </w:p>
+    <w:p>
+      <w:pPr>
+        <w:spacing w:before="100" w:beforeAutospacing="1" w:after="100" w:afterAutospacing="1" w:line="240" w:lineRule="auto"/>
+        <w:outlineLvl w:val="2"/>
+        <w:rPr>
+          <w:rFonts w:eastAsia="Times New Roman"/>
+          <w:lang w:val="en-NG"/>
+        </w:rPr>
+      </w:pPr>
+      <w:r>
+        <w:rPr>
+          <w:rFonts w:eastAsia="Times New Roman"/>
+          <w:lang w:val="en-NG"/>
+        </w:rPr>
+        <w:t>Structural integrity is not evaluated over the full strain field. Instead, only the lower-bound failure condition is retained:</w:t>
+      </w:r>
+    </w:p>
+    <w:p>
+      <w:pPr>
+        <w:spacing w:before="100" w:beforeAutospacing="1" w:after="100" w:afterAutospacing="1" w:line="240" w:lineRule="auto"/>
+        <w:outlineLvl w:val="2"/>
+        <w:rPr>
+          <w:rFonts w:eastAsia="Times New Roman"/>
+          <w:lang w:val="en-NG"/>
+        </w:rPr>
+      </w:pPr>
+      <w:r>
+        <w:rPr>
+          <w:rFonts w:eastAsia="Times New Roman"/>
+          <w:lang w:val="en-NG"/>
+        </w:rPr>
+        <w:t>failure is triggered at the critical strain threshold envelope</w:t>
+      </w:r>
+      <w:r>
+        <w:rPr>
+          <w:rFonts w:eastAsia="Times New Roman"/>
+          <w:lang w:val="en-NG"/>
+        </w:rPr>
+        <w:br/>
+        <w:t>defined as the minimum strain level at which irreversible deformation initiates</w:t>
+      </w:r>
+    </w:p>
+    <w:p>
+      <w:pPr>
+        <w:spacing w:before="100" w:beforeAutospacing="1" w:after="100" w:afterAutospacing="1" w:line="240" w:lineRule="auto"/>
+        <w:outlineLvl w:val="2"/>
+        <w:rPr>
+          <w:rFonts w:eastAsia="Times New Roman"/>
+          <w:lang w:val="en-NG"/>
+        </w:rPr>
+      </w:pPr>
+      <w:r>
+        <w:rPr>
+          <w:rFonts w:eastAsia="Times New Roman"/>
+          <w:lang w:val="en-NG"/>
+        </w:rPr>
+        <w:t>The model evaluates:</w:t>
+      </w:r>
+      <w:r>
+        <w:rPr>
+          <w:rFonts w:eastAsia="Times New Roman"/>
+          <w:lang w:val="en-NG"/>
+        </w:rPr>
+        <w:t xml:space="preserve"> </w:t>
+      </w:r>
+      <m:oMath>
+        <m:sSub>
+          <m:sSubPr>
+            <m:ctrlPr>
+              <w:rPr>
+                <w:rFonts w:ascii="Cambria Math" w:eastAsia="Times New Roman" w:hAnsi="Cambria Math"/>
+                <w:lang w:val="en-NG"/>
+              </w:rPr>
+            </m:ctrlPr>
+          </m:sSubPr>
+          <m:e>
+            <m:r>
+              <w:rPr>
+                <w:rFonts w:ascii="Cambria Math" w:eastAsia="Times New Roman" w:hAnsi="Cambria Math"/>
+                <w:lang w:val="en-NG"/>
+              </w:rPr>
+              <m:t>ε</m:t>
+            </m:r>
+          </m:e>
+          <m:sub>
+            <m:r>
+              <m:rPr>
+                <m:nor/>
+              </m:rPr>
+              <w:rPr>
+                <w:rFonts w:eastAsia="Times New Roman"/>
+                <w:lang w:val="en-NG"/>
+              </w:rPr>
+              <m:t>crit</m:t>
+            </m:r>
+          </m:sub>
+        </m:sSub>
+        <m:r>
+          <w:rPr>
+            <w:rFonts w:ascii="Cambria Math" w:eastAsia="Times New Roman" w:hAnsi="Cambria Math"/>
+            <w:lang w:val="en-NG"/>
+          </w:rPr>
+          <m:t>=</m:t>
+        </m:r>
+        <m:r>
+          <m:rPr>
+            <m:sty m:val="p"/>
+          </m:rPr>
+          <w:rPr>
+            <w:rFonts w:ascii="Cambria Math" w:eastAsia="Times New Roman" w:hAnsi="Cambria Math"/>
+            <w:lang w:val="en-NG"/>
+          </w:rPr>
+          <m:t>min</m:t>
+        </m:r>
+        <m:r>
+          <w:rPr>
+            <w:rFonts w:ascii="Cambria Math" w:eastAsia="Times New Roman" w:hAnsi="Cambria Math"/>
+            <w:lang w:val="en-NG"/>
+          </w:rPr>
+          <m:t>⁡(</m:t>
+        </m:r>
+        <m:r>
+          <m:rPr>
+            <m:nor/>
+          </m:rPr>
+          <w:rPr>
+            <w:rFonts w:eastAsia="Times New Roman"/>
+            <w:lang w:val="en-NG"/>
+          </w:rPr>
+          <m:t>strain distribution at damage initiation</m:t>
+        </m:r>
+        <m:r>
+          <w:rPr>
+            <w:rFonts w:ascii="Cambria Math" w:eastAsia="Times New Roman" w:hAnsi="Cambria Math"/>
+            <w:lang w:val="en-NG"/>
+          </w:rPr>
+          <m:t>)</m:t>
+        </m:r>
+      </m:oMath>
+    </w:p>
+    <w:p>
+      <w:pPr>
+        <w:spacing w:before="100" w:beforeAutospacing="1" w:after="100" w:afterAutospacing="1" w:line="240" w:lineRule="auto"/>
+        <w:outlineLvl w:val="2"/>
+        <w:rPr>
+          <w:rFonts w:eastAsia="Times New Roman"/>
+          <w:lang w:val="en-NG"/>
+        </w:rPr>
+      </w:pPr>
+      <w:r>
+        <w:rPr>
+          <w:rFonts w:eastAsia="Times New Roman"/>
+          <w:lang w:val="en-NG"/>
+        </w:rPr>
+        <w:t>Failure occurs when local deformation-producing strain exceeds this critical envelope in any continuum phase.</w:t>
+      </w:r>
+    </w:p>
+    <w:p>
+      <w:pPr>
+        <w:pStyle w:val="ListParagraph"/>
         <w:numPr>
-          <w:ilvl w:val="0"/>
-          <w:numId w:val="105"/>
+          <w:ilvl w:val="1"/>
+          <w:numId w:val="126"/>
         </w:numPr>
         <w:spacing w:before="100" w:beforeAutospacing="1" w:after="100" w:afterAutospacing="1" w:line="240" w:lineRule="auto"/>
         <w:outlineLvl w:val="2"/>
         <w:rPr>
           <w:rFonts w:eastAsia="Times New Roman"/>
-          <w:lang w:val="en-NG"/>
-        </w:rPr>
-      </w:pPr>
-      <w:r>
-        <w:rPr>
-          <w:rFonts w:eastAsia="Times New Roman"/>
           <w:b/>
           <w:bCs/>
           <w:lang w:val="en-NG"/>
         </w:rPr>
-        <w:t>DFN Electrochemical Model</w:t>
-      </w:r>
-      <w:r>
-        <w:rPr>
-          <w:rFonts w:eastAsia="Times New Roman"/>
-          <w:lang w:val="en-NG"/>
-        </w:rPr>
-        <w:br/>
-        <w:t>Models charge–discharge dynamics of the cell.</w:t>
-      </w:r>
-      <w:r>
-        <w:rPr>
-          <w:rFonts w:eastAsia="Times New Roman"/>
-          <w:lang w:val="en-NG"/>
-        </w:rPr>
-        <w:br/>
-      </w:r>
-      <w:r>
-        <w:rPr>
-          <w:rFonts w:eastAsia="Times New Roman"/>
-          <w:i/>
-          <w:iCs/>
-          <w:lang w:val="en-NG"/>
-        </w:rPr>
-        <w:t>Tooling:</w:t>
-      </w:r>
-      <w:r>
-        <w:rPr>
-          <w:rFonts w:eastAsia="Times New Roman"/>
-          <w:lang w:val="en-NG"/>
-        </w:rPr>
-        <w:t xml:space="preserve"> PyBaMM</w:t>
+      </w:pPr>
+      <w:r>
+        <w:rPr>
+          <w:rFonts w:eastAsia="Times New Roman"/>
+          <w:b/>
+          <w:bCs/>
+          <w:lang w:val="en-NG"/>
+        </w:rPr>
+        <w:t>Structural response metric (cycle–time deformation mapping)</w:t>
       </w:r>
     </w:p>
     <w:p>
       <w:pPr>
+        <w:spacing w:before="100" w:beforeAutospacing="1" w:after="100" w:afterAutospacing="1" w:line="240" w:lineRule="auto"/>
+        <w:outlineLvl w:val="2"/>
+        <w:rPr>
+          <w:rFonts w:eastAsia="Times New Roman"/>
+          <w:lang w:val="en-NG"/>
+        </w:rPr>
+      </w:pPr>
+      <w:r>
+        <w:rPr>
+          <w:rFonts w:eastAsia="Times New Roman"/>
+          <w:lang w:val="en-NG"/>
+        </w:rPr>
+        <w:t>The structural output is expressed as a reduced endurance response under strain loading:</w:t>
+      </w:r>
+      <w:r>
+        <w:rPr>
+          <w:rFonts w:eastAsia="Times New Roman"/>
+          <w:lang w:val="en-NG"/>
+        </w:rPr>
+        <w:t xml:space="preserve">  </w:t>
+      </w:r>
+      <w:r>
+        <w:rPr>
+          <w:rFonts w:eastAsia="Times New Roman"/>
+          <w:lang w:val="en-NG"/>
+        </w:rPr>
+        <w:t xml:space="preserve">strain intensity evolution </w:t>
+      </w:r>
+      <m:oMath>
+        <m:sSub>
+          <m:sSubPr>
+            <m:ctrlPr>
+              <w:rPr>
+                <w:rFonts w:ascii="Cambria Math" w:eastAsia="Times New Roman" w:hAnsi="Cambria Math"/>
+                <w:lang w:val="en-NG"/>
+              </w:rPr>
+            </m:ctrlPr>
+          </m:sSubPr>
+          <m:e>
+            <m:r>
+              <w:rPr>
+                <w:rFonts w:ascii="Cambria Math" w:eastAsia="Times New Roman" w:hAnsi="Cambria Math"/>
+                <w:lang w:val="en-NG"/>
+              </w:rPr>
+              <m:t>ε</m:t>
+            </m:r>
+          </m:e>
+          <m:sub>
+            <m:r>
+              <m:rPr>
+                <m:nor/>
+              </m:rPr>
+              <w:rPr>
+                <w:rFonts w:eastAsia="Times New Roman"/>
+                <w:lang w:val="en-NG"/>
+              </w:rPr>
+              <m:t>int</m:t>
+            </m:r>
+          </m:sub>
+        </m:sSub>
+        <m:r>
+          <w:rPr>
+            <w:rFonts w:ascii="Cambria Math" w:eastAsia="Times New Roman" w:hAnsi="Cambria Math"/>
+            <w:lang w:val="en-NG"/>
+          </w:rPr>
+          <m:t>(t)</m:t>
+        </m:r>
+      </m:oMath>
+      <w:r>
+        <w:rPr>
+          <w:rFonts w:eastAsia="Times New Roman"/>
+          <w:lang w:val="en-NG"/>
+        </w:rPr>
+        <w:t xml:space="preserve">, </w:t>
+      </w:r>
+      <w:r>
+        <w:rPr>
+          <w:rFonts w:eastAsia="Times New Roman"/>
+          <w:lang w:val="en-NG"/>
+        </w:rPr>
+        <w:t xml:space="preserve">threshold cycle–time response under varying strain intensity levels </w:t>
+      </w:r>
+      <m:oMath>
+        <m:d>
+          <m:dPr>
+            <m:ctrlPr>
+              <w:rPr>
+                <w:rFonts w:ascii="Cambria Math" w:eastAsia="Times New Roman" w:hAnsi="Cambria Math"/>
+                <w:lang w:val="en-NG"/>
+              </w:rPr>
+            </m:ctrlPr>
+          </m:dPr>
+          <m:e>
+            <m:sSub>
+              <m:sSubPr>
+                <m:ctrlPr>
+                  <w:rPr>
+                    <w:rFonts w:ascii="Cambria Math" w:eastAsia="Times New Roman" w:hAnsi="Cambria Math"/>
+                    <w:lang w:val="en-NG"/>
+                  </w:rPr>
+                </m:ctrlPr>
+              </m:sSubPr>
+              <m:e>
+                <m:r>
+                  <w:rPr>
+                    <w:rFonts w:ascii="Cambria Math" w:eastAsia="Times New Roman" w:hAnsi="Cambria Math"/>
+                    <w:lang w:val="en-NG"/>
+                  </w:rPr>
+                  <m:t>n</m:t>
+                </m:r>
+              </m:e>
+              <m:sub>
+                <m:r>
+                  <m:rPr>
+                    <m:nor/>
+                  </m:rPr>
+                  <w:rPr>
+                    <w:rFonts w:eastAsia="Times New Roman"/>
+                    <w:lang w:val="en-NG"/>
+                  </w:rPr>
+                  <m:t>crit</m:t>
+                </m:r>
+              </m:sub>
+            </m:sSub>
+            <m:r>
+              <w:rPr>
+                <w:rFonts w:ascii="Cambria Math" w:eastAsia="Times New Roman" w:hAnsi="Cambria Math"/>
+                <w:lang w:val="en-NG"/>
+              </w:rPr>
+              <m:t>,</m:t>
+            </m:r>
+            <m:r>
+              <m:rPr>
+                <m:nor/>
+              </m:rPr>
+              <w:rPr>
+                <w:rFonts w:ascii="Arial" w:eastAsia="Times New Roman" w:hAnsi="Arial" w:cs="Arial"/>
+                <w:lang w:val="en-NG"/>
+              </w:rPr>
+              <m:t> </m:t>
+            </m:r>
+            <m:sSub>
+              <m:sSubPr>
+                <m:ctrlPr>
+                  <w:rPr>
+                    <w:rFonts w:ascii="Cambria Math" w:eastAsia="Times New Roman" w:hAnsi="Cambria Math"/>
+                    <w:lang w:val="en-NG"/>
+                  </w:rPr>
+                </m:ctrlPr>
+              </m:sSubPr>
+              <m:e>
+                <m:r>
+                  <w:rPr>
+                    <w:rFonts w:ascii="Cambria Math" w:eastAsia="Times New Roman" w:hAnsi="Cambria Math"/>
+                    <w:lang w:val="en-NG"/>
+                  </w:rPr>
+                  <m:t>t</m:t>
+                </m:r>
+              </m:e>
+              <m:sub>
+                <m:r>
+                  <m:rPr>
+                    <m:nor/>
+                  </m:rPr>
+                  <w:rPr>
+                    <w:rFonts w:eastAsia="Times New Roman"/>
+                    <w:lang w:val="en-NG"/>
+                  </w:rPr>
+                  <m:t>crit</m:t>
+                </m:r>
+              </m:sub>
+            </m:sSub>
+            <m:r>
+              <w:rPr>
+                <w:rFonts w:ascii="Cambria Math" w:eastAsia="Times New Roman" w:hAnsi="Cambria Math"/>
+                <w:lang w:val="en-NG"/>
+              </w:rPr>
+              <m:t>)=f(</m:t>
+            </m:r>
+            <m:sSub>
+              <m:sSubPr>
+                <m:ctrlPr>
+                  <w:rPr>
+                    <w:rFonts w:ascii="Cambria Math" w:eastAsia="Times New Roman" w:hAnsi="Cambria Math"/>
+                    <w:lang w:val="en-NG"/>
+                  </w:rPr>
+                </m:ctrlPr>
+              </m:sSubPr>
+              <m:e>
+                <m:r>
+                  <w:rPr>
+                    <w:rFonts w:ascii="Cambria Math" w:eastAsia="Times New Roman" w:hAnsi="Cambria Math"/>
+                    <w:lang w:val="en-NG"/>
+                  </w:rPr>
+                  <m:t>ε</m:t>
+                </m:r>
+              </m:e>
+              <m:sub>
+                <m:r>
+                  <m:rPr>
+                    <m:nor/>
+                  </m:rPr>
+                  <w:rPr>
+                    <w:rFonts w:eastAsia="Times New Roman"/>
+                    <w:lang w:val="en-NG"/>
+                  </w:rPr>
+                  <m:t>int</m:t>
+                </m:r>
+              </m:sub>
+            </m:sSub>
+          </m:e>
+        </m:d>
+      </m:oMath>
+      <w:r>
+        <w:rPr>
+          <w:rFonts w:eastAsia="Times New Roman"/>
+          <w:lang w:val="en-NG"/>
+        </w:rPr>
+        <w:br/>
+      </w:r>
+    </w:p>
+    <w:p>
+      <w:pPr>
+        <w:spacing w:before="100" w:beforeAutospacing="1" w:after="100" w:afterAutospacing="1" w:line="240" w:lineRule="auto"/>
+        <w:outlineLvl w:val="2"/>
+        <w:rPr>
+          <w:rFonts w:eastAsia="Times New Roman"/>
+          <w:lang w:val="en-NG"/>
+        </w:rPr>
+      </w:pPr>
+      <w:r>
+        <w:rPr>
+          <w:rFonts w:eastAsia="Times New Roman"/>
+          <w:lang w:val="en-NG"/>
+        </w:rPr>
+        <w:t>where:</w:t>
+      </w:r>
+      <w:r>
+        <w:rPr>
+          <w:rFonts w:eastAsia="Times New Roman"/>
+          <w:lang w:val="en-NG"/>
+        </w:rPr>
+        <w:t xml:space="preserve"> </w:t>
+      </w:r>
+      <m:oMath>
+        <m:sSub>
+          <m:sSubPr>
+            <m:ctrlPr>
+              <w:rPr>
+                <w:rFonts w:ascii="Cambria Math" w:eastAsia="Times New Roman" w:hAnsi="Cambria Math"/>
+                <w:lang w:val="en-NG"/>
+              </w:rPr>
+            </m:ctrlPr>
+          </m:sSubPr>
+          <m:e>
+            <m:r>
+              <w:rPr>
+                <w:rFonts w:ascii="Cambria Math" w:eastAsia="Times New Roman" w:hAnsi="Cambria Math"/>
+                <w:lang w:val="en-NG"/>
+              </w:rPr>
+              <m:t>n</m:t>
+            </m:r>
+          </m:e>
+          <m:sub>
+            <m:r>
+              <m:rPr>
+                <m:nor/>
+              </m:rPr>
+              <w:rPr>
+                <w:rFonts w:eastAsia="Times New Roman"/>
+                <w:lang w:val="en-NG"/>
+              </w:rPr>
+              <m:t>crit</m:t>
+            </m:r>
+          </m:sub>
+        </m:sSub>
+      </m:oMath>
+      <w:r>
+        <w:rPr>
+          <w:rFonts w:eastAsia="Times New Roman"/>
+          <w:lang w:val="en-NG"/>
+        </w:rPr>
+        <w:t>= cycles to onset of irreversible deformation</w:t>
+      </w:r>
+      <w:r>
+        <w:rPr>
+          <w:rFonts w:eastAsia="Times New Roman"/>
+          <w:lang w:val="en-NG"/>
+        </w:rPr>
+        <w:t xml:space="preserve">, </w:t>
+      </w:r>
+      <m:oMath>
+        <m:sSub>
+          <m:sSubPr>
+            <m:ctrlPr>
+              <w:rPr>
+                <w:rFonts w:ascii="Cambria Math" w:eastAsia="Times New Roman" w:hAnsi="Cambria Math"/>
+                <w:lang w:val="en-NG"/>
+              </w:rPr>
+            </m:ctrlPr>
+          </m:sSubPr>
+          <m:e>
+            <m:r>
+              <w:rPr>
+                <w:rFonts w:ascii="Cambria Math" w:eastAsia="Times New Roman" w:hAnsi="Cambria Math"/>
+                <w:lang w:val="en-NG"/>
+              </w:rPr>
+              <m:t>t</m:t>
+            </m:r>
+          </m:e>
+          <m:sub>
+            <m:r>
+              <m:rPr>
+                <m:nor/>
+              </m:rPr>
+              <w:rPr>
+                <w:rFonts w:eastAsia="Times New Roman"/>
+                <w:lang w:val="en-NG"/>
+              </w:rPr>
+              <m:t>crit</m:t>
+            </m:r>
+          </m:sub>
+        </m:sSub>
+      </m:oMath>
+      <w:r>
+        <w:rPr>
+          <w:rFonts w:eastAsia="Times New Roman"/>
+          <w:lang w:val="en-NG"/>
+        </w:rPr>
+        <w:t>= time to onset under operating profile</w:t>
+      </w:r>
+      <w:r>
+        <w:rPr>
+          <w:rFonts w:eastAsia="Times New Roman"/>
+          <w:lang w:val="en-NG"/>
+        </w:rPr>
+        <w:t xml:space="preserve">, </w:t>
+      </w:r>
+      <m:oMath>
+        <m:sSub>
+          <m:sSubPr>
+            <m:ctrlPr>
+              <w:rPr>
+                <w:rFonts w:ascii="Cambria Math" w:eastAsia="Times New Roman" w:hAnsi="Cambria Math"/>
+                <w:lang w:val="en-NG"/>
+              </w:rPr>
+            </m:ctrlPr>
+          </m:sSubPr>
+          <m:e>
+            <m:r>
+              <w:rPr>
+                <w:rFonts w:ascii="Cambria Math" w:eastAsia="Times New Roman" w:hAnsi="Cambria Math"/>
+                <w:lang w:val="en-NG"/>
+              </w:rPr>
+              <m:t>ε</m:t>
+            </m:r>
+          </m:e>
+          <m:sub>
+            <m:r>
+              <m:rPr>
+                <m:nor/>
+              </m:rPr>
+              <w:rPr>
+                <w:rFonts w:eastAsia="Times New Roman"/>
+                <w:lang w:val="en-NG"/>
+              </w:rPr>
+              <m:t>int</m:t>
+            </m:r>
+          </m:sub>
+        </m:sSub>
+      </m:oMath>
+      <w:r>
+        <w:rPr>
+          <w:rFonts w:eastAsia="Times New Roman"/>
+          <w:lang w:val="en-NG"/>
+        </w:rPr>
+        <w:t xml:space="preserve">= applied or induced strain intensity </w:t>
+      </w:r>
+    </w:p>
+    <w:p>
+      <w:pPr>
+        <w:spacing w:before="100" w:beforeAutospacing="1" w:after="100" w:afterAutospacing="1" w:line="240" w:lineRule="auto"/>
+        <w:outlineLvl w:val="2"/>
+        <w:rPr>
+          <w:rFonts w:eastAsia="Times New Roman"/>
+          <w:lang w:val="en-NG"/>
+        </w:rPr>
+      </w:pPr>
+      <w:r>
+        <w:rPr>
+          <w:rFonts w:eastAsia="Times New Roman"/>
+          <w:lang w:val="en-NG"/>
+        </w:rPr>
+        <w:t>This defines the deformation endurance boundary of the continuum under coupled electrochemical–thermal loading.</w:t>
+      </w:r>
+    </w:p>
+    <w:p>
+      <w:pPr>
+        <w:spacing w:before="100" w:beforeAutospacing="1" w:after="100" w:afterAutospacing="1" w:line="240" w:lineRule="auto"/>
+        <w:outlineLvl w:val="2"/>
+        <w:rPr>
+          <w:rFonts w:eastAsia="Times New Roman"/>
+          <w:lang w:val="en-NG"/>
+        </w:rPr>
+      </w:pPr>
+    </w:p>
+    <w:p>
+      <w:pPr>
+        <w:spacing w:before="100" w:beforeAutospacing="1" w:after="100" w:afterAutospacing="1" w:line="240" w:lineRule="auto"/>
+        <w:outlineLvl w:val="2"/>
+        <w:rPr>
+          <w:rFonts w:eastAsia="Times New Roman"/>
+          <w:b/>
+          <w:bCs/>
+          <w:lang w:val="en-NG"/>
+        </w:rPr>
+      </w:pPr>
+      <w:r>
+        <w:rPr>
+          <w:rFonts w:eastAsia="Times New Roman"/>
+          <w:b/>
+          <w:bCs/>
+          <w:lang w:val="en-NG"/>
+        </w:rPr>
+        <w:t xml:space="preserve">NFPP Cell Optimization </w:t>
+      </w:r>
+    </w:p>
+    <w:p>
+      <w:pPr>
+        <w:spacing w:before="100" w:beforeAutospacing="1" w:after="100" w:afterAutospacing="1" w:line="240" w:lineRule="auto"/>
+        <w:outlineLvl w:val="2"/>
+        <w:rPr>
+          <w:rFonts w:eastAsia="Times New Roman"/>
+          <w:b/>
+          <w:bCs/>
+          <w:lang w:val="en-NG"/>
+        </w:rPr>
+      </w:pPr>
+      <w:r>
+        <w:rPr>
+          <w:rFonts w:eastAsia="Times New Roman"/>
+          <w:b/>
+          <w:bCs/>
+          <w:lang w:val="en-NG"/>
+        </w:rPr>
+        <w:t>Objective Definition</w:t>
+      </w:r>
+    </w:p>
+    <w:p>
+      <w:pPr>
+        <w:spacing w:before="100" w:beforeAutospacing="1" w:after="100" w:afterAutospacing="1" w:line="240" w:lineRule="auto"/>
+        <w:outlineLvl w:val="2"/>
+        <w:rPr>
+          <w:rFonts w:eastAsia="Times New Roman"/>
+          <w:lang w:val="en-NG"/>
+        </w:rPr>
+      </w:pPr>
+      <w:r>
+        <w:rPr>
+          <w:rFonts w:eastAsia="Times New Roman"/>
+          <w:lang w:val="en-NG"/>
+        </w:rPr>
+        <w:t>A constrained multi-objective optimization is formulated to minimize cost while maximizing electrochemical performance:</w:t>
+      </w:r>
+    </w:p>
+    <w:p>
+      <w:pPr>
+        <w:spacing w:before="100" w:beforeAutospacing="1" w:after="100" w:afterAutospacing="1" w:line="240" w:lineRule="auto"/>
+        <w:outlineLvl w:val="2"/>
+        <w:rPr>
+          <w:rFonts w:eastAsia="Times New Roman"/>
+          <w:lang w:val="en-NG"/>
+        </w:rPr>
+      </w:pPr>
+      <w:r>
+        <w:rPr>
+          <w:rFonts w:eastAsia="Times New Roman"/>
+          <w:lang w:val="en-NG"/>
+        </w:rPr>
+        <w:t>min θ C(θ), max θ {E(θ), P(θ), L(θ)}</w:t>
+      </w:r>
+    </w:p>
+    <w:p>
+      <w:pPr>
+        <w:spacing w:before="100" w:beforeAutospacing="1" w:after="100" w:afterAutospacing="1" w:line="240" w:lineRule="auto"/>
+        <w:outlineLvl w:val="2"/>
+        <w:rPr>
+          <w:rFonts w:eastAsia="Times New Roman"/>
+          <w:lang w:val="en-NG"/>
+        </w:rPr>
+      </w:pPr>
+      <w:r>
+        <w:rPr>
+          <w:rFonts w:eastAsia="Times New Roman"/>
+          <w:b/>
+          <w:bCs/>
+          <w:lang w:val="en-NG"/>
+        </w:rPr>
+        <w:lastRenderedPageBreak/>
+        <w:t>Constraints:</w:t>
+      </w:r>
+      <w:r>
+        <w:rPr>
+          <w:rFonts w:eastAsia="Times New Roman"/>
+          <w:b/>
+          <w:bCs/>
+          <w:lang w:val="en-NG"/>
+        </w:rPr>
+        <w:t xml:space="preserve"> </w:t>
+      </w:r>
+      <w:r>
+        <w:rPr>
+          <w:rFonts w:eastAsia="Times New Roman"/>
+          <w:lang w:val="en-NG"/>
+        </w:rPr>
+        <w:t xml:space="preserve"> </w:t>
+      </w:r>
+      <w:r>
+        <w:rPr>
+          <w:rFonts w:eastAsia="Times New Roman"/>
+          <w:lang w:val="en-NG"/>
+        </w:rPr>
+        <w:t xml:space="preserve">Energy density ≥ 140 </w:t>
+      </w:r>
+      <w:proofErr w:type="spellStart"/>
+      <w:r>
+        <w:rPr>
+          <w:rFonts w:eastAsia="Times New Roman"/>
+          <w:lang w:val="en-NG"/>
+        </w:rPr>
+        <w:t>Wh</w:t>
+      </w:r>
+      <w:proofErr w:type="spellEnd"/>
+      <w:r>
+        <w:rPr>
+          <w:rFonts w:eastAsia="Times New Roman"/>
+          <w:lang w:val="en-NG"/>
+        </w:rPr>
+        <w:t>/kg</w:t>
+      </w:r>
+      <w:r>
+        <w:rPr>
+          <w:rFonts w:eastAsia="Times New Roman"/>
+          <w:lang w:val="en-NG"/>
+        </w:rPr>
+        <w:t xml:space="preserve">, </w:t>
+      </w:r>
+      <w:r>
+        <w:rPr>
+          <w:rFonts w:eastAsia="Times New Roman"/>
+          <w:lang w:val="en-NG"/>
+        </w:rPr>
+        <w:t>Power capability ≥ 1C</w:t>
+      </w:r>
+      <w:r>
+        <w:rPr>
+          <w:rFonts w:eastAsia="Times New Roman"/>
+          <w:lang w:val="en-NG"/>
+        </w:rPr>
+        <w:t xml:space="preserve">, </w:t>
+      </w:r>
+      <w:r>
+        <w:rPr>
+          <w:rFonts w:eastAsia="Times New Roman"/>
+          <w:lang w:val="en-NG"/>
+        </w:rPr>
+        <w:t>Cycle life ≥ 8000 cycles</w:t>
+      </w:r>
+      <w:r>
+        <w:rPr>
+          <w:rFonts w:eastAsia="Times New Roman"/>
+          <w:lang w:val="en-NG"/>
+        </w:rPr>
+        <w:t xml:space="preserve">, </w:t>
+      </w:r>
+      <w:r>
+        <w:rPr>
+          <w:rFonts w:eastAsia="Times New Roman"/>
+          <w:lang w:val="en-NG"/>
+        </w:rPr>
+        <w:t>N/P ratio ≥ 1.05</w:t>
+      </w:r>
+      <w:r>
+        <w:rPr>
+          <w:rFonts w:eastAsia="Times New Roman"/>
+          <w:lang w:val="en-NG"/>
+        </w:rPr>
+        <w:t xml:space="preserve">, </w:t>
+      </w:r>
+      <w:r>
+        <w:rPr>
+          <w:rFonts w:eastAsia="Times New Roman"/>
+          <w:lang w:val="en-NG"/>
+        </w:rPr>
+        <w:t>Diffusion time ≤ charge time</w:t>
+      </w:r>
+      <w:r>
+        <w:rPr>
+          <w:rFonts w:eastAsia="Times New Roman"/>
+          <w:lang w:val="en-NG"/>
+        </w:rPr>
+        <w:t xml:space="preserve">, </w:t>
+      </w:r>
+      <w:r>
+        <w:rPr>
+          <w:rFonts w:eastAsia="Times New Roman"/>
+          <w:lang w:val="en-NG"/>
+        </w:rPr>
+        <w:t xml:space="preserve">Effective conductivity ≥ </w:t>
+      </w:r>
+      <w:proofErr w:type="spellStart"/>
+      <w:r>
+        <w:rPr>
+          <w:rFonts w:eastAsia="Times New Roman"/>
+          <w:lang w:val="en-NG"/>
+        </w:rPr>
+        <w:t>σ_min</w:t>
+      </w:r>
+      <w:proofErr w:type="spellEnd"/>
+      <w:r>
+        <w:rPr>
+          <w:rFonts w:eastAsia="Times New Roman"/>
+          <w:lang w:val="en-NG"/>
+        </w:rPr>
+        <w:t xml:space="preserve"> </w:t>
+      </w:r>
+    </w:p>
+    <w:p>
+      <w:pPr>
+        <w:spacing w:before="100" w:beforeAutospacing="1" w:after="100" w:afterAutospacing="1" w:line="240" w:lineRule="auto"/>
+        <w:outlineLvl w:val="2"/>
+        <w:rPr>
+          <w:rFonts w:eastAsia="Times New Roman"/>
+          <w:b/>
+          <w:bCs/>
+          <w:lang w:val="en-NG"/>
+        </w:rPr>
+      </w:pPr>
+      <w:r>
+        <w:rPr>
+          <w:rFonts w:eastAsia="Times New Roman"/>
+          <w:b/>
+          <w:bCs/>
+          <w:lang w:val="en-NG"/>
+        </w:rPr>
+        <w:t>1. Unified Parameterization (Design Space)</w:t>
+      </w:r>
+    </w:p>
+    <w:p>
+      <w:pPr>
+        <w:spacing w:before="100" w:beforeAutospacing="1" w:after="100" w:afterAutospacing="1" w:line="240" w:lineRule="auto"/>
+        <w:outlineLvl w:val="2"/>
+        <w:rPr>
+          <w:rFonts w:eastAsia="Times New Roman"/>
+          <w:lang w:val="en-NG"/>
+        </w:rPr>
+      </w:pPr>
+      <w:r>
+        <w:rPr>
+          <w:rFonts w:eastAsia="Times New Roman"/>
+          <w:lang w:val="en-NG"/>
+        </w:rPr>
+        <w:t>The design space consists of:</w:t>
+      </w:r>
+    </w:p>
+    <w:p>
+      <w:pPr>
+        <w:spacing w:before="100" w:beforeAutospacing="1" w:after="100" w:afterAutospacing="1" w:line="240" w:lineRule="auto"/>
+        <w:outlineLvl w:val="2"/>
+        <w:rPr>
+          <w:rFonts w:eastAsia="Times New Roman"/>
+          <w:lang w:val="en-NG"/>
+        </w:rPr>
+      </w:pPr>
+      <w:r>
+        <w:rPr>
+          <w:rFonts w:eastAsia="Times New Roman"/>
+          <w:b/>
+          <w:bCs/>
+          <w:lang w:val="en-NG"/>
+        </w:rPr>
+        <w:t>Structural parameters (θ</w:t>
+      </w:r>
+      <w:r>
+        <w:rPr>
+          <w:rFonts w:ascii="Cambria Math" w:eastAsia="Times New Roman" w:hAnsi="Cambria Math" w:cs="Cambria Math"/>
+          <w:b/>
+          <w:bCs/>
+          <w:lang w:val="en-NG"/>
+        </w:rPr>
+        <w:t>ₛ</w:t>
+      </w:r>
+      <w:r>
+        <w:rPr>
+          <w:rFonts w:eastAsia="Times New Roman"/>
+          <w:b/>
+          <w:bCs/>
+          <w:lang w:val="en-NG"/>
+        </w:rPr>
+        <w:t>):</w:t>
+      </w:r>
+      <w:r>
+        <w:rPr>
+          <w:rFonts w:eastAsia="Times New Roman"/>
+          <w:lang w:val="en-NG"/>
+        </w:rPr>
+        <w:br/>
+        <w:t>electrode thickness (</w:t>
+      </w:r>
+      <w:proofErr w:type="spellStart"/>
+      <w:r>
+        <w:rPr>
+          <w:rFonts w:eastAsia="Times New Roman"/>
+          <w:lang w:val="en-NG"/>
+        </w:rPr>
+        <w:t>L_c</w:t>
+      </w:r>
+      <w:proofErr w:type="spellEnd"/>
+      <w:r>
+        <w:rPr>
+          <w:rFonts w:eastAsia="Times New Roman"/>
+          <w:lang w:val="en-NG"/>
+        </w:rPr>
+        <w:t xml:space="preserve">, </w:t>
+      </w:r>
+      <w:proofErr w:type="spellStart"/>
+      <w:r>
+        <w:rPr>
+          <w:rFonts w:eastAsia="Times New Roman"/>
+          <w:lang w:val="en-NG"/>
+        </w:rPr>
+        <w:t>L_a</w:t>
+      </w:r>
+      <w:proofErr w:type="spellEnd"/>
+      <w:r>
+        <w:rPr>
+          <w:rFonts w:eastAsia="Times New Roman"/>
+          <w:lang w:val="en-NG"/>
+        </w:rPr>
+        <w:t>), porosity (</w:t>
+      </w:r>
+      <w:proofErr w:type="spellStart"/>
+      <w:r>
+        <w:rPr>
+          <w:rFonts w:eastAsia="Times New Roman"/>
+          <w:lang w:val="en-NG"/>
+        </w:rPr>
+        <w:t>ε_c</w:t>
+      </w:r>
+      <w:proofErr w:type="spellEnd"/>
+      <w:r>
+        <w:rPr>
+          <w:rFonts w:eastAsia="Times New Roman"/>
+          <w:lang w:val="en-NG"/>
+        </w:rPr>
+        <w:t xml:space="preserve">, </w:t>
+      </w:r>
+      <w:proofErr w:type="spellStart"/>
+      <w:r>
+        <w:rPr>
+          <w:rFonts w:eastAsia="Times New Roman"/>
+          <w:lang w:val="en-NG"/>
+        </w:rPr>
+        <w:t>ε_a</w:t>
+      </w:r>
+      <w:proofErr w:type="spellEnd"/>
+      <w:r>
+        <w:rPr>
+          <w:rFonts w:eastAsia="Times New Roman"/>
+          <w:lang w:val="en-NG"/>
+        </w:rPr>
+        <w:t>), tortuosity (τ), active material loading, particle size (</w:t>
+      </w:r>
+      <w:proofErr w:type="spellStart"/>
+      <w:r>
+        <w:rPr>
+          <w:rFonts w:eastAsia="Times New Roman"/>
+          <w:lang w:val="en-NG"/>
+        </w:rPr>
+        <w:t>r_p</w:t>
+      </w:r>
+      <w:proofErr w:type="spellEnd"/>
+      <w:r>
+        <w:rPr>
+          <w:rFonts w:eastAsia="Times New Roman"/>
+          <w:lang w:val="en-NG"/>
+        </w:rPr>
+        <w:t>)</w:t>
+      </w:r>
+    </w:p>
+    <w:p>
+      <w:pPr>
+        <w:spacing w:before="100" w:beforeAutospacing="1" w:after="100" w:afterAutospacing="1" w:line="240" w:lineRule="auto"/>
+        <w:outlineLvl w:val="2"/>
+        <w:rPr>
+          <w:rFonts w:eastAsia="Times New Roman"/>
+          <w:lang w:val="en-NG"/>
+        </w:rPr>
+      </w:pPr>
+      <w:r>
+        <w:rPr>
+          <w:rFonts w:eastAsia="Times New Roman"/>
+          <w:b/>
+          <w:bCs/>
+          <w:lang w:val="en-NG"/>
+        </w:rPr>
+        <w:t>Material parameters (θ</w:t>
+      </w:r>
+      <w:r>
+        <w:rPr>
+          <w:rFonts w:ascii="Cambria Math" w:eastAsia="Times New Roman" w:hAnsi="Cambria Math" w:cs="Cambria Math"/>
+          <w:b/>
+          <w:bCs/>
+          <w:lang w:val="en-NG"/>
+        </w:rPr>
+        <w:t>ₘ</w:t>
+      </w:r>
+      <w:r>
+        <w:rPr>
+          <w:rFonts w:eastAsia="Times New Roman"/>
+          <w:b/>
+          <w:bCs/>
+          <w:lang w:val="en-NG"/>
+        </w:rPr>
+        <w:t>):</w:t>
+      </w:r>
+      <w:r>
+        <w:rPr>
+          <w:rFonts w:eastAsia="Times New Roman"/>
+          <w:lang w:val="en-NG"/>
+        </w:rPr>
+        <w:br/>
+        <w:t>NFPP fraction, conductive carbon fraction, electrolyte composition, additive/doping strategy</w:t>
+      </w:r>
+    </w:p>
+    <w:p>
+      <w:pPr>
+        <w:spacing w:before="100" w:beforeAutospacing="1" w:after="100" w:afterAutospacing="1" w:line="240" w:lineRule="auto"/>
+        <w:outlineLvl w:val="2"/>
+        <w:rPr>
+          <w:rFonts w:eastAsia="Times New Roman"/>
+          <w:lang w:val="en-NG"/>
+        </w:rPr>
+      </w:pPr>
+      <w:r>
+        <w:rPr>
+          <w:rFonts w:eastAsia="Times New Roman"/>
+          <w:lang w:val="en-NG"/>
+        </w:rPr>
+        <w:t>2. Sensitivity-Driven Physics Reduction</w:t>
+      </w:r>
+    </w:p>
+    <w:p>
+      <w:pPr>
+        <w:spacing w:before="100" w:beforeAutospacing="1" w:after="100" w:afterAutospacing="1" w:line="240" w:lineRule="auto"/>
+        <w:outlineLvl w:val="2"/>
+        <w:rPr>
+          <w:rFonts w:eastAsia="Times New Roman"/>
+          <w:lang w:val="en-NG"/>
+        </w:rPr>
+      </w:pPr>
+      <w:r>
+        <w:rPr>
+          <w:rFonts w:eastAsia="Times New Roman"/>
+          <w:lang w:val="en-NG"/>
+        </w:rPr>
+        <w:t xml:space="preserve">Sensitivity analysis is applied to DFN-derived outputs to identify parameters governing charge–discharge dynamics, electrode–electrolyte coupling, and rate-limiting transport and interfacial </w:t>
+      </w:r>
+      <w:proofErr w:type="spellStart"/>
+      <w:r>
+        <w:rPr>
+          <w:rFonts w:eastAsia="Times New Roman"/>
+          <w:lang w:val="en-NG"/>
+        </w:rPr>
+        <w:t>behavior</w:t>
+      </w:r>
+      <w:proofErr w:type="spellEnd"/>
+      <w:r>
+        <w:rPr>
+          <w:rFonts w:eastAsia="Times New Roman"/>
+          <w:lang w:val="en-NG"/>
+        </w:rPr>
+        <w:t>.</w:t>
+      </w:r>
+    </w:p>
+    <w:p>
+      <w:pPr>
+        <w:spacing w:before="100" w:beforeAutospacing="1" w:after="100" w:afterAutospacing="1" w:line="240" w:lineRule="auto"/>
+        <w:outlineLvl w:val="2"/>
+        <w:rPr>
+          <w:rFonts w:eastAsia="Times New Roman"/>
+          <w:lang w:val="en-NG"/>
+        </w:rPr>
+      </w:pPr>
+      <w:r>
+        <w:rPr>
+          <w:rFonts w:eastAsia="Times New Roman"/>
+          <w:lang w:val="en-NG"/>
+        </w:rPr>
+        <w:t>2.1 Geometry and Interface Sensitivity (</w:t>
+      </w:r>
+      <w:proofErr w:type="spellStart"/>
+      <w:r>
+        <w:rPr>
+          <w:rFonts w:eastAsia="Times New Roman"/>
+          <w:lang w:val="en-NG"/>
+        </w:rPr>
+        <w:t>PyBaMM</w:t>
+      </w:r>
+      <w:proofErr w:type="spellEnd"/>
+      <w:r>
+        <w:rPr>
+          <w:rFonts w:eastAsia="Times New Roman"/>
+          <w:lang w:val="en-NG"/>
+        </w:rPr>
+        <w:t>)</w:t>
+      </w:r>
+    </w:p>
+    <w:p>
+      <w:pPr>
+        <w:spacing w:before="100" w:beforeAutospacing="1" w:after="100" w:afterAutospacing="1" w:line="240" w:lineRule="auto"/>
+        <w:outlineLvl w:val="2"/>
+        <w:rPr>
+          <w:rFonts w:eastAsia="Times New Roman"/>
+          <w:lang w:val="en-NG"/>
+        </w:rPr>
+      </w:pPr>
+      <w:proofErr w:type="spellStart"/>
+      <w:r>
+        <w:rPr>
+          <w:rFonts w:eastAsia="Times New Roman"/>
+          <w:lang w:val="en-NG"/>
+        </w:rPr>
+        <w:t>PyBaMM</w:t>
+      </w:r>
+      <w:proofErr w:type="spellEnd"/>
+      <w:r>
+        <w:rPr>
+          <w:rFonts w:eastAsia="Times New Roman"/>
+          <w:lang w:val="en-NG"/>
+        </w:rPr>
+        <w:t xml:space="preserve"> geometry and reaction kinetics modules quantify sensitivity of performance to:</w:t>
+      </w:r>
+    </w:p>
+    <w:p>
+      <w:pPr>
         <w:numPr>
           <w:ilvl w:val="0"/>
-          <w:numId w:val="105"/>
+          <w:numId w:val="120"/>
         </w:numPr>
         <w:spacing w:before="100" w:beforeAutospacing="1" w:after="100" w:afterAutospacing="1" w:line="240" w:lineRule="auto"/>
         <w:outlineLvl w:val="2"/>
@@ -1952,154 +4231,16 @@
       <w:r>
         <w:rPr>
           <w:rFonts w:eastAsia="Times New Roman"/>
-          <w:b/>
-          <w:bCs/>
-          <w:lang w:val="en-NG"/>
-        </w:rPr>
-        <w:t>Thermal Partial Differential Equation Model</w:t>
-      </w:r>
-      <w:r>
-        <w:rPr>
-          <w:rFonts w:eastAsia="Times New Roman"/>
-          <w:lang w:val="en-NG"/>
-        </w:rPr>
-        <w:br/>
-        <w:t>Models internal temperature distribution using a heat equation formulation.</w:t>
-      </w:r>
-      <w:r>
-        <w:rPr>
-          <w:rFonts w:eastAsia="Times New Roman"/>
-          <w:lang w:val="en-NG"/>
-        </w:rPr>
-        <w:br/>
-      </w:r>
-      <w:r>
-        <w:rPr>
-          <w:rFonts w:eastAsia="Times New Roman"/>
-          <w:i/>
-          <w:iCs/>
-          <w:lang w:val="en-NG"/>
-        </w:rPr>
-        <w:t>Tooling:</w:t>
-      </w:r>
-      <w:r>
-        <w:rPr>
-          <w:rFonts w:eastAsia="Times New Roman"/>
-          <w:lang w:val="en-NG"/>
-        </w:rPr>
-        <w:t xml:space="preserve"> PyBaMM thermal model (lumped + 1D thermal)</w:t>
+          <w:lang w:val="en-NG"/>
+        </w:rPr>
+        <w:t xml:space="preserve">electrode thickness, porosity, and loading </w:t>
       </w:r>
     </w:p>
     <w:p>
       <w:pPr>
-        <w:spacing w:before="100" w:beforeAutospacing="1" w:after="100" w:afterAutospacing="1" w:line="240" w:lineRule="auto"/>
-        <w:outlineLvl w:val="2"/>
-        <w:rPr>
-          <w:rFonts w:eastAsia="Times New Roman"/>
-          <w:lang w:val="en-NG"/>
-        </w:rPr>
-      </w:pPr>
-    </w:p>
-    <w:p>
-      <w:pPr>
-        <w:spacing w:before="100" w:beforeAutospacing="1" w:after="100" w:afterAutospacing="1" w:line="240" w:lineRule="auto"/>
-        <w:outlineLvl w:val="2"/>
-        <w:rPr>
-          <w:rFonts w:eastAsia="Times New Roman"/>
-          <w:b/>
-          <w:bCs/>
-          <w:lang w:val="en-NG"/>
-        </w:rPr>
-      </w:pPr>
-      <w:r>
-        <w:rPr>
-          <w:rFonts w:eastAsia="Times New Roman"/>
-          <w:b/>
-          <w:bCs/>
-          <w:lang w:val="en-NG"/>
-        </w:rPr>
-        <w:t xml:space="preserve">NFPP Cell Optimization </w:t>
-      </w:r>
-    </w:p>
-    <w:p>
-      <w:pPr>
-        <w:spacing w:before="100" w:beforeAutospacing="1" w:after="100" w:afterAutospacing="1" w:line="240" w:lineRule="auto"/>
-        <w:outlineLvl w:val="2"/>
-        <w:rPr>
-          <w:rFonts w:eastAsia="Times New Roman"/>
-          <w:b/>
-          <w:bCs/>
-          <w:lang w:val="en-NG"/>
-        </w:rPr>
-      </w:pPr>
-      <w:r>
-        <w:rPr>
-          <w:rFonts w:eastAsia="Times New Roman"/>
-          <w:b/>
-          <w:bCs/>
-          <w:lang w:val="en-NG"/>
-        </w:rPr>
-        <w:t>Objective Definition</w:t>
-      </w:r>
-    </w:p>
-    <w:p>
-      <w:pPr>
-        <w:spacing w:before="100" w:beforeAutospacing="1" w:after="100" w:afterAutospacing="1" w:line="240" w:lineRule="auto"/>
-        <w:outlineLvl w:val="2"/>
-        <w:rPr>
-          <w:rFonts w:eastAsia="Times New Roman"/>
-          <w:lang w:val="en-NG"/>
-        </w:rPr>
-      </w:pPr>
-      <w:r>
-        <w:rPr>
-          <w:rFonts w:eastAsia="Times New Roman"/>
-          <w:lang w:val="en-NG"/>
-        </w:rPr>
-        <w:t>A constrained multi-objective optimization is formulated to minimize cost while maximizing electrochemical performance:</w:t>
-      </w:r>
-    </w:p>
-    <w:p>
-      <w:pPr>
-        <w:spacing w:before="100" w:beforeAutospacing="1" w:after="100" w:afterAutospacing="1" w:line="240" w:lineRule="auto"/>
-        <w:outlineLvl w:val="2"/>
-        <w:rPr>
-          <w:rFonts w:eastAsia="Times New Roman"/>
-          <w:lang w:val="en-NG"/>
-        </w:rPr>
-      </w:pPr>
-      <w:r>
-        <w:rPr>
-          <w:rFonts w:eastAsia="Times New Roman"/>
-          <w:lang w:val="en-NG"/>
-        </w:rPr>
-        <w:t>min θ C(θ), max θ {E(θ), P(θ), L(θ)}</w:t>
-      </w:r>
-    </w:p>
-    <w:p>
-      <w:pPr>
-        <w:spacing w:before="100" w:beforeAutospacing="1" w:after="100" w:afterAutospacing="1" w:line="240" w:lineRule="auto"/>
-        <w:outlineLvl w:val="2"/>
-        <w:rPr>
-          <w:rFonts w:eastAsia="Times New Roman"/>
-          <w:lang w:val="en-NG"/>
-        </w:rPr>
-      </w:pPr>
-      <w:r>
-        <w:rPr>
-          <w:rFonts w:eastAsia="Times New Roman"/>
-          <w:b/>
-          <w:bCs/>
-          <w:lang w:val="en-NG"/>
-        </w:rPr>
-        <w:t>Constraints:</w:t>
-      </w:r>
-    </w:p>
-    <w:p>
-      <w:pPr>
         <w:numPr>
           <w:ilvl w:val="0"/>
-          <w:numId w:val="106"/>
+          <w:numId w:val="120"/>
         </w:numPr>
         <w:spacing w:before="100" w:beforeAutospacing="1" w:after="100" w:afterAutospacing="1" w:line="240" w:lineRule="auto"/>
         <w:outlineLvl w:val="2"/>
@@ -2113,14 +4254,14 @@
           <w:rFonts w:eastAsia="Times New Roman"/>
           <w:lang w:val="en-NG"/>
         </w:rPr>
-        <w:t xml:space="preserve">Energy density ≥ 140 Wh/kg </w:t>
+        <w:t xml:space="preserve">charge-transfer resistance and interfacial overpotential </w:t>
       </w:r>
     </w:p>
     <w:p>
       <w:pPr>
         <w:numPr>
           <w:ilvl w:val="0"/>
-          <w:numId w:val="106"/>
+          <w:numId w:val="120"/>
         </w:numPr>
         <w:spacing w:before="100" w:beforeAutospacing="1" w:after="100" w:afterAutospacing="1" w:line="240" w:lineRule="auto"/>
         <w:outlineLvl w:val="2"/>
@@ -2134,14 +4275,92 @@
           <w:rFonts w:eastAsia="Times New Roman"/>
           <w:lang w:val="en-NG"/>
         </w:rPr>
-        <w:t xml:space="preserve">Power capability ≥ 1C </w:t>
+        <w:t xml:space="preserve">internal structural configuration parameters (e.g., porosity distribution, tortuosity-controlled transport pathways, and binder-network compliance characteristics) that influence strain redistribution and suppress deformation localization under thermal and SOC cycling </w:t>
       </w:r>
     </w:p>
     <w:p>
       <w:pPr>
+        <w:spacing w:before="100" w:beforeAutospacing="1" w:after="100" w:afterAutospacing="1" w:line="240" w:lineRule="auto"/>
+        <w:ind w:left="720"/>
+        <w:outlineLvl w:val="2"/>
+        <w:rPr>
+          <w:rFonts w:eastAsia="Times New Roman"/>
+          <w:lang w:val="en-NG"/>
+        </w:rPr>
+      </w:pPr>
+    </w:p>
+    <w:p>
+      <w:pPr>
+        <w:spacing w:before="100" w:beforeAutospacing="1" w:after="100" w:afterAutospacing="1" w:line="240" w:lineRule="auto"/>
+        <w:outlineLvl w:val="2"/>
+        <w:rPr>
+          <w:rFonts w:eastAsia="Times New Roman"/>
+          <w:lang w:val="en-NG"/>
+        </w:rPr>
+      </w:pPr>
+      <w:r>
+        <w:rPr>
+          <w:rFonts w:eastAsia="Times New Roman"/>
+          <w:lang w:val="en-NG"/>
+        </w:rPr>
+        <w:t>2.2 Hessian-Based Design Space Reduction and Optimal Solution Identification</w:t>
+      </w:r>
+    </w:p>
+    <w:p>
+      <w:pPr>
+        <w:spacing w:before="100" w:beforeAutospacing="1" w:after="100" w:afterAutospacing="1" w:line="240" w:lineRule="auto"/>
+        <w:outlineLvl w:val="2"/>
+        <w:rPr>
+          <w:rFonts w:eastAsia="Times New Roman"/>
+          <w:lang w:val="en-NG"/>
+        </w:rPr>
+      </w:pPr>
+      <w:r>
+        <w:rPr>
+          <w:rFonts w:eastAsia="Times New Roman"/>
+          <w:lang w:val="en-NG"/>
+        </w:rPr>
+        <w:t xml:space="preserve">Outputs from </w:t>
+      </w:r>
+      <w:proofErr w:type="spellStart"/>
+      <w:r>
+        <w:rPr>
+          <w:rFonts w:eastAsia="Times New Roman"/>
+          <w:lang w:val="en-NG"/>
+        </w:rPr>
+        <w:t>PyBaMM</w:t>
+      </w:r>
+      <w:proofErr w:type="spellEnd"/>
+      <w:r>
+        <w:rPr>
+          <w:rFonts w:eastAsia="Times New Roman"/>
+          <w:lang w:val="en-NG"/>
+        </w:rPr>
+        <w:t xml:space="preserve"> sensitivity analysis are embedded into a second-order Hessian curvature operator of the DFN performance landscape, extended to include strain-response coupling.</w:t>
+      </w:r>
+    </w:p>
+    <w:p>
+      <w:pPr>
+        <w:spacing w:before="100" w:beforeAutospacing="1" w:after="100" w:afterAutospacing="1" w:line="240" w:lineRule="auto"/>
+        <w:outlineLvl w:val="2"/>
+        <w:rPr>
+          <w:rFonts w:eastAsia="Times New Roman"/>
+          <w:lang w:val="en-NG"/>
+        </w:rPr>
+      </w:pPr>
+      <w:r>
+        <w:rPr>
+          <w:rFonts w:eastAsia="Times New Roman"/>
+          <w:lang w:val="en-NG"/>
+        </w:rPr>
+        <w:t>This step performs simultaneous:</w:t>
+      </w:r>
+    </w:p>
+    <w:p>
+      <w:pPr>
         <w:numPr>
           <w:ilvl w:val="0"/>
-          <w:numId w:val="106"/>
+          <w:numId w:val="121"/>
         </w:numPr>
         <w:spacing w:before="100" w:beforeAutospacing="1" w:after="100" w:afterAutospacing="1" w:line="240" w:lineRule="auto"/>
         <w:outlineLvl w:val="2"/>
@@ -2155,14 +4374,14 @@
           <w:rFonts w:eastAsia="Times New Roman"/>
           <w:lang w:val="en-NG"/>
         </w:rPr>
-        <w:t xml:space="preserve">Cycle life ≥ 8000 cycles </w:t>
+        <w:t xml:space="preserve">coupling resolution across electrochemical, thermal, and mechanical response pathways </w:t>
       </w:r>
     </w:p>
     <w:p>
       <w:pPr>
         <w:numPr>
           <w:ilvl w:val="0"/>
-          <w:numId w:val="106"/>
+          <w:numId w:val="121"/>
         </w:numPr>
         <w:spacing w:before="100" w:beforeAutospacing="1" w:after="100" w:afterAutospacing="1" w:line="240" w:lineRule="auto"/>
         <w:outlineLvl w:val="2"/>
@@ -2176,14 +4395,15 @@
           <w:rFonts w:eastAsia="Times New Roman"/>
           <w:lang w:val="en-NG"/>
         </w:rPr>
-        <w:t xml:space="preserve">N/P ratio ≥ 1.05 </w:t>
+        <w:lastRenderedPageBreak/>
+        <w:t xml:space="preserve">constraint sensitivity compression (performance + structural integrity constraints) </w:t>
       </w:r>
     </w:p>
     <w:p>
       <w:pPr>
         <w:numPr>
           <w:ilvl w:val="0"/>
-          <w:numId w:val="106"/>
+          <w:numId w:val="121"/>
         </w:numPr>
         <w:spacing w:before="100" w:beforeAutospacing="1" w:after="100" w:afterAutospacing="1" w:line="240" w:lineRule="auto"/>
         <w:outlineLvl w:val="2"/>
@@ -2197,14 +4417,190 @@
           <w:rFonts w:eastAsia="Times New Roman"/>
           <w:lang w:val="en-NG"/>
         </w:rPr>
-        <w:t xml:space="preserve">Diffusion time ≤ charge time </w:t>
+        <w:t xml:space="preserve">curvature-based elimination of weak or non-influential directions in the design space </w:t>
       </w:r>
     </w:p>
     <w:p>
       <w:pPr>
+        <w:spacing w:before="100" w:beforeAutospacing="1" w:after="100" w:afterAutospacing="1" w:line="240" w:lineRule="auto"/>
+        <w:outlineLvl w:val="2"/>
+        <w:rPr>
+          <w:rFonts w:eastAsia="Times New Roman"/>
+          <w:lang w:val="en-NG"/>
+        </w:rPr>
+      </w:pPr>
+      <w:r>
+        <w:rPr>
+          <w:rFonts w:eastAsia="Times New Roman"/>
+          <w:lang w:val="en-NG"/>
+        </w:rPr>
+        <w:t>The reduced design space is defined as:</w:t>
+      </w:r>
+    </w:p>
+    <w:p>
+      <w:pPr>
+        <w:spacing w:before="100" w:beforeAutospacing="1" w:after="100" w:afterAutospacing="1" w:line="240" w:lineRule="auto"/>
+        <w:outlineLvl w:val="2"/>
+        <w:rPr>
+          <w:rFonts w:eastAsia="Times New Roman"/>
+          <w:lang w:val="en-NG"/>
+        </w:rPr>
+      </w:pPr>
+      <m:oMathPara>
+        <m:oMath>
+          <m:r>
+            <w:rPr>
+              <w:rFonts w:ascii="Cambria Math" w:eastAsia="Times New Roman" w:hAnsi="Cambria Math"/>
+              <w:lang w:val="en-NG"/>
+            </w:rPr>
+            <m:t>θ→</m:t>
+          </m:r>
+          <m:sSup>
+            <m:sSupPr>
+              <m:ctrlPr>
+                <w:rPr>
+                  <w:rFonts w:ascii="Cambria Math" w:eastAsia="Times New Roman" w:hAnsi="Cambria Math"/>
+                  <w:lang w:val="en-NG"/>
+                </w:rPr>
+              </m:ctrlPr>
+            </m:sSupPr>
+            <m:e>
+              <m:r>
+                <w:rPr>
+                  <w:rFonts w:ascii="Cambria Math" w:eastAsia="Times New Roman" w:hAnsi="Cambria Math"/>
+                  <w:lang w:val="en-NG"/>
+                </w:rPr>
+                <m:t>θ</m:t>
+              </m:r>
+            </m:e>
+            <m:sup>
+              <m:r>
+                <w:rPr>
+                  <w:rFonts w:ascii="Cambria Math" w:eastAsia="Times New Roman" w:hAnsi="Cambria Math"/>
+                  <w:lang w:val="en-NG"/>
+                </w:rPr>
+                <m:t>*</m:t>
+              </m:r>
+            </m:sup>
+          </m:sSup>
+          <m:r>
+            <w:rPr>
+              <w:rFonts w:ascii="Cambria Math" w:eastAsia="Times New Roman" w:hAnsi="Cambria Math"/>
+              <w:lang w:val="en-NG"/>
+            </w:rPr>
+            <m:t>⊂θ</m:t>
+          </m:r>
+          <m:r>
+            <w:rPr>
+              <w:rFonts w:eastAsia="Times New Roman"/>
+              <w:i/>
+              <w:lang w:val="en-NG"/>
+            </w:rPr>
+            <w:br/>
+          </m:r>
+        </m:oMath>
+      </m:oMathPara>
+    </w:p>
+    <w:p>
+      <w:pPr>
+        <w:spacing w:before="100" w:beforeAutospacing="1" w:after="100" w:afterAutospacing="1" w:line="240" w:lineRule="auto"/>
+        <w:outlineLvl w:val="2"/>
+        <w:rPr>
+          <w:rFonts w:eastAsia="Times New Roman"/>
+          <w:lang w:val="en-NG"/>
+        </w:rPr>
+      </w:pPr>
+      <w:r>
+        <w:rPr>
+          <w:rFonts w:eastAsia="Times New Roman"/>
+          <w:lang w:val="en-NG"/>
+        </w:rPr>
+        <w:t xml:space="preserve">The optimal parameter set </w:t>
+      </w:r>
+      <m:oMath>
+        <m:sSup>
+          <m:sSupPr>
+            <m:ctrlPr>
+              <w:rPr>
+                <w:rFonts w:ascii="Cambria Math" w:eastAsia="Times New Roman" w:hAnsi="Cambria Math"/>
+                <w:lang w:val="en-NG"/>
+              </w:rPr>
+            </m:ctrlPr>
+          </m:sSupPr>
+          <m:e>
+            <m:r>
+              <w:rPr>
+                <w:rFonts w:ascii="Cambria Math" w:eastAsia="Times New Roman" w:hAnsi="Cambria Math"/>
+                <w:lang w:val="en-NG"/>
+              </w:rPr>
+              <m:t>θ</m:t>
+            </m:r>
+          </m:e>
+          <m:sup>
+            <m:r>
+              <w:rPr>
+                <w:rFonts w:ascii="Cambria Math" w:eastAsia="Times New Roman" w:hAnsi="Cambria Math"/>
+                <w:lang w:val="en-NG"/>
+              </w:rPr>
+              <m:t>*</m:t>
+            </m:r>
+          </m:sup>
+        </m:sSup>
+      </m:oMath>
+      <w:r>
+        <w:rPr>
+          <w:rFonts w:eastAsia="Times New Roman"/>
+          <w:lang w:val="en-NG"/>
+        </w:rPr>
+        <w:t>is obtained by solving the constrained curvature system defined on the reduced DFN–strain landscape</w:t>
+      </w:r>
+    </w:p>
+    <w:p>
+      <w:pPr>
+        <w:spacing w:before="100" w:beforeAutospacing="1" w:after="100" w:afterAutospacing="1" w:line="240" w:lineRule="auto"/>
+        <w:outlineLvl w:val="2"/>
+        <w:rPr>
+          <w:rFonts w:eastAsia="Times New Roman"/>
+          <w:lang w:val="en-NG"/>
+        </w:rPr>
+      </w:pPr>
+      <w:r>
+        <w:rPr>
+          <w:rFonts w:eastAsia="Times New Roman"/>
+          <w:lang w:val="en-NG"/>
+        </w:rPr>
+        <w:t>2.3</w:t>
+      </w:r>
+      <w:r>
+        <w:rPr>
+          <w:rFonts w:eastAsia="Times New Roman"/>
+          <w:lang w:val="en-NG"/>
+        </w:rPr>
+        <w:t>. Literature-Constrained Material Feasibility (Electrolyte and Additive Closure)</w:t>
+      </w:r>
+    </w:p>
+    <w:p>
+      <w:pPr>
+        <w:spacing w:before="100" w:beforeAutospacing="1" w:after="100" w:afterAutospacing="1" w:line="240" w:lineRule="auto"/>
+        <w:outlineLvl w:val="2"/>
+        <w:rPr>
+          <w:rFonts w:eastAsia="Times New Roman"/>
+          <w:lang w:val="en-NG"/>
+        </w:rPr>
+      </w:pPr>
+      <w:r>
+        <w:rPr>
+          <w:rFonts w:eastAsia="Times New Roman"/>
+          <w:lang w:val="en-NG"/>
+        </w:rPr>
+        <w:t>A literature-guided feasibility filter is applied:</w:t>
+      </w:r>
+    </w:p>
+    <w:p>
+      <w:pPr>
         <w:numPr>
           <w:ilvl w:val="0"/>
-          <w:numId w:val="106"/>
+          <w:numId w:val="123"/>
         </w:numPr>
         <w:spacing w:before="100" w:beforeAutospacing="1" w:after="100" w:afterAutospacing="1" w:line="240" w:lineRule="auto"/>
         <w:outlineLvl w:val="2"/>
@@ -2218,219 +4614,14 @@
           <w:rFonts w:eastAsia="Times New Roman"/>
           <w:lang w:val="en-NG"/>
         </w:rPr>
-        <w:t xml:space="preserve">Effective conductivity ≥ σ_min </w:t>
+        <w:t xml:space="preserve">candidate electrolyte systems and additives are retrieved from DFN-consistent experimental literature </w:t>
       </w:r>
     </w:p>
     <w:p>
       <w:pPr>
-        <w:spacing w:before="100" w:beforeAutospacing="1" w:after="100" w:afterAutospacing="1" w:line="240" w:lineRule="auto"/>
-        <w:outlineLvl w:val="2"/>
-        <w:rPr>
-          <w:rFonts w:eastAsia="Times New Roman"/>
-          <w:b/>
-          <w:bCs/>
-          <w:lang w:val="en-NG"/>
-        </w:rPr>
-      </w:pPr>
-      <w:r>
-        <w:rPr>
-          <w:rFonts w:eastAsia="Times New Roman"/>
-          <w:b/>
-          <w:bCs/>
-          <w:lang w:val="en-NG"/>
-        </w:rPr>
-        <w:t>1. Unified Parameterization (Design Space)</w:t>
-      </w:r>
-    </w:p>
-    <w:p>
-      <w:pPr>
-        <w:spacing w:before="100" w:beforeAutospacing="1" w:after="100" w:afterAutospacing="1" w:line="240" w:lineRule="auto"/>
-        <w:outlineLvl w:val="2"/>
-        <w:rPr>
-          <w:rFonts w:eastAsia="Times New Roman"/>
-          <w:lang w:val="en-NG"/>
-        </w:rPr>
-      </w:pPr>
-      <w:r>
-        <w:rPr>
-          <w:rFonts w:eastAsia="Times New Roman"/>
-          <w:lang w:val="en-NG"/>
-        </w:rPr>
-        <w:t>The design space consists of:</w:t>
-      </w:r>
-    </w:p>
-    <w:p>
-      <w:pPr>
-        <w:spacing w:before="100" w:beforeAutospacing="1" w:after="100" w:afterAutospacing="1" w:line="240" w:lineRule="auto"/>
-        <w:outlineLvl w:val="2"/>
-        <w:rPr>
-          <w:rFonts w:eastAsia="Times New Roman"/>
-          <w:lang w:val="en-NG"/>
-        </w:rPr>
-      </w:pPr>
-      <w:r>
-        <w:rPr>
-          <w:rFonts w:eastAsia="Times New Roman"/>
-          <w:b/>
-          <w:bCs/>
-          <w:lang w:val="en-NG"/>
-        </w:rPr>
-        <w:t>Structural parameters (θ</w:t>
-      </w:r>
-      <w:r>
-        <w:rPr>
-          <w:rFonts w:ascii="Cambria Math" w:eastAsia="Times New Roman" w:hAnsi="Cambria Math" w:cs="Cambria Math"/>
-          <w:b/>
-          <w:bCs/>
-          <w:lang w:val="en-NG"/>
-        </w:rPr>
-        <w:t>ₛ</w:t>
-      </w:r>
-      <w:r>
-        <w:rPr>
-          <w:rFonts w:eastAsia="Times New Roman"/>
-          <w:b/>
-          <w:bCs/>
-          <w:lang w:val="en-NG"/>
-        </w:rPr>
-        <w:t>):</w:t>
-      </w:r>
-      <w:r>
-        <w:rPr>
-          <w:rFonts w:eastAsia="Times New Roman"/>
-          <w:lang w:val="en-NG"/>
-        </w:rPr>
-        <w:br/>
-        <w:t>electrode thickness (L_c, L_a), porosity (ε_c, ε_a), tortuosity (τ), active material loading, particle size (r_p)</w:t>
-      </w:r>
-    </w:p>
-    <w:p>
-      <w:pPr>
-        <w:spacing w:before="100" w:beforeAutospacing="1" w:after="100" w:afterAutospacing="1" w:line="240" w:lineRule="auto"/>
-        <w:outlineLvl w:val="2"/>
-        <w:rPr>
-          <w:rFonts w:eastAsia="Times New Roman"/>
-          <w:lang w:val="en-NG"/>
-        </w:rPr>
-      </w:pPr>
-      <w:r>
-        <w:rPr>
-          <w:rFonts w:eastAsia="Times New Roman"/>
-          <w:b/>
-          <w:bCs/>
-          <w:lang w:val="en-NG"/>
-        </w:rPr>
-        <w:t>Material parameters (θ</w:t>
-      </w:r>
-      <w:r>
-        <w:rPr>
-          <w:rFonts w:ascii="Cambria Math" w:eastAsia="Times New Roman" w:hAnsi="Cambria Math" w:cs="Cambria Math"/>
-          <w:b/>
-          <w:bCs/>
-          <w:lang w:val="en-NG"/>
-        </w:rPr>
-        <w:t>ₘ</w:t>
-      </w:r>
-      <w:r>
-        <w:rPr>
-          <w:rFonts w:eastAsia="Times New Roman"/>
-          <w:b/>
-          <w:bCs/>
-          <w:lang w:val="en-NG"/>
-        </w:rPr>
-        <w:t>):</w:t>
-      </w:r>
-      <w:r>
-        <w:rPr>
-          <w:rFonts w:eastAsia="Times New Roman"/>
-          <w:lang w:val="en-NG"/>
-        </w:rPr>
-        <w:br/>
-        <w:t>NFPP fraction, conductive carbon fraction, electrolyte composition, additive/doping strategy</w:t>
-      </w:r>
-    </w:p>
-    <w:p>
-      <w:pPr>
-        <w:spacing w:before="100" w:beforeAutospacing="1" w:after="100" w:afterAutospacing="1" w:line="240" w:lineRule="auto"/>
-        <w:outlineLvl w:val="2"/>
-        <w:rPr>
-          <w:rFonts w:eastAsia="Times New Roman"/>
-          <w:b/>
-          <w:bCs/>
-          <w:lang w:val="en-NG"/>
-        </w:rPr>
-      </w:pPr>
-      <w:r>
-        <w:rPr>
-          <w:rFonts w:eastAsia="Times New Roman"/>
-          <w:b/>
-          <w:bCs/>
-          <w:lang w:val="en-NG"/>
-        </w:rPr>
-        <w:lastRenderedPageBreak/>
-        <w:t>2. Sensitivity-Driven Physics Reduction</w:t>
-      </w:r>
-    </w:p>
-    <w:p>
-      <w:pPr>
-        <w:spacing w:before="100" w:beforeAutospacing="1" w:after="100" w:afterAutospacing="1" w:line="240" w:lineRule="auto"/>
-        <w:outlineLvl w:val="2"/>
-        <w:rPr>
-          <w:rFonts w:eastAsia="Times New Roman"/>
-          <w:lang w:val="en-NG"/>
-        </w:rPr>
-      </w:pPr>
-      <w:r>
-        <w:rPr>
-          <w:rFonts w:eastAsia="Times New Roman"/>
-          <w:lang w:val="en-NG"/>
-        </w:rPr>
-        <w:t>Sensitivity analysis is applied to DFN-derived outputs to identify parameters governing charge–discharge dynamics and electrode–electrolyte coupling, with emphasis on rate-limiting behavior.</w:t>
-      </w:r>
-    </w:p>
-    <w:p>
-      <w:pPr>
-        <w:spacing w:before="100" w:beforeAutospacing="1" w:after="100" w:afterAutospacing="1" w:line="240" w:lineRule="auto"/>
-        <w:outlineLvl w:val="2"/>
-        <w:rPr>
-          <w:rFonts w:eastAsia="Times New Roman"/>
-          <w:b/>
-          <w:bCs/>
-          <w:lang w:val="en-NG"/>
-        </w:rPr>
-      </w:pPr>
-      <w:r>
-        <w:rPr>
-          <w:rFonts w:eastAsia="Times New Roman"/>
-          <w:b/>
-          <w:bCs/>
-          <w:lang w:val="en-NG"/>
-        </w:rPr>
-        <w:t>2.1 Geometry and Interface Sensitivity (PyBaMM)</w:t>
-      </w:r>
-    </w:p>
-    <w:p>
-      <w:pPr>
-        <w:spacing w:before="100" w:beforeAutospacing="1" w:after="100" w:afterAutospacing="1" w:line="240" w:lineRule="auto"/>
-        <w:outlineLvl w:val="2"/>
-        <w:rPr>
-          <w:rFonts w:eastAsia="Times New Roman"/>
-          <w:lang w:val="en-NG"/>
-        </w:rPr>
-      </w:pPr>
-      <w:r>
-        <w:rPr>
-          <w:rFonts w:eastAsia="Times New Roman"/>
-          <w:lang w:val="en-NG"/>
-        </w:rPr>
-        <w:t>PyBaMM geometry and reaction kinetics modules quantify sensitivity of performance to:</w:t>
-      </w:r>
-    </w:p>
-    <w:p>
-      <w:pPr>
         <w:numPr>
           <w:ilvl w:val="0"/>
-          <w:numId w:val="107"/>
+          <w:numId w:val="123"/>
         </w:numPr>
         <w:spacing w:before="100" w:beforeAutospacing="1" w:after="100" w:afterAutospacing="1" w:line="240" w:lineRule="auto"/>
         <w:outlineLvl w:val="2"/>
@@ -2444,14 +4635,14 @@
           <w:rFonts w:eastAsia="Times New Roman"/>
           <w:lang w:val="en-NG"/>
         </w:rPr>
-        <w:t xml:space="preserve">electrode thickness, porosity, and loading </w:t>
+        <w:t xml:space="preserve">filtering is applied using: </w:t>
       </w:r>
     </w:p>
     <w:p>
       <w:pPr>
         <w:numPr>
-          <w:ilvl w:val="0"/>
-          <w:numId w:val="107"/>
+          <w:ilvl w:val="1"/>
+          <w:numId w:val="123"/>
         </w:numPr>
         <w:spacing w:before="100" w:beforeAutospacing="1" w:after="100" w:afterAutospacing="1" w:line="240" w:lineRule="auto"/>
         <w:outlineLvl w:val="2"/>
@@ -2465,69 +4656,14 @@
           <w:rFonts w:eastAsia="Times New Roman"/>
           <w:lang w:val="en-NG"/>
         </w:rPr>
-        <w:t xml:space="preserve">charge-transfer resistance and interfacial overpotential </w:t>
+        <w:t xml:space="preserve">electrochemical stability window compatibility </w:t>
       </w:r>
     </w:p>
     <w:p>
       <w:pPr>
-        <w:spacing w:before="100" w:beforeAutospacing="1" w:after="100" w:afterAutospacing="1" w:line="240" w:lineRule="auto"/>
-        <w:outlineLvl w:val="2"/>
-        <w:rPr>
-          <w:rFonts w:eastAsia="Times New Roman"/>
-          <w:b/>
-          <w:bCs/>
-          <w:lang w:val="en-NG"/>
-        </w:rPr>
-      </w:pPr>
-      <w:r>
-        <w:rPr>
-          <w:rFonts w:eastAsia="Times New Roman"/>
-          <w:b/>
-          <w:bCs/>
-          <w:lang w:val="en-NG"/>
-        </w:rPr>
-        <w:t>2.2 Hessian-Based Design Space Reduction and Optimal Solution Identification</w:t>
-      </w:r>
-    </w:p>
-    <w:p>
-      <w:pPr>
-        <w:spacing w:before="100" w:beforeAutospacing="1" w:after="100" w:afterAutospacing="1" w:line="240" w:lineRule="auto"/>
-        <w:outlineLvl w:val="2"/>
-        <w:rPr>
-          <w:rFonts w:eastAsia="Times New Roman"/>
-          <w:lang w:val="en-NG"/>
-        </w:rPr>
-      </w:pPr>
-      <w:r>
-        <w:rPr>
-          <w:rFonts w:eastAsia="Times New Roman"/>
-          <w:lang w:val="en-NG"/>
-        </w:rPr>
-        <w:t>Outputs from PyBaMM sensitivity analysis are embedded into a second-order Hessian curvature operator of the DFN performance landscape.</w:t>
-      </w:r>
-    </w:p>
-    <w:p>
-      <w:pPr>
-        <w:spacing w:before="100" w:beforeAutospacing="1" w:after="100" w:afterAutospacing="1" w:line="240" w:lineRule="auto"/>
-        <w:outlineLvl w:val="2"/>
-        <w:rPr>
-          <w:rFonts w:eastAsia="Times New Roman"/>
-          <w:lang w:val="en-NG"/>
-        </w:rPr>
-      </w:pPr>
-      <w:r>
-        <w:rPr>
-          <w:rFonts w:eastAsia="Times New Roman"/>
-          <w:lang w:val="en-NG"/>
-        </w:rPr>
-        <w:t>This step performs simultaneous:</w:t>
-      </w:r>
-    </w:p>
-    <w:p>
-      <w:pPr>
         <w:numPr>
-          <w:ilvl w:val="0"/>
-          <w:numId w:val="108"/>
+          <w:ilvl w:val="1"/>
+          <w:numId w:val="123"/>
         </w:numPr>
         <w:spacing w:before="100" w:beforeAutospacing="1" w:after="100" w:afterAutospacing="1" w:line="240" w:lineRule="auto"/>
         <w:outlineLvl w:val="2"/>
@@ -2541,14 +4677,14 @@
           <w:rFonts w:eastAsia="Times New Roman"/>
           <w:lang w:val="en-NG"/>
         </w:rPr>
-        <w:t xml:space="preserve">coupling resolution </w:t>
+        <w:t xml:space="preserve">interfacial film stability (SEI / CEI formation consistency) </w:t>
       </w:r>
     </w:p>
     <w:p>
       <w:pPr>
         <w:numPr>
-          <w:ilvl w:val="0"/>
-          <w:numId w:val="108"/>
+          <w:ilvl w:val="1"/>
+          <w:numId w:val="123"/>
         </w:numPr>
         <w:spacing w:before="100" w:beforeAutospacing="1" w:after="100" w:afterAutospacing="1" w:line="240" w:lineRule="auto"/>
         <w:outlineLvl w:val="2"/>
@@ -2562,14 +4698,14 @@
           <w:rFonts w:eastAsia="Times New Roman"/>
           <w:lang w:val="en-NG"/>
         </w:rPr>
-        <w:t xml:space="preserve">constraint sensitivity compression </w:t>
+        <w:t xml:space="preserve">ionic transport and conductivity constraints </w:t>
       </w:r>
     </w:p>
     <w:p>
       <w:pPr>
         <w:numPr>
-          <w:ilvl w:val="0"/>
-          <w:numId w:val="108"/>
+          <w:ilvl w:val="1"/>
+          <w:numId w:val="123"/>
         </w:numPr>
         <w:spacing w:before="100" w:beforeAutospacing="1" w:after="100" w:afterAutospacing="1" w:line="240" w:lineRule="auto"/>
         <w:outlineLvl w:val="2"/>
@@ -2583,7 +4719,44 @@
           <w:rFonts w:eastAsia="Times New Roman"/>
           <w:lang w:val="en-NG"/>
         </w:rPr>
-        <w:t xml:space="preserve">curvature-based elimination of weak directions </w:t>
+        <w:t xml:space="preserve">interfacial strain accommodation capability under thermo-mechanical cycling (compatibility with deformation suppression requirements identified in </w:t>
+      </w:r>
+      <m:oMath>
+        <m:sSup>
+          <m:sSupPr>
+            <m:ctrlPr>
+              <w:rPr>
+                <w:rFonts w:ascii="Cambria Math" w:eastAsia="Times New Roman" w:hAnsi="Cambria Math"/>
+                <w:lang w:val="en-NG"/>
+              </w:rPr>
+            </m:ctrlPr>
+          </m:sSupPr>
+          <m:e>
+            <m:r>
+              <w:rPr>
+                <w:rFonts w:ascii="Cambria Math" w:eastAsia="Times New Roman" w:hAnsi="Cambria Math"/>
+                <w:lang w:val="en-NG"/>
+              </w:rPr>
+              <m:t>θ</m:t>
+            </m:r>
+          </m:e>
+          <m:sup>
+            <m:r>
+              <w:rPr>
+                <w:rFonts w:ascii="Cambria Math" w:eastAsia="Times New Roman" w:hAnsi="Cambria Math"/>
+                <w:lang w:val="en-NG"/>
+              </w:rPr>
+              <m:t>*</m:t>
+            </m:r>
+          </m:sup>
+        </m:sSup>
+      </m:oMath>
+      <w:r>
+        <w:rPr>
+          <w:rFonts w:eastAsia="Times New Roman"/>
+          <w:lang w:val="en-NG"/>
+        </w:rPr>
+        <w:t xml:space="preserve">) </w:t>
       </w:r>
     </w:p>
     <w:p>
@@ -2600,7 +4773,44 @@
           <w:rFonts w:eastAsia="Times New Roman"/>
           <w:lang w:val="en-NG"/>
         </w:rPr>
-        <w:t>The reduced design space is defined as:</w:t>
+        <w:t xml:space="preserve">This produces a feasible material set conditioned on </w:t>
+      </w:r>
+      <m:oMath>
+        <m:sSup>
+          <m:sSupPr>
+            <m:ctrlPr>
+              <w:rPr>
+                <w:rFonts w:ascii="Cambria Math" w:eastAsia="Times New Roman" w:hAnsi="Cambria Math"/>
+                <w:lang w:val="en-NG"/>
+              </w:rPr>
+            </m:ctrlPr>
+          </m:sSupPr>
+          <m:e>
+            <m:r>
+              <w:rPr>
+                <w:rFonts w:ascii="Cambria Math" w:eastAsia="Times New Roman" w:hAnsi="Cambria Math"/>
+                <w:lang w:val="en-NG"/>
+              </w:rPr>
+              <m:t>θ</m:t>
+            </m:r>
+          </m:e>
+          <m:sup>
+            <m:r>
+              <w:rPr>
+                <w:rFonts w:ascii="Cambria Math" w:eastAsia="Times New Roman" w:hAnsi="Cambria Math"/>
+                <w:lang w:val="en-NG"/>
+              </w:rPr>
+              <m:t>*</m:t>
+            </m:r>
+          </m:sup>
+        </m:sSup>
+      </m:oMath>
+      <w:r>
+        <w:rPr>
+          <w:rFonts w:eastAsia="Times New Roman"/>
+          <w:lang w:val="en-NG"/>
+        </w:rPr>
+        <w:t>, ensuring consistency across electrochemical performance and structural deformation resilience.</w:t>
       </w:r>
     </w:p>
     <w:p>
@@ -2609,36 +4819,28 @@
         <w:outlineLvl w:val="2"/>
         <w:rPr>
           <w:rFonts w:eastAsia="Times New Roman"/>
-          <w:lang w:val="en-NG"/>
-        </w:rPr>
-      </w:pPr>
-      <w:r>
-        <w:rPr>
-          <w:rFonts w:eastAsia="Times New Roman"/>
-          <w:lang w:val="en-NG"/>
-        </w:rPr>
-        <w:t xml:space="preserve">θ → θ* </w:t>
-      </w:r>
-      <w:r>
-        <w:rPr>
-          <w:rFonts w:ascii="Cambria Math" w:eastAsia="Times New Roman" w:hAnsi="Cambria Math" w:cs="Cambria Math"/>
-          <w:lang w:val="en-NG"/>
-        </w:rPr>
-        <w:t>⊂</w:t>
-      </w:r>
-      <w:r>
-        <w:rPr>
-          <w:rFonts w:eastAsia="Times New Roman"/>
-          <w:lang w:val="en-NG"/>
-        </w:rPr>
-        <w:t xml:space="preserve"> </w:t>
-      </w:r>
-      <w:r>
-        <w:rPr>
-          <w:rFonts w:ascii="Aptos" w:eastAsia="Times New Roman" w:hAnsi="Aptos" w:cs="Aptos"/>
-          <w:lang w:val="en-NG"/>
-        </w:rPr>
-        <w:t>θ</w:t>
+          <w:b/>
+          <w:bCs/>
+          <w:lang w:val="en-NG"/>
+        </w:rPr>
+      </w:pPr>
+      <w:r>
+        <w:rPr>
+          <w:rFonts w:eastAsia="Times New Roman"/>
+          <w:b/>
+          <w:bCs/>
+          <w:lang w:val="en-NG"/>
+        </w:rPr>
+        <w:t>3</w:t>
+      </w:r>
+      <w:r>
+        <w:rPr>
+          <w:rFonts w:eastAsia="Times New Roman"/>
+          <w:b/>
+          <w:bCs/>
+          <w:lang w:val="en-NG"/>
+        </w:rPr>
+        <w:t xml:space="preserve">. Cost-Driven Feasibility Adjustment </w:t>
       </w:r>
     </w:p>
     <w:p>
@@ -2655,310 +4857,15 @@
           <w:rFonts w:eastAsia="Times New Roman"/>
           <w:lang w:val="en-NG"/>
         </w:rPr>
-        <w:t>The optimal parameter set θ* is obtained directly by solving the constrained curvature system defined by the reduced DFN landscape, ensuring:</w:t>
-      </w:r>
-    </w:p>
-    <w:p>
-      <w:pPr>
-        <w:numPr>
-          <w:ilvl w:val="0"/>
-          <w:numId w:val="109"/>
-        </w:numPr>
-        <w:spacing w:before="100" w:beforeAutospacing="1" w:after="100" w:afterAutospacing="1" w:line="240" w:lineRule="auto"/>
-        <w:outlineLvl w:val="2"/>
-        <w:rPr>
-          <w:rFonts w:eastAsia="Times New Roman"/>
-          <w:lang w:val="en-NG"/>
-        </w:rPr>
-      </w:pPr>
-      <w:r>
-        <w:rPr>
-          <w:rFonts w:eastAsia="Times New Roman"/>
-          <w:lang w:val="en-NG"/>
-        </w:rPr>
-        <w:t xml:space="preserve">physical feasibility </w:t>
-      </w:r>
-    </w:p>
-    <w:p>
-      <w:pPr>
-        <w:numPr>
-          <w:ilvl w:val="0"/>
-          <w:numId w:val="109"/>
-        </w:numPr>
-        <w:spacing w:before="100" w:beforeAutospacing="1" w:after="100" w:afterAutospacing="1" w:line="240" w:lineRule="auto"/>
-        <w:outlineLvl w:val="2"/>
-        <w:rPr>
-          <w:rFonts w:eastAsia="Times New Roman"/>
-          <w:lang w:val="en-NG"/>
-        </w:rPr>
-      </w:pPr>
-      <w:r>
-        <w:rPr>
-          <w:rFonts w:eastAsia="Times New Roman"/>
-          <w:lang w:val="en-NG"/>
-        </w:rPr>
-        <w:t xml:space="preserve">constraint satisfaction </w:t>
-      </w:r>
-    </w:p>
-    <w:p>
-      <w:pPr>
-        <w:numPr>
-          <w:ilvl w:val="0"/>
-          <w:numId w:val="109"/>
-        </w:numPr>
-        <w:spacing w:before="100" w:beforeAutospacing="1" w:after="100" w:afterAutospacing="1" w:line="240" w:lineRule="auto"/>
-        <w:outlineLvl w:val="2"/>
-        <w:rPr>
-          <w:rFonts w:eastAsia="Times New Roman"/>
-          <w:lang w:val="en-NG"/>
-        </w:rPr>
-      </w:pPr>
-      <w:r>
-        <w:rPr>
-          <w:rFonts w:eastAsia="Times New Roman"/>
-          <w:lang w:val="en-NG"/>
-        </w:rPr>
-        <w:t xml:space="preserve">consistency with charge–discharge and transport dynamics </w:t>
-      </w:r>
-    </w:p>
-    <w:p>
-      <w:pPr>
-        <w:spacing w:before="100" w:beforeAutospacing="1" w:after="100" w:afterAutospacing="1" w:line="240" w:lineRule="auto"/>
-        <w:outlineLvl w:val="2"/>
+        <w:t xml:space="preserve">cost acts as a </w:t>
+      </w:r>
+      <w:r>
         <w:rPr>
           <w:rFonts w:eastAsia="Times New Roman"/>
           <w:b/>
           <w:bCs/>
           <w:lang w:val="en-NG"/>
         </w:rPr>
-      </w:pPr>
-      <w:r>
-        <w:rPr>
-          <w:rFonts w:eastAsia="Times New Roman"/>
-          <w:b/>
-          <w:bCs/>
-          <w:lang w:val="en-NG"/>
-        </w:rPr>
-        <w:t>3. Literature-Constrained Material Feasibility (Electrolyte and Additive Closure)</w:t>
-      </w:r>
-    </w:p>
-    <w:p>
-      <w:pPr>
-        <w:spacing w:before="100" w:beforeAutospacing="1" w:after="100" w:afterAutospacing="1" w:line="240" w:lineRule="auto"/>
-        <w:outlineLvl w:val="2"/>
-        <w:rPr>
-          <w:rFonts w:eastAsia="Times New Roman"/>
-          <w:lang w:val="en-NG"/>
-        </w:rPr>
-      </w:pPr>
-      <w:r>
-        <w:rPr>
-          <w:rFonts w:eastAsia="Times New Roman"/>
-          <w:lang w:val="en-NG"/>
-        </w:rPr>
-        <w:t>The electrolyte composition and additive/doping subspace is treated as a chemically constrained feasibility set.</w:t>
-      </w:r>
-    </w:p>
-    <w:p>
-      <w:pPr>
-        <w:spacing w:before="100" w:beforeAutospacing="1" w:after="100" w:afterAutospacing="1" w:line="240" w:lineRule="auto"/>
-        <w:outlineLvl w:val="2"/>
-        <w:rPr>
-          <w:rFonts w:eastAsia="Times New Roman"/>
-          <w:lang w:val="en-NG"/>
-        </w:rPr>
-      </w:pPr>
-      <w:r>
-        <w:rPr>
-          <w:rFonts w:eastAsia="Times New Roman"/>
-          <w:lang w:val="en-NG"/>
-        </w:rPr>
-        <w:t>A literature-guided feasibility filter is applied:</w:t>
-      </w:r>
-    </w:p>
-    <w:p>
-      <w:pPr>
-        <w:numPr>
-          <w:ilvl w:val="0"/>
-          <w:numId w:val="110"/>
-        </w:numPr>
-        <w:spacing w:before="100" w:beforeAutospacing="1" w:after="100" w:afterAutospacing="1" w:line="240" w:lineRule="auto"/>
-        <w:outlineLvl w:val="2"/>
-        <w:rPr>
-          <w:rFonts w:eastAsia="Times New Roman"/>
-          <w:lang w:val="en-NG"/>
-        </w:rPr>
-      </w:pPr>
-      <w:r>
-        <w:rPr>
-          <w:rFonts w:eastAsia="Times New Roman"/>
-          <w:lang w:val="en-NG"/>
-        </w:rPr>
-        <w:t xml:space="preserve">candidate electrolyte systems and additives are retrieved from DFN-consistent experimental literature </w:t>
-      </w:r>
-    </w:p>
-    <w:p>
-      <w:pPr>
-        <w:numPr>
-          <w:ilvl w:val="0"/>
-          <w:numId w:val="110"/>
-        </w:numPr>
-        <w:spacing w:before="100" w:beforeAutospacing="1" w:after="100" w:afterAutospacing="1" w:line="240" w:lineRule="auto"/>
-        <w:outlineLvl w:val="2"/>
-        <w:rPr>
-          <w:rFonts w:eastAsia="Times New Roman"/>
-          <w:lang w:val="en-NG"/>
-        </w:rPr>
-      </w:pPr>
-      <w:r>
-        <w:rPr>
-          <w:rFonts w:eastAsia="Times New Roman"/>
-          <w:lang w:val="en-NG"/>
-        </w:rPr>
-        <w:lastRenderedPageBreak/>
-        <w:t xml:space="preserve">filtering is applied using: </w:t>
-      </w:r>
-    </w:p>
-    <w:p>
-      <w:pPr>
-        <w:numPr>
-          <w:ilvl w:val="1"/>
-          <w:numId w:val="110"/>
-        </w:numPr>
-        <w:spacing w:before="100" w:beforeAutospacing="1" w:after="100" w:afterAutospacing="1" w:line="240" w:lineRule="auto"/>
-        <w:outlineLvl w:val="2"/>
-        <w:rPr>
-          <w:rFonts w:eastAsia="Times New Roman"/>
-          <w:lang w:val="en-NG"/>
-        </w:rPr>
-      </w:pPr>
-      <w:r>
-        <w:rPr>
-          <w:rFonts w:eastAsia="Times New Roman"/>
-          <w:lang w:val="en-NG"/>
-        </w:rPr>
-        <w:t xml:space="preserve">electrochemical stability window compatibility </w:t>
-      </w:r>
-    </w:p>
-    <w:p>
-      <w:pPr>
-        <w:numPr>
-          <w:ilvl w:val="1"/>
-          <w:numId w:val="110"/>
-        </w:numPr>
-        <w:spacing w:before="100" w:beforeAutospacing="1" w:after="100" w:afterAutospacing="1" w:line="240" w:lineRule="auto"/>
-        <w:outlineLvl w:val="2"/>
-        <w:rPr>
-          <w:rFonts w:eastAsia="Times New Roman"/>
-          <w:lang w:val="en-NG"/>
-        </w:rPr>
-      </w:pPr>
-      <w:r>
-        <w:rPr>
-          <w:rFonts w:eastAsia="Times New Roman"/>
-          <w:lang w:val="en-NG"/>
-        </w:rPr>
-        <w:t xml:space="preserve">interfacial film stability (solid electrolyte interphase / cathode electrolyte interphase formation consistency) </w:t>
-      </w:r>
-    </w:p>
-    <w:p>
-      <w:pPr>
-        <w:numPr>
-          <w:ilvl w:val="1"/>
-          <w:numId w:val="110"/>
-        </w:numPr>
-        <w:spacing w:before="100" w:beforeAutospacing="1" w:after="100" w:afterAutospacing="1" w:line="240" w:lineRule="auto"/>
-        <w:outlineLvl w:val="2"/>
-        <w:rPr>
-          <w:rFonts w:eastAsia="Times New Roman"/>
-          <w:lang w:val="en-NG"/>
-        </w:rPr>
-      </w:pPr>
-      <w:r>
-        <w:rPr>
-          <w:rFonts w:eastAsia="Times New Roman"/>
-          <w:lang w:val="en-NG"/>
-        </w:rPr>
-        <w:t xml:space="preserve">ionic transport and conductivity constraints </w:t>
-      </w:r>
-    </w:p>
-    <w:p>
-      <w:pPr>
-        <w:spacing w:before="100" w:beforeAutospacing="1" w:after="100" w:afterAutospacing="1" w:line="240" w:lineRule="auto"/>
-        <w:outlineLvl w:val="2"/>
-        <w:rPr>
-          <w:rFonts w:eastAsia="Times New Roman"/>
-          <w:lang w:val="en-NG"/>
-        </w:rPr>
-      </w:pPr>
-      <w:r>
-        <w:rPr>
-          <w:rFonts w:eastAsia="Times New Roman"/>
-          <w:lang w:val="en-NG"/>
-        </w:rPr>
-        <w:t xml:space="preserve">This produces a </w:t>
-      </w:r>
-      <w:r>
-        <w:rPr>
-          <w:rFonts w:eastAsia="Times New Roman"/>
-          <w:b/>
-          <w:bCs/>
-          <w:lang w:val="en-NG"/>
-        </w:rPr>
-        <w:t>feasible material set conditioned on θ*</w:t>
-      </w:r>
-      <w:r>
-        <w:rPr>
-          <w:rFonts w:eastAsia="Times New Roman"/>
-          <w:lang w:val="en-NG"/>
-        </w:rPr>
-        <w:t>.</w:t>
-      </w:r>
-    </w:p>
-    <w:p>
-      <w:pPr>
-        <w:spacing w:before="100" w:beforeAutospacing="1" w:after="100" w:afterAutospacing="1" w:line="240" w:lineRule="auto"/>
-        <w:outlineLvl w:val="2"/>
-        <w:rPr>
-          <w:rFonts w:eastAsia="Times New Roman"/>
-          <w:b/>
-          <w:bCs/>
-          <w:lang w:val="en-NG"/>
-        </w:rPr>
-      </w:pPr>
-      <w:r>
-        <w:rPr>
-          <w:rFonts w:eastAsia="Times New Roman"/>
-          <w:b/>
-          <w:bCs/>
-          <w:lang w:val="en-NG"/>
-        </w:rPr>
-        <w:t xml:space="preserve">4. Cost-Driven Feasibility Adjustment </w:t>
-      </w:r>
-    </w:p>
-    <w:p>
-      <w:pPr>
-        <w:spacing w:before="100" w:beforeAutospacing="1" w:after="100" w:afterAutospacing="1" w:line="240" w:lineRule="auto"/>
-        <w:outlineLvl w:val="2"/>
-        <w:rPr>
-          <w:rFonts w:eastAsia="Times New Roman"/>
-          <w:lang w:val="en-NG"/>
-        </w:rPr>
-      </w:pPr>
-      <w:r>
-        <w:rPr>
-          <w:rFonts w:eastAsia="Times New Roman"/>
-          <w:lang w:val="en-NG"/>
-        </w:rPr>
-        <w:t xml:space="preserve">cost acts as a </w:t>
-      </w:r>
-      <w:r>
-        <w:rPr>
-          <w:rFonts w:eastAsia="Times New Roman"/>
-          <w:b/>
-          <w:bCs/>
-          <w:lang w:val="en-NG"/>
-        </w:rPr>
         <w:t>correction operator on the coupled solution space</w:t>
       </w:r>
       <w:r>
@@ -2966,7 +4873,14 @@
           <w:rFonts w:eastAsia="Times New Roman"/>
           <w:lang w:val="en-NG"/>
         </w:rPr>
-        <w:t xml:space="preserve"> obtained from Step 2.2 and Step 3.</w:t>
+        <w:t xml:space="preserve"> obtained from </w:t>
+      </w:r>
+      <w:r>
+        <w:rPr>
+          <w:rFonts w:eastAsia="Times New Roman"/>
+          <w:lang w:val="en-NG"/>
+        </w:rPr>
+        <w:t>2</w:t>
       </w:r>
     </w:p>
     <w:p>
@@ -3096,7 +5010,23 @@
           <w:rFonts w:eastAsia="Times New Roman"/>
           <w:lang w:val="en-NG"/>
         </w:rPr>
-        <w:t>θ* → θ_c*</w:t>
+        <w:t xml:space="preserve">θ* → </w:t>
+      </w:r>
+      <w:proofErr w:type="spellStart"/>
+      <w:r>
+        <w:rPr>
+          <w:rFonts w:eastAsia="Times New Roman"/>
+          <w:lang w:val="en-NG"/>
+        </w:rPr>
+        <w:t>θ_c</w:t>
+      </w:r>
+      <w:proofErr w:type="spellEnd"/>
+      <w:r>
+        <w:rPr>
+          <w:rFonts w:eastAsia="Times New Roman"/>
+          <w:lang w:val="en-NG"/>
+        </w:rPr>
+        <w:t>*</w:t>
       </w:r>
     </w:p>
     <w:p>
@@ -3134,6 +5064,7 @@
           <w:rFonts w:eastAsia="Times New Roman"/>
           <w:lang w:val="en-NG"/>
         </w:rPr>
+        <w:lastRenderedPageBreak/>
         <w:t xml:space="preserve">improvements in cost are bounded and typically near-zero or negative relative to baseline </w:t>
       </w:r>
     </w:p>
@@ -3214,29 +5145,43 @@
           <w:rFonts w:eastAsia="Times New Roman"/>
           <w:lang w:val="en-NG"/>
         </w:rPr>
-        <w:t xml:space="preserve">Final configuration </w:t>
-      </w:r>
-      <w:r>
-        <w:rPr>
-          <w:rFonts w:eastAsia="Times New Roman"/>
-          <w:lang w:val="en-NG"/>
-        </w:rPr>
-        <w:t>is</w:t>
-      </w:r>
-      <w:r>
-        <w:rPr>
-          <w:rFonts w:eastAsia="Times New Roman"/>
-          <w:lang w:val="en-NG"/>
-        </w:rPr>
-        <w:t xml:space="preserve"> validated using full DFN simulation:</w:t>
+        <w:t xml:space="preserve">The final optimized configuration is validated using a coupled reduced-order physics framework with </w:t>
+      </w:r>
+      <w:proofErr w:type="spellStart"/>
+      <w:r>
+        <w:rPr>
+          <w:rFonts w:eastAsia="Times New Roman"/>
+          <w:lang w:val="en-NG"/>
+        </w:rPr>
+        <w:t>PyBaMM</w:t>
+      </w:r>
+      <w:proofErr w:type="spellEnd"/>
+      <w:r>
+        <w:rPr>
+          <w:rFonts w:eastAsia="Times New Roman"/>
+          <w:lang w:val="en-NG"/>
+        </w:rPr>
+        <w:t xml:space="preserve">, evaluating electrochemical and thermal </w:t>
+      </w:r>
+      <w:proofErr w:type="spellStart"/>
+      <w:r>
+        <w:rPr>
+          <w:rFonts w:eastAsia="Times New Roman"/>
+          <w:lang w:val="en-NG"/>
+        </w:rPr>
+        <w:t>behavior</w:t>
+      </w:r>
+      <w:proofErr w:type="spellEnd"/>
+      <w:r>
+        <w:rPr>
+          <w:rFonts w:eastAsia="Times New Roman"/>
+          <w:lang w:val="en-NG"/>
+        </w:rPr>
+        <w:t xml:space="preserve"> under full operating stress conditions.</w:t>
       </w:r>
     </w:p>
     <w:p>
       <w:pPr>
-        <w:numPr>
-          <w:ilvl w:val="0"/>
-          <w:numId w:val="113"/>
-        </w:numPr>
         <w:spacing w:before="100" w:beforeAutospacing="1" w:after="100" w:afterAutospacing="1" w:line="240" w:lineRule="auto"/>
         <w:outlineLvl w:val="2"/>
         <w:rPr>
@@ -3249,14 +5194,7 @@
           <w:rFonts w:eastAsia="Times New Roman"/>
           <w:lang w:val="en-NG"/>
         </w:rPr>
-        <w:t xml:space="preserve">charge–discharge cycling </w:t>
-      </w:r>
-      <w:r>
-        <w:rPr>
-          <w:rFonts w:eastAsia="Times New Roman"/>
-          <w:lang w:val="en-NG"/>
-        </w:rPr>
-        <w:t>behaviour</w:t>
+        <w:t>The model tracks SOC</w:t>
       </w:r>
       <w:r>
         <w:rPr>
@@ -3264,14 +5202,38 @@
           <w:lang w:val="en-NG"/>
         </w:rPr>
         <w:t xml:space="preserve"> </w:t>
+      </w:r>
+      <w:r>
+        <w:rPr>
+          <w:rFonts w:eastAsia="Times New Roman"/>
+          <w:lang w:val="en-NG"/>
+        </w:rPr>
+        <w:t>during</w:t>
+      </w:r>
+      <w:r>
+        <w:rPr>
+          <w:rFonts w:eastAsia="Times New Roman"/>
+          <w:lang w:val="en-NG"/>
+        </w:rPr>
+        <w:t xml:space="preserve"> discharge</w:t>
+      </w:r>
+      <w:r>
+        <w:rPr>
+          <w:rFonts w:eastAsia="Times New Roman"/>
+          <w:lang w:val="en-NG"/>
+        </w:rPr>
+        <w:t xml:space="preserve"> operation</w:t>
+      </w:r>
+      <w:r>
+        <w:rPr>
+          <w:rFonts w:eastAsia="Times New Roman"/>
+          <w:lang w:val="en-NG"/>
+        </w:rPr>
+        <w:t xml:space="preserve"> and HOC evolution alongside thermal PDE response under peak current loading and transient demand profiles.</w:t>
       </w:r>
     </w:p>
     <w:p>
       <w:pPr>
-        <w:numPr>
-          <w:ilvl w:val="0"/>
-          <w:numId w:val="113"/>
-        </w:numPr>
         <w:spacing w:before="100" w:beforeAutospacing="1" w:after="100" w:afterAutospacing="1" w:line="240" w:lineRule="auto"/>
         <w:outlineLvl w:val="2"/>
         <w:rPr>
@@ -3284,29 +5246,197 @@
           <w:rFonts w:eastAsia="Times New Roman"/>
           <w:lang w:val="en-NG"/>
         </w:rPr>
-        <w:t xml:space="preserve">thermal partial differential equation model for internal temperature evolution </w:t>
+        <w:t xml:space="preserve">Computed </w:t>
+      </w:r>
+      <w:r>
+        <w:rPr>
+          <w:rFonts w:eastAsia="Times New Roman"/>
+          <w:lang w:val="en-NG"/>
+        </w:rPr>
+        <w:t>cell</w:t>
+      </w:r>
+      <w:r>
+        <w:rPr>
+          <w:rFonts w:eastAsia="Times New Roman"/>
+          <w:lang w:val="en-NG"/>
+        </w:rPr>
+        <w:t xml:space="preserve">-level </w:t>
+      </w:r>
+      <w:r>
+        <w:rPr>
+          <w:rFonts w:eastAsia="Times New Roman"/>
+          <w:lang w:val="en-NG"/>
+        </w:rPr>
+        <w:t>performance</w:t>
+      </w:r>
+      <w:r>
+        <w:rPr>
+          <w:rFonts w:eastAsia="Times New Roman"/>
+          <w:lang w:val="en-NG"/>
+        </w:rPr>
+        <w:t xml:space="preserve"> </w:t>
+      </w:r>
+      <w:r>
+        <w:rPr>
+          <w:rFonts w:eastAsia="Times New Roman"/>
+          <w:lang w:val="en-NG"/>
+        </w:rPr>
+        <w:t xml:space="preserve">metrics </w:t>
+      </w:r>
+      <w:r>
+        <w:rPr>
+          <w:rFonts w:eastAsia="Times New Roman"/>
+        </w:rPr>
+        <w:t>include</w:t>
+      </w:r>
+      <w:r>
+        <w:rPr>
+          <w:rFonts w:eastAsia="Times New Roman"/>
+          <w:lang w:val="en-NG"/>
+        </w:rPr>
+        <w:t>:</w:t>
+      </w:r>
+      <w:r>
+        <w:rPr>
+          <w:rFonts w:eastAsia="Times New Roman"/>
+          <w:lang w:val="en-NG"/>
+        </w:rPr>
+        <w:t xml:space="preserve">  </w:t>
+      </w:r>
+      <w:r>
+        <w:rPr>
+          <w:rFonts w:eastAsia="Times New Roman"/>
+          <w:lang w:val="en-NG"/>
+        </w:rPr>
+        <w:t>Energy capacity (kWh)</w:t>
+      </w:r>
+      <w:r>
+        <w:rPr>
+          <w:rFonts w:eastAsia="Times New Roman"/>
+          <w:lang w:val="en-NG"/>
+        </w:rPr>
+        <w:t xml:space="preserve">, </w:t>
+      </w:r>
+      <w:r>
+        <w:rPr>
+          <w:rFonts w:eastAsia="Times New Roman"/>
+          <w:lang w:val="en-NG"/>
+        </w:rPr>
+        <w:t>Nominal voltage (V)</w:t>
+      </w:r>
+      <w:r>
+        <w:rPr>
+          <w:rFonts w:eastAsia="Times New Roman"/>
+          <w:lang w:val="en-NG"/>
+        </w:rPr>
+        <w:t xml:space="preserve">, </w:t>
+      </w:r>
+      <w:r>
+        <w:rPr>
+          <w:rFonts w:eastAsia="Times New Roman"/>
+          <w:lang w:val="en-NG"/>
+        </w:rPr>
+        <w:t>Continuous current (A)</w:t>
+      </w:r>
+      <w:r>
+        <w:rPr>
+          <w:rFonts w:eastAsia="Times New Roman"/>
+          <w:lang w:val="en-NG"/>
+        </w:rPr>
+        <w:t xml:space="preserve">, </w:t>
+      </w:r>
+      <w:r>
+        <w:rPr>
+          <w:rFonts w:eastAsia="Times New Roman"/>
+          <w:lang w:val="en-NG"/>
+        </w:rPr>
+        <w:t>Peak current (A)</w:t>
+      </w:r>
+      <w:r>
+        <w:rPr>
+          <w:rFonts w:eastAsia="Times New Roman"/>
+          <w:lang w:val="en-NG"/>
+        </w:rPr>
+        <w:t xml:space="preserve">, </w:t>
+      </w:r>
+      <w:r>
+        <w:rPr>
+          <w:rFonts w:eastAsia="Times New Roman"/>
+          <w:lang w:val="en-NG"/>
+        </w:rPr>
+        <w:t>Charge time (h or min under rated C-rate)</w:t>
+      </w:r>
+      <w:r>
+        <w:rPr>
+          <w:rFonts w:eastAsia="Times New Roman"/>
+          <w:lang w:val="en-NG"/>
+        </w:rPr>
+        <w:t xml:space="preserve">, </w:t>
+      </w:r>
+      <w:r>
+        <w:rPr>
+          <w:rFonts w:eastAsia="Times New Roman"/>
+          <w:lang w:val="en-NG"/>
+        </w:rPr>
+        <w:t xml:space="preserve">Internal resistance (Ω / </w:t>
+      </w:r>
+      <w:proofErr w:type="spellStart"/>
+      <w:r>
+        <w:rPr>
+          <w:rFonts w:eastAsia="Times New Roman"/>
+          <w:lang w:val="en-NG"/>
+        </w:rPr>
+        <w:t>mΩ</w:t>
+      </w:r>
+      <w:proofErr w:type="spellEnd"/>
+      <w:r>
+        <w:rPr>
+          <w:rFonts w:eastAsia="Times New Roman"/>
+          <w:lang w:val="en-NG"/>
+        </w:rPr>
+        <w:t xml:space="preserve"> equivalent) </w:t>
+      </w:r>
+      <w:r>
+        <w:rPr>
+          <w:rFonts w:eastAsia="Times New Roman"/>
+          <w:lang w:val="en-NG"/>
+        </w:rPr>
+        <w:t xml:space="preserve">, </w:t>
+      </w:r>
+      <w:r>
+        <w:rPr>
+          <w:rFonts w:eastAsia="Times New Roman"/>
+          <w:lang w:val="en-NG"/>
+        </w:rPr>
+        <w:t>Power capability (kW or C-rate equivalent)</w:t>
+      </w:r>
+      <w:r>
+        <w:rPr>
+          <w:rFonts w:eastAsia="Times New Roman"/>
+          <w:lang w:val="en-NG"/>
+        </w:rPr>
+        <w:t xml:space="preserve">, </w:t>
+      </w:r>
+      <w:r>
+        <w:rPr>
+          <w:rFonts w:eastAsia="Times New Roman"/>
+          <w:lang w:val="en-NG"/>
+        </w:rPr>
+        <w:t xml:space="preserve">Cycle life (cycles to end-of-life under defined SOH threshold) </w:t>
       </w:r>
     </w:p>
     <w:p>
       <w:pPr>
-        <w:numPr>
-          <w:ilvl w:val="0"/>
-          <w:numId w:val="113"/>
-        </w:numPr>
         <w:spacing w:before="100" w:beforeAutospacing="1" w:after="100" w:afterAutospacing="1" w:line="240" w:lineRule="auto"/>
+        <w:ind w:left="720"/>
         <w:outlineLvl w:val="2"/>
         <w:rPr>
           <w:rFonts w:eastAsia="Times New Roman"/>
-          <w:lang w:val="en-NG"/>
-        </w:rPr>
-      </w:pPr>
-      <w:r>
-        <w:rPr>
-          <w:rFonts w:eastAsia="Times New Roman"/>
-          <w:lang w:val="en-NG"/>
-        </w:rPr>
-        <w:t xml:space="preserve">verification of electrochemical and thermal stability under rated and peak conditions </w:t>
-      </w:r>
+          <w:b/>
+          <w:bCs/>
+          <w:lang w:val="en-NG"/>
+        </w:rPr>
+      </w:pPr>
     </w:p>
     <w:p>
       <w:pPr>
@@ -3484,7 +5614,23 @@
                 <w:rFonts w:eastAsia="Times New Roman"/>
                 <w:lang w:val="en-NG"/>
               </w:rPr>
-              <w:t>140 Wh/kg</w:t>
+              <w:t xml:space="preserve">140 </w:t>
+            </w:r>
+            <w:proofErr w:type="spellStart"/>
+            <w:r>
+              <w:rPr>
+                <w:rFonts w:eastAsia="Times New Roman"/>
+                <w:lang w:val="en-NG"/>
+              </w:rPr>
+              <w:t>Wh</w:t>
+            </w:r>
+            <w:proofErr w:type="spellEnd"/>
+            <w:r>
+              <w:rPr>
+                <w:rFonts w:eastAsia="Times New Roman"/>
+                <w:lang w:val="en-NG"/>
+              </w:rPr>
+              <w:t>/kg</w:t>
             </w:r>
           </w:p>
         </w:tc>
@@ -3508,7 +5654,23 @@
                 <w:rFonts w:eastAsia="Times New Roman"/>
                 <w:lang w:val="en-NG"/>
               </w:rPr>
-              <w:t>155–165 Wh/kg</w:t>
+              <w:t xml:space="preserve">155–165 </w:t>
+            </w:r>
+            <w:proofErr w:type="spellStart"/>
+            <w:r>
+              <w:rPr>
+                <w:rFonts w:eastAsia="Times New Roman"/>
+                <w:lang w:val="en-NG"/>
+              </w:rPr>
+              <w:t>Wh</w:t>
+            </w:r>
+            <w:proofErr w:type="spellEnd"/>
+            <w:r>
+              <w:rPr>
+                <w:rFonts w:eastAsia="Times New Roman"/>
+                <w:lang w:val="en-NG"/>
+              </w:rPr>
+              <w:t>/kg</w:t>
             </w:r>
           </w:p>
         </w:tc>
@@ -3590,899 +5752,6 @@
           </w:p>
         </w:tc>
       </w:tr>
-    </w:tbl>
-    <w:p>
-      <w:pPr>
-        <w:spacing w:before="100" w:beforeAutospacing="1" w:after="100" w:afterAutospacing="1" w:line="240" w:lineRule="auto"/>
-        <w:outlineLvl w:val="2"/>
-      </w:pPr>
-      <w:r>
-        <w:lastRenderedPageBreak/>
-        <w:t>BMS Design</w:t>
-      </w:r>
-    </w:p>
-    <w:p>
-      <w:pPr>
-        <w:spacing w:before="100" w:beforeAutospacing="1" w:after="100" w:afterAutospacing="1" w:line="240" w:lineRule="auto"/>
-        <w:outlineLvl w:val="2"/>
-      </w:pPr>
-      <w:r>
-        <w:t>System Overview</w:t>
-      </w:r>
-    </w:p>
-    <w:p>
-      <w:pPr>
-        <w:spacing w:before="100" w:beforeAutospacing="1" w:after="100" w:afterAutospacing="1" w:line="240" w:lineRule="auto"/>
-        <w:outlineLvl w:val="2"/>
-      </w:pPr>
-      <w:r>
-        <w:t xml:space="preserve">The Battery Management System (BMS) is designed as a model-based, constraint-driven control system for sodium-ion ESS operation under unstable grid conditions. </w:t>
-      </w:r>
-    </w:p>
-    <w:p>
-      <w:pPr>
-        <w:spacing w:before="100" w:beforeAutospacing="1" w:after="100" w:afterAutospacing="1" w:line="240" w:lineRule="auto"/>
-        <w:outlineLvl w:val="1"/>
-        <w:rPr>
-          <w:rFonts w:ascii="Times New Roman" w:eastAsia="Times New Roman" w:hAnsi="Times New Roman" w:cs="Times New Roman"/>
-          <w:kern w:val="0"/>
-          <w:sz w:val="36"/>
-          <w:szCs w:val="36"/>
-          <w14:ligatures w14:val="none"/>
-        </w:rPr>
-      </w:pPr>
-      <w:r>
-        <w:rPr>
-          <w:rFonts w:ascii="Times New Roman" w:eastAsia="Times New Roman" w:hAnsi="Times New Roman" w:cs="Times New Roman"/>
-          <w:kern w:val="0"/>
-          <w:sz w:val="36"/>
-          <w:szCs w:val="36"/>
-          <w14:ligatures w14:val="none"/>
-        </w:rPr>
-        <w:t>Pack</w:t>
-      </w:r>
-      <w:r>
-        <w:rPr>
-          <w:rFonts w:ascii="Times New Roman" w:eastAsia="Times New Roman" w:hAnsi="Times New Roman" w:cs="Times New Roman"/>
-          <w:kern w:val="0"/>
-          <w:sz w:val="36"/>
-          <w:szCs w:val="36"/>
-          <w14:ligatures w14:val="none"/>
-        </w:rPr>
-        <w:t xml:space="preserve"> Model </w:t>
-      </w:r>
-    </w:p>
-    <w:p>
-      <w:pPr>
-        <w:spacing w:before="100" w:beforeAutospacing="1" w:after="100" w:afterAutospacing="1" w:line="240" w:lineRule="auto"/>
-        <w:outlineLvl w:val="0"/>
-        <w:rPr>
-          <w:rFonts w:eastAsia="Times New Roman"/>
-        </w:rPr>
-      </w:pPr>
-      <w:r>
-        <w:rPr>
-          <w:rFonts w:eastAsia="Times New Roman"/>
-        </w:rPr>
-        <w:t>1) Electrical Specification (Locked)</w:t>
-      </w:r>
-    </w:p>
-    <w:p>
-      <w:pPr>
-        <w:spacing w:before="100" w:beforeAutospacing="1" w:after="100" w:afterAutospacing="1" w:line="240" w:lineRule="auto"/>
-        <w:outlineLvl w:val="0"/>
-        <w:rPr>
-          <w:rFonts w:eastAsia="Times New Roman"/>
-        </w:rPr>
-      </w:pPr>
-      <w:r>
-        <w:rPr>
-          <w:rFonts w:eastAsia="Times New Roman"/>
-        </w:rPr>
-        <w:t>These values align well with commercial residential ESS modules.</w:t>
-      </w:r>
-    </w:p>
-    <w:tbl>
-      <w:tblPr>
-        <w:tblW w:w="0" w:type="auto"/>
-        <w:tblCellSpacing w:w="15" w:type="dxa"/>
-        <w:tblCellMar>
-          <w:top w:w="15" w:type="dxa"/>
-          <w:left w:w="15" w:type="dxa"/>
-          <w:bottom w:w="15" w:type="dxa"/>
-          <w:right w:w="15" w:type="dxa"/>
-        </w:tblCellMar>
-        <w:tblLook w:val="04A0" w:firstRow="1" w:lastRow="0" w:firstColumn="1" w:lastColumn="0" w:noHBand="0" w:noVBand="1"/>
-      </w:tblPr>
-      <w:tblGrid>
-        <w:gridCol w:w="2783"/>
-        <w:gridCol w:w="3070"/>
-      </w:tblGrid>
-      <w:tr>
-        <w:trPr>
-          <w:tblHeader/>
-          <w:tblCellSpacing w:w="15" w:type="dxa"/>
-        </w:trPr>
-        <w:tc>
-          <w:tcPr>
-            <w:tcW w:w="0" w:type="auto"/>
-            <w:vAlign w:val="center"/>
-            <w:hideMark/>
-          </w:tcPr>
-          <w:p>
-            <w:pPr>
-              <w:spacing w:before="100" w:beforeAutospacing="1" w:after="100" w:afterAutospacing="1" w:line="240" w:lineRule="auto"/>
-              <w:outlineLvl w:val="0"/>
-              <w:rPr>
-                <w:rFonts w:eastAsia="Times New Roman"/>
-              </w:rPr>
-            </w:pPr>
-            <w:r>
-              <w:rPr>
-                <w:rFonts w:eastAsia="Times New Roman"/>
-              </w:rPr>
-              <w:t>Parameter</w:t>
-            </w:r>
-          </w:p>
-        </w:tc>
-        <w:tc>
-          <w:tcPr>
-            <w:tcW w:w="0" w:type="auto"/>
-            <w:vAlign w:val="center"/>
-            <w:hideMark/>
-          </w:tcPr>
-          <w:p>
-            <w:pPr>
-              <w:spacing w:before="100" w:beforeAutospacing="1" w:after="100" w:afterAutospacing="1" w:line="240" w:lineRule="auto"/>
-              <w:outlineLvl w:val="0"/>
-              <w:rPr>
-                <w:rFonts w:eastAsia="Times New Roman"/>
-              </w:rPr>
-            </w:pPr>
-            <w:r>
-              <w:rPr>
-                <w:rFonts w:eastAsia="Times New Roman"/>
-              </w:rPr>
-              <w:t>Value</w:t>
-            </w:r>
-          </w:p>
-        </w:tc>
-      </w:tr>
-      <w:tr>
-        <w:trPr>
-          <w:tblCellSpacing w:w="15" w:type="dxa"/>
-        </w:trPr>
-        <w:tc>
-          <w:tcPr>
-            <w:tcW w:w="0" w:type="auto"/>
-            <w:vAlign w:val="center"/>
-            <w:hideMark/>
-          </w:tcPr>
-          <w:p>
-            <w:pPr>
-              <w:spacing w:before="100" w:beforeAutospacing="1" w:after="100" w:afterAutospacing="1" w:line="240" w:lineRule="auto"/>
-              <w:outlineLvl w:val="0"/>
-              <w:rPr>
-                <w:rFonts w:eastAsia="Times New Roman"/>
-              </w:rPr>
-            </w:pPr>
-            <w:r>
-              <w:rPr>
-                <w:rFonts w:eastAsia="Times New Roman"/>
-              </w:rPr>
-              <w:t>Chemistry</w:t>
-            </w:r>
-          </w:p>
-        </w:tc>
-        <w:tc>
-          <w:tcPr>
-            <w:tcW w:w="0" w:type="auto"/>
-            <w:vAlign w:val="center"/>
-            <w:hideMark/>
-          </w:tcPr>
-          <w:p>
-            <w:pPr>
-              <w:spacing w:before="100" w:beforeAutospacing="1" w:after="100" w:afterAutospacing="1" w:line="240" w:lineRule="auto"/>
-              <w:outlineLvl w:val="0"/>
-              <w:rPr>
-                <w:rFonts w:eastAsia="Times New Roman"/>
-              </w:rPr>
-            </w:pPr>
-            <w:r>
-              <w:rPr>
-                <w:rFonts w:eastAsia="Times New Roman"/>
-              </w:rPr>
-              <w:t>NFPP</w:t>
-            </w:r>
-          </w:p>
-        </w:tc>
-      </w:tr>
-      <w:tr>
-        <w:trPr>
-          <w:tblCellSpacing w:w="15" w:type="dxa"/>
-        </w:trPr>
-        <w:tc>
-          <w:tcPr>
-            <w:tcW w:w="0" w:type="auto"/>
-            <w:vAlign w:val="center"/>
-            <w:hideMark/>
-          </w:tcPr>
-          <w:p>
-            <w:pPr>
-              <w:spacing w:before="100" w:beforeAutospacing="1" w:after="100" w:afterAutospacing="1" w:line="240" w:lineRule="auto"/>
-              <w:outlineLvl w:val="0"/>
-              <w:rPr>
-                <w:rFonts w:eastAsia="Times New Roman"/>
-              </w:rPr>
-            </w:pPr>
-            <w:r>
-              <w:rPr>
-                <w:rFonts w:eastAsia="Times New Roman"/>
-              </w:rPr>
-              <w:t>Nominal Voltage</w:t>
-            </w:r>
-          </w:p>
-        </w:tc>
-        <w:tc>
-          <w:tcPr>
-            <w:tcW w:w="0" w:type="auto"/>
-            <w:vAlign w:val="center"/>
-            <w:hideMark/>
-          </w:tcPr>
-          <w:p>
-            <w:pPr>
-              <w:spacing w:before="100" w:beforeAutospacing="1" w:after="100" w:afterAutospacing="1" w:line="240" w:lineRule="auto"/>
-              <w:outlineLvl w:val="0"/>
-              <w:rPr>
-                <w:rFonts w:eastAsia="Times New Roman"/>
-              </w:rPr>
-            </w:pPr>
-            <w:r>
-              <w:rPr>
-                <w:rFonts w:eastAsia="Times New Roman"/>
-              </w:rPr>
-              <w:t>51.2 V</w:t>
-            </w:r>
-          </w:p>
-        </w:tc>
-      </w:tr>
-      <w:tr>
-        <w:trPr>
-          <w:tblCellSpacing w:w="15" w:type="dxa"/>
-        </w:trPr>
-        <w:tc>
-          <w:tcPr>
-            <w:tcW w:w="0" w:type="auto"/>
-            <w:vAlign w:val="center"/>
-            <w:hideMark/>
-          </w:tcPr>
-          <w:p>
-            <w:pPr>
-              <w:spacing w:before="100" w:beforeAutospacing="1" w:after="100" w:afterAutospacing="1" w:line="240" w:lineRule="auto"/>
-              <w:outlineLvl w:val="0"/>
-              <w:rPr>
-                <w:rFonts w:eastAsia="Times New Roman"/>
-              </w:rPr>
-            </w:pPr>
-            <w:r>
-              <w:rPr>
-                <w:rFonts w:eastAsia="Times New Roman"/>
-              </w:rPr>
-              <w:t>Nominal Capacity</w:t>
-            </w:r>
-          </w:p>
-        </w:tc>
-        <w:tc>
-          <w:tcPr>
-            <w:tcW w:w="0" w:type="auto"/>
-            <w:vAlign w:val="center"/>
-            <w:hideMark/>
-          </w:tcPr>
-          <w:p>
-            <w:pPr>
-              <w:spacing w:before="100" w:beforeAutospacing="1" w:after="100" w:afterAutospacing="1" w:line="240" w:lineRule="auto"/>
-              <w:outlineLvl w:val="0"/>
-              <w:rPr>
-                <w:rFonts w:eastAsia="Times New Roman"/>
-              </w:rPr>
-            </w:pPr>
-            <w:r>
-              <w:rPr>
-                <w:rFonts w:eastAsia="Times New Roman"/>
-              </w:rPr>
-              <w:t>100 Ah</w:t>
-            </w:r>
-          </w:p>
-        </w:tc>
-      </w:tr>
-      <w:tr>
-        <w:trPr>
-          <w:tblCellSpacing w:w="15" w:type="dxa"/>
-        </w:trPr>
-        <w:tc>
-          <w:tcPr>
-            <w:tcW w:w="0" w:type="auto"/>
-            <w:vAlign w:val="center"/>
-            <w:hideMark/>
-          </w:tcPr>
-          <w:p>
-            <w:pPr>
-              <w:spacing w:before="100" w:beforeAutospacing="1" w:after="100" w:afterAutospacing="1" w:line="240" w:lineRule="auto"/>
-              <w:outlineLvl w:val="0"/>
-              <w:rPr>
-                <w:rFonts w:eastAsia="Times New Roman"/>
-              </w:rPr>
-            </w:pPr>
-            <w:r>
-              <w:rPr>
-                <w:rFonts w:eastAsia="Times New Roman"/>
-              </w:rPr>
-              <w:t>Energy</w:t>
-            </w:r>
-          </w:p>
-        </w:tc>
-        <w:tc>
-          <w:tcPr>
-            <w:tcW w:w="0" w:type="auto"/>
-            <w:vAlign w:val="center"/>
-            <w:hideMark/>
-          </w:tcPr>
-          <w:p>
-            <w:pPr>
-              <w:spacing w:before="100" w:beforeAutospacing="1" w:after="100" w:afterAutospacing="1" w:line="240" w:lineRule="auto"/>
-              <w:outlineLvl w:val="0"/>
-              <w:rPr>
-                <w:rFonts w:eastAsia="Times New Roman"/>
-              </w:rPr>
-            </w:pPr>
-            <w:r>
-              <w:rPr>
-                <w:rFonts w:eastAsia="Times New Roman"/>
-              </w:rPr>
-              <w:t>5.12 kWh</w:t>
-            </w:r>
-          </w:p>
-        </w:tc>
-      </w:tr>
-      <w:tr>
-        <w:trPr>
-          <w:tblCellSpacing w:w="15" w:type="dxa"/>
-        </w:trPr>
-        <w:tc>
-          <w:tcPr>
-            <w:tcW w:w="0" w:type="auto"/>
-            <w:vAlign w:val="center"/>
-            <w:hideMark/>
-          </w:tcPr>
-          <w:p>
-            <w:pPr>
-              <w:spacing w:before="100" w:beforeAutospacing="1" w:after="100" w:afterAutospacing="1" w:line="240" w:lineRule="auto"/>
-              <w:outlineLvl w:val="0"/>
-              <w:rPr>
-                <w:rFonts w:eastAsia="Times New Roman"/>
-              </w:rPr>
-            </w:pPr>
-            <w:r>
-              <w:rPr>
-                <w:rFonts w:eastAsia="Times New Roman"/>
-              </w:rPr>
-              <w:t>Cell Configuration</w:t>
-            </w:r>
-          </w:p>
-        </w:tc>
-        <w:tc>
-          <w:tcPr>
-            <w:tcW w:w="0" w:type="auto"/>
-            <w:vAlign w:val="center"/>
-            <w:hideMark/>
-          </w:tcPr>
-          <w:p>
-            <w:pPr>
-              <w:spacing w:before="100" w:beforeAutospacing="1" w:after="100" w:afterAutospacing="1" w:line="240" w:lineRule="auto"/>
-              <w:outlineLvl w:val="0"/>
-              <w:rPr>
-                <w:rFonts w:eastAsia="Times New Roman"/>
-              </w:rPr>
-            </w:pPr>
-            <w:r>
-              <w:rPr>
-                <w:rFonts w:eastAsia="Times New Roman"/>
-              </w:rPr>
-              <w:t>16S1P</w:t>
-            </w:r>
-          </w:p>
-        </w:tc>
-      </w:tr>
-      <w:tr>
-        <w:trPr>
-          <w:tblCellSpacing w:w="15" w:type="dxa"/>
-        </w:trPr>
-        <w:tc>
-          <w:tcPr>
-            <w:tcW w:w="0" w:type="auto"/>
-            <w:vAlign w:val="center"/>
-            <w:hideMark/>
-          </w:tcPr>
-          <w:p>
-            <w:pPr>
-              <w:spacing w:before="100" w:beforeAutospacing="1" w:after="100" w:afterAutospacing="1" w:line="240" w:lineRule="auto"/>
-              <w:outlineLvl w:val="0"/>
-              <w:rPr>
-                <w:rFonts w:eastAsia="Times New Roman"/>
-              </w:rPr>
-            </w:pPr>
-            <w:r>
-              <w:rPr>
-                <w:rFonts w:eastAsia="Times New Roman"/>
-              </w:rPr>
-              <w:t>Cell Nominal Voltage</w:t>
-            </w:r>
-          </w:p>
-        </w:tc>
-        <w:tc>
-          <w:tcPr>
-            <w:tcW w:w="0" w:type="auto"/>
-            <w:vAlign w:val="center"/>
-            <w:hideMark/>
-          </w:tcPr>
-          <w:p>
-            <w:pPr>
-              <w:spacing w:before="100" w:beforeAutospacing="1" w:after="100" w:afterAutospacing="1" w:line="240" w:lineRule="auto"/>
-              <w:outlineLvl w:val="0"/>
-              <w:rPr>
-                <w:rFonts w:eastAsia="Times New Roman"/>
-              </w:rPr>
-            </w:pPr>
-            <w:r>
-              <w:rPr>
-                <w:rFonts w:eastAsia="Times New Roman"/>
-              </w:rPr>
-              <w:t>3.2 V</w:t>
-            </w:r>
-          </w:p>
-        </w:tc>
-      </w:tr>
-      <w:tr>
-        <w:trPr>
-          <w:tblCellSpacing w:w="15" w:type="dxa"/>
-        </w:trPr>
-        <w:tc>
-          <w:tcPr>
-            <w:tcW w:w="0" w:type="auto"/>
-            <w:vAlign w:val="center"/>
-            <w:hideMark/>
-          </w:tcPr>
-          <w:p>
-            <w:pPr>
-              <w:spacing w:before="100" w:beforeAutospacing="1" w:after="100" w:afterAutospacing="1" w:line="240" w:lineRule="auto"/>
-              <w:outlineLvl w:val="0"/>
-              <w:rPr>
-                <w:rFonts w:eastAsia="Times New Roman"/>
-              </w:rPr>
-            </w:pPr>
-            <w:r>
-              <w:rPr>
-                <w:rFonts w:eastAsia="Times New Roman"/>
-              </w:rPr>
-              <w:t>Max Charge Voltage</w:t>
-            </w:r>
-          </w:p>
-        </w:tc>
-        <w:tc>
-          <w:tcPr>
-            <w:tcW w:w="0" w:type="auto"/>
-            <w:vAlign w:val="center"/>
-            <w:hideMark/>
-          </w:tcPr>
-          <w:p>
-            <w:pPr>
-              <w:spacing w:before="100" w:beforeAutospacing="1" w:after="100" w:afterAutospacing="1" w:line="240" w:lineRule="auto"/>
-              <w:outlineLvl w:val="0"/>
-              <w:rPr>
-                <w:rFonts w:eastAsia="Times New Roman"/>
-              </w:rPr>
-            </w:pPr>
-            <w:r>
-              <w:rPr>
-                <w:rFonts w:eastAsia="Times New Roman"/>
-              </w:rPr>
-              <w:t>58.4 V</w:t>
-            </w:r>
-          </w:p>
-        </w:tc>
-      </w:tr>
-      <w:tr>
-        <w:trPr>
-          <w:tblCellSpacing w:w="15" w:type="dxa"/>
-        </w:trPr>
-        <w:tc>
-          <w:tcPr>
-            <w:tcW w:w="0" w:type="auto"/>
-            <w:vAlign w:val="center"/>
-            <w:hideMark/>
-          </w:tcPr>
-          <w:p>
-            <w:pPr>
-              <w:spacing w:before="100" w:beforeAutospacing="1" w:after="100" w:afterAutospacing="1" w:line="240" w:lineRule="auto"/>
-              <w:outlineLvl w:val="0"/>
-              <w:rPr>
-                <w:rFonts w:eastAsia="Times New Roman"/>
-              </w:rPr>
-            </w:pPr>
-            <w:r>
-              <w:rPr>
-                <w:rFonts w:eastAsia="Times New Roman"/>
-              </w:rPr>
-              <w:t>Cutoff Voltage</w:t>
-            </w:r>
-          </w:p>
-        </w:tc>
-        <w:tc>
-          <w:tcPr>
-            <w:tcW w:w="0" w:type="auto"/>
-            <w:vAlign w:val="center"/>
-            <w:hideMark/>
-          </w:tcPr>
-          <w:p>
-            <w:pPr>
-              <w:spacing w:before="100" w:beforeAutospacing="1" w:after="100" w:afterAutospacing="1" w:line="240" w:lineRule="auto"/>
-              <w:outlineLvl w:val="0"/>
-              <w:rPr>
-                <w:rFonts w:eastAsia="Times New Roman"/>
-              </w:rPr>
-            </w:pPr>
-            <w:r>
-              <w:rPr>
-                <w:rFonts w:eastAsia="Times New Roman"/>
-              </w:rPr>
-              <w:t>43.2–44.8 V</w:t>
-            </w:r>
-          </w:p>
-        </w:tc>
-      </w:tr>
-      <w:tr>
-        <w:trPr>
-          <w:tblCellSpacing w:w="15" w:type="dxa"/>
-        </w:trPr>
-        <w:tc>
-          <w:tcPr>
-            <w:tcW w:w="0" w:type="auto"/>
-            <w:vAlign w:val="center"/>
-            <w:hideMark/>
-          </w:tcPr>
-          <w:p>
-            <w:pPr>
-              <w:spacing w:before="100" w:beforeAutospacing="1" w:after="100" w:afterAutospacing="1" w:line="240" w:lineRule="auto"/>
-              <w:outlineLvl w:val="0"/>
-              <w:rPr>
-                <w:rFonts w:eastAsia="Times New Roman"/>
-              </w:rPr>
-            </w:pPr>
-            <w:r>
-              <w:rPr>
-                <w:rFonts w:eastAsia="Times New Roman"/>
-              </w:rPr>
-              <w:t>Continuous Current</w:t>
-            </w:r>
-          </w:p>
-        </w:tc>
-        <w:tc>
-          <w:tcPr>
-            <w:tcW w:w="0" w:type="auto"/>
-            <w:vAlign w:val="center"/>
-            <w:hideMark/>
-          </w:tcPr>
-          <w:p>
-            <w:pPr>
-              <w:spacing w:before="100" w:beforeAutospacing="1" w:after="100" w:afterAutospacing="1" w:line="240" w:lineRule="auto"/>
-              <w:outlineLvl w:val="0"/>
-              <w:rPr>
-                <w:rFonts w:eastAsia="Times New Roman"/>
-              </w:rPr>
-            </w:pPr>
-            <w:r>
-              <w:rPr>
-                <w:rFonts w:eastAsia="Times New Roman"/>
-              </w:rPr>
-              <w:t>100 A</w:t>
-            </w:r>
-          </w:p>
-        </w:tc>
-      </w:tr>
-      <w:tr>
-        <w:trPr>
-          <w:tblCellSpacing w:w="15" w:type="dxa"/>
-        </w:trPr>
-        <w:tc>
-          <w:tcPr>
-            <w:tcW w:w="0" w:type="auto"/>
-            <w:vAlign w:val="center"/>
-            <w:hideMark/>
-          </w:tcPr>
-          <w:p>
-            <w:pPr>
-              <w:spacing w:before="100" w:beforeAutospacing="1" w:after="100" w:afterAutospacing="1" w:line="240" w:lineRule="auto"/>
-              <w:outlineLvl w:val="0"/>
-              <w:rPr>
-                <w:rFonts w:eastAsia="Times New Roman"/>
-              </w:rPr>
-            </w:pPr>
-            <w:r>
-              <w:rPr>
-                <w:rFonts w:eastAsia="Times New Roman"/>
-              </w:rPr>
-              <w:t>Peak Current</w:t>
-            </w:r>
-          </w:p>
-        </w:tc>
-        <w:tc>
-          <w:tcPr>
-            <w:tcW w:w="0" w:type="auto"/>
-            <w:vAlign w:val="center"/>
-            <w:hideMark/>
-          </w:tcPr>
-          <w:p>
-            <w:pPr>
-              <w:spacing w:before="100" w:beforeAutospacing="1" w:after="100" w:afterAutospacing="1" w:line="240" w:lineRule="auto"/>
-              <w:outlineLvl w:val="0"/>
-              <w:rPr>
-                <w:rFonts w:eastAsia="Times New Roman"/>
-              </w:rPr>
-            </w:pPr>
-            <w:r>
-              <w:rPr>
-                <w:rFonts w:eastAsia="Times New Roman"/>
-              </w:rPr>
-              <w:t>120–150 A (5 s)</w:t>
-            </w:r>
-          </w:p>
-        </w:tc>
-      </w:tr>
-      <w:tr>
-        <w:trPr>
-          <w:tblCellSpacing w:w="15" w:type="dxa"/>
-        </w:trPr>
-        <w:tc>
-          <w:tcPr>
-            <w:tcW w:w="0" w:type="auto"/>
-            <w:vAlign w:val="center"/>
-            <w:hideMark/>
-          </w:tcPr>
-          <w:p>
-            <w:pPr>
-              <w:spacing w:before="100" w:beforeAutospacing="1" w:after="100" w:afterAutospacing="1" w:line="240" w:lineRule="auto"/>
-              <w:outlineLvl w:val="0"/>
-              <w:rPr>
-                <w:rFonts w:eastAsia="Times New Roman"/>
-              </w:rPr>
-            </w:pPr>
-            <w:r>
-              <w:rPr>
-                <w:rFonts w:eastAsia="Times New Roman"/>
-              </w:rPr>
-              <w:t>Internal Resistance</w:t>
-            </w:r>
-          </w:p>
-        </w:tc>
-        <w:tc>
-          <w:tcPr>
-            <w:tcW w:w="0" w:type="auto"/>
-            <w:vAlign w:val="center"/>
-            <w:hideMark/>
-          </w:tcPr>
-          <w:p>
-            <w:pPr>
-              <w:spacing w:before="100" w:beforeAutospacing="1" w:after="100" w:afterAutospacing="1" w:line="240" w:lineRule="auto"/>
-              <w:outlineLvl w:val="0"/>
-              <w:rPr>
-                <w:rFonts w:eastAsia="Times New Roman"/>
-              </w:rPr>
-            </w:pPr>
-            <w:r>
-              <w:rPr>
-                <w:rFonts w:eastAsia="Times New Roman"/>
-              </w:rPr>
-              <w:t>15–30 mΩ (pack-level)</w:t>
-            </w:r>
-          </w:p>
-        </w:tc>
-      </w:tr>
-      <w:tr>
-        <w:trPr>
-          <w:tblCellSpacing w:w="15" w:type="dxa"/>
-        </w:trPr>
-        <w:tc>
-          <w:tcPr>
-            <w:tcW w:w="0" w:type="auto"/>
-            <w:vAlign w:val="center"/>
-            <w:hideMark/>
-          </w:tcPr>
-          <w:p>
-            <w:pPr>
-              <w:spacing w:before="100" w:beforeAutospacing="1" w:after="100" w:afterAutospacing="1" w:line="240" w:lineRule="auto"/>
-              <w:outlineLvl w:val="0"/>
-              <w:rPr>
-                <w:rFonts w:eastAsia="Times New Roman"/>
-              </w:rPr>
-            </w:pPr>
-            <w:r>
-              <w:rPr>
-                <w:rFonts w:eastAsia="Times New Roman"/>
-              </w:rPr>
-              <w:t>Cycle Life</w:t>
-            </w:r>
-          </w:p>
-        </w:tc>
-        <w:tc>
-          <w:tcPr>
-            <w:tcW w:w="0" w:type="auto"/>
-            <w:vAlign w:val="center"/>
-            <w:hideMark/>
-          </w:tcPr>
-          <w:p>
-            <w:pPr>
-              <w:spacing w:before="100" w:beforeAutospacing="1" w:after="100" w:afterAutospacing="1" w:line="240" w:lineRule="auto"/>
-              <w:outlineLvl w:val="0"/>
-              <w:rPr>
-                <w:rFonts w:eastAsia="Times New Roman"/>
-              </w:rPr>
-            </w:pPr>
-            <w:r>
-              <w:rPr>
-                <w:rFonts w:eastAsia="Times New Roman"/>
-              </w:rPr>
-              <w:t>6000+ cycles @ 90–95% DoD</w:t>
-            </w:r>
-          </w:p>
-        </w:tc>
-      </w:tr>
-      <w:tr>
-        <w:trPr>
-          <w:tblCellSpacing w:w="15" w:type="dxa"/>
-        </w:trPr>
-        <w:tc>
-          <w:tcPr>
-            <w:tcW w:w="0" w:type="auto"/>
-            <w:vAlign w:val="center"/>
-            <w:hideMark/>
-          </w:tcPr>
-          <w:p>
-            <w:pPr>
-              <w:spacing w:before="100" w:beforeAutospacing="1" w:after="100" w:afterAutospacing="1" w:line="240" w:lineRule="auto"/>
-              <w:outlineLvl w:val="0"/>
-              <w:rPr>
-                <w:rFonts w:eastAsia="Times New Roman"/>
-              </w:rPr>
-            </w:pPr>
-            <w:r>
-              <w:rPr>
-                <w:rFonts w:eastAsia="Times New Roman"/>
-              </w:rPr>
-              <w:t>Estimated Weight</w:t>
-            </w:r>
-          </w:p>
-        </w:tc>
-        <w:tc>
-          <w:tcPr>
-            <w:tcW w:w="0" w:type="auto"/>
-            <w:vAlign w:val="center"/>
-            <w:hideMark/>
-          </w:tcPr>
-          <w:p>
-            <w:pPr>
-              <w:spacing w:before="100" w:beforeAutospacing="1" w:after="100" w:afterAutospacing="1" w:line="240" w:lineRule="auto"/>
-              <w:outlineLvl w:val="0"/>
-              <w:rPr>
-                <w:rFonts w:eastAsia="Times New Roman"/>
-              </w:rPr>
-            </w:pPr>
-            <w:r>
-              <w:rPr>
-                <w:rFonts w:eastAsia="Times New Roman"/>
-              </w:rPr>
-              <w:t>40–57 kg (target ~50 kg)</w:t>
-            </w:r>
-          </w:p>
-        </w:tc>
-      </w:tr>
-      <w:tr>
-        <w:trPr>
-          <w:tblCellSpacing w:w="15" w:type="dxa"/>
-        </w:trPr>
-        <w:tc>
-          <w:tcPr>
-            <w:tcW w:w="0" w:type="auto"/>
-            <w:vAlign w:val="center"/>
-            <w:hideMark/>
-          </w:tcPr>
-          <w:p>
-            <w:pPr>
-              <w:spacing w:before="100" w:beforeAutospacing="1" w:after="100" w:afterAutospacing="1" w:line="240" w:lineRule="auto"/>
-              <w:outlineLvl w:val="0"/>
-              <w:rPr>
-                <w:rFonts w:eastAsia="Times New Roman"/>
-              </w:rPr>
-            </w:pPr>
-            <w:r>
-              <w:rPr>
-                <w:rFonts w:eastAsia="Times New Roman"/>
-              </w:rPr>
-              <w:t>Volumetric Energy Density</w:t>
-            </w:r>
-          </w:p>
-        </w:tc>
-        <w:tc>
-          <w:tcPr>
-            <w:tcW w:w="0" w:type="auto"/>
-            <w:vAlign w:val="center"/>
-            <w:hideMark/>
-          </w:tcPr>
-          <w:p>
-            <w:pPr>
-              <w:spacing w:before="100" w:beforeAutospacing="1" w:after="100" w:afterAutospacing="1" w:line="240" w:lineRule="auto"/>
-              <w:outlineLvl w:val="0"/>
-              <w:rPr>
-                <w:rFonts w:eastAsia="Times New Roman"/>
-              </w:rPr>
-            </w:pPr>
-            <w:r>
-              <w:rPr>
-                <w:rFonts w:eastAsia="Times New Roman"/>
-              </w:rPr>
-              <w:t>180–280 Wh/L (pack-level)</w:t>
-            </w:r>
-          </w:p>
-        </w:tc>
-      </w:tr>
-      <w:tr>
-        <w:trPr>
-          <w:tblCellSpacing w:w="15" w:type="dxa"/>
-        </w:trPr>
-        <w:tc>
-          <w:tcPr>
-            <w:tcW w:w="0" w:type="auto"/>
-            <w:vAlign w:val="center"/>
-            <w:hideMark/>
-          </w:tcPr>
-          <w:p>
-            <w:pPr>
-              <w:spacing w:before="100" w:beforeAutospacing="1" w:after="100" w:afterAutospacing="1" w:line="240" w:lineRule="auto"/>
-              <w:outlineLvl w:val="0"/>
-              <w:rPr>
-                <w:rFonts w:eastAsia="Times New Roman"/>
-              </w:rPr>
-            </w:pPr>
-            <w:r>
-              <w:rPr>
-                <w:rFonts w:eastAsia="Times New Roman"/>
-              </w:rPr>
-              <w:t>Estimated Volume</w:t>
-            </w:r>
-          </w:p>
-        </w:tc>
-        <w:tc>
-          <w:tcPr>
-            <w:tcW w:w="0" w:type="auto"/>
-            <w:vAlign w:val="center"/>
-            <w:hideMark/>
-          </w:tcPr>
-          <w:p>
-            <w:pPr>
-              <w:spacing w:before="100" w:beforeAutospacing="1" w:after="100" w:afterAutospacing="1" w:line="240" w:lineRule="auto"/>
-              <w:outlineLvl w:val="0"/>
-              <w:rPr>
-                <w:rFonts w:eastAsia="Times New Roman"/>
-              </w:rPr>
-            </w:pPr>
-            <w:r>
-              <w:rPr>
-                <w:rFonts w:eastAsia="Times New Roman"/>
-              </w:rPr>
-              <w:t>18–28 L (target ~22–25 L)</w:t>
-            </w:r>
-          </w:p>
-        </w:tc>
-      </w:tr>
       <w:tr>
         <w:trPr>
           <w:tblCellSpacing w:w="15" w:type="dxa"/>
@@ -4495,9 +5764,10 @@
           <w:p>
             <w:pPr>
               <w:spacing w:before="100" w:beforeAutospacing="1" w:after="100" w:afterAutospacing="1" w:line="240" w:lineRule="auto"/>
-              <w:outlineLvl w:val="0"/>
+              <w:outlineLvl w:val="2"/>
               <w:rPr>
                 <w:rFonts w:eastAsia="Times New Roman"/>
+                <w:lang w:val="en-NG"/>
               </w:rPr>
             </w:pPr>
           </w:p>
@@ -4510,9 +5780,26 @@
           <w:p>
             <w:pPr>
               <w:spacing w:before="100" w:beforeAutospacing="1" w:after="100" w:afterAutospacing="1" w:line="240" w:lineRule="auto"/>
-              <w:outlineLvl w:val="0"/>
+              <w:outlineLvl w:val="2"/>
               <w:rPr>
                 <w:rFonts w:eastAsia="Times New Roman"/>
+                <w:lang w:val="en-NG"/>
+              </w:rPr>
+            </w:pPr>
+          </w:p>
+        </w:tc>
+        <w:tc>
+          <w:tcPr>
+            <w:tcW w:w="0" w:type="auto"/>
+            <w:vAlign w:val="center"/>
+          </w:tcPr>
+          <w:p>
+            <w:pPr>
+              <w:spacing w:before="100" w:beforeAutospacing="1" w:after="100" w:afterAutospacing="1" w:line="240" w:lineRule="auto"/>
+              <w:outlineLvl w:val="2"/>
+              <w:rPr>
+                <w:rFonts w:eastAsia="Times New Roman"/>
+                <w:lang w:val="en-NG"/>
               </w:rPr>
             </w:pPr>
           </w:p>
@@ -4522,33 +5809,114 @@
     <w:p>
       <w:pPr>
         <w:spacing w:before="100" w:beforeAutospacing="1" w:after="100" w:afterAutospacing="1" w:line="240" w:lineRule="auto"/>
-        <w:outlineLvl w:val="0"/>
-        <w:rPr>
-          <w:rFonts w:eastAsia="Times New Roman"/>
-          <w:lang w:val="en-NG"/>
-        </w:rPr>
-      </w:pPr>
+        <w:outlineLvl w:val="2"/>
+      </w:pPr>
+      <w:r>
+        <w:t>BMS Design</w:t>
+      </w:r>
     </w:p>
     <w:p>
       <w:pPr>
         <w:spacing w:before="100" w:beforeAutospacing="1" w:after="100" w:afterAutospacing="1" w:line="240" w:lineRule="auto"/>
-        <w:outlineLvl w:val="0"/>
-        <w:rPr>
-          <w:rFonts w:eastAsia="Times New Roman"/>
-          <w:lang w:val="en-NG"/>
-        </w:rPr>
-      </w:pPr>
-      <w:r>
-        <w:rPr>
-          <w:rFonts w:eastAsia="Times New Roman"/>
-          <w:lang w:val="en-NG"/>
-        </w:rPr>
-        <w:t>Thermal Management Architecture (PCM + Fin Passive Cooling)</w:t>
+        <w:outlineLvl w:val="2"/>
+      </w:pPr>
+      <w:r>
+        <w:t>System Overview</w:t>
       </w:r>
     </w:p>
     <w:p>
       <w:pPr>
         <w:spacing w:before="100" w:beforeAutospacing="1" w:after="100" w:afterAutospacing="1" w:line="240" w:lineRule="auto"/>
+        <w:outlineLvl w:val="2"/>
+      </w:pPr>
+      <w:r>
+        <w:t xml:space="preserve">The Battery Management System (BMS) is designed as a model-based, constraint-driven control system for sodium-ion ESS operation under unstable grid conditions. </w:t>
+      </w:r>
+    </w:p>
+    <w:p>
+      <w:pPr>
+        <w:spacing w:before="100" w:beforeAutospacing="1" w:after="100" w:afterAutospacing="1" w:line="240" w:lineRule="auto"/>
+        <w:outlineLvl w:val="1"/>
+        <w:rPr>
+          <w:rFonts w:ascii="Times New Roman" w:eastAsia="Times New Roman" w:hAnsi="Times New Roman" w:cs="Times New Roman"/>
+          <w:kern w:val="0"/>
+          <w:sz w:val="36"/>
+          <w:szCs w:val="36"/>
+          <w14:ligatures w14:val="none"/>
+        </w:rPr>
+      </w:pPr>
+      <w:r>
+        <w:rPr>
+          <w:rFonts w:ascii="Times New Roman" w:eastAsia="Times New Roman" w:hAnsi="Times New Roman" w:cs="Times New Roman"/>
+          <w:kern w:val="0"/>
+          <w:sz w:val="36"/>
+          <w:szCs w:val="36"/>
+          <w14:ligatures w14:val="none"/>
+        </w:rPr>
+        <w:t>Pack</w:t>
+      </w:r>
+      <w:r>
+        <w:rPr>
+          <w:rFonts w:ascii="Times New Roman" w:eastAsia="Times New Roman" w:hAnsi="Times New Roman" w:cs="Times New Roman"/>
+          <w:kern w:val="0"/>
+          <w:sz w:val="36"/>
+          <w:szCs w:val="36"/>
+          <w14:ligatures w14:val="none"/>
+        </w:rPr>
+        <w:t xml:space="preserve"> Model </w:t>
+      </w:r>
+    </w:p>
+    <w:p>
+      <w:pPr>
+        <w:outlineLvl w:val="1"/>
+        <w:rPr>
+          <w:rFonts w:eastAsia="Times New Roman"/>
+          <w:lang w:val="en-NG"/>
+        </w:rPr>
+      </w:pPr>
+      <w:r>
+        <w:rPr>
+          <w:rFonts w:eastAsia="Times New Roman"/>
+        </w:rPr>
+        <w:t>Electrical Specification</w:t>
+      </w:r>
+      <w:r>
+        <w:rPr>
+          <w:rFonts w:eastAsia="Times New Roman"/>
+        </w:rPr>
+        <w:t xml:space="preserve"> </w:t>
+      </w:r>
+      <w:r>
+        <w:rPr>
+          <w:rFonts w:eastAsia="Times New Roman"/>
+          <w:lang w:val="en-NG"/>
+        </w:rPr>
+        <w:t>Cell Configuration 16S1P</w:t>
+      </w:r>
+    </w:p>
+    <w:p>
+      <w:pPr>
+        <w:spacing w:before="100" w:beforeAutospacing="1" w:after="100" w:afterAutospacing="1" w:line="240" w:lineRule="auto"/>
+        <w:outlineLvl w:val="1"/>
+        <w:rPr>
+          <w:rFonts w:ascii="Times New Roman" w:eastAsia="Times New Roman" w:hAnsi="Times New Roman" w:cs="Times New Roman"/>
+          <w:kern w:val="0"/>
+          <w:sz w:val="36"/>
+          <w:szCs w:val="36"/>
+          <w14:ligatures w14:val="none"/>
+        </w:rPr>
+      </w:pPr>
+      <w:r>
+        <w:rPr>
+          <w:rFonts w:eastAsia="Times New Roman"/>
+          <w:lang w:val="en-NG"/>
+        </w:rPr>
+        <w:t>Thermal Management Architecture</w:t>
+      </w:r>
+    </w:p>
+    <w:p>
+      <w:pPr>
+        <w:spacing w:before="100" w:beforeAutospacing="1" w:after="100" w:afterAutospacing="1" w:line="240" w:lineRule="auto"/>
         <w:outlineLvl w:val="0"/>
         <w:rPr>
           <w:rFonts w:eastAsia="Times New Roman"/>
@@ -4560,7 +5928,15 @@
           <w:rFonts w:eastAsia="Times New Roman"/>
           <w:lang w:val="en-NG"/>
         </w:rPr>
-        <w:t>Thermal regulation is achieved using a hybrid passive cooling system combining phase-change material (PCM) for transient heat absorption and fin-based heat dissipation for continuous thermal rejection. The system is integrated at the pack level to mitigate transient heat accumulation during high C-rate operation and grid-induced load fluctuations</w:t>
+        <w:t xml:space="preserve">Thermal regulation is achieved using a hybrid passive cooling system combining phase-change material (PCM) for transient heat absorption and fin-based heat dissipation for </w:t>
+      </w:r>
+      <w:r>
+        <w:rPr>
+          <w:rFonts w:eastAsia="Times New Roman"/>
+          <w:lang w:val="en-NG"/>
+        </w:rPr>
+        <w:lastRenderedPageBreak/>
+        <w:t>continuous thermal rejection. The system is integrated at the pack level to mitigate transient heat accumulation during high C-rate operation and grid-induced load fluctuations</w:t>
       </w:r>
     </w:p>
     <w:p>
@@ -6141,6 +7517,7 @@
           <w:rFonts w:eastAsia="Times New Roman"/>
           <w:lang w:val="en-NG"/>
         </w:rPr>
+        <w:lastRenderedPageBreak/>
         <w:t>Track power request while respecting constraints:</w:t>
       </w:r>
       <w:r>
@@ -6272,7 +7649,6 @@
           <w:rFonts w:eastAsia="Times New Roman"/>
           <w:lang w:val="en-NG"/>
         </w:rPr>
-        <w:lastRenderedPageBreak/>
         <w:t>Constraint-limited control law</w:t>
       </w:r>
       <w:r>
@@ -8110,6 +9486,155 @@
     </w:lvl>
   </w:abstractNum>
   <w:abstractNum w:abstractNumId="2" w15:restartNumberingAfterBreak="0">
+    <w:nsid w:val="04002DC3"/>
+    <w:multiLevelType w:val="multilevel"/>
+    <w:tmpl w:val="8656F90A"/>
+    <w:lvl w:ilvl="0">
+      <w:start w:val="1"/>
+      <w:numFmt w:val="bullet"/>
+      <w:lvlText w:val=""/>
+      <w:lvlJc w:val="left"/>
+      <w:pPr>
+        <w:tabs>
+          <w:tab w:val="num" w:pos="720"/>
+        </w:tabs>
+        <w:ind w:left="720" w:hanging="360"/>
+      </w:pPr>
+      <w:rPr>
+        <w:rFonts w:ascii="Symbol" w:hAnsi="Symbol" w:hint="default"/>
+        <w:sz w:val="20"/>
+      </w:rPr>
+    </w:lvl>
+    <w:lvl w:ilvl="1" w:tentative="1">
+      <w:start w:val="1"/>
+      <w:numFmt w:val="bullet"/>
+      <w:lvlText w:val="o"/>
+      <w:lvlJc w:val="left"/>
+      <w:pPr>
+        <w:tabs>
+          <w:tab w:val="num" w:pos="1440"/>
+        </w:tabs>
+        <w:ind w:left="1440" w:hanging="360"/>
+      </w:pPr>
+      <w:rPr>
+        <w:rFonts w:ascii="Courier New" w:hAnsi="Courier New" w:hint="default"/>
+        <w:sz w:val="20"/>
+      </w:rPr>
+    </w:lvl>
+    <w:lvl w:ilvl="2" w:tentative="1">
+      <w:start w:val="1"/>
+      <w:numFmt w:val="bullet"/>
+      <w:lvlText w:val=""/>
+      <w:lvlJc w:val="left"/>
+      <w:pPr>
+        <w:tabs>
+          <w:tab w:val="num" w:pos="2160"/>
+        </w:tabs>
+        <w:ind w:left="2160" w:hanging="360"/>
+      </w:pPr>
+      <w:rPr>
+        <w:rFonts w:ascii="Wingdings" w:hAnsi="Wingdings" w:hint="default"/>
+        <w:sz w:val="20"/>
+      </w:rPr>
+    </w:lvl>
+    <w:lvl w:ilvl="3" w:tentative="1">
+      <w:start w:val="1"/>
+      <w:numFmt w:val="bullet"/>
+      <w:lvlText w:val=""/>
+      <w:lvlJc w:val="left"/>
+      <w:pPr>
+        <w:tabs>
+          <w:tab w:val="num" w:pos="2880"/>
+        </w:tabs>
+        <w:ind w:left="2880" w:hanging="360"/>
+      </w:pPr>
+      <w:rPr>
+        <w:rFonts w:ascii="Wingdings" w:hAnsi="Wingdings" w:hint="default"/>
+        <w:sz w:val="20"/>
+      </w:rPr>
+    </w:lvl>
+    <w:lvl w:ilvl="4" w:tentative="1">
+      <w:start w:val="1"/>
+      <w:numFmt w:val="bullet"/>
+      <w:lvlText w:val=""/>
+      <w:lvlJc w:val="left"/>
+      <w:pPr>
+        <w:tabs>
+          <w:tab w:val="num" w:pos="3600"/>
+        </w:tabs>
+        <w:ind w:left="3600" w:hanging="360"/>
+      </w:pPr>
+      <w:rPr>
+        <w:rFonts w:ascii="Wingdings" w:hAnsi="Wingdings" w:hint="default"/>
+        <w:sz w:val="20"/>
+      </w:rPr>
+    </w:lvl>
+    <w:lvl w:ilvl="5" w:tentative="1">
+      <w:start w:val="1"/>
+      <w:numFmt w:val="bullet"/>
+      <w:lvlText w:val=""/>
+      <w:lvlJc w:val="left"/>
+      <w:pPr>
+        <w:tabs>
+          <w:tab w:val="num" w:pos="4320"/>
+        </w:tabs>
+        <w:ind w:left="4320" w:hanging="360"/>
+      </w:pPr>
+      <w:rPr>
+        <w:rFonts w:ascii="Wingdings" w:hAnsi="Wingdings" w:hint="default"/>
+        <w:sz w:val="20"/>
+      </w:rPr>
+    </w:lvl>
+    <w:lvl w:ilvl="6" w:tentative="1">
+      <w:start w:val="1"/>
+      <w:numFmt w:val="bullet"/>
+      <w:lvlText w:val=""/>
+      <w:lvlJc w:val="left"/>
+      <w:pPr>
+        <w:tabs>
+          <w:tab w:val="num" w:pos="5040"/>
+        </w:tabs>
+        <w:ind w:left="5040" w:hanging="360"/>
+      </w:pPr>
+      <w:rPr>
+        <w:rFonts w:ascii="Wingdings" w:hAnsi="Wingdings" w:hint="default"/>
+        <w:sz w:val="20"/>
+      </w:rPr>
+    </w:lvl>
+    <w:lvl w:ilvl="7" w:tentative="1">
+      <w:start w:val="1"/>
+      <w:numFmt w:val="bullet"/>
+      <w:lvlText w:val=""/>
+      <w:lvlJc w:val="left"/>
+      <w:pPr>
+        <w:tabs>
+          <w:tab w:val="num" w:pos="5760"/>
+        </w:tabs>
+        <w:ind w:left="5760" w:hanging="360"/>
+      </w:pPr>
+      <w:rPr>
+        <w:rFonts w:ascii="Wingdings" w:hAnsi="Wingdings" w:hint="default"/>
+        <w:sz w:val="20"/>
+      </w:rPr>
+    </w:lvl>
+    <w:lvl w:ilvl="8" w:tentative="1">
+      <w:start w:val="1"/>
+      <w:numFmt w:val="bullet"/>
+      <w:lvlText w:val=""/>
+      <w:lvlJc w:val="left"/>
+      <w:pPr>
+        <w:tabs>
+          <w:tab w:val="num" w:pos="6480"/>
+        </w:tabs>
+        <w:ind w:left="6480" w:hanging="360"/>
+      </w:pPr>
+      <w:rPr>
+        <w:rFonts w:ascii="Wingdings" w:hAnsi="Wingdings" w:hint="default"/>
+        <w:sz w:val="20"/>
+      </w:rPr>
+    </w:lvl>
+  </w:abstractNum>
+  <w:abstractNum w:abstractNumId="3" w15:restartNumberingAfterBreak="0">
     <w:nsid w:val="04643277"/>
     <w:multiLevelType w:val="multilevel"/>
     <w:tmpl w:val="840064EA"/>
@@ -8258,7 +9783,7 @@
       </w:rPr>
     </w:lvl>
   </w:abstractNum>
-  <w:abstractNum w:abstractNumId="3" w15:restartNumberingAfterBreak="0">
+  <w:abstractNum w:abstractNumId="4" w15:restartNumberingAfterBreak="0">
     <w:nsid w:val="06174A44"/>
     <w:multiLevelType w:val="multilevel"/>
     <w:tmpl w:val="ABB60E18"/>
@@ -8407,7 +9932,156 @@
       </w:rPr>
     </w:lvl>
   </w:abstractNum>
-  <w:abstractNum w:abstractNumId="4" w15:restartNumberingAfterBreak="0">
+  <w:abstractNum w:abstractNumId="5" w15:restartNumberingAfterBreak="0">
+    <w:nsid w:val="064D63F6"/>
+    <w:multiLevelType w:val="multilevel"/>
+    <w:tmpl w:val="47F054F2"/>
+    <w:lvl w:ilvl="0">
+      <w:start w:val="1"/>
+      <w:numFmt w:val="bullet"/>
+      <w:lvlText w:val=""/>
+      <w:lvlJc w:val="left"/>
+      <w:pPr>
+        <w:tabs>
+          <w:tab w:val="num" w:pos="720"/>
+        </w:tabs>
+        <w:ind w:left="720" w:hanging="360"/>
+      </w:pPr>
+      <w:rPr>
+        <w:rFonts w:ascii="Symbol" w:hAnsi="Symbol" w:hint="default"/>
+        <w:sz w:val="20"/>
+      </w:rPr>
+    </w:lvl>
+    <w:lvl w:ilvl="1">
+      <w:start w:val="1"/>
+      <w:numFmt w:val="bullet"/>
+      <w:lvlText w:val="o"/>
+      <w:lvlJc w:val="left"/>
+      <w:pPr>
+        <w:tabs>
+          <w:tab w:val="num" w:pos="1440"/>
+        </w:tabs>
+        <w:ind w:left="1440" w:hanging="360"/>
+      </w:pPr>
+      <w:rPr>
+        <w:rFonts w:ascii="Courier New" w:hAnsi="Courier New" w:hint="default"/>
+        <w:sz w:val="20"/>
+      </w:rPr>
+    </w:lvl>
+    <w:lvl w:ilvl="2" w:tentative="1">
+      <w:start w:val="1"/>
+      <w:numFmt w:val="bullet"/>
+      <w:lvlText w:val=""/>
+      <w:lvlJc w:val="left"/>
+      <w:pPr>
+        <w:tabs>
+          <w:tab w:val="num" w:pos="2160"/>
+        </w:tabs>
+        <w:ind w:left="2160" w:hanging="360"/>
+      </w:pPr>
+      <w:rPr>
+        <w:rFonts w:ascii="Wingdings" w:hAnsi="Wingdings" w:hint="default"/>
+        <w:sz w:val="20"/>
+      </w:rPr>
+    </w:lvl>
+    <w:lvl w:ilvl="3" w:tentative="1">
+      <w:start w:val="1"/>
+      <w:numFmt w:val="bullet"/>
+      <w:lvlText w:val=""/>
+      <w:lvlJc w:val="left"/>
+      <w:pPr>
+        <w:tabs>
+          <w:tab w:val="num" w:pos="2880"/>
+        </w:tabs>
+        <w:ind w:left="2880" w:hanging="360"/>
+      </w:pPr>
+      <w:rPr>
+        <w:rFonts w:ascii="Wingdings" w:hAnsi="Wingdings" w:hint="default"/>
+        <w:sz w:val="20"/>
+      </w:rPr>
+    </w:lvl>
+    <w:lvl w:ilvl="4" w:tentative="1">
+      <w:start w:val="1"/>
+      <w:numFmt w:val="bullet"/>
+      <w:lvlText w:val=""/>
+      <w:lvlJc w:val="left"/>
+      <w:pPr>
+        <w:tabs>
+          <w:tab w:val="num" w:pos="3600"/>
+        </w:tabs>
+        <w:ind w:left="3600" w:hanging="360"/>
+      </w:pPr>
+      <w:rPr>
+        <w:rFonts w:ascii="Wingdings" w:hAnsi="Wingdings" w:hint="default"/>
+        <w:sz w:val="20"/>
+      </w:rPr>
+    </w:lvl>
+    <w:lvl w:ilvl="5" w:tentative="1">
+      <w:start w:val="1"/>
+      <w:numFmt w:val="bullet"/>
+      <w:lvlText w:val=""/>
+      <w:lvlJc w:val="left"/>
+      <w:pPr>
+        <w:tabs>
+          <w:tab w:val="num" w:pos="4320"/>
+        </w:tabs>
+        <w:ind w:left="4320" w:hanging="360"/>
+      </w:pPr>
+      <w:rPr>
+        <w:rFonts w:ascii="Wingdings" w:hAnsi="Wingdings" w:hint="default"/>
+        <w:sz w:val="20"/>
+      </w:rPr>
+    </w:lvl>
+    <w:lvl w:ilvl="6" w:tentative="1">
+      <w:start w:val="1"/>
+      <w:numFmt w:val="bullet"/>
+      <w:lvlText w:val=""/>
+      <w:lvlJc w:val="left"/>
+      <w:pPr>
+        <w:tabs>
+          <w:tab w:val="num" w:pos="5040"/>
+        </w:tabs>
+        <w:ind w:left="5040" w:hanging="360"/>
+      </w:pPr>
+      <w:rPr>
+        <w:rFonts w:ascii="Wingdings" w:hAnsi="Wingdings" w:hint="default"/>
+        <w:sz w:val="20"/>
+      </w:rPr>
+    </w:lvl>
+    <w:lvl w:ilvl="7" w:tentative="1">
+      <w:start w:val="1"/>
+      <w:numFmt w:val="bullet"/>
+      <w:lvlText w:val=""/>
+      <w:lvlJc w:val="left"/>
+      <w:pPr>
+        <w:tabs>
+          <w:tab w:val="num" w:pos="5760"/>
+        </w:tabs>
+        <w:ind w:left="5760" w:hanging="360"/>
+      </w:pPr>
+      <w:rPr>
+        <w:rFonts w:ascii="Wingdings" w:hAnsi="Wingdings" w:hint="default"/>
+        <w:sz w:val="20"/>
+      </w:rPr>
+    </w:lvl>
+    <w:lvl w:ilvl="8" w:tentative="1">
+      <w:start w:val="1"/>
+      <w:numFmt w:val="bullet"/>
+      <w:lvlText w:val=""/>
+      <w:lvlJc w:val="left"/>
+      <w:pPr>
+        <w:tabs>
+          <w:tab w:val="num" w:pos="6480"/>
+        </w:tabs>
+        <w:ind w:left="6480" w:hanging="360"/>
+      </w:pPr>
+      <w:rPr>
+        <w:rFonts w:ascii="Wingdings" w:hAnsi="Wingdings" w:hint="default"/>
+        <w:sz w:val="20"/>
+      </w:rPr>
+    </w:lvl>
+  </w:abstractNum>
+  <w:abstractNum w:abstractNumId="6" w15:restartNumberingAfterBreak="0">
     <w:nsid w:val="075629FF"/>
     <w:multiLevelType w:val="multilevel"/>
     <w:tmpl w:val="A3CA2418"/>
@@ -8556,7 +10230,7 @@
       </w:rPr>
     </w:lvl>
   </w:abstractNum>
-  <w:abstractNum w:abstractNumId="5" w15:restartNumberingAfterBreak="0">
+  <w:abstractNum w:abstractNumId="7" w15:restartNumberingAfterBreak="0">
     <w:nsid w:val="086D6AD5"/>
     <w:multiLevelType w:val="multilevel"/>
     <w:tmpl w:val="57A48BFC"/>
@@ -8705,7 +10379,7 @@
       </w:rPr>
     </w:lvl>
   </w:abstractNum>
-  <w:abstractNum w:abstractNumId="6" w15:restartNumberingAfterBreak="0">
+  <w:abstractNum w:abstractNumId="8" w15:restartNumberingAfterBreak="0">
     <w:nsid w:val="094E2476"/>
     <w:multiLevelType w:val="multilevel"/>
     <w:tmpl w:val="DB92F38A"/>
@@ -8854,7 +10528,7 @@
       </w:rPr>
     </w:lvl>
   </w:abstractNum>
-  <w:abstractNum w:abstractNumId="7" w15:restartNumberingAfterBreak="0">
+  <w:abstractNum w:abstractNumId="9" w15:restartNumberingAfterBreak="0">
     <w:nsid w:val="09A3607E"/>
     <w:multiLevelType w:val="multilevel"/>
     <w:tmpl w:val="3F981052"/>
@@ -9003,7 +10677,156 @@
       </w:rPr>
     </w:lvl>
   </w:abstractNum>
-  <w:abstractNum w:abstractNumId="8" w15:restartNumberingAfterBreak="0">
+  <w:abstractNum w:abstractNumId="10" w15:restartNumberingAfterBreak="0">
+    <w:nsid w:val="0A0E6D51"/>
+    <w:multiLevelType w:val="multilevel"/>
+    <w:tmpl w:val="06B8FD40"/>
+    <w:lvl w:ilvl="0">
+      <w:start w:val="1"/>
+      <w:numFmt w:val="bullet"/>
+      <w:lvlText w:val=""/>
+      <w:lvlJc w:val="left"/>
+      <w:pPr>
+        <w:tabs>
+          <w:tab w:val="num" w:pos="720"/>
+        </w:tabs>
+        <w:ind w:left="720" w:hanging="360"/>
+      </w:pPr>
+      <w:rPr>
+        <w:rFonts w:ascii="Symbol" w:hAnsi="Symbol" w:hint="default"/>
+        <w:sz w:val="20"/>
+      </w:rPr>
+    </w:lvl>
+    <w:lvl w:ilvl="1" w:tentative="1">
+      <w:start w:val="1"/>
+      <w:numFmt w:val="bullet"/>
+      <w:lvlText w:val="o"/>
+      <w:lvlJc w:val="left"/>
+      <w:pPr>
+        <w:tabs>
+          <w:tab w:val="num" w:pos="1440"/>
+        </w:tabs>
+        <w:ind w:left="1440" w:hanging="360"/>
+      </w:pPr>
+      <w:rPr>
+        <w:rFonts w:ascii="Courier New" w:hAnsi="Courier New" w:hint="default"/>
+        <w:sz w:val="20"/>
+      </w:rPr>
+    </w:lvl>
+    <w:lvl w:ilvl="2" w:tentative="1">
+      <w:start w:val="1"/>
+      <w:numFmt w:val="bullet"/>
+      <w:lvlText w:val=""/>
+      <w:lvlJc w:val="left"/>
+      <w:pPr>
+        <w:tabs>
+          <w:tab w:val="num" w:pos="2160"/>
+        </w:tabs>
+        <w:ind w:left="2160" w:hanging="360"/>
+      </w:pPr>
+      <w:rPr>
+        <w:rFonts w:ascii="Wingdings" w:hAnsi="Wingdings" w:hint="default"/>
+        <w:sz w:val="20"/>
+      </w:rPr>
+    </w:lvl>
+    <w:lvl w:ilvl="3" w:tentative="1">
+      <w:start w:val="1"/>
+      <w:numFmt w:val="bullet"/>
+      <w:lvlText w:val=""/>
+      <w:lvlJc w:val="left"/>
+      <w:pPr>
+        <w:tabs>
+          <w:tab w:val="num" w:pos="2880"/>
+        </w:tabs>
+        <w:ind w:left="2880" w:hanging="360"/>
+      </w:pPr>
+      <w:rPr>
+        <w:rFonts w:ascii="Wingdings" w:hAnsi="Wingdings" w:hint="default"/>
+        <w:sz w:val="20"/>
+      </w:rPr>
+    </w:lvl>
+    <w:lvl w:ilvl="4" w:tentative="1">
+      <w:start w:val="1"/>
+      <w:numFmt w:val="bullet"/>
+      <w:lvlText w:val=""/>
+      <w:lvlJc w:val="left"/>
+      <w:pPr>
+        <w:tabs>
+          <w:tab w:val="num" w:pos="3600"/>
+        </w:tabs>
+        <w:ind w:left="3600" w:hanging="360"/>
+      </w:pPr>
+      <w:rPr>
+        <w:rFonts w:ascii="Wingdings" w:hAnsi="Wingdings" w:hint="default"/>
+        <w:sz w:val="20"/>
+      </w:rPr>
+    </w:lvl>
+    <w:lvl w:ilvl="5" w:tentative="1">
+      <w:start w:val="1"/>
+      <w:numFmt w:val="bullet"/>
+      <w:lvlText w:val=""/>
+      <w:lvlJc w:val="left"/>
+      <w:pPr>
+        <w:tabs>
+          <w:tab w:val="num" w:pos="4320"/>
+        </w:tabs>
+        <w:ind w:left="4320" w:hanging="360"/>
+      </w:pPr>
+      <w:rPr>
+        <w:rFonts w:ascii="Wingdings" w:hAnsi="Wingdings" w:hint="default"/>
+        <w:sz w:val="20"/>
+      </w:rPr>
+    </w:lvl>
+    <w:lvl w:ilvl="6" w:tentative="1">
+      <w:start w:val="1"/>
+      <w:numFmt w:val="bullet"/>
+      <w:lvlText w:val=""/>
+      <w:lvlJc w:val="left"/>
+      <w:pPr>
+        <w:tabs>
+          <w:tab w:val="num" w:pos="5040"/>
+        </w:tabs>
+        <w:ind w:left="5040" w:hanging="360"/>
+      </w:pPr>
+      <w:rPr>
+        <w:rFonts w:ascii="Wingdings" w:hAnsi="Wingdings" w:hint="default"/>
+        <w:sz w:val="20"/>
+      </w:rPr>
+    </w:lvl>
+    <w:lvl w:ilvl="7" w:tentative="1">
+      <w:start w:val="1"/>
+      <w:numFmt w:val="bullet"/>
+      <w:lvlText w:val=""/>
+      <w:lvlJc w:val="left"/>
+      <w:pPr>
+        <w:tabs>
+          <w:tab w:val="num" w:pos="5760"/>
+        </w:tabs>
+        <w:ind w:left="5760" w:hanging="360"/>
+      </w:pPr>
+      <w:rPr>
+        <w:rFonts w:ascii="Wingdings" w:hAnsi="Wingdings" w:hint="default"/>
+        <w:sz w:val="20"/>
+      </w:rPr>
+    </w:lvl>
+    <w:lvl w:ilvl="8" w:tentative="1">
+      <w:start w:val="1"/>
+      <w:numFmt w:val="bullet"/>
+      <w:lvlText w:val=""/>
+      <w:lvlJc w:val="left"/>
+      <w:pPr>
+        <w:tabs>
+          <w:tab w:val="num" w:pos="6480"/>
+        </w:tabs>
+        <w:ind w:left="6480" w:hanging="360"/>
+      </w:pPr>
+      <w:rPr>
+        <w:rFonts w:ascii="Wingdings" w:hAnsi="Wingdings" w:hint="default"/>
+        <w:sz w:val="20"/>
+      </w:rPr>
+    </w:lvl>
+  </w:abstractNum>
+  <w:abstractNum w:abstractNumId="11" w15:restartNumberingAfterBreak="0">
     <w:nsid w:val="0A6E60FC"/>
     <w:multiLevelType w:val="multilevel"/>
     <w:tmpl w:val="E7CC07F6"/>
@@ -9152,7 +10975,7 @@
       </w:rPr>
     </w:lvl>
   </w:abstractNum>
-  <w:abstractNum w:abstractNumId="9" w15:restartNumberingAfterBreak="0">
+  <w:abstractNum w:abstractNumId="12" w15:restartNumberingAfterBreak="0">
     <w:nsid w:val="0BD649F6"/>
     <w:multiLevelType w:val="multilevel"/>
     <w:tmpl w:val="527CC756"/>
@@ -9301,7 +11124,7 @@
       </w:rPr>
     </w:lvl>
   </w:abstractNum>
-  <w:abstractNum w:abstractNumId="10" w15:restartNumberingAfterBreak="0">
+  <w:abstractNum w:abstractNumId="13" w15:restartNumberingAfterBreak="0">
     <w:nsid w:val="0C507E3F"/>
     <w:multiLevelType w:val="multilevel"/>
     <w:tmpl w:val="04662002"/>
@@ -9450,7 +11273,7 @@
       </w:rPr>
     </w:lvl>
   </w:abstractNum>
-  <w:abstractNum w:abstractNumId="11" w15:restartNumberingAfterBreak="0">
+  <w:abstractNum w:abstractNumId="14" w15:restartNumberingAfterBreak="0">
     <w:nsid w:val="0CDC04D3"/>
     <w:multiLevelType w:val="multilevel"/>
     <w:tmpl w:val="7AD841B2"/>
@@ -9599,7 +11422,7 @@
       </w:rPr>
     </w:lvl>
   </w:abstractNum>
-  <w:abstractNum w:abstractNumId="12" w15:restartNumberingAfterBreak="0">
+  <w:abstractNum w:abstractNumId="15" w15:restartNumberingAfterBreak="0">
     <w:nsid w:val="0E2D7BDF"/>
     <w:multiLevelType w:val="multilevel"/>
     <w:tmpl w:val="CBBA5642"/>
@@ -9748,7 +11571,7 @@
       </w:rPr>
     </w:lvl>
   </w:abstractNum>
-  <w:abstractNum w:abstractNumId="13" w15:restartNumberingAfterBreak="0">
+  <w:abstractNum w:abstractNumId="16" w15:restartNumberingAfterBreak="0">
     <w:nsid w:val="0E7D02D1"/>
     <w:multiLevelType w:val="multilevel"/>
     <w:tmpl w:val="61A430C6"/>
@@ -9897,7 +11720,156 @@
       </w:rPr>
     </w:lvl>
   </w:abstractNum>
-  <w:abstractNum w:abstractNumId="14" w15:restartNumberingAfterBreak="0">
+  <w:abstractNum w:abstractNumId="17" w15:restartNumberingAfterBreak="0">
+    <w:nsid w:val="0E8D6A74"/>
+    <w:multiLevelType w:val="multilevel"/>
+    <w:tmpl w:val="65DE81F8"/>
+    <w:lvl w:ilvl="0">
+      <w:start w:val="1"/>
+      <w:numFmt w:val="bullet"/>
+      <w:lvlText w:val=""/>
+      <w:lvlJc w:val="left"/>
+      <w:pPr>
+        <w:tabs>
+          <w:tab w:val="num" w:pos="720"/>
+        </w:tabs>
+        <w:ind w:left="720" w:hanging="360"/>
+      </w:pPr>
+      <w:rPr>
+        <w:rFonts w:ascii="Symbol" w:hAnsi="Symbol" w:hint="default"/>
+        <w:sz w:val="20"/>
+      </w:rPr>
+    </w:lvl>
+    <w:lvl w:ilvl="1" w:tentative="1">
+      <w:start w:val="1"/>
+      <w:numFmt w:val="bullet"/>
+      <w:lvlText w:val="o"/>
+      <w:lvlJc w:val="left"/>
+      <w:pPr>
+        <w:tabs>
+          <w:tab w:val="num" w:pos="1440"/>
+        </w:tabs>
+        <w:ind w:left="1440" w:hanging="360"/>
+      </w:pPr>
+      <w:rPr>
+        <w:rFonts w:ascii="Courier New" w:hAnsi="Courier New" w:hint="default"/>
+        <w:sz w:val="20"/>
+      </w:rPr>
+    </w:lvl>
+    <w:lvl w:ilvl="2" w:tentative="1">
+      <w:start w:val="1"/>
+      <w:numFmt w:val="bullet"/>
+      <w:lvlText w:val=""/>
+      <w:lvlJc w:val="left"/>
+      <w:pPr>
+        <w:tabs>
+          <w:tab w:val="num" w:pos="2160"/>
+        </w:tabs>
+        <w:ind w:left="2160" w:hanging="360"/>
+      </w:pPr>
+      <w:rPr>
+        <w:rFonts w:ascii="Wingdings" w:hAnsi="Wingdings" w:hint="default"/>
+        <w:sz w:val="20"/>
+      </w:rPr>
+    </w:lvl>
+    <w:lvl w:ilvl="3" w:tentative="1">
+      <w:start w:val="1"/>
+      <w:numFmt w:val="bullet"/>
+      <w:lvlText w:val=""/>
+      <w:lvlJc w:val="left"/>
+      <w:pPr>
+        <w:tabs>
+          <w:tab w:val="num" w:pos="2880"/>
+        </w:tabs>
+        <w:ind w:left="2880" w:hanging="360"/>
+      </w:pPr>
+      <w:rPr>
+        <w:rFonts w:ascii="Wingdings" w:hAnsi="Wingdings" w:hint="default"/>
+        <w:sz w:val="20"/>
+      </w:rPr>
+    </w:lvl>
+    <w:lvl w:ilvl="4" w:tentative="1">
+      <w:start w:val="1"/>
+      <w:numFmt w:val="bullet"/>
+      <w:lvlText w:val=""/>
+      <w:lvlJc w:val="left"/>
+      <w:pPr>
+        <w:tabs>
+          <w:tab w:val="num" w:pos="3600"/>
+        </w:tabs>
+        <w:ind w:left="3600" w:hanging="360"/>
+      </w:pPr>
+      <w:rPr>
+        <w:rFonts w:ascii="Wingdings" w:hAnsi="Wingdings" w:hint="default"/>
+        <w:sz w:val="20"/>
+      </w:rPr>
+    </w:lvl>
+    <w:lvl w:ilvl="5" w:tentative="1">
+      <w:start w:val="1"/>
+      <w:numFmt w:val="bullet"/>
+      <w:lvlText w:val=""/>
+      <w:lvlJc w:val="left"/>
+      <w:pPr>
+        <w:tabs>
+          <w:tab w:val="num" w:pos="4320"/>
+        </w:tabs>
+        <w:ind w:left="4320" w:hanging="360"/>
+      </w:pPr>
+      <w:rPr>
+        <w:rFonts w:ascii="Wingdings" w:hAnsi="Wingdings" w:hint="default"/>
+        <w:sz w:val="20"/>
+      </w:rPr>
+    </w:lvl>
+    <w:lvl w:ilvl="6" w:tentative="1">
+      <w:start w:val="1"/>
+      <w:numFmt w:val="bullet"/>
+      <w:lvlText w:val=""/>
+      <w:lvlJc w:val="left"/>
+      <w:pPr>
+        <w:tabs>
+          <w:tab w:val="num" w:pos="5040"/>
+        </w:tabs>
+        <w:ind w:left="5040" w:hanging="360"/>
+      </w:pPr>
+      <w:rPr>
+        <w:rFonts w:ascii="Wingdings" w:hAnsi="Wingdings" w:hint="default"/>
+        <w:sz w:val="20"/>
+      </w:rPr>
+    </w:lvl>
+    <w:lvl w:ilvl="7" w:tentative="1">
+      <w:start w:val="1"/>
+      <w:numFmt w:val="bullet"/>
+      <w:lvlText w:val=""/>
+      <w:lvlJc w:val="left"/>
+      <w:pPr>
+        <w:tabs>
+          <w:tab w:val="num" w:pos="5760"/>
+        </w:tabs>
+        <w:ind w:left="5760" w:hanging="360"/>
+      </w:pPr>
+      <w:rPr>
+        <w:rFonts w:ascii="Wingdings" w:hAnsi="Wingdings" w:hint="default"/>
+        <w:sz w:val="20"/>
+      </w:rPr>
+    </w:lvl>
+    <w:lvl w:ilvl="8" w:tentative="1">
+      <w:start w:val="1"/>
+      <w:numFmt w:val="bullet"/>
+      <w:lvlText w:val=""/>
+      <w:lvlJc w:val="left"/>
+      <w:pPr>
+        <w:tabs>
+          <w:tab w:val="num" w:pos="6480"/>
+        </w:tabs>
+        <w:ind w:left="6480" w:hanging="360"/>
+      </w:pPr>
+      <w:rPr>
+        <w:rFonts w:ascii="Wingdings" w:hAnsi="Wingdings" w:hint="default"/>
+        <w:sz w:val="20"/>
+      </w:rPr>
+    </w:lvl>
+  </w:abstractNum>
+  <w:abstractNum w:abstractNumId="18" w15:restartNumberingAfterBreak="0">
     <w:nsid w:val="10152C2D"/>
     <w:multiLevelType w:val="multilevel"/>
     <w:tmpl w:val="D4AA1E7E"/>
@@ -10046,7 +12018,7 @@
       </w:rPr>
     </w:lvl>
   </w:abstractNum>
-  <w:abstractNum w:abstractNumId="15" w15:restartNumberingAfterBreak="0">
+  <w:abstractNum w:abstractNumId="19" w15:restartNumberingAfterBreak="0">
     <w:nsid w:val="12CB364E"/>
     <w:multiLevelType w:val="multilevel"/>
     <w:tmpl w:val="2C32DDD8"/>
@@ -10195,7 +12167,7 @@
       </w:rPr>
     </w:lvl>
   </w:abstractNum>
-  <w:abstractNum w:abstractNumId="16" w15:restartNumberingAfterBreak="0">
+  <w:abstractNum w:abstractNumId="20" w15:restartNumberingAfterBreak="0">
     <w:nsid w:val="14250D16"/>
     <w:multiLevelType w:val="multilevel"/>
     <w:tmpl w:val="481E2B10"/>
@@ -10344,7 +12316,7 @@
       </w:rPr>
     </w:lvl>
   </w:abstractNum>
-  <w:abstractNum w:abstractNumId="17" w15:restartNumberingAfterBreak="0">
+  <w:abstractNum w:abstractNumId="21" w15:restartNumberingAfterBreak="0">
     <w:nsid w:val="1483267D"/>
     <w:multiLevelType w:val="multilevel"/>
     <w:tmpl w:val="6428ABA8"/>
@@ -10493,7 +12465,7 @@
       </w:rPr>
     </w:lvl>
   </w:abstractNum>
-  <w:abstractNum w:abstractNumId="18" w15:restartNumberingAfterBreak="0">
+  <w:abstractNum w:abstractNumId="22" w15:restartNumberingAfterBreak="0">
     <w:nsid w:val="14A11D84"/>
     <w:multiLevelType w:val="multilevel"/>
     <w:tmpl w:val="0C965106"/>
@@ -10642,7 +12614,7 @@
       </w:rPr>
     </w:lvl>
   </w:abstractNum>
-  <w:abstractNum w:abstractNumId="19" w15:restartNumberingAfterBreak="0">
+  <w:abstractNum w:abstractNumId="23" w15:restartNumberingAfterBreak="0">
     <w:nsid w:val="14C928AD"/>
     <w:multiLevelType w:val="multilevel"/>
     <w:tmpl w:val="65FCE27E"/>
@@ -10791,7 +12763,7 @@
       </w:rPr>
     </w:lvl>
   </w:abstractNum>
-  <w:abstractNum w:abstractNumId="20" w15:restartNumberingAfterBreak="0">
+  <w:abstractNum w:abstractNumId="24" w15:restartNumberingAfterBreak="0">
     <w:nsid w:val="14FD6D61"/>
     <w:multiLevelType w:val="multilevel"/>
     <w:tmpl w:val="FFBA3844"/>
@@ -10940,7 +12912,7 @@
       </w:rPr>
     </w:lvl>
   </w:abstractNum>
-  <w:abstractNum w:abstractNumId="21" w15:restartNumberingAfterBreak="0">
+  <w:abstractNum w:abstractNumId="25" w15:restartNumberingAfterBreak="0">
     <w:nsid w:val="15D66CF9"/>
     <w:multiLevelType w:val="multilevel"/>
     <w:tmpl w:val="B7444B22"/>
@@ -11089,7 +13061,7 @@
       </w:rPr>
     </w:lvl>
   </w:abstractNum>
-  <w:abstractNum w:abstractNumId="22" w15:restartNumberingAfterBreak="0">
+  <w:abstractNum w:abstractNumId="26" w15:restartNumberingAfterBreak="0">
     <w:nsid w:val="17A30371"/>
     <w:multiLevelType w:val="multilevel"/>
     <w:tmpl w:val="4C5CE726"/>
@@ -11238,7 +13210,7 @@
       </w:rPr>
     </w:lvl>
   </w:abstractNum>
-  <w:abstractNum w:abstractNumId="23" w15:restartNumberingAfterBreak="0">
+  <w:abstractNum w:abstractNumId="27" w15:restartNumberingAfterBreak="0">
     <w:nsid w:val="1953496D"/>
     <w:multiLevelType w:val="multilevel"/>
     <w:tmpl w:val="224049BA"/>
@@ -11387,7 +13359,7 @@
       </w:rPr>
     </w:lvl>
   </w:abstractNum>
-  <w:abstractNum w:abstractNumId="24" w15:restartNumberingAfterBreak="0">
+  <w:abstractNum w:abstractNumId="28" w15:restartNumberingAfterBreak="0">
     <w:nsid w:val="198B2542"/>
     <w:multiLevelType w:val="multilevel"/>
     <w:tmpl w:val="21AE5B8C"/>
@@ -11536,7 +13508,7 @@
       </w:rPr>
     </w:lvl>
   </w:abstractNum>
-  <w:abstractNum w:abstractNumId="25" w15:restartNumberingAfterBreak="0">
+  <w:abstractNum w:abstractNumId="29" w15:restartNumberingAfterBreak="0">
     <w:nsid w:val="1AE913E1"/>
     <w:multiLevelType w:val="multilevel"/>
     <w:tmpl w:val="C0168230"/>
@@ -11685,7 +13657,7 @@
       </w:rPr>
     </w:lvl>
   </w:abstractNum>
-  <w:abstractNum w:abstractNumId="26" w15:restartNumberingAfterBreak="0">
+  <w:abstractNum w:abstractNumId="30" w15:restartNumberingAfterBreak="0">
     <w:nsid w:val="1FBA6BDC"/>
     <w:multiLevelType w:val="multilevel"/>
     <w:tmpl w:val="452AC79E"/>
@@ -11834,7 +13806,7 @@
       </w:rPr>
     </w:lvl>
   </w:abstractNum>
-  <w:abstractNum w:abstractNumId="27" w15:restartNumberingAfterBreak="0">
+  <w:abstractNum w:abstractNumId="31" w15:restartNumberingAfterBreak="0">
     <w:nsid w:val="20B5771E"/>
     <w:multiLevelType w:val="multilevel"/>
     <w:tmpl w:val="103C5432"/>
@@ -11983,7 +13955,7 @@
       </w:rPr>
     </w:lvl>
   </w:abstractNum>
-  <w:abstractNum w:abstractNumId="28" w15:restartNumberingAfterBreak="0">
+  <w:abstractNum w:abstractNumId="32" w15:restartNumberingAfterBreak="0">
     <w:nsid w:val="20ED4933"/>
     <w:multiLevelType w:val="multilevel"/>
     <w:tmpl w:val="EA7EA4E6"/>
@@ -12132,7 +14104,7 @@
       </w:rPr>
     </w:lvl>
   </w:abstractNum>
-  <w:abstractNum w:abstractNumId="29" w15:restartNumberingAfterBreak="0">
+  <w:abstractNum w:abstractNumId="33" w15:restartNumberingAfterBreak="0">
     <w:nsid w:val="211738F3"/>
     <w:multiLevelType w:val="multilevel"/>
     <w:tmpl w:val="E7EE3D7E"/>
@@ -12281,7 +14253,156 @@
       </w:rPr>
     </w:lvl>
   </w:abstractNum>
-  <w:abstractNum w:abstractNumId="30" w15:restartNumberingAfterBreak="0">
+  <w:abstractNum w:abstractNumId="34" w15:restartNumberingAfterBreak="0">
+    <w:nsid w:val="22C06705"/>
+    <w:multiLevelType w:val="multilevel"/>
+    <w:tmpl w:val="D29E7A50"/>
+    <w:lvl w:ilvl="0">
+      <w:start w:val="1"/>
+      <w:numFmt w:val="bullet"/>
+      <w:lvlText w:val=""/>
+      <w:lvlJc w:val="left"/>
+      <w:pPr>
+        <w:tabs>
+          <w:tab w:val="num" w:pos="720"/>
+        </w:tabs>
+        <w:ind w:left="720" w:hanging="360"/>
+      </w:pPr>
+      <w:rPr>
+        <w:rFonts w:ascii="Symbol" w:hAnsi="Symbol" w:hint="default"/>
+        <w:sz w:val="20"/>
+      </w:rPr>
+    </w:lvl>
+    <w:lvl w:ilvl="1" w:tentative="1">
+      <w:start w:val="1"/>
+      <w:numFmt w:val="bullet"/>
+      <w:lvlText w:val="o"/>
+      <w:lvlJc w:val="left"/>
+      <w:pPr>
+        <w:tabs>
+          <w:tab w:val="num" w:pos="1440"/>
+        </w:tabs>
+        <w:ind w:left="1440" w:hanging="360"/>
+      </w:pPr>
+      <w:rPr>
+        <w:rFonts w:ascii="Courier New" w:hAnsi="Courier New" w:hint="default"/>
+        <w:sz w:val="20"/>
+      </w:rPr>
+    </w:lvl>
+    <w:lvl w:ilvl="2" w:tentative="1">
+      <w:start w:val="1"/>
+      <w:numFmt w:val="bullet"/>
+      <w:lvlText w:val=""/>
+      <w:lvlJc w:val="left"/>
+      <w:pPr>
+        <w:tabs>
+          <w:tab w:val="num" w:pos="2160"/>
+        </w:tabs>
+        <w:ind w:left="2160" w:hanging="360"/>
+      </w:pPr>
+      <w:rPr>
+        <w:rFonts w:ascii="Wingdings" w:hAnsi="Wingdings" w:hint="default"/>
+        <w:sz w:val="20"/>
+      </w:rPr>
+    </w:lvl>
+    <w:lvl w:ilvl="3" w:tentative="1">
+      <w:start w:val="1"/>
+      <w:numFmt w:val="bullet"/>
+      <w:lvlText w:val=""/>
+      <w:lvlJc w:val="left"/>
+      <w:pPr>
+        <w:tabs>
+          <w:tab w:val="num" w:pos="2880"/>
+        </w:tabs>
+        <w:ind w:left="2880" w:hanging="360"/>
+      </w:pPr>
+      <w:rPr>
+        <w:rFonts w:ascii="Wingdings" w:hAnsi="Wingdings" w:hint="default"/>
+        <w:sz w:val="20"/>
+      </w:rPr>
+    </w:lvl>
+    <w:lvl w:ilvl="4" w:tentative="1">
+      <w:start w:val="1"/>
+      <w:numFmt w:val="bullet"/>
+      <w:lvlText w:val=""/>
+      <w:lvlJc w:val="left"/>
+      <w:pPr>
+        <w:tabs>
+          <w:tab w:val="num" w:pos="3600"/>
+        </w:tabs>
+        <w:ind w:left="3600" w:hanging="360"/>
+      </w:pPr>
+      <w:rPr>
+        <w:rFonts w:ascii="Wingdings" w:hAnsi="Wingdings" w:hint="default"/>
+        <w:sz w:val="20"/>
+      </w:rPr>
+    </w:lvl>
+    <w:lvl w:ilvl="5" w:tentative="1">
+      <w:start w:val="1"/>
+      <w:numFmt w:val="bullet"/>
+      <w:lvlText w:val=""/>
+      <w:lvlJc w:val="left"/>
+      <w:pPr>
+        <w:tabs>
+          <w:tab w:val="num" w:pos="4320"/>
+        </w:tabs>
+        <w:ind w:left="4320" w:hanging="360"/>
+      </w:pPr>
+      <w:rPr>
+        <w:rFonts w:ascii="Wingdings" w:hAnsi="Wingdings" w:hint="default"/>
+        <w:sz w:val="20"/>
+      </w:rPr>
+    </w:lvl>
+    <w:lvl w:ilvl="6" w:tentative="1">
+      <w:start w:val="1"/>
+      <w:numFmt w:val="bullet"/>
+      <w:lvlText w:val=""/>
+      <w:lvlJc w:val="left"/>
+      <w:pPr>
+        <w:tabs>
+          <w:tab w:val="num" w:pos="5040"/>
+        </w:tabs>
+        <w:ind w:left="5040" w:hanging="360"/>
+      </w:pPr>
+      <w:rPr>
+        <w:rFonts w:ascii="Wingdings" w:hAnsi="Wingdings" w:hint="default"/>
+        <w:sz w:val="20"/>
+      </w:rPr>
+    </w:lvl>
+    <w:lvl w:ilvl="7" w:tentative="1">
+      <w:start w:val="1"/>
+      <w:numFmt w:val="bullet"/>
+      <w:lvlText w:val=""/>
+      <w:lvlJc w:val="left"/>
+      <w:pPr>
+        <w:tabs>
+          <w:tab w:val="num" w:pos="5760"/>
+        </w:tabs>
+        <w:ind w:left="5760" w:hanging="360"/>
+      </w:pPr>
+      <w:rPr>
+        <w:rFonts w:ascii="Wingdings" w:hAnsi="Wingdings" w:hint="default"/>
+        <w:sz w:val="20"/>
+      </w:rPr>
+    </w:lvl>
+    <w:lvl w:ilvl="8" w:tentative="1">
+      <w:start w:val="1"/>
+      <w:numFmt w:val="bullet"/>
+      <w:lvlText w:val=""/>
+      <w:lvlJc w:val="left"/>
+      <w:pPr>
+        <w:tabs>
+          <w:tab w:val="num" w:pos="6480"/>
+        </w:tabs>
+        <w:ind w:left="6480" w:hanging="360"/>
+      </w:pPr>
+      <w:rPr>
+        <w:rFonts w:ascii="Wingdings" w:hAnsi="Wingdings" w:hint="default"/>
+        <w:sz w:val="20"/>
+      </w:rPr>
+    </w:lvl>
+  </w:abstractNum>
+  <w:abstractNum w:abstractNumId="35" w15:restartNumberingAfterBreak="0">
     <w:nsid w:val="237C0DE5"/>
     <w:multiLevelType w:val="multilevel"/>
     <w:tmpl w:val="8CA89868"/>
@@ -12430,7 +14551,7 @@
       </w:rPr>
     </w:lvl>
   </w:abstractNum>
-  <w:abstractNum w:abstractNumId="31" w15:restartNumberingAfterBreak="0">
+  <w:abstractNum w:abstractNumId="36" w15:restartNumberingAfterBreak="0">
     <w:nsid w:val="23F77200"/>
     <w:multiLevelType w:val="multilevel"/>
     <w:tmpl w:val="733650CC"/>
@@ -12579,7 +14700,7 @@
       </w:rPr>
     </w:lvl>
   </w:abstractNum>
-  <w:abstractNum w:abstractNumId="32" w15:restartNumberingAfterBreak="0">
+  <w:abstractNum w:abstractNumId="37" w15:restartNumberingAfterBreak="0">
     <w:nsid w:val="2423789E"/>
     <w:multiLevelType w:val="hybridMultilevel"/>
     <w:tmpl w:val="2146FD9C"/>
@@ -12692,7 +14813,7 @@
       </w:rPr>
     </w:lvl>
   </w:abstractNum>
-  <w:abstractNum w:abstractNumId="33" w15:restartNumberingAfterBreak="0">
+  <w:abstractNum w:abstractNumId="38" w15:restartNumberingAfterBreak="0">
     <w:nsid w:val="247E2EF5"/>
     <w:multiLevelType w:val="multilevel"/>
     <w:tmpl w:val="2F042C90"/>
@@ -12841,7 +14962,7 @@
       </w:rPr>
     </w:lvl>
   </w:abstractNum>
-  <w:abstractNum w:abstractNumId="34" w15:restartNumberingAfterBreak="0">
+  <w:abstractNum w:abstractNumId="39" w15:restartNumberingAfterBreak="0">
     <w:nsid w:val="25EB6F60"/>
     <w:multiLevelType w:val="multilevel"/>
     <w:tmpl w:val="23140D78"/>
@@ -12990,7 +15111,7 @@
       </w:rPr>
     </w:lvl>
   </w:abstractNum>
-  <w:abstractNum w:abstractNumId="35" w15:restartNumberingAfterBreak="0">
+  <w:abstractNum w:abstractNumId="40" w15:restartNumberingAfterBreak="0">
     <w:nsid w:val="26582EAF"/>
     <w:multiLevelType w:val="multilevel"/>
     <w:tmpl w:val="34945DF6"/>
@@ -13139,7 +15260,156 @@
       </w:rPr>
     </w:lvl>
   </w:abstractNum>
-  <w:abstractNum w:abstractNumId="36" w15:restartNumberingAfterBreak="0">
+  <w:abstractNum w:abstractNumId="41" w15:restartNumberingAfterBreak="0">
+    <w:nsid w:val="26EA09DE"/>
+    <w:multiLevelType w:val="multilevel"/>
+    <w:tmpl w:val="5192A6BC"/>
+    <w:lvl w:ilvl="0">
+      <w:start w:val="1"/>
+      <w:numFmt w:val="bullet"/>
+      <w:lvlText w:val=""/>
+      <w:lvlJc w:val="left"/>
+      <w:pPr>
+        <w:tabs>
+          <w:tab w:val="num" w:pos="720"/>
+        </w:tabs>
+        <w:ind w:left="720" w:hanging="360"/>
+      </w:pPr>
+      <w:rPr>
+        <w:rFonts w:ascii="Symbol" w:hAnsi="Symbol" w:hint="default"/>
+        <w:sz w:val="20"/>
+      </w:rPr>
+    </w:lvl>
+    <w:lvl w:ilvl="1" w:tentative="1">
+      <w:start w:val="1"/>
+      <w:numFmt w:val="bullet"/>
+      <w:lvlText w:val="o"/>
+      <w:lvlJc w:val="left"/>
+      <w:pPr>
+        <w:tabs>
+          <w:tab w:val="num" w:pos="1440"/>
+        </w:tabs>
+        <w:ind w:left="1440" w:hanging="360"/>
+      </w:pPr>
+      <w:rPr>
+        <w:rFonts w:ascii="Courier New" w:hAnsi="Courier New" w:hint="default"/>
+        <w:sz w:val="20"/>
+      </w:rPr>
+    </w:lvl>
+    <w:lvl w:ilvl="2" w:tentative="1">
+      <w:start w:val="1"/>
+      <w:numFmt w:val="bullet"/>
+      <w:lvlText w:val=""/>
+      <w:lvlJc w:val="left"/>
+      <w:pPr>
+        <w:tabs>
+          <w:tab w:val="num" w:pos="2160"/>
+        </w:tabs>
+        <w:ind w:left="2160" w:hanging="360"/>
+      </w:pPr>
+      <w:rPr>
+        <w:rFonts w:ascii="Wingdings" w:hAnsi="Wingdings" w:hint="default"/>
+        <w:sz w:val="20"/>
+      </w:rPr>
+    </w:lvl>
+    <w:lvl w:ilvl="3" w:tentative="1">
+      <w:start w:val="1"/>
+      <w:numFmt w:val="bullet"/>
+      <w:lvlText w:val=""/>
+      <w:lvlJc w:val="left"/>
+      <w:pPr>
+        <w:tabs>
+          <w:tab w:val="num" w:pos="2880"/>
+        </w:tabs>
+        <w:ind w:left="2880" w:hanging="360"/>
+      </w:pPr>
+      <w:rPr>
+        <w:rFonts w:ascii="Wingdings" w:hAnsi="Wingdings" w:hint="default"/>
+        <w:sz w:val="20"/>
+      </w:rPr>
+    </w:lvl>
+    <w:lvl w:ilvl="4" w:tentative="1">
+      <w:start w:val="1"/>
+      <w:numFmt w:val="bullet"/>
+      <w:lvlText w:val=""/>
+      <w:lvlJc w:val="left"/>
+      <w:pPr>
+        <w:tabs>
+          <w:tab w:val="num" w:pos="3600"/>
+        </w:tabs>
+        <w:ind w:left="3600" w:hanging="360"/>
+      </w:pPr>
+      <w:rPr>
+        <w:rFonts w:ascii="Wingdings" w:hAnsi="Wingdings" w:hint="default"/>
+        <w:sz w:val="20"/>
+      </w:rPr>
+    </w:lvl>
+    <w:lvl w:ilvl="5" w:tentative="1">
+      <w:start w:val="1"/>
+      <w:numFmt w:val="bullet"/>
+      <w:lvlText w:val=""/>
+      <w:lvlJc w:val="left"/>
+      <w:pPr>
+        <w:tabs>
+          <w:tab w:val="num" w:pos="4320"/>
+        </w:tabs>
+        <w:ind w:left="4320" w:hanging="360"/>
+      </w:pPr>
+      <w:rPr>
+        <w:rFonts w:ascii="Wingdings" w:hAnsi="Wingdings" w:hint="default"/>
+        <w:sz w:val="20"/>
+      </w:rPr>
+    </w:lvl>
+    <w:lvl w:ilvl="6" w:tentative="1">
+      <w:start w:val="1"/>
+      <w:numFmt w:val="bullet"/>
+      <w:lvlText w:val=""/>
+      <w:lvlJc w:val="left"/>
+      <w:pPr>
+        <w:tabs>
+          <w:tab w:val="num" w:pos="5040"/>
+        </w:tabs>
+        <w:ind w:left="5040" w:hanging="360"/>
+      </w:pPr>
+      <w:rPr>
+        <w:rFonts w:ascii="Wingdings" w:hAnsi="Wingdings" w:hint="default"/>
+        <w:sz w:val="20"/>
+      </w:rPr>
+    </w:lvl>
+    <w:lvl w:ilvl="7" w:tentative="1">
+      <w:start w:val="1"/>
+      <w:numFmt w:val="bullet"/>
+      <w:lvlText w:val=""/>
+      <w:lvlJc w:val="left"/>
+      <w:pPr>
+        <w:tabs>
+          <w:tab w:val="num" w:pos="5760"/>
+        </w:tabs>
+        <w:ind w:left="5760" w:hanging="360"/>
+      </w:pPr>
+      <w:rPr>
+        <w:rFonts w:ascii="Wingdings" w:hAnsi="Wingdings" w:hint="default"/>
+        <w:sz w:val="20"/>
+      </w:rPr>
+    </w:lvl>
+    <w:lvl w:ilvl="8" w:tentative="1">
+      <w:start w:val="1"/>
+      <w:numFmt w:val="bullet"/>
+      <w:lvlText w:val=""/>
+      <w:lvlJc w:val="left"/>
+      <w:pPr>
+        <w:tabs>
+          <w:tab w:val="num" w:pos="6480"/>
+        </w:tabs>
+        <w:ind w:left="6480" w:hanging="360"/>
+      </w:pPr>
+      <w:rPr>
+        <w:rFonts w:ascii="Wingdings" w:hAnsi="Wingdings" w:hint="default"/>
+        <w:sz w:val="20"/>
+      </w:rPr>
+    </w:lvl>
+  </w:abstractNum>
+  <w:abstractNum w:abstractNumId="42" w15:restartNumberingAfterBreak="0">
     <w:nsid w:val="28587253"/>
     <w:multiLevelType w:val="multilevel"/>
     <w:tmpl w:val="69B830DE"/>
@@ -13288,7 +15558,7 @@
       </w:rPr>
     </w:lvl>
   </w:abstractNum>
-  <w:abstractNum w:abstractNumId="37" w15:restartNumberingAfterBreak="0">
+  <w:abstractNum w:abstractNumId="43" w15:restartNumberingAfterBreak="0">
     <w:nsid w:val="2AA661F8"/>
     <w:multiLevelType w:val="multilevel"/>
     <w:tmpl w:val="5D62F040"/>
@@ -13437,7 +15707,7 @@
       </w:rPr>
     </w:lvl>
   </w:abstractNum>
-  <w:abstractNum w:abstractNumId="38" w15:restartNumberingAfterBreak="0">
+  <w:abstractNum w:abstractNumId="44" w15:restartNumberingAfterBreak="0">
     <w:nsid w:val="2D7F2633"/>
     <w:multiLevelType w:val="multilevel"/>
     <w:tmpl w:val="3ECA3006"/>
@@ -13586,7 +15856,7 @@
       </w:rPr>
     </w:lvl>
   </w:abstractNum>
-  <w:abstractNum w:abstractNumId="39" w15:restartNumberingAfterBreak="0">
+  <w:abstractNum w:abstractNumId="45" w15:restartNumberingAfterBreak="0">
     <w:nsid w:val="2DCF20A3"/>
     <w:multiLevelType w:val="multilevel"/>
     <w:tmpl w:val="939C5576"/>
@@ -13735,7 +16005,7 @@
       </w:rPr>
     </w:lvl>
   </w:abstractNum>
-  <w:abstractNum w:abstractNumId="40" w15:restartNumberingAfterBreak="0">
+  <w:abstractNum w:abstractNumId="46" w15:restartNumberingAfterBreak="0">
     <w:nsid w:val="2F116E9F"/>
     <w:multiLevelType w:val="multilevel"/>
     <w:tmpl w:val="4EC07F56"/>
@@ -13884,7 +16154,7 @@
       </w:rPr>
     </w:lvl>
   </w:abstractNum>
-  <w:abstractNum w:abstractNumId="41" w15:restartNumberingAfterBreak="0">
+  <w:abstractNum w:abstractNumId="47" w15:restartNumberingAfterBreak="0">
     <w:nsid w:val="31251261"/>
     <w:multiLevelType w:val="multilevel"/>
     <w:tmpl w:val="87369F94"/>
@@ -14033,7 +16303,156 @@
       </w:rPr>
     </w:lvl>
   </w:abstractNum>
-  <w:abstractNum w:abstractNumId="42" w15:restartNumberingAfterBreak="0">
+  <w:abstractNum w:abstractNumId="48" w15:restartNumberingAfterBreak="0">
+    <w:nsid w:val="322B59A0"/>
+    <w:multiLevelType w:val="multilevel"/>
+    <w:tmpl w:val="36DC0104"/>
+    <w:lvl w:ilvl="0">
+      <w:start w:val="1"/>
+      <w:numFmt w:val="bullet"/>
+      <w:lvlText w:val=""/>
+      <w:lvlJc w:val="left"/>
+      <w:pPr>
+        <w:tabs>
+          <w:tab w:val="num" w:pos="720"/>
+        </w:tabs>
+        <w:ind w:left="720" w:hanging="360"/>
+      </w:pPr>
+      <w:rPr>
+        <w:rFonts w:ascii="Symbol" w:hAnsi="Symbol" w:hint="default"/>
+        <w:sz w:val="20"/>
+      </w:rPr>
+    </w:lvl>
+    <w:lvl w:ilvl="1" w:tentative="1">
+      <w:start w:val="1"/>
+      <w:numFmt w:val="bullet"/>
+      <w:lvlText w:val="o"/>
+      <w:lvlJc w:val="left"/>
+      <w:pPr>
+        <w:tabs>
+          <w:tab w:val="num" w:pos="1440"/>
+        </w:tabs>
+        <w:ind w:left="1440" w:hanging="360"/>
+      </w:pPr>
+      <w:rPr>
+        <w:rFonts w:ascii="Courier New" w:hAnsi="Courier New" w:hint="default"/>
+        <w:sz w:val="20"/>
+      </w:rPr>
+    </w:lvl>
+    <w:lvl w:ilvl="2" w:tentative="1">
+      <w:start w:val="1"/>
+      <w:numFmt w:val="bullet"/>
+      <w:lvlText w:val=""/>
+      <w:lvlJc w:val="left"/>
+      <w:pPr>
+        <w:tabs>
+          <w:tab w:val="num" w:pos="2160"/>
+        </w:tabs>
+        <w:ind w:left="2160" w:hanging="360"/>
+      </w:pPr>
+      <w:rPr>
+        <w:rFonts w:ascii="Wingdings" w:hAnsi="Wingdings" w:hint="default"/>
+        <w:sz w:val="20"/>
+      </w:rPr>
+    </w:lvl>
+    <w:lvl w:ilvl="3" w:tentative="1">
+      <w:start w:val="1"/>
+      <w:numFmt w:val="bullet"/>
+      <w:lvlText w:val=""/>
+      <w:lvlJc w:val="left"/>
+      <w:pPr>
+        <w:tabs>
+          <w:tab w:val="num" w:pos="2880"/>
+        </w:tabs>
+        <w:ind w:left="2880" w:hanging="360"/>
+      </w:pPr>
+      <w:rPr>
+        <w:rFonts w:ascii="Wingdings" w:hAnsi="Wingdings" w:hint="default"/>
+        <w:sz w:val="20"/>
+      </w:rPr>
+    </w:lvl>
+    <w:lvl w:ilvl="4" w:tentative="1">
+      <w:start w:val="1"/>
+      <w:numFmt w:val="bullet"/>
+      <w:lvlText w:val=""/>
+      <w:lvlJc w:val="left"/>
+      <w:pPr>
+        <w:tabs>
+          <w:tab w:val="num" w:pos="3600"/>
+        </w:tabs>
+        <w:ind w:left="3600" w:hanging="360"/>
+      </w:pPr>
+      <w:rPr>
+        <w:rFonts w:ascii="Wingdings" w:hAnsi="Wingdings" w:hint="default"/>
+        <w:sz w:val="20"/>
+      </w:rPr>
+    </w:lvl>
+    <w:lvl w:ilvl="5" w:tentative="1">
+      <w:start w:val="1"/>
+      <w:numFmt w:val="bullet"/>
+      <w:lvlText w:val=""/>
+      <w:lvlJc w:val="left"/>
+      <w:pPr>
+        <w:tabs>
+          <w:tab w:val="num" w:pos="4320"/>
+        </w:tabs>
+        <w:ind w:left="4320" w:hanging="360"/>
+      </w:pPr>
+      <w:rPr>
+        <w:rFonts w:ascii="Wingdings" w:hAnsi="Wingdings" w:hint="default"/>
+        <w:sz w:val="20"/>
+      </w:rPr>
+    </w:lvl>
+    <w:lvl w:ilvl="6" w:tentative="1">
+      <w:start w:val="1"/>
+      <w:numFmt w:val="bullet"/>
+      <w:lvlText w:val=""/>
+      <w:lvlJc w:val="left"/>
+      <w:pPr>
+        <w:tabs>
+          <w:tab w:val="num" w:pos="5040"/>
+        </w:tabs>
+        <w:ind w:left="5040" w:hanging="360"/>
+      </w:pPr>
+      <w:rPr>
+        <w:rFonts w:ascii="Wingdings" w:hAnsi="Wingdings" w:hint="default"/>
+        <w:sz w:val="20"/>
+      </w:rPr>
+    </w:lvl>
+    <w:lvl w:ilvl="7" w:tentative="1">
+      <w:start w:val="1"/>
+      <w:numFmt w:val="bullet"/>
+      <w:lvlText w:val=""/>
+      <w:lvlJc w:val="left"/>
+      <w:pPr>
+        <w:tabs>
+          <w:tab w:val="num" w:pos="5760"/>
+        </w:tabs>
+        <w:ind w:left="5760" w:hanging="360"/>
+      </w:pPr>
+      <w:rPr>
+        <w:rFonts w:ascii="Wingdings" w:hAnsi="Wingdings" w:hint="default"/>
+        <w:sz w:val="20"/>
+      </w:rPr>
+    </w:lvl>
+    <w:lvl w:ilvl="8" w:tentative="1">
+      <w:start w:val="1"/>
+      <w:numFmt w:val="bullet"/>
+      <w:lvlText w:val=""/>
+      <w:lvlJc w:val="left"/>
+      <w:pPr>
+        <w:tabs>
+          <w:tab w:val="num" w:pos="6480"/>
+        </w:tabs>
+        <w:ind w:left="6480" w:hanging="360"/>
+      </w:pPr>
+      <w:rPr>
+        <w:rFonts w:ascii="Wingdings" w:hAnsi="Wingdings" w:hint="default"/>
+        <w:sz w:val="20"/>
+      </w:rPr>
+    </w:lvl>
+  </w:abstractNum>
+  <w:abstractNum w:abstractNumId="49" w15:restartNumberingAfterBreak="0">
     <w:nsid w:val="325A5BA5"/>
     <w:multiLevelType w:val="multilevel"/>
     <w:tmpl w:val="2AD22372"/>
@@ -14182,7 +16601,7 @@
       </w:rPr>
     </w:lvl>
   </w:abstractNum>
-  <w:abstractNum w:abstractNumId="43" w15:restartNumberingAfterBreak="0">
+  <w:abstractNum w:abstractNumId="50" w15:restartNumberingAfterBreak="0">
     <w:nsid w:val="335455CD"/>
     <w:multiLevelType w:val="hybridMultilevel"/>
     <w:tmpl w:val="A74C9968"/>
@@ -14295,7 +16714,7 @@
       </w:rPr>
     </w:lvl>
   </w:abstractNum>
-  <w:abstractNum w:abstractNumId="44" w15:restartNumberingAfterBreak="0">
+  <w:abstractNum w:abstractNumId="51" w15:restartNumberingAfterBreak="0">
     <w:nsid w:val="37CA0D42"/>
     <w:multiLevelType w:val="multilevel"/>
     <w:tmpl w:val="85A8FB98"/>
@@ -14444,7 +16863,7 @@
       </w:rPr>
     </w:lvl>
   </w:abstractNum>
-  <w:abstractNum w:abstractNumId="45" w15:restartNumberingAfterBreak="0">
+  <w:abstractNum w:abstractNumId="52" w15:restartNumberingAfterBreak="0">
     <w:nsid w:val="38D16041"/>
     <w:multiLevelType w:val="multilevel"/>
     <w:tmpl w:val="ED1CF0BC"/>
@@ -14593,7 +17012,7 @@
       </w:rPr>
     </w:lvl>
   </w:abstractNum>
-  <w:abstractNum w:abstractNumId="46" w15:restartNumberingAfterBreak="0">
+  <w:abstractNum w:abstractNumId="53" w15:restartNumberingAfterBreak="0">
     <w:nsid w:val="398F6D11"/>
     <w:multiLevelType w:val="multilevel"/>
     <w:tmpl w:val="C9684070"/>
@@ -14742,7 +17161,7 @@
       </w:rPr>
     </w:lvl>
   </w:abstractNum>
-  <w:abstractNum w:abstractNumId="47" w15:restartNumberingAfterBreak="0">
+  <w:abstractNum w:abstractNumId="54" w15:restartNumberingAfterBreak="0">
     <w:nsid w:val="3A1B5A6E"/>
     <w:multiLevelType w:val="multilevel"/>
     <w:tmpl w:val="CCE64CD0"/>
@@ -14891,7 +17310,7 @@
       </w:rPr>
     </w:lvl>
   </w:abstractNum>
-  <w:abstractNum w:abstractNumId="48" w15:restartNumberingAfterBreak="0">
+  <w:abstractNum w:abstractNumId="55" w15:restartNumberingAfterBreak="0">
     <w:nsid w:val="3A7C6A25"/>
     <w:multiLevelType w:val="multilevel"/>
     <w:tmpl w:val="A0B838BE"/>
@@ -15040,7 +17459,7 @@
       </w:rPr>
     </w:lvl>
   </w:abstractNum>
-  <w:abstractNum w:abstractNumId="49" w15:restartNumberingAfterBreak="0">
+  <w:abstractNum w:abstractNumId="56" w15:restartNumberingAfterBreak="0">
     <w:nsid w:val="3A9D6208"/>
     <w:multiLevelType w:val="multilevel"/>
     <w:tmpl w:val="2DE06AAC"/>
@@ -15189,7 +17608,7 @@
       </w:rPr>
     </w:lvl>
   </w:abstractNum>
-  <w:abstractNum w:abstractNumId="50" w15:restartNumberingAfterBreak="0">
+  <w:abstractNum w:abstractNumId="57" w15:restartNumberingAfterBreak="0">
     <w:nsid w:val="3AEF1D73"/>
     <w:multiLevelType w:val="multilevel"/>
     <w:tmpl w:val="00DEAE96"/>
@@ -15338,7 +17757,7 @@
       </w:rPr>
     </w:lvl>
   </w:abstractNum>
-  <w:abstractNum w:abstractNumId="51" w15:restartNumberingAfterBreak="0">
+  <w:abstractNum w:abstractNumId="58" w15:restartNumberingAfterBreak="0">
     <w:nsid w:val="3B26678C"/>
     <w:multiLevelType w:val="multilevel"/>
     <w:tmpl w:val="5D121590"/>
@@ -15487,7 +17906,7 @@
       </w:rPr>
     </w:lvl>
   </w:abstractNum>
-  <w:abstractNum w:abstractNumId="52" w15:restartNumberingAfterBreak="0">
+  <w:abstractNum w:abstractNumId="59" w15:restartNumberingAfterBreak="0">
     <w:nsid w:val="3C66501B"/>
     <w:multiLevelType w:val="multilevel"/>
     <w:tmpl w:val="E304A61A"/>
@@ -15636,7 +18055,7 @@
       </w:rPr>
     </w:lvl>
   </w:abstractNum>
-  <w:abstractNum w:abstractNumId="53" w15:restartNumberingAfterBreak="0">
+  <w:abstractNum w:abstractNumId="60" w15:restartNumberingAfterBreak="0">
     <w:nsid w:val="3CCE6A95"/>
     <w:multiLevelType w:val="multilevel"/>
     <w:tmpl w:val="57B08EE4"/>
@@ -15785,7 +18204,7 @@
       </w:rPr>
     </w:lvl>
   </w:abstractNum>
-  <w:abstractNum w:abstractNumId="54" w15:restartNumberingAfterBreak="0">
+  <w:abstractNum w:abstractNumId="61" w15:restartNumberingAfterBreak="0">
     <w:nsid w:val="3E86499D"/>
     <w:multiLevelType w:val="multilevel"/>
     <w:tmpl w:val="C5F845B8"/>
@@ -15934,7 +18353,7 @@
       </w:rPr>
     </w:lvl>
   </w:abstractNum>
-  <w:abstractNum w:abstractNumId="55" w15:restartNumberingAfterBreak="0">
+  <w:abstractNum w:abstractNumId="62" w15:restartNumberingAfterBreak="0">
     <w:nsid w:val="3EA502C7"/>
     <w:multiLevelType w:val="multilevel"/>
     <w:tmpl w:val="6F00C288"/>
@@ -16083,7 +18502,7 @@
       </w:rPr>
     </w:lvl>
   </w:abstractNum>
-  <w:abstractNum w:abstractNumId="56" w15:restartNumberingAfterBreak="0">
+  <w:abstractNum w:abstractNumId="63" w15:restartNumberingAfterBreak="0">
     <w:nsid w:val="3F2368D1"/>
     <w:multiLevelType w:val="multilevel"/>
     <w:tmpl w:val="B5DC570E"/>
@@ -16232,7 +18651,7 @@
       </w:rPr>
     </w:lvl>
   </w:abstractNum>
-  <w:abstractNum w:abstractNumId="57" w15:restartNumberingAfterBreak="0">
+  <w:abstractNum w:abstractNumId="64" w15:restartNumberingAfterBreak="0">
     <w:nsid w:val="3F5B3BB4"/>
     <w:multiLevelType w:val="multilevel"/>
     <w:tmpl w:val="612A01EE"/>
@@ -16381,7 +18800,7 @@
       </w:rPr>
     </w:lvl>
   </w:abstractNum>
-  <w:abstractNum w:abstractNumId="58" w15:restartNumberingAfterBreak="0">
+  <w:abstractNum w:abstractNumId="65" w15:restartNumberingAfterBreak="0">
     <w:nsid w:val="40E8563D"/>
     <w:multiLevelType w:val="multilevel"/>
     <w:tmpl w:val="77C08992"/>
@@ -16530,7 +18949,7 @@
       </w:rPr>
     </w:lvl>
   </w:abstractNum>
-  <w:abstractNum w:abstractNumId="59" w15:restartNumberingAfterBreak="0">
+  <w:abstractNum w:abstractNumId="66" w15:restartNumberingAfterBreak="0">
     <w:nsid w:val="42086C1B"/>
     <w:multiLevelType w:val="multilevel"/>
     <w:tmpl w:val="4F82B326"/>
@@ -16679,7 +19098,7 @@
       </w:rPr>
     </w:lvl>
   </w:abstractNum>
-  <w:abstractNum w:abstractNumId="60" w15:restartNumberingAfterBreak="0">
+  <w:abstractNum w:abstractNumId="67" w15:restartNumberingAfterBreak="0">
     <w:nsid w:val="43C40805"/>
     <w:multiLevelType w:val="multilevel"/>
     <w:tmpl w:val="8C423A1A"/>
@@ -16828,7 +19247,7 @@
       </w:rPr>
     </w:lvl>
   </w:abstractNum>
-  <w:abstractNum w:abstractNumId="61" w15:restartNumberingAfterBreak="0">
+  <w:abstractNum w:abstractNumId="68" w15:restartNumberingAfterBreak="0">
     <w:nsid w:val="44DB43E9"/>
     <w:multiLevelType w:val="multilevel"/>
     <w:tmpl w:val="08B694D6"/>
@@ -16977,7 +19396,156 @@
       </w:rPr>
     </w:lvl>
   </w:abstractNum>
-  <w:abstractNum w:abstractNumId="62" w15:restartNumberingAfterBreak="0">
+  <w:abstractNum w:abstractNumId="69" w15:restartNumberingAfterBreak="0">
+    <w:nsid w:val="46A729E6"/>
+    <w:multiLevelType w:val="multilevel"/>
+    <w:tmpl w:val="2856F45A"/>
+    <w:lvl w:ilvl="0">
+      <w:start w:val="1"/>
+      <w:numFmt w:val="bullet"/>
+      <w:lvlText w:val=""/>
+      <w:lvlJc w:val="left"/>
+      <w:pPr>
+        <w:tabs>
+          <w:tab w:val="num" w:pos="720"/>
+        </w:tabs>
+        <w:ind w:left="720" w:hanging="360"/>
+      </w:pPr>
+      <w:rPr>
+        <w:rFonts w:ascii="Symbol" w:hAnsi="Symbol" w:hint="default"/>
+        <w:sz w:val="20"/>
+      </w:rPr>
+    </w:lvl>
+    <w:lvl w:ilvl="1" w:tentative="1">
+      <w:start w:val="1"/>
+      <w:numFmt w:val="bullet"/>
+      <w:lvlText w:val="o"/>
+      <w:lvlJc w:val="left"/>
+      <w:pPr>
+        <w:tabs>
+          <w:tab w:val="num" w:pos="1440"/>
+        </w:tabs>
+        <w:ind w:left="1440" w:hanging="360"/>
+      </w:pPr>
+      <w:rPr>
+        <w:rFonts w:ascii="Courier New" w:hAnsi="Courier New" w:hint="default"/>
+        <w:sz w:val="20"/>
+      </w:rPr>
+    </w:lvl>
+    <w:lvl w:ilvl="2" w:tentative="1">
+      <w:start w:val="1"/>
+      <w:numFmt w:val="bullet"/>
+      <w:lvlText w:val=""/>
+      <w:lvlJc w:val="left"/>
+      <w:pPr>
+        <w:tabs>
+          <w:tab w:val="num" w:pos="2160"/>
+        </w:tabs>
+        <w:ind w:left="2160" w:hanging="360"/>
+      </w:pPr>
+      <w:rPr>
+        <w:rFonts w:ascii="Wingdings" w:hAnsi="Wingdings" w:hint="default"/>
+        <w:sz w:val="20"/>
+      </w:rPr>
+    </w:lvl>
+    <w:lvl w:ilvl="3" w:tentative="1">
+      <w:start w:val="1"/>
+      <w:numFmt w:val="bullet"/>
+      <w:lvlText w:val=""/>
+      <w:lvlJc w:val="left"/>
+      <w:pPr>
+        <w:tabs>
+          <w:tab w:val="num" w:pos="2880"/>
+        </w:tabs>
+        <w:ind w:left="2880" w:hanging="360"/>
+      </w:pPr>
+      <w:rPr>
+        <w:rFonts w:ascii="Wingdings" w:hAnsi="Wingdings" w:hint="default"/>
+        <w:sz w:val="20"/>
+      </w:rPr>
+    </w:lvl>
+    <w:lvl w:ilvl="4" w:tentative="1">
+      <w:start w:val="1"/>
+      <w:numFmt w:val="bullet"/>
+      <w:lvlText w:val=""/>
+      <w:lvlJc w:val="left"/>
+      <w:pPr>
+        <w:tabs>
+          <w:tab w:val="num" w:pos="3600"/>
+        </w:tabs>
+        <w:ind w:left="3600" w:hanging="360"/>
+      </w:pPr>
+      <w:rPr>
+        <w:rFonts w:ascii="Wingdings" w:hAnsi="Wingdings" w:hint="default"/>
+        <w:sz w:val="20"/>
+      </w:rPr>
+    </w:lvl>
+    <w:lvl w:ilvl="5" w:tentative="1">
+      <w:start w:val="1"/>
+      <w:numFmt w:val="bullet"/>
+      <w:lvlText w:val=""/>
+      <w:lvlJc w:val="left"/>
+      <w:pPr>
+        <w:tabs>
+          <w:tab w:val="num" w:pos="4320"/>
+        </w:tabs>
+        <w:ind w:left="4320" w:hanging="360"/>
+      </w:pPr>
+      <w:rPr>
+        <w:rFonts w:ascii="Wingdings" w:hAnsi="Wingdings" w:hint="default"/>
+        <w:sz w:val="20"/>
+      </w:rPr>
+    </w:lvl>
+    <w:lvl w:ilvl="6" w:tentative="1">
+      <w:start w:val="1"/>
+      <w:numFmt w:val="bullet"/>
+      <w:lvlText w:val=""/>
+      <w:lvlJc w:val="left"/>
+      <w:pPr>
+        <w:tabs>
+          <w:tab w:val="num" w:pos="5040"/>
+        </w:tabs>
+        <w:ind w:left="5040" w:hanging="360"/>
+      </w:pPr>
+      <w:rPr>
+        <w:rFonts w:ascii="Wingdings" w:hAnsi="Wingdings" w:hint="default"/>
+        <w:sz w:val="20"/>
+      </w:rPr>
+    </w:lvl>
+    <w:lvl w:ilvl="7" w:tentative="1">
+      <w:start w:val="1"/>
+      <w:numFmt w:val="bullet"/>
+      <w:lvlText w:val=""/>
+      <w:lvlJc w:val="left"/>
+      <w:pPr>
+        <w:tabs>
+          <w:tab w:val="num" w:pos="5760"/>
+        </w:tabs>
+        <w:ind w:left="5760" w:hanging="360"/>
+      </w:pPr>
+      <w:rPr>
+        <w:rFonts w:ascii="Wingdings" w:hAnsi="Wingdings" w:hint="default"/>
+        <w:sz w:val="20"/>
+      </w:rPr>
+    </w:lvl>
+    <w:lvl w:ilvl="8" w:tentative="1">
+      <w:start w:val="1"/>
+      <w:numFmt w:val="bullet"/>
+      <w:lvlText w:val=""/>
+      <w:lvlJc w:val="left"/>
+      <w:pPr>
+        <w:tabs>
+          <w:tab w:val="num" w:pos="6480"/>
+        </w:tabs>
+        <w:ind w:left="6480" w:hanging="360"/>
+      </w:pPr>
+      <w:rPr>
+        <w:rFonts w:ascii="Wingdings" w:hAnsi="Wingdings" w:hint="default"/>
+        <w:sz w:val="20"/>
+      </w:rPr>
+    </w:lvl>
+  </w:abstractNum>
+  <w:abstractNum w:abstractNumId="70" w15:restartNumberingAfterBreak="0">
     <w:nsid w:val="46BA23E6"/>
     <w:multiLevelType w:val="multilevel"/>
     <w:tmpl w:val="E5440DCC"/>
@@ -17126,7 +19694,7 @@
       </w:rPr>
     </w:lvl>
   </w:abstractNum>
-  <w:abstractNum w:abstractNumId="63" w15:restartNumberingAfterBreak="0">
+  <w:abstractNum w:abstractNumId="71" w15:restartNumberingAfterBreak="0">
     <w:nsid w:val="47C818DA"/>
     <w:multiLevelType w:val="multilevel"/>
     <w:tmpl w:val="57167422"/>
@@ -17275,7 +19843,7 @@
       </w:rPr>
     </w:lvl>
   </w:abstractNum>
-  <w:abstractNum w:abstractNumId="64" w15:restartNumberingAfterBreak="0">
+  <w:abstractNum w:abstractNumId="72" w15:restartNumberingAfterBreak="0">
     <w:nsid w:val="48FD673A"/>
     <w:multiLevelType w:val="multilevel"/>
     <w:tmpl w:val="D10434FA"/>
@@ -17424,7 +19992,7 @@
       </w:rPr>
     </w:lvl>
   </w:abstractNum>
-  <w:abstractNum w:abstractNumId="65" w15:restartNumberingAfterBreak="0">
+  <w:abstractNum w:abstractNumId="73" w15:restartNumberingAfterBreak="0">
     <w:nsid w:val="4A42127A"/>
     <w:multiLevelType w:val="multilevel"/>
     <w:tmpl w:val="204EC3AC"/>
@@ -17573,7 +20141,7 @@
       </w:rPr>
     </w:lvl>
   </w:abstractNum>
-  <w:abstractNum w:abstractNumId="66" w15:restartNumberingAfterBreak="0">
+  <w:abstractNum w:abstractNumId="74" w15:restartNumberingAfterBreak="0">
     <w:nsid w:val="4A683003"/>
     <w:multiLevelType w:val="multilevel"/>
     <w:tmpl w:val="39FE1198"/>
@@ -17722,7 +20290,7 @@
       </w:rPr>
     </w:lvl>
   </w:abstractNum>
-  <w:abstractNum w:abstractNumId="67" w15:restartNumberingAfterBreak="0">
+  <w:abstractNum w:abstractNumId="75" w15:restartNumberingAfterBreak="0">
     <w:nsid w:val="4ADB0703"/>
     <w:multiLevelType w:val="hybridMultilevel"/>
     <w:tmpl w:val="4FE6BACE"/>
@@ -17835,7 +20403,7 @@
       </w:rPr>
     </w:lvl>
   </w:abstractNum>
-  <w:abstractNum w:abstractNumId="68" w15:restartNumberingAfterBreak="0">
+  <w:abstractNum w:abstractNumId="76" w15:restartNumberingAfterBreak="0">
     <w:nsid w:val="4BAB1E59"/>
     <w:multiLevelType w:val="multilevel"/>
     <w:tmpl w:val="EA2C4000"/>
@@ -17984,7 +20552,269 @@
       </w:rPr>
     </w:lvl>
   </w:abstractNum>
-  <w:abstractNum w:abstractNumId="69" w15:restartNumberingAfterBreak="0">
+  <w:abstractNum w:abstractNumId="77" w15:restartNumberingAfterBreak="0">
+    <w:nsid w:val="4C191F87"/>
+    <w:multiLevelType w:val="multilevel"/>
+    <w:tmpl w:val="5FC44594"/>
+    <w:lvl w:ilvl="0">
+      <w:start w:val="1"/>
+      <w:numFmt w:val="bullet"/>
+      <w:lvlText w:val=""/>
+      <w:lvlJc w:val="left"/>
+      <w:pPr>
+        <w:tabs>
+          <w:tab w:val="num" w:pos="720"/>
+        </w:tabs>
+        <w:ind w:left="720" w:hanging="360"/>
+      </w:pPr>
+      <w:rPr>
+        <w:rFonts w:ascii="Symbol" w:hAnsi="Symbol" w:hint="default"/>
+        <w:sz w:val="20"/>
+      </w:rPr>
+    </w:lvl>
+    <w:lvl w:ilvl="1" w:tentative="1">
+      <w:start w:val="1"/>
+      <w:numFmt w:val="bullet"/>
+      <w:lvlText w:val="o"/>
+      <w:lvlJc w:val="left"/>
+      <w:pPr>
+        <w:tabs>
+          <w:tab w:val="num" w:pos="1440"/>
+        </w:tabs>
+        <w:ind w:left="1440" w:hanging="360"/>
+      </w:pPr>
+      <w:rPr>
+        <w:rFonts w:ascii="Courier New" w:hAnsi="Courier New" w:hint="default"/>
+        <w:sz w:val="20"/>
+      </w:rPr>
+    </w:lvl>
+    <w:lvl w:ilvl="2" w:tentative="1">
+      <w:start w:val="1"/>
+      <w:numFmt w:val="bullet"/>
+      <w:lvlText w:val=""/>
+      <w:lvlJc w:val="left"/>
+      <w:pPr>
+        <w:tabs>
+          <w:tab w:val="num" w:pos="2160"/>
+        </w:tabs>
+        <w:ind w:left="2160" w:hanging="360"/>
+      </w:pPr>
+      <w:rPr>
+        <w:rFonts w:ascii="Wingdings" w:hAnsi="Wingdings" w:hint="default"/>
+        <w:sz w:val="20"/>
+      </w:rPr>
+    </w:lvl>
+    <w:lvl w:ilvl="3" w:tentative="1">
+      <w:start w:val="1"/>
+      <w:numFmt w:val="bullet"/>
+      <w:lvlText w:val=""/>
+      <w:lvlJc w:val="left"/>
+      <w:pPr>
+        <w:tabs>
+          <w:tab w:val="num" w:pos="2880"/>
+        </w:tabs>
+        <w:ind w:left="2880" w:hanging="360"/>
+      </w:pPr>
+      <w:rPr>
+        <w:rFonts w:ascii="Wingdings" w:hAnsi="Wingdings" w:hint="default"/>
+        <w:sz w:val="20"/>
+      </w:rPr>
+    </w:lvl>
+    <w:lvl w:ilvl="4" w:tentative="1">
+      <w:start w:val="1"/>
+      <w:numFmt w:val="bullet"/>
+      <w:lvlText w:val=""/>
+      <w:lvlJc w:val="left"/>
+      <w:pPr>
+        <w:tabs>
+          <w:tab w:val="num" w:pos="3600"/>
+        </w:tabs>
+        <w:ind w:left="3600" w:hanging="360"/>
+      </w:pPr>
+      <w:rPr>
+        <w:rFonts w:ascii="Wingdings" w:hAnsi="Wingdings" w:hint="default"/>
+        <w:sz w:val="20"/>
+      </w:rPr>
+    </w:lvl>
+    <w:lvl w:ilvl="5" w:tentative="1">
+      <w:start w:val="1"/>
+      <w:numFmt w:val="bullet"/>
+      <w:lvlText w:val=""/>
+      <w:lvlJc w:val="left"/>
+      <w:pPr>
+        <w:tabs>
+          <w:tab w:val="num" w:pos="4320"/>
+        </w:tabs>
+        <w:ind w:left="4320" w:hanging="360"/>
+      </w:pPr>
+      <w:rPr>
+        <w:rFonts w:ascii="Wingdings" w:hAnsi="Wingdings" w:hint="default"/>
+        <w:sz w:val="20"/>
+      </w:rPr>
+    </w:lvl>
+    <w:lvl w:ilvl="6" w:tentative="1">
+      <w:start w:val="1"/>
+      <w:numFmt w:val="bullet"/>
+      <w:lvlText w:val=""/>
+      <w:lvlJc w:val="left"/>
+      <w:pPr>
+        <w:tabs>
+          <w:tab w:val="num" w:pos="5040"/>
+        </w:tabs>
+        <w:ind w:left="5040" w:hanging="360"/>
+      </w:pPr>
+      <w:rPr>
+        <w:rFonts w:ascii="Wingdings" w:hAnsi="Wingdings" w:hint="default"/>
+        <w:sz w:val="20"/>
+      </w:rPr>
+    </w:lvl>
+    <w:lvl w:ilvl="7" w:tentative="1">
+      <w:start w:val="1"/>
+      <w:numFmt w:val="bullet"/>
+      <w:lvlText w:val=""/>
+      <w:lvlJc w:val="left"/>
+      <w:pPr>
+        <w:tabs>
+          <w:tab w:val="num" w:pos="5760"/>
+        </w:tabs>
+        <w:ind w:left="5760" w:hanging="360"/>
+      </w:pPr>
+      <w:rPr>
+        <w:rFonts w:ascii="Wingdings" w:hAnsi="Wingdings" w:hint="default"/>
+        <w:sz w:val="20"/>
+      </w:rPr>
+    </w:lvl>
+    <w:lvl w:ilvl="8" w:tentative="1">
+      <w:start w:val="1"/>
+      <w:numFmt w:val="bullet"/>
+      <w:lvlText w:val=""/>
+      <w:lvlJc w:val="left"/>
+      <w:pPr>
+        <w:tabs>
+          <w:tab w:val="num" w:pos="6480"/>
+        </w:tabs>
+        <w:ind w:left="6480" w:hanging="360"/>
+      </w:pPr>
+      <w:rPr>
+        <w:rFonts w:ascii="Wingdings" w:hAnsi="Wingdings" w:hint="default"/>
+        <w:sz w:val="20"/>
+      </w:rPr>
+    </w:lvl>
+  </w:abstractNum>
+  <w:abstractNum w:abstractNumId="78" w15:restartNumberingAfterBreak="0">
+    <w:nsid w:val="4CA64947"/>
+    <w:multiLevelType w:val="multilevel"/>
+    <w:tmpl w:val="B5DA1D5C"/>
+    <w:lvl w:ilvl="0">
+      <w:start w:val="3"/>
+      <w:numFmt w:val="decimal"/>
+      <w:lvlText w:val="%1"/>
+      <w:lvlJc w:val="left"/>
+      <w:pPr>
+        <w:ind w:left="360" w:hanging="360"/>
+      </w:pPr>
+      <w:rPr>
+        <w:rFonts w:hint="default"/>
+      </w:rPr>
+    </w:lvl>
+    <w:lvl w:ilvl="1">
+      <w:start w:val="3"/>
+      <w:numFmt w:val="decimal"/>
+      <w:lvlText w:val="%1.%2"/>
+      <w:lvlJc w:val="left"/>
+      <w:pPr>
+        <w:ind w:left="360" w:hanging="360"/>
+      </w:pPr>
+      <w:rPr>
+        <w:rFonts w:hint="default"/>
+      </w:rPr>
+    </w:lvl>
+    <w:lvl w:ilvl="2">
+      <w:start w:val="1"/>
+      <w:numFmt w:val="decimal"/>
+      <w:lvlText w:val="%1.%2.%3"/>
+      <w:lvlJc w:val="left"/>
+      <w:pPr>
+        <w:ind w:left="720" w:hanging="720"/>
+      </w:pPr>
+      <w:rPr>
+        <w:rFonts w:hint="default"/>
+      </w:rPr>
+    </w:lvl>
+    <w:lvl w:ilvl="3">
+      <w:start w:val="1"/>
+      <w:numFmt w:val="decimal"/>
+      <w:lvlText w:val="%1.%2.%3.%4"/>
+      <w:lvlJc w:val="left"/>
+      <w:pPr>
+        <w:ind w:left="1080" w:hanging="1080"/>
+      </w:pPr>
+      <w:rPr>
+        <w:rFonts w:hint="default"/>
+      </w:rPr>
+    </w:lvl>
+    <w:lvl w:ilvl="4">
+      <w:start w:val="1"/>
+      <w:numFmt w:val="decimal"/>
+      <w:lvlText w:val="%1.%2.%3.%4.%5"/>
+      <w:lvlJc w:val="left"/>
+      <w:pPr>
+        <w:ind w:left="1080" w:hanging="1080"/>
+      </w:pPr>
+      <w:rPr>
+        <w:rFonts w:hint="default"/>
+      </w:rPr>
+    </w:lvl>
+    <w:lvl w:ilvl="5">
+      <w:start w:val="1"/>
+      <w:numFmt w:val="decimal"/>
+      <w:lvlText w:val="%1.%2.%3.%4.%5.%6"/>
+      <w:lvlJc w:val="left"/>
+      <w:pPr>
+        <w:ind w:left="1440" w:hanging="1440"/>
+      </w:pPr>
+      <w:rPr>
+        <w:rFonts w:hint="default"/>
+      </w:rPr>
+    </w:lvl>
+    <w:lvl w:ilvl="6">
+      <w:start w:val="1"/>
+      <w:numFmt w:val="decimal"/>
+      <w:lvlText w:val="%1.%2.%3.%4.%5.%6.%7"/>
+      <w:lvlJc w:val="left"/>
+      <w:pPr>
+        <w:ind w:left="1440" w:hanging="1440"/>
+      </w:pPr>
+      <w:rPr>
+        <w:rFonts w:hint="default"/>
+      </w:rPr>
+    </w:lvl>
+    <w:lvl w:ilvl="7">
+      <w:start w:val="1"/>
+      <w:numFmt w:val="decimal"/>
+      <w:lvlText w:val="%1.%2.%3.%4.%5.%6.%7.%8"/>
+      <w:lvlJc w:val="left"/>
+      <w:pPr>
+        <w:ind w:left="1800" w:hanging="1800"/>
+      </w:pPr>
+      <w:rPr>
+        <w:rFonts w:hint="default"/>
+      </w:rPr>
+    </w:lvl>
+    <w:lvl w:ilvl="8">
+      <w:start w:val="1"/>
+      <w:numFmt w:val="decimal"/>
+      <w:lvlText w:val="%1.%2.%3.%4.%5.%6.%7.%8.%9"/>
+      <w:lvlJc w:val="left"/>
+      <w:pPr>
+        <w:ind w:left="1800" w:hanging="1800"/>
+      </w:pPr>
+      <w:rPr>
+        <w:rFonts w:hint="default"/>
+      </w:rPr>
+    </w:lvl>
+  </w:abstractNum>
+  <w:abstractNum w:abstractNumId="79" w15:restartNumberingAfterBreak="0">
     <w:nsid w:val="4F634607"/>
     <w:multiLevelType w:val="multilevel"/>
     <w:tmpl w:val="55400886"/>
@@ -18133,7 +20963,7 @@
       </w:rPr>
     </w:lvl>
   </w:abstractNum>
-  <w:abstractNum w:abstractNumId="70" w15:restartNumberingAfterBreak="0">
+  <w:abstractNum w:abstractNumId="80" w15:restartNumberingAfterBreak="0">
     <w:nsid w:val="4FDC005C"/>
     <w:multiLevelType w:val="multilevel"/>
     <w:tmpl w:val="CAA0FB8E"/>
@@ -18282,7 +21112,7 @@
       </w:rPr>
     </w:lvl>
   </w:abstractNum>
-  <w:abstractNum w:abstractNumId="71" w15:restartNumberingAfterBreak="0">
+  <w:abstractNum w:abstractNumId="81" w15:restartNumberingAfterBreak="0">
     <w:nsid w:val="4FF8352E"/>
     <w:multiLevelType w:val="multilevel"/>
     <w:tmpl w:val="DBDC457C"/>
@@ -18431,7 +21261,156 @@
       </w:rPr>
     </w:lvl>
   </w:abstractNum>
-  <w:abstractNum w:abstractNumId="72" w15:restartNumberingAfterBreak="0">
+  <w:abstractNum w:abstractNumId="82" w15:restartNumberingAfterBreak="0">
+    <w:nsid w:val="505C32CD"/>
+    <w:multiLevelType w:val="multilevel"/>
+    <w:tmpl w:val="4A3C60B6"/>
+    <w:lvl w:ilvl="0">
+      <w:start w:val="1"/>
+      <w:numFmt w:val="bullet"/>
+      <w:lvlText w:val=""/>
+      <w:lvlJc w:val="left"/>
+      <w:pPr>
+        <w:tabs>
+          <w:tab w:val="num" w:pos="720"/>
+        </w:tabs>
+        <w:ind w:left="720" w:hanging="360"/>
+      </w:pPr>
+      <w:rPr>
+        <w:rFonts w:ascii="Symbol" w:hAnsi="Symbol" w:hint="default"/>
+        <w:sz w:val="20"/>
+      </w:rPr>
+    </w:lvl>
+    <w:lvl w:ilvl="1" w:tentative="1">
+      <w:start w:val="1"/>
+      <w:numFmt w:val="bullet"/>
+      <w:lvlText w:val="o"/>
+      <w:lvlJc w:val="left"/>
+      <w:pPr>
+        <w:tabs>
+          <w:tab w:val="num" w:pos="1440"/>
+        </w:tabs>
+        <w:ind w:left="1440" w:hanging="360"/>
+      </w:pPr>
+      <w:rPr>
+        <w:rFonts w:ascii="Courier New" w:hAnsi="Courier New" w:hint="default"/>
+        <w:sz w:val="20"/>
+      </w:rPr>
+    </w:lvl>
+    <w:lvl w:ilvl="2" w:tentative="1">
+      <w:start w:val="1"/>
+      <w:numFmt w:val="bullet"/>
+      <w:lvlText w:val=""/>
+      <w:lvlJc w:val="left"/>
+      <w:pPr>
+        <w:tabs>
+          <w:tab w:val="num" w:pos="2160"/>
+        </w:tabs>
+        <w:ind w:left="2160" w:hanging="360"/>
+      </w:pPr>
+      <w:rPr>
+        <w:rFonts w:ascii="Wingdings" w:hAnsi="Wingdings" w:hint="default"/>
+        <w:sz w:val="20"/>
+      </w:rPr>
+    </w:lvl>
+    <w:lvl w:ilvl="3" w:tentative="1">
+      <w:start w:val="1"/>
+      <w:numFmt w:val="bullet"/>
+      <w:lvlText w:val=""/>
+      <w:lvlJc w:val="left"/>
+      <w:pPr>
+        <w:tabs>
+          <w:tab w:val="num" w:pos="2880"/>
+        </w:tabs>
+        <w:ind w:left="2880" w:hanging="360"/>
+      </w:pPr>
+      <w:rPr>
+        <w:rFonts w:ascii="Wingdings" w:hAnsi="Wingdings" w:hint="default"/>
+        <w:sz w:val="20"/>
+      </w:rPr>
+    </w:lvl>
+    <w:lvl w:ilvl="4" w:tentative="1">
+      <w:start w:val="1"/>
+      <w:numFmt w:val="bullet"/>
+      <w:lvlText w:val=""/>
+      <w:lvlJc w:val="left"/>
+      <w:pPr>
+        <w:tabs>
+          <w:tab w:val="num" w:pos="3600"/>
+        </w:tabs>
+        <w:ind w:left="3600" w:hanging="360"/>
+      </w:pPr>
+      <w:rPr>
+        <w:rFonts w:ascii="Wingdings" w:hAnsi="Wingdings" w:hint="default"/>
+        <w:sz w:val="20"/>
+      </w:rPr>
+    </w:lvl>
+    <w:lvl w:ilvl="5" w:tentative="1">
+      <w:start w:val="1"/>
+      <w:numFmt w:val="bullet"/>
+      <w:lvlText w:val=""/>
+      <w:lvlJc w:val="left"/>
+      <w:pPr>
+        <w:tabs>
+          <w:tab w:val="num" w:pos="4320"/>
+        </w:tabs>
+        <w:ind w:left="4320" w:hanging="360"/>
+      </w:pPr>
+      <w:rPr>
+        <w:rFonts w:ascii="Wingdings" w:hAnsi="Wingdings" w:hint="default"/>
+        <w:sz w:val="20"/>
+      </w:rPr>
+    </w:lvl>
+    <w:lvl w:ilvl="6" w:tentative="1">
+      <w:start w:val="1"/>
+      <w:numFmt w:val="bullet"/>
+      <w:lvlText w:val=""/>
+      <w:lvlJc w:val="left"/>
+      <w:pPr>
+        <w:tabs>
+          <w:tab w:val="num" w:pos="5040"/>
+        </w:tabs>
+        <w:ind w:left="5040" w:hanging="360"/>
+      </w:pPr>
+      <w:rPr>
+        <w:rFonts w:ascii="Wingdings" w:hAnsi="Wingdings" w:hint="default"/>
+        <w:sz w:val="20"/>
+      </w:rPr>
+    </w:lvl>
+    <w:lvl w:ilvl="7" w:tentative="1">
+      <w:start w:val="1"/>
+      <w:numFmt w:val="bullet"/>
+      <w:lvlText w:val=""/>
+      <w:lvlJc w:val="left"/>
+      <w:pPr>
+        <w:tabs>
+          <w:tab w:val="num" w:pos="5760"/>
+        </w:tabs>
+        <w:ind w:left="5760" w:hanging="360"/>
+      </w:pPr>
+      <w:rPr>
+        <w:rFonts w:ascii="Wingdings" w:hAnsi="Wingdings" w:hint="default"/>
+        <w:sz w:val="20"/>
+      </w:rPr>
+    </w:lvl>
+    <w:lvl w:ilvl="8" w:tentative="1">
+      <w:start w:val="1"/>
+      <w:numFmt w:val="bullet"/>
+      <w:lvlText w:val=""/>
+      <w:lvlJc w:val="left"/>
+      <w:pPr>
+        <w:tabs>
+          <w:tab w:val="num" w:pos="6480"/>
+        </w:tabs>
+        <w:ind w:left="6480" w:hanging="360"/>
+      </w:pPr>
+      <w:rPr>
+        <w:rFonts w:ascii="Wingdings" w:hAnsi="Wingdings" w:hint="default"/>
+        <w:sz w:val="20"/>
+      </w:rPr>
+    </w:lvl>
+  </w:abstractNum>
+  <w:abstractNum w:abstractNumId="83" w15:restartNumberingAfterBreak="0">
     <w:nsid w:val="50603EDD"/>
     <w:multiLevelType w:val="multilevel"/>
     <w:tmpl w:val="CEB0CF44"/>
@@ -18580,7 +21559,156 @@
       </w:rPr>
     </w:lvl>
   </w:abstractNum>
-  <w:abstractNum w:abstractNumId="73" w15:restartNumberingAfterBreak="0">
+  <w:abstractNum w:abstractNumId="84" w15:restartNumberingAfterBreak="0">
+    <w:nsid w:val="5132357A"/>
+    <w:multiLevelType w:val="multilevel"/>
+    <w:tmpl w:val="A88E0382"/>
+    <w:lvl w:ilvl="0">
+      <w:start w:val="1"/>
+      <w:numFmt w:val="bullet"/>
+      <w:lvlText w:val=""/>
+      <w:lvlJc w:val="left"/>
+      <w:pPr>
+        <w:tabs>
+          <w:tab w:val="num" w:pos="720"/>
+        </w:tabs>
+        <w:ind w:left="720" w:hanging="360"/>
+      </w:pPr>
+      <w:rPr>
+        <w:rFonts w:ascii="Symbol" w:hAnsi="Symbol" w:hint="default"/>
+        <w:sz w:val="20"/>
+      </w:rPr>
+    </w:lvl>
+    <w:lvl w:ilvl="1" w:tentative="1">
+      <w:start w:val="1"/>
+      <w:numFmt w:val="bullet"/>
+      <w:lvlText w:val="o"/>
+      <w:lvlJc w:val="left"/>
+      <w:pPr>
+        <w:tabs>
+          <w:tab w:val="num" w:pos="1440"/>
+        </w:tabs>
+        <w:ind w:left="1440" w:hanging="360"/>
+      </w:pPr>
+      <w:rPr>
+        <w:rFonts w:ascii="Courier New" w:hAnsi="Courier New" w:hint="default"/>
+        <w:sz w:val="20"/>
+      </w:rPr>
+    </w:lvl>
+    <w:lvl w:ilvl="2" w:tentative="1">
+      <w:start w:val="1"/>
+      <w:numFmt w:val="bullet"/>
+      <w:lvlText w:val=""/>
+      <w:lvlJc w:val="left"/>
+      <w:pPr>
+        <w:tabs>
+          <w:tab w:val="num" w:pos="2160"/>
+        </w:tabs>
+        <w:ind w:left="2160" w:hanging="360"/>
+      </w:pPr>
+      <w:rPr>
+        <w:rFonts w:ascii="Wingdings" w:hAnsi="Wingdings" w:hint="default"/>
+        <w:sz w:val="20"/>
+      </w:rPr>
+    </w:lvl>
+    <w:lvl w:ilvl="3" w:tentative="1">
+      <w:start w:val="1"/>
+      <w:numFmt w:val="bullet"/>
+      <w:lvlText w:val=""/>
+      <w:lvlJc w:val="left"/>
+      <w:pPr>
+        <w:tabs>
+          <w:tab w:val="num" w:pos="2880"/>
+        </w:tabs>
+        <w:ind w:left="2880" w:hanging="360"/>
+      </w:pPr>
+      <w:rPr>
+        <w:rFonts w:ascii="Wingdings" w:hAnsi="Wingdings" w:hint="default"/>
+        <w:sz w:val="20"/>
+      </w:rPr>
+    </w:lvl>
+    <w:lvl w:ilvl="4" w:tentative="1">
+      <w:start w:val="1"/>
+      <w:numFmt w:val="bullet"/>
+      <w:lvlText w:val=""/>
+      <w:lvlJc w:val="left"/>
+      <w:pPr>
+        <w:tabs>
+          <w:tab w:val="num" w:pos="3600"/>
+        </w:tabs>
+        <w:ind w:left="3600" w:hanging="360"/>
+      </w:pPr>
+      <w:rPr>
+        <w:rFonts w:ascii="Wingdings" w:hAnsi="Wingdings" w:hint="default"/>
+        <w:sz w:val="20"/>
+      </w:rPr>
+    </w:lvl>
+    <w:lvl w:ilvl="5" w:tentative="1">
+      <w:start w:val="1"/>
+      <w:numFmt w:val="bullet"/>
+      <w:lvlText w:val=""/>
+      <w:lvlJc w:val="left"/>
+      <w:pPr>
+        <w:tabs>
+          <w:tab w:val="num" w:pos="4320"/>
+        </w:tabs>
+        <w:ind w:left="4320" w:hanging="360"/>
+      </w:pPr>
+      <w:rPr>
+        <w:rFonts w:ascii="Wingdings" w:hAnsi="Wingdings" w:hint="default"/>
+        <w:sz w:val="20"/>
+      </w:rPr>
+    </w:lvl>
+    <w:lvl w:ilvl="6" w:tentative="1">
+      <w:start w:val="1"/>
+      <w:numFmt w:val="bullet"/>
+      <w:lvlText w:val=""/>
+      <w:lvlJc w:val="left"/>
+      <w:pPr>
+        <w:tabs>
+          <w:tab w:val="num" w:pos="5040"/>
+        </w:tabs>
+        <w:ind w:left="5040" w:hanging="360"/>
+      </w:pPr>
+      <w:rPr>
+        <w:rFonts w:ascii="Wingdings" w:hAnsi="Wingdings" w:hint="default"/>
+        <w:sz w:val="20"/>
+      </w:rPr>
+    </w:lvl>
+    <w:lvl w:ilvl="7" w:tentative="1">
+      <w:start w:val="1"/>
+      <w:numFmt w:val="bullet"/>
+      <w:lvlText w:val=""/>
+      <w:lvlJc w:val="left"/>
+      <w:pPr>
+        <w:tabs>
+          <w:tab w:val="num" w:pos="5760"/>
+        </w:tabs>
+        <w:ind w:left="5760" w:hanging="360"/>
+      </w:pPr>
+      <w:rPr>
+        <w:rFonts w:ascii="Wingdings" w:hAnsi="Wingdings" w:hint="default"/>
+        <w:sz w:val="20"/>
+      </w:rPr>
+    </w:lvl>
+    <w:lvl w:ilvl="8" w:tentative="1">
+      <w:start w:val="1"/>
+      <w:numFmt w:val="bullet"/>
+      <w:lvlText w:val=""/>
+      <w:lvlJc w:val="left"/>
+      <w:pPr>
+        <w:tabs>
+          <w:tab w:val="num" w:pos="6480"/>
+        </w:tabs>
+        <w:ind w:left="6480" w:hanging="360"/>
+      </w:pPr>
+      <w:rPr>
+        <w:rFonts w:ascii="Wingdings" w:hAnsi="Wingdings" w:hint="default"/>
+        <w:sz w:val="20"/>
+      </w:rPr>
+    </w:lvl>
+  </w:abstractNum>
+  <w:abstractNum w:abstractNumId="85" w15:restartNumberingAfterBreak="0">
     <w:nsid w:val="53DA0813"/>
     <w:multiLevelType w:val="multilevel"/>
     <w:tmpl w:val="C3DA31C2"/>
@@ -18729,7 +21857,7 @@
       </w:rPr>
     </w:lvl>
   </w:abstractNum>
-  <w:abstractNum w:abstractNumId="74" w15:restartNumberingAfterBreak="0">
+  <w:abstractNum w:abstractNumId="86" w15:restartNumberingAfterBreak="0">
     <w:nsid w:val="557770CF"/>
     <w:multiLevelType w:val="multilevel"/>
     <w:tmpl w:val="E54E721A"/>
@@ -18878,7 +22006,7 @@
       </w:rPr>
     </w:lvl>
   </w:abstractNum>
-  <w:abstractNum w:abstractNumId="75" w15:restartNumberingAfterBreak="0">
+  <w:abstractNum w:abstractNumId="87" w15:restartNumberingAfterBreak="0">
     <w:nsid w:val="5724405F"/>
     <w:multiLevelType w:val="multilevel"/>
     <w:tmpl w:val="645CB566"/>
@@ -19027,7 +22155,7 @@
       </w:rPr>
     </w:lvl>
   </w:abstractNum>
-  <w:abstractNum w:abstractNumId="76" w15:restartNumberingAfterBreak="0">
+  <w:abstractNum w:abstractNumId="88" w15:restartNumberingAfterBreak="0">
     <w:nsid w:val="57DC57B4"/>
     <w:multiLevelType w:val="multilevel"/>
     <w:tmpl w:val="C6CE7D12"/>
@@ -19176,7 +22304,7 @@
       </w:rPr>
     </w:lvl>
   </w:abstractNum>
-  <w:abstractNum w:abstractNumId="77" w15:restartNumberingAfterBreak="0">
+  <w:abstractNum w:abstractNumId="89" w15:restartNumberingAfterBreak="0">
     <w:nsid w:val="57FD3FC0"/>
     <w:multiLevelType w:val="hybridMultilevel"/>
     <w:tmpl w:val="E7A4189A"/>
@@ -19289,7 +22417,7 @@
       </w:rPr>
     </w:lvl>
   </w:abstractNum>
-  <w:abstractNum w:abstractNumId="78" w15:restartNumberingAfterBreak="0">
+  <w:abstractNum w:abstractNumId="90" w15:restartNumberingAfterBreak="0">
     <w:nsid w:val="5991525F"/>
     <w:multiLevelType w:val="multilevel"/>
     <w:tmpl w:val="A6E8BAD0"/>
@@ -19438,7 +22566,7 @@
       </w:rPr>
     </w:lvl>
   </w:abstractNum>
-  <w:abstractNum w:abstractNumId="79" w15:restartNumberingAfterBreak="0">
+  <w:abstractNum w:abstractNumId="91" w15:restartNumberingAfterBreak="0">
     <w:nsid w:val="59A2752F"/>
     <w:multiLevelType w:val="multilevel"/>
     <w:tmpl w:val="BED0B914"/>
@@ -19587,7 +22715,7 @@
       </w:rPr>
     </w:lvl>
   </w:abstractNum>
-  <w:abstractNum w:abstractNumId="80" w15:restartNumberingAfterBreak="0">
+  <w:abstractNum w:abstractNumId="92" w15:restartNumberingAfterBreak="0">
     <w:nsid w:val="5B644A24"/>
     <w:multiLevelType w:val="multilevel"/>
     <w:tmpl w:val="3140B146"/>
@@ -19736,7 +22864,7 @@
       </w:rPr>
     </w:lvl>
   </w:abstractNum>
-  <w:abstractNum w:abstractNumId="81" w15:restartNumberingAfterBreak="0">
+  <w:abstractNum w:abstractNumId="93" w15:restartNumberingAfterBreak="0">
     <w:nsid w:val="5BD83F39"/>
     <w:multiLevelType w:val="multilevel"/>
     <w:tmpl w:val="61C8994E"/>
@@ -19885,7 +23013,7 @@
       </w:rPr>
     </w:lvl>
   </w:abstractNum>
-  <w:abstractNum w:abstractNumId="82" w15:restartNumberingAfterBreak="0">
+  <w:abstractNum w:abstractNumId="94" w15:restartNumberingAfterBreak="0">
     <w:nsid w:val="5C531F48"/>
     <w:multiLevelType w:val="multilevel"/>
     <w:tmpl w:val="A340671E"/>
@@ -20034,7 +23162,7 @@
       </w:rPr>
     </w:lvl>
   </w:abstractNum>
-  <w:abstractNum w:abstractNumId="83" w15:restartNumberingAfterBreak="0">
+  <w:abstractNum w:abstractNumId="95" w15:restartNumberingAfterBreak="0">
     <w:nsid w:val="5D63691E"/>
     <w:multiLevelType w:val="multilevel"/>
     <w:tmpl w:val="DE00211A"/>
@@ -20183,7 +23311,7 @@
       </w:rPr>
     </w:lvl>
   </w:abstractNum>
-  <w:abstractNum w:abstractNumId="84" w15:restartNumberingAfterBreak="0">
+  <w:abstractNum w:abstractNumId="96" w15:restartNumberingAfterBreak="0">
     <w:nsid w:val="5E28792A"/>
     <w:multiLevelType w:val="multilevel"/>
     <w:tmpl w:val="29C0FDAE"/>
@@ -20332,7 +23460,7 @@
       </w:rPr>
     </w:lvl>
   </w:abstractNum>
-  <w:abstractNum w:abstractNumId="85" w15:restartNumberingAfterBreak="0">
+  <w:abstractNum w:abstractNumId="97" w15:restartNumberingAfterBreak="0">
     <w:nsid w:val="5FF4649A"/>
     <w:multiLevelType w:val="multilevel"/>
     <w:tmpl w:val="46B05FCC"/>
@@ -20454,7 +23582,7 @@
       </w:rPr>
     </w:lvl>
   </w:abstractNum>
-  <w:abstractNum w:abstractNumId="86" w15:restartNumberingAfterBreak="0">
+  <w:abstractNum w:abstractNumId="98" w15:restartNumberingAfterBreak="0">
     <w:nsid w:val="60501715"/>
     <w:multiLevelType w:val="multilevel"/>
     <w:tmpl w:val="7340C070"/>
@@ -20603,7 +23731,7 @@
       </w:rPr>
     </w:lvl>
   </w:abstractNum>
-  <w:abstractNum w:abstractNumId="87" w15:restartNumberingAfterBreak="0">
+  <w:abstractNum w:abstractNumId="99" w15:restartNumberingAfterBreak="0">
     <w:nsid w:val="62B61EC0"/>
     <w:multiLevelType w:val="multilevel"/>
     <w:tmpl w:val="D3E80642"/>
@@ -20752,7 +23880,7 @@
       </w:rPr>
     </w:lvl>
   </w:abstractNum>
-  <w:abstractNum w:abstractNumId="88" w15:restartNumberingAfterBreak="0">
+  <w:abstractNum w:abstractNumId="100" w15:restartNumberingAfterBreak="0">
     <w:nsid w:val="63A15EDF"/>
     <w:multiLevelType w:val="multilevel"/>
     <w:tmpl w:val="9F3EB242"/>
@@ -20901,7 +24029,7 @@
       </w:rPr>
     </w:lvl>
   </w:abstractNum>
-  <w:abstractNum w:abstractNumId="89" w15:restartNumberingAfterBreak="0">
+  <w:abstractNum w:abstractNumId="101" w15:restartNumberingAfterBreak="0">
     <w:nsid w:val="64A30BD5"/>
     <w:multiLevelType w:val="multilevel"/>
     <w:tmpl w:val="578C1DE0"/>
@@ -21050,7 +24178,7 @@
       </w:rPr>
     </w:lvl>
   </w:abstractNum>
-  <w:abstractNum w:abstractNumId="90" w15:restartNumberingAfterBreak="0">
+  <w:abstractNum w:abstractNumId="102" w15:restartNumberingAfterBreak="0">
     <w:nsid w:val="64BD0070"/>
     <w:multiLevelType w:val="multilevel"/>
     <w:tmpl w:val="10DE7ED8"/>
@@ -21199,7 +24327,7 @@
       </w:rPr>
     </w:lvl>
   </w:abstractNum>
-  <w:abstractNum w:abstractNumId="91" w15:restartNumberingAfterBreak="0">
+  <w:abstractNum w:abstractNumId="103" w15:restartNumberingAfterBreak="0">
     <w:nsid w:val="65844A51"/>
     <w:multiLevelType w:val="multilevel"/>
     <w:tmpl w:val="6FDE1FBA"/>
@@ -21348,7 +24476,7 @@
       </w:rPr>
     </w:lvl>
   </w:abstractNum>
-  <w:abstractNum w:abstractNumId="92" w15:restartNumberingAfterBreak="0">
+  <w:abstractNum w:abstractNumId="104" w15:restartNumberingAfterBreak="0">
     <w:nsid w:val="65B47794"/>
     <w:multiLevelType w:val="multilevel"/>
     <w:tmpl w:val="99DE7358"/>
@@ -21497,7 +24625,7 @@
       </w:rPr>
     </w:lvl>
   </w:abstractNum>
-  <w:abstractNum w:abstractNumId="93" w15:restartNumberingAfterBreak="0">
+  <w:abstractNum w:abstractNumId="105" w15:restartNumberingAfterBreak="0">
     <w:nsid w:val="67712D3E"/>
     <w:multiLevelType w:val="multilevel"/>
     <w:tmpl w:val="B2A4DF72"/>
@@ -21646,7 +24774,7 @@
       </w:rPr>
     </w:lvl>
   </w:abstractNum>
-  <w:abstractNum w:abstractNumId="94" w15:restartNumberingAfterBreak="0">
+  <w:abstractNum w:abstractNumId="106" w15:restartNumberingAfterBreak="0">
     <w:nsid w:val="67AD1D0B"/>
     <w:multiLevelType w:val="multilevel"/>
     <w:tmpl w:val="CB68F2D4"/>
@@ -21795,7 +24923,7 @@
       </w:rPr>
     </w:lvl>
   </w:abstractNum>
-  <w:abstractNum w:abstractNumId="95" w15:restartNumberingAfterBreak="0">
+  <w:abstractNum w:abstractNumId="107" w15:restartNumberingAfterBreak="0">
     <w:nsid w:val="68927B03"/>
     <w:multiLevelType w:val="multilevel"/>
     <w:tmpl w:val="0816A7C0"/>
@@ -21944,7 +25072,7 @@
       </w:rPr>
     </w:lvl>
   </w:abstractNum>
-  <w:abstractNum w:abstractNumId="96" w15:restartNumberingAfterBreak="0">
+  <w:abstractNum w:abstractNumId="108" w15:restartNumberingAfterBreak="0">
     <w:nsid w:val="68ED081F"/>
     <w:multiLevelType w:val="multilevel"/>
     <w:tmpl w:val="9E36EC90"/>
@@ -22093,7 +25221,7 @@
       </w:rPr>
     </w:lvl>
   </w:abstractNum>
-  <w:abstractNum w:abstractNumId="97" w15:restartNumberingAfterBreak="0">
+  <w:abstractNum w:abstractNumId="109" w15:restartNumberingAfterBreak="0">
     <w:nsid w:val="69024460"/>
     <w:multiLevelType w:val="multilevel"/>
     <w:tmpl w:val="C22450AA"/>
@@ -22242,7 +25370,7 @@
       </w:rPr>
     </w:lvl>
   </w:abstractNum>
-  <w:abstractNum w:abstractNumId="98" w15:restartNumberingAfterBreak="0">
+  <w:abstractNum w:abstractNumId="110" w15:restartNumberingAfterBreak="0">
     <w:nsid w:val="6974463B"/>
     <w:multiLevelType w:val="multilevel"/>
     <w:tmpl w:val="ED44C956"/>
@@ -22391,7 +25519,7 @@
       </w:rPr>
     </w:lvl>
   </w:abstractNum>
-  <w:abstractNum w:abstractNumId="99" w15:restartNumberingAfterBreak="0">
+  <w:abstractNum w:abstractNumId="111" w15:restartNumberingAfterBreak="0">
     <w:nsid w:val="6B124DDE"/>
     <w:multiLevelType w:val="multilevel"/>
     <w:tmpl w:val="E2C68BC2"/>
@@ -22540,7 +25668,7 @@
       </w:rPr>
     </w:lvl>
   </w:abstractNum>
-  <w:abstractNum w:abstractNumId="100" w15:restartNumberingAfterBreak="0">
+  <w:abstractNum w:abstractNumId="112" w15:restartNumberingAfterBreak="0">
     <w:nsid w:val="6C1F3898"/>
     <w:multiLevelType w:val="multilevel"/>
     <w:tmpl w:val="C9A44C6A"/>
@@ -22689,7 +25817,7 @@
       </w:rPr>
     </w:lvl>
   </w:abstractNum>
-  <w:abstractNum w:abstractNumId="101" w15:restartNumberingAfterBreak="0">
+  <w:abstractNum w:abstractNumId="113" w15:restartNumberingAfterBreak="0">
     <w:nsid w:val="6D452D7F"/>
     <w:multiLevelType w:val="multilevel"/>
     <w:tmpl w:val="32F08BE2"/>
@@ -22838,7 +25966,7 @@
       </w:rPr>
     </w:lvl>
   </w:abstractNum>
-  <w:abstractNum w:abstractNumId="102" w15:restartNumberingAfterBreak="0">
+  <w:abstractNum w:abstractNumId="114" w15:restartNumberingAfterBreak="0">
     <w:nsid w:val="6DFA4F25"/>
     <w:multiLevelType w:val="multilevel"/>
     <w:tmpl w:val="1966E7E2"/>
@@ -22987,7 +26115,7 @@
       </w:rPr>
     </w:lvl>
   </w:abstractNum>
-  <w:abstractNum w:abstractNumId="103" w15:restartNumberingAfterBreak="0">
+  <w:abstractNum w:abstractNumId="115" w15:restartNumberingAfterBreak="0">
     <w:nsid w:val="6E1741EC"/>
     <w:multiLevelType w:val="multilevel"/>
     <w:tmpl w:val="9C4A4F24"/>
@@ -23136,7 +26264,7 @@
       </w:rPr>
     </w:lvl>
   </w:abstractNum>
-  <w:abstractNum w:abstractNumId="104" w15:restartNumberingAfterBreak="0">
+  <w:abstractNum w:abstractNumId="116" w15:restartNumberingAfterBreak="0">
     <w:nsid w:val="6F13726C"/>
     <w:multiLevelType w:val="multilevel"/>
     <w:tmpl w:val="DA92D312"/>
@@ -23285,7 +26413,156 @@
       </w:rPr>
     </w:lvl>
   </w:abstractNum>
-  <w:abstractNum w:abstractNumId="105" w15:restartNumberingAfterBreak="0">
+  <w:abstractNum w:abstractNumId="117" w15:restartNumberingAfterBreak="0">
+    <w:nsid w:val="6F710206"/>
+    <w:multiLevelType w:val="multilevel"/>
+    <w:tmpl w:val="C16AADFE"/>
+    <w:lvl w:ilvl="0">
+      <w:start w:val="1"/>
+      <w:numFmt w:val="bullet"/>
+      <w:lvlText w:val=""/>
+      <w:lvlJc w:val="left"/>
+      <w:pPr>
+        <w:tabs>
+          <w:tab w:val="num" w:pos="720"/>
+        </w:tabs>
+        <w:ind w:left="720" w:hanging="360"/>
+      </w:pPr>
+      <w:rPr>
+        <w:rFonts w:ascii="Symbol" w:hAnsi="Symbol" w:hint="default"/>
+        <w:sz w:val="20"/>
+      </w:rPr>
+    </w:lvl>
+    <w:lvl w:ilvl="1" w:tentative="1">
+      <w:start w:val="1"/>
+      <w:numFmt w:val="bullet"/>
+      <w:lvlText w:val="o"/>
+      <w:lvlJc w:val="left"/>
+      <w:pPr>
+        <w:tabs>
+          <w:tab w:val="num" w:pos="1440"/>
+        </w:tabs>
+        <w:ind w:left="1440" w:hanging="360"/>
+      </w:pPr>
+      <w:rPr>
+        <w:rFonts w:ascii="Courier New" w:hAnsi="Courier New" w:hint="default"/>
+        <w:sz w:val="20"/>
+      </w:rPr>
+    </w:lvl>
+    <w:lvl w:ilvl="2" w:tentative="1">
+      <w:start w:val="1"/>
+      <w:numFmt w:val="bullet"/>
+      <w:lvlText w:val=""/>
+      <w:lvlJc w:val="left"/>
+      <w:pPr>
+        <w:tabs>
+          <w:tab w:val="num" w:pos="2160"/>
+        </w:tabs>
+        <w:ind w:left="2160" w:hanging="360"/>
+      </w:pPr>
+      <w:rPr>
+        <w:rFonts w:ascii="Wingdings" w:hAnsi="Wingdings" w:hint="default"/>
+        <w:sz w:val="20"/>
+      </w:rPr>
+    </w:lvl>
+    <w:lvl w:ilvl="3" w:tentative="1">
+      <w:start w:val="1"/>
+      <w:numFmt w:val="bullet"/>
+      <w:lvlText w:val=""/>
+      <w:lvlJc w:val="left"/>
+      <w:pPr>
+        <w:tabs>
+          <w:tab w:val="num" w:pos="2880"/>
+        </w:tabs>
+        <w:ind w:left="2880" w:hanging="360"/>
+      </w:pPr>
+      <w:rPr>
+        <w:rFonts w:ascii="Wingdings" w:hAnsi="Wingdings" w:hint="default"/>
+        <w:sz w:val="20"/>
+      </w:rPr>
+    </w:lvl>
+    <w:lvl w:ilvl="4" w:tentative="1">
+      <w:start w:val="1"/>
+      <w:numFmt w:val="bullet"/>
+      <w:lvlText w:val=""/>
+      <w:lvlJc w:val="left"/>
+      <w:pPr>
+        <w:tabs>
+          <w:tab w:val="num" w:pos="3600"/>
+        </w:tabs>
+        <w:ind w:left="3600" w:hanging="360"/>
+      </w:pPr>
+      <w:rPr>
+        <w:rFonts w:ascii="Wingdings" w:hAnsi="Wingdings" w:hint="default"/>
+        <w:sz w:val="20"/>
+      </w:rPr>
+    </w:lvl>
+    <w:lvl w:ilvl="5" w:tentative="1">
+      <w:start w:val="1"/>
+      <w:numFmt w:val="bullet"/>
+      <w:lvlText w:val=""/>
+      <w:lvlJc w:val="left"/>
+      <w:pPr>
+        <w:tabs>
+          <w:tab w:val="num" w:pos="4320"/>
+        </w:tabs>
+        <w:ind w:left="4320" w:hanging="360"/>
+      </w:pPr>
+      <w:rPr>
+        <w:rFonts w:ascii="Wingdings" w:hAnsi="Wingdings" w:hint="default"/>
+        <w:sz w:val="20"/>
+      </w:rPr>
+    </w:lvl>
+    <w:lvl w:ilvl="6" w:tentative="1">
+      <w:start w:val="1"/>
+      <w:numFmt w:val="bullet"/>
+      <w:lvlText w:val=""/>
+      <w:lvlJc w:val="left"/>
+      <w:pPr>
+        <w:tabs>
+          <w:tab w:val="num" w:pos="5040"/>
+        </w:tabs>
+        <w:ind w:left="5040" w:hanging="360"/>
+      </w:pPr>
+      <w:rPr>
+        <w:rFonts w:ascii="Wingdings" w:hAnsi="Wingdings" w:hint="default"/>
+        <w:sz w:val="20"/>
+      </w:rPr>
+    </w:lvl>
+    <w:lvl w:ilvl="7" w:tentative="1">
+      <w:start w:val="1"/>
+      <w:numFmt w:val="bullet"/>
+      <w:lvlText w:val=""/>
+      <w:lvlJc w:val="left"/>
+      <w:pPr>
+        <w:tabs>
+          <w:tab w:val="num" w:pos="5760"/>
+        </w:tabs>
+        <w:ind w:left="5760" w:hanging="360"/>
+      </w:pPr>
+      <w:rPr>
+        <w:rFonts w:ascii="Wingdings" w:hAnsi="Wingdings" w:hint="default"/>
+        <w:sz w:val="20"/>
+      </w:rPr>
+    </w:lvl>
+    <w:lvl w:ilvl="8" w:tentative="1">
+      <w:start w:val="1"/>
+      <w:numFmt w:val="bullet"/>
+      <w:lvlText w:val=""/>
+      <w:lvlJc w:val="left"/>
+      <w:pPr>
+        <w:tabs>
+          <w:tab w:val="num" w:pos="6480"/>
+        </w:tabs>
+        <w:ind w:left="6480" w:hanging="360"/>
+      </w:pPr>
+      <w:rPr>
+        <w:rFonts w:ascii="Wingdings" w:hAnsi="Wingdings" w:hint="default"/>
+        <w:sz w:val="20"/>
+      </w:rPr>
+    </w:lvl>
+  </w:abstractNum>
+  <w:abstractNum w:abstractNumId="118" w15:restartNumberingAfterBreak="0">
     <w:nsid w:val="72D0595A"/>
     <w:multiLevelType w:val="multilevel"/>
     <w:tmpl w:val="17080CCE"/>
@@ -23398,7 +26675,7 @@
       </w:pPr>
     </w:lvl>
   </w:abstractNum>
-  <w:abstractNum w:abstractNumId="106" w15:restartNumberingAfterBreak="0">
+  <w:abstractNum w:abstractNumId="119" w15:restartNumberingAfterBreak="0">
     <w:nsid w:val="742A33D6"/>
     <w:multiLevelType w:val="multilevel"/>
     <w:tmpl w:val="9160B864"/>
@@ -23547,7 +26824,7 @@
       </w:rPr>
     </w:lvl>
   </w:abstractNum>
-  <w:abstractNum w:abstractNumId="107" w15:restartNumberingAfterBreak="0">
+  <w:abstractNum w:abstractNumId="120" w15:restartNumberingAfterBreak="0">
     <w:nsid w:val="74386073"/>
     <w:multiLevelType w:val="multilevel"/>
     <w:tmpl w:val="C8C2642E"/>
@@ -23696,7 +26973,7 @@
       </w:rPr>
     </w:lvl>
   </w:abstractNum>
-  <w:abstractNum w:abstractNumId="108" w15:restartNumberingAfterBreak="0">
+  <w:abstractNum w:abstractNumId="121" w15:restartNumberingAfterBreak="0">
     <w:nsid w:val="764E6A50"/>
     <w:multiLevelType w:val="multilevel"/>
     <w:tmpl w:val="A5902F46"/>
@@ -23845,7 +27122,7 @@
       </w:rPr>
     </w:lvl>
   </w:abstractNum>
-  <w:abstractNum w:abstractNumId="109" w15:restartNumberingAfterBreak="0">
+  <w:abstractNum w:abstractNumId="122" w15:restartNumberingAfterBreak="0">
     <w:nsid w:val="765744EF"/>
     <w:multiLevelType w:val="multilevel"/>
     <w:tmpl w:val="91BEC9EE"/>
@@ -23994,7 +27271,7 @@
       </w:rPr>
     </w:lvl>
   </w:abstractNum>
-  <w:abstractNum w:abstractNumId="110" w15:restartNumberingAfterBreak="0">
+  <w:abstractNum w:abstractNumId="123" w15:restartNumberingAfterBreak="0">
     <w:nsid w:val="7A600A19"/>
     <w:multiLevelType w:val="multilevel"/>
     <w:tmpl w:val="40F68006"/>
@@ -24143,7 +27420,7 @@
       </w:rPr>
     </w:lvl>
   </w:abstractNum>
-  <w:abstractNum w:abstractNumId="111" w15:restartNumberingAfterBreak="0">
+  <w:abstractNum w:abstractNumId="124" w15:restartNumberingAfterBreak="0">
     <w:nsid w:val="7DBC6F78"/>
     <w:multiLevelType w:val="multilevel"/>
     <w:tmpl w:val="518C00DE"/>
@@ -24292,7 +27569,7 @@
       </w:rPr>
     </w:lvl>
   </w:abstractNum>
-  <w:abstractNum w:abstractNumId="112" w15:restartNumberingAfterBreak="0">
+  <w:abstractNum w:abstractNumId="125" w15:restartNumberingAfterBreak="0">
     <w:nsid w:val="7DC659D7"/>
     <w:multiLevelType w:val="multilevel"/>
     <w:tmpl w:val="C1961484"/>
@@ -24442,343 +27719,382 @@
     </w:lvl>
   </w:abstractNum>
   <w:num w:numId="1" w16cid:durableId="2005546783">
-    <w:abstractNumId w:val="72"/>
+    <w:abstractNumId w:val="83"/>
   </w:num>
   <w:num w:numId="2" w16cid:durableId="233659480">
-    <w:abstractNumId w:val="39"/>
+    <w:abstractNumId w:val="45"/>
   </w:num>
   <w:num w:numId="3" w16cid:durableId="1840538163">
-    <w:abstractNumId w:val="95"/>
+    <w:abstractNumId w:val="107"/>
   </w:num>
   <w:num w:numId="4" w16cid:durableId="2101944717">
-    <w:abstractNumId w:val="2"/>
+    <w:abstractNumId w:val="3"/>
   </w:num>
   <w:num w:numId="5" w16cid:durableId="696590513">
-    <w:abstractNumId w:val="55"/>
+    <w:abstractNumId w:val="62"/>
   </w:num>
   <w:num w:numId="6" w16cid:durableId="2032880716">
-    <w:abstractNumId w:val="104"/>
+    <w:abstractNumId w:val="116"/>
   </w:num>
   <w:num w:numId="7" w16cid:durableId="290867547">
-    <w:abstractNumId w:val="31"/>
+    <w:abstractNumId w:val="36"/>
   </w:num>
   <w:num w:numId="8" w16cid:durableId="220599867">
-    <w:abstractNumId w:val="56"/>
+    <w:abstractNumId w:val="63"/>
   </w:num>
   <w:num w:numId="9" w16cid:durableId="788206871">
-    <w:abstractNumId w:val="30"/>
+    <w:abstractNumId w:val="35"/>
   </w:num>
   <w:num w:numId="10" w16cid:durableId="774252480">
-    <w:abstractNumId w:val="46"/>
+    <w:abstractNumId w:val="53"/>
   </w:num>
   <w:num w:numId="11" w16cid:durableId="998340377">
-    <w:abstractNumId w:val="87"/>
+    <w:abstractNumId w:val="99"/>
   </w:num>
   <w:num w:numId="12" w16cid:durableId="1570379689">
-    <w:abstractNumId w:val="75"/>
+    <w:abstractNumId w:val="87"/>
   </w:num>
   <w:num w:numId="13" w16cid:durableId="566964849">
     <w:abstractNumId w:val="1"/>
   </w:num>
   <w:num w:numId="14" w16cid:durableId="614482480">
-    <w:abstractNumId w:val="82"/>
+    <w:abstractNumId w:val="94"/>
   </w:num>
   <w:num w:numId="15" w16cid:durableId="940066272">
-    <w:abstractNumId w:val="98"/>
+    <w:abstractNumId w:val="110"/>
   </w:num>
   <w:num w:numId="16" w16cid:durableId="737678358">
-    <w:abstractNumId w:val="102"/>
+    <w:abstractNumId w:val="114"/>
   </w:num>
   <w:num w:numId="17" w16cid:durableId="939408532">
     <w:abstractNumId w:val="0"/>
   </w:num>
   <w:num w:numId="18" w16cid:durableId="506096791">
-    <w:abstractNumId w:val="35"/>
+    <w:abstractNumId w:val="40"/>
   </w:num>
   <w:num w:numId="19" w16cid:durableId="951279378">
+    <w:abstractNumId w:val="43"/>
+  </w:num>
+  <w:num w:numId="20" w16cid:durableId="1528635999">
+    <w:abstractNumId w:val="120"/>
+  </w:num>
+  <w:num w:numId="21" w16cid:durableId="832338161">
+    <w:abstractNumId w:val="64"/>
+  </w:num>
+  <w:num w:numId="22" w16cid:durableId="1499225503">
+    <w:abstractNumId w:val="27"/>
+  </w:num>
+  <w:num w:numId="23" w16cid:durableId="805856134">
+    <w:abstractNumId w:val="106"/>
+  </w:num>
+  <w:num w:numId="24" w16cid:durableId="555118758">
+    <w:abstractNumId w:val="79"/>
+  </w:num>
+  <w:num w:numId="25" w16cid:durableId="1473329202">
+    <w:abstractNumId w:val="22"/>
+  </w:num>
+  <w:num w:numId="26" w16cid:durableId="1409889221">
+    <w:abstractNumId w:val="11"/>
+  </w:num>
+  <w:num w:numId="27" w16cid:durableId="1233202358">
+    <w:abstractNumId w:val="76"/>
+  </w:num>
+  <w:num w:numId="28" w16cid:durableId="2115665685">
+    <w:abstractNumId w:val="113"/>
+  </w:num>
+  <w:num w:numId="29" w16cid:durableId="2078281603">
+    <w:abstractNumId w:val="29"/>
+  </w:num>
+  <w:num w:numId="30" w16cid:durableId="1800683446">
+    <w:abstractNumId w:val="56"/>
+  </w:num>
+  <w:num w:numId="31" w16cid:durableId="771703886">
+    <w:abstractNumId w:val="101"/>
+  </w:num>
+  <w:num w:numId="32" w16cid:durableId="1116829734">
+    <w:abstractNumId w:val="30"/>
+  </w:num>
+  <w:num w:numId="33" w16cid:durableId="1306275311">
+    <w:abstractNumId w:val="104"/>
+  </w:num>
+  <w:num w:numId="34" w16cid:durableId="823592386">
+    <w:abstractNumId w:val="26"/>
+  </w:num>
+  <w:num w:numId="35" w16cid:durableId="1469935487">
+    <w:abstractNumId w:val="72"/>
+  </w:num>
+  <w:num w:numId="36" w16cid:durableId="2111074389">
+    <w:abstractNumId w:val="80"/>
+  </w:num>
+  <w:num w:numId="37" w16cid:durableId="862717382">
+    <w:abstractNumId w:val="90"/>
+  </w:num>
+  <w:num w:numId="38" w16cid:durableId="2136219734">
+    <w:abstractNumId w:val="100"/>
+  </w:num>
+  <w:num w:numId="39" w16cid:durableId="1215656941">
+    <w:abstractNumId w:val="70"/>
+  </w:num>
+  <w:num w:numId="40" w16cid:durableId="709378539">
+    <w:abstractNumId w:val="31"/>
+  </w:num>
+  <w:num w:numId="41" w16cid:durableId="391078004">
+    <w:abstractNumId w:val="57"/>
+  </w:num>
+  <w:num w:numId="42" w16cid:durableId="1239752697">
+    <w:abstractNumId w:val="20"/>
+  </w:num>
+  <w:num w:numId="43" w16cid:durableId="419906686">
+    <w:abstractNumId w:val="55"/>
+  </w:num>
+  <w:num w:numId="44" w16cid:durableId="395713339">
+    <w:abstractNumId w:val="85"/>
+  </w:num>
+  <w:num w:numId="45" w16cid:durableId="1928540060">
+    <w:abstractNumId w:val="38"/>
+  </w:num>
+  <w:num w:numId="46" w16cid:durableId="1835142846">
+    <w:abstractNumId w:val="108"/>
+  </w:num>
+  <w:num w:numId="47" w16cid:durableId="1605960373">
+    <w:abstractNumId w:val="59"/>
+  </w:num>
+  <w:num w:numId="48" w16cid:durableId="1284844124">
+    <w:abstractNumId w:val="102"/>
+  </w:num>
+  <w:num w:numId="49" w16cid:durableId="1370760651">
+    <w:abstractNumId w:val="71"/>
+  </w:num>
+  <w:num w:numId="50" w16cid:durableId="569967751">
+    <w:abstractNumId w:val="42"/>
+  </w:num>
+  <w:num w:numId="51" w16cid:durableId="2098674294">
+    <w:abstractNumId w:val="123"/>
+  </w:num>
+  <w:num w:numId="52" w16cid:durableId="961039892">
+    <w:abstractNumId w:val="92"/>
+  </w:num>
+  <w:num w:numId="53" w16cid:durableId="337388987">
+    <w:abstractNumId w:val="50"/>
+  </w:num>
+  <w:num w:numId="54" w16cid:durableId="1415125669">
+    <w:abstractNumId w:val="89"/>
+  </w:num>
+  <w:num w:numId="55" w16cid:durableId="419788836">
+    <w:abstractNumId w:val="39"/>
+  </w:num>
+  <w:num w:numId="56" w16cid:durableId="114444701">
+    <w:abstractNumId w:val="75"/>
+  </w:num>
+  <w:num w:numId="57" w16cid:durableId="1085568057">
+    <w:abstractNumId w:val="97"/>
+  </w:num>
+  <w:num w:numId="58" w16cid:durableId="667516266">
+    <w:abstractNumId w:val="95"/>
+  </w:num>
+  <w:num w:numId="59" w16cid:durableId="130295314">
+    <w:abstractNumId w:val="18"/>
+  </w:num>
+  <w:num w:numId="60" w16cid:durableId="2071462427">
+    <w:abstractNumId w:val="52"/>
+  </w:num>
+  <w:num w:numId="61" w16cid:durableId="2143184115">
+    <w:abstractNumId w:val="121"/>
+  </w:num>
+  <w:num w:numId="62" w16cid:durableId="1577665151">
+    <w:abstractNumId w:val="21"/>
+  </w:num>
+  <w:num w:numId="63" w16cid:durableId="252206967">
+    <w:abstractNumId w:val="81"/>
+  </w:num>
+  <w:num w:numId="64" w16cid:durableId="1370642863">
+    <w:abstractNumId w:val="44"/>
+  </w:num>
+  <w:num w:numId="65" w16cid:durableId="1280531742">
+    <w:abstractNumId w:val="88"/>
+  </w:num>
+  <w:num w:numId="66" w16cid:durableId="1071854241">
+    <w:abstractNumId w:val="32"/>
+  </w:num>
+  <w:num w:numId="67" w16cid:durableId="956717683">
+    <w:abstractNumId w:val="15"/>
+  </w:num>
+  <w:num w:numId="68" w16cid:durableId="2101218167">
+    <w:abstractNumId w:val="61"/>
+  </w:num>
+  <w:num w:numId="69" w16cid:durableId="1232230306">
+    <w:abstractNumId w:val="23"/>
+  </w:num>
+  <w:num w:numId="70" w16cid:durableId="811290309">
+    <w:abstractNumId w:val="60"/>
+  </w:num>
+  <w:num w:numId="71" w16cid:durableId="2070300858">
+    <w:abstractNumId w:val="24"/>
+  </w:num>
+  <w:num w:numId="72" w16cid:durableId="1976452151">
+    <w:abstractNumId w:val="93"/>
+  </w:num>
+  <w:num w:numId="73" w16cid:durableId="437870325">
+    <w:abstractNumId w:val="49"/>
+  </w:num>
+  <w:num w:numId="74" w16cid:durableId="1419592399">
+    <w:abstractNumId w:val="51"/>
+  </w:num>
+  <w:num w:numId="75" w16cid:durableId="1135759050">
+    <w:abstractNumId w:val="58"/>
+  </w:num>
+  <w:num w:numId="76" w16cid:durableId="1610164274">
+    <w:abstractNumId w:val="96"/>
+  </w:num>
+  <w:num w:numId="77" w16cid:durableId="580942278">
+    <w:abstractNumId w:val="74"/>
+  </w:num>
+  <w:num w:numId="78" w16cid:durableId="1848012794">
+    <w:abstractNumId w:val="112"/>
+  </w:num>
+  <w:num w:numId="79" w16cid:durableId="1950771790">
+    <w:abstractNumId w:val="25"/>
+  </w:num>
+  <w:num w:numId="80" w16cid:durableId="1212882362">
+    <w:abstractNumId w:val="9"/>
+  </w:num>
+  <w:num w:numId="81" w16cid:durableId="874077663">
+    <w:abstractNumId w:val="28"/>
+  </w:num>
+  <w:num w:numId="82" w16cid:durableId="1308512968">
+    <w:abstractNumId w:val="115"/>
+  </w:num>
+  <w:num w:numId="83" w16cid:durableId="237715510">
+    <w:abstractNumId w:val="6"/>
+  </w:num>
+  <w:num w:numId="84" w16cid:durableId="68507518">
+    <w:abstractNumId w:val="4"/>
+  </w:num>
+  <w:num w:numId="85" w16cid:durableId="181015380">
+    <w:abstractNumId w:val="54"/>
+  </w:num>
+  <w:num w:numId="86" w16cid:durableId="796532149">
+    <w:abstractNumId w:val="66"/>
+  </w:num>
+  <w:num w:numId="87" w16cid:durableId="2093351656">
+    <w:abstractNumId w:val="98"/>
+  </w:num>
+  <w:num w:numId="88" w16cid:durableId="736174382">
+    <w:abstractNumId w:val="47"/>
+  </w:num>
+  <w:num w:numId="89" w16cid:durableId="1330331241">
+    <w:abstractNumId w:val="8"/>
+  </w:num>
+  <w:num w:numId="90" w16cid:durableId="1253708032">
+    <w:abstractNumId w:val="14"/>
+  </w:num>
+  <w:num w:numId="91" w16cid:durableId="1092512040">
+    <w:abstractNumId w:val="103"/>
+  </w:num>
+  <w:num w:numId="92" w16cid:durableId="988945306">
     <w:abstractNumId w:val="37"/>
   </w:num>
-  <w:num w:numId="20" w16cid:durableId="1528635999">
-    <w:abstractNumId w:val="107"/>
+  <w:num w:numId="93" w16cid:durableId="570195763">
+    <w:abstractNumId w:val="13"/>
   </w:num>
-  <w:num w:numId="21" w16cid:durableId="832338161">
-    <w:abstractNumId w:val="57"/>
+  <w:num w:numId="94" w16cid:durableId="1834225391">
+    <w:abstractNumId w:val="12"/>
   </w:num>
-  <w:num w:numId="22" w16cid:durableId="1499225503">
-    <w:abstractNumId w:val="23"/>
+  <w:num w:numId="95" w16cid:durableId="1288780517">
+    <w:abstractNumId w:val="33"/>
   </w:num>
-  <w:num w:numId="23" w16cid:durableId="805856134">
-    <w:abstractNumId w:val="94"/>
+  <w:num w:numId="96" w16cid:durableId="558369849">
+    <w:abstractNumId w:val="65"/>
   </w:num>
-  <w:num w:numId="24" w16cid:durableId="555118758">
+  <w:num w:numId="97" w16cid:durableId="227687843">
+    <w:abstractNumId w:val="111"/>
+  </w:num>
+  <w:num w:numId="98" w16cid:durableId="946153550">
+    <w:abstractNumId w:val="67"/>
+  </w:num>
+  <w:num w:numId="99" w16cid:durableId="1152596588">
+    <w:abstractNumId w:val="46"/>
+  </w:num>
+  <w:num w:numId="100" w16cid:durableId="1550456595">
+    <w:abstractNumId w:val="7"/>
+  </w:num>
+  <w:num w:numId="101" w16cid:durableId="1253010412">
+    <w:abstractNumId w:val="105"/>
+  </w:num>
+  <w:num w:numId="102" w16cid:durableId="657265294">
+    <w:abstractNumId w:val="19"/>
+  </w:num>
+  <w:num w:numId="103" w16cid:durableId="1352684908">
+    <w:abstractNumId w:val="16"/>
+  </w:num>
+  <w:num w:numId="104" w16cid:durableId="1431001616">
+    <w:abstractNumId w:val="86"/>
+  </w:num>
+  <w:num w:numId="105" w16cid:durableId="1146970246">
+    <w:abstractNumId w:val="118"/>
+  </w:num>
+  <w:num w:numId="106" w16cid:durableId="1867715557">
+    <w:abstractNumId w:val="91"/>
+  </w:num>
+  <w:num w:numId="107" w16cid:durableId="1401558813">
+    <w:abstractNumId w:val="124"/>
+  </w:num>
+  <w:num w:numId="108" w16cid:durableId="2083796117">
+    <w:abstractNumId w:val="109"/>
+  </w:num>
+  <w:num w:numId="109" w16cid:durableId="754473148">
+    <w:abstractNumId w:val="125"/>
+  </w:num>
+  <w:num w:numId="110" w16cid:durableId="628897746">
+    <w:abstractNumId w:val="122"/>
+  </w:num>
+  <w:num w:numId="111" w16cid:durableId="896476164">
+    <w:abstractNumId w:val="68"/>
+  </w:num>
+  <w:num w:numId="112" w16cid:durableId="1175073700">
+    <w:abstractNumId w:val="119"/>
+  </w:num>
+  <w:num w:numId="113" w16cid:durableId="414479307">
+    <w:abstractNumId w:val="73"/>
+  </w:num>
+  <w:num w:numId="114" w16cid:durableId="1390692661">
+    <w:abstractNumId w:val="77"/>
+  </w:num>
+  <w:num w:numId="115" w16cid:durableId="1925993449">
+    <w:abstractNumId w:val="41"/>
+  </w:num>
+  <w:num w:numId="116" w16cid:durableId="878204910">
+    <w:abstractNumId w:val="117"/>
+  </w:num>
+  <w:num w:numId="117" w16cid:durableId="518158734">
+    <w:abstractNumId w:val="10"/>
+  </w:num>
+  <w:num w:numId="118" w16cid:durableId="844325111">
+    <w:abstractNumId w:val="17"/>
+  </w:num>
+  <w:num w:numId="119" w16cid:durableId="1634675172">
+    <w:abstractNumId w:val="34"/>
+  </w:num>
+  <w:num w:numId="120" w16cid:durableId="48386775">
+    <w:abstractNumId w:val="84"/>
+  </w:num>
+  <w:num w:numId="121" w16cid:durableId="1089807761">
+    <w:abstractNumId w:val="82"/>
+  </w:num>
+  <w:num w:numId="122" w16cid:durableId="1865703116">
     <w:abstractNumId w:val="69"/>
   </w:num>
-  <w:num w:numId="25" w16cid:durableId="1473329202">
-    <w:abstractNumId w:val="18"/>
+  <w:num w:numId="123" w16cid:durableId="442501851">
+    <w:abstractNumId w:val="5"/>
   </w:num>
-  <w:num w:numId="26" w16cid:durableId="1409889221">
-    <w:abstractNumId w:val="8"/>
-  </w:num>
-  <w:num w:numId="27" w16cid:durableId="1233202358">
-    <w:abstractNumId w:val="68"/>
-  </w:num>
-  <w:num w:numId="28" w16cid:durableId="2115665685">
-    <w:abstractNumId w:val="101"/>
-  </w:num>
-  <w:num w:numId="29" w16cid:durableId="2078281603">
-    <w:abstractNumId w:val="25"/>
-  </w:num>
-  <w:num w:numId="30" w16cid:durableId="1800683446">
-    <w:abstractNumId w:val="49"/>
-  </w:num>
-  <w:num w:numId="31" w16cid:durableId="771703886">
-    <w:abstractNumId w:val="89"/>
-  </w:num>
-  <w:num w:numId="32" w16cid:durableId="1116829734">
-    <w:abstractNumId w:val="26"/>
-  </w:num>
-  <w:num w:numId="33" w16cid:durableId="1306275311">
-    <w:abstractNumId w:val="92"/>
-  </w:num>
-  <w:num w:numId="34" w16cid:durableId="823592386">
-    <w:abstractNumId w:val="22"/>
-  </w:num>
-  <w:num w:numId="35" w16cid:durableId="1469935487">
-    <w:abstractNumId w:val="64"/>
-  </w:num>
-  <w:num w:numId="36" w16cid:durableId="2111074389">
-    <w:abstractNumId w:val="70"/>
-  </w:num>
-  <w:num w:numId="37" w16cid:durableId="862717382">
-    <w:abstractNumId w:val="78"/>
-  </w:num>
-  <w:num w:numId="38" w16cid:durableId="2136219734">
-    <w:abstractNumId w:val="88"/>
-  </w:num>
-  <w:num w:numId="39" w16cid:durableId="1215656941">
-    <w:abstractNumId w:val="62"/>
-  </w:num>
-  <w:num w:numId="40" w16cid:durableId="709378539">
-    <w:abstractNumId w:val="27"/>
-  </w:num>
-  <w:num w:numId="41" w16cid:durableId="391078004">
-    <w:abstractNumId w:val="50"/>
-  </w:num>
-  <w:num w:numId="42" w16cid:durableId="1239752697">
-    <w:abstractNumId w:val="16"/>
-  </w:num>
-  <w:num w:numId="43" w16cid:durableId="419906686">
+  <w:num w:numId="124" w16cid:durableId="676732475">
     <w:abstractNumId w:val="48"/>
   </w:num>
-  <w:num w:numId="44" w16cid:durableId="395713339">
-    <w:abstractNumId w:val="73"/>
+  <w:num w:numId="125" w16cid:durableId="1215046913">
+    <w:abstractNumId w:val="2"/>
   </w:num>
-  <w:num w:numId="45" w16cid:durableId="1928540060">
-    <w:abstractNumId w:val="33"/>
-  </w:num>
-  <w:num w:numId="46" w16cid:durableId="1835142846">
-    <w:abstractNumId w:val="96"/>
-  </w:num>
-  <w:num w:numId="47" w16cid:durableId="1605960373">
-    <w:abstractNumId w:val="52"/>
-  </w:num>
-  <w:num w:numId="48" w16cid:durableId="1284844124">
-    <w:abstractNumId w:val="90"/>
-  </w:num>
-  <w:num w:numId="49" w16cid:durableId="1370760651">
-    <w:abstractNumId w:val="63"/>
-  </w:num>
-  <w:num w:numId="50" w16cid:durableId="569967751">
-    <w:abstractNumId w:val="36"/>
-  </w:num>
-  <w:num w:numId="51" w16cid:durableId="2098674294">
-    <w:abstractNumId w:val="110"/>
-  </w:num>
-  <w:num w:numId="52" w16cid:durableId="961039892">
-    <w:abstractNumId w:val="80"/>
-  </w:num>
-  <w:num w:numId="53" w16cid:durableId="337388987">
-    <w:abstractNumId w:val="43"/>
-  </w:num>
-  <w:num w:numId="54" w16cid:durableId="1415125669">
-    <w:abstractNumId w:val="77"/>
-  </w:num>
-  <w:num w:numId="55" w16cid:durableId="419788836">
-    <w:abstractNumId w:val="34"/>
-  </w:num>
-  <w:num w:numId="56" w16cid:durableId="114444701">
-    <w:abstractNumId w:val="67"/>
-  </w:num>
-  <w:num w:numId="57" w16cid:durableId="1085568057">
-    <w:abstractNumId w:val="85"/>
-  </w:num>
-  <w:num w:numId="58" w16cid:durableId="667516266">
-    <w:abstractNumId w:val="83"/>
-  </w:num>
-  <w:num w:numId="59" w16cid:durableId="130295314">
-    <w:abstractNumId w:val="14"/>
-  </w:num>
-  <w:num w:numId="60" w16cid:durableId="2071462427">
-    <w:abstractNumId w:val="45"/>
-  </w:num>
-  <w:num w:numId="61" w16cid:durableId="2143184115">
-    <w:abstractNumId w:val="108"/>
-  </w:num>
-  <w:num w:numId="62" w16cid:durableId="1577665151">
-    <w:abstractNumId w:val="17"/>
-  </w:num>
-  <w:num w:numId="63" w16cid:durableId="252206967">
-    <w:abstractNumId w:val="71"/>
-  </w:num>
-  <w:num w:numId="64" w16cid:durableId="1370642863">
-    <w:abstractNumId w:val="38"/>
-  </w:num>
-  <w:num w:numId="65" w16cid:durableId="1280531742">
-    <w:abstractNumId w:val="76"/>
-  </w:num>
-  <w:num w:numId="66" w16cid:durableId="1071854241">
-    <w:abstractNumId w:val="28"/>
-  </w:num>
-  <w:num w:numId="67" w16cid:durableId="956717683">
-    <w:abstractNumId w:val="12"/>
-  </w:num>
-  <w:num w:numId="68" w16cid:durableId="2101218167">
-    <w:abstractNumId w:val="54"/>
-  </w:num>
-  <w:num w:numId="69" w16cid:durableId="1232230306">
-    <w:abstractNumId w:val="19"/>
-  </w:num>
-  <w:num w:numId="70" w16cid:durableId="811290309">
-    <w:abstractNumId w:val="53"/>
-  </w:num>
-  <w:num w:numId="71" w16cid:durableId="2070300858">
-    <w:abstractNumId w:val="20"/>
-  </w:num>
-  <w:num w:numId="72" w16cid:durableId="1976452151">
-    <w:abstractNumId w:val="81"/>
-  </w:num>
-  <w:num w:numId="73" w16cid:durableId="437870325">
-    <w:abstractNumId w:val="42"/>
-  </w:num>
-  <w:num w:numId="74" w16cid:durableId="1419592399">
-    <w:abstractNumId w:val="44"/>
-  </w:num>
-  <w:num w:numId="75" w16cid:durableId="1135759050">
-    <w:abstractNumId w:val="51"/>
-  </w:num>
-  <w:num w:numId="76" w16cid:durableId="1610164274">
-    <w:abstractNumId w:val="84"/>
-  </w:num>
-  <w:num w:numId="77" w16cid:durableId="580942278">
-    <w:abstractNumId w:val="66"/>
-  </w:num>
-  <w:num w:numId="78" w16cid:durableId="1848012794">
-    <w:abstractNumId w:val="100"/>
-  </w:num>
-  <w:num w:numId="79" w16cid:durableId="1950771790">
-    <w:abstractNumId w:val="21"/>
-  </w:num>
-  <w:num w:numId="80" w16cid:durableId="1212882362">
-    <w:abstractNumId w:val="7"/>
-  </w:num>
-  <w:num w:numId="81" w16cid:durableId="874077663">
-    <w:abstractNumId w:val="24"/>
-  </w:num>
-  <w:num w:numId="82" w16cid:durableId="1308512968">
-    <w:abstractNumId w:val="103"/>
-  </w:num>
-  <w:num w:numId="83" w16cid:durableId="237715510">
-    <w:abstractNumId w:val="4"/>
-  </w:num>
-  <w:num w:numId="84" w16cid:durableId="68507518">
-    <w:abstractNumId w:val="3"/>
-  </w:num>
-  <w:num w:numId="85" w16cid:durableId="181015380">
-    <w:abstractNumId w:val="47"/>
-  </w:num>
-  <w:num w:numId="86" w16cid:durableId="796532149">
-    <w:abstractNumId w:val="59"/>
-  </w:num>
-  <w:num w:numId="87" w16cid:durableId="2093351656">
-    <w:abstractNumId w:val="86"/>
-  </w:num>
-  <w:num w:numId="88" w16cid:durableId="736174382">
-    <w:abstractNumId w:val="41"/>
-  </w:num>
-  <w:num w:numId="89" w16cid:durableId="1330331241">
-    <w:abstractNumId w:val="6"/>
-  </w:num>
-  <w:num w:numId="90" w16cid:durableId="1253708032">
-    <w:abstractNumId w:val="11"/>
-  </w:num>
-  <w:num w:numId="91" w16cid:durableId="1092512040">
-    <w:abstractNumId w:val="91"/>
-  </w:num>
-  <w:num w:numId="92" w16cid:durableId="988945306">
-    <w:abstractNumId w:val="32"/>
-  </w:num>
-  <w:num w:numId="93" w16cid:durableId="570195763">
-    <w:abstractNumId w:val="10"/>
-  </w:num>
-  <w:num w:numId="94" w16cid:durableId="1834225391">
-    <w:abstractNumId w:val="9"/>
-  </w:num>
-  <w:num w:numId="95" w16cid:durableId="1288780517">
-    <w:abstractNumId w:val="29"/>
-  </w:num>
-  <w:num w:numId="96" w16cid:durableId="558369849">
-    <w:abstractNumId w:val="58"/>
-  </w:num>
-  <w:num w:numId="97" w16cid:durableId="227687843">
-    <w:abstractNumId w:val="99"/>
-  </w:num>
-  <w:num w:numId="98" w16cid:durableId="946153550">
-    <w:abstractNumId w:val="60"/>
-  </w:num>
-  <w:num w:numId="99" w16cid:durableId="1152596588">
-    <w:abstractNumId w:val="40"/>
-  </w:num>
-  <w:num w:numId="100" w16cid:durableId="1550456595">
-    <w:abstractNumId w:val="5"/>
-  </w:num>
-  <w:num w:numId="101" w16cid:durableId="1253010412">
-    <w:abstractNumId w:val="93"/>
-  </w:num>
-  <w:num w:numId="102" w16cid:durableId="657265294">
-    <w:abstractNumId w:val="15"/>
-  </w:num>
-  <w:num w:numId="103" w16cid:durableId="1352684908">
-    <w:abstractNumId w:val="13"/>
-  </w:num>
-  <w:num w:numId="104" w16cid:durableId="1431001616">
-    <w:abstractNumId w:val="74"/>
-  </w:num>
-  <w:num w:numId="105" w16cid:durableId="1146970246">
-    <w:abstractNumId w:val="105"/>
-  </w:num>
-  <w:num w:numId="106" w16cid:durableId="1867715557">
-    <w:abstractNumId w:val="79"/>
-  </w:num>
-  <w:num w:numId="107" w16cid:durableId="1401558813">
-    <w:abstractNumId w:val="111"/>
-  </w:num>
-  <w:num w:numId="108" w16cid:durableId="2083796117">
-    <w:abstractNumId w:val="97"/>
-  </w:num>
-  <w:num w:numId="109" w16cid:durableId="754473148">
-    <w:abstractNumId w:val="112"/>
-  </w:num>
-  <w:num w:numId="110" w16cid:durableId="628897746">
-    <w:abstractNumId w:val="109"/>
-  </w:num>
-  <w:num w:numId="111" w16cid:durableId="896476164">
-    <w:abstractNumId w:val="61"/>
-  </w:num>
-  <w:num w:numId="112" w16cid:durableId="1175073700">
-    <w:abstractNumId w:val="106"/>
-  </w:num>
-  <w:num w:numId="113" w16cid:durableId="414479307">
-    <w:abstractNumId w:val="65"/>
+  <w:num w:numId="126" w16cid:durableId="1668481254">
+    <w:abstractNumId w:val="78"/>
   </w:num>
   <w:numIdMacAtCleanup w:val="52"/>
 </w:numbering>

--- a/docs/Research Paper.docx
+++ b/docs/Research Paper.docx
@@ -4479,6 +4479,9 @@
             <m:t>⊂θ</m:t>
           </m:r>
           <m:r>
+            <m:rPr>
+              <m:sty m:val="p"/>
+            </m:rPr>
             <w:rPr>
               <w:rFonts w:eastAsia="Times New Roman"/>
               <w:lang w:val="en-NG"/>
@@ -5908,7 +5911,28 @@
           <w:rFonts w:eastAsia="Times New Roman"/>
           <w:lang w:val="en-NG"/>
         </w:rPr>
-        <w:t>BMS CONTROL SYSTEM + ESS SIMSCAPE ELECTRICAL MODEL</w:t>
+        <w:t>S</w:t>
+      </w:r>
+      <w:r>
+        <w:rPr>
+          <w:rFonts w:eastAsia="Times New Roman"/>
+          <w:lang w:val="en-NG"/>
+        </w:rPr>
+        <w:t>IMULINK</w:t>
+      </w:r>
+      <w:r>
+        <w:rPr>
+          <w:rFonts w:eastAsia="Times New Roman"/>
+          <w:lang w:val="en-NG"/>
+        </w:rPr>
+        <w:t xml:space="preserve"> </w:t>
+      </w:r>
+      <w:r>
+        <w:rPr>
+          <w:rFonts w:eastAsia="Times New Roman"/>
+          <w:lang w:val="en-NG"/>
+        </w:rPr>
+        <w:t>BMS CONTROL SYSTEM MODEL</w:t>
       </w:r>
     </w:p>
     <w:p>
